--- a/participant/participant-workbook.docx
+++ b/participant/participant-workbook.docx
@@ -10,7 +10,7 @@
           <w:sz w:val="21"/>
           <w:szCs w:val="24"/>
         </w:rPr>
-        <w:id w:val="-496498356"/>
+        <w:id w:val="1450283635"/>
         <w:docPartObj>
           <w:docPartGallery w:val="Table of Contents"/>
           <w:docPartUnique/>
@@ -51,7 +51,7 @@
           <w:r>
             <w:fldChar w:fldCharType="separate"/>
           </w:r>
-          <w:hyperlink w:anchor="_Toc241869825" w:history="1">
+          <w:hyperlink w:anchor="_Toc241949437" w:history="1">
             <w:r>
               <w:rPr>
                 <w:rStyle w:val="Hyperlink"/>
@@ -78,7 +78,7 @@
                 <w:noProof/>
                 <w:webHidden/>
               </w:rPr>
-              <w:instrText xml:space="preserve"> PAGEREF _Toc241869825 \h </w:instrText>
+              <w:instrText xml:space="preserve"> PAGEREF _Toc241949437 \h </w:instrText>
             </w:r>
             <w:r>
               <w:rPr>
@@ -125,7 +125,7 @@
               <w14:ligatures w14:val="standardContextual"/>
             </w:rPr>
           </w:pPr>
-          <w:hyperlink w:anchor="_Toc241869826" w:history="1">
+          <w:hyperlink w:anchor="_Toc241949438" w:history="1">
             <w:r>
               <w:rPr>
                 <w:rStyle w:val="Hyperlink"/>
@@ -152,7 +152,7 @@
                 <w:noProof/>
                 <w:webHidden/>
               </w:rPr>
-              <w:instrText xml:space="preserve"> PAGEREF _Toc241869826 \h </w:instrText>
+              <w:instrText xml:space="preserve"> PAGEREF _Toc241949438 \h </w:instrText>
             </w:r>
             <w:r>
               <w:rPr>
@@ -199,7 +199,7 @@
               <w14:ligatures w14:val="standardContextual"/>
             </w:rPr>
           </w:pPr>
-          <w:hyperlink w:anchor="_Toc241869827" w:history="1">
+          <w:hyperlink w:anchor="_Toc241949439" w:history="1">
             <w:r>
               <w:rPr>
                 <w:rStyle w:val="Hyperlink"/>
@@ -226,7 +226,7 @@
                 <w:noProof/>
                 <w:webHidden/>
               </w:rPr>
-              <w:instrText xml:space="preserve"> PAGEREF _Toc241869827 \h </w:instrText>
+              <w:instrText xml:space="preserve"> PAGEREF _Toc241949439 \h </w:instrText>
             </w:r>
             <w:r>
               <w:rPr>
@@ -273,7 +273,7 @@
               <w14:ligatures w14:val="standardContextual"/>
             </w:rPr>
           </w:pPr>
-          <w:hyperlink w:anchor="_Toc241869828" w:history="1">
+          <w:hyperlink w:anchor="_Toc241949440" w:history="1">
             <w:r>
               <w:rPr>
                 <w:rStyle w:val="Hyperlink"/>
@@ -300,7 +300,7 @@
                 <w:noProof/>
                 <w:webHidden/>
               </w:rPr>
-              <w:instrText xml:space="preserve"> PAGEREF _Toc241869828 \h </w:instrText>
+              <w:instrText xml:space="preserve"> PAGEREF _Toc241949440 \h </w:instrText>
             </w:r>
             <w:r>
               <w:rPr>
@@ -347,7 +347,7 @@
               <w14:ligatures w14:val="standardContextual"/>
             </w:rPr>
           </w:pPr>
-          <w:hyperlink w:anchor="_Toc241869829" w:history="1">
+          <w:hyperlink w:anchor="_Toc241949441" w:history="1">
             <w:r>
               <w:rPr>
                 <w:rStyle w:val="Hyperlink"/>
@@ -374,7 +374,7 @@
                 <w:noProof/>
                 <w:webHidden/>
               </w:rPr>
-              <w:instrText xml:space="preserve"> PAGEREF _Toc241869829 \h </w:instrText>
+              <w:instrText xml:space="preserve"> PAGEREF _Toc241949441 \h </w:instrText>
             </w:r>
             <w:r>
               <w:rPr>
@@ -421,7 +421,7 @@
               <w14:ligatures w14:val="standardContextual"/>
             </w:rPr>
           </w:pPr>
-          <w:hyperlink w:anchor="_Toc241869830" w:history="1">
+          <w:hyperlink w:anchor="_Toc241949442" w:history="1">
             <w:r>
               <w:rPr>
                 <w:rStyle w:val="Hyperlink"/>
@@ -456,7 +456,7 @@
                 <w:noProof/>
                 <w:webHidden/>
               </w:rPr>
-              <w:instrText xml:space="preserve"> PAGEREF _Toc241869830 \h </w:instrText>
+              <w:instrText xml:space="preserve"> PAGEREF _Toc241949442 \h </w:instrText>
             </w:r>
             <w:r>
               <w:rPr>
@@ -503,7 +503,7 @@
               <w14:ligatures w14:val="standardContextual"/>
             </w:rPr>
           </w:pPr>
-          <w:hyperlink w:anchor="_Toc241869831" w:history="1">
+          <w:hyperlink w:anchor="_Toc241949443" w:history="1">
             <w:r>
               <w:rPr>
                 <w:rStyle w:val="Hyperlink"/>
@@ -530,7 +530,7 @@
                 <w:noProof/>
                 <w:webHidden/>
               </w:rPr>
-              <w:instrText xml:space="preserve"> PAGEREF _Toc241869831 \h </w:instrText>
+              <w:instrText xml:space="preserve"> PAGEREF _Toc241949443 \h </w:instrText>
             </w:r>
             <w:r>
               <w:rPr>
@@ -577,7 +577,7 @@
               <w14:ligatures w14:val="standardContextual"/>
             </w:rPr>
           </w:pPr>
-          <w:hyperlink w:anchor="_Toc241869832" w:history="1">
+          <w:hyperlink w:anchor="_Toc241949444" w:history="1">
             <w:r>
               <w:rPr>
                 <w:rStyle w:val="Hyperlink"/>
@@ -604,7 +604,7 @@
                 <w:noProof/>
                 <w:webHidden/>
               </w:rPr>
-              <w:instrText xml:space="preserve"> PAGEREF _Toc241869832 \h </w:instrText>
+              <w:instrText xml:space="preserve"> PAGEREF _Toc241949444 \h </w:instrText>
             </w:r>
             <w:r>
               <w:rPr>
@@ -624,7 +624,7 @@
                 <w:noProof/>
                 <w:webHidden/>
               </w:rPr>
-              <w:t>9</w:t>
+              <w:t>10</w:t>
             </w:r>
             <w:r>
               <w:rPr>
@@ -651,7 +651,7 @@
               <w14:ligatures w14:val="standardContextual"/>
             </w:rPr>
           </w:pPr>
-          <w:hyperlink w:anchor="_Toc241869833" w:history="1">
+          <w:hyperlink w:anchor="_Toc241949445" w:history="1">
             <w:r>
               <w:rPr>
                 <w:rStyle w:val="Hyperlink"/>
@@ -678,7 +678,7 @@
                 <w:noProof/>
                 <w:webHidden/>
               </w:rPr>
-              <w:instrText xml:space="preserve"> PAGEREF _Toc241869833 \h </w:instrText>
+              <w:instrText xml:space="preserve"> PAGEREF _Toc241949445 \h </w:instrText>
             </w:r>
             <w:r>
               <w:rPr>
@@ -725,7 +725,7 @@
               <w14:ligatures w14:val="standardContextual"/>
             </w:rPr>
           </w:pPr>
-          <w:hyperlink w:anchor="_Toc241869834" w:history="1">
+          <w:hyperlink w:anchor="_Toc241949446" w:history="1">
             <w:r>
               <w:rPr>
                 <w:rStyle w:val="Hyperlink"/>
@@ -760,7 +760,7 @@
                 <w:noProof/>
                 <w:webHidden/>
               </w:rPr>
-              <w:instrText xml:space="preserve"> PAGEREF _Toc241869834 \h </w:instrText>
+              <w:instrText xml:space="preserve"> PAGEREF _Toc241949446 \h </w:instrText>
             </w:r>
             <w:r>
               <w:rPr>
@@ -807,7 +807,7 @@
               <w14:ligatures w14:val="standardContextual"/>
             </w:rPr>
           </w:pPr>
-          <w:hyperlink w:anchor="_Toc241869835" w:history="1">
+          <w:hyperlink w:anchor="_Toc241949447" w:history="1">
             <w:r>
               <w:rPr>
                 <w:rStyle w:val="Hyperlink"/>
@@ -834,7 +834,7 @@
                 <w:noProof/>
                 <w:webHidden/>
               </w:rPr>
-              <w:instrText xml:space="preserve"> PAGEREF _Toc241869835 \h </w:instrText>
+              <w:instrText xml:space="preserve"> PAGEREF _Toc241949447 \h </w:instrText>
             </w:r>
             <w:r>
               <w:rPr>
@@ -881,7 +881,7 @@
               <w14:ligatures w14:val="standardContextual"/>
             </w:rPr>
           </w:pPr>
-          <w:hyperlink w:anchor="_Toc241869836" w:history="1">
+          <w:hyperlink w:anchor="_Toc241949448" w:history="1">
             <w:r>
               <w:rPr>
                 <w:rStyle w:val="Hyperlink"/>
@@ -908,7 +908,7 @@
                 <w:noProof/>
                 <w:webHidden/>
               </w:rPr>
-              <w:instrText xml:space="preserve"> PAGEREF _Toc241869836 \h </w:instrText>
+              <w:instrText xml:space="preserve"> PAGEREF _Toc241949448 \h </w:instrText>
             </w:r>
             <w:r>
               <w:rPr>
@@ -955,7 +955,7 @@
               <w14:ligatures w14:val="standardContextual"/>
             </w:rPr>
           </w:pPr>
-          <w:hyperlink w:anchor="_Toc241869837" w:history="1">
+          <w:hyperlink w:anchor="_Toc241949449" w:history="1">
             <w:r>
               <w:rPr>
                 <w:rStyle w:val="Hyperlink"/>
@@ -990,7 +990,7 @@
                 <w:noProof/>
                 <w:webHidden/>
               </w:rPr>
-              <w:instrText xml:space="preserve"> PAGEREF _Toc241869837 \h </w:instrText>
+              <w:instrText xml:space="preserve"> PAGEREF _Toc241949449 \h </w:instrText>
             </w:r>
             <w:r>
               <w:rPr>
@@ -1010,7 +1010,7 @@
                 <w:noProof/>
                 <w:webHidden/>
               </w:rPr>
-              <w:t>14</w:t>
+              <w:t>15</w:t>
             </w:r>
             <w:r>
               <w:rPr>
@@ -1037,7 +1037,7 @@
               <w14:ligatures w14:val="standardContextual"/>
             </w:rPr>
           </w:pPr>
-          <w:hyperlink w:anchor="_Toc241869838" w:history="1">
+          <w:hyperlink w:anchor="_Toc241949450" w:history="1">
             <w:r>
               <w:rPr>
                 <w:rStyle w:val="Hyperlink"/>
@@ -1064,7 +1064,7 @@
                 <w:noProof/>
                 <w:webHidden/>
               </w:rPr>
-              <w:instrText xml:space="preserve"> PAGEREF _Toc241869838 \h </w:instrText>
+              <w:instrText xml:space="preserve"> PAGEREF _Toc241949450 \h </w:instrText>
             </w:r>
             <w:r>
               <w:rPr>
@@ -1084,7 +1084,7 @@
                 <w:noProof/>
                 <w:webHidden/>
               </w:rPr>
-              <w:t>15</w:t>
+              <w:t>16</w:t>
             </w:r>
             <w:r>
               <w:rPr>
@@ -1111,7 +1111,7 @@
               <w14:ligatures w14:val="standardContextual"/>
             </w:rPr>
           </w:pPr>
-          <w:hyperlink w:anchor="_Toc241869839" w:history="1">
+          <w:hyperlink w:anchor="_Toc241949451" w:history="1">
             <w:r>
               <w:rPr>
                 <w:rStyle w:val="Hyperlink"/>
@@ -1138,7 +1138,7 @@
                 <w:noProof/>
                 <w:webHidden/>
               </w:rPr>
-              <w:instrText xml:space="preserve"> PAGEREF _Toc241869839 \h </w:instrText>
+              <w:instrText xml:space="preserve"> PAGEREF _Toc241949451 \h </w:instrText>
             </w:r>
             <w:r>
               <w:rPr>
@@ -1158,7 +1158,7 @@
                 <w:noProof/>
                 <w:webHidden/>
               </w:rPr>
-              <w:t>16</w:t>
+              <w:t>17</w:t>
             </w:r>
             <w:r>
               <w:rPr>
@@ -1181,7 +1181,7 @@
         <w:pStyle w:val="Heading1"/>
       </w:pPr>
       <w:bookmarkStart w:id="0" w:name="participant-workbook"/>
-      <w:bookmarkStart w:id="1" w:name="_Toc241869825"/>
+      <w:bookmarkStart w:id="1" w:name="_Toc241949437"/>
       <w:r>
         <w:t>Participant Workbook</w:t>
       </w:r>
@@ -1192,7 +1192,7 @@
         <w:pStyle w:val="Heading2"/>
       </w:pPr>
       <w:bookmarkStart w:id="2" w:name="Xa046f7e33c7391c4827688ee785cfee5a5aaa0a"/>
-      <w:bookmarkStart w:id="3" w:name="_Toc241869826"/>
+      <w:bookmarkStart w:id="3" w:name="_Toc241949438"/>
       <w:r>
         <w:t>Getting Things Done with Copilot Cowork for HR Tasks</w:t>
       </w:r>
@@ -1292,14 +1292,7 @@
           <w:b/>
           <w:bCs/>
         </w:rPr>
-        <w:t>your own user</w:t>
-      </w:r>
-      <w:r>
-        <w:rPr>
-          <w:b/>
-          <w:bCs/>
-        </w:rPr>
-        <w:t xml:space="preserve"> account</w:t>
+        <w:t>your own user account</w:t>
       </w:r>
       <w:r>
         <w:t xml:space="preserve"> — so your OneDrive, drafts, and skills are your own.</w:t>
@@ -1397,10 +1390,7 @@
         <w:t>draft to review</w:t>
       </w:r>
       <w:r>
-        <w:t xml:space="preserve">. Cowork </w:t>
-      </w:r>
-      <w:r>
-        <w:t>pauses before it sends or shares anything — read those checkpoints before you confirm.</w:t>
+        <w:t>. Cowork pauses before it sends or shares anything — read those checkpoints before you confirm.</w:t>
       </w:r>
     </w:p>
     <w:p>
@@ -1636,7 +1626,7 @@
     </w:p>
     <w:p>
       <w:r>
-        <w:pict w14:anchorId="0A345804">
+        <w:pict w14:anchorId="165FE58B">
           <v:rect id="_x0000_i1025" style="width:0;height:1.5pt" o:hralign="center" o:hrstd="t" o:hr="t"/>
         </w:pict>
       </w:r>
@@ -1646,7 +1636,7 @@
         <w:pStyle w:val="Heading2"/>
       </w:pPr>
       <w:bookmarkStart w:id="5" w:name="X004f5aab55e729b1fea9905fcfd8fe18120d1fc"/>
-      <w:bookmarkStart w:id="6" w:name="_Toc241869827"/>
+      <w:bookmarkStart w:id="6" w:name="_Toc241949439"/>
       <w:bookmarkEnd w:id="2"/>
       <w:bookmarkEnd w:id="4"/>
       <w:r>
@@ -1771,10 +1761,7 @@
         </w:numPr>
       </w:pPr>
       <w:r>
-        <w:t>✅</w:t>
-      </w:r>
-      <w:r>
-        <w:t xml:space="preserve"> </w:t>
+        <w:t xml:space="preserve">✅ </w:t>
       </w:r>
       <w:r>
         <w:rPr>
@@ -1863,10 +1850,7 @@
         <w:t>zava-sample-knowledge.zip</w:t>
       </w:r>
       <w:r>
-        <w:t xml:space="preserve"> (shared in your tenant, e.g. a </w:t>
-      </w:r>
-      <w:r>
-        <w:t xml:space="preserve">Teams/SharePoint folder). Put the files in a workshop folder in your </w:t>
+        <w:t xml:space="preserve"> (shared in your tenant, e.g. a Teams/SharePoint folder). Put the files in a workshop folder in your </w:t>
       </w:r>
       <w:r>
         <w:rPr>
@@ -1929,7 +1913,7 @@
           <w:noProof/>
         </w:rPr>
         <w:drawing>
-          <wp:inline distT="0" distB="0" distL="0" distR="0" wp14:anchorId="1521569D" wp14:editId="3B04919D">
+          <wp:inline distT="0" distB="0" distL="0" distR="0" wp14:anchorId="77F5C52F" wp14:editId="2A9A850D">
             <wp:extent cx="4400120" cy="1306285"/>
             <wp:effectExtent l="0" t="0" r="0" b="0"/>
             <wp:docPr id="15" name="Picture" descr="Tip: on a GitHub file page, select the Download icon (Download raw file) at the top right of the file"/>
@@ -2157,10 +2141,7 @@
       </w:pPr>
       <w:r>
         <w:lastRenderedPageBreak/>
-        <w:t>✅</w:t>
-      </w:r>
-      <w:r>
-        <w:t xml:space="preserve"> </w:t>
+        <w:t xml:space="preserve">✅ </w:t>
       </w:r>
       <w:r>
         <w:rPr>
@@ -2654,20 +2635,10 @@
           <w:b/>
           <w:bCs/>
         </w:rPr>
-        <w:t>📎</w:t>
-      </w:r>
-      <w:r>
-        <w:rPr>
-          <w:b/>
-          <w:bCs/>
-        </w:rPr>
-        <w:t xml:space="preserve"> How to point Cowork at a file (you'll do this all day).</w:t>
-      </w:r>
-      <w:r>
-        <w:t xml:space="preserve"> Naming a file in a prompt usually </w:t>
-      </w:r>
-      <w:r>
-        <w:t xml:space="preserve">works, but attaching it removes any guesswork. In the </w:t>
+        <w:t>📎 How to point Cowork at a file (you'll do this all day).</w:t>
+      </w:r>
+      <w:r>
+        <w:t xml:space="preserve"> Naming a file in a prompt usually works, but attaching it removes any guesswork. In the </w:t>
       </w:r>
       <w:r>
         <w:rPr>
@@ -2900,7 +2871,7 @@
           <w:noProof/>
         </w:rPr>
         <w:drawing>
-          <wp:inline distT="0" distB="0" distL="0" distR="0" wp14:anchorId="3952FFF0" wp14:editId="4031741A">
+          <wp:inline distT="0" distB="0" distL="0" distR="0" wp14:anchorId="04EF09A2" wp14:editId="61515162">
             <wp:extent cx="6210300" cy="886384"/>
             <wp:effectExtent l="0" t="0" r="0" b="0"/>
             <wp:docPr id="22" name="Picture" descr="The &quot;Customize instructions for Cowork&quot; card: Give Cowork guidance that is automatically added to the start of every task."/>
@@ -3032,10 +3003,7 @@
       </w:pPr>
       <w:r>
         <w:lastRenderedPageBreak/>
-        <w:t xml:space="preserve">I work in HR at Zava. Write in a warm, professional, inclusive tone suitable for employee </w:t>
-      </w:r>
-      <w:r>
-        <w:t>communications. When you answer a policy or benefits question, cite the source document and add "Policies can change — please confirm with HR." Save emails and messages as drafts for me to review; during this workshop, never send anything to anyone but me. Use only the Zava sample files in my OneDrive folder Documents/ai_hr_cowork_workshop, and never include real employee personal data.</w:t>
+        <w:t>I work in HR at Zava. Write in a warm, professional, inclusive tone suitable for employee communications. When you answer a policy or benefits question, cite the source document and add "Policies can change — please confirm with HR." Save emails and messages as drafts for me to review; during this workshop, never send anything to anyone but me. Use only the Zava sample files in my OneDrive folder Documents/ai_hr_cowork_workshop, and never include real employee personal data.</w:t>
       </w:r>
     </w:p>
     <w:p>
@@ -3071,14 +3039,7 @@
           <w:i/>
           <w:iCs/>
         </w:rPr>
-        <w:t xml:space="preserve">"Draft a two-sentence reminder to employees that </w:t>
-      </w:r>
-      <w:r>
-        <w:rPr>
-          <w:i/>
-          <w:iCs/>
-        </w:rPr>
-        <w:t>open enrollment is in November."</w:t>
+        <w:t>"Draft a two-sentence reminder to employees that open enrollment is in November."</w:t>
       </w:r>
       <w:r>
         <w:t xml:space="preserve"> The reply should use your tone and end with the confirm-with-HR note.</w:t>
@@ -3394,10 +3355,7 @@
         <w:t>personal</w:t>
       </w:r>
       <w:r>
-        <w:t xml:space="preserve"> </w:t>
-      </w:r>
-      <w:r>
-        <w:t xml:space="preserve">to your account (your neighbors in the shared tenant don't see them). They support rich text, and you can type </w:t>
+        <w:t xml:space="preserve"> to your account (your neighbors in the shared tenant don't see them). They support rich text, and you can type </w:t>
       </w:r>
       <w:r>
         <w:rPr>
@@ -3455,10 +3413,7 @@
         <w:t>pauses before it acts</w:t>
       </w:r>
       <w:r>
-        <w:t xml:space="preserve"> </w:t>
-      </w:r>
-      <w:r>
-        <w:t>— before it sends, schedules, saves a skill, or does something consequential in a website — and shows an approval dialog. You'll meet these all day.</w:t>
+        <w:t xml:space="preserve"> — before it sends, schedules, saves a skill, or does something consequential in a website — and shows an approval dialog. You'll meet these all day.</w:t>
       </w:r>
     </w:p>
     <w:p>
@@ -3476,21 +3431,7 @@
           <w:b/>
           <w:bCs/>
         </w:rPr>
-        <w:t>⚠</w:t>
-      </w:r>
-      <w:r>
-        <w:rPr>
-          <w:b/>
-          <w:bCs/>
-        </w:rPr>
-        <w:t>️</w:t>
-      </w:r>
-      <w:r>
-        <w:rPr>
-          <w:b/>
-          <w:bCs/>
-        </w:rPr>
-        <w:t xml:space="preserve"> Approve one at a time.</w:t>
+        <w:t>⚠️ Approve one at a time.</w:t>
       </w:r>
       <w:r>
         <w:t xml:space="preserve"> Each approval dialog offers the action button (e.g., </w:t>
@@ -3567,10 +3508,7 @@
       </w:r>
       <w:r>
         <w:lastRenderedPageBreak/>
-        <w:t xml:space="preserve">and could bulk-send or bulk-change things. Clicked one by mistake? Revoke it in the </w:t>
-      </w:r>
-      <w:r>
-        <w:t xml:space="preserve">side panel's </w:t>
+        <w:t xml:space="preserve">and could bulk-send or bulk-change things. Clicked one by mistake? Revoke it in the side panel's </w:t>
       </w:r>
       <w:r>
         <w:rPr>
@@ -3595,24 +3533,353 @@
       </w:r>
     </w:p>
     <w:p>
-      <w:r>
-        <w:pict w14:anchorId="443FE216">
-          <v:rect id="_x0000_i1026" style="width:0;height:1.5pt" o:hralign="center" o:hrstd="t" o:hr="t"/>
-        </w:pict>
-      </w:r>
-    </w:p>
-    <w:p>
-      <w:pPr>
-        <w:pStyle w:val="Heading2"/>
-      </w:pPr>
-      <w:bookmarkStart w:id="12" w:name="X32d5feb5c42a67d990bbf5c51199fb4ed691306"/>
-      <w:bookmarkStart w:id="13" w:name="_Toc241869828"/>
-      <w:bookmarkEnd w:id="5"/>
+      <w:pPr>
+        <w:pStyle w:val="Heading3"/>
+      </w:pPr>
+      <w:bookmarkStart w:id="12" w:name="f-prompting-best-practices"/>
       <w:bookmarkEnd w:id="11"/>
       <w:r>
-        <w:t>Exercise 1 — Executive Command Center (25 min)</w:t>
-      </w:r>
-      <w:bookmarkEnd w:id="13"/>
+        <w:t>F. Prompting best practices</w:t>
+      </w:r>
+    </w:p>
+    <w:p>
+      <w:pPr>
+        <w:pStyle w:val="FirstParagraph"/>
+      </w:pPr>
+      <w:r>
+        <w:t xml:space="preserve">A strong Cowork prompt includes four elements. You don't have to label them; just make sure each one is there. In the </w:t>
+      </w:r>
+      <w:r>
+        <w:rPr>
+          <w:b/>
+          <w:bCs/>
+        </w:rPr>
+        <w:t>Word workbook</w:t>
+      </w:r>
+      <w:r>
+        <w:t>, the prompts from Exercise 2 onward are color-coded so you can spot them:</w:t>
+      </w:r>
+    </w:p>
+    <w:tbl>
+      <w:tblPr>
+        <w:tblStyle w:val="Table"/>
+        <w:tblW w:w="0" w:type="auto"/>
+        <w:tblBorders>
+          <w:top w:val="single" w:sz="4" w:space="0" w:color="D1D1D1"/>
+          <w:left w:val="single" w:sz="4" w:space="0" w:color="D1D1D1"/>
+          <w:bottom w:val="single" w:sz="4" w:space="0" w:color="D1D1D1"/>
+          <w:right w:val="single" w:sz="4" w:space="0" w:color="D1D1D1"/>
+          <w:insideH w:val="single" w:sz="4" w:space="0" w:color="D1D1D1"/>
+          <w:insideV w:val="single" w:sz="4" w:space="0" w:color="D1D1D1"/>
+        </w:tblBorders>
+        <w:tblCellMar>
+          <w:top w:w="40" w:type="dxa"/>
+          <w:left w:w="90" w:type="dxa"/>
+          <w:bottom w:w="40" w:type="dxa"/>
+          <w:right w:w="90" w:type="dxa"/>
+        </w:tblCellMar>
+        <w:tblLook w:val="0020" w:firstRow="1" w:lastRow="0" w:firstColumn="0" w:lastColumn="0" w:noHBand="0" w:noVBand="0"/>
+      </w:tblPr>
+      <w:tblGrid>
+        <w:gridCol w:w="1317"/>
+        <w:gridCol w:w="5452"/>
+        <w:gridCol w:w="805"/>
+      </w:tblGrid>
+      <w:tr>
+        <w:trPr>
+          <w:cnfStyle w:val="100000000000" w:firstRow="1" w:lastRow="0" w:firstColumn="0" w:lastColumn="0" w:oddVBand="0" w:evenVBand="0" w:oddHBand="0" w:evenHBand="0" w:firstRowFirstColumn="0" w:firstRowLastColumn="0" w:lastRowFirstColumn="0" w:lastRowLastColumn="0"/>
+          <w:tblHeader/>
+        </w:trPr>
+        <w:tc>
+          <w:tcPr>
+            <w:tcW w:w="0" w:type="auto"/>
+            <w:shd w:val="clear" w:color="auto" w:fill="F3E5FD"/>
+          </w:tcPr>
+          <w:p>
+            <w:pPr>
+              <w:pStyle w:val="Compact"/>
+              <w:spacing w:before="20" w:after="20"/>
+            </w:pPr>
+            <w:r>
+              <w:rPr>
+                <w:b/>
+                <w:sz w:val="19"/>
+              </w:rPr>
+              <w:t>Element</w:t>
+            </w:r>
+          </w:p>
+        </w:tc>
+        <w:tc>
+          <w:tcPr>
+            <w:tcW w:w="0" w:type="auto"/>
+            <w:shd w:val="clear" w:color="auto" w:fill="F3E5FD"/>
+          </w:tcPr>
+          <w:p>
+            <w:pPr>
+              <w:pStyle w:val="Compact"/>
+              <w:spacing w:before="20" w:after="20"/>
+            </w:pPr>
+            <w:r>
+              <w:rPr>
+                <w:b/>
+                <w:sz w:val="19"/>
+              </w:rPr>
+              <w:t>Ask yourself</w:t>
+            </w:r>
+          </w:p>
+        </w:tc>
+        <w:tc>
+          <w:tcPr>
+            <w:tcW w:w="0" w:type="auto"/>
+            <w:shd w:val="clear" w:color="auto" w:fill="F3E5FD"/>
+          </w:tcPr>
+          <w:p>
+            <w:pPr>
+              <w:pStyle w:val="Compact"/>
+              <w:spacing w:before="20" w:after="20"/>
+            </w:pPr>
+            <w:r>
+              <w:rPr>
+                <w:b/>
+                <w:sz w:val="19"/>
+              </w:rPr>
+              <w:t>Color</w:t>
+            </w:r>
+          </w:p>
+        </w:tc>
+      </w:tr>
+      <w:tr>
+        <w:tc>
+          <w:tcPr>
+            <w:tcW w:w="0" w:type="auto"/>
+          </w:tcPr>
+          <w:p>
+            <w:pPr>
+              <w:pStyle w:val="Compact"/>
+              <w:spacing w:before="20" w:after="20"/>
+            </w:pPr>
+            <w:r>
+              <w:rPr>
+                <w:rStyle w:val="PromptGoal"/>
+                <w:b/>
+                <w:bCs/>
+                <w:sz w:val="19"/>
+              </w:rPr>
+              <w:t>Goal</w:t>
+            </w:r>
+          </w:p>
+        </w:tc>
+        <w:tc>
+          <w:tcPr>
+            <w:tcW w:w="0" w:type="auto"/>
+          </w:tcPr>
+          <w:p>
+            <w:pPr>
+              <w:pStyle w:val="Compact"/>
+              <w:spacing w:before="20" w:after="20"/>
+            </w:pPr>
+            <w:r>
+              <w:rPr>
+                <w:sz w:val="19"/>
+              </w:rPr>
+              <w:t>What outcome do I want, for whom, and why?</w:t>
+            </w:r>
+          </w:p>
+        </w:tc>
+        <w:tc>
+          <w:tcPr>
+            <w:tcW w:w="0" w:type="auto"/>
+          </w:tcPr>
+          <w:p>
+            <w:pPr>
+              <w:pStyle w:val="Compact"/>
+              <w:spacing w:before="20" w:after="20"/>
+            </w:pPr>
+            <w:r>
+              <w:rPr>
+                <w:sz w:val="19"/>
+              </w:rPr>
+              <w:t>Blue</w:t>
+            </w:r>
+          </w:p>
+        </w:tc>
+      </w:tr>
+      <w:tr>
+        <w:tc>
+          <w:tcPr>
+            <w:tcW w:w="0" w:type="auto"/>
+          </w:tcPr>
+          <w:p>
+            <w:pPr>
+              <w:pStyle w:val="Compact"/>
+              <w:spacing w:before="20" w:after="20"/>
+            </w:pPr>
+            <w:r>
+              <w:rPr>
+                <w:rStyle w:val="PromptSource"/>
+                <w:b/>
+                <w:bCs/>
+                <w:sz w:val="19"/>
+              </w:rPr>
+              <w:t>Source</w:t>
+            </w:r>
+          </w:p>
+        </w:tc>
+        <w:tc>
+          <w:tcPr>
+            <w:tcW w:w="0" w:type="auto"/>
+          </w:tcPr>
+          <w:p>
+            <w:pPr>
+              <w:pStyle w:val="Compact"/>
+              <w:spacing w:before="20" w:after="20"/>
+            </w:pPr>
+            <w:r>
+              <w:rPr>
+                <w:sz w:val="19"/>
+              </w:rPr>
+              <w:t>Which files, sites, or data should Cowork use?</w:t>
+            </w:r>
+          </w:p>
+        </w:tc>
+        <w:tc>
+          <w:tcPr>
+            <w:tcW w:w="0" w:type="auto"/>
+          </w:tcPr>
+          <w:p>
+            <w:pPr>
+              <w:pStyle w:val="Compact"/>
+              <w:spacing w:before="20" w:after="20"/>
+            </w:pPr>
+            <w:r>
+              <w:rPr>
+                <w:sz w:val="19"/>
+              </w:rPr>
+              <w:t>Green</w:t>
+            </w:r>
+          </w:p>
+        </w:tc>
+      </w:tr>
+      <w:tr>
+        <w:tc>
+          <w:tcPr>
+            <w:tcW w:w="0" w:type="auto"/>
+          </w:tcPr>
+          <w:p>
+            <w:pPr>
+              <w:pStyle w:val="Compact"/>
+              <w:spacing w:before="20" w:after="20"/>
+            </w:pPr>
+            <w:r>
+              <w:rPr>
+                <w:rStyle w:val="PromptExpectations"/>
+                <w:b/>
+                <w:bCs/>
+                <w:sz w:val="19"/>
+              </w:rPr>
+              <w:t>Expectations</w:t>
+            </w:r>
+          </w:p>
+        </w:tc>
+        <w:tc>
+          <w:tcPr>
+            <w:tcW w:w="0" w:type="auto"/>
+          </w:tcPr>
+          <w:p>
+            <w:pPr>
+              <w:pStyle w:val="Compact"/>
+              <w:spacing w:before="20" w:after="20"/>
+            </w:pPr>
+            <w:r>
+              <w:rPr>
+                <w:sz w:val="19"/>
+              </w:rPr>
+              <w:t>What should the result look like: format, length, sections, tone?</w:t>
+            </w:r>
+          </w:p>
+        </w:tc>
+        <w:tc>
+          <w:tcPr>
+            <w:tcW w:w="0" w:type="auto"/>
+          </w:tcPr>
+          <w:p>
+            <w:pPr>
+              <w:pStyle w:val="Compact"/>
+              <w:spacing w:before="20" w:after="20"/>
+            </w:pPr>
+            <w:r>
+              <w:rPr>
+                <w:sz w:val="19"/>
+              </w:rPr>
+              <w:t>Orange</w:t>
+            </w:r>
+          </w:p>
+        </w:tc>
+      </w:tr>
+      <w:tr>
+        <w:tc>
+          <w:tcPr>
+            <w:tcW w:w="0" w:type="auto"/>
+          </w:tcPr>
+          <w:p>
+            <w:pPr>
+              <w:pStyle w:val="Compact"/>
+              <w:spacing w:before="20" w:after="20"/>
+            </w:pPr>
+            <w:r>
+              <w:rPr>
+                <w:rStyle w:val="PromptConstraints"/>
+                <w:b/>
+                <w:bCs/>
+                <w:sz w:val="19"/>
+              </w:rPr>
+              <w:t>Constraints</w:t>
+            </w:r>
+          </w:p>
+        </w:tc>
+        <w:tc>
+          <w:tcPr>
+            <w:tcW w:w="0" w:type="auto"/>
+          </w:tcPr>
+          <w:p>
+            <w:pPr>
+              <w:pStyle w:val="Compact"/>
+              <w:spacing w:before="20" w:after="20"/>
+            </w:pPr>
+            <w:r>
+              <w:rPr>
+                <w:sz w:val="19"/>
+              </w:rPr>
+              <w:t>What must Cowork not do: guess, invent, send, include?</w:t>
+            </w:r>
+          </w:p>
+        </w:tc>
+        <w:tc>
+          <w:tcPr>
+            <w:tcW w:w="0" w:type="auto"/>
+          </w:tcPr>
+          <w:p>
+            <w:pPr>
+              <w:pStyle w:val="Compact"/>
+              <w:spacing w:before="20" w:after="20"/>
+            </w:pPr>
+            <w:r>
+              <w:rPr>
+                <w:sz w:val="19"/>
+              </w:rPr>
+              <w:t>Purple</w:t>
+            </w:r>
+          </w:p>
+        </w:tc>
+      </w:tr>
+    </w:tbl>
+    <w:p>
+      <w:pPr>
+        <w:pStyle w:val="BodyText"/>
+      </w:pPr>
+      <w:r>
+        <w:t>Same topic, two prompts:</w:t>
+      </w:r>
     </w:p>
     <w:p>
       <w:pPr>
@@ -3629,285 +3896,10 @@
           <w:b/>
           <w:bCs/>
         </w:rPr>
-        <w:t>Scenario card — Ex 01 · Executive Command Center</w:t>
-      </w:r>
-      <w:r>
-        <w:t xml:space="preserve"> · Function: </w:t>
-      </w:r>
-      <w:r>
-        <w:rPr>
-          <w:b/>
-          <w:bCs/>
-        </w:rPr>
-        <w:t>Executive</w:t>
-      </w:r>
-    </w:p>
-    <w:p>
-      <w:pPr>
-        <w:pStyle w:val="Compact"/>
-        <w:numPr>
-          <w:ilvl w:val="0"/>
-          <w:numId w:val="9"/>
-        </w:numPr>
-        <w:pBdr>
-          <w:left w:val="single" w:sz="18" w:space="8" w:color="3B1041"/>
-        </w:pBdr>
-        <w:shd w:val="clear" w:color="auto" w:fill="FBF6FD"/>
-        <w:spacing w:before="30" w:after="30"/>
-      </w:pPr>
-      <w:r>
-        <w:rPr>
-          <w:b/>
-          <w:bCs/>
-        </w:rPr>
-        <w:t>Goal:</w:t>
-      </w:r>
-      <w:r>
-        <w:t xml:space="preserve"> Turn your calendar, communications, and priority work into a daily executive view of decisions, risks, and actions requiring attention.</w:t>
-      </w:r>
-    </w:p>
-    <w:p>
-      <w:pPr>
-        <w:pStyle w:val="Compact"/>
-        <w:numPr>
-          <w:ilvl w:val="0"/>
-          <w:numId w:val="9"/>
-        </w:numPr>
-        <w:pBdr>
-          <w:left w:val="single" w:sz="18" w:space="8" w:color="3B1041"/>
-        </w:pBdr>
-        <w:shd w:val="clear" w:color="auto" w:fill="FBF6FD"/>
-        <w:spacing w:before="30" w:after="30"/>
-      </w:pPr>
-      <w:r>
-        <w:rPr>
-          <w:b/>
-          <w:bCs/>
-        </w:rPr>
-        <w:t>Output:</w:t>
-      </w:r>
-      <w:r>
-        <w:t xml:space="preserve"> An interactive executive command center covering meetings, priorities, and org </w:t>
-      </w:r>
-      <w:r>
-        <w:t>pulse, with labeled recommendations and links to supporting context.</w:t>
-      </w:r>
-    </w:p>
-    <w:p>
-      <w:pPr>
-        <w:pStyle w:val="Compact"/>
-        <w:numPr>
-          <w:ilvl w:val="0"/>
-          <w:numId w:val="9"/>
-        </w:numPr>
-        <w:pBdr>
-          <w:left w:val="single" w:sz="18" w:space="8" w:color="3B1041"/>
-        </w:pBdr>
-        <w:shd w:val="clear" w:color="auto" w:fill="FBF6FD"/>
-        <w:spacing w:before="30" w:after="30"/>
-      </w:pPr>
-      <w:r>
-        <w:rPr>
-          <w:b/>
-          <w:bCs/>
-        </w:rPr>
-        <w:t>Why Cowork?</w:t>
-      </w:r>
-      <w:r>
-        <w:t xml:space="preserve"> What needs your attention is scattered across calendar, email, chats, and documents. Cowork combines calendar and priority documents, emails, chats and transcripts, signal detection across workstreams, and an interactive daily dashboard into one recurring workflow.</w:t>
-      </w:r>
-    </w:p>
-    <w:p>
-      <w:pPr>
-        <w:pStyle w:val="Compact"/>
-        <w:numPr>
-          <w:ilvl w:val="0"/>
-          <w:numId w:val="9"/>
-        </w:numPr>
-        <w:pBdr>
-          <w:left w:val="single" w:sz="18" w:space="8" w:color="3B1041"/>
-        </w:pBdr>
-        <w:shd w:val="clear" w:color="auto" w:fill="FBF6FD"/>
-        <w:spacing w:before="30" w:after="30"/>
-      </w:pPr>
-      <w:r>
-        <w:rPr>
-          <w:b/>
-          <w:bCs/>
-        </w:rPr>
-        <w:t>Workflow:</w:t>
-      </w:r>
-      <w:r>
-        <w:t xml:space="preserve"> 1. </w:t>
-      </w:r>
-      <w:r>
-        <w:rPr>
-          <w:b/>
-          <w:bCs/>
-        </w:rPr>
-        <w:t>Work IQ</w:t>
-      </w:r>
-      <w:r>
-        <w:t xml:space="preserve"> → gather calendar, emails, chats, documents · 2. </w:t>
-      </w:r>
-      <w:r>
-        <w:rPr>
-          <w:b/>
-          <w:bCs/>
-        </w:rPr>
-        <w:t>Analyze</w:t>
-      </w:r>
-      <w:r>
-        <w:t xml:space="preserve"> → surface urgent items, blockers, quiet signals · 3. </w:t>
-      </w:r>
-      <w:r>
-        <w:rPr>
-          <w:b/>
-          <w:bCs/>
-        </w:rPr>
-        <w:t>Build</w:t>
-      </w:r>
-      <w:r>
-        <w:t xml:space="preserve"> </w:t>
-      </w:r>
-      <w:r>
-        <w:t xml:space="preserve">→ interactive HTML command center · 4. </w:t>
-      </w:r>
-      <w:r>
-        <w:rPr>
-          <w:b/>
-          <w:bCs/>
-        </w:rPr>
-        <w:t>Schedule</w:t>
-      </w:r>
-      <w:r>
-        <w:t xml:space="preserve"> → daily run every weekday morning</w:t>
-      </w:r>
-    </w:p>
-    <w:p>
-      <w:pPr>
-        <w:pStyle w:val="Compact"/>
-        <w:numPr>
-          <w:ilvl w:val="0"/>
-          <w:numId w:val="9"/>
-        </w:numPr>
-        <w:pBdr>
-          <w:left w:val="single" w:sz="18" w:space="8" w:color="3B1041"/>
-        </w:pBdr>
-        <w:shd w:val="clear" w:color="auto" w:fill="FBF6FD"/>
-        <w:spacing w:before="30" w:after="30"/>
-      </w:pPr>
-      <w:r>
-        <w:rPr>
-          <w:b/>
-          <w:bCs/>
-        </w:rPr>
-        <w:t>Data sources:</w:t>
-      </w:r>
-      <w:r>
-        <w:t xml:space="preserve"> M365 Data</w:t>
-      </w:r>
-    </w:p>
-    <w:p>
-      <w:pPr>
-        <w:pStyle w:val="Compact"/>
-        <w:numPr>
-          <w:ilvl w:val="0"/>
-          <w:numId w:val="9"/>
-        </w:numPr>
-        <w:pBdr>
-          <w:left w:val="single" w:sz="18" w:space="8" w:color="3B1041"/>
-        </w:pBdr>
-        <w:shd w:val="clear" w:color="auto" w:fill="FBF6FD"/>
-        <w:spacing w:before="30" w:after="30"/>
-      </w:pPr>
-      <w:r>
-        <w:rPr>
-          <w:b/>
-          <w:bCs/>
-        </w:rPr>
-        <w:t>You'll learn:</w:t>
-      </w:r>
-      <w:r>
-        <w:t xml:space="preserve"> How one prompt can </w:t>
-      </w:r>
-      <w:r>
-        <w:rPr>
-          <w:b/>
-          <w:bCs/>
-        </w:rPr>
-        <w:t>gather signals, build an artifact, save itself as a skill, and schedule itself</w:t>
-      </w:r>
-      <w:r>
-        <w:t>, and where to find everything Cowork creates (</w:t>
-      </w:r>
-      <w:r>
-        <w:rPr>
-          <w:b/>
-          <w:bCs/>
-        </w:rPr>
-        <w:t>Output folder</w:t>
-      </w:r>
-      <w:r>
-        <w:t xml:space="preserve"> and </w:t>
-      </w:r>
-      <w:r>
-        <w:rPr>
-          <w:b/>
-          <w:bCs/>
-        </w:rPr>
-        <w:t>OneDrive → Cowork</w:t>
-      </w:r>
-      <w:r>
-        <w:t>).</w:t>
-      </w:r>
-    </w:p>
-    <w:p>
-      <w:pPr>
-        <w:pStyle w:val="BodyText"/>
-      </w:pPr>
-      <w:r>
-        <w:rPr>
-          <w:b/>
-          <w:bCs/>
-        </w:rPr>
-        <w:t>Why it's here:</w:t>
-      </w:r>
-      <w:r>
-        <w:t xml:space="preserve"> it shows Cowork at full stretch — gathering signals across Microsoft 365, building an </w:t>
-      </w:r>
-      <w:r>
-        <w:rPr>
-          <w:b/>
-          <w:bCs/>
-        </w:rPr>
-        <w:t>interactive HTML dashboard</w:t>
-      </w:r>
-      <w:r>
-        <w:t xml:space="preserve">, then </w:t>
-      </w:r>
-      <w:r>
-        <w:rPr>
-          <w:b/>
-          <w:bCs/>
-        </w:rPr>
-        <w:t>saving itself as a skill</w:t>
-      </w:r>
-      <w:r>
-        <w:t xml:space="preserve"> and </w:t>
-      </w:r>
-      <w:r>
-        <w:rPr>
-          <w:b/>
-          <w:bCs/>
-        </w:rPr>
-        <w:t>scheduling itself</w:t>
-      </w:r>
-      <w:r>
-        <w:t xml:space="preserve"> </w:t>
-      </w:r>
-      <w:r>
-        <w:t>in one prompt. HR leaders juggle the same scattered signals, so watch for the pattern you'd reuse.</w:t>
+        <w:t>Weak:</w:t>
+      </w:r>
+      <w:r>
+        <w:t xml:space="preserve"> Write an email about open enrollment.</w:t>
       </w:r>
     </w:p>
     <w:p>
@@ -3922,977 +3914,17 @@
       </w:pPr>
       <w:r>
         <w:rPr>
-          <w:b/>
-          <w:bCs/>
-        </w:rPr>
-        <w:t>Before you start:</w:t>
-      </w:r>
-    </w:p>
-    <w:p>
-      <w:pPr>
-        <w:pStyle w:val="Compact"/>
-        <w:numPr>
-          <w:ilvl w:val="0"/>
-          <w:numId w:val="10"/>
-        </w:numPr>
-        <w:pBdr>
-          <w:left w:val="single" w:sz="18" w:space="8" w:color="3B1041"/>
-        </w:pBdr>
-        <w:shd w:val="clear" w:color="auto" w:fill="FBF6FD"/>
-        <w:spacing w:before="30" w:after="30"/>
-      </w:pPr>
-      <w:r>
-        <w:t xml:space="preserve">Replace </w:t>
-      </w:r>
-      <w:r>
-        <w:rPr>
-          <w:rStyle w:val="VerbatimChar"/>
-          <w:b/>
-          <w:bCs/>
-        </w:rPr>
-        <w:t>[Priority Folder]</w:t>
-      </w:r>
-      <w:r>
-        <w:t xml:space="preserve"> with the OneDrive folder holding your Zava files (e.g., </w:t>
-      </w:r>
-      <w:r>
-        <w:rPr>
-          <w:rStyle w:val="VerbatimChar"/>
-        </w:rPr>
-        <w:t>Documents/ai_hr_cowork_workshop</w:t>
-      </w:r>
-      <w:r>
-        <w:t>) — or any folder of priority documents.</w:t>
-      </w:r>
-    </w:p>
-    <w:p>
-      <w:pPr>
-        <w:pStyle w:val="Compact"/>
-        <w:numPr>
-          <w:ilvl w:val="0"/>
-          <w:numId w:val="10"/>
-        </w:numPr>
-        <w:pBdr>
-          <w:left w:val="single" w:sz="18" w:space="8" w:color="3B1041"/>
-        </w:pBdr>
-        <w:shd w:val="clear" w:color="auto" w:fill="FBF6FD"/>
-        <w:spacing w:before="30" w:after="30"/>
-      </w:pPr>
-      <w:r>
-        <w:t xml:space="preserve">Replace </w:t>
-      </w:r>
-      <w:r>
-        <w:rPr>
-          <w:rStyle w:val="VerbatimChar"/>
-          <w:b/>
-          <w:bCs/>
-        </w:rPr>
-        <w:t>[time]</w:t>
-      </w:r>
-      <w:r>
-        <w:t xml:space="preserve"> with a weekday time, e.g., </w:t>
-      </w:r>
-      <w:r>
-        <w:rPr>
-          <w:b/>
-          <w:bCs/>
-        </w:rPr>
-        <w:t>8:00 AM</w:t>
-      </w:r>
-      <w:r>
-        <w:t>.</w:t>
-      </w:r>
-    </w:p>
-    <w:p>
-      <w:pPr>
-        <w:pStyle w:val="Compact"/>
-        <w:numPr>
-          <w:ilvl w:val="0"/>
-          <w:numId w:val="10"/>
-        </w:numPr>
-        <w:pBdr>
-          <w:left w:val="single" w:sz="18" w:space="8" w:color="3B1041"/>
-        </w:pBdr>
-        <w:shd w:val="clear" w:color="auto" w:fill="FBF6FD"/>
-        <w:spacing w:before="30" w:after="30"/>
-      </w:pPr>
-      <w:r>
-        <w:rPr>
-          <w:b/>
-          <w:bCs/>
-        </w:rPr>
-        <w:t>Shared tenant:</w:t>
-      </w:r>
-      <w:r>
-        <w:t xml:space="preserve"> the saved skill lives in </w:t>
-      </w:r>
-      <w:r>
-        <w:rPr>
-          <w:b/>
-          <w:bCs/>
-        </w:rPr>
-        <w:t>your</w:t>
-      </w:r>
-      <w:r>
-        <w:t xml:space="preserve"> OneDrive — keep it </w:t>
-      </w:r>
-      <w:r>
-        <w:rPr>
-          <w:b/>
-          <w:bCs/>
-        </w:rPr>
-        <w:t>"Only you."</w:t>
-      </w:r>
-      <w:r>
-        <w:t xml:space="preserve"> The schedule is an Automation on </w:t>
-      </w:r>
-      <w:r>
-        <w:rPr>
-          <w:b/>
-          <w:bCs/>
-        </w:rPr>
-        <w:t>your</w:t>
-      </w:r>
-      <w:r>
-        <w:t xml:space="preserve"> account; </w:t>
-      </w:r>
-      <w:r>
-        <w:rPr>
-          <w:b/>
-          <w:bCs/>
-        </w:rPr>
-        <w:t>pause or delete it after class</w:t>
-      </w:r>
-      <w:r>
-        <w:t xml:space="preserve"> (it's </w:t>
-      </w:r>
-      <w:r>
-        <w:t xml:space="preserve">usage-billed). Workshop accounts have little calendar/Teams history, so results will be light — focus on the </w:t>
-      </w:r>
-      <w:r>
-        <w:rPr>
-          <w:b/>
-          <w:bCs/>
-        </w:rPr>
-        <w:t>gather → analyze → build → schedule</w:t>
-      </w:r>
-      <w:r>
-        <w:t xml:space="preserve"> pattern.</w:t>
-      </w:r>
-    </w:p>
-    <w:p>
-      <w:pPr>
-        <w:pStyle w:val="Heading3"/>
-      </w:pPr>
-      <w:bookmarkStart w:id="14" w:name="prompt"/>
-      <w:r>
-        <w:t>Prompt</w:t>
-      </w:r>
-    </w:p>
-    <w:p>
-      <w:pPr>
-        <w:pStyle w:val="Compact"/>
-        <w:numPr>
-          <w:ilvl w:val="0"/>
-          <w:numId w:val="11"/>
-        </w:numPr>
-      </w:pPr>
-      <w:r>
-        <w:t xml:space="preserve">In a </w:t>
-      </w:r>
-      <w:r>
-        <w:rPr>
-          <w:b/>
-          <w:bCs/>
-        </w:rPr>
-        <w:t>new task</w:t>
-      </w:r>
-      <w:r>
-        <w:t>, paste this prompt (with your placeholders filled in):</w:t>
-      </w:r>
-    </w:p>
-    <w:p>
-      <w:pPr>
-        <w:numPr>
-          <w:ilvl w:val="0"/>
-          <w:numId w:val="1"/>
-        </w:numPr>
-        <w:pBdr>
-          <w:left w:val="single" w:sz="18" w:space="8" w:color="3B1041"/>
-        </w:pBdr>
-        <w:shd w:val="clear" w:color="auto" w:fill="FBF6FD"/>
-        <w:spacing w:before="30" w:after="30"/>
-      </w:pPr>
-      <w:r>
-        <w:t>Build an interactive HTML Executive Command Center that shows what requires my attention today and this week.</w:t>
-      </w:r>
-    </w:p>
-    <w:p>
-      <w:pPr>
-        <w:numPr>
-          <w:ilvl w:val="0"/>
-          <w:numId w:val="1"/>
-        </w:numPr>
-        <w:pBdr>
-          <w:left w:val="single" w:sz="18" w:space="8" w:color="3B1041"/>
-        </w:pBdr>
-        <w:shd w:val="clear" w:color="auto" w:fill="FBF6FD"/>
-        <w:spacing w:before="30" w:after="30"/>
-      </w:pPr>
-      <w:r>
-        <w:t xml:space="preserve">Use my calendar, recent emails, Teams conversations, meeting transcripts, and priority </w:t>
-      </w:r>
-      <w:r>
-        <w:t>documents from [Priority Folder]. Focus on decisions, commitments, risks, and workstreams where my involvement could change the outcome.</w:t>
-      </w:r>
-    </w:p>
-    <w:p>
-      <w:pPr>
-        <w:numPr>
-          <w:ilvl w:val="0"/>
-          <w:numId w:val="1"/>
-        </w:numPr>
-        <w:pBdr>
-          <w:left w:val="single" w:sz="18" w:space="8" w:color="3B1041"/>
-        </w:pBdr>
-        <w:shd w:val="clear" w:color="auto" w:fill="FBF6FD"/>
-        <w:spacing w:before="30" w:after="30"/>
-      </w:pPr>
-      <w:r>
-        <w:t>At the top, show:</w:t>
-      </w:r>
-    </w:p>
-    <w:p>
-      <w:pPr>
-        <w:pStyle w:val="Compact"/>
-        <w:numPr>
-          <w:ilvl w:val="1"/>
-          <w:numId w:val="12"/>
-        </w:numPr>
-        <w:pBdr>
-          <w:left w:val="single" w:sz="18" w:space="8" w:color="3B1041"/>
-        </w:pBdr>
-        <w:shd w:val="clear" w:color="auto" w:fill="FBF6FD"/>
-        <w:spacing w:before="30" w:after="30"/>
-      </w:pPr>
-      <w:r>
-        <w:t>One or two urgent items requiring action</w:t>
-      </w:r>
-    </w:p>
-    <w:p>
-      <w:pPr>
-        <w:pStyle w:val="Compact"/>
-        <w:numPr>
-          <w:ilvl w:val="1"/>
-          <w:numId w:val="12"/>
-        </w:numPr>
-        <w:pBdr>
-          <w:left w:val="single" w:sz="18" w:space="8" w:color="3B1041"/>
-        </w:pBdr>
-        <w:shd w:val="clear" w:color="auto" w:fill="FBF6FD"/>
-        <w:spacing w:before="30" w:after="30"/>
-      </w:pPr>
-      <w:r>
-        <w:t>Today's most important meeting or priority</w:t>
-      </w:r>
-    </w:p>
-    <w:p>
-      <w:pPr>
-        <w:pStyle w:val="Compact"/>
-        <w:numPr>
-          <w:ilvl w:val="1"/>
-          <w:numId w:val="12"/>
-        </w:numPr>
-        <w:pBdr>
-          <w:left w:val="single" w:sz="18" w:space="8" w:color="3B1041"/>
-        </w:pBdr>
-        <w:shd w:val="clear" w:color="auto" w:fill="FBF6FD"/>
-        <w:spacing w:before="30" w:after="30"/>
-      </w:pPr>
-      <w:r>
-        <w:t>My busiest day this week</w:t>
-      </w:r>
-    </w:p>
-    <w:p>
-      <w:pPr>
-        <w:pStyle w:val="Compact"/>
-        <w:numPr>
-          <w:ilvl w:val="1"/>
-          <w:numId w:val="12"/>
-        </w:numPr>
-        <w:pBdr>
-          <w:left w:val="single" w:sz="18" w:space="8" w:color="3B1041"/>
-        </w:pBdr>
-        <w:shd w:val="clear" w:color="auto" w:fill="FBF6FD"/>
-        <w:spacing w:before="30" w:after="30"/>
-      </w:pPr>
-      <w:r>
-        <w:lastRenderedPageBreak/>
-        <w:t>Remaining working days this week</w:t>
-      </w:r>
-    </w:p>
-    <w:p>
-      <w:pPr>
-        <w:numPr>
-          <w:ilvl w:val="0"/>
-          <w:numId w:val="1"/>
-        </w:numPr>
-        <w:pBdr>
-          <w:left w:val="single" w:sz="18" w:space="8" w:color="3B1041"/>
-        </w:pBdr>
-        <w:shd w:val="clear" w:color="auto" w:fill="FBF6FD"/>
-        <w:spacing w:before="30" w:after="30"/>
-      </w:pPr>
-      <w:r>
-        <w:t>Organize the command center into three views:</w:t>
-      </w:r>
-    </w:p>
-    <w:p>
-      <w:pPr>
-        <w:pStyle w:val="Compact"/>
-        <w:numPr>
-          <w:ilvl w:val="1"/>
-          <w:numId w:val="13"/>
-        </w:numPr>
-        <w:pBdr>
-          <w:left w:val="single" w:sz="18" w:space="8" w:color="3B1041"/>
-        </w:pBdr>
-        <w:shd w:val="clear" w:color="auto" w:fill="FBF6FD"/>
-        <w:spacing w:before="30" w:after="30"/>
-      </w:pPr>
-      <w:r>
-        <w:t>Meetings: Key meetings, preparation needed, conflicts, and follow-ups</w:t>
-      </w:r>
-    </w:p>
-    <w:p>
-      <w:pPr>
-        <w:pStyle w:val="Compact"/>
-        <w:numPr>
-          <w:ilvl w:val="1"/>
-          <w:numId w:val="13"/>
-        </w:numPr>
-        <w:pBdr>
-          <w:left w:val="single" w:sz="18" w:space="8" w:color="3B1041"/>
-        </w:pBdr>
-        <w:shd w:val="clear" w:color="auto" w:fill="FBF6FD"/>
-        <w:spacing w:before="30" w:after="30"/>
-      </w:pPr>
-      <w:r>
-        <w:t>Priorities: Active commitments, approaching deadlines, blockers, and decisions waiting on me</w:t>
-      </w:r>
-    </w:p>
-    <w:p>
-      <w:pPr>
-        <w:pStyle w:val="Compact"/>
-        <w:numPr>
-          <w:ilvl w:val="1"/>
-          <w:numId w:val="13"/>
-        </w:numPr>
-        <w:pBdr>
-          <w:left w:val="single" w:sz="18" w:space="8" w:color="3B1041"/>
-        </w:pBdr>
-        <w:shd w:val="clear" w:color="auto" w:fill="FBF6FD"/>
-        <w:spacing w:before="30" w:after="30"/>
-      </w:pPr>
-      <w:r>
-        <w:t>Org pulse: Workstreams receiving significant attention, areas with limited recent activity, and important commitments that may have gone quiet</w:t>
-      </w:r>
-    </w:p>
-    <w:p>
-      <w:pPr>
-        <w:numPr>
-          <w:ilvl w:val="0"/>
-          <w:numId w:val="1"/>
-        </w:numPr>
-        <w:pBdr>
-          <w:left w:val="single" w:sz="18" w:space="8" w:color="3B1041"/>
-        </w:pBdr>
-        <w:shd w:val="clear" w:color="auto" w:fill="FBF6FD"/>
-        <w:spacing w:before="30" w:after="30"/>
-      </w:pPr>
-      <w:r>
-        <w:t>For each recommended action, label it:</w:t>
-      </w:r>
-    </w:p>
-    <w:p>
-      <w:pPr>
-        <w:pStyle w:val="Compact"/>
-        <w:numPr>
-          <w:ilvl w:val="1"/>
-          <w:numId w:val="14"/>
-        </w:numPr>
-        <w:pBdr>
-          <w:left w:val="single" w:sz="18" w:space="8" w:color="3B1041"/>
-        </w:pBdr>
-        <w:shd w:val="clear" w:color="auto" w:fill="FBF6FD"/>
-        <w:spacing w:before="30" w:after="30"/>
-      </w:pPr>
-      <w:r>
-        <w:t>Lean in; OR, Delegate; OR, Re-engage; OR, Protect time</w:t>
-      </w:r>
-    </w:p>
-    <w:p>
-      <w:pPr>
-        <w:numPr>
-          <w:ilvl w:val="0"/>
-          <w:numId w:val="1"/>
-        </w:numPr>
-        <w:pBdr>
-          <w:left w:val="single" w:sz="18" w:space="8" w:color="3B1041"/>
-        </w:pBdr>
-        <w:shd w:val="clear" w:color="auto" w:fill="FBF6FD"/>
-        <w:spacing w:before="30" w:after="30"/>
-      </w:pPr>
-      <w:r>
-        <w:t xml:space="preserve">Explain the signal behind the recommendation and give me one clear next action. Keep recommendations focused on workstreams, decisions, and commitments rather than evaluating individual people. Make the dashboard executive-ready and easy to scan, with expandable </w:t>
-      </w:r>
-      <w:r>
-        <w:t>sections, traffic-light indicators, and links to the supporting emails, meetings, chats, and files. The most important content should answer: What needs my attention, and what should I do differently today?</w:t>
-      </w:r>
-    </w:p>
-    <w:p>
-      <w:pPr>
-        <w:numPr>
-          <w:ilvl w:val="0"/>
-          <w:numId w:val="1"/>
-        </w:numPr>
-        <w:pBdr>
-          <w:left w:val="single" w:sz="18" w:space="8" w:color="3B1041"/>
-        </w:pBdr>
-        <w:shd w:val="clear" w:color="auto" w:fill="FBF6FD"/>
-        <w:spacing w:before="30" w:after="30"/>
-      </w:pPr>
-      <w:r>
-        <w:t>Save this as a skill named [Executive Command Center] and schedule it to run every weekday at [time], using the latest available context.</w:t>
-      </w:r>
-    </w:p>
-    <w:p>
-      <w:pPr>
-        <w:pStyle w:val="Compact"/>
-        <w:numPr>
-          <w:ilvl w:val="0"/>
-          <w:numId w:val="11"/>
-        </w:numPr>
-      </w:pPr>
-      <w:r>
-        <w:t xml:space="preserve">Watch the side panel: Cowork gathers signals through </w:t>
-      </w:r>
-      <w:r>
-        <w:rPr>
-          <w:b/>
-          <w:bCs/>
-        </w:rPr>
-        <w:t>Work IQ</w:t>
-      </w:r>
-      <w:r>
-        <w:t xml:space="preserve">, loads its skills, and the </w:t>
-      </w:r>
-      <w:r>
-        <w:rPr>
-          <w:b/>
-          <w:bCs/>
-        </w:rPr>
-        <w:t>HTML command center</w:t>
-      </w:r>
-      <w:r>
-        <w:t xml:space="preserve"> appears in the </w:t>
-      </w:r>
-      <w:r>
-        <w:rPr>
-          <w:b/>
-          <w:bCs/>
-        </w:rPr>
-        <w:t>Output folder</w:t>
-      </w:r>
-      <w:r>
-        <w:t>.</w:t>
-      </w:r>
-    </w:p>
-    <w:p>
-      <w:pPr>
-        <w:pStyle w:val="Compact"/>
-        <w:numPr>
-          <w:ilvl w:val="0"/>
-          <w:numId w:val="11"/>
-        </w:numPr>
-      </w:pPr>
-      <w:r>
-        <w:rPr>
-          <w:b/>
-          <w:bCs/>
-        </w:rPr>
-        <w:t>Find your output (take a minute here, you'll use this all day):</w:t>
-      </w:r>
-    </w:p>
-    <w:p>
-      <w:pPr>
-        <w:pStyle w:val="Compact"/>
-        <w:numPr>
-          <w:ilvl w:val="1"/>
-          <w:numId w:val="15"/>
-        </w:numPr>
-      </w:pPr>
-      <w:r>
-        <w:rPr>
-          <w:b/>
-          <w:bCs/>
-        </w:rPr>
-        <w:t>Open the side panel</w:t>
-      </w:r>
-      <w:r>
-        <w:t xml:space="preserve"> if it's hidden: select the </w:t>
-      </w:r>
-      <w:r>
-        <w:rPr>
-          <w:b/>
-          <w:bCs/>
-        </w:rPr>
-        <w:t>side panel toggle</w:t>
-      </w:r>
-      <w:r>
-        <w:t xml:space="preserve"> at the right of the session.</w:t>
-      </w:r>
-    </w:p>
-    <w:p>
-      <w:pPr>
-        <w:pStyle w:val="Compact"/>
-        <w:numPr>
-          <w:ilvl w:val="1"/>
-          <w:numId w:val="15"/>
-        </w:numPr>
-      </w:pPr>
-      <w:r>
-        <w:t xml:space="preserve">Scroll to </w:t>
-      </w:r>
-      <w:r>
-        <w:rPr>
-          <w:b/>
-          <w:bCs/>
-        </w:rPr>
-        <w:t>Output folder</w:t>
-      </w:r>
-      <w:r>
-        <w:t xml:space="preserve">. It lists every file Cowork created in this task, each with </w:t>
-      </w:r>
-      <w:r>
-        <w:rPr>
-          <w:b/>
-          <w:bCs/>
-        </w:rPr>
-        <w:t>Preview</w:t>
-      </w:r>
-      <w:r>
-        <w:t xml:space="preserve"> and </w:t>
-      </w:r>
-      <w:r>
-        <w:rPr>
-          <w:b/>
-          <w:bCs/>
-        </w:rPr>
-        <w:t>Download</w:t>
-      </w:r>
-      <w:r>
-        <w:t xml:space="preserve"> buttons. (</w:t>
-      </w:r>
-      <w:r>
-        <w:rPr>
-          <w:b/>
-          <w:bCs/>
-        </w:rPr>
-        <w:t>Input folder</w:t>
-      </w:r>
-      <w:r>
-        <w:t xml:space="preserve"> above it lists the files </w:t>
-      </w:r>
-      <w:r>
-        <w:rPr>
           <w:i/>
           <w:iCs/>
         </w:rPr>
-        <w:t>you</w:t>
-      </w:r>
-      <w:r>
-        <w:t xml:space="preserve"> attached.)</w:t>
-      </w:r>
-    </w:p>
-    <w:p>
-      <w:pPr>
-        <w:pStyle w:val="Compact"/>
-        <w:numPr>
-          <w:ilvl w:val="1"/>
-          <w:numId w:val="15"/>
-        </w:numPr>
-      </w:pPr>
-      <w:r>
-        <w:t xml:space="preserve">Select </w:t>
-      </w:r>
-      <w:r>
-        <w:rPr>
-          <w:b/>
-          <w:bCs/>
-        </w:rPr>
-        <w:t>Preview</w:t>
-      </w:r>
-      <w:r>
-        <w:t xml:space="preserve"> on the HTML file. It opens in a </w:t>
-      </w:r>
-      <w:r>
-        <w:rPr>
-          <w:b/>
-          <w:bCs/>
-        </w:rPr>
-        <w:t>split view</w:t>
-      </w:r>
-      <w:r>
-        <w:t xml:space="preserve"> next to the chat; use the </w:t>
-      </w:r>
-      <w:r>
-        <w:rPr>
-          <w:b/>
-          <w:bCs/>
-        </w:rPr>
-        <w:t>full-screen toggle</w:t>
-      </w:r>
-      <w:r>
-        <w:t xml:space="preserve"> for a closer look, or </w:t>
-      </w:r>
-      <w:r>
-        <w:rPr>
-          <w:b/>
-          <w:bCs/>
-        </w:rPr>
-        <w:t>Open in native app</w:t>
-      </w:r>
-      <w:r>
-        <w:t xml:space="preserve"> to open it in your browser.</w:t>
-      </w:r>
-    </w:p>
-    <w:p>
-      <w:pPr>
-        <w:pStyle w:val="Compact"/>
-        <w:numPr>
-          <w:ilvl w:val="1"/>
-          <w:numId w:val="15"/>
-        </w:numPr>
-      </w:pPr>
-      <w:r>
-        <w:t xml:space="preserve">Want a copy? </w:t>
-      </w:r>
-      <w:r>
-        <w:rPr>
-          <w:b/>
-          <w:bCs/>
-        </w:rPr>
-        <w:t>Download</w:t>
-      </w:r>
-      <w:r>
-        <w:t xml:space="preserve"> saves one file; </w:t>
-      </w:r>
-      <w:r>
-        <w:rPr>
-          <w:b/>
-          <w:bCs/>
-        </w:rPr>
-        <w:t>Download All</w:t>
-      </w:r>
-      <w:r>
-        <w:t xml:space="preserve"> (top of the list) saves every output as a zip.</w:t>
-      </w:r>
-    </w:p>
-    <w:p>
-      <w:pPr>
-        <w:pStyle w:val="Compact"/>
-        <w:numPr>
-          <w:ilvl w:val="1"/>
-          <w:numId w:val="15"/>
-        </w:numPr>
-      </w:pPr>
-      <w:r>
-        <w:t xml:space="preserve">The same files are also saved in your </w:t>
-      </w:r>
-      <w:r>
-        <w:rPr>
-          <w:b/>
-          <w:bCs/>
-        </w:rPr>
-        <w:t>OneDrive → Cowork</w:t>
-      </w:r>
-      <w:r>
-        <w:t xml:space="preserve"> folder, so you can find them later without reopening the task (open OneDrive and look for the </w:t>
-      </w:r>
-      <w:r>
-        <w:rPr>
-          <w:b/>
-          <w:bCs/>
-        </w:rPr>
-        <w:t>Cowork</w:t>
-      </w:r>
-      <w:r>
-        <w:t xml:space="preserve"> folder).</w:t>
-      </w:r>
-    </w:p>
-    <w:p>
-      <w:pPr>
-        <w:pStyle w:val="Compact"/>
-        <w:numPr>
-          <w:ilvl w:val="0"/>
-          <w:numId w:val="11"/>
-        </w:numPr>
-      </w:pPr>
-      <w:r>
-        <w:t xml:space="preserve">In the preview, check the </w:t>
-      </w:r>
-      <w:r>
-        <w:rPr>
-          <w:b/>
-          <w:bCs/>
-        </w:rPr>
-        <w:t>top summary</w:t>
-      </w:r>
-      <w:r>
-        <w:t xml:space="preserve">, the </w:t>
-      </w:r>
-      <w:r>
-        <w:rPr>
-          <w:b/>
-          <w:bCs/>
-        </w:rPr>
-        <w:t>three views</w:t>
-      </w:r>
-      <w:r>
-        <w:t xml:space="preserve">, the </w:t>
-      </w:r>
-      <w:r>
-        <w:rPr>
-          <w:b/>
-          <w:bCs/>
-        </w:rPr>
-        <w:t>action labels</w:t>
-      </w:r>
-      <w:r>
-        <w:t xml:space="preserve"> (Lean in / Delegate / Re-engage / Protect time), traffic-light indicators, and supporting links.</w:t>
-      </w:r>
-    </w:p>
-    <w:p>
-      <w:pPr>
-        <w:pStyle w:val="Compact"/>
-        <w:numPr>
-          <w:ilvl w:val="0"/>
-          <w:numId w:val="11"/>
-        </w:numPr>
-      </w:pPr>
-      <w:r>
-        <w:t xml:space="preserve">At the checkpoint, </w:t>
-      </w:r>
-      <w:r>
-        <w:rPr>
-          <w:b/>
-          <w:bCs/>
-        </w:rPr>
-        <w:t>approve</w:t>
-      </w:r>
-      <w:r>
-        <w:t xml:space="preserve"> saving the skill and creating the schedule (or decline the </w:t>
-      </w:r>
-      <w:r>
-        <w:t>schedule if you prefer).</w:t>
-      </w:r>
-    </w:p>
-    <w:p>
-      <w:pPr>
-        <w:pStyle w:val="Compact"/>
-        <w:numPr>
-          <w:ilvl w:val="0"/>
-          <w:numId w:val="11"/>
-        </w:numPr>
-      </w:pPr>
-      <w:r>
-        <w:t xml:space="preserve">Confirm the results: </w:t>
-      </w:r>
-      <w:r>
-        <w:rPr>
-          <w:b/>
-          <w:bCs/>
-        </w:rPr>
-        <w:t>Customize → Skills</w:t>
-      </w:r>
-      <w:r>
-        <w:t xml:space="preserve"> shows </w:t>
-      </w:r>
-      <w:r>
-        <w:rPr>
-          <w:i/>
-          <w:iCs/>
-        </w:rPr>
-        <w:t>Executive Command Center</w:t>
-      </w:r>
-      <w:r>
-        <w:t xml:space="preserve">; </w:t>
-      </w:r>
-      <w:r>
-        <w:rPr>
-          <w:b/>
-          <w:bCs/>
-        </w:rPr>
-        <w:t>Automations → Manage schedules</w:t>
-      </w:r>
-      <w:r>
-        <w:t xml:space="preserve"> shows the weekday run.</w:t>
-      </w:r>
-    </w:p>
-    <w:p>
-      <w:pPr>
-        <w:pStyle w:val="FirstParagraph"/>
-      </w:pPr>
-      <w:r>
-        <w:t>✅</w:t>
-      </w:r>
-      <w:r>
-        <w:t xml:space="preserve"> </w:t>
-      </w:r>
-      <w:r>
-        <w:rPr>
-          <w:b/>
-          <w:bCs/>
-        </w:rPr>
-        <w:t>Checkpoint:</w:t>
-      </w:r>
-      <w:r>
-        <w:t xml:space="preserve"> An interactive </w:t>
-      </w:r>
-      <w:r>
-        <w:rPr>
-          <w:b/>
-          <w:bCs/>
-        </w:rPr>
-        <w:t>HTML command center</w:t>
-      </w:r>
-      <w:r>
-        <w:t xml:space="preserve"> with the top summary and three views, opened from the </w:t>
-      </w:r>
-      <w:r>
-        <w:rPr>
-          <w:b/>
-          <w:bCs/>
-        </w:rPr>
-        <w:t>Output folder</w:t>
-      </w:r>
-      <w:r>
-        <w:t xml:space="preserve"> and located in </w:t>
-      </w:r>
-      <w:r>
-        <w:rPr>
-          <w:b/>
-          <w:bCs/>
-        </w:rPr>
-        <w:t>OneDrive → Cowork</w:t>
-      </w:r>
-      <w:r>
-        <w:t xml:space="preserve">; a saved </w:t>
-      </w:r>
-      <w:r>
-        <w:rPr>
-          <w:b/>
-          <w:bCs/>
-        </w:rPr>
-        <w:t>Executive Command Center</w:t>
-      </w:r>
-      <w:r>
-        <w:t xml:space="preserve"> skill; and a weekday schedule in </w:t>
-      </w:r>
-      <w:r>
-        <w:rPr>
-          <w:b/>
-          <w:bCs/>
-        </w:rPr>
-        <w:t>Automations</w:t>
-      </w:r>
-      <w:r>
-        <w:t xml:space="preserve"> (or consciously skipped).</w:t>
-      </w:r>
-    </w:p>
-    <w:p>
-      <w:pPr>
-        <w:pStyle w:val="BodyText"/>
-      </w:pPr>
-      <w:r>
-        <w:rPr>
-          <w:b/>
-          <w:bCs/>
-        </w:rPr>
-        <w:t>Discuss:</w:t>
-      </w:r>
-      <w:r>
-        <w:t xml:space="preserve"> Which recommendations would you trust? What would an </w:t>
-      </w:r>
-      <w:r>
-        <w:rPr>
-          <w:b/>
-          <w:bCs/>
-        </w:rPr>
-        <w:t>HR-leader</w:t>
-      </w:r>
-      <w:r>
-        <w:t xml:space="preserve"> version track — </w:t>
-      </w:r>
-      <w:r>
-        <w:t>open requisitions, employee-relations cases, policy deadlines?</w:t>
-      </w:r>
-    </w:p>
-    <w:p>
-      <w:pPr>
-        <w:pStyle w:val="BodyText"/>
-      </w:pPr>
-      <w:r>
-        <w:rPr>
-          <w:b/>
-          <w:bCs/>
-        </w:rPr>
-        <w:t>Stretch:</w:t>
-      </w:r>
-      <w:r>
-        <w:t xml:space="preserve"> Create an </w:t>
-      </w:r>
-      <w:r>
-        <w:rPr>
-          <w:b/>
-          <w:bCs/>
-        </w:rPr>
-        <w:t>HR Leader Command Center</w:t>
-      </w:r>
-      <w:r>
-        <w:t xml:space="preserve"> variant: add a view for open requisitions and HR ticket trends from </w:t>
-      </w:r>
-      <w:r>
-        <w:rPr>
-          <w:rStyle w:val="VerbatimChar"/>
-        </w:rPr>
-        <w:t>hr-tickets-sample.xlsx</w:t>
-      </w:r>
-      <w:r>
-        <w:t>.</w:t>
-      </w:r>
-    </w:p>
-    <w:p>
-      <w:r>
-        <w:pict w14:anchorId="61D13B42">
-          <v:rect id="_x0000_i1027" style="width:0;height:1.5pt" o:hralign="center" o:hrstd="t" o:hr="t"/>
-        </w:pict>
-      </w:r>
-    </w:p>
-    <w:p>
-      <w:pPr>
-        <w:pStyle w:val="Heading2"/>
-      </w:pPr>
-      <w:bookmarkStart w:id="15" w:name="X3bc279fb422ae0c320998ddb1f4965378ddecb6"/>
-      <w:bookmarkStart w:id="16" w:name="_Toc241869829"/>
-      <w:bookmarkEnd w:id="12"/>
-      <w:bookmarkEnd w:id="14"/>
-      <w:r>
-        <w:lastRenderedPageBreak/>
-        <w:t>Exercise 2 — Research the web with Deep Research (20 min)</w:t>
-      </w:r>
-      <w:bookmarkEnd w:id="16"/>
+        <w:t>Cowork has to guess who it's for, which dates apply, how long it should be, and whether to send it.</w:t>
+      </w:r>
+    </w:p>
+    <w:p>
+      <w:pPr>
+        <w:pStyle w:val="CalloutMarker"/>
+        <w:spacing w:line="80" w:lineRule="exact"/>
+      </w:pPr>
     </w:p>
     <w:p>
       <w:pPr>
@@ -4909,671 +3941,67 @@
           <w:b/>
           <w:bCs/>
         </w:rPr>
-        <w:t>Scenario card — Ex 02 · Research the Web with Deep Research</w:t>
-      </w:r>
-      <w:r>
-        <w:t xml:space="preserve"> · Function: </w:t>
-      </w:r>
-      <w:r>
-        <w:rPr>
-          <w:b/>
-          <w:bCs/>
-        </w:rPr>
-        <w:t>HR · Talent acquisition</w:t>
-      </w:r>
-    </w:p>
-    <w:p>
-      <w:pPr>
-        <w:pStyle w:val="Compact"/>
-        <w:numPr>
-          <w:ilvl w:val="0"/>
-          <w:numId w:val="16"/>
-        </w:numPr>
-        <w:pBdr>
-          <w:left w:val="single" w:sz="18" w:space="8" w:color="3B1041"/>
-        </w:pBdr>
-        <w:shd w:val="clear" w:color="auto" w:fill="FBF6FD"/>
-        <w:spacing w:before="30" w:after="30"/>
-      </w:pPr>
-      <w:r>
-        <w:rPr>
-          <w:b/>
-          <w:bCs/>
-        </w:rPr>
-        <w:t>Goal:</w:t>
-      </w:r>
-      <w:r>
-        <w:t xml:space="preserve"> Get an evidence-based view of structured behavioral interviewing and turn it into questions for a real open role.</w:t>
-      </w:r>
-    </w:p>
-    <w:p>
-      <w:pPr>
-        <w:pStyle w:val="Compact"/>
-        <w:numPr>
-          <w:ilvl w:val="0"/>
-          <w:numId w:val="16"/>
-        </w:numPr>
-        <w:pBdr>
-          <w:left w:val="single" w:sz="18" w:space="8" w:color="3B1041"/>
-        </w:pBdr>
-        <w:shd w:val="clear" w:color="auto" w:fill="FBF6FD"/>
-        <w:spacing w:before="30" w:after="30"/>
-      </w:pPr>
-      <w:r>
-        <w:rPr>
-          <w:b/>
-          <w:bCs/>
-        </w:rPr>
-        <w:t>Output:</w:t>
+        <w:t>Strong:</w:t>
       </w:r>
       <w:r>
         <w:t xml:space="preserve"> </w:t>
       </w:r>
       <w:r>
-        <w:t xml:space="preserve">A one-page, cited briefing on interview best practices, five tailored questions for Zava's HR Coordinator role, and an </w:t>
-      </w:r>
-      <w:r>
-        <w:rPr>
-          <w:b/>
-          <w:bCs/>
-        </w:rPr>
-        <w:t>interviewer scorecard in Word and Excel</w:t>
-      </w:r>
-      <w:r>
-        <w:t xml:space="preserve"> with the scoring scales filled in.</w:t>
-      </w:r>
-    </w:p>
-    <w:p>
-      <w:pPr>
-        <w:pStyle w:val="Compact"/>
-        <w:numPr>
-          <w:ilvl w:val="0"/>
-          <w:numId w:val="16"/>
-        </w:numPr>
-        <w:pBdr>
-          <w:left w:val="single" w:sz="18" w:space="8" w:color="3B1041"/>
-        </w:pBdr>
-        <w:shd w:val="clear" w:color="auto" w:fill="FBF6FD"/>
-        <w:spacing w:before="30" w:after="30"/>
-      </w:pPr>
-      <w:r>
-        <w:rPr>
-          <w:b/>
-          <w:bCs/>
-        </w:rPr>
-        <w:t>Why Cowork?</w:t>
-      </w:r>
-      <w:r>
-        <w:t xml:space="preserve"> Good research means reading many sources, reconciling them, and citing them. Deep Research searches and reads multiple web sources, synthesizes them with citations, applies the findings to your own job description, and then turns them into ready-to-use documents.</w:t>
-      </w:r>
-    </w:p>
-    <w:p>
-      <w:pPr>
-        <w:pStyle w:val="Compact"/>
-        <w:numPr>
-          <w:ilvl w:val="0"/>
-          <w:numId w:val="16"/>
-        </w:numPr>
-        <w:pBdr>
-          <w:left w:val="single" w:sz="18" w:space="8" w:color="3B1041"/>
-        </w:pBdr>
-        <w:shd w:val="clear" w:color="auto" w:fill="FBF6FD"/>
-        <w:spacing w:before="30" w:after="30"/>
-      </w:pPr>
-      <w:r>
-        <w:rPr>
-          <w:b/>
-          <w:bCs/>
-        </w:rPr>
-        <w:t>Workflow:</w:t>
-      </w:r>
-      <w:r>
-        <w:t xml:space="preserve"> 1. </w:t>
-      </w:r>
-      <w:r>
-        <w:rPr>
-          <w:b/>
-          <w:bCs/>
-        </w:rPr>
-        <w:t>Deep Research</w:t>
+        <w:rPr>
+          <w:rStyle w:val="PromptGoal"/>
+        </w:rPr>
+        <w:t>Draft a reminder email to all Zava employees so that anyone who wants to change their benefits does it during November open enrollment.</w:t>
       </w:r>
       <w:r>
         <w:t xml:space="preserve"> </w:t>
       </w:r>
       <w:r>
-        <w:t xml:space="preserve">→ search and read multiple web sources · 2. </w:t>
-      </w:r>
-      <w:r>
-        <w:rPr>
-          <w:b/>
-          <w:bCs/>
-        </w:rPr>
-        <w:t>Synthesize</w:t>
-      </w:r>
-      <w:r>
-        <w:t xml:space="preserve"> → key practices with citations · 3. </w:t>
-      </w:r>
-      <w:r>
-        <w:rPr>
-          <w:b/>
-          <w:bCs/>
-        </w:rPr>
-        <w:t>Ground</w:t>
-      </w:r>
-      <w:r>
-        <w:t xml:space="preserve"> → compare to </w:t>
+        <w:rPr>
+          <w:rStyle w:val="PromptSource"/>
+        </w:rPr>
+        <w:t xml:space="preserve">Use the Enrollment Windows section of </w:t>
       </w:r>
       <w:r>
         <w:rPr>
           <w:rStyle w:val="VerbatimChar"/>
         </w:rPr>
-        <w:t>job-description-sample.docx</w:t>
-      </w:r>
-      <w:r>
-        <w:t xml:space="preserve"> · 4. </w:t>
-      </w:r>
-      <w:r>
-        <w:rPr>
-          <w:b/>
-          <w:bCs/>
-        </w:rPr>
-        <w:t>Draft</w:t>
-      </w:r>
-      <w:r>
-        <w:t xml:space="preserve"> → briefing + 5 tailored questions · 5. </w:t>
-      </w:r>
-      <w:r>
-        <w:rPr>
-          <w:b/>
-          <w:bCs/>
-        </w:rPr>
-        <w:t>Build</w:t>
-      </w:r>
-      <w:r>
-        <w:t xml:space="preserve"> → scorecard in Word + Excel</w:t>
-      </w:r>
-    </w:p>
-    <w:p>
-      <w:pPr>
-        <w:pStyle w:val="Compact"/>
-        <w:numPr>
-          <w:ilvl w:val="0"/>
-          <w:numId w:val="16"/>
-        </w:numPr>
-        <w:pBdr>
-          <w:left w:val="single" w:sz="18" w:space="8" w:color="3B1041"/>
-        </w:pBdr>
-        <w:shd w:val="clear" w:color="auto" w:fill="FBF6FD"/>
-        <w:spacing w:before="30" w:after="30"/>
-      </w:pPr>
-      <w:r>
-        <w:rPr>
-          <w:b/>
-          <w:bCs/>
-        </w:rPr>
-        <w:t>Data sources:</w:t>
-      </w:r>
-      <w:r>
-        <w:t xml:space="preserve"> Web · OneDrive (Zava files)</w:t>
-      </w:r>
-    </w:p>
-    <w:p>
-      <w:pPr>
-        <w:pStyle w:val="Compact"/>
-        <w:numPr>
-          <w:ilvl w:val="0"/>
-          <w:numId w:val="16"/>
-        </w:numPr>
-        <w:pBdr>
-          <w:left w:val="single" w:sz="18" w:space="8" w:color="3B1041"/>
-        </w:pBdr>
-        <w:shd w:val="clear" w:color="auto" w:fill="FBF6FD"/>
-        <w:spacing w:before="30" w:after="30"/>
-      </w:pPr>
-      <w:r>
-        <w:rPr>
-          <w:b/>
-          <w:bCs/>
-        </w:rPr>
-        <w:t>You'll learn:</w:t>
-      </w:r>
-      <w:r>
-        <w:t xml:space="preserve"> How </w:t>
-      </w:r>
-      <w:r>
-        <w:rPr>
-          <w:b/>
-          <w:bCs/>
-        </w:rPr>
-        <w:t>Deep Research</w:t>
-      </w:r>
-      <w:r>
-        <w:t xml:space="preserve"> gathers and cites web sources, how to ground findings in your own files, and how one follow-up prompt produces deliverables in </w:t>
-      </w:r>
-      <w:r>
-        <w:rPr>
-          <w:b/>
-          <w:bCs/>
-        </w:rPr>
-        <w:t>two formats</w:t>
-      </w:r>
-      <w:r>
+        <w:t>benefits-summary.docx</w:t>
+      </w:r>
+      <w:r>
+        <w:rPr>
+          <w:rStyle w:val="PromptSource"/>
+        </w:rPr>
+        <w:t xml:space="preserve"> and the Who to Contact section of </w:t>
+      </w:r>
+      <w:r>
+        <w:rPr>
+          <w:rStyle w:val="VerbatimChar"/>
+        </w:rPr>
+        <w:t>employee-handbook-excerpt.docx</w:t>
+      </w:r>
+      <w:r>
+        <w:rPr>
+          <w:rStyle w:val="PromptSource"/>
+        </w:rPr>
         <w:t>.</w:t>
       </w:r>
-    </w:p>
-    <w:p>
-      <w:pPr>
-        <w:pStyle w:val="Heading3"/>
-      </w:pPr>
-      <w:bookmarkStart w:id="17" w:name="task-2a--research"/>
-      <w:r>
-        <w:t>Task 2a — Research</w:t>
-      </w:r>
-    </w:p>
-    <w:p>
-      <w:pPr>
-        <w:pStyle w:val="Compact"/>
-        <w:numPr>
-          <w:ilvl w:val="0"/>
-          <w:numId w:val="17"/>
-        </w:numPr>
-      </w:pPr>
-      <w:r>
-        <w:t xml:space="preserve">In a </w:t>
-      </w:r>
-      <w:r>
-        <w:rPr>
-          <w:b/>
-          <w:bCs/>
-        </w:rPr>
-        <w:t>new task</w:t>
-      </w:r>
-      <w:r>
-        <w:t>, prompt:</w:t>
-      </w:r>
-    </w:p>
-    <w:p>
-      <w:pPr>
-        <w:numPr>
-          <w:ilvl w:val="0"/>
-          <w:numId w:val="1"/>
-        </w:numPr>
-        <w:pBdr>
-          <w:left w:val="single" w:sz="18" w:space="8" w:color="3B1041"/>
-        </w:pBdr>
-        <w:shd w:val="clear" w:color="auto" w:fill="FBF6FD"/>
-        <w:spacing w:before="30" w:after="30"/>
-      </w:pPr>
-      <w:r>
-        <w:t xml:space="preserve">Use </w:t>
-      </w:r>
-      <w:r>
-        <w:rPr>
-          <w:b/>
-          <w:bCs/>
-        </w:rPr>
-        <w:t>Deep Research</w:t>
-      </w:r>
-      <w:r>
-        <w:t xml:space="preserve"> to summarize </w:t>
-      </w:r>
-      <w:r>
-        <w:rPr>
-          <w:b/>
-          <w:bCs/>
-        </w:rPr>
-        <w:t>current best practices for structured behavioral interviews</w:t>
-      </w:r>
-      <w:r>
-        <w:t xml:space="preserve"> from multiple reputable sources. Produce a </w:t>
-      </w:r>
-      <w:r>
-        <w:rPr>
-          <w:b/>
-          <w:bCs/>
-        </w:rPr>
-        <w:t>1-page briefing</w:t>
-      </w:r>
-      <w:r>
-        <w:t xml:space="preserve"> with the key practices and </w:t>
-      </w:r>
-      <w:r>
-        <w:rPr>
-          <w:b/>
-          <w:bCs/>
-        </w:rPr>
-        <w:t>cite your sources</w:t>
-      </w:r>
-      <w:r>
-        <w:t>.</w:t>
-      </w:r>
-    </w:p>
-    <w:p>
-      <w:pPr>
-        <w:pStyle w:val="Compact"/>
-        <w:numPr>
-          <w:ilvl w:val="0"/>
-          <w:numId w:val="17"/>
-        </w:numPr>
-      </w:pPr>
-      <w:r>
-        <w:t xml:space="preserve">Watch the </w:t>
-      </w:r>
-      <w:r>
-        <w:rPr>
-          <w:b/>
-          <w:bCs/>
-        </w:rPr>
-        <w:t>Deep Research</w:t>
-      </w:r>
-      <w:r>
-        <w:t xml:space="preserve"> skill load and work across sources. It takes a few minutes.</w:t>
-      </w:r>
-    </w:p>
-    <w:p>
-      <w:pPr>
-        <w:pStyle w:val="Compact"/>
-        <w:numPr>
-          <w:ilvl w:val="0"/>
-          <w:numId w:val="17"/>
-        </w:numPr>
-      </w:pPr>
-      <w:r>
-        <w:rPr>
-          <w:b/>
-          <w:bCs/>
-        </w:rPr>
-        <w:t>Open two citations</w:t>
-      </w:r>
-      <w:r>
-        <w:t xml:space="preserve"> and check that each one supports the claim it's attached to.</w:t>
-      </w:r>
-    </w:p>
-    <w:p>
-      <w:pPr>
-        <w:pStyle w:val="Heading3"/>
-      </w:pPr>
-      <w:bookmarkStart w:id="18" w:name="Xf1cb852c11f267db90e22faff2e5f5fccf8229e"/>
-      <w:bookmarkEnd w:id="17"/>
-      <w:r>
-        <w:t>Task 2b — Ground it, then build a scorecard</w:t>
-      </w:r>
-    </w:p>
-    <w:p>
-      <w:pPr>
-        <w:pStyle w:val="Compact"/>
-        <w:numPr>
-          <w:ilvl w:val="0"/>
-          <w:numId w:val="18"/>
-        </w:numPr>
-      </w:pPr>
-      <w:r>
-        <w:rPr>
-          <w:b/>
-          <w:bCs/>
-        </w:rPr>
-        <w:t xml:space="preserve">Attach </w:t>
-      </w:r>
-      <w:r>
-        <w:rPr>
-          <w:rStyle w:val="VerbatimChar"/>
-          <w:b/>
-          <w:bCs/>
-        </w:rPr>
-        <w:t>job-description-sample.docx</w:t>
-      </w:r>
-      <w:r>
-        <w:t xml:space="preserve"> (</w:t>
-      </w:r>
-      <w:r>
-        <w:t>📎</w:t>
-      </w:r>
       <w:r>
         <w:t xml:space="preserve"> </w:t>
       </w:r>
       <w:r>
         <w:rPr>
-          <w:b/>
-          <w:bCs/>
-        </w:rPr>
-        <w:t>+ → Attach cloud files</w:t>
-      </w:r>
-      <w:r>
-        <w:t xml:space="preserve">, or type </w:t>
-      </w:r>
-      <w:r>
-        <w:rPr>
-          <w:b/>
-          <w:bCs/>
-        </w:rPr>
-        <w:t>/</w:t>
-      </w:r>
-      <w:r>
-        <w:t>) and prompt:</w:t>
-      </w:r>
-    </w:p>
-    <w:p>
-      <w:pPr>
-        <w:numPr>
-          <w:ilvl w:val="0"/>
-          <w:numId w:val="1"/>
-        </w:numPr>
-        <w:pBdr>
-          <w:left w:val="single" w:sz="18" w:space="8" w:color="3B1041"/>
-        </w:pBdr>
-        <w:shd w:val="clear" w:color="auto" w:fill="FBF6FD"/>
-        <w:spacing w:before="30" w:after="30"/>
-      </w:pPr>
-      <w:r>
-        <w:t xml:space="preserve">Now compare these best practices to our </w:t>
-      </w:r>
-      <w:r>
-        <w:rPr>
-          <w:b/>
-          <w:bCs/>
-        </w:rPr>
-        <w:t>HR Coordinator</w:t>
-      </w:r>
-      <w:r>
-        <w:t xml:space="preserve"> interview needs in </w:t>
-      </w:r>
-      <w:r>
-        <w:rPr>
-          <w:rStyle w:val="VerbatimChar"/>
-        </w:rPr>
-        <w:t>job-description-sample.docx</w:t>
-      </w:r>
-      <w:r>
-        <w:t>, and suggest 5 interview questions.</w:t>
-      </w:r>
-    </w:p>
-    <w:p>
-      <w:pPr>
-        <w:pStyle w:val="Compact"/>
-        <w:numPr>
-          <w:ilvl w:val="0"/>
-          <w:numId w:val="18"/>
-        </w:numPr>
-      </w:pPr>
-      <w:r>
-        <w:rPr>
-          <w:b/>
-          <w:bCs/>
-        </w:rPr>
-        <w:t>Follow-up:</w:t>
-      </w:r>
-      <w:r>
-        <w:t xml:space="preserve"> in the same task, prompt:</w:t>
-      </w:r>
-    </w:p>
-    <w:p>
-      <w:pPr>
-        <w:numPr>
-          <w:ilvl w:val="0"/>
-          <w:numId w:val="1"/>
-        </w:numPr>
-        <w:pBdr>
-          <w:left w:val="single" w:sz="18" w:space="8" w:color="3B1041"/>
-        </w:pBdr>
-        <w:shd w:val="clear" w:color="auto" w:fill="FBF6FD"/>
-        <w:spacing w:before="30" w:after="30"/>
-      </w:pPr>
-      <w:r>
-        <w:t xml:space="preserve">Turn this into an interviewer scorecard in </w:t>
-      </w:r>
-      <w:r>
-        <w:rPr>
-          <w:b/>
-          <w:bCs/>
-        </w:rPr>
-        <w:t>Word AND Excel</w:t>
-      </w:r>
-      <w:r>
-        <w:t xml:space="preserve"> with the scoring scales filled in.</w:t>
-      </w:r>
-    </w:p>
-    <w:p>
-      <w:pPr>
-        <w:pStyle w:val="Compact"/>
-        <w:numPr>
-          <w:ilvl w:val="0"/>
-          <w:numId w:val="18"/>
-        </w:numPr>
-      </w:pPr>
-      <w:r>
-        <w:t xml:space="preserve">Watch Cowork load both the </w:t>
-      </w:r>
-      <w:r>
-        <w:rPr>
-          <w:b/>
-          <w:bCs/>
-        </w:rPr>
-        <w:t>Word</w:t>
-      </w:r>
-      <w:r>
-        <w:t xml:space="preserve"> and </w:t>
-      </w:r>
-      <w:r>
-        <w:rPr>
-          <w:b/>
-          <w:bCs/>
-        </w:rPr>
-        <w:t>Excel</w:t>
-      </w:r>
-      <w:r>
-        <w:t xml:space="preserve"> skills. When it finishes, open the </w:t>
-      </w:r>
-      <w:r>
-        <w:rPr>
-          <w:b/>
-          <w:bCs/>
-        </w:rPr>
-        <w:t>Output folder</w:t>
-      </w:r>
-      <w:r>
-        <w:t xml:space="preserve"> (as in Exercise 1) and </w:t>
-      </w:r>
-      <w:r>
-        <w:rPr>
-          <w:b/>
-          <w:bCs/>
-        </w:rPr>
-        <w:t>Preview</w:t>
-      </w:r>
-      <w:r>
-        <w:t xml:space="preserve"> both files:</w:t>
-      </w:r>
-    </w:p>
-    <w:p>
-      <w:pPr>
-        <w:pStyle w:val="Compact"/>
-        <w:numPr>
-          <w:ilvl w:val="1"/>
-          <w:numId w:val="19"/>
-        </w:numPr>
-      </w:pPr>
-      <w:r>
-        <w:rPr>
-          <w:b/>
-          <w:bCs/>
-        </w:rPr>
-        <w:t>Word:</w:t>
-      </w:r>
-      <w:r>
-        <w:t xml:space="preserve"> a printable scorecard with each competency, the question(s) for it, and a </w:t>
-      </w:r>
-      <w:r>
-        <w:rPr>
-          <w:b/>
-          <w:bCs/>
-        </w:rPr>
-        <w:t>filled-in rating scale</w:t>
+          <w:rStyle w:val="PromptExpectations"/>
+        </w:rPr>
+        <w:t>Keep it under 150 words, with a subject line of eight words or fewer, three short bullets on what to do, and who to contact for help. Use a warm, plain-language tone.</w:t>
       </w:r>
       <w:r>
         <w:t xml:space="preserve"> </w:t>
       </w:r>
       <w:r>
-        <w:t>(e.g., 1–5, with what a 1, 3, and 5 answer looks like), plus space for notes.</w:t>
-      </w:r>
-    </w:p>
-    <w:p>
-      <w:pPr>
-        <w:pStyle w:val="Compact"/>
-        <w:numPr>
-          <w:ilvl w:val="1"/>
-          <w:numId w:val="19"/>
-        </w:numPr>
-      </w:pPr>
-      <w:r>
-        <w:rPr>
-          <w:b/>
-          <w:bCs/>
-        </w:rPr>
-        <w:t>Excel:</w:t>
-      </w:r>
-      <w:r>
-        <w:t xml:space="preserve"> the same competencies as rows, rating columns and notes, ideally with a </w:t>
-      </w:r>
-      <w:r>
-        <w:rPr>
-          <w:b/>
-          <w:bCs/>
-        </w:rPr>
-        <w:t>total or weighted score</w:t>
-      </w:r>
-      <w:r>
-        <w:t xml:space="preserve"> calculated.</w:t>
-      </w:r>
-    </w:p>
-    <w:p>
-      <w:pPr>
-        <w:pStyle w:val="FirstParagraph"/>
-      </w:pPr>
-      <w:r>
-        <w:t>✅</w:t>
-      </w:r>
-      <w:r>
-        <w:t xml:space="preserve"> </w:t>
-      </w:r>
-      <w:r>
-        <w:rPr>
-          <w:b/>
-          <w:bCs/>
-        </w:rPr>
-        <w:t>Checkpoint:</w:t>
-      </w:r>
-      <w:r>
-        <w:t xml:space="preserve"> A one-page briefing with citations that open, 5 interview questions tied to the HR Coordinator's responsibilities, and an </w:t>
-      </w:r>
-      <w:r>
-        <w:rPr>
-          <w:b/>
-          <w:bCs/>
-        </w:rPr>
-        <w:t>interviewer scorecard in both Word and Excel</w:t>
-      </w:r>
-      <w:r>
-        <w:t xml:space="preserve"> whose rating scales are filled in (no blank "define later" placeholders).</w:t>
+        <w:rPr>
+          <w:rStyle w:val="PromptConstraints"/>
+        </w:rPr>
+        <w:t>Don't invent dates, deadlines, or plan details that aren't in the files. Save it as a draft for me to review; don't send it.</w:t>
       </w:r>
     </w:p>
     <w:p>
@@ -5585,45 +4013,16 @@
           <w:b/>
           <w:bCs/>
         </w:rPr>
-        <w:t>Discuss:</w:t>
-      </w:r>
-      <w:r>
-        <w:t xml:space="preserve"> </w:t>
-      </w:r>
-      <w:r>
-        <w:t>When is web research better than searching your organization's own content — and when is it riskier?</w:t>
-      </w:r>
-    </w:p>
-    <w:p>
-      <w:pPr>
-        <w:pStyle w:val="BodyText"/>
-      </w:pPr>
-      <w:r>
-        <w:rPr>
-          <w:b/>
-          <w:bCs/>
-        </w:rPr>
-        <w:lastRenderedPageBreak/>
-        <w:t>Stretch:</w:t>
-      </w:r>
-      <w:r>
-        <w:t xml:space="preserve"> Research typical </w:t>
-      </w:r>
-      <w:r>
-        <w:rPr>
-          <w:b/>
-          <w:bCs/>
-        </w:rPr>
-        <w:t>PTO / annual-leave norms for mid-size tech companies</w:t>
-      </w:r>
-      <w:r>
-        <w:t xml:space="preserve"> and give me a short benchmark I can compare to our handbook. Cite sources.</w:t>
-      </w:r>
-    </w:p>
-    <w:p>
-      <w:r>
-        <w:pict w14:anchorId="32DB47F1">
-          <v:rect id="_x0000_i1028" style="width:0;height:1.5pt" o:hralign="center" o:hrstd="t" o:hr="t"/>
+        <w:t>Tip:</w:t>
+      </w:r>
+      <w:r>
+        <w:t xml:space="preserve"> if Cowork asks a clarifying question or gets something wrong, the missing piece is usually one of the four. Add it in a follow-up instead of starting over.</w:t>
+      </w:r>
+    </w:p>
+    <w:p>
+      <w:r>
+        <w:pict w14:anchorId="07AC0C06">
+          <v:rect id="_x0000_i1026" style="width:0;height:1.5pt" o:hralign="center" o:hrstd="t" o:hr="t"/>
         </w:pict>
       </w:r>
     </w:p>
@@ -5631,44 +4030,14 @@
       <w:pPr>
         <w:pStyle w:val="Heading2"/>
       </w:pPr>
-      <w:bookmarkStart w:id="19" w:name="coffee-break-10-min"/>
-      <w:bookmarkStart w:id="20" w:name="_Toc241869830"/>
-      <w:bookmarkEnd w:id="15"/>
-      <w:bookmarkEnd w:id="18"/>
-      <w:r>
-        <w:t>☕</w:t>
-      </w:r>
-      <w:r>
-        <w:t xml:space="preserve"> Break (10 min)</w:t>
-      </w:r>
-      <w:bookmarkEnd w:id="20"/>
-    </w:p>
-    <w:p>
-      <w:pPr>
-        <w:pStyle w:val="FirstParagraph"/>
-      </w:pPr>
-      <w:r>
-        <w:t>Stretch and grab a coffee. Next up: Cowork drives a real web browser for you, then the custom-skill build, the centerpiece of the day.</w:t>
-      </w:r>
-    </w:p>
-    <w:p>
-      <w:r>
-        <w:pict w14:anchorId="2163B0C9">
-          <v:rect id="_x0000_i1029" style="width:0;height:1.5pt" o:hralign="center" o:hrstd="t" o:hr="t"/>
-        </w:pict>
-      </w:r>
-    </w:p>
-    <w:p>
-      <w:pPr>
-        <w:pStyle w:val="Heading2"/>
-      </w:pPr>
-      <w:bookmarkStart w:id="21" w:name="X01d412a0f2e13c2810eaf63626ad375735c7ae4"/>
-      <w:bookmarkStart w:id="22" w:name="_Toc241869831"/>
-      <w:bookmarkEnd w:id="19"/>
-      <w:r>
-        <w:t>Exercise 3 — Navigate websites with Cowork's browser (25 min)</w:t>
-      </w:r>
-      <w:bookmarkEnd w:id="22"/>
+      <w:bookmarkStart w:id="13" w:name="X32d5feb5c42a67d990bbf5c51199fb4ed691306"/>
+      <w:bookmarkStart w:id="14" w:name="_Toc241949440"/>
+      <w:bookmarkEnd w:id="5"/>
+      <w:bookmarkEnd w:id="12"/>
+      <w:r>
+        <w:t>Exercise 1 — Executive Command Center (25 min)</w:t>
+      </w:r>
+      <w:bookmarkEnd w:id="14"/>
     </w:p>
     <w:p>
       <w:pPr>
@@ -5685,7 +4054,7 @@
           <w:b/>
           <w:bCs/>
         </w:rPr>
-        <w:t>Scenario card — Ex 03 · Navigate Websites with Cowork's Browser</w:t>
+        <w:t>Scenario card — Ex 01 · Executive Command Center</w:t>
       </w:r>
       <w:r>
         <w:t xml:space="preserve"> · Function: </w:t>
@@ -5695,15 +4064,15 @@
           <w:b/>
           <w:bCs/>
         </w:rPr>
-        <w:t>HR · Compliance</w:t>
-      </w:r>
-    </w:p>
-    <w:p>
-      <w:pPr>
-        <w:pStyle w:val="Compact"/>
-        <w:numPr>
-          <w:ilvl w:val="0"/>
-          <w:numId w:val="20"/>
+        <w:t>Executive</w:t>
+      </w:r>
+    </w:p>
+    <w:p>
+      <w:pPr>
+        <w:pStyle w:val="Compact"/>
+        <w:numPr>
+          <w:ilvl w:val="0"/>
+          <w:numId w:val="9"/>
         </w:numPr>
         <w:pBdr>
           <w:left w:val="single" w:sz="18" w:space="8" w:color="3B1041"/>
@@ -5719,15 +4088,15 @@
         <w:t>Goal:</w:t>
       </w:r>
       <w:r>
-        <w:t xml:space="preserve"> Have Cowork drive a real web browser for you (search a site, click through its pages, move to a second site) and bring back a sourced comparison against your own policy.</w:t>
-      </w:r>
-    </w:p>
-    <w:p>
-      <w:pPr>
-        <w:pStyle w:val="Compact"/>
-        <w:numPr>
-          <w:ilvl w:val="0"/>
-          <w:numId w:val="20"/>
+        <w:t xml:space="preserve"> Turn your calendar, communications, and priority work into a daily executive view of decisions, risks, and actions requiring attention.</w:t>
+      </w:r>
+    </w:p>
+    <w:p>
+      <w:pPr>
+        <w:pStyle w:val="Compact"/>
+        <w:numPr>
+          <w:ilvl w:val="0"/>
+          <w:numId w:val="9"/>
         </w:numPr>
         <w:pBdr>
           <w:left w:val="single" w:sz="18" w:space="8" w:color="3B1041"/>
@@ -5743,25 +4112,15 @@
         <w:t>Output:</w:t>
       </w:r>
       <w:r>
-        <w:t xml:space="preserve"> A comparison table of overtime rules (U.S. Department of Labor vs. Washington State vs. the Zava handbook) with a link to every page Cowork visited, and a one-page </w:t>
-      </w:r>
-      <w:r>
-        <w:rPr>
-          <w:b/>
-          <w:bCs/>
-        </w:rPr>
-        <w:t>Word brief</w:t>
-      </w:r>
-      <w:r>
-        <w:t xml:space="preserve"> for payroll about ticket T-2008.</w:t>
-      </w:r>
-    </w:p>
-    <w:p>
-      <w:pPr>
-        <w:pStyle w:val="Compact"/>
-        <w:numPr>
-          <w:ilvl w:val="0"/>
-          <w:numId w:val="20"/>
+        <w:t xml:space="preserve"> An interactive executive command center covering meetings, priorities, and org pulse, with labeled recommendations and links to supporting context.</w:t>
+      </w:r>
+    </w:p>
+    <w:p>
+      <w:pPr>
+        <w:pStyle w:val="Compact"/>
+        <w:numPr>
+          <w:ilvl w:val="0"/>
+          <w:numId w:val="9"/>
         </w:numPr>
         <w:pBdr>
           <w:left w:val="single" w:sz="18" w:space="8" w:color="3B1041"/>
@@ -5777,28 +4136,15 @@
         <w:t>Why Cowork?</w:t>
       </w:r>
       <w:r>
-        <w:t xml:space="preserve"> </w:t>
-      </w:r>
-      <w:r>
-        <w:t xml:space="preserve">Checking a policy against official sources means searching websites, clicking through menus, and copying what you find. Cowork does those clicks for you in a </w:t>
-      </w:r>
-      <w:r>
-        <w:rPr>
-          <w:b/>
-          <w:bCs/>
-        </w:rPr>
-        <w:t>hidden tab in your own Microsoft Edge</w:t>
-      </w:r>
-      <w:r>
-        <w:t>, with your sign-ins and your organization's policies, tells you which page it's on, and asks before anything consequential.</w:t>
-      </w:r>
-    </w:p>
-    <w:p>
-      <w:pPr>
-        <w:pStyle w:val="Compact"/>
-        <w:numPr>
-          <w:ilvl w:val="0"/>
-          <w:numId w:val="20"/>
+        <w:t xml:space="preserve"> What needs your attention is scattered across calendar, email, chats, and documents. Cowork combines calendar and priority documents, emails, chats and transcripts, signal detection across workstreams, and an interactive daily dashboard into one recurring workflow.</w:t>
+      </w:r>
+    </w:p>
+    <w:p>
+      <w:pPr>
+        <w:pStyle w:val="Compact"/>
+        <w:numPr>
+          <w:ilvl w:val="0"/>
+          <w:numId w:val="9"/>
         </w:numPr>
         <w:pBdr>
           <w:left w:val="single" w:sz="18" w:space="8" w:color="3B1041"/>
@@ -5821,30 +4167,20 @@
           <w:b/>
           <w:bCs/>
         </w:rPr>
-        <w:t>Navigate</w:t>
-      </w:r>
-      <w:r>
-        <w:t xml:space="preserve"> → dol.gov, site search, open the overtime fact sheet · 2. </w:t>
-      </w:r>
-      <w:r>
-        <w:rPr>
-          <w:b/>
-          <w:bCs/>
-        </w:rPr>
-        <w:t>Navigate</w:t>
-      </w:r>
-      <w:r>
-        <w:t xml:space="preserve"> → lni.wa.gov menu or search, open the overtime page · 3. </w:t>
-      </w:r>
-      <w:r>
-        <w:rPr>
-          <w:b/>
-          <w:bCs/>
-        </w:rPr>
-        <w:t>Ground</w:t>
-      </w:r>
-      <w:r>
-        <w:t xml:space="preserve"> → compare with the handbook · 4. </w:t>
+        <w:t>Work IQ</w:t>
+      </w:r>
+      <w:r>
+        <w:t xml:space="preserve"> → gather calendar, emails, chats, documents · 2. </w:t>
+      </w:r>
+      <w:r>
+        <w:rPr>
+          <w:b/>
+          <w:bCs/>
+        </w:rPr>
+        <w:t>Analyze</w:t>
+      </w:r>
+      <w:r>
+        <w:t xml:space="preserve"> → surface urgent items, blockers, quiet signals · 3. </w:t>
       </w:r>
       <w:r>
         <w:rPr>
@@ -5854,18 +4190,25 @@
         <w:t>Build</w:t>
       </w:r>
       <w:r>
-        <w:t xml:space="preserve"> </w:t>
-      </w:r>
-      <w:r>
-        <w:t>→ comparison table + Word brief for payroll</w:t>
-      </w:r>
-    </w:p>
-    <w:p>
-      <w:pPr>
-        <w:pStyle w:val="Compact"/>
-        <w:numPr>
-          <w:ilvl w:val="0"/>
-          <w:numId w:val="20"/>
+        <w:t xml:space="preserve"> → interactive HTML command center · 4. </w:t>
+      </w:r>
+      <w:r>
+        <w:rPr>
+          <w:b/>
+          <w:bCs/>
+        </w:rPr>
+        <w:t>Schedule</w:t>
+      </w:r>
+      <w:r>
+        <w:t xml:space="preserve"> → daily run every weekday morning</w:t>
+      </w:r>
+    </w:p>
+    <w:p>
+      <w:pPr>
+        <w:pStyle w:val="Compact"/>
+        <w:numPr>
+          <w:ilvl w:val="0"/>
+          <w:numId w:val="9"/>
         </w:numPr>
         <w:pBdr>
           <w:left w:val="single" w:sz="18" w:space="8" w:color="3B1041"/>
@@ -5881,15 +4224,15 @@
         <w:t>Data sources:</w:t>
       </w:r>
       <w:r>
-        <w:t xml:space="preserve"> Web (Microsoft Edge) · OneDrive (Zava handbook)</w:t>
-      </w:r>
-    </w:p>
-    <w:p>
-      <w:pPr>
-        <w:pStyle w:val="Compact"/>
-        <w:numPr>
-          <w:ilvl w:val="0"/>
-          <w:numId w:val="20"/>
+        <w:t xml:space="preserve"> M365 Data</w:t>
+      </w:r>
+    </w:p>
+    <w:p>
+      <w:pPr>
+        <w:pStyle w:val="Compact"/>
+        <w:numPr>
+          <w:ilvl w:val="0"/>
+          <w:numId w:val="9"/>
         </w:numPr>
         <w:pBdr>
           <w:left w:val="single" w:sz="18" w:space="8" w:color="3B1041"/>
@@ -5902,30 +4245,41 @@
           <w:b/>
           <w:bCs/>
         </w:rPr>
+        <w:lastRenderedPageBreak/>
         <w:t>You'll learn:</w:t>
       </w:r>
       <w:r>
-        <w:t xml:space="preserve"> How Cowork's </w:t>
-      </w:r>
-      <w:r>
-        <w:rPr>
-          <w:b/>
-          <w:bCs/>
-        </w:rPr>
-        <w:t>browser use</w:t>
-      </w:r>
-      <w:r>
-        <w:t xml:space="preserve"> works (consent, progress chips, </w:t>
-      </w:r>
-      <w:r>
-        <w:rPr>
-          <w:b/>
-          <w:bCs/>
-        </w:rPr>
-        <w:t>Switch to tab</w:t>
-      </w:r>
-      <w:r>
-        <w:t>, approvals, hand-back for sign-ins), and when to use it instead of Deep Research.</w:t>
+        <w:t xml:space="preserve"> How one prompt can </w:t>
+      </w:r>
+      <w:r>
+        <w:rPr>
+          <w:b/>
+          <w:bCs/>
+        </w:rPr>
+        <w:t>gather signals, build an artifact, save itself as a skill, and schedule itself</w:t>
+      </w:r>
+      <w:r>
+        <w:t>, and where to find everything Cowork creates (</w:t>
+      </w:r>
+      <w:r>
+        <w:rPr>
+          <w:b/>
+          <w:bCs/>
+        </w:rPr>
+        <w:t>Output folder</w:t>
+      </w:r>
+      <w:r>
+        <w:t xml:space="preserve"> and </w:t>
+      </w:r>
+      <w:r>
+        <w:rPr>
+          <w:b/>
+          <w:bCs/>
+        </w:rPr>
+        <w:t>OneDrive → Cowork</w:t>
+      </w:r>
+      <w:r>
+        <w:t>).</w:t>
       </w:r>
     </w:p>
     <w:p>
@@ -5937,33 +4291,2114 @@
           <w:b/>
           <w:bCs/>
         </w:rPr>
-        <w:t>How this differs from Exercise 2:</w:t>
-      </w:r>
-      <w:r>
-        <w:t xml:space="preserve"> Deep Research </w:t>
+        <w:t>Why it's here:</w:t>
+      </w:r>
+      <w:r>
+        <w:t xml:space="preserve"> it shows Cowork at full stretch — gathering signals across Microsoft 365, building an </w:t>
+      </w:r>
+      <w:r>
+        <w:rPr>
+          <w:b/>
+          <w:bCs/>
+        </w:rPr>
+        <w:t>interactive HTML dashboard</w:t>
+      </w:r>
+      <w:r>
+        <w:t xml:space="preserve">, then </w:t>
+      </w:r>
+      <w:r>
+        <w:rPr>
+          <w:b/>
+          <w:bCs/>
+        </w:rPr>
+        <w:t>saving itself as a skill</w:t>
+      </w:r>
+      <w:r>
+        <w:t xml:space="preserve"> and </w:t>
+      </w:r>
+      <w:r>
+        <w:rPr>
+          <w:b/>
+          <w:bCs/>
+        </w:rPr>
+        <w:t>scheduling itself</w:t>
+      </w:r>
+      <w:r>
+        <w:t xml:space="preserve"> in one prompt. HR leaders juggle the same scattered signals, so watch for the pattern you'd reuse.</w:t>
+      </w:r>
+    </w:p>
+    <w:p>
+      <w:pPr>
+        <w:pStyle w:val="BodyText"/>
+        <w:pBdr>
+          <w:left w:val="single" w:sz="18" w:space="8" w:color="3B1041"/>
+        </w:pBdr>
+        <w:shd w:val="clear" w:color="auto" w:fill="FBF6FD"/>
+        <w:spacing w:before="30" w:after="30"/>
+        <w:ind w:left="288" w:right="144"/>
+      </w:pPr>
+      <w:r>
+        <w:rPr>
+          <w:b/>
+          <w:bCs/>
+        </w:rPr>
+        <w:t>Before you start:</w:t>
+      </w:r>
+    </w:p>
+    <w:p>
+      <w:pPr>
+        <w:pStyle w:val="Compact"/>
+        <w:numPr>
+          <w:ilvl w:val="0"/>
+          <w:numId w:val="10"/>
+        </w:numPr>
+        <w:pBdr>
+          <w:left w:val="single" w:sz="18" w:space="8" w:color="3B1041"/>
+        </w:pBdr>
+        <w:shd w:val="clear" w:color="auto" w:fill="FBF6FD"/>
+        <w:spacing w:before="30" w:after="30"/>
+      </w:pPr>
+      <w:r>
+        <w:t xml:space="preserve">Replace </w:t>
+      </w:r>
+      <w:r>
+        <w:rPr>
+          <w:rStyle w:val="VerbatimChar"/>
+          <w:b/>
+          <w:bCs/>
+        </w:rPr>
+        <w:t>[Priority Folder]</w:t>
+      </w:r>
+      <w:r>
+        <w:t xml:space="preserve"> with the OneDrive folder holding your Zava files (e.g., </w:t>
+      </w:r>
+      <w:r>
+        <w:rPr>
+          <w:rStyle w:val="VerbatimChar"/>
+        </w:rPr>
+        <w:t>Documents/ai_hr_cowork_workshop</w:t>
+      </w:r>
+      <w:r>
+        <w:t>) — or any folder of priority documents.</w:t>
+      </w:r>
+    </w:p>
+    <w:p>
+      <w:pPr>
+        <w:pStyle w:val="Compact"/>
+        <w:numPr>
+          <w:ilvl w:val="0"/>
+          <w:numId w:val="10"/>
+        </w:numPr>
+        <w:pBdr>
+          <w:left w:val="single" w:sz="18" w:space="8" w:color="3B1041"/>
+        </w:pBdr>
+        <w:shd w:val="clear" w:color="auto" w:fill="FBF6FD"/>
+        <w:spacing w:before="30" w:after="30"/>
+      </w:pPr>
+      <w:r>
+        <w:t xml:space="preserve">Replace </w:t>
+      </w:r>
+      <w:r>
+        <w:rPr>
+          <w:rStyle w:val="VerbatimChar"/>
+          <w:b/>
+          <w:bCs/>
+        </w:rPr>
+        <w:t>[time]</w:t>
+      </w:r>
+      <w:r>
+        <w:t xml:space="preserve"> with a weekday time, e.g., </w:t>
+      </w:r>
+      <w:r>
+        <w:rPr>
+          <w:b/>
+          <w:bCs/>
+        </w:rPr>
+        <w:t>8:00 AM</w:t>
+      </w:r>
+      <w:r>
+        <w:t>.</w:t>
+      </w:r>
+    </w:p>
+    <w:p>
+      <w:pPr>
+        <w:pStyle w:val="Compact"/>
+        <w:numPr>
+          <w:ilvl w:val="0"/>
+          <w:numId w:val="10"/>
+        </w:numPr>
+        <w:pBdr>
+          <w:left w:val="single" w:sz="18" w:space="8" w:color="3B1041"/>
+        </w:pBdr>
+        <w:shd w:val="clear" w:color="auto" w:fill="FBF6FD"/>
+        <w:spacing w:before="30" w:after="30"/>
+      </w:pPr>
+      <w:r>
+        <w:rPr>
+          <w:b/>
+          <w:bCs/>
+        </w:rPr>
+        <w:t>Shared tenant:</w:t>
+      </w:r>
+      <w:r>
+        <w:t xml:space="preserve"> the saved skill lives in </w:t>
+      </w:r>
+      <w:r>
+        <w:rPr>
+          <w:b/>
+          <w:bCs/>
+        </w:rPr>
+        <w:t>your</w:t>
+      </w:r>
+      <w:r>
+        <w:t xml:space="preserve"> OneDrive — keep it </w:t>
+      </w:r>
+      <w:r>
+        <w:rPr>
+          <w:b/>
+          <w:bCs/>
+        </w:rPr>
+        <w:t>"Only you."</w:t>
+      </w:r>
+      <w:r>
+        <w:t xml:space="preserve"> The schedule is an Automation on </w:t>
+      </w:r>
+      <w:r>
+        <w:rPr>
+          <w:b/>
+          <w:bCs/>
+        </w:rPr>
+        <w:t>your</w:t>
+      </w:r>
+      <w:r>
+        <w:t xml:space="preserve"> account; </w:t>
+      </w:r>
+      <w:r>
+        <w:rPr>
+          <w:b/>
+          <w:bCs/>
+        </w:rPr>
+        <w:t>pause or delete it after class</w:t>
+      </w:r>
+      <w:r>
+        <w:t xml:space="preserve"> (it's usage-billed). Workshop accounts have little calendar/Teams history, so results will be light — focus on the </w:t>
+      </w:r>
+      <w:r>
+        <w:rPr>
+          <w:b/>
+          <w:bCs/>
+        </w:rPr>
+        <w:t>gather → analyze → build → schedule</w:t>
+      </w:r>
+      <w:r>
+        <w:t xml:space="preserve"> pattern.</w:t>
+      </w:r>
+    </w:p>
+    <w:p>
+      <w:pPr>
+        <w:pStyle w:val="Heading3"/>
+      </w:pPr>
+      <w:bookmarkStart w:id="15" w:name="prompt"/>
+      <w:r>
+        <w:t>Prompt</w:t>
+      </w:r>
+    </w:p>
+    <w:p>
+      <w:pPr>
+        <w:pStyle w:val="Compact"/>
+        <w:numPr>
+          <w:ilvl w:val="0"/>
+          <w:numId w:val="11"/>
+        </w:numPr>
+      </w:pPr>
+      <w:r>
+        <w:t xml:space="preserve">In a </w:t>
+      </w:r>
+      <w:r>
+        <w:rPr>
+          <w:b/>
+          <w:bCs/>
+        </w:rPr>
+        <w:t>new task</w:t>
+      </w:r>
+      <w:r>
+        <w:t>, paste this prompt (with your placeholders filled in):</w:t>
+      </w:r>
+    </w:p>
+    <w:p>
+      <w:pPr>
+        <w:numPr>
+          <w:ilvl w:val="0"/>
+          <w:numId w:val="1"/>
+        </w:numPr>
+        <w:pBdr>
+          <w:left w:val="single" w:sz="18" w:space="8" w:color="3B1041"/>
+        </w:pBdr>
+        <w:shd w:val="clear" w:color="auto" w:fill="FBF6FD"/>
+        <w:spacing w:before="30" w:after="30"/>
+      </w:pPr>
+      <w:r>
+        <w:t>Build an interactive HTML Executive Command Center that shows what requires my attention today and this week.</w:t>
+      </w:r>
+    </w:p>
+    <w:p>
+      <w:pPr>
+        <w:numPr>
+          <w:ilvl w:val="0"/>
+          <w:numId w:val="1"/>
+        </w:numPr>
+        <w:pBdr>
+          <w:left w:val="single" w:sz="18" w:space="8" w:color="3B1041"/>
+        </w:pBdr>
+        <w:shd w:val="clear" w:color="auto" w:fill="FBF6FD"/>
+        <w:spacing w:before="30" w:after="30"/>
+      </w:pPr>
+      <w:r>
+        <w:t>Use my calendar, recent emails, Teams conversations, meeting transcripts, and priority documents from [Priority Folder]. Focus on decisions, commitments, risks, and workstreams where my involvement could change the outcome.</w:t>
+      </w:r>
+    </w:p>
+    <w:p>
+      <w:pPr>
+        <w:numPr>
+          <w:ilvl w:val="0"/>
+          <w:numId w:val="1"/>
+        </w:numPr>
+        <w:pBdr>
+          <w:left w:val="single" w:sz="18" w:space="8" w:color="3B1041"/>
+        </w:pBdr>
+        <w:shd w:val="clear" w:color="auto" w:fill="FBF6FD"/>
+        <w:spacing w:before="30" w:after="30"/>
+      </w:pPr>
+      <w:r>
+        <w:t>At the top, show:</w:t>
+      </w:r>
+    </w:p>
+    <w:p>
+      <w:pPr>
+        <w:pStyle w:val="Compact"/>
+        <w:numPr>
+          <w:ilvl w:val="1"/>
+          <w:numId w:val="12"/>
+        </w:numPr>
+        <w:pBdr>
+          <w:left w:val="single" w:sz="18" w:space="8" w:color="3B1041"/>
+        </w:pBdr>
+        <w:shd w:val="clear" w:color="auto" w:fill="FBF6FD"/>
+        <w:spacing w:before="30" w:after="30"/>
+      </w:pPr>
+      <w:r>
+        <w:t>One or two urgent items requiring action</w:t>
+      </w:r>
+    </w:p>
+    <w:p>
+      <w:pPr>
+        <w:pStyle w:val="Compact"/>
+        <w:numPr>
+          <w:ilvl w:val="1"/>
+          <w:numId w:val="12"/>
+        </w:numPr>
+        <w:pBdr>
+          <w:left w:val="single" w:sz="18" w:space="8" w:color="3B1041"/>
+        </w:pBdr>
+        <w:shd w:val="clear" w:color="auto" w:fill="FBF6FD"/>
+        <w:spacing w:before="30" w:after="30"/>
+      </w:pPr>
+      <w:r>
+        <w:t>Today's most important meeting or priority</w:t>
+      </w:r>
+    </w:p>
+    <w:p>
+      <w:pPr>
+        <w:pStyle w:val="Compact"/>
+        <w:numPr>
+          <w:ilvl w:val="1"/>
+          <w:numId w:val="12"/>
+        </w:numPr>
+        <w:pBdr>
+          <w:left w:val="single" w:sz="18" w:space="8" w:color="3B1041"/>
+        </w:pBdr>
+        <w:shd w:val="clear" w:color="auto" w:fill="FBF6FD"/>
+        <w:spacing w:before="30" w:after="30"/>
+      </w:pPr>
+      <w:r>
+        <w:t>My busiest day this week</w:t>
+      </w:r>
+    </w:p>
+    <w:p>
+      <w:pPr>
+        <w:pStyle w:val="Compact"/>
+        <w:numPr>
+          <w:ilvl w:val="1"/>
+          <w:numId w:val="12"/>
+        </w:numPr>
+        <w:pBdr>
+          <w:left w:val="single" w:sz="18" w:space="8" w:color="3B1041"/>
+        </w:pBdr>
+        <w:shd w:val="clear" w:color="auto" w:fill="FBF6FD"/>
+        <w:spacing w:before="30" w:after="30"/>
+      </w:pPr>
+      <w:r>
+        <w:t>Remaining working days this week</w:t>
+      </w:r>
+    </w:p>
+    <w:p>
+      <w:pPr>
+        <w:numPr>
+          <w:ilvl w:val="0"/>
+          <w:numId w:val="1"/>
+        </w:numPr>
+        <w:pBdr>
+          <w:left w:val="single" w:sz="18" w:space="8" w:color="3B1041"/>
+        </w:pBdr>
+        <w:shd w:val="clear" w:color="auto" w:fill="FBF6FD"/>
+        <w:spacing w:before="30" w:after="30"/>
+      </w:pPr>
+      <w:r>
+        <w:t>Organize the command center into three views:</w:t>
+      </w:r>
+    </w:p>
+    <w:p>
+      <w:pPr>
+        <w:pStyle w:val="Compact"/>
+        <w:numPr>
+          <w:ilvl w:val="1"/>
+          <w:numId w:val="13"/>
+        </w:numPr>
+        <w:pBdr>
+          <w:left w:val="single" w:sz="18" w:space="8" w:color="3B1041"/>
+        </w:pBdr>
+        <w:shd w:val="clear" w:color="auto" w:fill="FBF6FD"/>
+        <w:spacing w:before="30" w:after="30"/>
+      </w:pPr>
+      <w:r>
+        <w:t>Meetings: Key meetings, preparation needed, conflicts, and follow-ups</w:t>
+      </w:r>
+    </w:p>
+    <w:p>
+      <w:pPr>
+        <w:pStyle w:val="Compact"/>
+        <w:numPr>
+          <w:ilvl w:val="1"/>
+          <w:numId w:val="13"/>
+        </w:numPr>
+        <w:pBdr>
+          <w:left w:val="single" w:sz="18" w:space="8" w:color="3B1041"/>
+        </w:pBdr>
+        <w:shd w:val="clear" w:color="auto" w:fill="FBF6FD"/>
+        <w:spacing w:before="30" w:after="30"/>
+      </w:pPr>
+      <w:r>
+        <w:t>Priorities: Active commitments, approaching deadlines, blockers, and decisions waiting on me</w:t>
+      </w:r>
+    </w:p>
+    <w:p>
+      <w:pPr>
+        <w:pStyle w:val="Compact"/>
+        <w:numPr>
+          <w:ilvl w:val="1"/>
+          <w:numId w:val="13"/>
+        </w:numPr>
+        <w:pBdr>
+          <w:left w:val="single" w:sz="18" w:space="8" w:color="3B1041"/>
+        </w:pBdr>
+        <w:shd w:val="clear" w:color="auto" w:fill="FBF6FD"/>
+        <w:spacing w:before="30" w:after="30"/>
+      </w:pPr>
+      <w:r>
+        <w:t>Org pulse: Workstreams receiving significant attention, areas with limited recent activity, and important commitments that may have gone quiet</w:t>
+      </w:r>
+    </w:p>
+    <w:p>
+      <w:pPr>
+        <w:numPr>
+          <w:ilvl w:val="0"/>
+          <w:numId w:val="1"/>
+        </w:numPr>
+        <w:pBdr>
+          <w:left w:val="single" w:sz="18" w:space="8" w:color="3B1041"/>
+        </w:pBdr>
+        <w:shd w:val="clear" w:color="auto" w:fill="FBF6FD"/>
+        <w:spacing w:before="30" w:after="30"/>
+      </w:pPr>
+      <w:r>
+        <w:t>For each recommended action, label it:</w:t>
+      </w:r>
+    </w:p>
+    <w:p>
+      <w:pPr>
+        <w:pStyle w:val="Compact"/>
+        <w:numPr>
+          <w:ilvl w:val="1"/>
+          <w:numId w:val="14"/>
+        </w:numPr>
+        <w:pBdr>
+          <w:left w:val="single" w:sz="18" w:space="8" w:color="3B1041"/>
+        </w:pBdr>
+        <w:shd w:val="clear" w:color="auto" w:fill="FBF6FD"/>
+        <w:spacing w:before="30" w:after="30"/>
+      </w:pPr>
+      <w:r>
+        <w:t>Lean in; OR, Delegate; OR, Re-engage; OR, Protect time</w:t>
+      </w:r>
+    </w:p>
+    <w:p>
+      <w:pPr>
+        <w:numPr>
+          <w:ilvl w:val="0"/>
+          <w:numId w:val="1"/>
+        </w:numPr>
+        <w:pBdr>
+          <w:left w:val="single" w:sz="18" w:space="8" w:color="3B1041"/>
+        </w:pBdr>
+        <w:shd w:val="clear" w:color="auto" w:fill="FBF6FD"/>
+        <w:spacing w:before="30" w:after="30"/>
+      </w:pPr>
+      <w:r>
+        <w:t>Explain the signal behind the recommendation and give me one clear next action. Keep recommendations focused on workstreams, decisions, and commitments rather than evaluating individual people. Make the dashboard executive-ready and easy to scan, with expandable sections, traffic-light indicators, and links to the supporting emails, meetings, chats, and files. The most important content should answer: What needs my attention, and what should I do differently today?</w:t>
+      </w:r>
+    </w:p>
+    <w:p>
+      <w:pPr>
+        <w:numPr>
+          <w:ilvl w:val="0"/>
+          <w:numId w:val="1"/>
+        </w:numPr>
+        <w:pBdr>
+          <w:left w:val="single" w:sz="18" w:space="8" w:color="3B1041"/>
+        </w:pBdr>
+        <w:shd w:val="clear" w:color="auto" w:fill="FBF6FD"/>
+        <w:spacing w:before="30" w:after="30"/>
+      </w:pPr>
+      <w:r>
+        <w:t>Save this as a skill named [Executive Command Center] and schedule it to run every weekday at [time], using the latest available context.</w:t>
+      </w:r>
+    </w:p>
+    <w:p>
+      <w:pPr>
+        <w:pStyle w:val="Compact"/>
+        <w:numPr>
+          <w:ilvl w:val="0"/>
+          <w:numId w:val="11"/>
+        </w:numPr>
+      </w:pPr>
+      <w:r>
+        <w:t xml:space="preserve">Watch the side panel: Cowork gathers signals through </w:t>
+      </w:r>
+      <w:r>
+        <w:rPr>
+          <w:b/>
+          <w:bCs/>
+        </w:rPr>
+        <w:t>Work IQ</w:t>
+      </w:r>
+      <w:r>
+        <w:t xml:space="preserve">, loads its skills, and the </w:t>
+      </w:r>
+      <w:r>
+        <w:rPr>
+          <w:b/>
+          <w:bCs/>
+        </w:rPr>
+        <w:t>HTML command center</w:t>
+      </w:r>
+      <w:r>
+        <w:t xml:space="preserve"> appears in the </w:t>
+      </w:r>
+      <w:r>
+        <w:rPr>
+          <w:b/>
+          <w:bCs/>
+        </w:rPr>
+        <w:t>Output folder</w:t>
+      </w:r>
+      <w:r>
+        <w:t>.</w:t>
+      </w:r>
+    </w:p>
+    <w:p>
+      <w:pPr>
+        <w:pStyle w:val="Compact"/>
+        <w:numPr>
+          <w:ilvl w:val="0"/>
+          <w:numId w:val="11"/>
+        </w:numPr>
+      </w:pPr>
+      <w:r>
+        <w:rPr>
+          <w:b/>
+          <w:bCs/>
+        </w:rPr>
+        <w:lastRenderedPageBreak/>
+        <w:t>Find your output (take a minute here, you'll use this all day):</w:t>
+      </w:r>
+    </w:p>
+    <w:p>
+      <w:pPr>
+        <w:pStyle w:val="Compact"/>
+        <w:numPr>
+          <w:ilvl w:val="1"/>
+          <w:numId w:val="15"/>
+        </w:numPr>
+      </w:pPr>
+      <w:r>
+        <w:rPr>
+          <w:b/>
+          <w:bCs/>
+        </w:rPr>
+        <w:t>Open the side panel</w:t>
+      </w:r>
+      <w:r>
+        <w:t xml:space="preserve"> if it's hidden: select the </w:t>
+      </w:r>
+      <w:r>
+        <w:rPr>
+          <w:b/>
+          <w:bCs/>
+        </w:rPr>
+        <w:t>side panel toggle</w:t>
+      </w:r>
+      <w:r>
+        <w:t xml:space="preserve"> at the right of the session.</w:t>
+      </w:r>
+    </w:p>
+    <w:p>
+      <w:pPr>
+        <w:pStyle w:val="Compact"/>
+        <w:numPr>
+          <w:ilvl w:val="1"/>
+          <w:numId w:val="15"/>
+        </w:numPr>
+      </w:pPr>
+      <w:r>
+        <w:t xml:space="preserve">Scroll to </w:t>
+      </w:r>
+      <w:r>
+        <w:rPr>
+          <w:b/>
+          <w:bCs/>
+        </w:rPr>
+        <w:t>Output folder</w:t>
+      </w:r>
+      <w:r>
+        <w:t xml:space="preserve">. It lists every file Cowork created in this task, each with </w:t>
+      </w:r>
+      <w:r>
+        <w:rPr>
+          <w:b/>
+          <w:bCs/>
+        </w:rPr>
+        <w:t>Preview</w:t>
+      </w:r>
+      <w:r>
+        <w:t xml:space="preserve"> and </w:t>
+      </w:r>
+      <w:r>
+        <w:rPr>
+          <w:b/>
+          <w:bCs/>
+        </w:rPr>
+        <w:t>Download</w:t>
+      </w:r>
+      <w:r>
+        <w:t xml:space="preserve"> buttons. (</w:t>
+      </w:r>
+      <w:r>
+        <w:rPr>
+          <w:b/>
+          <w:bCs/>
+        </w:rPr>
+        <w:t>Input folder</w:t>
+      </w:r>
+      <w:r>
+        <w:t xml:space="preserve"> above it lists the files </w:t>
       </w:r>
       <w:r>
         <w:rPr>
           <w:i/>
           <w:iCs/>
         </w:rPr>
-        <w:t>reads and cites</w:t>
-      </w:r>
-      <w:r>
-        <w:t xml:space="preserve"> many sources. Browser use </w:t>
+        <w:t>you</w:t>
+      </w:r>
+      <w:r>
+        <w:t xml:space="preserve"> attached.)</w:t>
+      </w:r>
+    </w:p>
+    <w:p>
+      <w:pPr>
+        <w:pStyle w:val="Compact"/>
+        <w:numPr>
+          <w:ilvl w:val="1"/>
+          <w:numId w:val="15"/>
+        </w:numPr>
+      </w:pPr>
+      <w:r>
+        <w:t xml:space="preserve">Select </w:t>
+      </w:r>
+      <w:r>
+        <w:rPr>
+          <w:b/>
+          <w:bCs/>
+        </w:rPr>
+        <w:t>Preview</w:t>
+      </w:r>
+      <w:r>
+        <w:t xml:space="preserve"> on the HTML file. It opens in a </w:t>
+      </w:r>
+      <w:r>
+        <w:rPr>
+          <w:b/>
+          <w:bCs/>
+        </w:rPr>
+        <w:t>split view</w:t>
+      </w:r>
+      <w:r>
+        <w:t xml:space="preserve"> next to the chat; use the </w:t>
+      </w:r>
+      <w:r>
+        <w:rPr>
+          <w:b/>
+          <w:bCs/>
+        </w:rPr>
+        <w:t>full-screen toggle</w:t>
+      </w:r>
+      <w:r>
+        <w:t xml:space="preserve"> for a closer look, or </w:t>
+      </w:r>
+      <w:r>
+        <w:rPr>
+          <w:b/>
+          <w:bCs/>
+        </w:rPr>
+        <w:t>Open in native app</w:t>
+      </w:r>
+      <w:r>
+        <w:t xml:space="preserve"> to open it in your browser.</w:t>
+      </w:r>
+    </w:p>
+    <w:p>
+      <w:pPr>
+        <w:pStyle w:val="Compact"/>
+        <w:numPr>
+          <w:ilvl w:val="1"/>
+          <w:numId w:val="15"/>
+        </w:numPr>
+      </w:pPr>
+      <w:r>
+        <w:t xml:space="preserve">Want a copy? </w:t>
+      </w:r>
+      <w:r>
+        <w:rPr>
+          <w:b/>
+          <w:bCs/>
+        </w:rPr>
+        <w:t>Download</w:t>
+      </w:r>
+      <w:r>
+        <w:t xml:space="preserve"> saves one file; </w:t>
+      </w:r>
+      <w:r>
+        <w:rPr>
+          <w:b/>
+          <w:bCs/>
+        </w:rPr>
+        <w:t>Download All</w:t>
+      </w:r>
+      <w:r>
+        <w:t xml:space="preserve"> (top of the list) saves every output as a zip.</w:t>
+      </w:r>
+    </w:p>
+    <w:p>
+      <w:pPr>
+        <w:pStyle w:val="Compact"/>
+        <w:numPr>
+          <w:ilvl w:val="1"/>
+          <w:numId w:val="15"/>
+        </w:numPr>
+      </w:pPr>
+      <w:r>
+        <w:t xml:space="preserve">The same files are also saved in your </w:t>
+      </w:r>
+      <w:r>
+        <w:rPr>
+          <w:b/>
+          <w:bCs/>
+        </w:rPr>
+        <w:t>OneDrive → Cowork</w:t>
+      </w:r>
+      <w:r>
+        <w:t xml:space="preserve"> folder, so you can find them later without reopening the task (open OneDrive and look for the </w:t>
+      </w:r>
+      <w:r>
+        <w:rPr>
+          <w:b/>
+          <w:bCs/>
+        </w:rPr>
+        <w:t>Cowork</w:t>
+      </w:r>
+      <w:r>
+        <w:t xml:space="preserve"> folder).</w:t>
+      </w:r>
+    </w:p>
+    <w:p>
+      <w:pPr>
+        <w:pStyle w:val="Compact"/>
+        <w:numPr>
+          <w:ilvl w:val="0"/>
+          <w:numId w:val="11"/>
+        </w:numPr>
+      </w:pPr>
+      <w:r>
+        <w:t xml:space="preserve">In the preview, check the </w:t>
+      </w:r>
+      <w:r>
+        <w:rPr>
+          <w:b/>
+          <w:bCs/>
+        </w:rPr>
+        <w:t>top summary</w:t>
+      </w:r>
+      <w:r>
+        <w:t xml:space="preserve">, the </w:t>
+      </w:r>
+      <w:r>
+        <w:rPr>
+          <w:b/>
+          <w:bCs/>
+        </w:rPr>
+        <w:t>three views</w:t>
+      </w:r>
+      <w:r>
+        <w:t xml:space="preserve">, the </w:t>
+      </w:r>
+      <w:r>
+        <w:rPr>
+          <w:b/>
+          <w:bCs/>
+        </w:rPr>
+        <w:t>action labels</w:t>
+      </w:r>
+      <w:r>
+        <w:t xml:space="preserve"> (Lean in / Delegate / Re-engage / Protect time), traffic-light indicators, and supporting links.</w:t>
+      </w:r>
+    </w:p>
+    <w:p>
+      <w:pPr>
+        <w:pStyle w:val="Compact"/>
+        <w:numPr>
+          <w:ilvl w:val="0"/>
+          <w:numId w:val="11"/>
+        </w:numPr>
+      </w:pPr>
+      <w:r>
+        <w:t xml:space="preserve">At the checkpoint, </w:t>
+      </w:r>
+      <w:r>
+        <w:rPr>
+          <w:b/>
+          <w:bCs/>
+        </w:rPr>
+        <w:t>approve</w:t>
+      </w:r>
+      <w:r>
+        <w:t xml:space="preserve"> saving the skill and creating the schedule (or decline the schedule if you prefer).</w:t>
+      </w:r>
+    </w:p>
+    <w:p>
+      <w:pPr>
+        <w:pStyle w:val="Compact"/>
+        <w:numPr>
+          <w:ilvl w:val="0"/>
+          <w:numId w:val="11"/>
+        </w:numPr>
+      </w:pPr>
+      <w:r>
+        <w:t xml:space="preserve">Confirm the results: </w:t>
+      </w:r>
+      <w:r>
+        <w:rPr>
+          <w:b/>
+          <w:bCs/>
+        </w:rPr>
+        <w:t>Customize → Skills</w:t>
+      </w:r>
+      <w:r>
+        <w:t xml:space="preserve"> shows </w:t>
       </w:r>
       <w:r>
         <w:rPr>
           <w:i/>
           <w:iCs/>
         </w:rPr>
+        <w:t>Executive Command Center</w:t>
+      </w:r>
+      <w:r>
+        <w:t xml:space="preserve">; </w:t>
+      </w:r>
+      <w:r>
+        <w:rPr>
+          <w:b/>
+          <w:bCs/>
+        </w:rPr>
+        <w:t>Automations → Manage schedules</w:t>
+      </w:r>
+      <w:r>
+        <w:t xml:space="preserve"> shows the weekday run.</w:t>
+      </w:r>
+    </w:p>
+    <w:p>
+      <w:pPr>
+        <w:pStyle w:val="FirstParagraph"/>
+      </w:pPr>
+      <w:r>
+        <w:t xml:space="preserve">✅ </w:t>
+      </w:r>
+      <w:r>
+        <w:rPr>
+          <w:b/>
+          <w:bCs/>
+        </w:rPr>
+        <w:t>Checkpoint:</w:t>
+      </w:r>
+      <w:r>
+        <w:t xml:space="preserve"> An interactive </w:t>
+      </w:r>
+      <w:r>
+        <w:rPr>
+          <w:b/>
+          <w:bCs/>
+        </w:rPr>
+        <w:t>HTML command center</w:t>
+      </w:r>
+      <w:r>
+        <w:t xml:space="preserve"> with the top summary and three views, opened from the </w:t>
+      </w:r>
+      <w:r>
+        <w:rPr>
+          <w:b/>
+          <w:bCs/>
+        </w:rPr>
+        <w:t>Output folder</w:t>
+      </w:r>
+      <w:r>
+        <w:t xml:space="preserve"> and located in </w:t>
+      </w:r>
+      <w:r>
+        <w:rPr>
+          <w:b/>
+          <w:bCs/>
+        </w:rPr>
+        <w:t>OneDrive → Cowork</w:t>
+      </w:r>
+      <w:r>
+        <w:t xml:space="preserve">; a saved </w:t>
+      </w:r>
+      <w:r>
+        <w:rPr>
+          <w:b/>
+          <w:bCs/>
+        </w:rPr>
+        <w:t>Executive Command Center</w:t>
+      </w:r>
+      <w:r>
+        <w:t xml:space="preserve"> skill; and a weekday schedule in </w:t>
+      </w:r>
+      <w:r>
+        <w:rPr>
+          <w:b/>
+          <w:bCs/>
+        </w:rPr>
+        <w:t>Automations</w:t>
+      </w:r>
+      <w:r>
+        <w:t xml:space="preserve"> (or consciously skipped).</w:t>
+      </w:r>
+    </w:p>
+    <w:p>
+      <w:pPr>
+        <w:pStyle w:val="BodyText"/>
+      </w:pPr>
+      <w:r>
+        <w:rPr>
+          <w:b/>
+          <w:bCs/>
+        </w:rPr>
+        <w:t>Discuss:</w:t>
+      </w:r>
+      <w:r>
+        <w:t xml:space="preserve"> Which recommendations would you trust? What would an </w:t>
+      </w:r>
+      <w:r>
+        <w:rPr>
+          <w:b/>
+          <w:bCs/>
+        </w:rPr>
+        <w:t>HR-leader</w:t>
+      </w:r>
+      <w:r>
+        <w:t xml:space="preserve"> version track — open requisitions, employee-relations cases, policy deadlines?</w:t>
+      </w:r>
+    </w:p>
+    <w:p>
+      <w:pPr>
+        <w:pStyle w:val="BodyText"/>
+      </w:pPr>
+      <w:r>
+        <w:rPr>
+          <w:b/>
+          <w:bCs/>
+        </w:rPr>
+        <w:t>Stretch:</w:t>
+      </w:r>
+      <w:r>
+        <w:t xml:space="preserve"> Create an </w:t>
+      </w:r>
+      <w:r>
+        <w:rPr>
+          <w:b/>
+          <w:bCs/>
+        </w:rPr>
+        <w:t>HR Leader Command Center</w:t>
+      </w:r>
+      <w:r>
+        <w:t xml:space="preserve"> variant: add a view for open requisitions and HR ticket trends from </w:t>
+      </w:r>
+      <w:r>
+        <w:rPr>
+          <w:rStyle w:val="VerbatimChar"/>
+        </w:rPr>
+        <w:t>hr-tickets-sample.xlsx</w:t>
+      </w:r>
+      <w:r>
+        <w:t>.</w:t>
+      </w:r>
+    </w:p>
+    <w:p>
+      <w:r>
+        <w:pict w14:anchorId="6E55F979">
+          <v:rect id="_x0000_i1027" style="width:0;height:1.5pt" o:hralign="center" o:hrstd="t" o:hr="t"/>
+        </w:pict>
+      </w:r>
+    </w:p>
+    <w:p>
+      <w:pPr>
+        <w:pStyle w:val="Heading2"/>
+      </w:pPr>
+      <w:bookmarkStart w:id="16" w:name="X3bc279fb422ae0c320998ddb1f4965378ddecb6"/>
+      <w:bookmarkStart w:id="17" w:name="_Toc241949441"/>
+      <w:bookmarkEnd w:id="13"/>
+      <w:bookmarkEnd w:id="15"/>
+      <w:r>
+        <w:t>Exercise 2 — Research the web with Deep Research (20 min)</w:t>
+      </w:r>
+      <w:bookmarkEnd w:id="17"/>
+    </w:p>
+    <w:p>
+      <w:pPr>
+        <w:pStyle w:val="BodyText"/>
+        <w:pBdr>
+          <w:left w:val="single" w:sz="18" w:space="8" w:color="3B1041"/>
+        </w:pBdr>
+        <w:shd w:val="clear" w:color="auto" w:fill="FBF6FD"/>
+        <w:spacing w:before="30" w:after="30"/>
+        <w:ind w:left="288" w:right="144"/>
+      </w:pPr>
+      <w:r>
+        <w:rPr>
+          <w:b/>
+          <w:bCs/>
+        </w:rPr>
+        <w:t>Scenario card — Ex 02 · Research the Web with Deep Research</w:t>
+      </w:r>
+      <w:r>
+        <w:t xml:space="preserve"> · Function: </w:t>
+      </w:r>
+      <w:r>
+        <w:rPr>
+          <w:b/>
+          <w:bCs/>
+        </w:rPr>
+        <w:t>HR · Talent acquisition</w:t>
+      </w:r>
+    </w:p>
+    <w:p>
+      <w:pPr>
+        <w:pStyle w:val="Compact"/>
+        <w:numPr>
+          <w:ilvl w:val="0"/>
+          <w:numId w:val="16"/>
+        </w:numPr>
+        <w:pBdr>
+          <w:left w:val="single" w:sz="18" w:space="8" w:color="3B1041"/>
+        </w:pBdr>
+        <w:shd w:val="clear" w:color="auto" w:fill="FBF6FD"/>
+        <w:spacing w:before="30" w:after="30"/>
+      </w:pPr>
+      <w:r>
+        <w:rPr>
+          <w:b/>
+          <w:bCs/>
+        </w:rPr>
+        <w:t>Goal:</w:t>
+      </w:r>
+      <w:r>
+        <w:t xml:space="preserve"> Get an evidence-based view of structured behavioral interviewing and turn it into questions for a real open role.</w:t>
+      </w:r>
+    </w:p>
+    <w:p>
+      <w:pPr>
+        <w:pStyle w:val="Compact"/>
+        <w:numPr>
+          <w:ilvl w:val="0"/>
+          <w:numId w:val="16"/>
+        </w:numPr>
+        <w:pBdr>
+          <w:left w:val="single" w:sz="18" w:space="8" w:color="3B1041"/>
+        </w:pBdr>
+        <w:shd w:val="clear" w:color="auto" w:fill="FBF6FD"/>
+        <w:spacing w:before="30" w:after="30"/>
+      </w:pPr>
+      <w:r>
+        <w:rPr>
+          <w:b/>
+          <w:bCs/>
+        </w:rPr>
+        <w:t>Output:</w:t>
+      </w:r>
+      <w:r>
+        <w:t xml:space="preserve"> A one-page, cited briefing on interview best practices, five tailored questions for Zava's HR Coordinator role, and an </w:t>
+      </w:r>
+      <w:r>
+        <w:rPr>
+          <w:b/>
+          <w:bCs/>
+        </w:rPr>
+        <w:t>interviewer scorecard in Word and Excel</w:t>
+      </w:r>
+      <w:r>
+        <w:t xml:space="preserve"> with the scoring scales filled in.</w:t>
+      </w:r>
+    </w:p>
+    <w:p>
+      <w:pPr>
+        <w:pStyle w:val="Compact"/>
+        <w:numPr>
+          <w:ilvl w:val="0"/>
+          <w:numId w:val="16"/>
+        </w:numPr>
+        <w:pBdr>
+          <w:left w:val="single" w:sz="18" w:space="8" w:color="3B1041"/>
+        </w:pBdr>
+        <w:shd w:val="clear" w:color="auto" w:fill="FBF6FD"/>
+        <w:spacing w:before="30" w:after="30"/>
+      </w:pPr>
+      <w:r>
+        <w:rPr>
+          <w:b/>
+          <w:bCs/>
+        </w:rPr>
+        <w:t>Why Cowork?</w:t>
+      </w:r>
+      <w:r>
+        <w:t xml:space="preserve"> Good research means reading many sources, reconciling them, and citing them. Deep Research searches and reads multiple web sources, synthesizes them with citations, applies the findings to your own job description, and then turns them into ready-to-use documents.</w:t>
+      </w:r>
+    </w:p>
+    <w:p>
+      <w:pPr>
+        <w:pStyle w:val="Compact"/>
+        <w:numPr>
+          <w:ilvl w:val="0"/>
+          <w:numId w:val="16"/>
+        </w:numPr>
+        <w:pBdr>
+          <w:left w:val="single" w:sz="18" w:space="8" w:color="3B1041"/>
+        </w:pBdr>
+        <w:shd w:val="clear" w:color="auto" w:fill="FBF6FD"/>
+        <w:spacing w:before="30" w:after="30"/>
+      </w:pPr>
+      <w:r>
+        <w:rPr>
+          <w:b/>
+          <w:bCs/>
+        </w:rPr>
+        <w:t>Workflow:</w:t>
+      </w:r>
+      <w:r>
+        <w:t xml:space="preserve"> 1. </w:t>
+      </w:r>
+      <w:r>
+        <w:rPr>
+          <w:b/>
+          <w:bCs/>
+        </w:rPr>
+        <w:t>Deep Research</w:t>
+      </w:r>
+      <w:r>
+        <w:t xml:space="preserve"> → search and read multiple web sources · 2. </w:t>
+      </w:r>
+      <w:r>
+        <w:rPr>
+          <w:b/>
+          <w:bCs/>
+        </w:rPr>
+        <w:t>Synthesize</w:t>
+      </w:r>
+      <w:r>
+        <w:t xml:space="preserve"> → key practices with citations · 3. </w:t>
+      </w:r>
+      <w:r>
+        <w:rPr>
+          <w:b/>
+          <w:bCs/>
+        </w:rPr>
+        <w:t>Ground</w:t>
+      </w:r>
+      <w:r>
+        <w:t xml:space="preserve"> → compare to </w:t>
+      </w:r>
+      <w:r>
+        <w:rPr>
+          <w:rStyle w:val="VerbatimChar"/>
+        </w:rPr>
+        <w:t>job-description-sample.docx</w:t>
+      </w:r>
+      <w:r>
+        <w:t xml:space="preserve"> · 4. </w:t>
+      </w:r>
+      <w:r>
+        <w:rPr>
+          <w:b/>
+          <w:bCs/>
+        </w:rPr>
+        <w:t>Draft</w:t>
+      </w:r>
+      <w:r>
+        <w:t xml:space="preserve"> → briefing + 5 tailored questions · 5. </w:t>
+      </w:r>
+      <w:r>
+        <w:rPr>
+          <w:b/>
+          <w:bCs/>
+        </w:rPr>
+        <w:t>Build</w:t>
+      </w:r>
+      <w:r>
+        <w:t xml:space="preserve"> → scorecard in Word + Excel</w:t>
+      </w:r>
+    </w:p>
+    <w:p>
+      <w:pPr>
+        <w:pStyle w:val="Compact"/>
+        <w:numPr>
+          <w:ilvl w:val="0"/>
+          <w:numId w:val="16"/>
+        </w:numPr>
+        <w:pBdr>
+          <w:left w:val="single" w:sz="18" w:space="8" w:color="3B1041"/>
+        </w:pBdr>
+        <w:shd w:val="clear" w:color="auto" w:fill="FBF6FD"/>
+        <w:spacing w:before="30" w:after="30"/>
+      </w:pPr>
+      <w:r>
+        <w:rPr>
+          <w:b/>
+          <w:bCs/>
+        </w:rPr>
+        <w:t>Data sources:</w:t>
+      </w:r>
+      <w:r>
+        <w:t xml:space="preserve"> Web · OneDrive (Zava files)</w:t>
+      </w:r>
+    </w:p>
+    <w:p>
+      <w:pPr>
+        <w:pStyle w:val="Compact"/>
+        <w:numPr>
+          <w:ilvl w:val="0"/>
+          <w:numId w:val="16"/>
+        </w:numPr>
+        <w:pBdr>
+          <w:left w:val="single" w:sz="18" w:space="8" w:color="3B1041"/>
+        </w:pBdr>
+        <w:shd w:val="clear" w:color="auto" w:fill="FBF6FD"/>
+        <w:spacing w:before="30" w:after="30"/>
+      </w:pPr>
+      <w:r>
+        <w:rPr>
+          <w:b/>
+          <w:bCs/>
+        </w:rPr>
+        <w:t>You'll learn:</w:t>
+      </w:r>
+      <w:r>
+        <w:t xml:space="preserve"> How </w:t>
+      </w:r>
+      <w:r>
+        <w:rPr>
+          <w:b/>
+          <w:bCs/>
+        </w:rPr>
+        <w:t>Deep Research</w:t>
+      </w:r>
+      <w:r>
+        <w:t xml:space="preserve"> gathers and cites web sources, how to ground findings in your own files, and how one follow-up prompt produces deliverables in </w:t>
+      </w:r>
+      <w:r>
+        <w:rPr>
+          <w:b/>
+          <w:bCs/>
+        </w:rPr>
+        <w:t>two formats</w:t>
+      </w:r>
+      <w:r>
+        <w:t>.</w:t>
+      </w:r>
+    </w:p>
+    <w:p>
+      <w:pPr>
+        <w:pStyle w:val="Heading3"/>
+      </w:pPr>
+      <w:bookmarkStart w:id="18" w:name="task-2a--research"/>
+      <w:r>
+        <w:lastRenderedPageBreak/>
+        <w:t>Task 2a — Research</w:t>
+      </w:r>
+    </w:p>
+    <w:p>
+      <w:pPr>
+        <w:pStyle w:val="Compact"/>
+        <w:numPr>
+          <w:ilvl w:val="0"/>
+          <w:numId w:val="17"/>
+        </w:numPr>
+      </w:pPr>
+      <w:r>
+        <w:t xml:space="preserve">In a </w:t>
+      </w:r>
+      <w:r>
+        <w:rPr>
+          <w:b/>
+          <w:bCs/>
+        </w:rPr>
+        <w:t>new task</w:t>
+      </w:r>
+      <w:r>
+        <w:t>, prompt:</w:t>
+      </w:r>
+    </w:p>
+    <w:p>
+      <w:pPr>
+        <w:numPr>
+          <w:ilvl w:val="0"/>
+          <w:numId w:val="1"/>
+        </w:numPr>
+        <w:pBdr>
+          <w:left w:val="single" w:sz="18" w:space="8" w:color="3B1041"/>
+        </w:pBdr>
+        <w:shd w:val="clear" w:color="auto" w:fill="FBF6FD"/>
+        <w:spacing w:before="30" w:after="30"/>
+      </w:pPr>
+      <w:r>
+        <w:rPr>
+          <w:rStyle w:val="PromptGoal"/>
+        </w:rPr>
+        <w:t xml:space="preserve">Use </w:t>
+      </w:r>
+      <w:r>
+        <w:rPr>
+          <w:rStyle w:val="PromptGoal"/>
+          <w:b/>
+          <w:bCs/>
+        </w:rPr>
+        <w:t>Deep Research</w:t>
+      </w:r>
+      <w:r>
+        <w:rPr>
+          <w:rStyle w:val="PromptGoal"/>
+        </w:rPr>
+        <w:t xml:space="preserve"> to summarize </w:t>
+      </w:r>
+      <w:r>
+        <w:rPr>
+          <w:rStyle w:val="PromptGoal"/>
+          <w:b/>
+          <w:bCs/>
+        </w:rPr>
+        <w:t>current best practices for structured behavioral interviews</w:t>
+      </w:r>
+      <w:r>
+        <w:t xml:space="preserve"> </w:t>
+      </w:r>
+      <w:r>
+        <w:rPr>
+          <w:rStyle w:val="PromptSource"/>
+        </w:rPr>
+        <w:t>from multiple reputable sources</w:t>
+      </w:r>
+      <w:r>
+        <w:t xml:space="preserve">. </w:t>
+      </w:r>
+      <w:r>
+        <w:rPr>
+          <w:rStyle w:val="PromptExpectations"/>
+        </w:rPr>
+        <w:t xml:space="preserve">Produce a </w:t>
+      </w:r>
+      <w:r>
+        <w:rPr>
+          <w:rStyle w:val="PromptExpectations"/>
+          <w:b/>
+          <w:bCs/>
+        </w:rPr>
+        <w:t>1-page briefing</w:t>
+      </w:r>
+      <w:r>
+        <w:rPr>
+          <w:rStyle w:val="PromptExpectations"/>
+        </w:rPr>
+        <w:t xml:space="preserve"> with the key practices and </w:t>
+      </w:r>
+      <w:r>
+        <w:rPr>
+          <w:rStyle w:val="PromptExpectations"/>
+          <w:b/>
+          <w:bCs/>
+        </w:rPr>
+        <w:t>cite your sources</w:t>
+      </w:r>
+      <w:r>
+        <w:rPr>
+          <w:rStyle w:val="PromptExpectations"/>
+        </w:rPr>
+        <w:t>.</w:t>
+      </w:r>
+    </w:p>
+    <w:p>
+      <w:pPr>
+        <w:pStyle w:val="Compact"/>
+        <w:numPr>
+          <w:ilvl w:val="0"/>
+          <w:numId w:val="17"/>
+        </w:numPr>
+      </w:pPr>
+      <w:r>
+        <w:t xml:space="preserve">Watch the </w:t>
+      </w:r>
+      <w:r>
+        <w:rPr>
+          <w:b/>
+          <w:bCs/>
+        </w:rPr>
+        <w:t>Deep Research</w:t>
+      </w:r>
+      <w:r>
+        <w:t xml:space="preserve"> skill load and work across sources. It takes a few minutes.</w:t>
+      </w:r>
+    </w:p>
+    <w:p>
+      <w:pPr>
+        <w:pStyle w:val="Compact"/>
+        <w:numPr>
+          <w:ilvl w:val="0"/>
+          <w:numId w:val="17"/>
+        </w:numPr>
+      </w:pPr>
+      <w:r>
+        <w:rPr>
+          <w:b/>
+          <w:bCs/>
+        </w:rPr>
+        <w:t>Open two citations</w:t>
+      </w:r>
+      <w:r>
+        <w:t xml:space="preserve"> and check that each one supports the claim it's attached to.</w:t>
+      </w:r>
+    </w:p>
+    <w:p>
+      <w:pPr>
+        <w:pStyle w:val="Heading3"/>
+      </w:pPr>
+      <w:bookmarkStart w:id="19" w:name="Xf1cb852c11f267db90e22faff2e5f5fccf8229e"/>
+      <w:bookmarkEnd w:id="18"/>
+      <w:r>
+        <w:t>Task 2b — Ground it, then build a scorecard</w:t>
+      </w:r>
+    </w:p>
+    <w:p>
+      <w:pPr>
+        <w:pStyle w:val="Compact"/>
+        <w:numPr>
+          <w:ilvl w:val="0"/>
+          <w:numId w:val="18"/>
+        </w:numPr>
+      </w:pPr>
+      <w:r>
+        <w:rPr>
+          <w:b/>
+          <w:bCs/>
+        </w:rPr>
+        <w:t xml:space="preserve">Attach </w:t>
+      </w:r>
+      <w:r>
+        <w:rPr>
+          <w:rStyle w:val="VerbatimChar"/>
+          <w:b/>
+          <w:bCs/>
+        </w:rPr>
+        <w:t>job-description-sample.docx</w:t>
+      </w:r>
+      <w:r>
+        <w:t xml:space="preserve"> (📎 </w:t>
+      </w:r>
+      <w:r>
+        <w:rPr>
+          <w:b/>
+          <w:bCs/>
+        </w:rPr>
+        <w:t>+ → Attach cloud files</w:t>
+      </w:r>
+      <w:r>
+        <w:t xml:space="preserve">, or type </w:t>
+      </w:r>
+      <w:r>
+        <w:rPr>
+          <w:b/>
+          <w:bCs/>
+        </w:rPr>
+        <w:t>/</w:t>
+      </w:r>
+      <w:r>
+        <w:t>) and prompt:</w:t>
+      </w:r>
+    </w:p>
+    <w:p>
+      <w:pPr>
+        <w:numPr>
+          <w:ilvl w:val="0"/>
+          <w:numId w:val="1"/>
+        </w:numPr>
+        <w:pBdr>
+          <w:left w:val="single" w:sz="18" w:space="8" w:color="3B1041"/>
+        </w:pBdr>
+        <w:shd w:val="clear" w:color="auto" w:fill="FBF6FD"/>
+        <w:spacing w:before="30" w:after="30"/>
+      </w:pPr>
+      <w:r>
+        <w:rPr>
+          <w:rStyle w:val="PromptGoal"/>
+        </w:rPr>
+        <w:t xml:space="preserve">Now compare these best practices to our </w:t>
+      </w:r>
+      <w:r>
+        <w:rPr>
+          <w:rStyle w:val="PromptGoal"/>
+          <w:b/>
+          <w:bCs/>
+        </w:rPr>
+        <w:t>HR Coordinator</w:t>
+      </w:r>
+      <w:r>
+        <w:rPr>
+          <w:rStyle w:val="PromptGoal"/>
+        </w:rPr>
+        <w:t xml:space="preserve"> interview needs</w:t>
+      </w:r>
+      <w:r>
+        <w:t xml:space="preserve"> </w:t>
+      </w:r>
+      <w:r>
+        <w:rPr>
+          <w:rStyle w:val="PromptSource"/>
+        </w:rPr>
+        <w:t xml:space="preserve">in </w:t>
+      </w:r>
+      <w:r>
+        <w:rPr>
+          <w:rStyle w:val="VerbatimChar"/>
+        </w:rPr>
+        <w:t>job-description-sample.docx</w:t>
+      </w:r>
+      <w:r>
+        <w:t xml:space="preserve">, </w:t>
+      </w:r>
+      <w:r>
+        <w:rPr>
+          <w:rStyle w:val="PromptExpectations"/>
+        </w:rPr>
+        <w:t>and suggest 5 interview questions.</w:t>
+      </w:r>
+    </w:p>
+    <w:p>
+      <w:pPr>
+        <w:pStyle w:val="Compact"/>
+        <w:numPr>
+          <w:ilvl w:val="0"/>
+          <w:numId w:val="18"/>
+        </w:numPr>
+      </w:pPr>
+      <w:r>
+        <w:rPr>
+          <w:b/>
+          <w:bCs/>
+        </w:rPr>
+        <w:t>Follow-up:</w:t>
+      </w:r>
+      <w:r>
+        <w:t xml:space="preserve"> in the same task, prompt:</w:t>
+      </w:r>
+    </w:p>
+    <w:p>
+      <w:pPr>
+        <w:numPr>
+          <w:ilvl w:val="0"/>
+          <w:numId w:val="1"/>
+        </w:numPr>
+        <w:pBdr>
+          <w:left w:val="single" w:sz="18" w:space="8" w:color="3B1041"/>
+        </w:pBdr>
+        <w:shd w:val="clear" w:color="auto" w:fill="FBF6FD"/>
+        <w:spacing w:before="30" w:after="30"/>
+      </w:pPr>
+      <w:r>
+        <w:rPr>
+          <w:rStyle w:val="PromptGoal"/>
+        </w:rPr>
+        <w:t>Turn this into an interviewer scorecard</w:t>
+      </w:r>
+      <w:r>
+        <w:t xml:space="preserve"> </w:t>
+      </w:r>
+      <w:r>
+        <w:rPr>
+          <w:rStyle w:val="PromptExpectations"/>
+        </w:rPr>
+        <w:t xml:space="preserve">in </w:t>
+      </w:r>
+      <w:r>
+        <w:rPr>
+          <w:rStyle w:val="PromptExpectations"/>
+          <w:b/>
+          <w:bCs/>
+        </w:rPr>
+        <w:t>Word AND Excel</w:t>
+      </w:r>
+      <w:r>
+        <w:rPr>
+          <w:rStyle w:val="PromptExpectations"/>
+        </w:rPr>
+        <w:t xml:space="preserve"> with the scoring scales filled in.</w:t>
+      </w:r>
+    </w:p>
+    <w:p>
+      <w:pPr>
+        <w:pStyle w:val="Compact"/>
+        <w:numPr>
+          <w:ilvl w:val="0"/>
+          <w:numId w:val="18"/>
+        </w:numPr>
+      </w:pPr>
+      <w:r>
+        <w:t xml:space="preserve">Watch Cowork load both the </w:t>
+      </w:r>
+      <w:r>
+        <w:rPr>
+          <w:b/>
+          <w:bCs/>
+        </w:rPr>
+        <w:t>Word</w:t>
+      </w:r>
+      <w:r>
+        <w:t xml:space="preserve"> and </w:t>
+      </w:r>
+      <w:r>
+        <w:rPr>
+          <w:b/>
+          <w:bCs/>
+        </w:rPr>
+        <w:t>Excel</w:t>
+      </w:r>
+      <w:r>
+        <w:t xml:space="preserve"> skills. When it finishes, open the </w:t>
+      </w:r>
+      <w:r>
+        <w:rPr>
+          <w:b/>
+          <w:bCs/>
+        </w:rPr>
+        <w:t>Output folder</w:t>
+      </w:r>
+      <w:r>
+        <w:t xml:space="preserve"> (as in Exercise 1) and </w:t>
+      </w:r>
+      <w:r>
+        <w:rPr>
+          <w:b/>
+          <w:bCs/>
+        </w:rPr>
+        <w:t>Preview</w:t>
+      </w:r>
+      <w:r>
+        <w:t xml:space="preserve"> both files:</w:t>
+      </w:r>
+    </w:p>
+    <w:p>
+      <w:pPr>
+        <w:pStyle w:val="Compact"/>
+        <w:numPr>
+          <w:ilvl w:val="1"/>
+          <w:numId w:val="19"/>
+        </w:numPr>
+      </w:pPr>
+      <w:r>
+        <w:rPr>
+          <w:b/>
+          <w:bCs/>
+        </w:rPr>
+        <w:t>Word:</w:t>
+      </w:r>
+      <w:r>
+        <w:t xml:space="preserve"> a printable scorecard with each competency, the question(s) for it, and a </w:t>
+      </w:r>
+      <w:r>
+        <w:rPr>
+          <w:b/>
+          <w:bCs/>
+        </w:rPr>
+        <w:t>filled-in rating scale</w:t>
+      </w:r>
+      <w:r>
+        <w:t xml:space="preserve"> (e.g., 1–5, with what a 1, 3, and 5 answer looks like), plus space for notes.</w:t>
+      </w:r>
+    </w:p>
+    <w:p>
+      <w:pPr>
+        <w:pStyle w:val="Compact"/>
+        <w:numPr>
+          <w:ilvl w:val="1"/>
+          <w:numId w:val="19"/>
+        </w:numPr>
+      </w:pPr>
+      <w:r>
+        <w:rPr>
+          <w:b/>
+          <w:bCs/>
+        </w:rPr>
+        <w:t>Excel:</w:t>
+      </w:r>
+      <w:r>
+        <w:t xml:space="preserve"> the same competencies as rows, rating columns and notes, ideally with a </w:t>
+      </w:r>
+      <w:r>
+        <w:rPr>
+          <w:b/>
+          <w:bCs/>
+        </w:rPr>
+        <w:t>total or weighted score</w:t>
+      </w:r>
+      <w:r>
+        <w:t xml:space="preserve"> calculated.</w:t>
+      </w:r>
+    </w:p>
+    <w:p>
+      <w:pPr>
+        <w:pStyle w:val="FirstParagraph"/>
+      </w:pPr>
+      <w:r>
+        <w:t xml:space="preserve">✅ </w:t>
+      </w:r>
+      <w:r>
+        <w:rPr>
+          <w:b/>
+          <w:bCs/>
+        </w:rPr>
+        <w:t>Checkpoint:</w:t>
+      </w:r>
+      <w:r>
+        <w:t xml:space="preserve"> A one-page briefing with citations that open, 5 interview questions tied to the HR Coordinator's responsibilities, and an </w:t>
+      </w:r>
+      <w:r>
+        <w:rPr>
+          <w:b/>
+          <w:bCs/>
+        </w:rPr>
+        <w:t>interviewer scorecard in both Word and Excel</w:t>
+      </w:r>
+      <w:r>
+        <w:t xml:space="preserve"> whose rating scales are filled in (no blank "define later" placeholders).</w:t>
+      </w:r>
+    </w:p>
+    <w:p>
+      <w:pPr>
+        <w:pStyle w:val="BodyText"/>
+      </w:pPr>
+      <w:r>
+        <w:rPr>
+          <w:b/>
+          <w:bCs/>
+        </w:rPr>
+        <w:t>Discuss:</w:t>
+      </w:r>
+      <w:r>
+        <w:t xml:space="preserve"> When is web research better than searching your organization's own content — and when is it riskier?</w:t>
+      </w:r>
+    </w:p>
+    <w:p>
+      <w:pPr>
+        <w:pStyle w:val="BodyText"/>
+      </w:pPr>
+      <w:r>
+        <w:rPr>
+          <w:b/>
+          <w:bCs/>
+        </w:rPr>
+        <w:t>Stretch:</w:t>
+      </w:r>
+      <w:r>
+        <w:t xml:space="preserve"> Research typical </w:t>
+      </w:r>
+      <w:r>
+        <w:rPr>
+          <w:b/>
+          <w:bCs/>
+        </w:rPr>
+        <w:t>PTO / annual-leave norms for mid-size tech companies</w:t>
+      </w:r>
+      <w:r>
+        <w:t xml:space="preserve"> and give me a short benchmark I can compare to our handbook. Cite sources.</w:t>
+      </w:r>
+    </w:p>
+    <w:p>
+      <w:r>
+        <w:pict w14:anchorId="7350991B">
+          <v:rect id="_x0000_i1028" style="width:0;height:1.5pt" o:hralign="center" o:hrstd="t" o:hr="t"/>
+        </w:pict>
+      </w:r>
+    </w:p>
+    <w:p>
+      <w:pPr>
+        <w:pStyle w:val="Heading2"/>
+      </w:pPr>
+      <w:bookmarkStart w:id="20" w:name="coffee-break-10-min"/>
+      <w:bookmarkStart w:id="21" w:name="_Toc241949442"/>
+      <w:bookmarkEnd w:id="16"/>
+      <w:bookmarkEnd w:id="19"/>
+      <w:r>
+        <w:t>☕ Break (10 min)</w:t>
+      </w:r>
+      <w:bookmarkEnd w:id="21"/>
+    </w:p>
+    <w:p>
+      <w:pPr>
+        <w:pStyle w:val="FirstParagraph"/>
+      </w:pPr>
+      <w:r>
+        <w:t>Stretch and grab a coffee. Next up: Cowork drives a real web browser for you, then the custom-skill build, the centerpiece of the day.</w:t>
+      </w:r>
+    </w:p>
+    <w:p>
+      <w:r>
+        <w:pict w14:anchorId="760E8E47">
+          <v:rect id="_x0000_i1029" style="width:0;height:1.5pt" o:hralign="center" o:hrstd="t" o:hr="t"/>
+        </w:pict>
+      </w:r>
+    </w:p>
+    <w:p>
+      <w:pPr>
+        <w:pStyle w:val="Heading2"/>
+      </w:pPr>
+      <w:bookmarkStart w:id="22" w:name="X01d412a0f2e13c2810eaf63626ad375735c7ae4"/>
+      <w:bookmarkStart w:id="23" w:name="_Toc241949443"/>
+      <w:bookmarkEnd w:id="20"/>
+      <w:r>
+        <w:t>Exercise 3 — Navigate websites with Cowork's browser (25 min)</w:t>
+      </w:r>
+      <w:bookmarkEnd w:id="23"/>
+    </w:p>
+    <w:p>
+      <w:pPr>
+        <w:pStyle w:val="BodyText"/>
+        <w:pBdr>
+          <w:left w:val="single" w:sz="18" w:space="8" w:color="3B1041"/>
+        </w:pBdr>
+        <w:shd w:val="clear" w:color="auto" w:fill="FBF6FD"/>
+        <w:spacing w:before="30" w:after="30"/>
+        <w:ind w:left="288" w:right="144"/>
+      </w:pPr>
+      <w:r>
+        <w:rPr>
+          <w:b/>
+          <w:bCs/>
+        </w:rPr>
+        <w:t>Scenario card — Ex 03 · Navigate Websites with Cowork's Browser</w:t>
+      </w:r>
+      <w:r>
+        <w:t xml:space="preserve"> · Function: </w:t>
+      </w:r>
+      <w:r>
+        <w:rPr>
+          <w:b/>
+          <w:bCs/>
+        </w:rPr>
+        <w:t>HR · Compliance</w:t>
+      </w:r>
+    </w:p>
+    <w:p>
+      <w:pPr>
+        <w:pStyle w:val="Compact"/>
+        <w:numPr>
+          <w:ilvl w:val="0"/>
+          <w:numId w:val="20"/>
+        </w:numPr>
+        <w:pBdr>
+          <w:left w:val="single" w:sz="18" w:space="8" w:color="3B1041"/>
+        </w:pBdr>
+        <w:shd w:val="clear" w:color="auto" w:fill="FBF6FD"/>
+        <w:spacing w:before="30" w:after="30"/>
+      </w:pPr>
+      <w:r>
+        <w:rPr>
+          <w:b/>
+          <w:bCs/>
+        </w:rPr>
+        <w:t>Goal:</w:t>
+      </w:r>
+      <w:r>
+        <w:t xml:space="preserve"> Have Cowork drive a real web browser for you (search a site, click through its pages, move to a second site) and bring back a sourced comparison against your own policy.</w:t>
+      </w:r>
+    </w:p>
+    <w:p>
+      <w:pPr>
+        <w:pStyle w:val="Compact"/>
+        <w:numPr>
+          <w:ilvl w:val="0"/>
+          <w:numId w:val="20"/>
+        </w:numPr>
+        <w:pBdr>
+          <w:left w:val="single" w:sz="18" w:space="8" w:color="3B1041"/>
+        </w:pBdr>
+        <w:shd w:val="clear" w:color="auto" w:fill="FBF6FD"/>
+        <w:spacing w:before="30" w:after="30"/>
+      </w:pPr>
+      <w:r>
+        <w:rPr>
+          <w:b/>
+          <w:bCs/>
+        </w:rPr>
+        <w:t>Output:</w:t>
+      </w:r>
+      <w:r>
+        <w:t xml:space="preserve"> A comparison table of overtime rules (U.S. Department of Labor vs. Washington State vs. the Zava handbook) with a link to every page Cowork visited, and a one-page </w:t>
+      </w:r>
+      <w:r>
+        <w:rPr>
+          <w:b/>
+          <w:bCs/>
+        </w:rPr>
+        <w:t>Word brief</w:t>
+      </w:r>
+      <w:r>
+        <w:t xml:space="preserve"> for payroll about ticket T-2008.</w:t>
+      </w:r>
+    </w:p>
+    <w:p>
+      <w:pPr>
+        <w:pStyle w:val="Compact"/>
+        <w:numPr>
+          <w:ilvl w:val="0"/>
+          <w:numId w:val="20"/>
+        </w:numPr>
+        <w:pBdr>
+          <w:left w:val="single" w:sz="18" w:space="8" w:color="3B1041"/>
+        </w:pBdr>
+        <w:shd w:val="clear" w:color="auto" w:fill="FBF6FD"/>
+        <w:spacing w:before="30" w:after="30"/>
+      </w:pPr>
+      <w:r>
+        <w:rPr>
+          <w:b/>
+          <w:bCs/>
+        </w:rPr>
+        <w:lastRenderedPageBreak/>
+        <w:t>Why Cowork?</w:t>
+      </w:r>
+      <w:r>
+        <w:t xml:space="preserve"> Checking a policy against official sources means searching websites, clicking through menus, and copying what you find. Cowork does those clicks for you in a </w:t>
+      </w:r>
+      <w:r>
+        <w:rPr>
+          <w:b/>
+          <w:bCs/>
+        </w:rPr>
+        <w:t>hidden tab in your own Microsoft Edge</w:t>
+      </w:r>
+      <w:r>
+        <w:t>, with your sign-ins and your organization's policies, tells you which page it's on, and asks before anything consequential.</w:t>
+      </w:r>
+    </w:p>
+    <w:p>
+      <w:pPr>
+        <w:pStyle w:val="Compact"/>
+        <w:numPr>
+          <w:ilvl w:val="0"/>
+          <w:numId w:val="20"/>
+        </w:numPr>
+        <w:pBdr>
+          <w:left w:val="single" w:sz="18" w:space="8" w:color="3B1041"/>
+        </w:pBdr>
+        <w:shd w:val="clear" w:color="auto" w:fill="FBF6FD"/>
+        <w:spacing w:before="30" w:after="30"/>
+      </w:pPr>
+      <w:r>
+        <w:rPr>
+          <w:b/>
+          <w:bCs/>
+        </w:rPr>
+        <w:t>Workflow:</w:t>
+      </w:r>
+      <w:r>
+        <w:t xml:space="preserve"> 1. </w:t>
+      </w:r>
+      <w:r>
+        <w:rPr>
+          <w:b/>
+          <w:bCs/>
+        </w:rPr>
+        <w:t>Navigate</w:t>
+      </w:r>
+      <w:r>
+        <w:t xml:space="preserve"> → dol.gov, site search, open the overtime fact sheet · 2. </w:t>
+      </w:r>
+      <w:r>
+        <w:rPr>
+          <w:b/>
+          <w:bCs/>
+        </w:rPr>
+        <w:t>Navigate</w:t>
+      </w:r>
+      <w:r>
+        <w:t xml:space="preserve"> → lni.wa.gov menu or search, open the overtime page · 3. </w:t>
+      </w:r>
+      <w:r>
+        <w:rPr>
+          <w:b/>
+          <w:bCs/>
+        </w:rPr>
+        <w:t>Ground</w:t>
+      </w:r>
+      <w:r>
+        <w:t xml:space="preserve"> → compare with the handbook · 4. </w:t>
+      </w:r>
+      <w:r>
+        <w:rPr>
+          <w:b/>
+          <w:bCs/>
+        </w:rPr>
+        <w:t>Build</w:t>
+      </w:r>
+      <w:r>
+        <w:t xml:space="preserve"> → comparison table + Word brief for payroll</w:t>
+      </w:r>
+    </w:p>
+    <w:p>
+      <w:pPr>
+        <w:pStyle w:val="Compact"/>
+        <w:numPr>
+          <w:ilvl w:val="0"/>
+          <w:numId w:val="20"/>
+        </w:numPr>
+        <w:pBdr>
+          <w:left w:val="single" w:sz="18" w:space="8" w:color="3B1041"/>
+        </w:pBdr>
+        <w:shd w:val="clear" w:color="auto" w:fill="FBF6FD"/>
+        <w:spacing w:before="30" w:after="30"/>
+      </w:pPr>
+      <w:r>
+        <w:rPr>
+          <w:b/>
+          <w:bCs/>
+        </w:rPr>
+        <w:t>Data sources:</w:t>
+      </w:r>
+      <w:r>
+        <w:t xml:space="preserve"> Web (Microsoft Edge) · OneDrive (Zava handbook)</w:t>
+      </w:r>
+    </w:p>
+    <w:p>
+      <w:pPr>
+        <w:pStyle w:val="Compact"/>
+        <w:numPr>
+          <w:ilvl w:val="0"/>
+          <w:numId w:val="20"/>
+        </w:numPr>
+        <w:pBdr>
+          <w:left w:val="single" w:sz="18" w:space="8" w:color="3B1041"/>
+        </w:pBdr>
+        <w:shd w:val="clear" w:color="auto" w:fill="FBF6FD"/>
+        <w:spacing w:before="30" w:after="30"/>
+      </w:pPr>
+      <w:r>
+        <w:rPr>
+          <w:b/>
+          <w:bCs/>
+        </w:rPr>
+        <w:t>You'll learn:</w:t>
+      </w:r>
+      <w:r>
+        <w:t xml:space="preserve"> How Cowork's </w:t>
+      </w:r>
+      <w:r>
+        <w:rPr>
+          <w:b/>
+          <w:bCs/>
+        </w:rPr>
+        <w:t>browser use</w:t>
+      </w:r>
+      <w:r>
+        <w:t xml:space="preserve"> works (consent, progress chips, </w:t>
+      </w:r>
+      <w:r>
+        <w:rPr>
+          <w:b/>
+          <w:bCs/>
+        </w:rPr>
+        <w:t>Switch to tab</w:t>
+      </w:r>
+      <w:r>
+        <w:t>, approvals, hand-back for sign-ins), and when to use it instead of Deep Research.</w:t>
+      </w:r>
+    </w:p>
+    <w:p>
+      <w:pPr>
+        <w:pStyle w:val="BodyText"/>
+      </w:pPr>
+      <w:r>
+        <w:rPr>
+          <w:b/>
+          <w:bCs/>
+        </w:rPr>
+        <w:t>How this differs from Exercise 2:</w:t>
+      </w:r>
+      <w:r>
+        <w:t xml:space="preserve"> Deep Research </w:t>
+      </w:r>
+      <w:r>
+        <w:rPr>
+          <w:i/>
+          <w:iCs/>
+        </w:rPr>
+        <w:t>reads and cites</w:t>
+      </w:r>
+      <w:r>
+        <w:t xml:space="preserve"> many sources. Browser use </w:t>
+      </w:r>
+      <w:r>
+        <w:rPr>
+          <w:i/>
+          <w:iCs/>
+        </w:rPr>
         <w:t>operates</w:t>
       </w:r>
       <w:r>
-        <w:t xml:space="preserve"> a website step by step, like a person (or a test tool such as Playwright) would: it types </w:t>
-      </w:r>
-      <w:r>
-        <w:t>in search boxes, clicks links and menus, and reads the pages it lands on. There's no "browser" skill to pick; ask for something that needs a website and Cowork opens the browser itself.</w:t>
+        <w:t xml:space="preserve"> a website step by step, like a person (or a test tool such as Playwright) would: it types in search boxes, clicks links and menus, and reads the pages it lands on. There's no "browser" skill to pick; ask for something that needs a website and Cowork opens the browser itself.</w:t>
       </w:r>
     </w:p>
     <w:p>
@@ -6138,7 +6573,7 @@
       <w:pPr>
         <w:pStyle w:val="Heading3"/>
       </w:pPr>
-      <w:bookmarkStart w:id="23" w:name="task-3a--navigate-two-websites"/>
+      <w:bookmarkStart w:id="24" w:name="task-3a--navigate-two-websites"/>
       <w:r>
         <w:t>Task 3a — Navigate two websites</w:t>
       </w:r>
@@ -6171,13 +6606,7 @@
         <w:t>employee-handbook-excerpt.docx</w:t>
       </w:r>
       <w:r>
-        <w:t xml:space="preserve"> (</w:t>
-      </w:r>
-      <w:r>
-        <w:t>📎</w:t>
-      </w:r>
-      <w:r>
-        <w:t xml:space="preserve"> </w:t>
+        <w:t xml:space="preserve"> (📎 </w:t>
       </w:r>
       <w:r>
         <w:rPr>
@@ -6213,7 +6642,9 @@
         <w:spacing w:before="30" w:after="30"/>
       </w:pPr>
       <w:r>
-        <w:lastRenderedPageBreak/>
+        <w:rPr>
+          <w:rStyle w:val="PromptExpectations"/>
+        </w:rPr>
         <w:t>Use my browser to do this step by step, and tell me which page you're on at each step:</w:t>
       </w:r>
     </w:p>
@@ -6231,6 +6662,9 @@
         <w:spacing w:before="30" w:after="30"/>
       </w:pPr>
       <w:r>
+        <w:rPr>
+          <w:rStyle w:val="PromptSource"/>
+        </w:rPr>
         <w:t xml:space="preserve">Go to </w:t>
       </w:r>
       <w:hyperlink r:id="rId17">
@@ -6242,7 +6676,19 @@
         </w:r>
       </w:hyperlink>
       <w:r>
-        <w:t xml:space="preserve"> and use the site's search box to find the Wage and Hour Division's overtime pay fact sheet (Fact Sheet #23). Open it and note the overtime rules and when overtime must be paid.</w:t>
+        <w:rPr>
+          <w:rStyle w:val="PromptSource"/>
+        </w:rPr>
+        <w:t xml:space="preserve"> and use the site's search box to find the Wage and Hour Division's overtime pay fact sheet (Fact Sheet #23).</w:t>
+      </w:r>
+      <w:r>
+        <w:t xml:space="preserve"> </w:t>
+      </w:r>
+      <w:r>
+        <w:rPr>
+          <w:rStyle w:val="PromptGoal"/>
+        </w:rPr>
+        <w:t>Open it and note the overtime rules and when overtime must be paid.</w:t>
       </w:r>
     </w:p>
     <w:p>
@@ -6259,6 +6705,9 @@
         <w:spacing w:before="30" w:after="30"/>
       </w:pPr>
       <w:r>
+        <w:rPr>
+          <w:rStyle w:val="PromptSource"/>
+        </w:rPr>
         <w:t xml:space="preserve">Go to </w:t>
       </w:r>
       <w:hyperlink r:id="rId18">
@@ -6270,7 +6719,19 @@
         </w:r>
       </w:hyperlink>
       <w:r>
-        <w:t xml:space="preserve"> and use the site's menu or search to find Washington State's overtime page. Open it and note anything Washington adds to the federal rules.</w:t>
+        <w:rPr>
+          <w:rStyle w:val="PromptSource"/>
+        </w:rPr>
+        <w:t xml:space="preserve"> and use the site's menu or search to find Washington State's overtime page.</w:t>
+      </w:r>
+      <w:r>
+        <w:t xml:space="preserve"> </w:t>
+      </w:r>
+      <w:r>
+        <w:rPr>
+          <w:rStyle w:val="PromptGoal"/>
+        </w:rPr>
+        <w:t>Open it and note anything Washington adds to the federal rules.</w:t>
       </w:r>
     </w:p>
     <w:p>
@@ -6287,7 +6748,19 @@
         <w:spacing w:before="30" w:after="30"/>
       </w:pPr>
       <w:r>
-        <w:t xml:space="preserve">Compare both with the overtime rule in </w:t>
+        <w:rPr>
+          <w:rStyle w:val="PromptGoal"/>
+        </w:rPr>
+        <w:t>Compare both with the overtime rule</w:t>
+      </w:r>
+      <w:r>
+        <w:t xml:space="preserve"> </w:t>
+      </w:r>
+      <w:r>
+        <w:rPr>
+          <w:rStyle w:val="PromptSource"/>
+        </w:rPr>
+        <w:t xml:space="preserve">in </w:t>
       </w:r>
       <w:r>
         <w:rPr>
@@ -6296,7 +6769,13 @@
         <w:t>employee-handbook-excerpt.docx</w:t>
       </w:r>
       <w:r>
-        <w:t>. Give me a table with the columns Rule, Federal (DOL), Washington (L&amp;I), and Zava handbook, plus a link to every page you used.</w:t>
+        <w:t xml:space="preserve">. </w:t>
+      </w:r>
+      <w:r>
+        <w:rPr>
+          <w:rStyle w:val="PromptExpectations"/>
+        </w:rPr>
+        <w:t>Give me a table with the columns Rule, Federal (DOL), Washington (L&amp;I), and Zava handbook, plus a link to every page you used.</w:t>
       </w:r>
     </w:p>
     <w:p>
@@ -6312,6 +6791,9 @@
         <w:spacing w:before="30" w:after="30"/>
       </w:pPr>
       <w:r>
+        <w:rPr>
+          <w:rStyle w:val="PromptConstraints"/>
+        </w:rPr>
         <w:t>Only read: don't sign in, and don't fill in or submit any form except a site search box.</w:t>
       </w:r>
     </w:p>
@@ -6437,9 +6919,10 @@
       <w:pPr>
         <w:pStyle w:val="Heading3"/>
       </w:pPr>
-      <w:bookmarkStart w:id="24" w:name="X9f0177ee11fbc41e0988cf3e8b9cf7599db2a56"/>
-      <w:bookmarkEnd w:id="23"/>
-      <w:r>
+      <w:bookmarkStart w:id="25" w:name="X9f0177ee11fbc41e0988cf3e8b9cf7599db2a56"/>
+      <w:bookmarkEnd w:id="24"/>
+      <w:r>
+        <w:lastRenderedPageBreak/>
         <w:t>Task 3b — Turn it into a brief for payroll</w:t>
       </w:r>
     </w:p>
@@ -6462,30 +6945,56 @@
         <w:ind w:left="288" w:right="144"/>
       </w:pPr>
       <w:r>
+        <w:rPr>
+          <w:rStyle w:val="PromptGoal"/>
+        </w:rPr>
         <w:t xml:space="preserve">Turn this into a one-page </w:t>
       </w:r>
       <w:r>
         <w:rPr>
+          <w:rStyle w:val="PromptGoal"/>
           <w:b/>
           <w:bCs/>
         </w:rPr>
         <w:t>Word brief</w:t>
       </w:r>
       <w:r>
+        <w:rPr>
+          <w:rStyle w:val="PromptGoal"/>
+        </w:rPr>
         <w:t xml:space="preserve"> for our payroll team about ticket </w:t>
       </w:r>
       <w:r>
         <w:rPr>
+          <w:rStyle w:val="PromptGoal"/>
           <w:b/>
           <w:bCs/>
         </w:rPr>
         <w:t>T-2008</w:t>
       </w:r>
       <w:r>
-        <w:t xml:space="preserve"> (overtime missing from Owen Wright's paycheck): what the federal and Washington rules say, what our handbook </w:t>
-      </w:r>
-      <w:r>
-        <w:t>says, and the recommended next step. Save it as a Word doc; don't send it.</w:t>
+        <w:rPr>
+          <w:rStyle w:val="PromptGoal"/>
+        </w:rPr>
+        <w:t xml:space="preserve"> (overtime missing from Owen Wright's paycheck)</w:t>
+      </w:r>
+      <w:r>
+        <w:t xml:space="preserve">: </w:t>
+      </w:r>
+      <w:r>
+        <w:rPr>
+          <w:rStyle w:val="PromptExpectations"/>
+        </w:rPr>
+        <w:t>what the federal and Washington rules say, what our handbook says, and the recommended next step. Save it as a Word doc</w:t>
+      </w:r>
+      <w:r>
+        <w:t xml:space="preserve">; </w:t>
+      </w:r>
+      <w:r>
+        <w:rPr>
+          <w:rStyle w:val="PromptConstraints"/>
+        </w:rPr>
+        <w:t>don't send it.</w:t>
       </w:r>
     </w:p>
     <w:p>
@@ -6511,10 +7020,7 @@
         <w:pStyle w:val="BodyText"/>
       </w:pPr>
       <w:r>
-        <w:t>✅</w:t>
-      </w:r>
-      <w:r>
-        <w:t xml:space="preserve"> </w:t>
+        <w:t xml:space="preserve">✅ </w:t>
       </w:r>
       <w:r>
         <w:rPr>
@@ -6624,10 +7130,7 @@
         <w:t>Stretch:</w:t>
       </w:r>
       <w:r>
-        <w:t xml:space="preserve"> </w:t>
-      </w:r>
-      <w:r>
-        <w:t xml:space="preserve">Open the DOL's interactive </w:t>
+        <w:t xml:space="preserve"> Open the DOL's interactive </w:t>
       </w:r>
       <w:r>
         <w:rPr>
@@ -6663,7 +7166,7 @@
     </w:p>
     <w:p>
       <w:r>
-        <w:pict w14:anchorId="0881C665">
+        <w:pict w14:anchorId="2775222B">
           <v:rect id="_x0000_i1030" style="width:0;height:1.5pt" o:hralign="center" o:hrstd="t" o:hr="t"/>
         </w:pict>
       </w:r>
@@ -6672,14 +7175,14 @@
       <w:pPr>
         <w:pStyle w:val="Heading2"/>
       </w:pPr>
-      <w:bookmarkStart w:id="25" w:name="X9116c4916658806051619465b6a84d1f6bc9a0f"/>
-      <w:bookmarkStart w:id="26" w:name="_Toc241869832"/>
-      <w:bookmarkEnd w:id="21"/>
-      <w:bookmarkEnd w:id="24"/>
+      <w:bookmarkStart w:id="26" w:name="X9116c4916658806051619465b6a84d1f6bc9a0f"/>
+      <w:bookmarkStart w:id="27" w:name="_Toc241949444"/>
+      <w:bookmarkEnd w:id="22"/>
+      <w:bookmarkEnd w:id="25"/>
       <w:r>
         <w:t>Exercise 4 — Build your own custom skill (30 min)</w:t>
       </w:r>
-      <w:bookmarkEnd w:id="26"/>
+      <w:bookmarkEnd w:id="27"/>
     </w:p>
     <w:p>
       <w:pPr>
@@ -6730,10 +7233,7 @@
         <w:t>Goal:</w:t>
       </w:r>
       <w:r>
-        <w:t xml:space="preserve"> </w:t>
-      </w:r>
-      <w:r>
-        <w:t>Teach Cowork to answer policy and benefits questions the same clear, sourced way — every time.</w:t>
+        <w:t xml:space="preserve"> Teach Cowork to answer policy and benefits questions the same clear, sourced way — every time.</w:t>
       </w:r>
     </w:p>
     <w:p>
@@ -6788,7 +7288,6 @@
           <w:b/>
           <w:bCs/>
         </w:rPr>
-        <w:lastRenderedPageBreak/>
         <w:t>Why Cowork?</w:t>
       </w:r>
       <w:r>
@@ -6826,10 +7325,7 @@
         <w:t>Customize</w:t>
       </w:r>
       <w:r>
-        <w:t xml:space="preserve"> </w:t>
-      </w:r>
-      <w:r>
-        <w:t xml:space="preserve">→ Skills → Add → Create new · 2. </w:t>
+        <w:t xml:space="preserve"> → Skills → Add → Create new · 2. </w:t>
       </w:r>
       <w:r>
         <w:rPr>
@@ -6946,10 +7442,7 @@
         <w:t>from a prompt</w:t>
       </w:r>
       <w:r>
-        <w:t xml:space="preserve"> </w:t>
-      </w:r>
-      <w:r>
-        <w:t xml:space="preserve">in Exercise 1 — here you use the </w:t>
+        <w:t xml:space="preserve"> in Exercise 1 — here you use the </w:t>
       </w:r>
       <w:r>
         <w:rPr>
@@ -6966,7 +7459,7 @@
       <w:pPr>
         <w:pStyle w:val="Heading3"/>
       </w:pPr>
-      <w:bookmarkStart w:id="27" w:name="build-it-guided-customize-page"/>
+      <w:bookmarkStart w:id="28" w:name="build-it-guided-customize-page"/>
       <w:r>
         <w:t>Build it (guided Customize page)</w:t>
       </w:r>
@@ -7086,6 +7579,7 @@
           <w:b/>
           <w:bCs/>
         </w:rPr>
+        <w:lastRenderedPageBreak/>
         <w:t>Description:</w:t>
       </w:r>
       <w:r>
@@ -7121,20 +7615,33 @@
         <w:spacing w:before="30" w:after="30"/>
       </w:pPr>
       <w:r>
+        <w:rPr>
+          <w:rStyle w:val="PromptGoal"/>
+        </w:rPr>
         <w:t xml:space="preserve">Use this skill when someone asks about company </w:t>
       </w:r>
       <w:r>
         <w:rPr>
+          <w:rStyle w:val="PromptGoal"/>
           <w:b/>
           <w:bCs/>
         </w:rPr>
         <w:t>HR policy or benefits</w:t>
       </w:r>
       <w:r>
+        <w:rPr>
+          <w:rStyle w:val="PromptGoal"/>
+        </w:rPr>
+        <w:t xml:space="preserve"> (PTO, remote/hybrid work, benefits enrollment, overtime, code of conduct, learning budget).</w:t>
+      </w:r>
+      <w:r>
         <w:t xml:space="preserve"> </w:t>
       </w:r>
       <w:r>
-        <w:t xml:space="preserve">(PTO, remote/hybrid work, benefits enrollment, overtime, code of conduct, learning budget). Ground answers in </w:t>
+        <w:rPr>
+          <w:rStyle w:val="PromptSource"/>
+        </w:rPr>
+        <w:t xml:space="preserve">Ground answers in </w:t>
       </w:r>
       <w:r>
         <w:rPr>
@@ -7143,6 +7650,9 @@
         <w:t>employee-handbook-excerpt.docx</w:t>
       </w:r>
       <w:r>
+        <w:rPr>
+          <w:rStyle w:val="PromptSource"/>
+        </w:rPr>
         <w:t xml:space="preserve"> and </w:t>
       </w:r>
       <w:r>
@@ -7152,6 +7662,9 @@
         <w:t>benefits-summary.docx</w:t>
       </w:r>
       <w:r>
+        <w:rPr>
+          <w:rStyle w:val="PromptSource"/>
+        </w:rPr>
         <w:t xml:space="preserve"> in my OneDrive folder </w:t>
       </w:r>
       <w:r>
@@ -7161,50 +7674,81 @@
         <w:t>Documents/ai_hr_cowork_workshop</w:t>
       </w:r>
       <w:r>
-        <w:t xml:space="preserve">; if the answer isn't in them, say so instead of guessing. Answer in this format: a direct plain-language answer, then a short </w:t>
-      </w:r>
-      <w:r>
-        <w:rPr>
+        <w:t xml:space="preserve">; </w:t>
+      </w:r>
+      <w:r>
+        <w:rPr>
+          <w:rStyle w:val="PromptConstraints"/>
+        </w:rPr>
+        <w:t>if the answer isn't in them, say so instead of guessing.</w:t>
+      </w:r>
+      <w:r>
+        <w:t xml:space="preserve"> </w:t>
+      </w:r>
+      <w:r>
+        <w:rPr>
+          <w:rStyle w:val="PromptExpectations"/>
+        </w:rPr>
+        <w:t xml:space="preserve">Answer in this format: a direct plain-language answer, then a short </w:t>
+      </w:r>
+      <w:r>
+        <w:rPr>
+          <w:rStyle w:val="PromptExpectations"/>
           <w:b/>
           <w:bCs/>
         </w:rPr>
         <w:t>Details</w:t>
       </w:r>
       <w:r>
+        <w:rPr>
+          <w:rStyle w:val="PromptExpectations"/>
+        </w:rPr>
         <w:t xml:space="preserve"> section, then a </w:t>
       </w:r>
       <w:r>
         <w:rPr>
+          <w:rStyle w:val="PromptExpectations"/>
           <w:b/>
           <w:bCs/>
         </w:rPr>
         <w:t>Source</w:t>
       </w:r>
       <w:r>
+        <w:rPr>
+          <w:rStyle w:val="PromptExpectations"/>
+        </w:rPr>
         <w:t xml:space="preserve"> line naming the document, then the note </w:t>
       </w:r>
       <w:r>
         <w:rPr>
+          <w:rStyle w:val="PromptExpectations"/>
           <w:i/>
           <w:iCs/>
         </w:rPr>
         <w:t>'Policies can change — please confirm with HR.'</w:t>
       </w:r>
       <w:r>
-        <w:t xml:space="preserve"> Keep a warm, professional tone. </w:t>
-      </w:r>
-      <w:r>
-        <w:rPr>
+        <w:rPr>
+          <w:rStyle w:val="PromptExpectations"/>
+        </w:rPr>
+        <w:t xml:space="preserve"> Keep a warm, professional tone.</w:t>
+      </w:r>
+      <w:r>
+        <w:t xml:space="preserve"> </w:t>
+      </w:r>
+      <w:r>
+        <w:rPr>
+          <w:rStyle w:val="PromptConstraints"/>
           <w:b/>
           <w:bCs/>
         </w:rPr>
         <w:t>Do not</w:t>
       </w:r>
       <w:r>
-        <w:t xml:space="preserve"> handle </w:t>
-      </w:r>
-      <w:r>
-        <w:t>individual pay, performance, disciplinary, legal, or medical questions — politely redirect those. Produce a draft for HR to review; never send automatically.</w:t>
+        <w:rPr>
+          <w:rStyle w:val="PromptConstraints"/>
+        </w:rPr>
+        <w:t xml:space="preserve"> handle individual pay, performance, disciplinary, legal, or medical questions — politely redirect those. Produce a draft for HR to review; never send automatically.</w:t>
       </w:r>
     </w:p>
     <w:p>
@@ -7232,8 +7776,8 @@
       <w:pPr>
         <w:pStyle w:val="Heading3"/>
       </w:pPr>
-      <w:bookmarkStart w:id="28" w:name="read-the-evaluation"/>
-      <w:bookmarkEnd w:id="27"/>
+      <w:bookmarkStart w:id="29" w:name="read-the-evaluation"/>
+      <w:bookmarkEnd w:id="28"/>
       <w:r>
         <w:t>Read the evaluation</w:t>
       </w:r>
@@ -7269,10 +7813,7 @@
         </w:numPr>
       </w:pPr>
       <w:r>
-        <w:t>✅</w:t>
-      </w:r>
-      <w:r>
-        <w:t xml:space="preserve"> </w:t>
+        <w:t xml:space="preserve">✅ </w:t>
       </w:r>
       <w:r>
         <w:rPr>
@@ -7292,18 +7833,15 @@
         <w:t>Good (70+)</w:t>
       </w:r>
       <w:r>
-        <w:t xml:space="preserve"> or better. If not, the report tells you what to </w:t>
-      </w:r>
-      <w:r>
-        <w:t>improve (usually clearer trigger wording or tighter scope) — tweak and re-confirm.</w:t>
+        <w:t xml:space="preserve"> or better. If not, the report tells you what to improve (usually clearer trigger wording or tighter scope) — tweak and re-confirm.</w:t>
       </w:r>
     </w:p>
     <w:p>
       <w:pPr>
         <w:pStyle w:val="Heading3"/>
       </w:pPr>
-      <w:bookmarkStart w:id="29" w:name="test-it"/>
-      <w:bookmarkEnd w:id="28"/>
+      <w:bookmarkStart w:id="30" w:name="test-it"/>
+      <w:bookmarkEnd w:id="29"/>
       <w:r>
         <w:t>Test it</w:t>
       </w:r>
@@ -7355,10 +7893,7 @@
         </w:numPr>
       </w:pPr>
       <w:r>
-        <w:t>✅</w:t>
-      </w:r>
-      <w:r>
-        <w:t xml:space="preserve"> </w:t>
+        <w:t xml:space="preserve">✅ </w:t>
       </w:r>
       <w:r>
         <w:rPr>
@@ -7422,14 +7957,10 @@
           <w:b/>
           <w:bCs/>
         </w:rPr>
-        <w:lastRenderedPageBreak/>
         <w:t>Discuss:</w:t>
       </w:r>
       <w:r>
-        <w:t xml:space="preserve"> </w:t>
-      </w:r>
-      <w:r>
-        <w:t xml:space="preserve">Which recurring HR question would you turn into a skill next — and what must it </w:t>
+        <w:t xml:space="preserve"> Which recurring HR question would you turn into a skill next — and what must it </w:t>
       </w:r>
       <w:r>
         <w:rPr>
@@ -7524,7 +8055,7 @@
     </w:p>
     <w:p>
       <w:r>
-        <w:pict w14:anchorId="75A4CD15">
+        <w:pict w14:anchorId="53ACA682">
           <v:rect id="_x0000_i1031" style="width:0;height:1.5pt" o:hralign="center" o:hrstd="t" o:hr="t"/>
         </w:pict>
       </w:r>
@@ -7533,14 +8064,14 @@
       <w:pPr>
         <w:pStyle w:val="Heading2"/>
       </w:pPr>
-      <w:bookmarkStart w:id="30" w:name="X760f3e0179454091390b23f90bebafb9e8f1201"/>
-      <w:bookmarkStart w:id="31" w:name="_Toc241869833"/>
-      <w:bookmarkEnd w:id="25"/>
-      <w:bookmarkEnd w:id="29"/>
+      <w:bookmarkStart w:id="31" w:name="X760f3e0179454091390b23f90bebafb9e8f1201"/>
+      <w:bookmarkStart w:id="32" w:name="_Toc241949445"/>
+      <w:bookmarkEnd w:id="26"/>
+      <w:bookmarkEnd w:id="30"/>
       <w:r>
         <w:t>Exercise 5 — Recruiting + reporting mini-lab (15 min)</w:t>
       </w:r>
-      <w:bookmarkEnd w:id="31"/>
+      <w:bookmarkEnd w:id="32"/>
     </w:p>
     <w:p>
       <w:pPr>
@@ -7639,10 +8170,7 @@
         <w:t>Why Cowork?</w:t>
       </w:r>
       <w:r>
-        <w:t xml:space="preserve"> </w:t>
-      </w:r>
-      <w:r>
-        <w:t>One task reads a job description and writes a polished, reviewed document; the other analyzes a spreadsheet and reports on it. Cowork picks the right skills (Word, Excel) for each and grounds both in your files.</w:t>
+        <w:t xml:space="preserve"> One task reads a job description and writes a polished, reviewed document; the other analyzes a spreadsheet and reports on it. Cowork picks the right skills (Word, Excel) for each and grounds both in your files.</w:t>
       </w:r>
     </w:p>
     <w:p>
@@ -7663,6 +8191,7 @@
           <w:b/>
           <w:bCs/>
         </w:rPr>
+        <w:lastRenderedPageBreak/>
         <w:t>Workflow:</w:t>
       </w:r>
       <w:r>
@@ -7764,17 +8293,14 @@
         <w:t>different skills</w:t>
       </w:r>
       <w:r>
-        <w:t xml:space="preserve"> </w:t>
-      </w:r>
-      <w:r>
-        <w:t>(Word, Excel) for writing vs. data analysis, and how to verify the numbers.</w:t>
+        <w:t xml:space="preserve"> (Word, Excel) for writing vs. data analysis, and how to verify the numbers.</w:t>
       </w:r>
     </w:p>
     <w:p>
       <w:pPr>
         <w:pStyle w:val="Heading3"/>
       </w:pPr>
-      <w:bookmarkStart w:id="32" w:name="task-5a--inclusive-job-posting"/>
+      <w:bookmarkStart w:id="33" w:name="task-5a--inclusive-job-posting"/>
       <w:r>
         <w:t>Task 5a — Inclusive job posting</w:t>
       </w:r>
@@ -7812,10 +8338,7 @@
         <w:pStyle w:val="BodyText"/>
       </w:pPr>
       <w:r>
-        <w:t>📎</w:t>
-      </w:r>
-      <w:r>
-        <w:t xml:space="preserve"> Attach </w:t>
+        <w:t xml:space="preserve">📎 Attach </w:t>
       </w:r>
       <w:r>
         <w:rPr>
@@ -7838,6 +8361,9 @@
         <w:ind w:left="288" w:right="144"/>
       </w:pPr>
       <w:r>
+        <w:rPr>
+          <w:rStyle w:val="PromptSource"/>
+        </w:rPr>
         <w:t xml:space="preserve">Using </w:t>
       </w:r>
       <w:r>
@@ -7847,68 +8373,109 @@
         <w:t>job-description-sample.docx</w:t>
       </w:r>
       <w:r>
-        <w:t xml:space="preserve">, write an </w:t>
-      </w:r>
-      <w:r>
-        <w:rPr>
+        <w:t xml:space="preserve">, </w:t>
+      </w:r>
+      <w:r>
+        <w:rPr>
+          <w:rStyle w:val="PromptGoal"/>
+        </w:rPr>
+        <w:t xml:space="preserve">write an </w:t>
+      </w:r>
+      <w:r>
+        <w:rPr>
+          <w:rStyle w:val="PromptGoal"/>
           <w:b/>
           <w:bCs/>
         </w:rPr>
         <w:t>inclusive, engaging job posting</w:t>
       </w:r>
       <w:r>
-        <w:t xml:space="preserve"> for the HR Coordinator role for our careers page. Keep it under 350 words, with short </w:t>
-      </w:r>
-      <w:r>
-        <w:rPr>
+        <w:rPr>
+          <w:rStyle w:val="PromptGoal"/>
+        </w:rPr>
+        <w:t xml:space="preserve"> for the HR Coordinator role for our careers page.</w:t>
+      </w:r>
+      <w:r>
+        <w:t xml:space="preserve"> </w:t>
+      </w:r>
+      <w:r>
+        <w:rPr>
+          <w:rStyle w:val="PromptExpectations"/>
+        </w:rPr>
+        <w:t xml:space="preserve">Keep it under 350 words, with short </w:t>
+      </w:r>
+      <w:r>
+        <w:rPr>
+          <w:rStyle w:val="PromptExpectations"/>
           <w:b/>
           <w:bCs/>
         </w:rPr>
         <w:t>What you'll do</w:t>
       </w:r>
       <w:r>
+        <w:rPr>
+          <w:rStyle w:val="PromptExpectations"/>
+        </w:rPr>
         <w:t xml:space="preserve">, </w:t>
       </w:r>
       <w:r>
         <w:rPr>
+          <w:rStyle w:val="PromptExpectations"/>
           <w:b/>
           <w:bCs/>
         </w:rPr>
         <w:t>What you'll bring</w:t>
       </w:r>
       <w:r>
+        <w:rPr>
+          <w:rStyle w:val="PromptExpectations"/>
+        </w:rPr>
         <w:t xml:space="preserve">, and </w:t>
       </w:r>
       <w:r>
         <w:rPr>
+          <w:rStyle w:val="PromptExpectations"/>
           <w:b/>
           <w:bCs/>
         </w:rPr>
         <w:t>What we offer</w:t>
       </w:r>
       <w:r>
+        <w:rPr>
+          <w:rStyle w:val="PromptExpectations"/>
+        </w:rPr>
+        <w:t xml:space="preserve"> sections, and mention the hybrid schedule. Then add a separate table that </w:t>
+      </w:r>
+      <w:r>
+        <w:rPr>
+          <w:rStyle w:val="PromptExpectations"/>
+          <w:b/>
+          <w:bCs/>
+        </w:rPr>
+        <w:t>flags any wording in the original description that could discourage qualified applicants</w:t>
+      </w:r>
+      <w:r>
+        <w:rPr>
+          <w:rStyle w:val="PromptExpectations"/>
+        </w:rPr>
+        <w:t>, with a suggested alternative for each. Save it as a Word doc.</w:t>
+      </w:r>
+      <w:r>
         <w:t xml:space="preserve"> </w:t>
       </w:r>
       <w:r>
-        <w:t xml:space="preserve">sections, and mention the hybrid schedule. Then add a separate table that </w:t>
-      </w:r>
-      <w:r>
-        <w:rPr>
-          <w:b/>
-          <w:bCs/>
-        </w:rPr>
-        <w:t>flags any wording in the original description that could discourage qualified applicants</w:t>
-      </w:r>
-      <w:r>
-        <w:t>, with a suggested alternative for each. Save it as a Word doc.</w:t>
+        <w:rPr>
+          <w:rStyle w:val="PromptConstraints"/>
+        </w:rPr>
+        <w:t>Don't add pay figures, perks, or requirements that aren't in the description.</w:t>
       </w:r>
     </w:p>
     <w:p>
       <w:pPr>
         <w:pStyle w:val="Heading3"/>
       </w:pPr>
-      <w:bookmarkStart w:id="33" w:name="task-5b--ticket-summary-report"/>
-      <w:bookmarkEnd w:id="32"/>
+      <w:bookmarkStart w:id="34" w:name="task-5b--ticket-summary-report"/>
+      <w:bookmarkEnd w:id="33"/>
       <w:r>
         <w:t>Task 5b — Ticket summary report</w:t>
       </w:r>
@@ -7918,10 +8485,7 @@
         <w:pStyle w:val="FirstParagraph"/>
       </w:pPr>
       <w:r>
-        <w:t>📎</w:t>
-      </w:r>
-      <w:r>
-        <w:t xml:space="preserve"> Attach </w:t>
+        <w:t xml:space="preserve">📎 Attach </w:t>
       </w:r>
       <w:r>
         <w:rPr>
@@ -7944,6 +8508,9 @@
         <w:ind w:left="288" w:right="144"/>
       </w:pPr>
       <w:r>
+        <w:rPr>
+          <w:rStyle w:val="PromptSource"/>
+        </w:rPr>
         <w:t xml:space="preserve">Using </w:t>
       </w:r>
       <w:r>
@@ -7953,27 +8520,50 @@
         <w:t>hr-tickets-sample.xlsx</w:t>
       </w:r>
       <w:r>
-        <w:t xml:space="preserve">, summarize </w:t>
-      </w:r>
-      <w:r>
-        <w:rPr>
+        <w:t xml:space="preserve">, </w:t>
+      </w:r>
+      <w:r>
+        <w:rPr>
+          <w:rStyle w:val="PromptGoal"/>
+        </w:rPr>
+        <w:t xml:space="preserve">summarize </w:t>
+      </w:r>
+      <w:r>
+        <w:rPr>
+          <w:rStyle w:val="PromptGoal"/>
           <w:b/>
           <w:bCs/>
         </w:rPr>
         <w:t>open vs. closed tickets by category and priority</w:t>
       </w:r>
       <w:r>
+        <w:rPr>
+          <w:rStyle w:val="PromptGoal"/>
+        </w:rPr>
         <w:t xml:space="preserve">, and list the </w:t>
       </w:r>
       <w:r>
         <w:rPr>
+          <w:rStyle w:val="PromptGoal"/>
           <w:b/>
           <w:bCs/>
         </w:rPr>
         <w:t>high-priority open items</w:t>
       </w:r>
       <w:r>
-        <w:t xml:space="preserve"> I should follow up on today. Put it in a short report.</w:t>
+        <w:rPr>
+          <w:rStyle w:val="PromptGoal"/>
+        </w:rPr>
+        <w:t xml:space="preserve"> I should follow up on today.</w:t>
+      </w:r>
+      <w:r>
+        <w:t xml:space="preserve"> </w:t>
+      </w:r>
+      <w:r>
+        <w:rPr>
+          <w:rStyle w:val="PromptExpectations"/>
+        </w:rPr>
+        <w:t>Put it in a short report.</w:t>
       </w:r>
     </w:p>
     <w:p>
@@ -7981,10 +8571,7 @@
         <w:pStyle w:val="BodyText"/>
       </w:pPr>
       <w:r>
-        <w:t>✅</w:t>
-      </w:r>
-      <w:r>
-        <w:t xml:space="preserve"> </w:t>
+        <w:t xml:space="preserve">✅ </w:t>
       </w:r>
       <w:r>
         <w:rPr>
@@ -7994,10 +8581,7 @@
         <w:t>Checkpoint:</w:t>
       </w:r>
       <w:r>
-        <w:t xml:space="preserve"> </w:t>
-      </w:r>
-      <w:r>
-        <w:t xml:space="preserve">You have a job posting in Word with a wording-review table, and a ticket summary. The sample data has </w:t>
+        <w:t xml:space="preserve"> You have a job posting in Word with a wording-review table, and a ticket summary. The sample data has </w:t>
       </w:r>
       <w:r>
         <w:rPr>
@@ -8054,14 +8638,10 @@
           <w:b/>
           <w:bCs/>
         </w:rPr>
-        <w:lastRenderedPageBreak/>
         <w:t>Optional — go further in Exercise 7:</w:t>
       </w:r>
       <w:r>
-        <w:t xml:space="preserve"> </w:t>
-      </w:r>
-      <w:r>
-        <w:t xml:space="preserve">you'll turn this ticket summary into a recurring </w:t>
+        <w:t xml:space="preserve"> you'll turn this ticket summary into a recurring </w:t>
       </w:r>
       <w:r>
         <w:rPr>
@@ -8130,7 +8710,7 @@
     </w:p>
     <w:p>
       <w:r>
-        <w:pict w14:anchorId="4E5C87E7">
+        <w:pict w14:anchorId="217CAFBB">
           <v:rect id="_x0000_i1032" style="width:0;height:1.5pt" o:hralign="center" o:hrstd="t" o:hr="t"/>
         </w:pict>
       </w:r>
@@ -8139,17 +8719,14 @@
       <w:pPr>
         <w:pStyle w:val="Heading2"/>
       </w:pPr>
-      <w:bookmarkStart w:id="34" w:name="coffee-break-10-min-1"/>
-      <w:bookmarkStart w:id="35" w:name="_Toc241869834"/>
-      <w:bookmarkEnd w:id="30"/>
-      <w:bookmarkEnd w:id="33"/>
-      <w:r>
-        <w:t>☕</w:t>
-      </w:r>
-      <w:r>
-        <w:t xml:space="preserve"> Break (10 min)</w:t>
-      </w:r>
-      <w:bookmarkEnd w:id="35"/>
+      <w:bookmarkStart w:id="35" w:name="coffee-break-10-min-1"/>
+      <w:bookmarkStart w:id="36" w:name="_Toc241949446"/>
+      <w:bookmarkEnd w:id="31"/>
+      <w:bookmarkEnd w:id="34"/>
+      <w:r>
+        <w:t>☕ Break (10 min)</w:t>
+      </w:r>
+      <w:bookmarkEnd w:id="36"/>
     </w:p>
     <w:p>
       <w:pPr>
@@ -8161,7 +8738,7 @@
     </w:p>
     <w:p>
       <w:r>
-        <w:pict w14:anchorId="4ED68AB3">
+        <w:pict w14:anchorId="476E5EFE">
           <v:rect id="_x0000_i1033" style="width:0;height:1.5pt" o:hralign="center" o:hrstd="t" o:hr="t"/>
         </w:pict>
       </w:r>
@@ -8170,13 +8747,13 @@
       <w:pPr>
         <w:pStyle w:val="Heading2"/>
       </w:pPr>
-      <w:bookmarkStart w:id="36" w:name="Xf7f32dcfb537d7c4ae5b893dda38a88c9f0e2b6"/>
-      <w:bookmarkStart w:id="37" w:name="_Toc241869835"/>
-      <w:bookmarkEnd w:id="34"/>
+      <w:bookmarkStart w:id="37" w:name="Xf7f32dcfb537d7c4ae5b893dda38a88c9f0e2b6"/>
+      <w:bookmarkStart w:id="38" w:name="_Toc241949447"/>
+      <w:bookmarkEnd w:id="35"/>
       <w:r>
         <w:t>Exercise 6 — Onboarding orientation pack (20 min)</w:t>
       </w:r>
-      <w:bookmarkEnd w:id="37"/>
+      <w:bookmarkEnd w:id="38"/>
     </w:p>
     <w:p>
       <w:pPr>
@@ -8248,6 +8825,7 @@
           <w:b/>
           <w:bCs/>
         </w:rPr>
+        <w:lastRenderedPageBreak/>
         <w:t>Output:</w:t>
       </w:r>
       <w:r>
@@ -8432,17 +9010,14 @@
         <w:t>next Monday</w:t>
       </w:r>
       <w:r>
-        <w:t xml:space="preserve">, and you're getting her first day </w:t>
-      </w:r>
-      <w:r>
-        <w:t>ready. (Sofia is fictional and has no account in the tenant, so nothing reaches her.)</w:t>
+        <w:t>, and you're getting her first day ready. (Sofia is fictional and has no account in the tenant, so nothing reaches her.)</w:t>
       </w:r>
     </w:p>
     <w:p>
       <w:pPr>
         <w:pStyle w:val="Heading3"/>
       </w:pPr>
-      <w:bookmarkStart w:id="38" w:name="X8782120f816609c809ff969900d1d28e0d2c8be"/>
+      <w:bookmarkStart w:id="39" w:name="X8782120f816609c809ff969900d1d28e0d2c8be"/>
       <w:r>
         <w:t>Task 6a — Orientation deck (PowerPoint skill)</w:t>
       </w:r>
@@ -8452,10 +9027,7 @@
         <w:pStyle w:val="FirstParagraph"/>
       </w:pPr>
       <w:r>
-        <w:t>📎</w:t>
-      </w:r>
-      <w:r>
-        <w:t xml:space="preserve"> Attach </w:t>
+        <w:t xml:space="preserve">📎 Attach </w:t>
       </w:r>
       <w:r>
         <w:rPr>
@@ -8496,6 +9068,9 @@
         <w:ind w:left="288" w:right="144"/>
       </w:pPr>
       <w:r>
+        <w:rPr>
+          <w:rStyle w:val="PromptSource"/>
+        </w:rPr>
         <w:t xml:space="preserve">Using </w:t>
       </w:r>
       <w:r>
@@ -8505,6 +9080,9 @@
         <w:t>onboarding-checklist.docx</w:t>
       </w:r>
       <w:r>
+        <w:rPr>
+          <w:rStyle w:val="PromptSource"/>
+        </w:rPr>
         <w:t xml:space="preserve">, </w:t>
       </w:r>
       <w:r>
@@ -8514,6 +9092,9 @@
         <w:t>employee-handbook-excerpt.docx</w:t>
       </w:r>
       <w:r>
+        <w:rPr>
+          <w:rStyle w:val="PromptSource"/>
+        </w:rPr>
         <w:t xml:space="preserve">, and </w:t>
       </w:r>
       <w:r>
@@ -8523,17 +9104,57 @@
         <w:t>benefits-summary.docx</w:t>
       </w:r>
       <w:r>
-        <w:t xml:space="preserve">, build a short </w:t>
-      </w:r>
-      <w:r>
-        <w:rPr>
+        <w:t xml:space="preserve">, </w:t>
+      </w:r>
+      <w:r>
+        <w:rPr>
+          <w:rStyle w:val="PromptGoal"/>
+        </w:rPr>
+        <w:t xml:space="preserve">build a short </w:t>
+      </w:r>
+      <w:r>
+        <w:rPr>
+          <w:rStyle w:val="PromptGoal"/>
           <w:b/>
           <w:bCs/>
         </w:rPr>
         <w:t>onboarding orientation PowerPoint</w:t>
       </w:r>
       <w:r>
-        <w:t xml:space="preserve"> (6–8 slides) covering first-day logistics, PTO, remote/hybrid work, and benefits basics. Keep it clean and friendly.</w:t>
+        <w:t xml:space="preserve"> </w:t>
+      </w:r>
+      <w:r>
+        <w:rPr>
+          <w:rStyle w:val="PromptExpectations"/>
+        </w:rPr>
+        <w:t>(6–8 slides)</w:t>
+      </w:r>
+      <w:r>
+        <w:t xml:space="preserve"> </w:t>
+      </w:r>
+      <w:r>
+        <w:rPr>
+          <w:rStyle w:val="PromptGoal"/>
+        </w:rPr>
+        <w:t>covering first-day logistics, PTO, remote/hybrid work, and benefits basics.</w:t>
+      </w:r>
+      <w:r>
+        <w:t xml:space="preserve"> </w:t>
+      </w:r>
+      <w:r>
+        <w:rPr>
+          <w:rStyle w:val="PromptExpectations"/>
+        </w:rPr>
+        <w:t>Keep it clean and friendly.</w:t>
+      </w:r>
+      <w:r>
+        <w:t xml:space="preserve"> </w:t>
+      </w:r>
+      <w:r>
+        <w:rPr>
+          <w:rStyle w:val="PromptConstraints"/>
+        </w:rPr>
+        <w:t>Use only facts from these files.</w:t>
       </w:r>
     </w:p>
     <w:p>
@@ -8562,8 +9183,8 @@
       <w:pPr>
         <w:pStyle w:val="Heading3"/>
       </w:pPr>
-      <w:bookmarkStart w:id="39" w:name="Xe95bb1a0294487a3b9e2fc637e346cc812171cb"/>
-      <w:bookmarkEnd w:id="38"/>
+      <w:bookmarkStart w:id="40" w:name="Xe95bb1a0294487a3b9e2fc637e346cc812171cb"/>
+      <w:bookmarkEnd w:id="39"/>
       <w:r>
         <w:t>Task 6b — Schedule the kickoff (Scheduling / Calendar skill)</w:t>
       </w:r>
@@ -8579,27 +9200,50 @@
         <w:ind w:left="288" w:right="144"/>
       </w:pPr>
       <w:r>
+        <w:rPr>
+          <w:rStyle w:val="PromptGoal"/>
+        </w:rPr>
         <w:t xml:space="preserve">Schedule a 30-minute </w:t>
       </w:r>
       <w:r>
         <w:rPr>
+          <w:rStyle w:val="PromptGoal"/>
           <w:b/>
           <w:bCs/>
         </w:rPr>
         <w:t>onboarding kickoff</w:t>
       </w:r>
       <w:r>
-        <w:t xml:space="preserve"> for Sofia Alvarez's first day, </w:t>
-      </w:r>
-      <w:r>
-        <w:rPr>
+        <w:rPr>
+          <w:rStyle w:val="PromptGoal"/>
+        </w:rPr>
+        <w:t xml:space="preserve"> for Sofia Alvarez's first day</w:t>
+      </w:r>
+      <w:r>
+        <w:t xml:space="preserve">, </w:t>
+      </w:r>
+      <w:r>
+        <w:rPr>
+          <w:rStyle w:val="PromptExpectations"/>
           <w:b/>
           <w:bCs/>
         </w:rPr>
         <w:t>next Monday at 9:30 AM</w:t>
       </w:r>
       <w:r>
-        <w:t>, add a Teams meeting link, and invite only me. Show it to me before you send it.</w:t>
+        <w:rPr>
+          <w:rStyle w:val="PromptExpectations"/>
+        </w:rPr>
+        <w:t>, add a Teams meeting link</w:t>
+      </w:r>
+      <w:r>
+        <w:t xml:space="preserve">, </w:t>
+      </w:r>
+      <w:r>
+        <w:rPr>
+          <w:rStyle w:val="PromptConstraints"/>
+        </w:rPr>
+        <w:t>and invite only me. Show it to me before you send it.</w:t>
       </w:r>
     </w:p>
     <w:p>
@@ -8648,10 +9292,9 @@
       <w:pPr>
         <w:pStyle w:val="Heading3"/>
       </w:pPr>
-      <w:bookmarkStart w:id="40" w:name="Xaef59f703cc39d655b8f514e0ff5388082ed5e8"/>
-      <w:bookmarkEnd w:id="39"/>
-      <w:r>
-        <w:lastRenderedPageBreak/>
+      <w:bookmarkStart w:id="41" w:name="Xaef59f703cc39d655b8f514e0ff5388082ed5e8"/>
+      <w:bookmarkEnd w:id="40"/>
+      <w:r>
         <w:t>Task 6c — Team announcement (Communications skill)</w:t>
       </w:r>
     </w:p>
@@ -8666,20 +9309,33 @@
         <w:ind w:left="288" w:right="144"/>
       </w:pPr>
       <w:r>
+        <w:rPr>
+          <w:rStyle w:val="PromptGoal"/>
+        </w:rPr>
         <w:t xml:space="preserve">Draft a warm, inclusive </w:t>
       </w:r>
       <w:r>
         <w:rPr>
+          <w:rStyle w:val="PromptGoal"/>
           <w:b/>
           <w:bCs/>
         </w:rPr>
         <w:t>team announcement</w:t>
       </w:r>
       <w:r>
-        <w:t xml:space="preserve"> </w:t>
-      </w:r>
-      <w:r>
-        <w:t xml:space="preserve">introducing Sofia Alvarez, our new HR Coordinator starting next Monday, and her first-week plan, using </w:t>
+        <w:rPr>
+          <w:rStyle w:val="PromptGoal"/>
+        </w:rPr>
+        <w:t xml:space="preserve"> introducing Sofia Alvarez, our new HR Coordinator starting next Monday, and her first-week plan</w:t>
+      </w:r>
+      <w:r>
+        <w:t xml:space="preserve">, </w:t>
+      </w:r>
+      <w:r>
+        <w:rPr>
+          <w:rStyle w:val="PromptSource"/>
+        </w:rPr>
+        <w:t xml:space="preserve">using </w:t>
       </w:r>
       <w:r>
         <w:rPr>
@@ -8688,17 +9344,30 @@
         <w:t>onboarding-checklist.docx</w:t>
       </w:r>
       <w:r>
-        <w:t xml:space="preserve">. Save it as an </w:t>
-      </w:r>
-      <w:r>
-        <w:rPr>
+        <w:t xml:space="preserve">. </w:t>
+      </w:r>
+      <w:r>
+        <w:rPr>
+          <w:rStyle w:val="PromptExpectations"/>
+        </w:rPr>
+        <w:t xml:space="preserve">Save it as an </w:t>
+      </w:r>
+      <w:r>
+        <w:rPr>
+          <w:rStyle w:val="PromptExpectations"/>
           <w:b/>
           <w:bCs/>
         </w:rPr>
         <w:t>Outlook email draft addressed to me</w:t>
       </w:r>
       <w:r>
-        <w:t>; don't send it.</w:t>
+        <w:t xml:space="preserve">; </w:t>
+      </w:r>
+      <w:r>
+        <w:rPr>
+          <w:rStyle w:val="PromptConstraints"/>
+        </w:rPr>
+        <w:t>don't send it.</w:t>
       </w:r>
     </w:p>
     <w:p>
@@ -8706,10 +9375,7 @@
         <w:pStyle w:val="BodyText"/>
       </w:pPr>
       <w:r>
-        <w:t>✅</w:t>
-      </w:r>
-      <w:r>
-        <w:t xml:space="preserve"> </w:t>
+        <w:t xml:space="preserve">✅ </w:t>
       </w:r>
       <w:r>
         <w:rPr>
@@ -8764,7 +9430,7 @@
     </w:p>
     <w:p>
       <w:r>
-        <w:pict w14:anchorId="1793D071">
+        <w:pict w14:anchorId="703F09BE">
           <v:rect id="_x0000_i1034" style="width:0;height:1.5pt" o:hralign="center" o:hrstd="t" o:hr="t"/>
         </w:pict>
       </w:r>
@@ -8773,14 +9439,14 @@
       <w:pPr>
         <w:pStyle w:val="Heading2"/>
       </w:pPr>
-      <w:bookmarkStart w:id="41" w:name="exercise-7--automate--share-15-min"/>
-      <w:bookmarkStart w:id="42" w:name="_Toc241869836"/>
-      <w:bookmarkEnd w:id="36"/>
-      <w:bookmarkEnd w:id="40"/>
+      <w:bookmarkStart w:id="42" w:name="exercise-7--automate--share-15-min"/>
+      <w:bookmarkStart w:id="43" w:name="_Toc241949448"/>
+      <w:bookmarkEnd w:id="37"/>
+      <w:bookmarkEnd w:id="41"/>
       <w:r>
         <w:t>Exercise 7 — Automate &amp; share (15 min)</w:t>
       </w:r>
-      <w:bookmarkEnd w:id="42"/>
+      <w:bookmarkEnd w:id="43"/>
     </w:p>
     <w:p>
       <w:pPr>
@@ -8828,6 +9494,7 @@
           <w:b/>
           <w:bCs/>
         </w:rPr>
+        <w:lastRenderedPageBreak/>
         <w:t>Goal:</w:t>
       </w:r>
       <w:r>
@@ -8879,10 +9546,7 @@
         <w:t>Why Cowork?</w:t>
       </w:r>
       <w:r>
-        <w:t xml:space="preserve"> Recurring work belongs on autopilot. Automations run prompts on a schedule or on </w:t>
-      </w:r>
-      <w:r>
-        <w:t>events, Daily Briefing pulls your day together, and sharing turns a personal skill into a team asset.</w:t>
+        <w:t xml:space="preserve"> Recurring work belongs on autopilot. Automations run prompts on a schedule or on events, Daily Briefing pulls your day together, and sharing turns a personal skill into a team asset.</w:t>
       </w:r>
     </w:p>
     <w:p>
@@ -9021,7 +9685,7 @@
       <w:pPr>
         <w:pStyle w:val="Heading3"/>
       </w:pPr>
-      <w:bookmarkStart w:id="43" w:name="X30fa95b90b56a636bbb5c739ea618a4443823f0"/>
+      <w:bookmarkStart w:id="44" w:name="X30fa95b90b56a636bbb5c739ea618a4443823f0"/>
       <w:r>
         <w:t>Task 7a — Schedule a recurring digest (Automations)</w:t>
       </w:r>
@@ -9093,17 +9757,27 @@
         <w:spacing w:before="30" w:after="30"/>
       </w:pPr>
       <w:r>
+        <w:rPr>
+          <w:rStyle w:val="PromptExpectations"/>
+        </w:rPr>
         <w:t xml:space="preserve">Every </w:t>
       </w:r>
       <w:r>
         <w:rPr>
+          <w:rStyle w:val="PromptExpectations"/>
           <w:b/>
           <w:bCs/>
         </w:rPr>
         <w:t>Monday at 8:00 AM</w:t>
       </w:r>
       <w:r>
-        <w:t xml:space="preserve">, read </w:t>
+        <w:t xml:space="preserve">, </w:t>
+      </w:r>
+      <w:r>
+        <w:rPr>
+          <w:rStyle w:val="PromptSource"/>
+        </w:rPr>
+        <w:t xml:space="preserve">read </w:t>
       </w:r>
       <w:r>
         <w:rPr>
@@ -9114,6 +9788,9 @@
         <w:t>hr-tickets-sample.xlsx</w:t>
       </w:r>
       <w:r>
+        <w:rPr>
+          <w:rStyle w:val="PromptSource"/>
+        </w:rPr>
         <w:t xml:space="preserve"> in my OneDrive folder </w:t>
       </w:r>
       <w:r>
@@ -9125,27 +9802,53 @@
         <w:t>Documents/ai_hr_cowork_workshop</w:t>
       </w:r>
       <w:r>
-        <w:t xml:space="preserve">, summarize </w:t>
-      </w:r>
-      <w:r>
-        <w:rPr>
+        <w:t xml:space="preserve">, </w:t>
+      </w:r>
+      <w:r>
+        <w:rPr>
+          <w:rStyle w:val="PromptGoal"/>
+        </w:rPr>
+        <w:t xml:space="preserve">summarize </w:t>
+      </w:r>
+      <w:r>
+        <w:rPr>
+          <w:rStyle w:val="PromptGoal"/>
           <w:b/>
           <w:bCs/>
         </w:rPr>
         <w:t>open tickets by category and priority</w:t>
       </w:r>
       <w:r>
-        <w:t xml:space="preserve">, list any </w:t>
-      </w:r>
-      <w:r>
-        <w:rPr>
+        <w:t xml:space="preserve">, </w:t>
+      </w:r>
+      <w:r>
+        <w:rPr>
+          <w:rStyle w:val="PromptExpectations"/>
+        </w:rPr>
+        <w:t xml:space="preserve">list any </w:t>
+      </w:r>
+      <w:r>
+        <w:rPr>
+          <w:rStyle w:val="PromptExpectations"/>
           <w:b/>
           <w:bCs/>
         </w:rPr>
         <w:t>high-priority open tickets first</w:t>
       </w:r>
       <w:r>
-        <w:t>, and put the result in a short report. Don't email anyone.</w:t>
+        <w:rPr>
+          <w:rStyle w:val="PromptExpectations"/>
+        </w:rPr>
+        <w:t>, and put the result in a short report.</w:t>
+      </w:r>
+      <w:r>
+        <w:t xml:space="preserve"> </w:t>
+      </w:r>
+      <w:r>
+        <w:rPr>
+          <w:rStyle w:val="PromptConstraints"/>
+        </w:rPr>
+        <w:t>Don't email anyone.</w:t>
       </w:r>
     </w:p>
     <w:p>
@@ -9221,10 +9924,7 @@
         </w:numPr>
       </w:pPr>
       <w:r>
-        <w:t>✅</w:t>
-      </w:r>
-      <w:r>
-        <w:t xml:space="preserve"> </w:t>
+        <w:t xml:space="preserve">✅ </w:t>
       </w:r>
       <w:r>
         <w:rPr>
@@ -9271,8 +9971,8 @@
       <w:pPr>
         <w:pStyle w:val="Heading3"/>
       </w:pPr>
-      <w:bookmarkStart w:id="44" w:name="X31b1277763b42d5e0772a0f1f2ca5a1c0e042fb"/>
-      <w:bookmarkEnd w:id="43"/>
+      <w:bookmarkStart w:id="45" w:name="X31b1277763b42d5e0772a0f1f2ca5a1c0e042fb"/>
+      <w:bookmarkEnd w:id="44"/>
       <w:r>
         <w:t>Task 7b — Daily Briefing (Daily Briefing skill)</w:t>
       </w:r>
@@ -9288,17 +9988,36 @@
         <w:ind w:left="288" w:right="144"/>
       </w:pPr>
       <w:r>
+        <w:rPr>
+          <w:rStyle w:val="PromptGoal"/>
+        </w:rPr>
         <w:t xml:space="preserve">Give me a </w:t>
       </w:r>
       <w:r>
         <w:rPr>
+          <w:rStyle w:val="PromptGoal"/>
           <w:b/>
           <w:bCs/>
         </w:rPr>
         <w:t>Daily Briefing</w:t>
       </w:r>
       <w:r>
-        <w:t xml:space="preserve"> focused on my HR tasks and meetings for today.</w:t>
+        <w:t xml:space="preserve"> </w:t>
+      </w:r>
+      <w:r>
+        <w:rPr>
+          <w:rStyle w:val="PromptSource"/>
+        </w:rPr>
+        <w:t>focused on my HR tasks and meetings for today</w:t>
+      </w:r>
+      <w:r>
+        <w:t xml:space="preserve">. </w:t>
+      </w:r>
+      <w:r>
+        <w:rPr>
+          <w:rStyle w:val="PromptExpectations"/>
+        </w:rPr>
+        <w:t>List the most urgent items first.</w:t>
       </w:r>
     </w:p>
     <w:p>
@@ -9327,10 +10046,9 @@
       <w:pPr>
         <w:pStyle w:val="Heading3"/>
       </w:pPr>
-      <w:bookmarkStart w:id="45" w:name="X773607ef091d9a45faa0427273676a682dd8257"/>
-      <w:bookmarkEnd w:id="44"/>
-      <w:r>
-        <w:lastRenderedPageBreak/>
+      <w:bookmarkStart w:id="46" w:name="X773607ef091d9a45faa0427273676a682dd8257"/>
+      <w:bookmarkEnd w:id="45"/>
+      <w:r>
         <w:t>Task 7c — Share your custom skill (sharing flow)</w:t>
       </w:r>
     </w:p>
@@ -9353,10 +10071,7 @@
         <w:t>HR Policy Answer</w:t>
       </w:r>
       <w:r>
-        <w:t xml:space="preserve"> </w:t>
-      </w:r>
-      <w:r>
-        <w:t xml:space="preserve">skill from Ex 4 on the </w:t>
+        <w:t xml:space="preserve"> skill from Ex 4 on the </w:t>
       </w:r>
       <w:r>
         <w:rPr>
@@ -9452,10 +10167,7 @@
         </w:numPr>
       </w:pPr>
       <w:r>
-        <w:t>✅</w:t>
-      </w:r>
-      <w:r>
-        <w:t xml:space="preserve"> </w:t>
+        <w:t xml:space="preserve">✅ </w:t>
       </w:r>
       <w:r>
         <w:rPr>
@@ -9505,10 +10217,7 @@
         <w:t>Stretch:</w:t>
       </w:r>
       <w:r>
-        <w:t xml:space="preserve"> </w:t>
-      </w:r>
-      <w:r>
-        <w:t xml:space="preserve">Turn your Monday ticket digest into an </w:t>
+        <w:t xml:space="preserve"> Turn your Monday ticket digest into an </w:t>
       </w:r>
       <w:r>
         <w:rPr>
@@ -9523,7 +10232,7 @@
     </w:p>
     <w:p>
       <w:r>
-        <w:pict w14:anchorId="1CB0499B">
+        <w:pict w14:anchorId="3D65A533">
           <v:rect id="_x0000_i1035" style="width:0;height:1.5pt" o:hralign="center" o:hrstd="t" o:hr="t"/>
         </w:pict>
       </w:r>
@@ -9532,17 +10241,15 @@
       <w:pPr>
         <w:pStyle w:val="Heading2"/>
       </w:pPr>
-      <w:bookmarkStart w:id="46" w:name="Xe1b23373e9a2acd1ab99bbefc4c291e916a0b16"/>
-      <w:bookmarkStart w:id="47" w:name="_Toc241869837"/>
-      <w:bookmarkEnd w:id="41"/>
-      <w:bookmarkEnd w:id="45"/>
-      <w:r>
-        <w:t>🔌</w:t>
-      </w:r>
-      <w:r>
-        <w:t xml:space="preserve"> Spotlight — Extend Cowork with HR plugins (5 min, no hands-on)</w:t>
-      </w:r>
-      <w:bookmarkEnd w:id="47"/>
+      <w:bookmarkStart w:id="47" w:name="Xe1b23373e9a2acd1ab99bbefc4c291e916a0b16"/>
+      <w:bookmarkStart w:id="48" w:name="_Toc241949449"/>
+      <w:bookmarkEnd w:id="42"/>
+      <w:bookmarkEnd w:id="46"/>
+      <w:r>
+        <w:lastRenderedPageBreak/>
+        <w:t>🔌 Spotlight — Extend Cowork with HR plugins (5 min, no hands-on)</w:t>
+      </w:r>
+      <w:bookmarkEnd w:id="48"/>
     </w:p>
     <w:p>
       <w:pPr>
@@ -9601,16 +10308,16 @@
           <w:noProof/>
         </w:rPr>
         <w:drawing>
-          <wp:inline distT="0" distB="0" distL="0" distR="0" wp14:anchorId="32048EE2" wp14:editId="73EA4A31">
+          <wp:inline distT="0" distB="0" distL="0" distR="0" wp14:anchorId="7F7F7402" wp14:editId="579272CD">
             <wp:extent cx="6210300" cy="3261914"/>
             <wp:effectExtent l="0" t="0" r="0" b="0"/>
-            <wp:docPr id="60" name="Picture" descr="The Cowork Customize page with the Plugins tab selected, showing installed plugins with on/off toggles."/>
+            <wp:docPr id="61" name="Picture" descr="The Cowork Customize page with the Plugins tab selected, showing installed plugins with on/off toggles."/>
             <wp:cNvGraphicFramePr/>
             <a:graphic xmlns:a="http://schemas.openxmlformats.org/drawingml/2006/main">
               <a:graphicData uri="http://schemas.openxmlformats.org/drawingml/2006/picture">
                 <pic:pic xmlns:pic="http://schemas.openxmlformats.org/drawingml/2006/picture">
                   <pic:nvPicPr>
-                    <pic:cNvPr id="61" name="Picture" descr="../reference/media/customize-plugins.png"/>
+                    <pic:cNvPr id="62" name="Picture" descr="../reference/media/customize-plugins.png"/>
                     <pic:cNvPicPr>
                       <a:picLocks noChangeAspect="1" noChangeArrowheads="1"/>
                     </pic:cNvPicPr>
@@ -9825,17 +10532,13 @@
         <w:t>Cronofy MCP</w:t>
       </w:r>
       <w:r>
-        <w:t xml:space="preserve"> (interview scheduling across real calendar availability),</w:t>
-      </w:r>
-      <w:r>
-        <w:t xml:space="preserve"> </w:t>
-      </w:r>
-      <w:r>
-        <w:rPr>
-          <w:b/>
-          <w:bCs/>
-        </w:rPr>
-        <w:lastRenderedPageBreak/>
+        <w:t xml:space="preserve"> (interview scheduling across real calendar availability), </w:t>
+      </w:r>
+      <w:r>
+        <w:rPr>
+          <w:b/>
+          <w:bCs/>
+        </w:rPr>
         <w:t>Articulate</w:t>
       </w:r>
       <w:r>
@@ -9876,14 +10579,7 @@
           <w:b/>
           <w:bCs/>
         </w:rPr>
-        <w:t>⭐</w:t>
-      </w:r>
-      <w:r>
-        <w:rPr>
-          <w:b/>
-          <w:bCs/>
-        </w:rPr>
-        <w:t xml:space="preserve"> SAP SuccessFactors?</w:t>
+        <w:t>⭐ SAP SuccessFactors?</w:t>
       </w:r>
       <w:r>
         <w:t xml:space="preserve"> No SuccessFactors plugin is in the Cowork catalog yet. Today, use the </w:t>
@@ -9974,10 +10670,7 @@
         <w:t>Why it matters:</w:t>
       </w:r>
       <w:r>
-        <w:t xml:space="preserve"> fewer copy-and-paste hand-offs between systems; consistent answers across the </w:t>
-      </w:r>
-      <w:r>
-        <w:t xml:space="preserve">team; governed by IT (approval, deployment, Purview audit logs); and no extra access, because each connector uses </w:t>
+        <w:t xml:space="preserve"> fewer copy-and-paste hand-offs between systems; consistent answers across the team; governed by IT (approval, deployment, Purview audit logs); and no extra access, because each connector uses </w:t>
       </w:r>
       <w:r>
         <w:rPr>
@@ -10017,7 +10710,7 @@
     </w:p>
     <w:p>
       <w:r>
-        <w:pict w14:anchorId="7E2D2EAF">
+        <w:pict w14:anchorId="284B08E7">
           <v:rect id="_x0000_i1036" style="width:0;height:1.5pt" o:hralign="center" o:hrstd="t" o:hr="t"/>
         </w:pict>
       </w:r>
@@ -10026,13 +10719,14 @@
       <w:pPr>
         <w:pStyle w:val="Heading2"/>
       </w:pPr>
-      <w:bookmarkStart w:id="48" w:name="Xdd19a083c7c4832db36b8e6e8282dd21006c5ab"/>
-      <w:bookmarkStart w:id="49" w:name="_Toc241869838"/>
-      <w:bookmarkEnd w:id="46"/>
-      <w:r>
+      <w:bookmarkStart w:id="49" w:name="Xdd19a083c7c4832db36b8e6e8282dd21006c5ab"/>
+      <w:bookmarkStart w:id="50" w:name="_Toc241949450"/>
+      <w:bookmarkEnd w:id="47"/>
+      <w:r>
+        <w:lastRenderedPageBreak/>
         <w:t>Exercise 8 — Build a Policy Agent with Copilot Agent Builder (20 min)</w:t>
       </w:r>
-      <w:bookmarkEnd w:id="49"/>
+      <w:bookmarkEnd w:id="50"/>
     </w:p>
     <w:p>
       <w:pPr>
@@ -10185,10 +10879,7 @@
         <w:t>Workflow:</w:t>
       </w:r>
       <w:r>
-        <w:t xml:space="preserve"> </w:t>
-      </w:r>
-      <w:r>
-        <w:t xml:space="preserve">1. </w:t>
+        <w:t xml:space="preserve"> 1. </w:t>
       </w:r>
       <w:r>
         <w:rPr>
@@ -10393,7 +11084,7 @@
       <w:pPr>
         <w:pStyle w:val="Heading3"/>
       </w:pPr>
-      <w:bookmarkStart w:id="50" w:name="step-1--open-agent-builder"/>
+      <w:bookmarkStart w:id="51" w:name="step-1--open-agent-builder"/>
       <w:r>
         <w:t>Step 1 — Open Agent Builder</w:t>
       </w:r>
@@ -10440,8 +11131,8 @@
       <w:pPr>
         <w:pStyle w:val="Heading3"/>
       </w:pPr>
-      <w:bookmarkStart w:id="51" w:name="step-2--describe-the-agent"/>
-      <w:bookmarkEnd w:id="50"/>
+      <w:bookmarkStart w:id="52" w:name="step-2--describe-the-agent"/>
+      <w:bookmarkEnd w:id="51"/>
       <w:r>
         <w:t>Step 2 — Describe the agent</w:t>
       </w:r>
@@ -10475,20 +11166,41 @@
         <w:ind w:left="288" w:right="144"/>
       </w:pPr>
       <w:r>
+        <w:rPr>
+          <w:rStyle w:val="PromptGoal"/>
+        </w:rPr>
         <w:t xml:space="preserve">Create an </w:t>
       </w:r>
       <w:r>
         <w:rPr>
+          <w:rStyle w:val="PromptGoal"/>
           <w:b/>
           <w:bCs/>
         </w:rPr>
         <w:t>HR Policy Agent</w:t>
       </w:r>
       <w:r>
-        <w:t xml:space="preserve"> that answers employee questions about company policies and benefits — PTO, remote/hybrid work, benefits enrollment, overtime, and the code of conduct — in a warm, professional tone. Always cite the source document and remind the reader that HR should confirm. </w:t>
-      </w:r>
-      <w:r>
-        <w:lastRenderedPageBreak/>
+        <w:rPr>
+          <w:rStyle w:val="PromptGoal"/>
+        </w:rPr>
+        <w:t xml:space="preserve"> that answers employee questions about company policies and benefits — PTO, remote/hybrid work, benefits enrollment, overtime, and the code of conduct</w:t>
+      </w:r>
+      <w:r>
+        <w:t xml:space="preserve"> — </w:t>
+      </w:r>
+      <w:r>
+        <w:rPr>
+          <w:rStyle w:val="PromptExpectations"/>
+        </w:rPr>
+        <w:t>in a warm, professional tone. Always cite the source document and remind the reader that HR should confirm.</w:t>
+      </w:r>
+      <w:r>
+        <w:t xml:space="preserve"> </w:t>
+      </w:r>
+      <w:r>
+        <w:rPr>
+          <w:rStyle w:val="PromptConstraints"/>
+        </w:rPr>
         <w:t>Politely decline questions about individual pay, performance, legal, or medical matters and redirect them to HR.</w:t>
       </w:r>
     </w:p>
@@ -10496,8 +11208,8 @@
       <w:pPr>
         <w:pStyle w:val="Heading3"/>
       </w:pPr>
-      <w:bookmarkStart w:id="52" w:name="X4e20f1bdfe5bbcffb0fc07eef90ff51b7d0218f"/>
-      <w:bookmarkEnd w:id="51"/>
+      <w:bookmarkStart w:id="53" w:name="X4e20f1bdfe5bbcffb0fc07eef90ff51b7d0218f"/>
+      <w:bookmarkEnd w:id="52"/>
       <w:r>
         <w:t>Step 3 — Configure name, instructions &amp; knowledge</w:t>
       </w:r>
@@ -10635,10 +11347,7 @@
         <w:t>File types matter:</w:t>
       </w:r>
       <w:r>
-        <w:t xml:space="preserve"> </w:t>
-      </w:r>
-      <w:r>
-        <w:t xml:space="preserve">Agent Builder knowledge accepts .doc/.docx, .pdf, .ppt/.pptx, .txt, and .xls/.xlsx, but </w:t>
+        <w:t xml:space="preserve"> Agent Builder knowledge accepts .doc/.docx, .pdf, .ppt/.pptx, .txt, and .xls/.xlsx, but </w:t>
       </w:r>
       <w:r>
         <w:rPr>
@@ -10664,6 +11373,7 @@
           <w:b/>
           <w:bCs/>
         </w:rPr>
+        <w:lastRenderedPageBreak/>
         <w:t>Suggested prompts:</w:t>
       </w:r>
       <w:r>
@@ -10674,8 +11384,8 @@
       <w:pPr>
         <w:pStyle w:val="Heading3"/>
       </w:pPr>
-      <w:bookmarkStart w:id="53" w:name="step-4--test-on-try-it"/>
-      <w:bookmarkEnd w:id="52"/>
+      <w:bookmarkStart w:id="54" w:name="step-4--test-on-try-it"/>
+      <w:bookmarkEnd w:id="53"/>
       <w:r>
         <w:t>Step 4 — Test on "Try it"</w:t>
       </w:r>
@@ -10748,8 +11458,8 @@
       <w:pPr>
         <w:pStyle w:val="Heading3"/>
       </w:pPr>
-      <w:bookmarkStart w:id="54" w:name="step-5--optional-share--publish"/>
-      <w:bookmarkEnd w:id="53"/>
+      <w:bookmarkStart w:id="55" w:name="step-5--optional-share--publish"/>
+      <w:bookmarkEnd w:id="54"/>
       <w:r>
         <w:t>Step 5 — (Optional) Share / publish</w:t>
       </w:r>
@@ -10767,10 +11477,7 @@
         <w:pStyle w:val="BodyText"/>
       </w:pPr>
       <w:r>
-        <w:t>✅</w:t>
-      </w:r>
-      <w:r>
-        <w:t xml:space="preserve"> </w:t>
+        <w:t xml:space="preserve">✅ </w:t>
       </w:r>
       <w:r>
         <w:rPr>
@@ -10830,15 +11537,12 @@
         <w:t>third</w:t>
       </w:r>
       <w:r>
-        <w:t xml:space="preserve"> </w:t>
-      </w:r>
-      <w:r>
-        <w:t>knowledge source (e.g., the onboarding checklist) and add a suggested prompt for new hires.</w:t>
-      </w:r>
-    </w:p>
-    <w:p>
-      <w:r>
-        <w:pict w14:anchorId="2664FD91">
+        <w:t xml:space="preserve"> knowledge source (e.g., the onboarding checklist) and add a suggested prompt for new hires.</w:t>
+      </w:r>
+    </w:p>
+    <w:p>
+      <w:r>
+        <w:pict w14:anchorId="61A14502">
           <v:rect id="_x0000_i1037" style="width:0;height:1.5pt" o:hralign="center" o:hrstd="t" o:hr="t"/>
         </w:pict>
       </w:r>
@@ -10847,14 +11551,14 @@
       <w:pPr>
         <w:pStyle w:val="Heading2"/>
       </w:pPr>
-      <w:bookmarkStart w:id="55" w:name="wrap-up-5-min"/>
-      <w:bookmarkStart w:id="56" w:name="_Toc241869839"/>
-      <w:bookmarkEnd w:id="48"/>
-      <w:bookmarkEnd w:id="54"/>
+      <w:bookmarkStart w:id="56" w:name="wrap-up-5-min"/>
+      <w:bookmarkStart w:id="57" w:name="_Toc241949451"/>
+      <w:bookmarkEnd w:id="49"/>
+      <w:bookmarkEnd w:id="55"/>
       <w:r>
         <w:t>Wrap-up (5 min)</w:t>
       </w:r>
-      <w:bookmarkEnd w:id="56"/>
+      <w:bookmarkEnd w:id="57"/>
     </w:p>
     <w:p>
       <w:pPr>
@@ -10969,10 +11673,7 @@
         <w:t>Agent Builder</w:t>
       </w:r>
       <w:r>
-        <w:t xml:space="preserve"> </w:t>
-      </w:r>
-      <w:r>
-        <w:t>to stand up a helper others can use.</w:t>
+        <w:t xml:space="preserve"> to stand up a helper others can use.</w:t>
       </w:r>
     </w:p>
     <w:p>
@@ -11017,7 +11718,6 @@
         </w:numPr>
       </w:pPr>
       <w:r>
-        <w:lastRenderedPageBreak/>
         <w:t>Remember the golden rules (</w:t>
       </w:r>
       <w:hyperlink r:id="rId28">
@@ -11102,7 +11802,7 @@
       <w:pPr>
         <w:pStyle w:val="Heading3"/>
       </w:pPr>
-      <w:bookmarkStart w:id="57" w:name="if-you-get-stuck"/>
+      <w:bookmarkStart w:id="58" w:name="if-you-get-stuck"/>
       <w:r>
         <w:t>If you get stuck</w:t>
       </w:r>
@@ -11174,8 +11874,8 @@
         <w:t xml:space="preserve"> prompts above.</w:t>
       </w:r>
       <w:bookmarkEnd w:id="0"/>
-      <w:bookmarkEnd w:id="55"/>
-      <w:bookmarkEnd w:id="57"/>
+      <w:bookmarkEnd w:id="56"/>
+      <w:bookmarkEnd w:id="58"/>
     </w:p>
     <w:sectPr>
       <w:footerReference w:type="default" r:id="rId31"/>
@@ -11298,7 +11998,7 @@
   <w:abstractNum w:abstractNumId="0" w15:restartNumberingAfterBreak="0">
     <w:nsid w:val="0000A990"/>
     <w:multiLevelType w:val="multilevel"/>
-    <w:tmpl w:val="EFA67C72"/>
+    <w:tmpl w:val="026A0B6A"/>
     <w:lvl w:ilvl="0">
       <w:numFmt w:val="bullet"/>
       <w:lvlText w:val=" "/>
@@ -11375,7 +12075,7 @@
   <w:abstractNum w:abstractNumId="1" w15:restartNumberingAfterBreak="0">
     <w:nsid w:val="0000A991"/>
     <w:multiLevelType w:val="multilevel"/>
-    <w:tmpl w:val="399EC2A2"/>
+    <w:tmpl w:val="D1D6808C"/>
     <w:lvl w:ilvl="0">
       <w:numFmt w:val="bullet"/>
       <w:lvlText w:val=""/>
@@ -11479,7 +12179,7 @@
   <w:abstractNum w:abstractNumId="2" w15:restartNumberingAfterBreak="0">
     <w:nsid w:val="00A99411"/>
     <w:multiLevelType w:val="multilevel"/>
-    <w:tmpl w:val="7E9C9D60"/>
+    <w:tmpl w:val="0D18B00C"/>
     <w:lvl w:ilvl="0">
       <w:start w:val="1"/>
       <w:numFmt w:val="decimal"/>
@@ -11562,13 +12262,13 @@
       </w:pPr>
     </w:lvl>
   </w:abstractNum>
-  <w:num w:numId="1" w16cid:durableId="315109805">
+  <w:num w:numId="1" w16cid:durableId="1251742686">
     <w:abstractNumId w:val="0"/>
   </w:num>
-  <w:num w:numId="2" w16cid:durableId="190411769">
+  <w:num w:numId="2" w16cid:durableId="2022008630">
     <w:abstractNumId w:val="1"/>
   </w:num>
-  <w:num w:numId="3" w16cid:durableId="413934051">
+  <w:num w:numId="3" w16cid:durableId="1235817513">
     <w:abstractNumId w:val="2"/>
     <w:lvlOverride w:ilvl="0">
       <w:startOverride w:val="1"/>
@@ -11598,7 +12298,7 @@
       <w:startOverride w:val="1"/>
     </w:lvlOverride>
   </w:num>
-  <w:num w:numId="4" w16cid:durableId="1262686160">
+  <w:num w:numId="4" w16cid:durableId="476147964">
     <w:abstractNumId w:val="2"/>
     <w:lvlOverride w:ilvl="0">
       <w:startOverride w:val="1"/>
@@ -11628,10 +12328,10 @@
       <w:startOverride w:val="1"/>
     </w:lvlOverride>
   </w:num>
-  <w:num w:numId="5" w16cid:durableId="1520047309">
+  <w:num w:numId="5" w16cid:durableId="1986540280">
     <w:abstractNumId w:val="1"/>
   </w:num>
-  <w:num w:numId="6" w16cid:durableId="1958632932">
+  <w:num w:numId="6" w16cid:durableId="243073904">
     <w:abstractNumId w:val="2"/>
     <w:lvlOverride w:ilvl="0">
       <w:startOverride w:val="1"/>
@@ -11661,10 +12361,10 @@
       <w:startOverride w:val="1"/>
     </w:lvlOverride>
   </w:num>
-  <w:num w:numId="7" w16cid:durableId="444734061">
+  <w:num w:numId="7" w16cid:durableId="1607150593">
     <w:abstractNumId w:val="1"/>
   </w:num>
-  <w:num w:numId="8" w16cid:durableId="1975020956">
+  <w:num w:numId="8" w16cid:durableId="1258782583">
     <w:abstractNumId w:val="2"/>
     <w:lvlOverride w:ilvl="0">
       <w:startOverride w:val="1"/>
@@ -11694,13 +12394,13 @@
       <w:startOverride w:val="1"/>
     </w:lvlOverride>
   </w:num>
-  <w:num w:numId="9" w16cid:durableId="1629046983">
+  <w:num w:numId="9" w16cid:durableId="1583219271">
     <w:abstractNumId w:val="1"/>
   </w:num>
-  <w:num w:numId="10" w16cid:durableId="1317028522">
+  <w:num w:numId="10" w16cid:durableId="301078068">
     <w:abstractNumId w:val="1"/>
   </w:num>
-  <w:num w:numId="11" w16cid:durableId="129177424">
+  <w:num w:numId="11" w16cid:durableId="70391678">
     <w:abstractNumId w:val="2"/>
     <w:lvlOverride w:ilvl="0">
       <w:startOverride w:val="1"/>
@@ -11730,22 +12430,22 @@
       <w:startOverride w:val="1"/>
     </w:lvlOverride>
   </w:num>
-  <w:num w:numId="12" w16cid:durableId="492264158">
+  <w:num w:numId="12" w16cid:durableId="1324507497">
     <w:abstractNumId w:val="1"/>
   </w:num>
-  <w:num w:numId="13" w16cid:durableId="1610427022">
+  <w:num w:numId="13" w16cid:durableId="1098913504">
     <w:abstractNumId w:val="1"/>
   </w:num>
-  <w:num w:numId="14" w16cid:durableId="289752003">
+  <w:num w:numId="14" w16cid:durableId="1828400433">
     <w:abstractNumId w:val="1"/>
   </w:num>
-  <w:num w:numId="15" w16cid:durableId="1335525316">
+  <w:num w:numId="15" w16cid:durableId="287706365">
     <w:abstractNumId w:val="1"/>
   </w:num>
-  <w:num w:numId="16" w16cid:durableId="1781601884">
+  <w:num w:numId="16" w16cid:durableId="1946959328">
     <w:abstractNumId w:val="1"/>
   </w:num>
-  <w:num w:numId="17" w16cid:durableId="441195364">
+  <w:num w:numId="17" w16cid:durableId="1150101258">
     <w:abstractNumId w:val="2"/>
     <w:lvlOverride w:ilvl="0">
       <w:startOverride w:val="1"/>
@@ -11775,7 +12475,7 @@
       <w:startOverride w:val="1"/>
     </w:lvlOverride>
   </w:num>
-  <w:num w:numId="18" w16cid:durableId="1743137387">
+  <w:num w:numId="18" w16cid:durableId="230310921">
     <w:abstractNumId w:val="2"/>
     <w:lvlOverride w:ilvl="0">
       <w:startOverride w:val="1"/>
@@ -11805,16 +12505,16 @@
       <w:startOverride w:val="1"/>
     </w:lvlOverride>
   </w:num>
-  <w:num w:numId="19" w16cid:durableId="1563636839">
+  <w:num w:numId="19" w16cid:durableId="339701836">
     <w:abstractNumId w:val="1"/>
   </w:num>
-  <w:num w:numId="20" w16cid:durableId="88695355">
+  <w:num w:numId="20" w16cid:durableId="964821075">
     <w:abstractNumId w:val="1"/>
   </w:num>
-  <w:num w:numId="21" w16cid:durableId="487600477">
+  <w:num w:numId="21" w16cid:durableId="1977491164">
     <w:abstractNumId w:val="1"/>
   </w:num>
-  <w:num w:numId="22" w16cid:durableId="653409451">
+  <w:num w:numId="22" w16cid:durableId="802620661">
     <w:abstractNumId w:val="2"/>
     <w:lvlOverride w:ilvl="0">
       <w:startOverride w:val="1"/>
@@ -11844,7 +12544,7 @@
       <w:startOverride w:val="1"/>
     </w:lvlOverride>
   </w:num>
-  <w:num w:numId="23" w16cid:durableId="1595436969">
+  <w:num w:numId="23" w16cid:durableId="1554737360">
     <w:abstractNumId w:val="2"/>
     <w:lvlOverride w:ilvl="0">
       <w:startOverride w:val="1"/>
@@ -11874,10 +12574,10 @@
       <w:startOverride w:val="1"/>
     </w:lvlOverride>
   </w:num>
-  <w:num w:numId="24" w16cid:durableId="1620793224">
+  <w:num w:numId="24" w16cid:durableId="1684161647">
     <w:abstractNumId w:val="1"/>
   </w:num>
-  <w:num w:numId="25" w16cid:durableId="1361276871">
+  <w:num w:numId="25" w16cid:durableId="1901401885">
     <w:abstractNumId w:val="2"/>
     <w:lvlOverride w:ilvl="0">
       <w:startOverride w:val="1"/>
@@ -11907,13 +12607,13 @@
       <w:startOverride w:val="1"/>
     </w:lvlOverride>
   </w:num>
-  <w:num w:numId="26" w16cid:durableId="1017199086">
+  <w:num w:numId="26" w16cid:durableId="944075506">
     <w:abstractNumId w:val="1"/>
   </w:num>
-  <w:num w:numId="27" w16cid:durableId="1009059900">
+  <w:num w:numId="27" w16cid:durableId="1720277635">
     <w:abstractNumId w:val="1"/>
   </w:num>
-  <w:num w:numId="28" w16cid:durableId="1690134707">
+  <w:num w:numId="28" w16cid:durableId="612521482">
     <w:abstractNumId w:val="2"/>
     <w:lvlOverride w:ilvl="0">
       <w:startOverride w:val="1"/>
@@ -11943,22 +12643,22 @@
       <w:startOverride w:val="1"/>
     </w:lvlOverride>
   </w:num>
-  <w:num w:numId="29" w16cid:durableId="932397452">
+  <w:num w:numId="29" w16cid:durableId="233466485">
     <w:abstractNumId w:val="1"/>
   </w:num>
-  <w:num w:numId="30" w16cid:durableId="1501001654">
+  <w:num w:numId="30" w16cid:durableId="1720666974">
     <w:abstractNumId w:val="1"/>
   </w:num>
-  <w:num w:numId="31" w16cid:durableId="1067611685">
+  <w:num w:numId="31" w16cid:durableId="78793251">
     <w:abstractNumId w:val="1"/>
   </w:num>
-  <w:num w:numId="32" w16cid:durableId="942684373">
+  <w:num w:numId="32" w16cid:durableId="37973020">
     <w:abstractNumId w:val="1"/>
   </w:num>
-  <w:num w:numId="33" w16cid:durableId="716397517">
+  <w:num w:numId="33" w16cid:durableId="296835173">
     <w:abstractNumId w:val="1"/>
   </w:num>
-  <w:num w:numId="34" w16cid:durableId="496186792">
+  <w:num w:numId="34" w16cid:durableId="42101855">
     <w:abstractNumId w:val="2"/>
     <w:lvlOverride w:ilvl="0">
       <w:startOverride w:val="1"/>
@@ -11988,13 +12688,13 @@
       <w:startOverride w:val="1"/>
     </w:lvlOverride>
   </w:num>
-  <w:num w:numId="35" w16cid:durableId="173151205">
+  <w:num w:numId="35" w16cid:durableId="1737701599">
     <w:abstractNumId w:val="1"/>
   </w:num>
-  <w:num w:numId="36" w16cid:durableId="2005887753">
+  <w:num w:numId="36" w16cid:durableId="1267738600">
     <w:abstractNumId w:val="1"/>
   </w:num>
-  <w:num w:numId="37" w16cid:durableId="265584046">
+  <w:num w:numId="37" w16cid:durableId="953169103">
     <w:abstractNumId w:val="2"/>
     <w:lvlOverride w:ilvl="0">
       <w:startOverride w:val="1"/>
@@ -12024,25 +12724,25 @@
       <w:startOverride w:val="1"/>
     </w:lvlOverride>
   </w:num>
-  <w:num w:numId="38" w16cid:durableId="770197614">
+  <w:num w:numId="38" w16cid:durableId="1392071057">
     <w:abstractNumId w:val="1"/>
   </w:num>
-  <w:num w:numId="39" w16cid:durableId="990787956">
+  <w:num w:numId="39" w16cid:durableId="748968536">
     <w:abstractNumId w:val="1"/>
   </w:num>
-  <w:num w:numId="40" w16cid:durableId="1769351300">
+  <w:num w:numId="40" w16cid:durableId="348919816">
     <w:abstractNumId w:val="1"/>
   </w:num>
-  <w:num w:numId="41" w16cid:durableId="1245726822">
+  <w:num w:numId="41" w16cid:durableId="1344241057">
     <w:abstractNumId w:val="1"/>
   </w:num>
-  <w:num w:numId="42" w16cid:durableId="1931742454">
+  <w:num w:numId="42" w16cid:durableId="1283268161">
     <w:abstractNumId w:val="1"/>
   </w:num>
-  <w:num w:numId="43" w16cid:durableId="459568110">
+  <w:num w:numId="43" w16cid:durableId="569274498">
     <w:abstractNumId w:val="1"/>
   </w:num>
-  <w:num w:numId="44" w16cid:durableId="223107970">
+  <w:num w:numId="44" w16cid:durableId="1157955861">
     <w:abstractNumId w:val="1"/>
   </w:num>
 </w:numbering>
@@ -12985,6 +13685,34 @@
       <w:sz w:val="4"/>
     </w:rPr>
   </w:style>
+  <w:style w:type="character" w:customStyle="1" w:styleId="PromptGoal">
+    <w:name w:val="Prompt Goal"/>
+    <w:rPr>
+      <w:color w:val="1F4E99"/>
+      <w:shd w:val="clear" w:color="auto" w:fill="DCEBFF"/>
+    </w:rPr>
+  </w:style>
+  <w:style w:type="character" w:customStyle="1" w:styleId="PromptSource">
+    <w:name w:val="Prompt Source"/>
+    <w:rPr>
+      <w:color w:val="1E6B32"/>
+      <w:shd w:val="clear" w:color="auto" w:fill="DFF5E1"/>
+    </w:rPr>
+  </w:style>
+  <w:style w:type="character" w:customStyle="1" w:styleId="PromptExpectations">
+    <w:name w:val="Prompt Expectations"/>
+    <w:rPr>
+      <w:color w:val="8A4B00"/>
+      <w:shd w:val="clear" w:color="auto" w:fill="FFE9CC"/>
+    </w:rPr>
+  </w:style>
+  <w:style w:type="character" w:customStyle="1" w:styleId="PromptConstraints">
+    <w:name w:val="Prompt Constraints"/>
+    <w:rPr>
+      <w:color w:val="5B2C91"/>
+      <w:shd w:val="clear" w:color="auto" w:fill="EDE3FA"/>
+    </w:rPr>
+  </w:style>
   <w:style w:type="paragraph" w:customStyle="1" w:styleId="SourceCode">
     <w:name w:val="Source Code"/>
     <w:basedOn w:val="Normal"/>
@@ -13293,7 +14021,7 @@
     <w:next w:val="Normal"/>
     <w:autoRedefine/>
     <w:uiPriority w:val="39"/>
-    <w:rsid w:val="00FF246B"/>
+    <w:rsid w:val="004F6EFB"/>
     <w:pPr>
       <w:spacing w:after="100"/>
     </w:pPr>
@@ -13304,7 +14032,7 @@
     <w:next w:val="Normal"/>
     <w:autoRedefine/>
     <w:uiPriority w:val="39"/>
-    <w:rsid w:val="00FF246B"/>
+    <w:rsid w:val="004F6EFB"/>
     <w:pPr>
       <w:spacing w:after="100"/>
       <w:ind w:left="210"/>
@@ -13314,7 +14042,7 @@
     <w:name w:val="header"/>
     <w:basedOn w:val="Normal"/>
     <w:link w:val="HeaderChar"/>
-    <w:rsid w:val="00FF246B"/>
+    <w:rsid w:val="004F6EFB"/>
     <w:pPr>
       <w:tabs>
         <w:tab w:val="center" w:pos="4513"/>
@@ -13327,7 +14055,7 @@
     <w:name w:val="Header Char"/>
     <w:basedOn w:val="DefaultParagraphFont"/>
     <w:link w:val="Header"/>
-    <w:rsid w:val="00FF246B"/>
+    <w:rsid w:val="004F6EFB"/>
     <w:rPr>
       <w:rFonts w:ascii="Segoe UI" w:eastAsia="Segoe UI" w:hAnsi="Segoe UI" w:cs="Segoe UI"/>
       <w:color w:val="242424"/>
@@ -13338,7 +14066,7 @@
     <w:name w:val="footer"/>
     <w:basedOn w:val="Normal"/>
     <w:link w:val="FooterChar"/>
-    <w:rsid w:val="00FF246B"/>
+    <w:rsid w:val="004F6EFB"/>
     <w:pPr>
       <w:tabs>
         <w:tab w:val="center" w:pos="4513"/>
@@ -13351,7 +14079,7 @@
     <w:name w:val="Footer Char"/>
     <w:basedOn w:val="DefaultParagraphFont"/>
     <w:link w:val="Footer"/>
-    <w:rsid w:val="00FF246B"/>
+    <w:rsid w:val="004F6EFB"/>
     <w:rPr>
       <w:rFonts w:ascii="Segoe UI" w:eastAsia="Segoe UI" w:hAnsi="Segoe UI" w:cs="Segoe UI"/>
       <w:color w:val="242424"/>

--- a/participant/participant-workbook.docx
+++ b/participant/participant-workbook.docx
@@ -10,7 +10,7 @@
           <w:sz w:val="21"/>
           <w:szCs w:val="24"/>
         </w:rPr>
-        <w:id w:val="1450283635"/>
+        <w:id w:val="-407391966"/>
         <w:docPartObj>
           <w:docPartGallery w:val="Table of Contents"/>
           <w:docPartUnique/>
@@ -51,7 +51,7 @@
           <w:r>
             <w:fldChar w:fldCharType="separate"/>
           </w:r>
-          <w:hyperlink w:anchor="_Toc241949437" w:history="1">
+          <w:hyperlink w:anchor="_Toc241956542" w:history="1">
             <w:r>
               <w:rPr>
                 <w:rStyle w:val="Hyperlink"/>
@@ -78,7 +78,7 @@
                 <w:noProof/>
                 <w:webHidden/>
               </w:rPr>
-              <w:instrText xml:space="preserve"> PAGEREF _Toc241949437 \h </w:instrText>
+              <w:instrText xml:space="preserve"> PAGEREF _Toc241956542 \h </w:instrText>
             </w:r>
             <w:r>
               <w:rPr>
@@ -125,7 +125,7 @@
               <w14:ligatures w14:val="standardContextual"/>
             </w:rPr>
           </w:pPr>
-          <w:hyperlink w:anchor="_Toc241949438" w:history="1">
+          <w:hyperlink w:anchor="_Toc241956543" w:history="1">
             <w:r>
               <w:rPr>
                 <w:rStyle w:val="Hyperlink"/>
@@ -152,7 +152,7 @@
                 <w:noProof/>
                 <w:webHidden/>
               </w:rPr>
-              <w:instrText xml:space="preserve"> PAGEREF _Toc241949438 \h </w:instrText>
+              <w:instrText xml:space="preserve"> PAGEREF _Toc241956543 \h </w:instrText>
             </w:r>
             <w:r>
               <w:rPr>
@@ -199,7 +199,7 @@
               <w14:ligatures w14:val="standardContextual"/>
             </w:rPr>
           </w:pPr>
-          <w:hyperlink w:anchor="_Toc241949439" w:history="1">
+          <w:hyperlink w:anchor="_Toc241956544" w:history="1">
             <w:r>
               <w:rPr>
                 <w:rStyle w:val="Hyperlink"/>
@@ -226,7 +226,7 @@
                 <w:noProof/>
                 <w:webHidden/>
               </w:rPr>
-              <w:instrText xml:space="preserve"> PAGEREF _Toc241949439 \h </w:instrText>
+              <w:instrText xml:space="preserve"> PAGEREF _Toc241956544 \h </w:instrText>
             </w:r>
             <w:r>
               <w:rPr>
@@ -273,7 +273,7 @@
               <w14:ligatures w14:val="standardContextual"/>
             </w:rPr>
           </w:pPr>
-          <w:hyperlink w:anchor="_Toc241949440" w:history="1">
+          <w:hyperlink w:anchor="_Toc241956545" w:history="1">
             <w:r>
               <w:rPr>
                 <w:rStyle w:val="Hyperlink"/>
@@ -300,7 +300,7 @@
                 <w:noProof/>
                 <w:webHidden/>
               </w:rPr>
-              <w:instrText xml:space="preserve"> PAGEREF _Toc241949440 \h </w:instrText>
+              <w:instrText xml:space="preserve"> PAGEREF _Toc241956545 \h </w:instrText>
             </w:r>
             <w:r>
               <w:rPr>
@@ -347,7 +347,7 @@
               <w14:ligatures w14:val="standardContextual"/>
             </w:rPr>
           </w:pPr>
-          <w:hyperlink w:anchor="_Toc241949441" w:history="1">
+          <w:hyperlink w:anchor="_Toc241956546" w:history="1">
             <w:r>
               <w:rPr>
                 <w:rStyle w:val="Hyperlink"/>
@@ -374,7 +374,7 @@
                 <w:noProof/>
                 <w:webHidden/>
               </w:rPr>
-              <w:instrText xml:space="preserve"> PAGEREF _Toc241949441 \h </w:instrText>
+              <w:instrText xml:space="preserve"> PAGEREF _Toc241956546 \h </w:instrText>
             </w:r>
             <w:r>
               <w:rPr>
@@ -421,7 +421,7 @@
               <w14:ligatures w14:val="standardContextual"/>
             </w:rPr>
           </w:pPr>
-          <w:hyperlink w:anchor="_Toc241949442" w:history="1">
+          <w:hyperlink w:anchor="_Toc241956547" w:history="1">
             <w:r>
               <w:rPr>
                 <w:rStyle w:val="Hyperlink"/>
@@ -456,7 +456,7 @@
                 <w:noProof/>
                 <w:webHidden/>
               </w:rPr>
-              <w:instrText xml:space="preserve"> PAGEREF _Toc241949442 \h </w:instrText>
+              <w:instrText xml:space="preserve"> PAGEREF _Toc241956547 \h </w:instrText>
             </w:r>
             <w:r>
               <w:rPr>
@@ -503,7 +503,7 @@
               <w14:ligatures w14:val="standardContextual"/>
             </w:rPr>
           </w:pPr>
-          <w:hyperlink w:anchor="_Toc241949443" w:history="1">
+          <w:hyperlink w:anchor="_Toc241956548" w:history="1">
             <w:r>
               <w:rPr>
                 <w:rStyle w:val="Hyperlink"/>
@@ -530,7 +530,7 @@
                 <w:noProof/>
                 <w:webHidden/>
               </w:rPr>
-              <w:instrText xml:space="preserve"> PAGEREF _Toc241949443 \h </w:instrText>
+              <w:instrText xml:space="preserve"> PAGEREF _Toc241956548 \h </w:instrText>
             </w:r>
             <w:r>
               <w:rPr>
@@ -550,7 +550,7 @@
                 <w:noProof/>
                 <w:webHidden/>
               </w:rPr>
-              <w:t>8</w:t>
+              <w:t>9</w:t>
             </w:r>
             <w:r>
               <w:rPr>
@@ -577,7 +577,7 @@
               <w14:ligatures w14:val="standardContextual"/>
             </w:rPr>
           </w:pPr>
-          <w:hyperlink w:anchor="_Toc241949444" w:history="1">
+          <w:hyperlink w:anchor="_Toc241956549" w:history="1">
             <w:r>
               <w:rPr>
                 <w:rStyle w:val="Hyperlink"/>
@@ -604,7 +604,7 @@
                 <w:noProof/>
                 <w:webHidden/>
               </w:rPr>
-              <w:instrText xml:space="preserve"> PAGEREF _Toc241949444 \h </w:instrText>
+              <w:instrText xml:space="preserve"> PAGEREF _Toc241956549 \h </w:instrText>
             </w:r>
             <w:r>
               <w:rPr>
@@ -651,7 +651,7 @@
               <w14:ligatures w14:val="standardContextual"/>
             </w:rPr>
           </w:pPr>
-          <w:hyperlink w:anchor="_Toc241949445" w:history="1">
+          <w:hyperlink w:anchor="_Toc241956550" w:history="1">
             <w:r>
               <w:rPr>
                 <w:rStyle w:val="Hyperlink"/>
@@ -678,7 +678,7 @@
                 <w:noProof/>
                 <w:webHidden/>
               </w:rPr>
-              <w:instrText xml:space="preserve"> PAGEREF _Toc241949445 \h </w:instrText>
+              <w:instrText xml:space="preserve"> PAGEREF _Toc241956550 \h </w:instrText>
             </w:r>
             <w:r>
               <w:rPr>
@@ -725,7 +725,7 @@
               <w14:ligatures w14:val="standardContextual"/>
             </w:rPr>
           </w:pPr>
-          <w:hyperlink w:anchor="_Toc241949446" w:history="1">
+          <w:hyperlink w:anchor="_Toc241956551" w:history="1">
             <w:r>
               <w:rPr>
                 <w:rStyle w:val="Hyperlink"/>
@@ -760,7 +760,7 @@
                 <w:noProof/>
                 <w:webHidden/>
               </w:rPr>
-              <w:instrText xml:space="preserve"> PAGEREF _Toc241949446 \h </w:instrText>
+              <w:instrText xml:space="preserve"> PAGEREF _Toc241956551 \h </w:instrText>
             </w:r>
             <w:r>
               <w:rPr>
@@ -780,7 +780,7 @@
                 <w:noProof/>
                 <w:webHidden/>
               </w:rPr>
-              <w:t>12</w:t>
+              <w:t>13</w:t>
             </w:r>
             <w:r>
               <w:rPr>
@@ -807,7 +807,7 @@
               <w14:ligatures w14:val="standardContextual"/>
             </w:rPr>
           </w:pPr>
-          <w:hyperlink w:anchor="_Toc241949447" w:history="1">
+          <w:hyperlink w:anchor="_Toc241956552" w:history="1">
             <w:r>
               <w:rPr>
                 <w:rStyle w:val="Hyperlink"/>
@@ -834,7 +834,7 @@
                 <w:noProof/>
                 <w:webHidden/>
               </w:rPr>
-              <w:instrText xml:space="preserve"> PAGEREF _Toc241949447 \h </w:instrText>
+              <w:instrText xml:space="preserve"> PAGEREF _Toc241956552 \h </w:instrText>
             </w:r>
             <w:r>
               <w:rPr>
@@ -854,7 +854,7 @@
                 <w:noProof/>
                 <w:webHidden/>
               </w:rPr>
-              <w:t>12</w:t>
+              <w:t>13</w:t>
             </w:r>
             <w:r>
               <w:rPr>
@@ -881,7 +881,7 @@
               <w14:ligatures w14:val="standardContextual"/>
             </w:rPr>
           </w:pPr>
-          <w:hyperlink w:anchor="_Toc241949448" w:history="1">
+          <w:hyperlink w:anchor="_Toc241956553" w:history="1">
             <w:r>
               <w:rPr>
                 <w:rStyle w:val="Hyperlink"/>
@@ -908,7 +908,7 @@
                 <w:noProof/>
                 <w:webHidden/>
               </w:rPr>
-              <w:instrText xml:space="preserve"> PAGEREF _Toc241949448 \h </w:instrText>
+              <w:instrText xml:space="preserve"> PAGEREF _Toc241956553 \h </w:instrText>
             </w:r>
             <w:r>
               <w:rPr>
@@ -928,7 +928,7 @@
                 <w:noProof/>
                 <w:webHidden/>
               </w:rPr>
-              <w:t>13</w:t>
+              <w:t>14</w:t>
             </w:r>
             <w:r>
               <w:rPr>
@@ -955,7 +955,7 @@
               <w14:ligatures w14:val="standardContextual"/>
             </w:rPr>
           </w:pPr>
-          <w:hyperlink w:anchor="_Toc241949449" w:history="1">
+          <w:hyperlink w:anchor="_Toc241956554" w:history="1">
             <w:r>
               <w:rPr>
                 <w:rStyle w:val="Hyperlink"/>
@@ -990,7 +990,7 @@
                 <w:noProof/>
                 <w:webHidden/>
               </w:rPr>
-              <w:instrText xml:space="preserve"> PAGEREF _Toc241949449 \h </w:instrText>
+              <w:instrText xml:space="preserve"> PAGEREF _Toc241956554 \h </w:instrText>
             </w:r>
             <w:r>
               <w:rPr>
@@ -1037,7 +1037,7 @@
               <w14:ligatures w14:val="standardContextual"/>
             </w:rPr>
           </w:pPr>
-          <w:hyperlink w:anchor="_Toc241949450" w:history="1">
+          <w:hyperlink w:anchor="_Toc241956555" w:history="1">
             <w:r>
               <w:rPr>
                 <w:rStyle w:val="Hyperlink"/>
@@ -1064,7 +1064,7 @@
                 <w:noProof/>
                 <w:webHidden/>
               </w:rPr>
-              <w:instrText xml:space="preserve"> PAGEREF _Toc241949450 \h </w:instrText>
+              <w:instrText xml:space="preserve"> PAGEREF _Toc241956555 \h </w:instrText>
             </w:r>
             <w:r>
               <w:rPr>
@@ -1111,7 +1111,7 @@
               <w14:ligatures w14:val="standardContextual"/>
             </w:rPr>
           </w:pPr>
-          <w:hyperlink w:anchor="_Toc241949451" w:history="1">
+          <w:hyperlink w:anchor="_Toc241956556" w:history="1">
             <w:r>
               <w:rPr>
                 <w:rStyle w:val="Hyperlink"/>
@@ -1138,7 +1138,7 @@
                 <w:noProof/>
                 <w:webHidden/>
               </w:rPr>
-              <w:instrText xml:space="preserve"> PAGEREF _Toc241949451 \h </w:instrText>
+              <w:instrText xml:space="preserve"> PAGEREF _Toc241956556 \h </w:instrText>
             </w:r>
             <w:r>
               <w:rPr>
@@ -1181,7 +1181,7 @@
         <w:pStyle w:val="Heading1"/>
       </w:pPr>
       <w:bookmarkStart w:id="0" w:name="participant-workbook"/>
-      <w:bookmarkStart w:id="1" w:name="_Toc241949437"/>
+      <w:bookmarkStart w:id="1" w:name="_Toc241956542"/>
       <w:r>
         <w:t>Participant Workbook</w:t>
       </w:r>
@@ -1192,7 +1192,7 @@
         <w:pStyle w:val="Heading2"/>
       </w:pPr>
       <w:bookmarkStart w:id="2" w:name="Xa046f7e33c7391c4827688ee785cfee5a5aaa0a"/>
-      <w:bookmarkStart w:id="3" w:name="_Toc241949438"/>
+      <w:bookmarkStart w:id="3" w:name="_Toc241956543"/>
       <w:r>
         <w:t>Getting Things Done with Copilot Cowork for HR Tasks</w:t>
       </w:r>
@@ -1275,27 +1275,37 @@
         </w:numPr>
       </w:pPr>
       <w:r>
-        <w:t xml:space="preserve">You and the other attendees work in </w:t>
-      </w:r>
-      <w:r>
-        <w:rPr>
-          <w:b/>
-          <w:bCs/>
-        </w:rPr>
-        <w:t>one shared tenant</w:t>
-      </w:r>
-      <w:r>
-        <w:t xml:space="preserve">, each signed in with </w:t>
-      </w:r>
-      <w:r>
-        <w:rPr>
-          <w:b/>
-          <w:bCs/>
-        </w:rPr>
-        <w:t>your own user account</w:t>
-      </w:r>
-      <w:r>
-        <w:t xml:space="preserve"> — so your OneDrive, drafts, and skills are your own.</w:t>
+        <w:t xml:space="preserve">You sign in with </w:t>
+      </w:r>
+      <w:r>
+        <w:rPr>
+          <w:b/>
+          <w:bCs/>
+        </w:rPr>
+        <w:t>your own work account</w:t>
+      </w:r>
+      <w:r>
+        <w:t xml:space="preserve">, so your OneDrive, drafts, and skills are your own. The other attendees are in the same tenant, so </w:t>
+      </w:r>
+      <w:r>
+        <w:rPr>
+          <w:b/>
+          <w:bCs/>
+        </w:rPr>
+        <w:t>your screen matches your neighbors'</w:t>
+      </w:r>
+      <w:r>
+        <w:t xml:space="preserve">. The </w:t>
+      </w:r>
+      <w:r>
+        <w:rPr>
+          <w:b/>
+          <w:bCs/>
+        </w:rPr>
+        <w:t>facilitator demos from a separate demo tenant</w:t>
+      </w:r>
+      <w:r>
+        <w:t>, so their screen may look a little different; that's expected.</w:t>
       </w:r>
     </w:p>
     <w:p>
@@ -1307,27 +1317,14 @@
         </w:numPr>
       </w:pPr>
       <w:r>
-        <w:t xml:space="preserve">Because the attendees share one tenant, </w:t>
-      </w:r>
-      <w:r>
-        <w:rPr>
-          <w:b/>
-          <w:bCs/>
-        </w:rPr>
-        <w:t>your screen matches your neighbors'</w:t>
-      </w:r>
-      <w:r>
-        <w:t xml:space="preserve"> and org search is consistent across the room. The </w:t>
-      </w:r>
-      <w:r>
-        <w:rPr>
-          <w:b/>
-          <w:bCs/>
-        </w:rPr>
-        <w:t>facilitator demos from a separate tenant</w:t>
-      </w:r>
-      <w:r>
-        <w:t>, so their screen may look a little different — that's expected.</w:t>
+        <w:rPr>
+          <w:b/>
+          <w:bCs/>
+        </w:rPr>
+        <w:t>Exercise 1 uses your own mail, calendar, and Teams.</w:t>
+      </w:r>
+      <w:r>
+        <w:t xml:space="preserve"> Cowork sees only what you can already see, and the results stay private to you (keep them off the projector).</w:t>
       </w:r>
     </w:p>
     <w:p>
@@ -1339,27 +1336,33 @@
         </w:numPr>
       </w:pPr>
       <w:r>
-        <w:t xml:space="preserve">Everyone uses the </w:t>
-      </w:r>
-      <w:r>
-        <w:rPr>
-          <w:b/>
-          <w:bCs/>
-        </w:rPr>
-        <w:t>same fictional sample data</w:t>
-      </w:r>
-      <w:r>
-        <w:t xml:space="preserve"> (the </w:t>
-      </w:r>
-      <w:r>
-        <w:rPr>
+        <w:rPr>
+          <w:b/>
+          <w:bCs/>
+        </w:rPr>
+        <w:t xml:space="preserve">Every other exercise uses the fictional </w:t>
+      </w:r>
+      <w:r>
+        <w:rPr>
+          <w:b/>
+          <w:bCs/>
           <w:i/>
           <w:iCs/>
         </w:rPr>
         <w:t>Zava</w:t>
       </w:r>
       <w:r>
-        <w:t xml:space="preserve"> files) so we're all on the same page.</w:t>
+        <w:rPr>
+          <w:b/>
+          <w:bCs/>
+        </w:rPr>
+        <w:t xml:space="preserve"> sample files</w:t>
+      </w:r>
+      <w:r>
+        <w:t xml:space="preserve">, so we're all on the same page. Keep </w:t>
+      </w:r>
+      <w:r>
+        <w:t>real employee records out of those exercises.</w:t>
       </w:r>
     </w:p>
     <w:p>
@@ -1526,7 +1529,10 @@
         <w:t>Choose the right tool:</w:t>
       </w:r>
       <w:r>
-        <w:t xml:space="preserve"> Copilot Chat, Cowork, or Agent Builder.</w:t>
+        <w:t xml:space="preserve"> </w:t>
+      </w:r>
+      <w:r>
+        <w:t>Copilot Chat, Cowork, or Agent Builder.</w:t>
       </w:r>
     </w:p>
     <w:p>
@@ -1621,12 +1627,15 @@
         <w:t>Apply HR guardrails:</w:t>
       </w:r>
       <w:r>
-        <w:t xml:space="preserve"> fictional data, cite and confirm, and people decisions stay with people.</w:t>
-      </w:r>
-    </w:p>
-    <w:p>
-      <w:r>
-        <w:pict w14:anchorId="165FE58B">
+        <w:t xml:space="preserve"> </w:t>
+      </w:r>
+      <w:r>
+        <w:t>keep real data private, cite and confirm, and people decisions stay with people.</w:t>
+      </w:r>
+    </w:p>
+    <w:p>
+      <w:r>
+        <w:pict w14:anchorId="4E28259F">
           <v:rect id="_x0000_i1025" style="width:0;height:1.5pt" o:hralign="center" o:hrstd="t" o:hr="t"/>
         </w:pict>
       </w:r>
@@ -1636,7 +1645,7 @@
         <w:pStyle w:val="Heading2"/>
       </w:pPr>
       <w:bookmarkStart w:id="5" w:name="X004f5aab55e729b1fea9905fcfd8fe18120d1fc"/>
-      <w:bookmarkStart w:id="6" w:name="_Toc241949439"/>
+      <w:bookmarkStart w:id="6" w:name="_Toc241956544"/>
       <w:bookmarkEnd w:id="2"/>
       <w:bookmarkEnd w:id="4"/>
       <w:r>
@@ -1662,17 +1671,17 @@
         </w:numPr>
       </w:pPr>
       <w:r>
-        <w:t xml:space="preserve">Sign in to the </w:t>
-      </w:r>
-      <w:r>
-        <w:rPr>
-          <w:b/>
-          <w:bCs/>
-        </w:rPr>
-        <w:t>workshop account</w:t>
-      </w:r>
-      <w:r>
-        <w:t xml:space="preserve"> you were given, then open </w:t>
+        <w:t xml:space="preserve">Sign in with </w:t>
+      </w:r>
+      <w:r>
+        <w:rPr>
+          <w:b/>
+          <w:bCs/>
+        </w:rPr>
+        <w:t>your own work account</w:t>
+      </w:r>
+      <w:r>
+        <w:t xml:space="preserve">, then open </w:t>
       </w:r>
       <w:hyperlink r:id="rId7">
         <w:r>
@@ -1761,7 +1770,10 @@
         </w:numPr>
       </w:pPr>
       <w:r>
-        <w:t xml:space="preserve">✅ </w:t>
+        <w:t>✅</w:t>
+      </w:r>
+      <w:r>
+        <w:t xml:space="preserve"> </w:t>
       </w:r>
       <w:r>
         <w:rPr>
@@ -1801,17 +1813,17 @@
         <w:t>Edge profile check (for Exercise 3):</w:t>
       </w:r>
       <w:r>
-        <w:t xml:space="preserve"> in Edge, select your profile picture at the top left. It must show the </w:t>
-      </w:r>
-      <w:r>
-        <w:rPr>
-          <w:b/>
-          <w:bCs/>
-        </w:rPr>
-        <w:t>workshop account</w:t>
-      </w:r>
-      <w:r>
-        <w:t xml:space="preserve">. If it shows your own work or personal account, select </w:t>
+        <w:t xml:space="preserve"> in Edge, select your profile picture at the top left. It must show </w:t>
+      </w:r>
+      <w:r>
+        <w:rPr>
+          <w:b/>
+          <w:bCs/>
+        </w:rPr>
+        <w:t>your work account</w:t>
+      </w:r>
+      <w:r>
+        <w:t xml:space="preserve"> (the one you use for Microsoft 365). If it shows a personal account, select </w:t>
       </w:r>
       <w:r>
         <w:rPr>
@@ -1821,7 +1833,10 @@
         <w:t>Add profile → Sign in</w:t>
       </w:r>
       <w:r>
-        <w:t xml:space="preserve"> with the workshop account and use that window all day. (InPrivate and guest windows can't run browser tasks.)</w:t>
+        <w:t xml:space="preserve"> with your work account and use that window all day. (InPrivate and </w:t>
+      </w:r>
+      <w:r>
+        <w:t>guest windows can't run browser tasks.)</w:t>
       </w:r>
     </w:p>
     <w:p>
@@ -1913,7 +1928,7 @@
           <w:noProof/>
         </w:rPr>
         <w:drawing>
-          <wp:inline distT="0" distB="0" distL="0" distR="0" wp14:anchorId="77F5C52F" wp14:editId="2A9A850D">
+          <wp:inline distT="0" distB="0" distL="0" distR="0" wp14:anchorId="7538214C" wp14:editId="056246F7">
             <wp:extent cx="4400120" cy="1306285"/>
             <wp:effectExtent l="0" t="0" r="0" b="0"/>
             <wp:docPr id="15" name="Picture" descr="Tip: on a GitHub file page, select the Download icon (Download raw file) at the top right of the file"/>
@@ -1997,7 +2012,14 @@
           <w:b/>
           <w:bCs/>
         </w:rPr>
-        <w:t>Extract All</w:t>
+        <w:t xml:space="preserve">Extract </w:t>
+      </w:r>
+      <w:r>
+        <w:rPr>
+          <w:b/>
+          <w:bCs/>
+        </w:rPr>
+        <w:t>All</w:t>
       </w:r>
       <w:r>
         <w:t xml:space="preserve">). Inside is a folder named </w:t>
@@ -2094,7 +2116,15 @@
           <w:i/>
           <w:iCs/>
         </w:rPr>
-        <w:t>No Folder upload option?</w:t>
+        <w:t xml:space="preserve">No </w:t>
+      </w:r>
+      <w:r>
+        <w:rPr>
+          <w:i/>
+          <w:iCs/>
+        </w:rPr>
+        <w:lastRenderedPageBreak/>
+        <w:t>Folder upload option?</w:t>
       </w:r>
       <w:r>
         <w:t xml:space="preserve"> Select </w:t>
@@ -2140,8 +2170,10 @@
         </w:numPr>
       </w:pPr>
       <w:r>
-        <w:lastRenderedPageBreak/>
-        <w:t xml:space="preserve">✅ </w:t>
+        <w:t>✅</w:t>
+      </w:r>
+      <w:r>
+        <w:t xml:space="preserve"> </w:t>
       </w:r>
       <w:r>
         <w:rPr>
@@ -2635,7 +2667,14 @@
           <w:b/>
           <w:bCs/>
         </w:rPr>
-        <w:t>📎 How to point Cowork at a file (you'll do this all day).</w:t>
+        <w:t>📎</w:t>
+      </w:r>
+      <w:r>
+        <w:rPr>
+          <w:b/>
+          <w:bCs/>
+        </w:rPr>
+        <w:t xml:space="preserve"> How to point Cowork at a file (you'll do this all day).</w:t>
       </w:r>
       <w:r>
         <w:t xml:space="preserve"> Naming a file in a prompt usually works, but attaching it removes any guesswork. In the </w:t>
@@ -2831,7 +2870,10 @@
         </w:r>
       </w:hyperlink>
       <w:r>
-        <w:t xml:space="preserve"> for the full tour.</w:t>
+        <w:t xml:space="preserve"> </w:t>
+      </w:r>
+      <w:r>
+        <w:t>for the full tour.</w:t>
       </w:r>
     </w:p>
     <w:p>
@@ -2871,7 +2913,7 @@
           <w:noProof/>
         </w:rPr>
         <w:drawing>
-          <wp:inline distT="0" distB="0" distL="0" distR="0" wp14:anchorId="04EF09A2" wp14:editId="61515162">
+          <wp:inline distT="0" distB="0" distL="0" distR="0" wp14:anchorId="26492A01" wp14:editId="5FDD2BA6">
             <wp:extent cx="6210300" cy="886384"/>
             <wp:effectExtent l="0" t="0" r="0" b="0"/>
             <wp:docPr id="22" name="Picture" descr="The &quot;Customize instructions for Cowork&quot; card: Give Cowork guidance that is automatically added to the start of every task."/>
@@ -2954,6 +2996,7 @@
         </w:numPr>
       </w:pPr>
       <w:r>
+        <w:lastRenderedPageBreak/>
         <w:t xml:space="preserve">Select </w:t>
       </w:r>
       <w:r>
@@ -3002,8 +3045,10 @@
         <w:spacing w:before="30" w:after="30"/>
       </w:pPr>
       <w:r>
-        <w:lastRenderedPageBreak/>
-        <w:t>I work in HR at Zava. Write in a warm, professional, inclusive tone suitable for employee communications. When you answer a policy or benefits question, cite the source document and add "Policies can change — please confirm with HR." Save emails and messages as drafts for me to review; during this workshop, never send anything to anyone but me. Use only the Zava sample files in my OneDrive folder Documents/ai_hr_cowork_workshop, and never include real employee personal data.</w:t>
+        <w:t xml:space="preserve">I work in HR at Zava. Write in a warm, professional, inclusive tone suitable for employee communications. When you answer a policy or benefits question, cite the source document and add "Policies can change — please confirm with HR." Save emails and messages as drafts for me to review; during this workshop, never send anything to anyone but me. Unless I ask you to use my mail, calendar, or Teams, use only the Zava sample files in my OneDrive folder </w:t>
+      </w:r>
+      <w:r>
+        <w:t>Documents/ai_hr_cowork_workshop, and never copy real employee personal data into files or drafts.</w:t>
       </w:r>
     </w:p>
     <w:p>
@@ -3355,7 +3400,10 @@
         <w:t>personal</w:t>
       </w:r>
       <w:r>
-        <w:t xml:space="preserve"> to your account (your neighbors in the shared tenant don't see them). They support rich text, and you can type </w:t>
+        <w:t xml:space="preserve"> </w:t>
+      </w:r>
+      <w:r>
+        <w:t xml:space="preserve">to your account (your neighbors don't see them). They support rich text, and you can type </w:t>
       </w:r>
       <w:r>
         <w:rPr>
@@ -3413,7 +3461,10 @@
         <w:t>pauses before it acts</w:t>
       </w:r>
       <w:r>
-        <w:t xml:space="preserve"> — before it sends, schedules, saves a skill, or does something consequential in a website — and shows an approval dialog. You'll meet these all day.</w:t>
+        <w:t xml:space="preserve"> </w:t>
+      </w:r>
+      <w:r>
+        <w:t>— before it sends, schedules, saves a skill, or does something consequential in a website — and shows an approval dialog. You'll meet these all day.</w:t>
       </w:r>
     </w:p>
     <w:p>
@@ -3431,7 +3482,22 @@
           <w:b/>
           <w:bCs/>
         </w:rPr>
-        <w:t>⚠️ Approve one at a time.</w:t>
+        <w:lastRenderedPageBreak/>
+        <w:t>⚠</w:t>
+      </w:r>
+      <w:r>
+        <w:rPr>
+          <w:b/>
+          <w:bCs/>
+        </w:rPr>
+        <w:t>️</w:t>
+      </w:r>
+      <w:r>
+        <w:rPr>
+          <w:b/>
+          <w:bCs/>
+        </w:rPr>
+        <w:t xml:space="preserve"> Approve one at a time.</w:t>
       </w:r>
       <w:r>
         <w:t xml:space="preserve"> Each approval dialog offers the action button (e.g., </w:t>
@@ -3504,11 +3570,10 @@
         <w:t>Don't use Approve All or Always allow today</w:t>
       </w:r>
       <w:r>
-        <w:t xml:space="preserve">: one click would skip every remaining checkpoint </w:t>
-      </w:r>
-      <w:r>
-        <w:lastRenderedPageBreak/>
-        <w:t xml:space="preserve">and could bulk-send or bulk-change things. Clicked one by mistake? Revoke it in the side panel's </w:t>
+        <w:t xml:space="preserve">: one click would skip every remaining checkpoint and could bulk-send or bulk-change things. Clicked one by mistake? Revoke it in the </w:t>
+      </w:r>
+      <w:r>
+        <w:t xml:space="preserve">side panel's </w:t>
       </w:r>
       <w:r>
         <w:rPr>
@@ -3557,7 +3622,58 @@
         <w:t>Word workbook</w:t>
       </w:r>
       <w:r>
-        <w:t>, the prompts from Exercise 2 onward are color-coded so you can spot them:</w:t>
+        <w:t xml:space="preserve"> and on the exercise slides, every exercise prompt is color-coded so you can spot them:</w:t>
+      </w:r>
+    </w:p>
+    <w:p>
+      <w:pPr>
+        <w:pStyle w:val="BodyText"/>
+      </w:pPr>
+      <w:r>
+        <w:rPr>
+          <w:noProof/>
+        </w:rPr>
+        <w:drawing>
+          <wp:inline distT="0" distB="0" distL="0" distR="0" wp14:anchorId="42E05D7D" wp14:editId="346F6A9D">
+            <wp:extent cx="5952564" cy="549835"/>
+            <wp:effectExtent l="0" t="0" r="0" b="0"/>
+            <wp:docPr id="28" name="Picture" descr="Prompt key: Goal (blue) is the outcome, for whom, and why; Source (green) is the files, sites, or data to use; Expectations (orange) describe what good looks like; Constraints (purple) say what Cowork must not do"/>
+            <wp:cNvGraphicFramePr/>
+            <a:graphic xmlns:a="http://schemas.openxmlformats.org/drawingml/2006/main">
+              <a:graphicData uri="http://schemas.openxmlformats.org/drawingml/2006/picture">
+                <pic:pic xmlns:pic="http://schemas.openxmlformats.org/drawingml/2006/picture">
+                  <pic:nvPicPr>
+                    <pic:cNvPr id="29" name="Picture" descr="../reference/media/prompt-key.png"/>
+                    <pic:cNvPicPr>
+                      <a:picLocks noChangeAspect="1" noChangeArrowheads="1"/>
+                    </pic:cNvPicPr>
+                  </pic:nvPicPr>
+                  <pic:blipFill>
+                    <a:blip r:embed="rId15"/>
+                    <a:stretch>
+                      <a:fillRect/>
+                    </a:stretch>
+                  </pic:blipFill>
+                  <pic:spPr bwMode="auto">
+                    <a:xfrm>
+                      <a:off x="0" y="0"/>
+                      <a:ext cx="5952564" cy="549835"/>
+                    </a:xfrm>
+                    <a:prstGeom prst="rect">
+                      <a:avLst/>
+                    </a:prstGeom>
+                    <a:noFill/>
+                    <a:ln w="9525">
+                      <a:noFill/>
+                      <a:headEnd/>
+                      <a:tailEnd/>
+                    </a:ln>
+                  </pic:spPr>
+                </pic:pic>
+              </a:graphicData>
+            </a:graphic>
+          </wp:inline>
+        </w:drawing>
       </w:r>
     </w:p>
     <w:tbl>
@@ -3950,7 +4066,13 @@
         <w:rPr>
           <w:rStyle w:val="PromptGoal"/>
         </w:rPr>
-        <w:t>Draft a reminder email to all Zava employees so that anyone who wants to change their benefits does it during November open enrollment.</w:t>
+        <w:t xml:space="preserve">Draft a reminder email to all Zava employees so that anyone who wants to change their </w:t>
+      </w:r>
+      <w:r>
+        <w:rPr>
+          <w:rStyle w:val="PromptGoal"/>
+        </w:rPr>
+        <w:t>benefits does it during November open enrollment.</w:t>
       </w:r>
       <w:r>
         <w:t xml:space="preserve"> </w:t>
@@ -4016,12 +4138,15 @@
         <w:t>Tip:</w:t>
       </w:r>
       <w:r>
-        <w:t xml:space="preserve"> if Cowork asks a clarifying question or gets something wrong, the missing piece is usually one of the four. Add it in a follow-up instead of starting over.</w:t>
-      </w:r>
-    </w:p>
-    <w:p>
-      <w:r>
-        <w:pict w14:anchorId="07AC0C06">
+        <w:t xml:space="preserve"> </w:t>
+      </w:r>
+      <w:r>
+        <w:t>if Cowork asks a clarifying question or gets something wrong, the missing piece is usually one of the four. Add it in a follow-up instead of starting over.</w:t>
+      </w:r>
+    </w:p>
+    <w:p>
+      <w:r>
+        <w:pict w14:anchorId="3159D996">
           <v:rect id="_x0000_i1026" style="width:0;height:1.5pt" o:hralign="center" o:hrstd="t" o:hr="t"/>
         </w:pict>
       </w:r>
@@ -4031,7 +4156,7 @@
         <w:pStyle w:val="Heading2"/>
       </w:pPr>
       <w:bookmarkStart w:id="13" w:name="X32d5feb5c42a67d990bbf5c51199fb4ed691306"/>
-      <w:bookmarkStart w:id="14" w:name="_Toc241949440"/>
+      <w:bookmarkStart w:id="14" w:name="_Toc241956545"/>
       <w:bookmarkEnd w:id="5"/>
       <w:bookmarkEnd w:id="12"/>
       <w:r>
@@ -4112,7 +4237,10 @@
         <w:t>Output:</w:t>
       </w:r>
       <w:r>
-        <w:t xml:space="preserve"> An interactive executive command center covering meetings, priorities, and org pulse, with labeled recommendations and links to supporting context.</w:t>
+        <w:t xml:space="preserve"> An interactive executive command center covering meetings, priorities, and org </w:t>
+      </w:r>
+      <w:r>
+        <w:t>pulse, with labeled recommendations and links to supporting context.</w:t>
       </w:r>
     </w:p>
     <w:p>
@@ -4157,6 +4285,7 @@
           <w:b/>
           <w:bCs/>
         </w:rPr>
+        <w:lastRenderedPageBreak/>
         <w:t>Workflow:</w:t>
       </w:r>
       <w:r>
@@ -4190,7 +4319,10 @@
         <w:t>Build</w:t>
       </w:r>
       <w:r>
-        <w:t xml:space="preserve"> → interactive HTML command center · 4. </w:t>
+        <w:t xml:space="preserve"> </w:t>
+      </w:r>
+      <w:r>
+        <w:t xml:space="preserve">→ interactive HTML command center · 4. </w:t>
       </w:r>
       <w:r>
         <w:rPr>
@@ -4245,7 +4377,6 @@
           <w:b/>
           <w:bCs/>
         </w:rPr>
-        <w:lastRenderedPageBreak/>
         <w:t>You'll learn:</w:t>
       </w:r>
       <w:r>
@@ -4324,7 +4455,10 @@
         <w:t>scheduling itself</w:t>
       </w:r>
       <w:r>
-        <w:t xml:space="preserve"> in one prompt. HR leaders juggle the same scattered signals, so watch for the pattern you'd reuse.</w:t>
+        <w:t xml:space="preserve"> </w:t>
+      </w:r>
+      <w:r>
+        <w:t>in one prompt. HR leaders juggle the same scattered signals, so watch for the pattern you'd reuse.</w:t>
       </w:r>
     </w:p>
     <w:p>
@@ -4370,7 +4504,7 @@
         <w:t>[Priority Folder]</w:t>
       </w:r>
       <w:r>
-        <w:t xml:space="preserve"> with the OneDrive folder holding your Zava files (e.g., </w:t>
+        <w:t xml:space="preserve"> with a OneDrive folder of your own priority documents, or the folder holding your Zava files (</w:t>
       </w:r>
       <w:r>
         <w:rPr>
@@ -4379,7 +4513,7 @@
         <w:t>Documents/ai_hr_cowork_workshop</w:t>
       </w:r>
       <w:r>
-        <w:t>) — or any folder of priority documents.</w:t>
+        <w:t>).</w:t>
       </w:r>
     </w:p>
     <w:p>
@@ -4438,10 +4572,23 @@
           <w:b/>
           <w:bCs/>
         </w:rPr>
-        <w:t>Shared tenant:</w:t>
-      </w:r>
-      <w:r>
-        <w:t xml:space="preserve"> the saved skill lives in </w:t>
+        <w:t>Your real data, kept private:</w:t>
+      </w:r>
+      <w:r>
+        <w:t xml:space="preserve"> this exercise reads </w:t>
+      </w:r>
+      <w:r>
+        <w:rPr>
+          <w:b/>
+          <w:bCs/>
+        </w:rPr>
+        <w:t>your own</w:t>
+      </w:r>
+      <w:r>
+        <w:t xml:space="preserve"> mail, calendar, Teams, and meeting transcripts, and nothing beyond what you can already open. The dashboard and the saved </w:t>
+      </w:r>
+      <w:r>
+        <w:t xml:space="preserve">skill live in </w:t>
       </w:r>
       <w:r>
         <w:rPr>
@@ -4451,17 +4598,17 @@
         <w:t>your</w:t>
       </w:r>
       <w:r>
-        <w:t xml:space="preserve"> OneDrive — keep it </w:t>
-      </w:r>
-      <w:r>
-        <w:rPr>
-          <w:b/>
-          <w:bCs/>
-        </w:rPr>
-        <w:t>"Only you."</w:t>
-      </w:r>
-      <w:r>
-        <w:t xml:space="preserve"> The schedule is an Automation on </w:t>
+        <w:t xml:space="preserve"> OneDrive; keep the skill </w:t>
+      </w:r>
+      <w:r>
+        <w:rPr>
+          <w:b/>
+          <w:bCs/>
+        </w:rPr>
+        <w:t>"Only you,"</w:t>
+      </w:r>
+      <w:r>
+        <w:t xml:space="preserve"> and don't project or share your results. The schedule is an Automation on </w:t>
       </w:r>
       <w:r>
         <w:rPr>
@@ -4481,55 +4628,15 @@
         <w:t>pause or delete it after class</w:t>
       </w:r>
       <w:r>
-        <w:t xml:space="preserve"> (it's usage-billed). Workshop accounts have little calendar/Teams history, so results will be light — focus on the </w:t>
-      </w:r>
-      <w:r>
-        <w:rPr>
-          <w:b/>
-          <w:bCs/>
-        </w:rPr>
-        <w:t>gather → analyze → build → schedule</w:t>
-      </w:r>
-      <w:r>
-        <w:t xml:space="preserve"> pattern.</w:t>
-      </w:r>
-    </w:p>
-    <w:p>
-      <w:pPr>
-        <w:pStyle w:val="Heading3"/>
-      </w:pPr>
-      <w:bookmarkStart w:id="15" w:name="prompt"/>
-      <w:r>
-        <w:t>Prompt</w:t>
-      </w:r>
-    </w:p>
-    <w:p>
-      <w:pPr>
-        <w:pStyle w:val="Compact"/>
-        <w:numPr>
-          <w:ilvl w:val="0"/>
-          <w:numId w:val="11"/>
-        </w:numPr>
-      </w:pPr>
-      <w:r>
-        <w:t xml:space="preserve">In a </w:t>
-      </w:r>
-      <w:r>
-        <w:rPr>
-          <w:b/>
-          <w:bCs/>
-        </w:rPr>
-        <w:t>new task</w:t>
-      </w:r>
-      <w:r>
-        <w:t>, paste this prompt (with your placeholders filled in):</w:t>
-      </w:r>
-    </w:p>
-    <w:p>
-      <w:pPr>
-        <w:numPr>
-          <w:ilvl w:val="0"/>
-          <w:numId w:val="1"/>
+        <w:t xml:space="preserve"> (it's usage-billed).</w:t>
+      </w:r>
+    </w:p>
+    <w:p>
+      <w:pPr>
+        <w:pStyle w:val="Compact"/>
+        <w:numPr>
+          <w:ilvl w:val="0"/>
+          <w:numId w:val="10"/>
         </w:numPr>
         <w:pBdr>
           <w:left w:val="single" w:sz="18" w:space="8" w:color="3B1041"/>
@@ -4538,7 +4645,55 @@
         <w:spacing w:before="30" w:after="30"/>
       </w:pPr>
       <w:r>
-        <w:t>Build an interactive HTML Executive Command Center that shows what requires my attention today and this week.</w:t>
+        <w:rPr>
+          <w:b/>
+          <w:bCs/>
+        </w:rPr>
+        <w:t>Quiet week?</w:t>
+      </w:r>
+      <w:r>
+        <w:t xml:space="preserve"> If your mailbox or calendar is light, results will be too. Focus on the </w:t>
+      </w:r>
+      <w:r>
+        <w:rPr>
+          <w:b/>
+          <w:bCs/>
+        </w:rPr>
+        <w:t>gather → analyze → build → schedule</w:t>
+      </w:r>
+      <w:r>
+        <w:t xml:space="preserve"> pattern; the facilitator's demo shows a busy example.</w:t>
+      </w:r>
+    </w:p>
+    <w:p>
+      <w:pPr>
+        <w:pStyle w:val="Heading3"/>
+      </w:pPr>
+      <w:bookmarkStart w:id="15" w:name="prompt"/>
+      <w:r>
+        <w:t>Prompt</w:t>
+      </w:r>
+    </w:p>
+    <w:p>
+      <w:pPr>
+        <w:pStyle w:val="Compact"/>
+        <w:numPr>
+          <w:ilvl w:val="0"/>
+          <w:numId w:val="11"/>
+        </w:numPr>
+      </w:pPr>
+      <w:r>
+        <w:t xml:space="preserve">In a </w:t>
+      </w:r>
+      <w:r>
+        <w:rPr>
+          <w:b/>
+          <w:bCs/>
+        </w:rPr>
+        <w:t>new task</w:t>
+      </w:r>
+      <w:r>
+        <w:t>, paste this prompt (with your placeholders filled in):</w:t>
       </w:r>
     </w:p>
     <w:p>
@@ -4554,7 +4709,10 @@
         <w:spacing w:before="30" w:after="30"/>
       </w:pPr>
       <w:r>
-        <w:t>Use my calendar, recent emails, Teams conversations, meeting transcripts, and priority documents from [Priority Folder]. Focus on decisions, commitments, risks, and workstreams where my involvement could change the outcome.</w:t>
+        <w:rPr>
+          <w:rStyle w:val="PromptGoal"/>
+        </w:rPr>
+        <w:t>Build an interactive HTML Executive Command Center that shows what requires my attention today and this week.</w:t>
       </w:r>
     </w:p>
     <w:p>
@@ -4570,15 +4728,26 @@
         <w:spacing w:before="30" w:after="30"/>
       </w:pPr>
       <w:r>
-        <w:t>At the top, show:</w:t>
-      </w:r>
-    </w:p>
-    <w:p>
-      <w:pPr>
-        <w:pStyle w:val="Compact"/>
-        <w:numPr>
-          <w:ilvl w:val="1"/>
-          <w:numId w:val="12"/>
+        <w:rPr>
+          <w:rStyle w:val="PromptSource"/>
+        </w:rPr>
+        <w:t>Use my calendar, recent emails, Teams conversations, meeting transcripts, and priority documents from [Priority Folder].</w:t>
+      </w:r>
+      <w:r>
+        <w:t xml:space="preserve"> </w:t>
+      </w:r>
+      <w:r>
+        <w:rPr>
+          <w:rStyle w:val="PromptGoal"/>
+        </w:rPr>
+        <w:t>Focus on decisions, commitments, risks, and workstreams where my involvement could change the outcome.</w:t>
+      </w:r>
+    </w:p>
+    <w:p>
+      <w:pPr>
+        <w:numPr>
+          <w:ilvl w:val="0"/>
+          <w:numId w:val="1"/>
         </w:numPr>
         <w:pBdr>
           <w:left w:val="single" w:sz="18" w:space="8" w:color="3B1041"/>
@@ -4587,7 +4756,10 @@
         <w:spacing w:before="30" w:after="30"/>
       </w:pPr>
       <w:r>
-        <w:t>One or two urgent items requiring action</w:t>
+        <w:rPr>
+          <w:rStyle w:val="PromptExpectations"/>
+        </w:rPr>
+        <w:t>At the top, show:</w:t>
       </w:r>
     </w:p>
     <w:p>
@@ -4604,7 +4776,10 @@
         <w:spacing w:before="30" w:after="30"/>
       </w:pPr>
       <w:r>
-        <w:t>Today's most important meeting or priority</w:t>
+        <w:rPr>
+          <w:rStyle w:val="PromptExpectations"/>
+        </w:rPr>
+        <w:t>One or two urgent items requiring action</w:t>
       </w:r>
     </w:p>
     <w:p>
@@ -4621,7 +4796,10 @@
         <w:spacing w:before="30" w:after="30"/>
       </w:pPr>
       <w:r>
-        <w:t>My busiest day this week</w:t>
+        <w:rPr>
+          <w:rStyle w:val="PromptExpectations"/>
+        </w:rPr>
+        <w:t>Today's most important meeting or priority</w:t>
       </w:r>
     </w:p>
     <w:p>
@@ -4638,14 +4816,18 @@
         <w:spacing w:before="30" w:after="30"/>
       </w:pPr>
       <w:r>
-        <w:t>Remaining working days this week</w:t>
-      </w:r>
-    </w:p>
-    <w:p>
-      <w:pPr>
-        <w:numPr>
-          <w:ilvl w:val="0"/>
-          <w:numId w:val="1"/>
+        <w:rPr>
+          <w:rStyle w:val="PromptExpectations"/>
+        </w:rPr>
+        <w:t>My busiest day this week</w:t>
+      </w:r>
+    </w:p>
+    <w:p>
+      <w:pPr>
+        <w:pStyle w:val="Compact"/>
+        <w:numPr>
+          <w:ilvl w:val="1"/>
+          <w:numId w:val="12"/>
         </w:numPr>
         <w:pBdr>
           <w:left w:val="single" w:sz="18" w:space="8" w:color="3B1041"/>
@@ -4654,15 +4836,17 @@
         <w:spacing w:before="30" w:after="30"/>
       </w:pPr>
       <w:r>
-        <w:t>Organize the command center into three views:</w:t>
-      </w:r>
-    </w:p>
-    <w:p>
-      <w:pPr>
-        <w:pStyle w:val="Compact"/>
-        <w:numPr>
-          <w:ilvl w:val="1"/>
-          <w:numId w:val="13"/>
+        <w:rPr>
+          <w:rStyle w:val="PromptExpectations"/>
+        </w:rPr>
+        <w:t>Remaining working days this week</w:t>
+      </w:r>
+    </w:p>
+    <w:p>
+      <w:pPr>
+        <w:numPr>
+          <w:ilvl w:val="0"/>
+          <w:numId w:val="1"/>
         </w:numPr>
         <w:pBdr>
           <w:left w:val="single" w:sz="18" w:space="8" w:color="3B1041"/>
@@ -4671,7 +4855,10 @@
         <w:spacing w:before="30" w:after="30"/>
       </w:pPr>
       <w:r>
-        <w:t>Meetings: Key meetings, preparation needed, conflicts, and follow-ups</w:t>
+        <w:rPr>
+          <w:rStyle w:val="PromptExpectations"/>
+        </w:rPr>
+        <w:t>Organize the command center into three views:</w:t>
       </w:r>
     </w:p>
     <w:p>
@@ -4688,7 +4875,10 @@
         <w:spacing w:before="30" w:after="30"/>
       </w:pPr>
       <w:r>
-        <w:t>Priorities: Active commitments, approaching deadlines, blockers, and decisions waiting on me</w:t>
+        <w:rPr>
+          <w:rStyle w:val="PromptExpectations"/>
+        </w:rPr>
+        <w:t>Meetings: Key meetings, preparation needed, conflicts, and follow-ups</w:t>
       </w:r>
     </w:p>
     <w:p>
@@ -4705,14 +4895,18 @@
         <w:spacing w:before="30" w:after="30"/>
       </w:pPr>
       <w:r>
-        <w:t>Org pulse: Workstreams receiving significant attention, areas with limited recent activity, and important commitments that may have gone quiet</w:t>
-      </w:r>
-    </w:p>
-    <w:p>
-      <w:pPr>
-        <w:numPr>
-          <w:ilvl w:val="0"/>
-          <w:numId w:val="1"/>
+        <w:rPr>
+          <w:rStyle w:val="PromptExpectations"/>
+        </w:rPr>
+        <w:t>Priorities: Active commitments, approaching deadlines, blockers, and decisions waiting on me</w:t>
+      </w:r>
+    </w:p>
+    <w:p>
+      <w:pPr>
+        <w:pStyle w:val="Compact"/>
+        <w:numPr>
+          <w:ilvl w:val="1"/>
+          <w:numId w:val="13"/>
         </w:numPr>
         <w:pBdr>
           <w:left w:val="single" w:sz="18" w:space="8" w:color="3B1041"/>
@@ -4721,15 +4915,17 @@
         <w:spacing w:before="30" w:after="30"/>
       </w:pPr>
       <w:r>
-        <w:t>For each recommended action, label it:</w:t>
-      </w:r>
-    </w:p>
-    <w:p>
-      <w:pPr>
-        <w:pStyle w:val="Compact"/>
-        <w:numPr>
-          <w:ilvl w:val="1"/>
-          <w:numId w:val="14"/>
+        <w:rPr>
+          <w:rStyle w:val="PromptExpectations"/>
+        </w:rPr>
+        <w:t>Org pulse: Workstreams receiving significant attention, areas with limited recent activity, and important commitments that may have gone quiet</w:t>
+      </w:r>
+    </w:p>
+    <w:p>
+      <w:pPr>
+        <w:numPr>
+          <w:ilvl w:val="0"/>
+          <w:numId w:val="1"/>
         </w:numPr>
         <w:pBdr>
           <w:left w:val="single" w:sz="18" w:space="8" w:color="3B1041"/>
@@ -4738,14 +4934,18 @@
         <w:spacing w:before="30" w:after="30"/>
       </w:pPr>
       <w:r>
-        <w:t>Lean in; OR, Delegate; OR, Re-engage; OR, Protect time</w:t>
-      </w:r>
-    </w:p>
-    <w:p>
-      <w:pPr>
-        <w:numPr>
-          <w:ilvl w:val="0"/>
-          <w:numId w:val="1"/>
+        <w:rPr>
+          <w:rStyle w:val="PromptExpectations"/>
+        </w:rPr>
+        <w:t>For each recommended action, label it:</w:t>
+      </w:r>
+    </w:p>
+    <w:p>
+      <w:pPr>
+        <w:pStyle w:val="Compact"/>
+        <w:numPr>
+          <w:ilvl w:val="1"/>
+          <w:numId w:val="14"/>
         </w:numPr>
         <w:pBdr>
           <w:left w:val="single" w:sz="18" w:space="8" w:color="3B1041"/>
@@ -4754,7 +4954,10 @@
         <w:spacing w:before="30" w:after="30"/>
       </w:pPr>
       <w:r>
-        <w:t>Explain the signal behind the recommendation and give me one clear next action. Keep recommendations focused on workstreams, decisions, and commitments rather than evaluating individual people. Make the dashboard executive-ready and easy to scan, with expandable sections, traffic-light indicators, and links to the supporting emails, meetings, chats, and files. The most important content should answer: What needs my attention, and what should I do differently today?</w:t>
+        <w:rPr>
+          <w:rStyle w:val="PromptExpectations"/>
+        </w:rPr>
+        <w:t>Lean in; OR, Delegate; OR, Re-engage; OR, Protect time</w:t>
       </w:r>
     </w:p>
     <w:p>
@@ -4770,6 +4973,62 @@
         <w:spacing w:before="30" w:after="30"/>
       </w:pPr>
       <w:r>
+        <w:rPr>
+          <w:rStyle w:val="PromptExpectations"/>
+        </w:rPr>
+        <w:t>Explain the signal behind the recommendation and give me one clear next action.</w:t>
+      </w:r>
+      <w:r>
+        <w:t xml:space="preserve"> </w:t>
+      </w:r>
+      <w:r>
+        <w:rPr>
+          <w:rStyle w:val="PromptConstraints"/>
+        </w:rPr>
+        <w:t>Keep recommendations focused on workstreams, decisions, and commitments rather than evaluating individual people.</w:t>
+      </w:r>
+      <w:r>
+        <w:t xml:space="preserve"> </w:t>
+      </w:r>
+      <w:r>
+        <w:rPr>
+          <w:rStyle w:val="PromptExpectations"/>
+        </w:rPr>
+        <w:t>Make the dashboard executive-ready and easy to scan, with expandable sections, traffic-light indicators, and links to the supporting emails, meetings, chats, and files.</w:t>
+      </w:r>
+      <w:r>
+        <w:t xml:space="preserve"> </w:t>
+      </w:r>
+      <w:r>
+        <w:rPr>
+          <w:rStyle w:val="PromptGoal"/>
+        </w:rPr>
+        <w:t xml:space="preserve">The </w:t>
+      </w:r>
+      <w:r>
+        <w:rPr>
+          <w:rStyle w:val="PromptGoal"/>
+        </w:rPr>
+        <w:lastRenderedPageBreak/>
+        <w:t>most important content should answer: What needs my attention, and what should I do differently today?</w:t>
+      </w:r>
+    </w:p>
+    <w:p>
+      <w:pPr>
+        <w:numPr>
+          <w:ilvl w:val="0"/>
+          <w:numId w:val="1"/>
+        </w:numPr>
+        <w:pBdr>
+          <w:left w:val="single" w:sz="18" w:space="8" w:color="3B1041"/>
+        </w:pBdr>
+        <w:shd w:val="clear" w:color="auto" w:fill="FBF6FD"/>
+        <w:spacing w:before="30" w:after="30"/>
+      </w:pPr>
+      <w:r>
+        <w:rPr>
+          <w:rStyle w:val="PromptExpectations"/>
+        </w:rPr>
         <w:t>Save this as a skill named [Executive Command Center] and schedule it to run every weekday at [time], using the latest available context.</w:t>
       </w:r>
     </w:p>
@@ -4828,7 +5087,6 @@
           <w:b/>
           <w:bCs/>
         </w:rPr>
-        <w:lastRenderedPageBreak/>
         <w:t>Find your output (take a minute here, you'll use this all day):</w:t>
       </w:r>
     </w:p>
@@ -5026,7 +5284,10 @@
         <w:t>OneDrive → Cowork</w:t>
       </w:r>
       <w:r>
-        <w:t xml:space="preserve"> folder, so you can find them later without reopening the task (open OneDrive and look for the </w:t>
+        <w:t xml:space="preserve"> folder, so you can find them later </w:t>
+      </w:r>
+      <w:r>
+        <w:t xml:space="preserve">without reopening the task (open OneDrive and look for the </w:t>
       </w:r>
       <w:r>
         <w:rPr>
@@ -5150,7 +5411,10 @@
         <w:pStyle w:val="FirstParagraph"/>
       </w:pPr>
       <w:r>
-        <w:t xml:space="preserve">✅ </w:t>
+        <w:t>✅</w:t>
+      </w:r>
+      <w:r>
+        <w:t xml:space="preserve"> </w:t>
       </w:r>
       <w:r>
         <w:rPr>
@@ -5274,7 +5538,7 @@
     </w:p>
     <w:p>
       <w:r>
-        <w:pict w14:anchorId="6E55F979">
+        <w:pict w14:anchorId="5EFD0D15">
           <v:rect id="_x0000_i1027" style="width:0;height:1.5pt" o:hralign="center" o:hrstd="t" o:hr="t"/>
         </w:pict>
       </w:r>
@@ -5284,7 +5548,7 @@
         <w:pStyle w:val="Heading2"/>
       </w:pPr>
       <w:bookmarkStart w:id="16" w:name="X3bc279fb422ae0c320998ddb1f4965378ddecb6"/>
-      <w:bookmarkStart w:id="17" w:name="_Toc241949441"/>
+      <w:bookmarkStart w:id="17" w:name="_Toc241956546"/>
       <w:bookmarkEnd w:id="13"/>
       <w:bookmarkEnd w:id="15"/>
       <w:r>
@@ -5399,7 +5663,10 @@
         <w:t>Why Cowork?</w:t>
       </w:r>
       <w:r>
-        <w:t xml:space="preserve"> Good research means reading many sources, reconciling them, and citing them. Deep Research searches and reads multiple web sources, synthesizes them with citations, applies the findings to your own job description, and then turns them into ready-to-use documents.</w:t>
+        <w:t xml:space="preserve"> </w:t>
+      </w:r>
+      <w:r>
+        <w:t>Good research means reading many sources, reconciling them, and citing them. Deep Research searches and reads multiple web sources, synthesizes them with citations, applies the findings to your own job description, and then turns them into ready-to-use documents.</w:t>
       </w:r>
     </w:p>
     <w:p>
@@ -5420,6 +5687,7 @@
           <w:b/>
           <w:bCs/>
         </w:rPr>
+        <w:lastRenderedPageBreak/>
         <w:t>Workflow:</w:t>
       </w:r>
       <w:r>
@@ -5482,7 +5750,10 @@
         <w:t>Build</w:t>
       </w:r>
       <w:r>
-        <w:t xml:space="preserve"> → scorecard in Word + Excel</w:t>
+        <w:t xml:space="preserve"> </w:t>
+      </w:r>
+      <w:r>
+        <w:t>→ scorecard in Word + Excel</w:t>
       </w:r>
     </w:p>
     <w:p>
@@ -5559,7 +5830,6 @@
       </w:pPr>
       <w:bookmarkStart w:id="18" w:name="task-2a--research"/>
       <w:r>
-        <w:lastRenderedPageBreak/>
         <w:t>Task 2a — Research</w:t>
       </w:r>
     </w:p>
@@ -5691,7 +5961,10 @@
         <w:t>Deep Research</w:t>
       </w:r>
       <w:r>
-        <w:t xml:space="preserve"> skill load and work across sources. It takes a few minutes.</w:t>
+        <w:t xml:space="preserve"> </w:t>
+      </w:r>
+      <w:r>
+        <w:t>skill load and work across sources. It takes a few minutes.</w:t>
       </w:r>
     </w:p>
     <w:p>
@@ -5747,7 +6020,13 @@
         <w:t>job-description-sample.docx</w:t>
       </w:r>
       <w:r>
-        <w:t xml:space="preserve"> (📎 </w:t>
+        <w:t xml:space="preserve"> (</w:t>
+      </w:r>
+      <w:r>
+        <w:t>📎</w:t>
+      </w:r>
+      <w:r>
+        <w:t xml:space="preserve"> </w:t>
       </w:r>
       <w:r>
         <w:rPr>
@@ -5885,7 +6164,13 @@
         <w:rPr>
           <w:rStyle w:val="PromptExpectations"/>
         </w:rPr>
-        <w:t xml:space="preserve"> with the scoring scales filled in.</w:t>
+        <w:t xml:space="preserve"> </w:t>
+      </w:r>
+      <w:r>
+        <w:rPr>
+          <w:rStyle w:val="PromptExpectations"/>
+        </w:rPr>
+        <w:t>with the scoring scales filled in.</w:t>
       </w:r>
     </w:p>
     <w:p>
@@ -6003,7 +6288,10 @@
         <w:pStyle w:val="FirstParagraph"/>
       </w:pPr>
       <w:r>
-        <w:t xml:space="preserve">✅ </w:t>
+        <w:t>✅</w:t>
+      </w:r>
+      <w:r>
+        <w:t xml:space="preserve"> </w:t>
       </w:r>
       <w:r>
         <w:rPr>
@@ -6013,7 +6301,10 @@
         <w:t>Checkpoint:</w:t>
       </w:r>
       <w:r>
-        <w:t xml:space="preserve"> A one-page briefing with citations that open, 5 interview questions tied to the HR Coordinator's responsibilities, and an </w:t>
+        <w:t xml:space="preserve"> </w:t>
+      </w:r>
+      <w:r>
+        <w:t xml:space="preserve">A one-page briefing with citations that open, 5 interview questions tied to the HR Coordinator's responsibilities, and an </w:t>
       </w:r>
       <w:r>
         <w:rPr>
@@ -6068,7 +6359,7 @@
     </w:p>
     <w:p>
       <w:r>
-        <w:pict w14:anchorId="7350991B">
+        <w:pict w14:anchorId="2CEBC44F">
           <v:rect id="_x0000_i1028" style="width:0;height:1.5pt" o:hralign="center" o:hrstd="t" o:hr="t"/>
         </w:pict>
       </w:r>
@@ -6078,11 +6369,14 @@
         <w:pStyle w:val="Heading2"/>
       </w:pPr>
       <w:bookmarkStart w:id="20" w:name="coffee-break-10-min"/>
-      <w:bookmarkStart w:id="21" w:name="_Toc241949442"/>
+      <w:bookmarkStart w:id="21" w:name="_Toc241956547"/>
       <w:bookmarkEnd w:id="16"/>
       <w:bookmarkEnd w:id="19"/>
       <w:r>
-        <w:t>☕ Break (10 min)</w:t>
+        <w:t>☕</w:t>
+      </w:r>
+      <w:r>
+        <w:t xml:space="preserve"> Break (10 min)</w:t>
       </w:r>
       <w:bookmarkEnd w:id="21"/>
     </w:p>
@@ -6096,7 +6390,7 @@
     </w:p>
     <w:p>
       <w:r>
-        <w:pict w14:anchorId="760E8E47">
+        <w:pict w14:anchorId="6BD6D0D4">
           <v:rect id="_x0000_i1029" style="width:0;height:1.5pt" o:hralign="center" o:hrstd="t" o:hr="t"/>
         </w:pict>
       </w:r>
@@ -6106,9 +6400,10 @@
         <w:pStyle w:val="Heading2"/>
       </w:pPr>
       <w:bookmarkStart w:id="22" w:name="X01d412a0f2e13c2810eaf63626ad375735c7ae4"/>
-      <w:bookmarkStart w:id="23" w:name="_Toc241949443"/>
+      <w:bookmarkStart w:id="23" w:name="_Toc241956548"/>
       <w:bookmarkEnd w:id="20"/>
       <w:r>
+        <w:lastRenderedPageBreak/>
         <w:t>Exercise 3 — Navigate websites with Cowork's browser (25 min)</w:t>
       </w:r>
       <w:bookmarkEnd w:id="23"/>
@@ -6186,7 +6481,10 @@
         <w:t>Output:</w:t>
       </w:r>
       <w:r>
-        <w:t xml:space="preserve"> A comparison table of overtime rules (U.S. Department of Labor vs. Washington State vs. the Zava handbook) with a link to every page Cowork visited, and a one-page </w:t>
+        <w:t xml:space="preserve"> </w:t>
+      </w:r>
+      <w:r>
+        <w:t xml:space="preserve">A comparison table of overtime rules (U.S. Department of Labor vs. Washington State vs. the Zava handbook) with a link to every page Cowork visited, and a one-page </w:t>
       </w:r>
       <w:r>
         <w:rPr>
@@ -6217,7 +6515,6 @@
           <w:b/>
           <w:bCs/>
         </w:rPr>
-        <w:lastRenderedPageBreak/>
         <w:t>Why Cowork?</w:t>
       </w:r>
       <w:r>
@@ -6231,7 +6528,10 @@
         <w:t>hidden tab in your own Microsoft Edge</w:t>
       </w:r>
       <w:r>
-        <w:t>, with your sign-ins and your organization's policies, tells you which page it's on, and asks before anything consequential.</w:t>
+        <w:t xml:space="preserve">, with your sign-ins and your organization's policies, tells you which </w:t>
+      </w:r>
+      <w:r>
+        <w:t>page it's on, and asks before anything consequential.</w:t>
       </w:r>
     </w:p>
     <w:p>
@@ -6363,7 +6663,10 @@
         <w:t>Switch to tab</w:t>
       </w:r>
       <w:r>
-        <w:t>, approvals, hand-back for sign-ins), and when to use it instead of Deep Research.</w:t>
+        <w:t xml:space="preserve">, </w:t>
+      </w:r>
+      <w:r>
+        <w:t>approvals, hand-back for sign-ins), and when to use it instead of Deep Research.</w:t>
       </w:r>
     </w:p>
     <w:p>
@@ -6445,7 +6748,7 @@
       <w:r>
         <w:t xml:space="preserve"> at </w:t>
       </w:r>
-      <w:hyperlink r:id="rId15">
+      <w:hyperlink r:id="rId16">
         <w:r>
           <w:rPr>
             <w:rStyle w:val="Hyperlink"/>
@@ -6481,14 +6784,14 @@
         <w:t>Edge profile</w:t>
       </w:r>
       <w:r>
-        <w:t xml:space="preserve"> is the </w:t>
-      </w:r>
-      <w:r>
-        <w:rPr>
-          <w:b/>
-          <w:bCs/>
-        </w:rPr>
-        <w:t>workshop account</w:t>
+        <w:t xml:space="preserve"> is </w:t>
+      </w:r>
+      <w:r>
+        <w:rPr>
+          <w:b/>
+          <w:bCs/>
+        </w:rPr>
+        <w:t>your work account</w:t>
       </w:r>
       <w:r>
         <w:t xml:space="preserve"> (Setup step A4), and you're not in an InPrivate window.</w:t>
@@ -6557,7 +6860,7 @@
       <w:r>
         <w:t xml:space="preserve">Not working? See </w:t>
       </w:r>
-      <w:hyperlink r:id="rId16">
+      <w:hyperlink r:id="rId17">
         <w:r>
           <w:rPr>
             <w:rStyle w:val="Hyperlink"/>
@@ -6606,7 +6909,13 @@
         <w:t>employee-handbook-excerpt.docx</w:t>
       </w:r>
       <w:r>
-        <w:t xml:space="preserve"> (📎 </w:t>
+        <w:t xml:space="preserve"> (</w:t>
+      </w:r>
+      <w:r>
+        <w:t>📎</w:t>
+      </w:r>
+      <w:r>
+        <w:t xml:space="preserve"> </w:t>
       </w:r>
       <w:r>
         <w:rPr>
@@ -6667,7 +6976,7 @@
         </w:rPr>
         <w:t xml:space="preserve">Go to </w:t>
       </w:r>
-      <w:hyperlink r:id="rId17">
+      <w:hyperlink r:id="rId18">
         <w:r>
           <w:rPr>
             <w:rStyle w:val="Hyperlink"/>
@@ -6688,7 +6997,13 @@
         <w:rPr>
           <w:rStyle w:val="PromptGoal"/>
         </w:rPr>
-        <w:t>Open it and note the overtime rules and when overtime must be paid.</w:t>
+        <w:t xml:space="preserve">Open it and note the overtime rules and when overtime </w:t>
+      </w:r>
+      <w:r>
+        <w:rPr>
+          <w:rStyle w:val="PromptGoal"/>
+        </w:rPr>
+        <w:t>must be paid.</w:t>
       </w:r>
     </w:p>
     <w:p>
@@ -6710,7 +7025,7 @@
         </w:rPr>
         <w:t xml:space="preserve">Go to </w:t>
       </w:r>
-      <w:hyperlink r:id="rId18">
+      <w:hyperlink r:id="rId19">
         <w:r>
           <w:rPr>
             <w:rStyle w:val="Hyperlink"/>
@@ -6838,6 +7153,7 @@
         </w:numPr>
       </w:pPr>
       <w:r>
+        <w:lastRenderedPageBreak/>
         <w:t xml:space="preserve">Watch the </w:t>
       </w:r>
       <w:r>
@@ -6912,7 +7228,10 @@
         <w:t>open two of the links</w:t>
       </w:r>
       <w:r>
-        <w:t xml:space="preserve"> and check one claim on each page yourself.</w:t>
+        <w:t xml:space="preserve"> </w:t>
+      </w:r>
+      <w:r>
+        <w:t>and check one claim on each page yourself.</w:t>
       </w:r>
     </w:p>
     <w:p>
@@ -6922,7 +7241,6 @@
       <w:bookmarkStart w:id="25" w:name="X9f0177ee11fbc41e0988cf3e8b9cf7599db2a56"/>
       <w:bookmarkEnd w:id="24"/>
       <w:r>
-        <w:lastRenderedPageBreak/>
         <w:t>Task 3b — Turn it into a brief for payroll</w:t>
       </w:r>
     </w:p>
@@ -7020,7 +7338,10 @@
         <w:pStyle w:val="BodyText"/>
       </w:pPr>
       <w:r>
-        <w:t xml:space="preserve">✅ </w:t>
+        <w:t>✅</w:t>
+      </w:r>
+      <w:r>
+        <w:t xml:space="preserve"> </w:t>
       </w:r>
       <w:r>
         <w:rPr>
@@ -7040,7 +7361,10 @@
         <w:t>site search or menus</w:t>
       </w:r>
       <w:r>
-        <w:t xml:space="preserve"> on two websites (not just one guessed URL); your table links to the </w:t>
+        <w:t xml:space="preserve"> on two websites (not just one guessed </w:t>
+      </w:r>
+      <w:r>
+        <w:t xml:space="preserve">URL); your table links to the </w:t>
       </w:r>
       <w:r>
         <w:rPr>
@@ -7142,7 +7466,7 @@
       <w:r>
         <w:t xml:space="preserve"> (</w:t>
       </w:r>
-      <w:hyperlink r:id="rId19">
+      <w:hyperlink r:id="rId20">
         <w:r>
           <w:rPr>
             <w:rStyle w:val="Hyperlink"/>
@@ -7151,7 +7475,10 @@
         </w:r>
       </w:hyperlink>
       <w:r>
-        <w:t xml:space="preserve">) and have Cowork step through the first few questions for a salaried HR Coordinator, </w:t>
+        <w:t xml:space="preserve">) and have Cowork step through the first few </w:t>
+      </w:r>
+      <w:r>
+        <w:t xml:space="preserve">questions for a salaried HR Coordinator, </w:t>
       </w:r>
       <w:r>
         <w:rPr>
@@ -7166,7 +7493,7 @@
     </w:p>
     <w:p>
       <w:r>
-        <w:pict w14:anchorId="2775222B">
+        <w:pict w14:anchorId="2B1655D2">
           <v:rect id="_x0000_i1030" style="width:0;height:1.5pt" o:hralign="center" o:hrstd="t" o:hr="t"/>
         </w:pict>
       </w:r>
@@ -7176,7 +7503,7 @@
         <w:pStyle w:val="Heading2"/>
       </w:pPr>
       <w:bookmarkStart w:id="26" w:name="X9116c4916658806051619465b6a84d1f6bc9a0f"/>
-      <w:bookmarkStart w:id="27" w:name="_Toc241949444"/>
+      <w:bookmarkStart w:id="27" w:name="_Toc241956549"/>
       <w:bookmarkEnd w:id="22"/>
       <w:bookmarkEnd w:id="25"/>
       <w:r>
@@ -7267,7 +7594,10 @@
         <w:t>HR Policy Answer</w:t>
       </w:r>
       <w:r>
-        <w:t>, with a quality score, that triggers on policy questions and answers Answer → Details → Source → "confirm with HR."</w:t>
+        <w:t xml:space="preserve">, with a quality score, that triggers on </w:t>
+      </w:r>
+      <w:r>
+        <w:t>policy questions and answers Answer → Details → Source → "confirm with HR."</w:t>
       </w:r>
     </w:p>
     <w:p>
@@ -7423,7 +7753,7 @@
       <w:r>
         <w:t xml:space="preserve">Full background: </w:t>
       </w:r>
-      <w:hyperlink r:id="rId20">
+      <w:hyperlink r:id="rId21">
         <w:r>
           <w:rPr>
             <w:rStyle w:val="Hyperlink"/>
@@ -7461,6 +7791,7 @@
       </w:pPr>
       <w:bookmarkStart w:id="28" w:name="build-it-guided-customize-page"/>
       <w:r>
+        <w:lastRenderedPageBreak/>
         <w:t>Build it (guided Customize page)</w:t>
       </w:r>
     </w:p>
@@ -7579,7 +7910,6 @@
           <w:b/>
           <w:bCs/>
         </w:rPr>
-        <w:lastRenderedPageBreak/>
         <w:t>Description:</w:t>
       </w:r>
       <w:r>
@@ -7665,7 +7995,13 @@
         <w:rPr>
           <w:rStyle w:val="PromptSource"/>
         </w:rPr>
-        <w:t xml:space="preserve"> in my OneDrive folder </w:t>
+        <w:t xml:space="preserve"> in my OneDrive folder</w:t>
+      </w:r>
+      <w:r>
+        <w:rPr>
+          <w:rStyle w:val="PromptSource"/>
+        </w:rPr>
+        <w:t xml:space="preserve"> </w:t>
       </w:r>
       <w:r>
         <w:rPr>
@@ -7813,7 +8149,10 @@
         </w:numPr>
       </w:pPr>
       <w:r>
-        <w:t xml:space="preserve">✅ </w:t>
+        <w:t>✅</w:t>
+      </w:r>
+      <w:r>
+        <w:t xml:space="preserve"> </w:t>
       </w:r>
       <w:r>
         <w:rPr>
@@ -7893,7 +8232,10 @@
         </w:numPr>
       </w:pPr>
       <w:r>
-        <w:t xml:space="preserve">✅ </w:t>
+        <w:t>✅</w:t>
+      </w:r>
+      <w:r>
+        <w:t xml:space="preserve"> </w:t>
       </w:r>
       <w:r>
         <w:rPr>
@@ -8005,7 +8347,10 @@
         <w:t>"Only you"</w:t>
       </w:r>
       <w:r>
-        <w:t xml:space="preserve"> (recommended) so the room doesn't fill up with 25 copies — or if you do share to </w:t>
+        <w:t xml:space="preserve"> </w:t>
+      </w:r>
+      <w:r>
+        <w:t xml:space="preserve">(recommended) so the room doesn't fill up with 25 copies — or if you do share to </w:t>
       </w:r>
       <w:r>
         <w:rPr>
@@ -8041,7 +8386,7 @@
       <w:r>
         <w:t xml:space="preserve">Compare your result with the reference skill in </w:t>
       </w:r>
-      <w:hyperlink r:id="rId21">
+      <w:hyperlink r:id="rId22">
         <w:r>
           <w:rPr>
             <w:rStyle w:val="Hyperlink"/>
@@ -8055,7 +8400,7 @@
     </w:p>
     <w:p>
       <w:r>
-        <w:pict w14:anchorId="53ACA682">
+        <w:pict w14:anchorId="12E7160F">
           <v:rect id="_x0000_i1031" style="width:0;height:1.5pt" o:hralign="center" o:hrstd="t" o:hr="t"/>
         </w:pict>
       </w:r>
@@ -8065,7 +8410,7 @@
         <w:pStyle w:val="Heading2"/>
       </w:pPr>
       <w:bookmarkStart w:id="31" w:name="X760f3e0179454091390b23f90bebafb9e8f1201"/>
-      <w:bookmarkStart w:id="32" w:name="_Toc241949445"/>
+      <w:bookmarkStart w:id="32" w:name="_Toc241956550"/>
       <w:bookmarkEnd w:id="26"/>
       <w:bookmarkEnd w:id="30"/>
       <w:r>
@@ -8119,10 +8464,14 @@
           <w:b/>
           <w:bCs/>
         </w:rPr>
+        <w:lastRenderedPageBreak/>
         <w:t>Goal:</w:t>
       </w:r>
       <w:r>
-        <w:t xml:space="preserve"> Attract the right candidates for an open role and get on top of the HR service queue in minutes.</w:t>
+        <w:t xml:space="preserve"> </w:t>
+      </w:r>
+      <w:r>
+        <w:t>Attract the right candidates for an open role and get on top of the HR service queue in minutes.</w:t>
       </w:r>
     </w:p>
     <w:p>
@@ -8191,7 +8540,6 @@
           <w:b/>
           <w:bCs/>
         </w:rPr>
-        <w:lastRenderedPageBreak/>
         <w:t>Workflow:</w:t>
       </w:r>
       <w:r>
@@ -8330,7 +8678,10 @@
         <w:t>attracts</w:t>
       </w:r>
       <w:r>
-        <w:t xml:space="preserve"> the candidates.</w:t>
+        <w:t xml:space="preserve"> </w:t>
+      </w:r>
+      <w:r>
+        <w:t>the candidates.</w:t>
       </w:r>
     </w:p>
     <w:p>
@@ -8338,7 +8689,10 @@
         <w:pStyle w:val="BodyText"/>
       </w:pPr>
       <w:r>
-        <w:t xml:space="preserve">📎 Attach </w:t>
+        <w:t>📎</w:t>
+      </w:r>
+      <w:r>
+        <w:t xml:space="preserve"> Attach </w:t>
       </w:r>
       <w:r>
         <w:rPr>
@@ -8485,7 +8839,10 @@
         <w:pStyle w:val="FirstParagraph"/>
       </w:pPr>
       <w:r>
-        <w:t xml:space="preserve">📎 Attach </w:t>
+        <w:t>📎</w:t>
+      </w:r>
+      <w:r>
+        <w:t xml:space="preserve"> Attach </w:t>
       </w:r>
       <w:r>
         <w:rPr>
@@ -8571,7 +8928,10 @@
         <w:pStyle w:val="BodyText"/>
       </w:pPr>
       <w:r>
-        <w:t xml:space="preserve">✅ </w:t>
+        <w:t>✅</w:t>
+      </w:r>
+      <w:r>
+        <w:t xml:space="preserve"> </w:t>
       </w:r>
       <w:r>
         <w:rPr>
@@ -8710,7 +9070,7 @@
     </w:p>
     <w:p>
       <w:r>
-        <w:pict w14:anchorId="217CAFBB">
+        <w:pict w14:anchorId="4645FCD7">
           <v:rect id="_x0000_i1032" style="width:0;height:1.5pt" o:hralign="center" o:hrstd="t" o:hr="t"/>
         </w:pict>
       </w:r>
@@ -8720,11 +9080,15 @@
         <w:pStyle w:val="Heading2"/>
       </w:pPr>
       <w:bookmarkStart w:id="35" w:name="coffee-break-10-min-1"/>
-      <w:bookmarkStart w:id="36" w:name="_Toc241949446"/>
+      <w:bookmarkStart w:id="36" w:name="_Toc241956551"/>
       <w:bookmarkEnd w:id="31"/>
       <w:bookmarkEnd w:id="34"/>
       <w:r>
-        <w:t>☕ Break (10 min)</w:t>
+        <w:lastRenderedPageBreak/>
+        <w:t>☕</w:t>
+      </w:r>
+      <w:r>
+        <w:t xml:space="preserve"> Break (10 min)</w:t>
       </w:r>
       <w:bookmarkEnd w:id="36"/>
     </w:p>
@@ -8738,7 +9102,7 @@
     </w:p>
     <w:p>
       <w:r>
-        <w:pict w14:anchorId="476E5EFE">
+        <w:pict w14:anchorId="06019136">
           <v:rect id="_x0000_i1033" style="width:0;height:1.5pt" o:hralign="center" o:hrstd="t" o:hr="t"/>
         </w:pict>
       </w:r>
@@ -8748,7 +9112,7 @@
         <w:pStyle w:val="Heading2"/>
       </w:pPr>
       <w:bookmarkStart w:id="37" w:name="Xf7f32dcfb537d7c4ae5b893dda38a88c9f0e2b6"/>
-      <w:bookmarkStart w:id="38" w:name="_Toc241949447"/>
+      <w:bookmarkStart w:id="38" w:name="_Toc241956552"/>
       <w:bookmarkEnd w:id="35"/>
       <w:r>
         <w:t>Exercise 6 — Onboarding orientation pack (20 min)</w:t>
@@ -8825,11 +9189,13 @@
           <w:b/>
           <w:bCs/>
         </w:rPr>
-        <w:lastRenderedPageBreak/>
         <w:t>Output:</w:t>
       </w:r>
       <w:r>
-        <w:t xml:space="preserve"> A 6–8 slide orientation deck, a scheduled kickoff with a Teams link, and a team announcement draft for Sofia Alvarez, Zava's new HR Coordinator.</w:t>
+        <w:t xml:space="preserve"> </w:t>
+      </w:r>
+      <w:r>
+        <w:t>A 6–8 slide orientation deck, a scheduled kickoff with a Teams link, and a team announcement draft for Sofia Alvarez, Zava's new HR Coordinator.</w:t>
       </w:r>
     </w:p>
     <w:p>
@@ -8917,7 +9283,10 @@
         <w:t>Communicate</w:t>
       </w:r>
       <w:r>
-        <w:t xml:space="preserve"> → team announcement draft</w:t>
+        <w:t xml:space="preserve"> → team </w:t>
+      </w:r>
+      <w:r>
+        <w:t>announcement draft</w:t>
       </w:r>
     </w:p>
     <w:p>
@@ -9010,7 +9379,7 @@
         <w:t>next Monday</w:t>
       </w:r>
       <w:r>
-        <w:t>, and you're getting her first day ready. (Sofia is fictional and has no account in the tenant, so nothing reaches her.)</w:t>
+        <w:t>, and you're getting her first day ready. (Sofia is fictional, so invite and address only yourself, and nothing reaches anyone.)</w:t>
       </w:r>
     </w:p>
     <w:p>
@@ -9027,7 +9396,10 @@
         <w:pStyle w:val="FirstParagraph"/>
       </w:pPr>
       <w:r>
-        <w:t xml:space="preserve">📎 Attach </w:t>
+        <w:t>📎</w:t>
+      </w:r>
+      <w:r>
+        <w:t xml:space="preserve"> Attach </w:t>
       </w:r>
       <w:r>
         <w:rPr>
@@ -9275,7 +9647,7 @@
         <w:t>Calendar</w:t>
       </w:r>
       <w:r>
-        <w:t xml:space="preserve"> skill chip load. In this shared tenant, invite </w:t>
+        <w:t xml:space="preserve"> skill chip load. This is your real calendar, so invite </w:t>
       </w:r>
       <w:r>
         <w:rPr>
@@ -9285,7 +9657,7 @@
         <w:t>yourself</w:t>
       </w:r>
       <w:r>
-        <w:t xml:space="preserve"> only — don't add real people.</w:t>
+        <w:t xml:space="preserve"> only; don't add real people.</w:t>
       </w:r>
     </w:p>
     <w:p>
@@ -9375,7 +9747,10 @@
         <w:pStyle w:val="BodyText"/>
       </w:pPr>
       <w:r>
-        <w:t xml:space="preserve">✅ </w:t>
+        <w:t>✅</w:t>
+      </w:r>
+      <w:r>
+        <w:t xml:space="preserve"> </w:t>
       </w:r>
       <w:r>
         <w:rPr>
@@ -9397,6 +9772,7 @@
           <w:b/>
           <w:bCs/>
         </w:rPr>
+        <w:lastRenderedPageBreak/>
         <w:t>Discuss:</w:t>
       </w:r>
       <w:r>
@@ -9430,7 +9806,7 @@
     </w:p>
     <w:p>
       <w:r>
-        <w:pict w14:anchorId="703F09BE">
+        <w:pict w14:anchorId="052C7493">
           <v:rect id="_x0000_i1034" style="width:0;height:1.5pt" o:hralign="center" o:hrstd="t" o:hr="t"/>
         </w:pict>
       </w:r>
@@ -9440,7 +9816,7 @@
         <w:pStyle w:val="Heading2"/>
       </w:pPr>
       <w:bookmarkStart w:id="42" w:name="exercise-7--automate--share-15-min"/>
-      <w:bookmarkStart w:id="43" w:name="_Toc241949448"/>
+      <w:bookmarkStart w:id="43" w:name="_Toc241956553"/>
       <w:bookmarkEnd w:id="37"/>
       <w:bookmarkEnd w:id="41"/>
       <w:r>
@@ -9494,7 +9870,6 @@
           <w:b/>
           <w:bCs/>
         </w:rPr>
-        <w:lastRenderedPageBreak/>
         <w:t>Goal:</w:t>
       </w:r>
       <w:r>
@@ -9590,7 +9965,10 @@
         <w:t>Monitor</w:t>
       </w:r>
       <w:r>
-        <w:t xml:space="preserve"> → Runs &amp; Manage schedules · 3. </w:t>
+        <w:t xml:space="preserve"> </w:t>
+      </w:r>
+      <w:r>
+        <w:t xml:space="preserve">→ Runs &amp; Manage schedules · 3. </w:t>
       </w:r>
       <w:r>
         <w:rPr>
@@ -9791,7 +10169,13 @@
         <w:rPr>
           <w:rStyle w:val="PromptSource"/>
         </w:rPr>
-        <w:t xml:space="preserve"> in my OneDrive folder </w:t>
+        <w:t xml:space="preserve"> </w:t>
+      </w:r>
+      <w:r>
+        <w:rPr>
+          <w:rStyle w:val="PromptSource"/>
+        </w:rPr>
+        <w:t xml:space="preserve">in my OneDrive folder </w:t>
       </w:r>
       <w:r>
         <w:rPr>
@@ -9924,7 +10308,10 @@
         </w:numPr>
       </w:pPr>
       <w:r>
-        <w:t xml:space="preserve">✅ </w:t>
+        <w:t>✅</w:t>
+      </w:r>
+      <w:r>
+        <w:t xml:space="preserve"> </w:t>
       </w:r>
       <w:r>
         <w:rPr>
@@ -9944,7 +10331,10 @@
         <w:t>Active</w:t>
       </w:r>
       <w:r>
-        <w:t xml:space="preserve"> weekly schedule under </w:t>
+        <w:t xml:space="preserve"> </w:t>
+      </w:r>
+      <w:r>
+        <w:t xml:space="preserve">weekly schedule under </w:t>
       </w:r>
       <w:r>
         <w:rPr>
@@ -10103,7 +10493,7 @@
         <w:t>Share</w:t>
       </w:r>
       <w:r>
-        <w:t xml:space="preserve">. Since we all share one tenant, either keep it </w:t>
+        <w:t xml:space="preserve">. Everyone here is in the same tenant, so either keep it </w:t>
       </w:r>
       <w:r>
         <w:rPr>
@@ -10113,7 +10503,10 @@
         <w:t>"Only you"</w:t>
       </w:r>
       <w:r>
-        <w:t xml:space="preserve"> or share to </w:t>
+        <w:t xml:space="preserve"> </w:t>
+      </w:r>
+      <w:r>
+        <w:t xml:space="preserve">or share to </w:t>
       </w:r>
       <w:r>
         <w:rPr>
@@ -10167,7 +10560,10 @@
         </w:numPr>
       </w:pPr>
       <w:r>
-        <w:t xml:space="preserve">✅ </w:t>
+        <w:t>✅</w:t>
+      </w:r>
+      <w:r>
+        <w:t xml:space="preserve"> </w:t>
       </w:r>
       <w:r>
         <w:rPr>
@@ -10189,6 +10585,7 @@
           <w:b/>
           <w:bCs/>
         </w:rPr>
+        <w:lastRenderedPageBreak/>
         <w:t>Discuss:</w:t>
       </w:r>
       <w:r>
@@ -10232,7 +10629,7 @@
     </w:p>
     <w:p>
       <w:r>
-        <w:pict w14:anchorId="3D65A533">
+        <w:pict w14:anchorId="1580E879">
           <v:rect id="_x0000_i1035" style="width:0;height:1.5pt" o:hralign="center" o:hrstd="t" o:hr="t"/>
         </w:pict>
       </w:r>
@@ -10242,12 +10639,14 @@
         <w:pStyle w:val="Heading2"/>
       </w:pPr>
       <w:bookmarkStart w:id="47" w:name="Xe1b23373e9a2acd1ab99bbefc4c291e916a0b16"/>
-      <w:bookmarkStart w:id="48" w:name="_Toc241949449"/>
+      <w:bookmarkStart w:id="48" w:name="_Toc241956554"/>
       <w:bookmarkEnd w:id="42"/>
       <w:bookmarkEnd w:id="46"/>
       <w:r>
-        <w:lastRenderedPageBreak/>
-        <w:t>🔌 Spotlight — Extend Cowork with HR plugins (5 min, no hands-on)</w:t>
+        <w:t>🔌</w:t>
+      </w:r>
+      <w:r>
+        <w:t xml:space="preserve"> Spotlight — Extend Cowork with HR plugins (5 min, no hands-on)</w:t>
       </w:r>
       <w:bookmarkEnd w:id="48"/>
     </w:p>
@@ -10308,22 +10707,22 @@
           <w:noProof/>
         </w:rPr>
         <w:drawing>
-          <wp:inline distT="0" distB="0" distL="0" distR="0" wp14:anchorId="7F7F7402" wp14:editId="579272CD">
+          <wp:inline distT="0" distB="0" distL="0" distR="0" wp14:anchorId="0D631EDC" wp14:editId="2EA39A8A">
             <wp:extent cx="6210300" cy="3261914"/>
             <wp:effectExtent l="0" t="0" r="0" b="0"/>
-            <wp:docPr id="61" name="Picture" descr="The Cowork Customize page with the Plugins tab selected, showing installed plugins with on/off toggles."/>
+            <wp:docPr id="64" name="Picture" descr="The Cowork Customize page with the Plugins tab selected, showing installed plugins with on/off toggles."/>
             <wp:cNvGraphicFramePr/>
             <a:graphic xmlns:a="http://schemas.openxmlformats.org/drawingml/2006/main">
               <a:graphicData uri="http://schemas.openxmlformats.org/drawingml/2006/picture">
                 <pic:pic xmlns:pic="http://schemas.openxmlformats.org/drawingml/2006/picture">
                   <pic:nvPicPr>
-                    <pic:cNvPr id="62" name="Picture" descr="../reference/media/customize-plugins.png"/>
+                    <pic:cNvPr id="65" name="Picture" descr="../reference/media/customize-plugins.png"/>
                     <pic:cNvPicPr>
                       <a:picLocks noChangeAspect="1" noChangeArrowheads="1"/>
                     </pic:cNvPicPr>
                   </pic:nvPicPr>
                   <pic:blipFill>
-                    <a:blip r:embed="rId22"/>
+                    <a:blip r:embed="rId23"/>
                     <a:stretch>
                       <a:fillRect/>
                     </a:stretch>
@@ -10552,9 +10951,12 @@
         <w:t>own HR system</w:t>
       </w:r>
       <w:r>
-        <w:t xml:space="preserve"> connected through an MCP server. Full list: </w:t>
-      </w:r>
-      <w:hyperlink r:id="rId23">
+        <w:t xml:space="preserve"> </w:t>
+      </w:r>
+      <w:r>
+        <w:t xml:space="preserve">connected through an MCP server. Full list: </w:t>
+      </w:r>
+      <w:hyperlink r:id="rId24">
         <w:r>
           <w:rPr>
             <w:rStyle w:val="Hyperlink"/>
@@ -10579,7 +10981,14 @@
           <w:b/>
           <w:bCs/>
         </w:rPr>
-        <w:t>⭐ SAP SuccessFactors?</w:t>
+        <w:t>⭐</w:t>
+      </w:r>
+      <w:r>
+        <w:rPr>
+          <w:b/>
+          <w:bCs/>
+        </w:rPr>
+        <w:t xml:space="preserve"> SAP SuccessFactors?</w:t>
       </w:r>
       <w:r>
         <w:t xml:space="preserve"> No SuccessFactors plugin is in the Cowork catalog yet. Today, use the </w:t>
@@ -10603,98 +11012,6 @@
       </w:r>
       <w:r>
         <w:t xml:space="preserve"> with an MCP connector. Details in </w:t>
-      </w:r>
-      <w:hyperlink r:id="rId24">
-        <w:r>
-          <w:rPr>
-            <w:rStyle w:val="Hyperlink"/>
-          </w:rPr>
-          <w:t>reference/09-plugins.docx</w:t>
-        </w:r>
-      </w:hyperlink>
-      <w:r>
-        <w:t>.</w:t>
-      </w:r>
-    </w:p>
-    <w:p>
-      <w:pPr>
-        <w:pStyle w:val="Compact"/>
-        <w:numPr>
-          <w:ilvl w:val="0"/>
-          <w:numId w:val="39"/>
-        </w:numPr>
-      </w:pPr>
-      <w:r>
-        <w:rPr>
-          <w:b/>
-          <w:bCs/>
-        </w:rPr>
-        <w:t>Imagine:</w:t>
-      </w:r>
-      <w:r>
-        <w:t xml:space="preserve"> "Which open tickets in </w:t>
-      </w:r>
-      <w:r>
-        <w:rPr>
-          <w:rStyle w:val="VerbatimChar"/>
-        </w:rPr>
-        <w:t>hr-tickets-sample.xlsx</w:t>
-      </w:r>
-      <w:r>
-        <w:t xml:space="preserve"> are payroll issues? Check each employee's latest pay run and draft a reply." With a payroll plugin, Cowork answers T-2008 from the spreadsheet </w:t>
-      </w:r>
-      <w:r>
-        <w:rPr>
-          <w:b/>
-          <w:bCs/>
-        </w:rPr>
-        <w:t>and</w:t>
-      </w:r>
-      <w:r>
-        <w:t xml:space="preserve"> live payroll data, then waits for your approval.</w:t>
-      </w:r>
-    </w:p>
-    <w:p>
-      <w:pPr>
-        <w:pStyle w:val="Compact"/>
-        <w:numPr>
-          <w:ilvl w:val="0"/>
-          <w:numId w:val="39"/>
-        </w:numPr>
-      </w:pPr>
-      <w:r>
-        <w:rPr>
-          <w:b/>
-          <w:bCs/>
-        </w:rPr>
-        <w:t>Why it matters:</w:t>
-      </w:r>
-      <w:r>
-        <w:t xml:space="preserve"> fewer copy-and-paste hand-offs between systems; consistent answers across the team; governed by IT (approval, deployment, Purview audit logs); and no extra access, because each connector uses </w:t>
-      </w:r>
-      <w:r>
-        <w:rPr>
-          <w:b/>
-          <w:bCs/>
-        </w:rPr>
-        <w:t>your own sign-in</w:t>
-      </w:r>
-      <w:r>
-        <w:t>.</w:t>
-      </w:r>
-    </w:p>
-    <w:p>
-      <w:pPr>
-        <w:pStyle w:val="BodyText"/>
-        <w:pBdr>
-          <w:left w:val="single" w:sz="18" w:space="8" w:color="3B1041"/>
-        </w:pBdr>
-        <w:shd w:val="clear" w:color="auto" w:fill="FBF6FD"/>
-        <w:spacing w:before="30" w:after="30"/>
-        <w:ind w:left="288" w:right="144"/>
-      </w:pPr>
-      <w:r>
-        <w:t xml:space="preserve">Don't add or upload plugins in the shared workshop tenant; most plugins need admin approval. Details, the full example, and how IT can build an HR plugin: </w:t>
       </w:r>
       <w:hyperlink r:id="rId25">
         <w:r>
@@ -10709,24 +11026,75 @@
       </w:r>
     </w:p>
     <w:p>
-      <w:r>
-        <w:pict w14:anchorId="284B08E7">
-          <v:rect id="_x0000_i1036" style="width:0;height:1.5pt" o:hralign="center" o:hrstd="t" o:hr="t"/>
-        </w:pict>
-      </w:r>
-    </w:p>
-    <w:p>
-      <w:pPr>
-        <w:pStyle w:val="Heading2"/>
-      </w:pPr>
-      <w:bookmarkStart w:id="49" w:name="Xdd19a083c7c4832db36b8e6e8282dd21006c5ab"/>
-      <w:bookmarkStart w:id="50" w:name="_Toc241949450"/>
-      <w:bookmarkEnd w:id="47"/>
-      <w:r>
+      <w:pPr>
+        <w:pStyle w:val="Compact"/>
+        <w:numPr>
+          <w:ilvl w:val="0"/>
+          <w:numId w:val="39"/>
+        </w:numPr>
+      </w:pPr>
+      <w:r>
+        <w:rPr>
+          <w:b/>
+          <w:bCs/>
+        </w:rPr>
+        <w:t>Imagine:</w:t>
+      </w:r>
+      <w:r>
+        <w:t xml:space="preserve"> </w:t>
+      </w:r>
+      <w:r>
+        <w:t xml:space="preserve">"Which open tickets in </w:t>
+      </w:r>
+      <w:r>
+        <w:rPr>
+          <w:rStyle w:val="VerbatimChar"/>
+        </w:rPr>
+        <w:t>hr-tickets-sample.xlsx</w:t>
+      </w:r>
+      <w:r>
+        <w:t xml:space="preserve"> are payroll issues? Check each employee's latest pay run and draft a reply." With a payroll plugin, Cowork answers T-2008 from the spreadsheet </w:t>
+      </w:r>
+      <w:r>
+        <w:rPr>
+          <w:b/>
+          <w:bCs/>
+        </w:rPr>
+        <w:t>and</w:t>
+      </w:r>
+      <w:r>
+        <w:t xml:space="preserve"> live payroll data, then waits for your approval.</w:t>
+      </w:r>
+    </w:p>
+    <w:p>
+      <w:pPr>
+        <w:pStyle w:val="Compact"/>
+        <w:numPr>
+          <w:ilvl w:val="0"/>
+          <w:numId w:val="39"/>
+        </w:numPr>
+      </w:pPr>
+      <w:r>
+        <w:rPr>
+          <w:b/>
+          <w:bCs/>
+        </w:rPr>
         <w:lastRenderedPageBreak/>
-        <w:t>Exercise 8 — Build a Policy Agent with Copilot Agent Builder (20 min)</w:t>
-      </w:r>
-      <w:bookmarkEnd w:id="50"/>
+        <w:t>Why it matters:</w:t>
+      </w:r>
+      <w:r>
+        <w:t xml:space="preserve"> fewer copy-and-paste hand-offs between systems; consistent answers across the team; governed by IT (approval, deployment, Purview audit logs); and no extra access, because each connector uses </w:t>
+      </w:r>
+      <w:r>
+        <w:rPr>
+          <w:b/>
+          <w:bCs/>
+        </w:rPr>
+        <w:t>your own sign-in</w:t>
+      </w:r>
+      <w:r>
+        <w:t>.</w:t>
+      </w:r>
     </w:p>
     <w:p>
       <w:pPr>
@@ -10739,45 +11107,65 @@
         <w:ind w:left="288" w:right="144"/>
       </w:pPr>
       <w:r>
-        <w:rPr>
-          <w:b/>
-          <w:bCs/>
-        </w:rPr>
-        <w:t>Scenario card — Ex 08 · HR Policy Agent</w:t>
-      </w:r>
-      <w:r>
-        <w:t xml:space="preserve"> · Function: </w:t>
-      </w:r>
-      <w:r>
-        <w:rPr>
-          <w:b/>
-          <w:bCs/>
-        </w:rPr>
-        <w:t>Non-Cowork · Copilot Agent Builder</w:t>
-      </w:r>
-    </w:p>
-    <w:p>
-      <w:pPr>
-        <w:pStyle w:val="Compact"/>
-        <w:numPr>
-          <w:ilvl w:val="0"/>
-          <w:numId w:val="40"/>
-        </w:numPr>
+        <w:t xml:space="preserve">Don't add or upload plugins in the shared workshop tenant; most plugins need admin approval. Details, the full example, and how IT can build an HR plugin: </w:t>
+      </w:r>
+      <w:hyperlink r:id="rId26">
+        <w:r>
+          <w:rPr>
+            <w:rStyle w:val="Hyperlink"/>
+          </w:rPr>
+          <w:t>reference/09-plugins.docx</w:t>
+        </w:r>
+      </w:hyperlink>
+      <w:r>
+        <w:t>.</w:t>
+      </w:r>
+    </w:p>
+    <w:p>
+      <w:r>
+        <w:pict w14:anchorId="556C77F3">
+          <v:rect id="_x0000_i1036" style="width:0;height:1.5pt" o:hralign="center" o:hrstd="t" o:hr="t"/>
+        </w:pict>
+      </w:r>
+    </w:p>
+    <w:p>
+      <w:pPr>
+        <w:pStyle w:val="Heading2"/>
+      </w:pPr>
+      <w:bookmarkStart w:id="49" w:name="Xdd19a083c7c4832db36b8e6e8282dd21006c5ab"/>
+      <w:bookmarkStart w:id="50" w:name="_Toc241956555"/>
+      <w:bookmarkEnd w:id="47"/>
+      <w:r>
+        <w:t>Exercise 8 — Build a Policy Agent with Copilot Agent Builder (20 min)</w:t>
+      </w:r>
+      <w:bookmarkEnd w:id="50"/>
+    </w:p>
+    <w:p>
+      <w:pPr>
+        <w:pStyle w:val="BodyText"/>
         <w:pBdr>
           <w:left w:val="single" w:sz="18" w:space="8" w:color="3B1041"/>
         </w:pBdr>
         <w:shd w:val="clear" w:color="auto" w:fill="FBF6FD"/>
         <w:spacing w:before="30" w:after="30"/>
-      </w:pPr>
-      <w:r>
-        <w:rPr>
-          <w:b/>
-          <w:bCs/>
-        </w:rPr>
-        <w:t>Goal:</w:t>
-      </w:r>
-      <w:r>
-        <w:t xml:space="preserve"> Stand up a reusable Q&amp;A agent employees can chat with to get sourced policy answers.</w:t>
+        <w:ind w:left="288" w:right="144"/>
+      </w:pPr>
+      <w:r>
+        <w:rPr>
+          <w:b/>
+          <w:bCs/>
+        </w:rPr>
+        <w:t>Scenario card — Ex 08 · HR Policy Agent</w:t>
+      </w:r>
+      <w:r>
+        <w:t xml:space="preserve"> · Function: </w:t>
+      </w:r>
+      <w:r>
+        <w:rPr>
+          <w:b/>
+          <w:bCs/>
+        </w:rPr>
+        <w:t>Non-Cowork · Copilot Agent Builder</w:t>
       </w:r>
     </w:p>
     <w:p>
@@ -10798,20 +11186,10 @@
           <w:b/>
           <w:bCs/>
         </w:rPr>
-        <w:t>Output:</w:t>
-      </w:r>
-      <w:r>
-        <w:t xml:space="preserve"> A working </w:t>
-      </w:r>
-      <w:r>
-        <w:rPr>
-          <w:i/>
-          <w:iCs/>
-        </w:rPr>
-        <w:t>HR Policy Agent</w:t>
-      </w:r>
-      <w:r>
-        <w:t xml:space="preserve"> in Microsoft 365 Copilot, grounded in Zava's HR documents, that cites sources and declines out-of-scope questions.</w:t>
+        <w:t>Goal:</w:t>
+      </w:r>
+      <w:r>
+        <w:t xml:space="preserve"> Stand up a reusable Q&amp;A agent employees can chat with to get sourced policy answers.</w:t>
       </w:r>
     </w:p>
     <w:p>
@@ -10832,30 +11210,20 @@
           <w:b/>
           <w:bCs/>
         </w:rPr>
-        <w:t>Why Agent Builder (not Cowork)?</w:t>
-      </w:r>
-      <w:r>
-        <w:t xml:space="preserve"> A Cowork skill helps </w:t>
-      </w:r>
-      <w:r>
-        <w:rPr>
-          <w:b/>
-          <w:bCs/>
-        </w:rPr>
-        <w:t>you</w:t>
-      </w:r>
-      <w:r>
-        <w:t xml:space="preserve"> in your own tasks. An agent is a standalone helper </w:t>
-      </w:r>
-      <w:r>
-        <w:rPr>
-          <w:b/>
-          <w:bCs/>
-        </w:rPr>
-        <w:t>other people</w:t>
-      </w:r>
-      <w:r>
-        <w:t xml:space="preserve"> use directly in Copilot — built with no code via Describe → Configure → Try it, then shared or published.</w:t>
+        <w:t>Output:</w:t>
+      </w:r>
+      <w:r>
+        <w:t xml:space="preserve"> A working </w:t>
+      </w:r>
+      <w:r>
+        <w:rPr>
+          <w:i/>
+          <w:iCs/>
+        </w:rPr>
+        <w:t>HR Policy Agent</w:t>
+      </w:r>
+      <w:r>
+        <w:t xml:space="preserve"> in Microsoft 365 Copilot, grounded in Zava's HR documents, that cites sources and declines out-of-scope questions.</w:t>
       </w:r>
     </w:p>
     <w:p>
@@ -10876,50 +11244,30 @@
           <w:b/>
           <w:bCs/>
         </w:rPr>
-        <w:t>Workflow:</w:t>
-      </w:r>
-      <w:r>
-        <w:t xml:space="preserve"> 1. </w:t>
-      </w:r>
-      <w:r>
-        <w:rPr>
-          <w:b/>
-          <w:bCs/>
-        </w:rPr>
-        <w:t>Describe</w:t>
-      </w:r>
-      <w:r>
-        <w:t xml:space="preserve"> → define the agent in plain language · 2. </w:t>
-      </w:r>
-      <w:r>
-        <w:rPr>
-          <w:b/>
-          <w:bCs/>
-        </w:rPr>
-        <w:t>Configure</w:t>
-      </w:r>
-      <w:r>
-        <w:t xml:space="preserve"> → name, instructions, knowledge, prompts · 3. </w:t>
-      </w:r>
-      <w:r>
-        <w:rPr>
-          <w:b/>
-          <w:bCs/>
-        </w:rPr>
-        <w:t>Try it</w:t>
-      </w:r>
-      <w:r>
-        <w:t xml:space="preserve"> → test in-scope and out-of-scope · 4. </w:t>
-      </w:r>
-      <w:r>
-        <w:rPr>
-          <w:b/>
-          <w:bCs/>
-        </w:rPr>
-        <w:t>Share</w:t>
-      </w:r>
-      <w:r>
-        <w:t xml:space="preserve"> → share or publish (optional)</w:t>
+        <w:t>Why Agent Builder (not Cowork)?</w:t>
+      </w:r>
+      <w:r>
+        <w:t xml:space="preserve"> A Cowork skill helps </w:t>
+      </w:r>
+      <w:r>
+        <w:rPr>
+          <w:b/>
+          <w:bCs/>
+        </w:rPr>
+        <w:t>you</w:t>
+      </w:r>
+      <w:r>
+        <w:t xml:space="preserve"> in your own tasks. An agent is a standalone helper </w:t>
+      </w:r>
+      <w:r>
+        <w:rPr>
+          <w:b/>
+          <w:bCs/>
+        </w:rPr>
+        <w:t>other people</w:t>
+      </w:r>
+      <w:r>
+        <w:t xml:space="preserve"> use directly in Copilot — built with no code via Describe → Configure → Try it, then shared or published.</w:t>
       </w:r>
     </w:p>
     <w:p>
@@ -10940,10 +11288,50 @@
           <w:b/>
           <w:bCs/>
         </w:rPr>
-        <w:t>Data sources:</w:t>
-      </w:r>
-      <w:r>
-        <w:t xml:space="preserve"> SharePoint / files (Zava handbook &amp; benefits)</w:t>
+        <w:t>Workflow:</w:t>
+      </w:r>
+      <w:r>
+        <w:t xml:space="preserve"> 1. </w:t>
+      </w:r>
+      <w:r>
+        <w:rPr>
+          <w:b/>
+          <w:bCs/>
+        </w:rPr>
+        <w:t>Describe</w:t>
+      </w:r>
+      <w:r>
+        <w:t xml:space="preserve"> → define the agent in plain language · 2. </w:t>
+      </w:r>
+      <w:r>
+        <w:rPr>
+          <w:b/>
+          <w:bCs/>
+        </w:rPr>
+        <w:t>Configure</w:t>
+      </w:r>
+      <w:r>
+        <w:t xml:space="preserve"> → name, instructions, knowledge, prompts · 3. </w:t>
+      </w:r>
+      <w:r>
+        <w:rPr>
+          <w:b/>
+          <w:bCs/>
+        </w:rPr>
+        <w:t>Try it</w:t>
+      </w:r>
+      <w:r>
+        <w:t xml:space="preserve"> → test in-scope and out-of-scope · 4. </w:t>
+      </w:r>
+      <w:r>
+        <w:rPr>
+          <w:b/>
+          <w:bCs/>
+        </w:rPr>
+        <w:t>Share</w:t>
+      </w:r>
+      <w:r>
+        <w:t xml:space="preserve"> → share or publish (optional)</w:t>
       </w:r>
     </w:p>
     <w:p>
@@ -10964,6 +11352,30 @@
           <w:b/>
           <w:bCs/>
         </w:rPr>
+        <w:t>Data sources:</w:t>
+      </w:r>
+      <w:r>
+        <w:t xml:space="preserve"> SharePoint / files (Zava handbook &amp; benefits)</w:t>
+      </w:r>
+    </w:p>
+    <w:p>
+      <w:pPr>
+        <w:pStyle w:val="Compact"/>
+        <w:numPr>
+          <w:ilvl w:val="0"/>
+          <w:numId w:val="40"/>
+        </w:numPr>
+        <w:pBdr>
+          <w:left w:val="single" w:sz="18" w:space="8" w:color="3B1041"/>
+        </w:pBdr>
+        <w:shd w:val="clear" w:color="auto" w:fill="FBF6FD"/>
+        <w:spacing w:before="30" w:after="30"/>
+      </w:pPr>
+      <w:r>
+        <w:rPr>
+          <w:b/>
+          <w:bCs/>
+        </w:rPr>
         <w:t>You'll learn:</w:t>
       </w:r>
       <w:r>
@@ -11017,7 +11429,7 @@
       <w:r>
         <w:t xml:space="preserve">. Background &amp; the skill-vs-agent comparison: </w:t>
       </w:r>
-      <w:hyperlink r:id="rId26">
+      <w:hyperlink r:id="rId27">
         <w:r>
           <w:rPr>
             <w:rStyle w:val="Hyperlink"/>
@@ -11057,7 +11469,10 @@
         <w:t>you</w:t>
       </w:r>
       <w:r>
-        <w:t xml:space="preserve"> in your own Cowork sessions. An </w:t>
+        <w:t xml:space="preserve"> </w:t>
+      </w:r>
+      <w:r>
+        <w:t xml:space="preserve">in your own Cowork sessions. An </w:t>
       </w:r>
       <w:r>
         <w:rPr>
@@ -11183,7 +11598,13 @@
         <w:rPr>
           <w:rStyle w:val="PromptGoal"/>
         </w:rPr>
-        <w:t xml:space="preserve"> that answers employee questions about company policies and benefits — PTO, remote/hybrid work, benefits enrollment, overtime, and the code of conduct</w:t>
+        <w:t xml:space="preserve"> that answers employee questions about company policies and benefits </w:t>
+      </w:r>
+      <w:r>
+        <w:rPr>
+          <w:rStyle w:val="PromptGoal"/>
+        </w:rPr>
+        <w:t>— PTO, remote/hybrid work, benefits enrollment, overtime, and the code of conduct</w:t>
       </w:r>
       <w:r>
         <w:t xml:space="preserve"> — </w:t>
@@ -11274,10 +11695,14 @@
           <w:b/>
           <w:bCs/>
         </w:rPr>
+        <w:lastRenderedPageBreak/>
         <w:t>Instructions:</w:t>
       </w:r>
       <w:r>
-        <w:t xml:space="preserve"> answer format </w:t>
+        <w:t xml:space="preserve"> </w:t>
+      </w:r>
+      <w:r>
+        <w:t xml:space="preserve">answer format </w:t>
       </w:r>
       <w:r>
         <w:rPr>
@@ -11373,7 +11798,6 @@
           <w:b/>
           <w:bCs/>
         </w:rPr>
-        <w:lastRenderedPageBreak/>
         <w:t>Suggested prompts:</w:t>
       </w:r>
       <w:r>
@@ -11477,7 +11901,10 @@
         <w:pStyle w:val="BodyText"/>
       </w:pPr>
       <w:r>
-        <w:t xml:space="preserve">✅ </w:t>
+        <w:t>✅</w:t>
+      </w:r>
+      <w:r>
+        <w:t xml:space="preserve"> </w:t>
       </w:r>
       <w:r>
         <w:rPr>
@@ -11542,7 +11969,7 @@
     </w:p>
     <w:p>
       <w:r>
-        <w:pict w14:anchorId="61A14502">
+        <w:pict w14:anchorId="3D427A9F">
           <v:rect id="_x0000_i1037" style="width:0;height:1.5pt" o:hralign="center" o:hrstd="t" o:hr="t"/>
         </w:pict>
       </w:r>
@@ -11552,7 +11979,7 @@
         <w:pStyle w:val="Heading2"/>
       </w:pPr>
       <w:bookmarkStart w:id="56" w:name="wrap-up-5-min"/>
-      <w:bookmarkStart w:id="57" w:name="_Toc241949451"/>
+      <w:bookmarkStart w:id="57" w:name="_Toc241956556"/>
       <w:bookmarkEnd w:id="49"/>
       <w:bookmarkEnd w:id="55"/>
       <w:r>
@@ -11697,7 +12124,7 @@
       <w:r>
         <w:t xml:space="preserve"> (</w:t>
       </w:r>
-      <w:hyperlink r:id="rId27">
+      <w:hyperlink r:id="rId28">
         <w:r>
           <w:rPr>
             <w:rStyle w:val="Hyperlink"/>
@@ -11720,7 +12147,7 @@
       <w:r>
         <w:t>Remember the golden rules (</w:t>
       </w:r>
-      <w:hyperlink r:id="rId28">
+      <w:hyperlink r:id="rId29">
         <w:r>
           <w:rPr>
             <w:rStyle w:val="Hyperlink"/>
@@ -11736,7 +12163,7 @@
           <w:b/>
           <w:bCs/>
         </w:rPr>
-        <w:t>draft, review, approve at checkpoints, cite and confirm, no real PII in practice.</w:t>
+        <w:t>draft, review, approve at checkpoints, cite and confirm, keep real data private.</w:t>
       </w:r>
     </w:p>
     <w:p>
@@ -11786,7 +12213,7 @@
       <w:r>
         <w:t xml:space="preserve"> you'll receive </w:t>
       </w:r>
-      <w:hyperlink r:id="rId29">
+      <w:hyperlink r:id="rId30">
         <w:r>
           <w:rPr>
             <w:rStyle w:val="Hyperlink"/>
@@ -11804,6 +12231,7 @@
       </w:pPr>
       <w:bookmarkStart w:id="58" w:name="if-you-get-stuck"/>
       <w:r>
+        <w:lastRenderedPageBreak/>
         <w:t>If you get stuck</w:t>
       </w:r>
     </w:p>
@@ -11818,7 +12246,7 @@
       <w:r>
         <w:t xml:space="preserve">Cowork toggle missing or no response → </w:t>
       </w:r>
-      <w:hyperlink r:id="rId30">
+      <w:hyperlink r:id="rId31">
         <w:r>
           <w:rPr>
             <w:rStyle w:val="Hyperlink"/>
@@ -11871,14 +12299,102 @@
         <w:t>Stretch</w:t>
       </w:r>
       <w:r>
-        <w:t xml:space="preserve"> prompts above.</w:t>
+        <w:t xml:space="preserve"> prompt at the end of each exercise: </w:t>
+      </w:r>
+      <w:hyperlink w:anchor="X32d5feb5c42a67d990bbf5c51199fb4ed691306">
+        <w:r>
+          <w:rPr>
+            <w:rStyle w:val="Hyperlink"/>
+          </w:rPr>
+          <w:t>Ex 1</w:t>
+        </w:r>
+      </w:hyperlink>
+      <w:r>
+        <w:t xml:space="preserve"> · </w:t>
+      </w:r>
+      <w:hyperlink w:anchor="X3bc279fb422ae0c320998ddb1f4965378ddecb6">
+        <w:r>
+          <w:rPr>
+            <w:rStyle w:val="Hyperlink"/>
+          </w:rPr>
+          <w:t>Ex 2</w:t>
+        </w:r>
+      </w:hyperlink>
+      <w:r>
+        <w:t xml:space="preserve"> · </w:t>
+      </w:r>
+      <w:hyperlink w:anchor="X01d412a0f2e13c2810eaf63626ad375735c7ae4">
+        <w:r>
+          <w:rPr>
+            <w:rStyle w:val="Hyperlink"/>
+          </w:rPr>
+          <w:t>Ex 3</w:t>
+        </w:r>
+      </w:hyperlink>
+      <w:r>
+        <w:t xml:space="preserve"> · </w:t>
+      </w:r>
+      <w:hyperlink w:anchor="X9116c4916658806051619465b6a84d1f6bc9a0f">
+        <w:r>
+          <w:rPr>
+            <w:rStyle w:val="Hyperlink"/>
+          </w:rPr>
+          <w:t>Ex 4</w:t>
+        </w:r>
+      </w:hyperlink>
+      <w:r>
+        <w:t xml:space="preserve"> · </w:t>
+      </w:r>
+      <w:hyperlink w:anchor="X760f3e0179454091390b23f90bebafb9e8f1201">
+        <w:r>
+          <w:rPr>
+            <w:rStyle w:val="Hyperlink"/>
+          </w:rPr>
+          <w:t>Ex 5</w:t>
+        </w:r>
+      </w:hyperlink>
+      <w:r>
+        <w:t xml:space="preserve"> · </w:t>
+      </w:r>
+      <w:hyperlink w:anchor="Xf7f32dcfb537d7c4ae5b893dda38a88c9f0e2b6">
+        <w:r>
+          <w:rPr>
+            <w:rStyle w:val="Hyperlink"/>
+          </w:rPr>
+          <w:t>Ex 6</w:t>
+        </w:r>
+      </w:hyperlink>
+      <w:r>
+        <w:t xml:space="preserve"> · </w:t>
+      </w:r>
+      <w:hyperlink w:anchor="exercise-7--automate--share-15-min">
+        <w:r>
+          <w:rPr>
+            <w:rStyle w:val="Hyperlink"/>
+          </w:rPr>
+          <w:t>Ex 7</w:t>
+        </w:r>
+      </w:hyperlink>
+      <w:r>
+        <w:t xml:space="preserve"> · </w:t>
+      </w:r>
+      <w:hyperlink w:anchor="Xdd19a083c7c4832db36b8e6e8282dd21006c5ab">
+        <w:r>
+          <w:rPr>
+            <w:rStyle w:val="Hyperlink"/>
+          </w:rPr>
+          <w:t>Ex 8</w:t>
+        </w:r>
+      </w:hyperlink>
+      <w:r>
+        <w:t>.</w:t>
       </w:r>
       <w:bookmarkEnd w:id="0"/>
       <w:bookmarkEnd w:id="56"/>
       <w:bookmarkEnd w:id="58"/>
     </w:p>
     <w:sectPr>
-      <w:footerReference w:type="default" r:id="rId31"/>
+      <w:footerReference w:type="default" r:id="rId32"/>
       <w:footnotePr>
         <w:numRestart w:val="eachSect"/>
       </w:footnotePr>
@@ -11998,7 +12514,7 @@
   <w:abstractNum w:abstractNumId="0" w15:restartNumberingAfterBreak="0">
     <w:nsid w:val="0000A990"/>
     <w:multiLevelType w:val="multilevel"/>
-    <w:tmpl w:val="026A0B6A"/>
+    <w:tmpl w:val="6C5ECF3C"/>
     <w:lvl w:ilvl="0">
       <w:numFmt w:val="bullet"/>
       <w:lvlText w:val=" "/>
@@ -12075,7 +12591,7 @@
   <w:abstractNum w:abstractNumId="1" w15:restartNumberingAfterBreak="0">
     <w:nsid w:val="0000A991"/>
     <w:multiLevelType w:val="multilevel"/>
-    <w:tmpl w:val="D1D6808C"/>
+    <w:tmpl w:val="6EC860EA"/>
     <w:lvl w:ilvl="0">
       <w:numFmt w:val="bullet"/>
       <w:lvlText w:val=""/>
@@ -12179,7 +12695,7 @@
   <w:abstractNum w:abstractNumId="2" w15:restartNumberingAfterBreak="0">
     <w:nsid w:val="00A99411"/>
     <w:multiLevelType w:val="multilevel"/>
-    <w:tmpl w:val="0D18B00C"/>
+    <w:tmpl w:val="ACD26A50"/>
     <w:lvl w:ilvl="0">
       <w:start w:val="1"/>
       <w:numFmt w:val="decimal"/>
@@ -12262,13 +12778,13 @@
       </w:pPr>
     </w:lvl>
   </w:abstractNum>
-  <w:num w:numId="1" w16cid:durableId="1251742686">
+  <w:num w:numId="1" w16cid:durableId="1319193444">
     <w:abstractNumId w:val="0"/>
   </w:num>
-  <w:num w:numId="2" w16cid:durableId="2022008630">
+  <w:num w:numId="2" w16cid:durableId="2136555639">
     <w:abstractNumId w:val="1"/>
   </w:num>
-  <w:num w:numId="3" w16cid:durableId="1235817513">
+  <w:num w:numId="3" w16cid:durableId="345013318">
     <w:abstractNumId w:val="2"/>
     <w:lvlOverride w:ilvl="0">
       <w:startOverride w:val="1"/>
@@ -12298,7 +12814,7 @@
       <w:startOverride w:val="1"/>
     </w:lvlOverride>
   </w:num>
-  <w:num w:numId="4" w16cid:durableId="476147964">
+  <w:num w:numId="4" w16cid:durableId="1526091102">
     <w:abstractNumId w:val="2"/>
     <w:lvlOverride w:ilvl="0">
       <w:startOverride w:val="1"/>
@@ -12328,10 +12844,10 @@
       <w:startOverride w:val="1"/>
     </w:lvlOverride>
   </w:num>
-  <w:num w:numId="5" w16cid:durableId="1986540280">
+  <w:num w:numId="5" w16cid:durableId="475335801">
     <w:abstractNumId w:val="1"/>
   </w:num>
-  <w:num w:numId="6" w16cid:durableId="243073904">
+  <w:num w:numId="6" w16cid:durableId="1705128567">
     <w:abstractNumId w:val="2"/>
     <w:lvlOverride w:ilvl="0">
       <w:startOverride w:val="1"/>
@@ -12361,10 +12877,10 @@
       <w:startOverride w:val="1"/>
     </w:lvlOverride>
   </w:num>
-  <w:num w:numId="7" w16cid:durableId="1607150593">
+  <w:num w:numId="7" w16cid:durableId="665206897">
     <w:abstractNumId w:val="1"/>
   </w:num>
-  <w:num w:numId="8" w16cid:durableId="1258782583">
+  <w:num w:numId="8" w16cid:durableId="980573534">
     <w:abstractNumId w:val="2"/>
     <w:lvlOverride w:ilvl="0">
       <w:startOverride w:val="1"/>
@@ -12394,13 +12910,13 @@
       <w:startOverride w:val="1"/>
     </w:lvlOverride>
   </w:num>
-  <w:num w:numId="9" w16cid:durableId="1583219271">
+  <w:num w:numId="9" w16cid:durableId="551691211">
     <w:abstractNumId w:val="1"/>
   </w:num>
-  <w:num w:numId="10" w16cid:durableId="301078068">
+  <w:num w:numId="10" w16cid:durableId="1375303842">
     <w:abstractNumId w:val="1"/>
   </w:num>
-  <w:num w:numId="11" w16cid:durableId="70391678">
+  <w:num w:numId="11" w16cid:durableId="68620995">
     <w:abstractNumId w:val="2"/>
     <w:lvlOverride w:ilvl="0">
       <w:startOverride w:val="1"/>
@@ -12430,22 +12946,22 @@
       <w:startOverride w:val="1"/>
     </w:lvlOverride>
   </w:num>
-  <w:num w:numId="12" w16cid:durableId="1324507497">
+  <w:num w:numId="12" w16cid:durableId="676926931">
     <w:abstractNumId w:val="1"/>
   </w:num>
-  <w:num w:numId="13" w16cid:durableId="1098913504">
+  <w:num w:numId="13" w16cid:durableId="45613206">
     <w:abstractNumId w:val="1"/>
   </w:num>
-  <w:num w:numId="14" w16cid:durableId="1828400433">
+  <w:num w:numId="14" w16cid:durableId="742487737">
     <w:abstractNumId w:val="1"/>
   </w:num>
-  <w:num w:numId="15" w16cid:durableId="287706365">
+  <w:num w:numId="15" w16cid:durableId="14044058">
     <w:abstractNumId w:val="1"/>
   </w:num>
-  <w:num w:numId="16" w16cid:durableId="1946959328">
+  <w:num w:numId="16" w16cid:durableId="1016882027">
     <w:abstractNumId w:val="1"/>
   </w:num>
-  <w:num w:numId="17" w16cid:durableId="1150101258">
+  <w:num w:numId="17" w16cid:durableId="2081445759">
     <w:abstractNumId w:val="2"/>
     <w:lvlOverride w:ilvl="0">
       <w:startOverride w:val="1"/>
@@ -12475,7 +12991,7 @@
       <w:startOverride w:val="1"/>
     </w:lvlOverride>
   </w:num>
-  <w:num w:numId="18" w16cid:durableId="230310921">
+  <w:num w:numId="18" w16cid:durableId="1318462727">
     <w:abstractNumId w:val="2"/>
     <w:lvlOverride w:ilvl="0">
       <w:startOverride w:val="1"/>
@@ -12505,16 +13021,16 @@
       <w:startOverride w:val="1"/>
     </w:lvlOverride>
   </w:num>
-  <w:num w:numId="19" w16cid:durableId="339701836">
+  <w:num w:numId="19" w16cid:durableId="1936208442">
     <w:abstractNumId w:val="1"/>
   </w:num>
-  <w:num w:numId="20" w16cid:durableId="964821075">
+  <w:num w:numId="20" w16cid:durableId="1690988999">
     <w:abstractNumId w:val="1"/>
   </w:num>
-  <w:num w:numId="21" w16cid:durableId="1977491164">
+  <w:num w:numId="21" w16cid:durableId="1608007486">
     <w:abstractNumId w:val="1"/>
   </w:num>
-  <w:num w:numId="22" w16cid:durableId="802620661">
+  <w:num w:numId="22" w16cid:durableId="961303601">
     <w:abstractNumId w:val="2"/>
     <w:lvlOverride w:ilvl="0">
       <w:startOverride w:val="1"/>
@@ -12544,7 +13060,7 @@
       <w:startOverride w:val="1"/>
     </w:lvlOverride>
   </w:num>
-  <w:num w:numId="23" w16cid:durableId="1554737360">
+  <w:num w:numId="23" w16cid:durableId="1667048410">
     <w:abstractNumId w:val="2"/>
     <w:lvlOverride w:ilvl="0">
       <w:startOverride w:val="1"/>
@@ -12574,10 +13090,10 @@
       <w:startOverride w:val="1"/>
     </w:lvlOverride>
   </w:num>
-  <w:num w:numId="24" w16cid:durableId="1684161647">
+  <w:num w:numId="24" w16cid:durableId="406651851">
     <w:abstractNumId w:val="1"/>
   </w:num>
-  <w:num w:numId="25" w16cid:durableId="1901401885">
+  <w:num w:numId="25" w16cid:durableId="1171066044">
     <w:abstractNumId w:val="2"/>
     <w:lvlOverride w:ilvl="0">
       <w:startOverride w:val="1"/>
@@ -12607,13 +13123,13 @@
       <w:startOverride w:val="1"/>
     </w:lvlOverride>
   </w:num>
-  <w:num w:numId="26" w16cid:durableId="944075506">
+  <w:num w:numId="26" w16cid:durableId="147215032">
     <w:abstractNumId w:val="1"/>
   </w:num>
-  <w:num w:numId="27" w16cid:durableId="1720277635">
+  <w:num w:numId="27" w16cid:durableId="1506674531">
     <w:abstractNumId w:val="1"/>
   </w:num>
-  <w:num w:numId="28" w16cid:durableId="612521482">
+  <w:num w:numId="28" w16cid:durableId="600795778">
     <w:abstractNumId w:val="2"/>
     <w:lvlOverride w:ilvl="0">
       <w:startOverride w:val="1"/>
@@ -12643,22 +13159,22 @@
       <w:startOverride w:val="1"/>
     </w:lvlOverride>
   </w:num>
-  <w:num w:numId="29" w16cid:durableId="233466485">
+  <w:num w:numId="29" w16cid:durableId="1323002482">
     <w:abstractNumId w:val="1"/>
   </w:num>
-  <w:num w:numId="30" w16cid:durableId="1720666974">
+  <w:num w:numId="30" w16cid:durableId="927620471">
     <w:abstractNumId w:val="1"/>
   </w:num>
-  <w:num w:numId="31" w16cid:durableId="78793251">
+  <w:num w:numId="31" w16cid:durableId="781801178">
     <w:abstractNumId w:val="1"/>
   </w:num>
-  <w:num w:numId="32" w16cid:durableId="37973020">
+  <w:num w:numId="32" w16cid:durableId="602498585">
     <w:abstractNumId w:val="1"/>
   </w:num>
-  <w:num w:numId="33" w16cid:durableId="296835173">
+  <w:num w:numId="33" w16cid:durableId="257372886">
     <w:abstractNumId w:val="1"/>
   </w:num>
-  <w:num w:numId="34" w16cid:durableId="42101855">
+  <w:num w:numId="34" w16cid:durableId="1858331">
     <w:abstractNumId w:val="2"/>
     <w:lvlOverride w:ilvl="0">
       <w:startOverride w:val="1"/>
@@ -12688,13 +13204,13 @@
       <w:startOverride w:val="1"/>
     </w:lvlOverride>
   </w:num>
-  <w:num w:numId="35" w16cid:durableId="1737701599">
+  <w:num w:numId="35" w16cid:durableId="1697656605">
     <w:abstractNumId w:val="1"/>
   </w:num>
-  <w:num w:numId="36" w16cid:durableId="1267738600">
+  <w:num w:numId="36" w16cid:durableId="1522166925">
     <w:abstractNumId w:val="1"/>
   </w:num>
-  <w:num w:numId="37" w16cid:durableId="953169103">
+  <w:num w:numId="37" w16cid:durableId="80221775">
     <w:abstractNumId w:val="2"/>
     <w:lvlOverride w:ilvl="0">
       <w:startOverride w:val="1"/>
@@ -12724,25 +13240,25 @@
       <w:startOverride w:val="1"/>
     </w:lvlOverride>
   </w:num>
-  <w:num w:numId="38" w16cid:durableId="1392071057">
+  <w:num w:numId="38" w16cid:durableId="1546795009">
     <w:abstractNumId w:val="1"/>
   </w:num>
-  <w:num w:numId="39" w16cid:durableId="748968536">
+  <w:num w:numId="39" w16cid:durableId="1817334445">
     <w:abstractNumId w:val="1"/>
   </w:num>
-  <w:num w:numId="40" w16cid:durableId="348919816">
+  <w:num w:numId="40" w16cid:durableId="1326588810">
     <w:abstractNumId w:val="1"/>
   </w:num>
-  <w:num w:numId="41" w16cid:durableId="1344241057">
+  <w:num w:numId="41" w16cid:durableId="635795478">
     <w:abstractNumId w:val="1"/>
   </w:num>
-  <w:num w:numId="42" w16cid:durableId="1283268161">
+  <w:num w:numId="42" w16cid:durableId="1560288830">
     <w:abstractNumId w:val="1"/>
   </w:num>
-  <w:num w:numId="43" w16cid:durableId="569274498">
+  <w:num w:numId="43" w16cid:durableId="1422724915">
     <w:abstractNumId w:val="1"/>
   </w:num>
-  <w:num w:numId="44" w16cid:durableId="1157955861">
+  <w:num w:numId="44" w16cid:durableId="1396853777">
     <w:abstractNumId w:val="1"/>
   </w:num>
 </w:numbering>
@@ -14021,7 +14537,7 @@
     <w:next w:val="Normal"/>
     <w:autoRedefine/>
     <w:uiPriority w:val="39"/>
-    <w:rsid w:val="004F6EFB"/>
+    <w:rsid w:val="0096381E"/>
     <w:pPr>
       <w:spacing w:after="100"/>
     </w:pPr>
@@ -14032,7 +14548,7 @@
     <w:next w:val="Normal"/>
     <w:autoRedefine/>
     <w:uiPriority w:val="39"/>
-    <w:rsid w:val="004F6EFB"/>
+    <w:rsid w:val="0096381E"/>
     <w:pPr>
       <w:spacing w:after="100"/>
       <w:ind w:left="210"/>
@@ -14042,7 +14558,7 @@
     <w:name w:val="header"/>
     <w:basedOn w:val="Normal"/>
     <w:link w:val="HeaderChar"/>
-    <w:rsid w:val="004F6EFB"/>
+    <w:rsid w:val="0096381E"/>
     <w:pPr>
       <w:tabs>
         <w:tab w:val="center" w:pos="4513"/>
@@ -14055,7 +14571,7 @@
     <w:name w:val="Header Char"/>
     <w:basedOn w:val="DefaultParagraphFont"/>
     <w:link w:val="Header"/>
-    <w:rsid w:val="004F6EFB"/>
+    <w:rsid w:val="0096381E"/>
     <w:rPr>
       <w:rFonts w:ascii="Segoe UI" w:eastAsia="Segoe UI" w:hAnsi="Segoe UI" w:cs="Segoe UI"/>
       <w:color w:val="242424"/>
@@ -14066,7 +14582,7 @@
     <w:name w:val="footer"/>
     <w:basedOn w:val="Normal"/>
     <w:link w:val="FooterChar"/>
-    <w:rsid w:val="004F6EFB"/>
+    <w:rsid w:val="0096381E"/>
     <w:pPr>
       <w:tabs>
         <w:tab w:val="center" w:pos="4513"/>
@@ -14079,7 +14595,7 @@
     <w:name w:val="Footer Char"/>
     <w:basedOn w:val="DefaultParagraphFont"/>
     <w:link w:val="Footer"/>
-    <w:rsid w:val="004F6EFB"/>
+    <w:rsid w:val="0096381E"/>
     <w:rPr>
       <w:rFonts w:ascii="Segoe UI" w:eastAsia="Segoe UI" w:hAnsi="Segoe UI" w:cs="Segoe UI"/>
       <w:color w:val="242424"/>

--- a/participant/participant-workbook.docx
+++ b/participant/participant-workbook.docx
@@ -10,7 +10,7 @@
           <w:sz w:val="21"/>
           <w:szCs w:val="24"/>
         </w:rPr>
-        <w:id w:val="-407391966"/>
+        <w:id w:val="1755697436"/>
         <w:docPartObj>
           <w:docPartGallery w:val="Table of Contents"/>
           <w:docPartUnique/>
@@ -51,7 +51,7 @@
           <w:r>
             <w:fldChar w:fldCharType="separate"/>
           </w:r>
-          <w:hyperlink w:anchor="_Toc241956542" w:history="1">
+          <w:hyperlink w:anchor="_Toc242256098" w:history="1">
             <w:r>
               <w:rPr>
                 <w:rStyle w:val="Hyperlink"/>
@@ -78,7 +78,7 @@
                 <w:noProof/>
                 <w:webHidden/>
               </w:rPr>
-              <w:instrText xml:space="preserve"> PAGEREF _Toc241956542 \h </w:instrText>
+              <w:instrText xml:space="preserve"> PAGEREF _Toc242256098 \h </w:instrText>
             </w:r>
             <w:r>
               <w:rPr>
@@ -125,7 +125,7 @@
               <w14:ligatures w14:val="standardContextual"/>
             </w:rPr>
           </w:pPr>
-          <w:hyperlink w:anchor="_Toc241956543" w:history="1">
+          <w:hyperlink w:anchor="_Toc242256099" w:history="1">
             <w:r>
               <w:rPr>
                 <w:rStyle w:val="Hyperlink"/>
@@ -152,7 +152,7 @@
                 <w:noProof/>
                 <w:webHidden/>
               </w:rPr>
-              <w:instrText xml:space="preserve"> PAGEREF _Toc241956543 \h </w:instrText>
+              <w:instrText xml:space="preserve"> PAGEREF _Toc242256099 \h </w:instrText>
             </w:r>
             <w:r>
               <w:rPr>
@@ -199,13 +199,13 @@
               <w14:ligatures w14:val="standardContextual"/>
             </w:rPr>
           </w:pPr>
-          <w:hyperlink w:anchor="_Toc241956544" w:history="1">
+          <w:hyperlink w:anchor="_Toc242256100" w:history="1">
             <w:r>
               <w:rPr>
                 <w:rStyle w:val="Hyperlink"/>
                 <w:noProof/>
               </w:rPr>
-              <w:t>Setup (20 minutes, with the UI walkthrough) — do this before Exercise 1</w:t>
+              <w:t>Setup (about 10 minutes) — do A and B before the session</w:t>
             </w:r>
             <w:r>
               <w:rPr>
@@ -226,7 +226,7 @@
                 <w:noProof/>
                 <w:webHidden/>
               </w:rPr>
-              <w:instrText xml:space="preserve"> PAGEREF _Toc241956544 \h </w:instrText>
+              <w:instrText xml:space="preserve"> PAGEREF _Toc242256100 \h </w:instrText>
             </w:r>
             <w:r>
               <w:rPr>
@@ -273,13 +273,13 @@
               <w14:ligatures w14:val="standardContextual"/>
             </w:rPr>
           </w:pPr>
-          <w:hyperlink w:anchor="_Toc241956545" w:history="1">
+          <w:hyperlink w:anchor="_Toc242256101" w:history="1">
             <w:r>
               <w:rPr>
                 <w:rStyle w:val="Hyperlink"/>
                 <w:noProof/>
               </w:rPr>
-              <w:t>Exercise 1 — Executive Command Center (25 min)</w:t>
+              <w:t>Exercise 1 — Executive Command Center (15 min)</w:t>
             </w:r>
             <w:r>
               <w:rPr>
@@ -300,7 +300,7 @@
                 <w:noProof/>
                 <w:webHidden/>
               </w:rPr>
-              <w:instrText xml:space="preserve"> PAGEREF _Toc241956545 \h </w:instrText>
+              <w:instrText xml:space="preserve"> PAGEREF _Toc242256101 \h </w:instrText>
             </w:r>
             <w:r>
               <w:rPr>
@@ -347,13 +347,13 @@
               <w14:ligatures w14:val="standardContextual"/>
             </w:rPr>
           </w:pPr>
-          <w:hyperlink w:anchor="_Toc241956546" w:history="1">
+          <w:hyperlink w:anchor="_Toc242256102" w:history="1">
             <w:r>
               <w:rPr>
                 <w:rStyle w:val="Hyperlink"/>
                 <w:noProof/>
               </w:rPr>
-              <w:t>Exercise 2 — Research the web with Deep Research (20 min)</w:t>
+              <w:t>Exercise 2 — Research the web with Deep Research (15 min)</w:t>
             </w:r>
             <w:r>
               <w:rPr>
@@ -374,7 +374,7 @@
                 <w:noProof/>
                 <w:webHidden/>
               </w:rPr>
-              <w:instrText xml:space="preserve"> PAGEREF _Toc241956546 \h </w:instrText>
+              <w:instrText xml:space="preserve"> PAGEREF _Toc242256102 \h </w:instrText>
             </w:r>
             <w:r>
               <w:rPr>
@@ -421,21 +421,13 @@
               <w14:ligatures w14:val="standardContextual"/>
             </w:rPr>
           </w:pPr>
-          <w:hyperlink w:anchor="_Toc241956547" w:history="1">
-            <w:r>
-              <w:rPr>
-                <w:rStyle w:val="Hyperlink"/>
-                <w:rFonts w:ascii="Segoe UI Emoji" w:hAnsi="Segoe UI Emoji" w:cs="Segoe UI Emoji"/>
-                <w:noProof/>
-              </w:rPr>
-              <w:t>☕</w:t>
-            </w:r>
+          <w:hyperlink w:anchor="_Toc242256103" w:history="1">
             <w:r>
               <w:rPr>
                 <w:rStyle w:val="Hyperlink"/>
                 <w:noProof/>
               </w:rPr>
-              <w:t xml:space="preserve"> Break (10 min)</w:t>
+              <w:t>Exercise 3 — Navigate websites with Cowork's browser (15 min)</w:t>
             </w:r>
             <w:r>
               <w:rPr>
@@ -456,7 +448,7 @@
                 <w:noProof/>
                 <w:webHidden/>
               </w:rPr>
-              <w:instrText xml:space="preserve"> PAGEREF _Toc241956547 \h </w:instrText>
+              <w:instrText xml:space="preserve"> PAGEREF _Toc242256103 \h </w:instrText>
             </w:r>
             <w:r>
               <w:rPr>
@@ -503,13 +495,13 @@
               <w14:ligatures w14:val="standardContextual"/>
             </w:rPr>
           </w:pPr>
-          <w:hyperlink w:anchor="_Toc241956548" w:history="1">
+          <w:hyperlink w:anchor="_Toc242256104" w:history="1">
             <w:r>
               <w:rPr>
                 <w:rStyle w:val="Hyperlink"/>
                 <w:noProof/>
               </w:rPr>
-              <w:t>Exercise 3 — Navigate websites with Cowork's browser (25 min)</w:t>
+              <w:t>Exercise 4 — Build your own custom skill (20 min)</w:t>
             </w:r>
             <w:r>
               <w:rPr>
@@ -530,7 +522,7 @@
                 <w:noProof/>
                 <w:webHidden/>
               </w:rPr>
-              <w:instrText xml:space="preserve"> PAGEREF _Toc241956548 \h </w:instrText>
+              <w:instrText xml:space="preserve"> PAGEREF _Toc242256104 \h </w:instrText>
             </w:r>
             <w:r>
               <w:rPr>
@@ -550,7 +542,7 @@
                 <w:noProof/>
                 <w:webHidden/>
               </w:rPr>
-              <w:t>9</w:t>
+              <w:t>10</w:t>
             </w:r>
             <w:r>
               <w:rPr>
@@ -577,13 +569,13 @@
               <w14:ligatures w14:val="standardContextual"/>
             </w:rPr>
           </w:pPr>
-          <w:hyperlink w:anchor="_Toc241956549" w:history="1">
+          <w:hyperlink w:anchor="_Toc242256105" w:history="1">
             <w:r>
               <w:rPr>
                 <w:rStyle w:val="Hyperlink"/>
                 <w:noProof/>
               </w:rPr>
-              <w:t>Exercise 4 — Build your own custom skill (30 min)</w:t>
+              <w:t>Exercise 5 — Recruiting + reporting mini-lab (10 min)</w:t>
             </w:r>
             <w:r>
               <w:rPr>
@@ -604,7 +596,7 @@
                 <w:noProof/>
                 <w:webHidden/>
               </w:rPr>
-              <w:instrText xml:space="preserve"> PAGEREF _Toc241956549 \h </w:instrText>
+              <w:instrText xml:space="preserve"> PAGEREF _Toc242256105 \h </w:instrText>
             </w:r>
             <w:r>
               <w:rPr>
@@ -624,7 +616,7 @@
                 <w:noProof/>
                 <w:webHidden/>
               </w:rPr>
-              <w:t>10</w:t>
+              <w:t>11</w:t>
             </w:r>
             <w:r>
               <w:rPr>
@@ -651,13 +643,21 @@
               <w14:ligatures w14:val="standardContextual"/>
             </w:rPr>
           </w:pPr>
-          <w:hyperlink w:anchor="_Toc241956550" w:history="1">
+          <w:hyperlink w:anchor="_Toc242256106" w:history="1">
+            <w:r>
+              <w:rPr>
+                <w:rStyle w:val="Hyperlink"/>
+                <w:rFonts w:ascii="Segoe UI Emoji" w:hAnsi="Segoe UI Emoji" w:cs="Segoe UI Emoji"/>
+                <w:noProof/>
+              </w:rPr>
+              <w:t>☕</w:t>
+            </w:r>
             <w:r>
               <w:rPr>
                 <w:rStyle w:val="Hyperlink"/>
                 <w:noProof/>
               </w:rPr>
-              <w:t>Exercise 5 — Recruiting + reporting mini-lab (15 min)</w:t>
+              <w:t xml:space="preserve"> Break (15 min)</w:t>
             </w:r>
             <w:r>
               <w:rPr>
@@ -678,7 +678,7 @@
                 <w:noProof/>
                 <w:webHidden/>
               </w:rPr>
-              <w:instrText xml:space="preserve"> PAGEREF _Toc241956550 \h </w:instrText>
+              <w:instrText xml:space="preserve"> PAGEREF _Toc242256106 \h </w:instrText>
             </w:r>
             <w:r>
               <w:rPr>
@@ -698,7 +698,7 @@
                 <w:noProof/>
                 <w:webHidden/>
               </w:rPr>
-              <w:t>11</w:t>
+              <w:t>12</w:t>
             </w:r>
             <w:r>
               <w:rPr>
@@ -725,21 +725,13 @@
               <w14:ligatures w14:val="standardContextual"/>
             </w:rPr>
           </w:pPr>
-          <w:hyperlink w:anchor="_Toc241956551" w:history="1">
-            <w:r>
-              <w:rPr>
-                <w:rStyle w:val="Hyperlink"/>
-                <w:rFonts w:ascii="Segoe UI Emoji" w:hAnsi="Segoe UI Emoji" w:cs="Segoe UI Emoji"/>
-                <w:noProof/>
-              </w:rPr>
-              <w:t>☕</w:t>
-            </w:r>
+          <w:hyperlink w:anchor="_Toc242256107" w:history="1">
             <w:r>
               <w:rPr>
                 <w:rStyle w:val="Hyperlink"/>
                 <w:noProof/>
               </w:rPr>
-              <w:t xml:space="preserve"> Break (10 min)</w:t>
+              <w:t>Exercise 6 — Onboarding orientation pack (10 min)</w:t>
             </w:r>
             <w:r>
               <w:rPr>
@@ -760,7 +752,7 @@
                 <w:noProof/>
                 <w:webHidden/>
               </w:rPr>
-              <w:instrText xml:space="preserve"> PAGEREF _Toc241956551 \h </w:instrText>
+              <w:instrText xml:space="preserve"> PAGEREF _Toc242256107 \h </w:instrText>
             </w:r>
             <w:r>
               <w:rPr>
@@ -780,7 +772,7 @@
                 <w:noProof/>
                 <w:webHidden/>
               </w:rPr>
-              <w:t>13</w:t>
+              <w:t>12</w:t>
             </w:r>
             <w:r>
               <w:rPr>
@@ -807,13 +799,13 @@
               <w14:ligatures w14:val="standardContextual"/>
             </w:rPr>
           </w:pPr>
-          <w:hyperlink w:anchor="_Toc241956552" w:history="1">
+          <w:hyperlink w:anchor="_Toc242256108" w:history="1">
             <w:r>
               <w:rPr>
                 <w:rStyle w:val="Hyperlink"/>
                 <w:noProof/>
               </w:rPr>
-              <w:t>Exercise 6 — Onboarding orientation pack (20 min)</w:t>
+              <w:t>Exercise 7 — Automate &amp; share (10 min)</w:t>
             </w:r>
             <w:r>
               <w:rPr>
@@ -834,7 +826,7 @@
                 <w:noProof/>
                 <w:webHidden/>
               </w:rPr>
-              <w:instrText xml:space="preserve"> PAGEREF _Toc241956552 \h </w:instrText>
+              <w:instrText xml:space="preserve"> PAGEREF _Toc242256108 \h </w:instrText>
             </w:r>
             <w:r>
               <w:rPr>
@@ -881,13 +873,13 @@
               <w14:ligatures w14:val="standardContextual"/>
             </w:rPr>
           </w:pPr>
-          <w:hyperlink w:anchor="_Toc241956553" w:history="1">
+          <w:hyperlink w:anchor="_Toc242256109" w:history="1">
             <w:r>
               <w:rPr>
                 <w:rStyle w:val="Hyperlink"/>
                 <w:noProof/>
               </w:rPr>
-              <w:t>Exercise 7 — Automate &amp; share (15 min)</w:t>
+              <w:t>Exercise 8 — Build a Policy Agent with Copilot Agent Builder (15 min)</w:t>
             </w:r>
             <w:r>
               <w:rPr>
@@ -908,7 +900,7 @@
                 <w:noProof/>
                 <w:webHidden/>
               </w:rPr>
-              <w:instrText xml:space="preserve"> PAGEREF _Toc241956553 \h </w:instrText>
+              <w:instrText xml:space="preserve"> PAGEREF _Toc242256109 \h </w:instrText>
             </w:r>
             <w:r>
               <w:rPr>
@@ -955,21 +947,13 @@
               <w14:ligatures w14:val="standardContextual"/>
             </w:rPr>
           </w:pPr>
-          <w:hyperlink w:anchor="_Toc241956554" w:history="1">
-            <w:r>
-              <w:rPr>
-                <w:rStyle w:val="Hyperlink"/>
-                <w:rFonts w:ascii="Segoe UI Emoji" w:hAnsi="Segoe UI Emoji" w:cs="Segoe UI Emoji"/>
-                <w:noProof/>
-              </w:rPr>
-              <w:t>🔌</w:t>
-            </w:r>
+          <w:hyperlink w:anchor="_Toc242256110" w:history="1">
             <w:r>
               <w:rPr>
                 <w:rStyle w:val="Hyperlink"/>
                 <w:noProof/>
               </w:rPr>
-              <w:t xml:space="preserve"> Spotlight — Extend Cowork with HR plugins (5 min, no hands-on)</w:t>
+              <w:t>Wrap-up (5 min)</w:t>
             </w:r>
             <w:r>
               <w:rPr>
@@ -990,7 +974,7 @@
                 <w:noProof/>
                 <w:webHidden/>
               </w:rPr>
-              <w:instrText xml:space="preserve"> PAGEREF _Toc241956554 \h </w:instrText>
+              <w:instrText xml:space="preserve"> PAGEREF _Toc242256110 \h </w:instrText>
             </w:r>
             <w:r>
               <w:rPr>
@@ -1010,155 +994,7 @@
                 <w:noProof/>
                 <w:webHidden/>
               </w:rPr>
-              <w:t>15</w:t>
-            </w:r>
-            <w:r>
-              <w:rPr>
-                <w:noProof/>
-                <w:webHidden/>
-              </w:rPr>
-              <w:fldChar w:fldCharType="end"/>
-            </w:r>
-          </w:hyperlink>
-        </w:p>
-        <w:p>
-          <w:pPr>
-            <w:pStyle w:val="TOC2"/>
-            <w:tabs>
-              <w:tab w:val="right" w:leader="dot" w:pos="9782"/>
-            </w:tabs>
-            <w:rPr>
-              <w:rFonts w:asciiTheme="minorHAnsi" w:eastAsiaTheme="minorEastAsia" w:hAnsiTheme="minorHAnsi" w:cstheme="minorBidi"/>
-              <w:noProof/>
-              <w:color w:val="auto"/>
-              <w:kern w:val="2"/>
-              <w:sz w:val="24"/>
-              <w:lang w:val="fr-FR" w:eastAsia="ja-JP"/>
-              <w14:ligatures w14:val="standardContextual"/>
-            </w:rPr>
-          </w:pPr>
-          <w:hyperlink w:anchor="_Toc241956555" w:history="1">
-            <w:r>
-              <w:rPr>
-                <w:rStyle w:val="Hyperlink"/>
-                <w:noProof/>
-              </w:rPr>
-              <w:t>Exercise 8 — Build a Policy Agent with Copilot Agent Builder (20 min)</w:t>
-            </w:r>
-            <w:r>
-              <w:rPr>
-                <w:noProof/>
-                <w:webHidden/>
-              </w:rPr>
-              <w:tab/>
-            </w:r>
-            <w:r>
-              <w:rPr>
-                <w:noProof/>
-                <w:webHidden/>
-              </w:rPr>
-              <w:fldChar w:fldCharType="begin"/>
-            </w:r>
-            <w:r>
-              <w:rPr>
-                <w:noProof/>
-                <w:webHidden/>
-              </w:rPr>
-              <w:instrText xml:space="preserve"> PAGEREF _Toc241956555 \h </w:instrText>
-            </w:r>
-            <w:r>
-              <w:rPr>
-                <w:noProof/>
-                <w:webHidden/>
-              </w:rPr>
-            </w:r>
-            <w:r>
-              <w:rPr>
-                <w:noProof/>
-                <w:webHidden/>
-              </w:rPr>
-              <w:fldChar w:fldCharType="separate"/>
-            </w:r>
-            <w:r>
-              <w:rPr>
-                <w:noProof/>
-                <w:webHidden/>
-              </w:rPr>
               <w:t>16</w:t>
-            </w:r>
-            <w:r>
-              <w:rPr>
-                <w:noProof/>
-                <w:webHidden/>
-              </w:rPr>
-              <w:fldChar w:fldCharType="end"/>
-            </w:r>
-          </w:hyperlink>
-        </w:p>
-        <w:p>
-          <w:pPr>
-            <w:pStyle w:val="TOC2"/>
-            <w:tabs>
-              <w:tab w:val="right" w:leader="dot" w:pos="9782"/>
-            </w:tabs>
-            <w:rPr>
-              <w:rFonts w:asciiTheme="minorHAnsi" w:eastAsiaTheme="minorEastAsia" w:hAnsiTheme="minorHAnsi" w:cstheme="minorBidi"/>
-              <w:noProof/>
-              <w:color w:val="auto"/>
-              <w:kern w:val="2"/>
-              <w:sz w:val="24"/>
-              <w:lang w:val="fr-FR" w:eastAsia="ja-JP"/>
-              <w14:ligatures w14:val="standardContextual"/>
-            </w:rPr>
-          </w:pPr>
-          <w:hyperlink w:anchor="_Toc241956556" w:history="1">
-            <w:r>
-              <w:rPr>
-                <w:rStyle w:val="Hyperlink"/>
-                <w:noProof/>
-              </w:rPr>
-              <w:t>Wrap-up (5 min)</w:t>
-            </w:r>
-            <w:r>
-              <w:rPr>
-                <w:noProof/>
-                <w:webHidden/>
-              </w:rPr>
-              <w:tab/>
-            </w:r>
-            <w:r>
-              <w:rPr>
-                <w:noProof/>
-                <w:webHidden/>
-              </w:rPr>
-              <w:fldChar w:fldCharType="begin"/>
-            </w:r>
-            <w:r>
-              <w:rPr>
-                <w:noProof/>
-                <w:webHidden/>
-              </w:rPr>
-              <w:instrText xml:space="preserve"> PAGEREF _Toc241956556 \h </w:instrText>
-            </w:r>
-            <w:r>
-              <w:rPr>
-                <w:noProof/>
-                <w:webHidden/>
-              </w:rPr>
-            </w:r>
-            <w:r>
-              <w:rPr>
-                <w:noProof/>
-                <w:webHidden/>
-              </w:rPr>
-              <w:fldChar w:fldCharType="separate"/>
-            </w:r>
-            <w:r>
-              <w:rPr>
-                <w:noProof/>
-                <w:webHidden/>
-              </w:rPr>
-              <w:t>17</w:t>
             </w:r>
             <w:r>
               <w:rPr>
@@ -1181,7 +1017,7 @@
         <w:pStyle w:val="Heading1"/>
       </w:pPr>
       <w:bookmarkStart w:id="0" w:name="participant-workbook"/>
-      <w:bookmarkStart w:id="1" w:name="_Toc241956542"/>
+      <w:bookmarkStart w:id="1" w:name="_Toc242256098"/>
       <w:r>
         <w:t>Participant Workbook</w:t>
       </w:r>
@@ -1192,7 +1028,7 @@
         <w:pStyle w:val="Heading2"/>
       </w:pPr>
       <w:bookmarkStart w:id="2" w:name="Xa046f7e33c7391c4827688ee785cfee5a5aaa0a"/>
-      <w:bookmarkStart w:id="3" w:name="_Toc241956543"/>
+      <w:bookmarkStart w:id="3" w:name="_Toc242256099"/>
       <w:r>
         <w:t>Getting Things Done with Copilot Cowork for HR Tasks</w:t>
       </w:r>
@@ -1203,7 +1039,7 @@
         <w:pStyle w:val="FirstParagraph"/>
       </w:pPr>
       <w:r>
-        <w:t xml:space="preserve">Welcome! Over the next four hours you'll use </w:t>
+        <w:t xml:space="preserve">Welcome! Over the next two and a half hours you'll use </w:t>
       </w:r>
       <w:r>
         <w:rPr>
@@ -1509,8 +1345,49 @@
       </w:pPr>
       <w:bookmarkStart w:id="4" w:name="what-youll-be-able-to-do-by-the-end"/>
       <w:r>
+        <w:t>What you'll be able to do by the end</w:t>
+      </w:r>
+    </w:p>
+    <w:p>
+      <w:pPr>
+        <w:pStyle w:val="Compact"/>
+        <w:numPr>
+          <w:ilvl w:val="0"/>
+          <w:numId w:val="3"/>
+        </w:numPr>
+      </w:pPr>
+      <w:r>
+        <w:rPr>
+          <w:b/>
+          <w:bCs/>
+        </w:rPr>
+        <w:t>Choose the right tool:</w:t>
+      </w:r>
+      <w:r>
+        <w:t xml:space="preserve"> </w:t>
+      </w:r>
+      <w:r>
+        <w:t>Copilot Chat, Cowork, or Agent Builder.</w:t>
+      </w:r>
+    </w:p>
+    <w:p>
+      <w:pPr>
+        <w:pStyle w:val="Compact"/>
+        <w:numPr>
+          <w:ilvl w:val="0"/>
+          <w:numId w:val="3"/>
+        </w:numPr>
+      </w:pPr>
+      <w:r>
+        <w:rPr>
+          <w:b/>
+          <w:bCs/>
+        </w:rPr>
         <w:lastRenderedPageBreak/>
-        <w:t>What you'll be able to do by the end</w:t>
+        <w:t>Delegate safely:</w:t>
+      </w:r>
+      <w:r>
+        <w:t xml:space="preserve"> describe an outcome, then approve Cowork's actions one at a time.</w:t>
       </w:r>
     </w:p>
     <w:p>
@@ -1526,116 +1403,75 @@
           <w:b/>
           <w:bCs/>
         </w:rPr>
-        <w:t>Choose the right tool:</w:t>
+        <w:t>Ground work in real content:</w:t>
+      </w:r>
+      <w:r>
+        <w:t xml:space="preserve"> attach files, research and browse the web with citations, and check results.</w:t>
+      </w:r>
+    </w:p>
+    <w:p>
+      <w:pPr>
+        <w:pStyle w:val="Compact"/>
+        <w:numPr>
+          <w:ilvl w:val="0"/>
+          <w:numId w:val="3"/>
+        </w:numPr>
+      </w:pPr>
+      <w:r>
+        <w:rPr>
+          <w:b/>
+          <w:bCs/>
+        </w:rPr>
+        <w:t>Package repeatable work:</w:t>
+      </w:r>
+      <w:r>
+        <w:t xml:space="preserve"> build a custom skill, and schedule recurring work with Automations.</w:t>
+      </w:r>
+    </w:p>
+    <w:p>
+      <w:pPr>
+        <w:pStyle w:val="Compact"/>
+        <w:numPr>
+          <w:ilvl w:val="0"/>
+          <w:numId w:val="3"/>
+        </w:numPr>
+      </w:pPr>
+      <w:r>
+        <w:rPr>
+          <w:b/>
+          <w:bCs/>
+        </w:rPr>
+        <w:t>Build a no-code agent</w:t>
+      </w:r>
+      <w:r>
+        <w:t xml:space="preserve"> that answers from HR documents and declines what it shouldn't answer.</w:t>
+      </w:r>
+    </w:p>
+    <w:p>
+      <w:pPr>
+        <w:pStyle w:val="Compact"/>
+        <w:numPr>
+          <w:ilvl w:val="0"/>
+          <w:numId w:val="3"/>
+        </w:numPr>
+      </w:pPr>
+      <w:r>
+        <w:rPr>
+          <w:b/>
+          <w:bCs/>
+        </w:rPr>
+        <w:t>Apply HR guardrails:</w:t>
       </w:r>
       <w:r>
         <w:t xml:space="preserve"> </w:t>
       </w:r>
       <w:r>
-        <w:t>Copilot Chat, Cowork, or Agent Builder.</w:t>
-      </w:r>
-    </w:p>
-    <w:p>
-      <w:pPr>
-        <w:pStyle w:val="Compact"/>
-        <w:numPr>
-          <w:ilvl w:val="0"/>
-          <w:numId w:val="3"/>
-        </w:numPr>
-      </w:pPr>
-      <w:r>
-        <w:rPr>
-          <w:b/>
-          <w:bCs/>
-        </w:rPr>
-        <w:t>Delegate safely:</w:t>
-      </w:r>
-      <w:r>
-        <w:t xml:space="preserve"> describe an outcome, then approve Cowork's actions one at a time.</w:t>
-      </w:r>
-    </w:p>
-    <w:p>
-      <w:pPr>
-        <w:pStyle w:val="Compact"/>
-        <w:numPr>
-          <w:ilvl w:val="0"/>
-          <w:numId w:val="3"/>
-        </w:numPr>
-      </w:pPr>
-      <w:r>
-        <w:rPr>
-          <w:b/>
-          <w:bCs/>
-        </w:rPr>
-        <w:t>Ground work in real content:</w:t>
-      </w:r>
-      <w:r>
-        <w:t xml:space="preserve"> attach files, research and browse the web with citations, and check results.</w:t>
-      </w:r>
-    </w:p>
-    <w:p>
-      <w:pPr>
-        <w:pStyle w:val="Compact"/>
-        <w:numPr>
-          <w:ilvl w:val="0"/>
-          <w:numId w:val="3"/>
-        </w:numPr>
-      </w:pPr>
-      <w:r>
-        <w:rPr>
-          <w:b/>
-          <w:bCs/>
-        </w:rPr>
-        <w:t>Package repeatable work:</w:t>
-      </w:r>
-      <w:r>
-        <w:t xml:space="preserve"> build a custom skill, and schedule recurring work with Automations.</w:t>
-      </w:r>
-    </w:p>
-    <w:p>
-      <w:pPr>
-        <w:pStyle w:val="Compact"/>
-        <w:numPr>
-          <w:ilvl w:val="0"/>
-          <w:numId w:val="3"/>
-        </w:numPr>
-      </w:pPr>
-      <w:r>
-        <w:rPr>
-          <w:b/>
-          <w:bCs/>
-        </w:rPr>
-        <w:t>Build a no-code agent</w:t>
-      </w:r>
-      <w:r>
-        <w:t xml:space="preserve"> that answers from HR documents and declines what it shouldn't answer.</w:t>
-      </w:r>
-    </w:p>
-    <w:p>
-      <w:pPr>
-        <w:pStyle w:val="Compact"/>
-        <w:numPr>
-          <w:ilvl w:val="0"/>
-          <w:numId w:val="3"/>
-        </w:numPr>
-      </w:pPr>
-      <w:r>
-        <w:rPr>
-          <w:b/>
-          <w:bCs/>
-        </w:rPr>
-        <w:t>Apply HR guardrails:</w:t>
-      </w:r>
-      <w:r>
-        <w:t xml:space="preserve"> </w:t>
-      </w:r>
-      <w:r>
         <w:t>keep real data private, cite and confirm, and people decisions stay with people.</w:t>
       </w:r>
     </w:p>
     <w:p>
       <w:r>
-        <w:pict w14:anchorId="4E28259F">
+        <w:pict w14:anchorId="37A96926">
           <v:rect id="_x0000_i1025" style="width:0;height:1.5pt" o:hralign="center" o:hrstd="t" o:hr="t"/>
         </w:pict>
       </w:r>
@@ -1644,14 +1480,78 @@
       <w:pPr>
         <w:pStyle w:val="Heading2"/>
       </w:pPr>
-      <w:bookmarkStart w:id="5" w:name="X004f5aab55e729b1fea9905fcfd8fe18120d1fc"/>
-      <w:bookmarkStart w:id="6" w:name="_Toc241956544"/>
+      <w:bookmarkStart w:id="5" w:name="Xdd15d2b3343702286659924fb38f48c3285c711"/>
+      <w:bookmarkStart w:id="6" w:name="_Toc242256100"/>
       <w:bookmarkEnd w:id="2"/>
       <w:bookmarkEnd w:id="4"/>
       <w:r>
-        <w:t>Setup (20 minutes, with the UI walkthrough) — do this before Exercise 1</w:t>
+        <w:t>Setup (about 10 minutes) — do A and B before the session</w:t>
       </w:r>
       <w:bookmarkEnd w:id="6"/>
+    </w:p>
+    <w:p>
+      <w:pPr>
+        <w:pStyle w:val="BodyText"/>
+        <w:pBdr>
+          <w:left w:val="single" w:sz="18" w:space="8" w:color="3B1041"/>
+        </w:pBdr>
+        <w:shd w:val="clear" w:color="auto" w:fill="FBF6FD"/>
+        <w:spacing w:before="30" w:after="30"/>
+        <w:ind w:left="288" w:right="144"/>
+      </w:pPr>
+      <w:r>
+        <w:t xml:space="preserve">The session is brisk, so please do </w:t>
+      </w:r>
+      <w:r>
+        <w:rPr>
+          <w:b/>
+          <w:bCs/>
+        </w:rPr>
+        <w:t>A</w:t>
+      </w:r>
+      <w:r>
+        <w:t xml:space="preserve"> (sign in) and </w:t>
+      </w:r>
+      <w:r>
+        <w:rPr>
+          <w:b/>
+          <w:bCs/>
+        </w:rPr>
+        <w:t>B</w:t>
+      </w:r>
+      <w:r>
+        <w:t xml:space="preserve"> (copy the sample data) </w:t>
+      </w:r>
+      <w:r>
+        <w:rPr>
+          <w:b/>
+          <w:bCs/>
+        </w:rPr>
+        <w:t>before the day</w:t>
+      </w:r>
+      <w:r>
+        <w:t xml:space="preserve">, as the invitation email asks. During the session's 10-minute setup check, you'll do </w:t>
+      </w:r>
+      <w:r>
+        <w:rPr>
+          <w:b/>
+          <w:bCs/>
+        </w:rPr>
+        <w:t>C</w:t>
+      </w:r>
+      <w:r>
+        <w:t xml:space="preserve"> and </w:t>
+      </w:r>
+      <w:r>
+        <w:rPr>
+          <w:b/>
+          <w:bCs/>
+        </w:rPr>
+        <w:t>D</w:t>
+      </w:r>
+      <w:r>
+        <w:t>.</w:t>
+      </w:r>
     </w:p>
     <w:p>
       <w:pPr>
@@ -1704,7 +1604,10 @@
         <w:t>Microsoft Edge</w:t>
       </w:r>
       <w:r>
-        <w:t xml:space="preserve"> (needed for the browser task in Exercise 3; Chrome works for everything else).</w:t>
+        <w:t xml:space="preserve"> </w:t>
+      </w:r>
+      <w:r>
+        <w:t>(needed for the browser task in Exercise 3; Chrome works for everything else).</w:t>
       </w:r>
     </w:p>
     <w:p>
@@ -1823,7 +1726,10 @@
         <w:t>your work account</w:t>
       </w:r>
       <w:r>
-        <w:t xml:space="preserve"> (the one you use for Microsoft 365). If it shows a personal account, select </w:t>
+        <w:t xml:space="preserve"> </w:t>
+      </w:r>
+      <w:r>
+        <w:t xml:space="preserve">(the one you use for Microsoft 365). If it shows a personal account, select </w:t>
       </w:r>
       <w:r>
         <w:rPr>
@@ -1833,10 +1739,7 @@
         <w:t>Add profile → Sign in</w:t>
       </w:r>
       <w:r>
-        <w:t xml:space="preserve"> with your work account and use that window all day. (InPrivate and </w:t>
-      </w:r>
-      <w:r>
-        <w:t>guest windows can't run browser tasks.)</w:t>
+        <w:t xml:space="preserve"> with your work account and use that window all day. (InPrivate and guest windows can't run browser tasks.)</w:t>
       </w:r>
     </w:p>
     <w:p>
@@ -1865,7 +1768,17 @@
         <w:t>zava-sample-knowledge.zip</w:t>
       </w:r>
       <w:r>
-        <w:t xml:space="preserve"> (shared in your tenant, e.g. a Teams/SharePoint folder). Put the files in a workshop folder in your </w:t>
+        <w:t xml:space="preserve"> (shared in your tenant, e.g. a Teams/SharePoint folder). It's the </w:t>
+      </w:r>
+      <w:r>
+        <w:rPr>
+          <w:b/>
+          <w:bCs/>
+        </w:rPr>
+        <w:t>only</w:t>
+      </w:r>
+      <w:r>
+        <w:t xml:space="preserve"> file you need to download for the sample data. Put the files in a workshop folder in your </w:t>
       </w:r>
       <w:r>
         <w:rPr>
@@ -1896,7 +1809,10 @@
         <w:t>Downloading from GitHub?</w:t>
       </w:r>
       <w:r>
-        <w:t xml:space="preserve"> If the link opens the file on GitHub instead of downloading it, select the </w:t>
+        <w:t xml:space="preserve"> </w:t>
+      </w:r>
+      <w:r>
+        <w:t xml:space="preserve">If the link opens the file on GitHub instead of downloading it, select the </w:t>
       </w:r>
       <w:r>
         <w:rPr>
@@ -1928,7 +1844,7 @@
           <w:noProof/>
         </w:rPr>
         <w:drawing>
-          <wp:inline distT="0" distB="0" distL="0" distR="0" wp14:anchorId="7538214C" wp14:editId="056246F7">
+          <wp:inline distT="0" distB="0" distL="0" distR="0" wp14:anchorId="79339B5C" wp14:editId="4BDC2057">
             <wp:extent cx="4400120" cy="1306285"/>
             <wp:effectExtent l="0" t="0" r="0" b="0"/>
             <wp:docPr id="15" name="Picture" descr="Tip: on a GitHub file page, select the Download icon (Download raw file) at the top right of the file"/>
@@ -2012,14 +1928,7 @@
           <w:b/>
           <w:bCs/>
         </w:rPr>
-        <w:t xml:space="preserve">Extract </w:t>
-      </w:r>
-      <w:r>
-        <w:rPr>
-          <w:b/>
-          <w:bCs/>
-        </w:rPr>
-        <w:t>All</w:t>
+        <w:t>Extract All</w:t>
       </w:r>
       <w:r>
         <w:t xml:space="preserve">). Inside is a folder named </w:t>
@@ -2697,7 +2606,10 @@
         <w:t>Add attachments (+) → Attach cloud files</w:t>
       </w:r>
       <w:r>
-        <w:t xml:space="preserve"> and pick the file from OneDrive, or type </w:t>
+        <w:t xml:space="preserve"> </w:t>
+      </w:r>
+      <w:r>
+        <w:t xml:space="preserve">and pick the file from OneDrive, or type </w:t>
       </w:r>
       <w:r>
         <w:rPr>
@@ -2832,7 +2744,10 @@
         <w:t>Automations</w:t>
       </w:r>
       <w:r>
-        <w:t xml:space="preserve"> — schedule tasks or run them on events (you'll use this in Exercise 7).</w:t>
+        <w:t xml:space="preserve"> </w:t>
+      </w:r>
+      <w:r>
+        <w:t>— schedule tasks or run them on events (you'll use this in Exercise 7).</w:t>
       </w:r>
     </w:p>
     <w:p>
@@ -2851,7 +2766,18 @@
         <w:t>Customize</w:t>
       </w:r>
       <w:r>
-        <w:t xml:space="preserve"> — custom instructions, your personal skills, and plugins (more in the plugins spotlight before Exercise 8).</w:t>
+        <w:t xml:space="preserve"> — custom instructions, your personal skills, and plugins (more in the </w:t>
+      </w:r>
+      <w:hyperlink r:id="rId11">
+        <w:r>
+          <w:rPr>
+            <w:rStyle w:val="Hyperlink"/>
+          </w:rPr>
+          <w:t>after-the-workshop pack</w:t>
+        </w:r>
+      </w:hyperlink>
+      <w:r>
+        <w:t>).</w:t>
       </w:r>
     </w:p>
     <w:p>
@@ -2861,7 +2787,7 @@
       <w:r>
         <w:t xml:space="preserve">See </w:t>
       </w:r>
-      <w:hyperlink r:id="rId11">
+      <w:hyperlink r:id="rId12">
         <w:r>
           <w:rPr>
             <w:rStyle w:val="Hyperlink"/>
@@ -2870,20 +2796,17 @@
         </w:r>
       </w:hyperlink>
       <w:r>
-        <w:t xml:space="preserve"> </w:t>
-      </w:r>
-      <w:r>
-        <w:t>for the full tour.</w:t>
+        <w:t xml:space="preserve"> for the full tour.</w:t>
       </w:r>
     </w:p>
     <w:p>
       <w:pPr>
         <w:pStyle w:val="Heading3"/>
       </w:pPr>
-      <w:bookmarkStart w:id="10" w:name="X4f295786a2642ec94c4d0fe06581b327b845920"/>
+      <w:bookmarkStart w:id="10" w:name="X80d69588ac12ab94a689c50fad284b31cd44da1"/>
       <w:bookmarkEnd w:id="9"/>
       <w:r>
-        <w:t>D. Customize instructions for Cowork (3 min)</w:t>
+        <w:t>D. Customize instructions for Cowork (1 min)</w:t>
       </w:r>
     </w:p>
     <w:p>
@@ -2901,7 +2824,10 @@
         <w:t>automatically adds to the start of every task</w:t>
       </w:r>
       <w:r>
-        <w:t>, so you don't have to repeat your tone, format, or rules in each prompt. Set them once now and they apply to every exercise today.</w:t>
+        <w:t xml:space="preserve">, so you </w:t>
+      </w:r>
+      <w:r>
+        <w:t>don't have to repeat your tone, format, or rules in each prompt. Set them once now and they apply to every exercise today.</w:t>
       </w:r>
     </w:p>
     <w:p>
@@ -2913,22 +2839,22 @@
           <w:noProof/>
         </w:rPr>
         <w:drawing>
-          <wp:inline distT="0" distB="0" distL="0" distR="0" wp14:anchorId="26492A01" wp14:editId="5FDD2BA6">
+          <wp:inline distT="0" distB="0" distL="0" distR="0" wp14:anchorId="56D196A0" wp14:editId="418C5CFB">
             <wp:extent cx="6210300" cy="886384"/>
             <wp:effectExtent l="0" t="0" r="0" b="0"/>
-            <wp:docPr id="22" name="Picture" descr="The &quot;Customize instructions for Cowork&quot; card: Give Cowork guidance that is automatically added to the start of every task."/>
+            <wp:docPr id="23" name="Picture" descr="The &quot;Customize instructions for Cowork&quot; card: Give Cowork guidance that is automatically added to the start of every task."/>
             <wp:cNvGraphicFramePr/>
             <a:graphic xmlns:a="http://schemas.openxmlformats.org/drawingml/2006/main">
               <a:graphicData uri="http://schemas.openxmlformats.org/drawingml/2006/picture">
                 <pic:pic xmlns:pic="http://schemas.openxmlformats.org/drawingml/2006/picture">
                   <pic:nvPicPr>
-                    <pic:cNvPr id="23" name="Picture" descr="../reference/media/customize-instructions.png"/>
+                    <pic:cNvPr id="24" name="Picture" descr="../reference/media/customize-instructions.png"/>
                     <pic:cNvPicPr>
                       <a:picLocks noChangeAspect="1" noChangeArrowheads="1"/>
                     </pic:cNvPicPr>
                   </pic:nvPicPr>
                   <pic:blipFill>
-                    <a:blip r:embed="rId12"/>
+                    <a:blip r:embed="rId13"/>
                     <a:stretch>
                       <a:fillRect/>
                     </a:stretch>
@@ -3045,10 +2971,10 @@
         <w:spacing w:before="30" w:after="30"/>
       </w:pPr>
       <w:r>
-        <w:t xml:space="preserve">I work in HR at Zava. Write in a warm, professional, inclusive tone suitable for employee communications. When you answer a policy or benefits question, cite the source document and add "Policies can change — please confirm with HR." Save emails and messages as drafts for me to review; during this workshop, never send anything to anyone but me. Unless I ask you to use my mail, calendar, or Teams, use only the Zava sample files in my OneDrive folder </w:t>
-      </w:r>
-      <w:r>
-        <w:t>Documents/ai_hr_cowork_workshop, and never copy real employee personal data into files or drafts.</w:t>
+        <w:t xml:space="preserve">I work in HR at Zava. Write in a warm, professional, inclusive tone suitable for employee communications. When you answer a policy or benefits question, cite the source document and add </w:t>
+      </w:r>
+      <w:r>
+        <w:t>"Policies can change — please confirm with HR." Save emails and messages as drafts for me to review; during this workshop, never send anything to anyone but me. Unless I ask you to use my mail, calendar, or Teams, use only the Zava sample files in my OneDrive folder Documents/ai_hr_cowork_workshop, and never copy real employee personal data into files or drafts.</w:t>
       </w:r>
     </w:p>
     <w:p>
@@ -3087,7 +3013,10 @@
         <w:t>"Draft a two-sentence reminder to employees that open enrollment is in November."</w:t>
       </w:r>
       <w:r>
-        <w:t xml:space="preserve"> The reply should use your tone and end with the confirm-with-HR note.</w:t>
+        <w:t xml:space="preserve"> </w:t>
+      </w:r>
+      <w:r>
+        <w:t>The reply should use your tone and end with the confirm-with-HR note.</w:t>
       </w:r>
     </w:p>
     <w:p>
@@ -3360,7 +3289,7 @@
       <w:r>
         <w:t xml:space="preserve">Full set, including formatting preferences you can add to any of them: </w:t>
       </w:r>
-      <w:hyperlink r:id="rId13">
+      <w:hyperlink r:id="rId14">
         <w:r>
           <w:rPr>
             <w:rStyle w:val="Hyperlink"/>
@@ -3585,7 +3514,7 @@
       <w:r>
         <w:t xml:space="preserve"> section. Details: </w:t>
       </w:r>
-      <w:hyperlink r:id="rId14">
+      <w:hyperlink r:id="rId15">
         <w:r>
           <w:rPr>
             <w:rStyle w:val="Hyperlink"/>
@@ -3634,22 +3563,22 @@
           <w:noProof/>
         </w:rPr>
         <w:drawing>
-          <wp:inline distT="0" distB="0" distL="0" distR="0" wp14:anchorId="42E05D7D" wp14:editId="346F6A9D">
+          <wp:inline distT="0" distB="0" distL="0" distR="0" wp14:anchorId="40D7CF64" wp14:editId="323C10BC">
             <wp:extent cx="5952564" cy="549835"/>
             <wp:effectExtent l="0" t="0" r="0" b="0"/>
-            <wp:docPr id="28" name="Picture" descr="Prompt key: Goal (blue) is the outcome, for whom, and why; Source (green) is the files, sites, or data to use; Expectations (orange) describe what good looks like; Constraints (purple) say what Cowork must not do"/>
+            <wp:docPr id="29" name="Picture" descr="Prompt key: Goal (blue) is the outcome, for whom, and why; Source (green) is the files, sites, or data to use; Expectations (orange) describe what good looks like; Constraints (purple) say what Cowork must not do"/>
             <wp:cNvGraphicFramePr/>
             <a:graphic xmlns:a="http://schemas.openxmlformats.org/drawingml/2006/main">
               <a:graphicData uri="http://schemas.openxmlformats.org/drawingml/2006/picture">
                 <pic:pic xmlns:pic="http://schemas.openxmlformats.org/drawingml/2006/picture">
                   <pic:nvPicPr>
-                    <pic:cNvPr id="29" name="Picture" descr="../reference/media/prompt-key.png"/>
+                    <pic:cNvPr id="30" name="Picture" descr="../reference/media/prompt-key.png"/>
                     <pic:cNvPicPr>
                       <a:picLocks noChangeAspect="1" noChangeArrowheads="1"/>
                     </pic:cNvPicPr>
                   </pic:nvPicPr>
                   <pic:blipFill>
-                    <a:blip r:embed="rId15"/>
+                    <a:blip r:embed="rId16"/>
                     <a:stretch>
                       <a:fillRect/>
                     </a:stretch>
@@ -4146,7 +4075,7 @@
     </w:p>
     <w:p>
       <w:r>
-        <w:pict w14:anchorId="3159D996">
+        <w:pict w14:anchorId="455ADB3B">
           <v:rect id="_x0000_i1026" style="width:0;height:1.5pt" o:hralign="center" o:hrstd="t" o:hr="t"/>
         </w:pict>
       </w:r>
@@ -4155,12 +4084,12 @@
       <w:pPr>
         <w:pStyle w:val="Heading2"/>
       </w:pPr>
-      <w:bookmarkStart w:id="13" w:name="X32d5feb5c42a67d990bbf5c51199fb4ed691306"/>
-      <w:bookmarkStart w:id="14" w:name="_Toc241956545"/>
+      <w:bookmarkStart w:id="13" w:name="X4483dde339e198237c04137da81141af42f1976"/>
+      <w:bookmarkStart w:id="14" w:name="_Toc242256101"/>
       <w:bookmarkEnd w:id="5"/>
       <w:bookmarkEnd w:id="12"/>
       <w:r>
-        <w:t>Exercise 1 — Executive Command Center (25 min)</w:t>
+        <w:t>Exercise 1 — Executive Command Center (15 min)</w:t>
       </w:r>
       <w:bookmarkEnd w:id="14"/>
     </w:p>
@@ -5538,7 +5467,7 @@
     </w:p>
     <w:p>
       <w:r>
-        <w:pict w14:anchorId="5EFD0D15">
+        <w:pict w14:anchorId="49994598">
           <v:rect id="_x0000_i1027" style="width:0;height:1.5pt" o:hralign="center" o:hrstd="t" o:hr="t"/>
         </w:pict>
       </w:r>
@@ -5547,12 +5476,12 @@
       <w:pPr>
         <w:pStyle w:val="Heading2"/>
       </w:pPr>
-      <w:bookmarkStart w:id="16" w:name="X3bc279fb422ae0c320998ddb1f4965378ddecb6"/>
-      <w:bookmarkStart w:id="17" w:name="_Toc241956546"/>
+      <w:bookmarkStart w:id="16" w:name="X8e53f6a1b406fab3ed2ac9ca6cb2da94788ec4d"/>
+      <w:bookmarkStart w:id="17" w:name="_Toc242256102"/>
       <w:bookmarkEnd w:id="13"/>
       <w:bookmarkEnd w:id="15"/>
       <w:r>
-        <w:t>Exercise 2 — Research the web with Deep Research (20 min)</w:t>
+        <w:t>Exercise 2 — Research the web with Deep Research (15 min)</w:t>
       </w:r>
       <w:bookmarkEnd w:id="17"/>
     </w:p>
@@ -6359,7 +6288,7 @@
     </w:p>
     <w:p>
       <w:r>
-        <w:pict w14:anchorId="2CEBC44F">
+        <w:pict w14:anchorId="180FA5EC">
           <v:rect id="_x0000_i1028" style="width:0;height:1.5pt" o:hralign="center" o:hrstd="t" o:hr="t"/>
         </w:pict>
       </w:r>
@@ -6368,45 +6297,14 @@
       <w:pPr>
         <w:pStyle w:val="Heading2"/>
       </w:pPr>
-      <w:bookmarkStart w:id="20" w:name="coffee-break-10-min"/>
-      <w:bookmarkStart w:id="21" w:name="_Toc241956547"/>
+      <w:bookmarkStart w:id="20" w:name="Xe9785fbc463efafc5914762c9acdd4c71598452"/>
+      <w:bookmarkStart w:id="21" w:name="_Toc242256103"/>
       <w:bookmarkEnd w:id="16"/>
       <w:bookmarkEnd w:id="19"/>
       <w:r>
-        <w:t>☕</w:t>
-      </w:r>
-      <w:r>
-        <w:t xml:space="preserve"> Break (10 min)</w:t>
+        <w:t>Exercise 3 — Navigate websites with Cowork's browser (15 min)</w:t>
       </w:r>
       <w:bookmarkEnd w:id="21"/>
-    </w:p>
-    <w:p>
-      <w:pPr>
-        <w:pStyle w:val="FirstParagraph"/>
-      </w:pPr>
-      <w:r>
-        <w:t>Stretch and grab a coffee. Next up: Cowork drives a real web browser for you, then the custom-skill build, the centerpiece of the day.</w:t>
-      </w:r>
-    </w:p>
-    <w:p>
-      <w:r>
-        <w:pict w14:anchorId="6BD6D0D4">
-          <v:rect id="_x0000_i1029" style="width:0;height:1.5pt" o:hralign="center" o:hrstd="t" o:hr="t"/>
-        </w:pict>
-      </w:r>
-    </w:p>
-    <w:p>
-      <w:pPr>
-        <w:pStyle w:val="Heading2"/>
-      </w:pPr>
-      <w:bookmarkStart w:id="22" w:name="X01d412a0f2e13c2810eaf63626ad375735c7ae4"/>
-      <w:bookmarkStart w:id="23" w:name="_Toc241956548"/>
-      <w:bookmarkEnd w:id="20"/>
-      <w:r>
-        <w:lastRenderedPageBreak/>
-        <w:t>Exercise 3 — Navigate websites with Cowork's browser (25 min)</w:t>
-      </w:r>
-      <w:bookmarkEnd w:id="23"/>
     </w:p>
     <w:p>
       <w:pPr>
@@ -6481,10 +6379,7 @@
         <w:t>Output:</w:t>
       </w:r>
       <w:r>
-        <w:t xml:space="preserve"> </w:t>
-      </w:r>
-      <w:r>
-        <w:t xml:space="preserve">A comparison table of overtime rules (U.S. Department of Labor vs. Washington State vs. the Zava handbook) with a link to every page Cowork visited, and a one-page </w:t>
+        <w:t xml:space="preserve"> A comparison table of overtime rules (U.S. Department of Labor vs. Washington State vs. the Zava handbook) with a link to every page Cowork visited, and a one-page </w:t>
       </w:r>
       <w:r>
         <w:rPr>
@@ -6515,6 +6410,7 @@
           <w:b/>
           <w:bCs/>
         </w:rPr>
+        <w:lastRenderedPageBreak/>
         <w:t>Why Cowork?</w:t>
       </w:r>
       <w:r>
@@ -6528,10 +6424,7 @@
         <w:t>hidden tab in your own Microsoft Edge</w:t>
       </w:r>
       <w:r>
-        <w:t xml:space="preserve">, with your sign-ins and your organization's policies, tells you which </w:t>
-      </w:r>
-      <w:r>
-        <w:t>page it's on, and asks before anything consequential.</w:t>
+        <w:t>, with your sign-ins and your organization's policies, tells you which page it's on, and asks before anything consequential.</w:t>
       </w:r>
     </w:p>
     <w:p>
@@ -6663,10 +6556,7 @@
         <w:t>Switch to tab</w:t>
       </w:r>
       <w:r>
-        <w:t xml:space="preserve">, </w:t>
-      </w:r>
-      <w:r>
-        <w:t>approvals, hand-back for sign-ins), and when to use it instead of Deep Research.</w:t>
+        <w:t>, approvals, hand-back for sign-ins), and when to use it instead of Deep Research.</w:t>
       </w:r>
     </w:p>
     <w:p>
@@ -6701,7 +6591,10 @@
         <w:t>operates</w:t>
       </w:r>
       <w:r>
-        <w:t xml:space="preserve"> a website step by step, like a person (or a test tool such as Playwright) would: it types in search boxes, clicks links and menus, and reads the pages it lands on. There's no "browser" skill to pick; ask for something that needs a website and Cowork opens the browser itself.</w:t>
+        <w:t xml:space="preserve"> a website step by step, like a person (or a test tool such as Playwright) would: it types </w:t>
+      </w:r>
+      <w:r>
+        <w:t>in search boxes, clicks links and menus, and reads the pages it lands on. There's no "browser" skill to pick; ask for something that needs a website and Cowork opens the browser itself.</w:t>
       </w:r>
     </w:p>
     <w:p>
@@ -6748,7 +6641,7 @@
       <w:r>
         <w:t xml:space="preserve"> at </w:t>
       </w:r>
-      <w:hyperlink r:id="rId16">
+      <w:hyperlink r:id="rId17">
         <w:r>
           <w:rPr>
             <w:rStyle w:val="Hyperlink"/>
@@ -6860,7 +6753,7 @@
       <w:r>
         <w:t xml:space="preserve">Not working? See </w:t>
       </w:r>
-      <w:hyperlink r:id="rId17">
+      <w:hyperlink r:id="rId18">
         <w:r>
           <w:rPr>
             <w:rStyle w:val="Hyperlink"/>
@@ -6876,7 +6769,7 @@
       <w:pPr>
         <w:pStyle w:val="Heading3"/>
       </w:pPr>
-      <w:bookmarkStart w:id="24" w:name="task-3a--navigate-two-websites"/>
+      <w:bookmarkStart w:id="22" w:name="task-3a--navigate-two-websites"/>
       <w:r>
         <w:t>Task 3a — Navigate two websites</w:t>
       </w:r>
@@ -6976,7 +6869,7 @@
         </w:rPr>
         <w:t xml:space="preserve">Go to </w:t>
       </w:r>
-      <w:hyperlink r:id="rId18">
+      <w:hyperlink r:id="rId19">
         <w:r>
           <w:rPr>
             <w:rStyle w:val="Hyperlink"/>
@@ -6997,13 +6890,7 @@
         <w:rPr>
           <w:rStyle w:val="PromptGoal"/>
         </w:rPr>
-        <w:t xml:space="preserve">Open it and note the overtime rules and when overtime </w:t>
-      </w:r>
-      <w:r>
-        <w:rPr>
-          <w:rStyle w:val="PromptGoal"/>
-        </w:rPr>
-        <w:t>must be paid.</w:t>
+        <w:t>Open it and note the overtime rules and when overtime must be paid.</w:t>
       </w:r>
     </w:p>
     <w:p>
@@ -7025,7 +6912,7 @@
         </w:rPr>
         <w:t xml:space="preserve">Go to </w:t>
       </w:r>
-      <w:hyperlink r:id="rId19">
+      <w:hyperlink r:id="rId20">
         <w:r>
           <w:rPr>
             <w:rStyle w:val="Hyperlink"/>
@@ -7153,7 +7040,6 @@
         </w:numPr>
       </w:pPr>
       <w:r>
-        <w:lastRenderedPageBreak/>
         <w:t xml:space="preserve">Watch the </w:t>
       </w:r>
       <w:r>
@@ -7228,19 +7114,17 @@
         <w:t>open two of the links</w:t>
       </w:r>
       <w:r>
-        <w:t xml:space="preserve"> </w:t>
-      </w:r>
-      <w:r>
-        <w:t>and check one claim on each page yourself.</w:t>
+        <w:t xml:space="preserve"> and check one claim on each page yourself.</w:t>
       </w:r>
     </w:p>
     <w:p>
       <w:pPr>
         <w:pStyle w:val="Heading3"/>
       </w:pPr>
-      <w:bookmarkStart w:id="25" w:name="X9f0177ee11fbc41e0988cf3e8b9cf7599db2a56"/>
-      <w:bookmarkEnd w:id="24"/>
-      <w:r>
+      <w:bookmarkStart w:id="23" w:name="X9f0177ee11fbc41e0988cf3e8b9cf7599db2a56"/>
+      <w:bookmarkEnd w:id="22"/>
+      <w:r>
+        <w:lastRenderedPageBreak/>
         <w:t>Task 3b — Turn it into a brief for payroll</w:t>
       </w:r>
     </w:p>
@@ -7303,7 +7187,13 @@
         <w:rPr>
           <w:rStyle w:val="PromptExpectations"/>
         </w:rPr>
-        <w:t>what the federal and Washington rules say, what our handbook says, and the recommended next step. Save it as a Word doc</w:t>
+        <w:t xml:space="preserve">what the federal and Washington rules say, what our handbook </w:t>
+      </w:r>
+      <w:r>
+        <w:rPr>
+          <w:rStyle w:val="PromptExpectations"/>
+        </w:rPr>
+        <w:t>says, and the recommended next step. Save it as a Word doc</w:t>
       </w:r>
       <w:r>
         <w:t xml:space="preserve">; </w:t>
@@ -7361,10 +7251,7 @@
         <w:t>site search or menus</w:t>
       </w:r>
       <w:r>
-        <w:t xml:space="preserve"> on two websites (not just one guessed </w:t>
-      </w:r>
-      <w:r>
-        <w:t xml:space="preserve">URL); your table links to the </w:t>
+        <w:t xml:space="preserve"> on two websites (not just one guessed URL); your table links to the </w:t>
       </w:r>
       <w:r>
         <w:rPr>
@@ -7454,7 +7341,10 @@
         <w:t>Stretch:</w:t>
       </w:r>
       <w:r>
-        <w:t xml:space="preserve"> Open the DOL's interactive </w:t>
+        <w:t xml:space="preserve"> </w:t>
+      </w:r>
+      <w:r>
+        <w:t xml:space="preserve">Open the DOL's interactive </w:t>
       </w:r>
       <w:r>
         <w:rPr>
@@ -7466,7 +7356,7 @@
       <w:r>
         <w:t xml:space="preserve"> (</w:t>
       </w:r>
-      <w:hyperlink r:id="rId20">
+      <w:hyperlink r:id="rId21">
         <w:r>
           <w:rPr>
             <w:rStyle w:val="Hyperlink"/>
@@ -7475,10 +7365,7 @@
         </w:r>
       </w:hyperlink>
       <w:r>
-        <w:t xml:space="preserve">) and have Cowork step through the first few </w:t>
-      </w:r>
-      <w:r>
-        <w:t xml:space="preserve">questions for a salaried HR Coordinator, </w:t>
+        <w:t xml:space="preserve">) and have Cowork step through the first few questions for a salaried HR Coordinator, </w:t>
       </w:r>
       <w:r>
         <w:rPr>
@@ -7493,8 +7380,8 @@
     </w:p>
     <w:p>
       <w:r>
-        <w:pict w14:anchorId="2B1655D2">
-          <v:rect id="_x0000_i1030" style="width:0;height:1.5pt" o:hralign="center" o:hrstd="t" o:hr="t"/>
+        <w:pict w14:anchorId="2B5D1013">
+          <v:rect id="_x0000_i1029" style="width:0;height:1.5pt" o:hralign="center" o:hrstd="t" o:hr="t"/>
         </w:pict>
       </w:r>
     </w:p>
@@ -7502,14 +7389,14 @@
       <w:pPr>
         <w:pStyle w:val="Heading2"/>
       </w:pPr>
-      <w:bookmarkStart w:id="26" w:name="X9116c4916658806051619465b6a84d1f6bc9a0f"/>
-      <w:bookmarkStart w:id="27" w:name="_Toc241956549"/>
-      <w:bookmarkEnd w:id="22"/>
+      <w:bookmarkStart w:id="24" w:name="Xfd0289156e27dd980a7f551da3eec69c529d8cb"/>
+      <w:bookmarkStart w:id="25" w:name="_Toc242256104"/>
+      <w:bookmarkEnd w:id="20"/>
+      <w:bookmarkEnd w:id="23"/>
+      <w:r>
+        <w:t>Exercise 4 — Build your own custom skill (20 min)</w:t>
+      </w:r>
       <w:bookmarkEnd w:id="25"/>
-      <w:r>
-        <w:t>Exercise 4 — Build your own custom skill (30 min)</w:t>
-      </w:r>
-      <w:bookmarkEnd w:id="27"/>
     </w:p>
     <w:p>
       <w:pPr>
@@ -7560,7 +7447,10 @@
         <w:t>Goal:</w:t>
       </w:r>
       <w:r>
-        <w:t xml:space="preserve"> Teach Cowork to answer policy and benefits questions the same clear, sourced way — every time.</w:t>
+        <w:t xml:space="preserve"> </w:t>
+      </w:r>
+      <w:r>
+        <w:t>Teach Cowork to answer policy and benefits questions the same clear, sourced way — every time.</w:t>
       </w:r>
     </w:p>
     <w:p>
@@ -7594,10 +7484,7 @@
         <w:t>HR Policy Answer</w:t>
       </w:r>
       <w:r>
-        <w:t xml:space="preserve">, with a quality score, that triggers on </w:t>
-      </w:r>
-      <w:r>
-        <w:t>policy questions and answers Answer → Details → Source → "confirm with HR."</w:t>
+        <w:t>, with a quality score, that triggers on policy questions and answers Answer → Details → Source → "confirm with HR."</w:t>
       </w:r>
     </w:p>
     <w:p>
@@ -7655,7 +7542,10 @@
         <w:t>Customize</w:t>
       </w:r>
       <w:r>
-        <w:t xml:space="preserve"> → Skills → Add → Create new · 2. </w:t>
+        <w:t xml:space="preserve"> </w:t>
+      </w:r>
+      <w:r>
+        <w:t xml:space="preserve">→ Skills → Add → Create new · 2. </w:t>
       </w:r>
       <w:r>
         <w:rPr>
@@ -7753,7 +7643,7 @@
       <w:r>
         <w:t xml:space="preserve">Full background: </w:t>
       </w:r>
-      <w:hyperlink r:id="rId21">
+      <w:hyperlink r:id="rId22">
         <w:r>
           <w:rPr>
             <w:rStyle w:val="Hyperlink"/>
@@ -7772,7 +7662,10 @@
         <w:t>from a prompt</w:t>
       </w:r>
       <w:r>
-        <w:t xml:space="preserve"> in Exercise 1 — here you use the </w:t>
+        <w:t xml:space="preserve"> </w:t>
+      </w:r>
+      <w:r>
+        <w:t xml:space="preserve">in Exercise 1 — here you use the </w:t>
       </w:r>
       <w:r>
         <w:rPr>
@@ -7789,9 +7682,8 @@
       <w:pPr>
         <w:pStyle w:val="Heading3"/>
       </w:pPr>
-      <w:bookmarkStart w:id="28" w:name="build-it-guided-customize-page"/>
-      <w:r>
-        <w:lastRenderedPageBreak/>
+      <w:bookmarkStart w:id="26" w:name="build-it-guided-customize-page"/>
+      <w:r>
         <w:t>Build it (guided Customize page)</w:t>
       </w:r>
     </w:p>
@@ -7910,6 +7802,7 @@
           <w:b/>
           <w:bCs/>
         </w:rPr>
+        <w:lastRenderedPageBreak/>
         <w:t>Description:</w:t>
       </w:r>
       <w:r>
@@ -7962,13 +7855,19 @@
         <w:rPr>
           <w:rStyle w:val="PromptGoal"/>
         </w:rPr>
-        <w:t xml:space="preserve"> (PTO, remote/hybrid work, benefits enrollment, overtime, code of conduct, learning budget).</w:t>
-      </w:r>
-      <w:r>
         <w:t xml:space="preserve"> </w:t>
       </w:r>
       <w:r>
         <w:rPr>
+          <w:rStyle w:val="PromptGoal"/>
+        </w:rPr>
+        <w:t>(PTO, remote/hybrid work, benefits enrollment, overtime, code of conduct, learning budget).</w:t>
+      </w:r>
+      <w:r>
+        <w:t xml:space="preserve"> </w:t>
+      </w:r>
+      <w:r>
+        <w:rPr>
           <w:rStyle w:val="PromptSource"/>
         </w:rPr>
         <w:t xml:space="preserve">Ground answers in </w:t>
@@ -7995,13 +7894,7 @@
         <w:rPr>
           <w:rStyle w:val="PromptSource"/>
         </w:rPr>
-        <w:t xml:space="preserve"> in my OneDrive folder</w:t>
-      </w:r>
-      <w:r>
-        <w:rPr>
-          <w:rStyle w:val="PromptSource"/>
-        </w:rPr>
-        <w:t xml:space="preserve"> </w:t>
+        <w:t xml:space="preserve"> in my OneDrive folder </w:t>
       </w:r>
       <w:r>
         <w:rPr>
@@ -8084,7 +7977,13 @@
         <w:rPr>
           <w:rStyle w:val="PromptConstraints"/>
         </w:rPr>
-        <w:t xml:space="preserve"> handle individual pay, performance, disciplinary, legal, or medical questions — politely redirect those. Produce a draft for HR to review; never send automatically.</w:t>
+        <w:t xml:space="preserve"> handle </w:t>
+      </w:r>
+      <w:r>
+        <w:rPr>
+          <w:rStyle w:val="PromptConstraints"/>
+        </w:rPr>
+        <w:t>individual pay, performance, disciplinary, legal, or medical questions — politely redirect those. Produce a draft for HR to review; never send automatically.</w:t>
       </w:r>
     </w:p>
     <w:p>
@@ -8112,8 +8011,8 @@
       <w:pPr>
         <w:pStyle w:val="Heading3"/>
       </w:pPr>
-      <w:bookmarkStart w:id="29" w:name="read-the-evaluation"/>
-      <w:bookmarkEnd w:id="28"/>
+      <w:bookmarkStart w:id="27" w:name="read-the-evaluation"/>
+      <w:bookmarkEnd w:id="26"/>
       <w:r>
         <w:t>Read the evaluation</w:t>
       </w:r>
@@ -8172,15 +8071,18 @@
         <w:t>Good (70+)</w:t>
       </w:r>
       <w:r>
-        <w:t xml:space="preserve"> or better. If not, the report tells you what to improve (usually clearer trigger wording or tighter scope) — tweak and re-confirm.</w:t>
+        <w:t xml:space="preserve"> or better. If not, the report tells you what to </w:t>
+      </w:r>
+      <w:r>
+        <w:t>improve (usually clearer trigger wording or tighter scope) — tweak and re-confirm.</w:t>
       </w:r>
     </w:p>
     <w:p>
       <w:pPr>
         <w:pStyle w:val="Heading3"/>
       </w:pPr>
-      <w:bookmarkStart w:id="30" w:name="test-it"/>
-      <w:bookmarkEnd w:id="29"/>
+      <w:bookmarkStart w:id="28" w:name="test-it"/>
+      <w:bookmarkEnd w:id="27"/>
       <w:r>
         <w:t>Test it</w:t>
       </w:r>
@@ -8302,7 +8204,10 @@
         <w:t>Discuss:</w:t>
       </w:r>
       <w:r>
-        <w:t xml:space="preserve"> Which recurring HR question would you turn into a skill next — and what must it </w:t>
+        <w:t xml:space="preserve"> </w:t>
+      </w:r>
+      <w:r>
+        <w:t xml:space="preserve">Which recurring HR question would you turn into a skill next — and what must it </w:t>
       </w:r>
       <w:r>
         <w:rPr>
@@ -8347,10 +8252,7 @@
         <w:t>"Only you"</w:t>
       </w:r>
       <w:r>
-        <w:t xml:space="preserve"> </w:t>
-      </w:r>
-      <w:r>
-        <w:t xml:space="preserve">(recommended) so the room doesn't fill up with 25 copies — or if you do share to </w:t>
+        <w:t xml:space="preserve"> (recommended) so the room doesn't fill up with 25 copies — or if you do share to </w:t>
       </w:r>
       <w:r>
         <w:rPr>
@@ -8386,7 +8288,7 @@
       <w:r>
         <w:t xml:space="preserve">Compare your result with the reference skill in </w:t>
       </w:r>
-      <w:hyperlink r:id="rId22">
+      <w:hyperlink r:id="rId23">
         <w:r>
           <w:rPr>
             <w:rStyle w:val="Hyperlink"/>
@@ -8400,8 +8302,8 @@
     </w:p>
     <w:p>
       <w:r>
-        <w:pict w14:anchorId="12E7160F">
-          <v:rect id="_x0000_i1031" style="width:0;height:1.5pt" o:hralign="center" o:hrstd="t" o:hr="t"/>
+        <w:pict w14:anchorId="2C3E6B5E">
+          <v:rect id="_x0000_i1030" style="width:0;height:1.5pt" o:hralign="center" o:hrstd="t" o:hr="t"/>
         </w:pict>
       </w:r>
     </w:p>
@@ -8409,14 +8311,14 @@
       <w:pPr>
         <w:pStyle w:val="Heading2"/>
       </w:pPr>
-      <w:bookmarkStart w:id="31" w:name="X760f3e0179454091390b23f90bebafb9e8f1201"/>
-      <w:bookmarkStart w:id="32" w:name="_Toc241956550"/>
-      <w:bookmarkEnd w:id="26"/>
+      <w:bookmarkStart w:id="29" w:name="Xd4663d810cd6ea14c650b6bbafbe523ad080324"/>
+      <w:bookmarkStart w:id="30" w:name="_Toc242256105"/>
+      <w:bookmarkEnd w:id="24"/>
+      <w:bookmarkEnd w:id="28"/>
+      <w:r>
+        <w:t>Exercise 5 — Recruiting + reporting mini-lab (10 min)</w:t>
+      </w:r>
       <w:bookmarkEnd w:id="30"/>
-      <w:r>
-        <w:t>Exercise 5 — Recruiting + reporting mini-lab (15 min)</w:t>
-      </w:r>
-      <w:bookmarkEnd w:id="32"/>
     </w:p>
     <w:p>
       <w:pPr>
@@ -8464,14 +8366,10 @@
           <w:b/>
           <w:bCs/>
         </w:rPr>
-        <w:lastRenderedPageBreak/>
         <w:t>Goal:</w:t>
       </w:r>
       <w:r>
-        <w:t xml:space="preserve"> </w:t>
-      </w:r>
-      <w:r>
-        <w:t>Attract the right candidates for an open role and get on top of the HR service queue in minutes.</w:t>
+        <w:t xml:space="preserve"> Attract the right candidates for an open role and get on top of the HR service queue in minutes.</w:t>
       </w:r>
     </w:p>
     <w:p>
@@ -8519,7 +8417,10 @@
         <w:t>Why Cowork?</w:t>
       </w:r>
       <w:r>
-        <w:t xml:space="preserve"> One task reads a job description and writes a polished, reviewed document; the other analyzes a spreadsheet and reports on it. Cowork picks the right skills (Word, Excel) for each and grounds both in your files.</w:t>
+        <w:t xml:space="preserve"> </w:t>
+      </w:r>
+      <w:r>
+        <w:t>One task reads a job description and writes a polished, reviewed document; the other analyzes a spreadsheet and reports on it. Cowork picks the right skills (Word, Excel) for each and grounds both in your files.</w:t>
       </w:r>
     </w:p>
     <w:p>
@@ -8540,6 +8441,7 @@
           <w:b/>
           <w:bCs/>
         </w:rPr>
+        <w:lastRenderedPageBreak/>
         <w:t>Workflow:</w:t>
       </w:r>
       <w:r>
@@ -8641,14 +8543,17 @@
         <w:t>different skills</w:t>
       </w:r>
       <w:r>
-        <w:t xml:space="preserve"> (Word, Excel) for writing vs. data analysis, and how to verify the numbers.</w:t>
+        <w:t xml:space="preserve"> </w:t>
+      </w:r>
+      <w:r>
+        <w:t>(Word, Excel) for writing vs. data analysis, and how to verify the numbers.</w:t>
       </w:r>
     </w:p>
     <w:p>
       <w:pPr>
         <w:pStyle w:val="Heading3"/>
       </w:pPr>
-      <w:bookmarkStart w:id="33" w:name="task-5a--inclusive-job-posting"/>
+      <w:bookmarkStart w:id="31" w:name="task-5a--inclusive-job-posting"/>
       <w:r>
         <w:t>Task 5a — Inclusive job posting</w:t>
       </w:r>
@@ -8678,10 +8583,7 @@
         <w:t>attracts</w:t>
       </w:r>
       <w:r>
-        <w:t xml:space="preserve"> </w:t>
-      </w:r>
-      <w:r>
-        <w:t>the candidates.</w:t>
+        <w:t xml:space="preserve"> the candidates.</w:t>
       </w:r>
     </w:p>
     <w:p>
@@ -8798,11 +8700,17 @@
         <w:rPr>
           <w:rStyle w:val="PromptExpectations"/>
         </w:rPr>
-        <w:t xml:space="preserve"> sections, and mention the hybrid schedule. Then add a separate table that </w:t>
+        <w:t xml:space="preserve"> </w:t>
       </w:r>
       <w:r>
         <w:rPr>
           <w:rStyle w:val="PromptExpectations"/>
+        </w:rPr>
+        <w:t xml:space="preserve">sections, and mention the hybrid schedule. Then add a separate table that </w:t>
+      </w:r>
+      <w:r>
+        <w:rPr>
+          <w:rStyle w:val="PromptExpectations"/>
           <w:b/>
           <w:bCs/>
         </w:rPr>
@@ -8828,8 +8736,8 @@
       <w:pPr>
         <w:pStyle w:val="Heading3"/>
       </w:pPr>
-      <w:bookmarkStart w:id="34" w:name="task-5b--ticket-summary-report"/>
-      <w:bookmarkEnd w:id="33"/>
+      <w:bookmarkStart w:id="32" w:name="task-5b--ticket-summary-report"/>
+      <w:bookmarkEnd w:id="31"/>
       <w:r>
         <w:t>Task 5b — Ticket summary report</w:t>
       </w:r>
@@ -8911,13 +8819,19 @@
         <w:rPr>
           <w:rStyle w:val="PromptGoal"/>
         </w:rPr>
-        <w:t xml:space="preserve"> I should follow up on today.</w:t>
-      </w:r>
-      <w:r>
         <w:t xml:space="preserve"> </w:t>
       </w:r>
       <w:r>
         <w:rPr>
+          <w:rStyle w:val="PromptGoal"/>
+        </w:rPr>
+        <w:t>I should follow up on today.</w:t>
+      </w:r>
+      <w:r>
+        <w:t xml:space="preserve"> </w:t>
+      </w:r>
+      <w:r>
+        <w:rPr>
           <w:rStyle w:val="PromptExpectations"/>
         </w:rPr>
         <w:t>Put it in a short report.</w:t>
@@ -9070,7 +8984,38 @@
     </w:p>
     <w:p>
       <w:r>
-        <w:pict w14:anchorId="4645FCD7">
+        <w:pict w14:anchorId="71A9AD0B">
+          <v:rect id="_x0000_i1031" style="width:0;height:1.5pt" o:hralign="center" o:hrstd="t" o:hr="t"/>
+        </w:pict>
+      </w:r>
+    </w:p>
+    <w:p>
+      <w:pPr>
+        <w:pStyle w:val="Heading2"/>
+      </w:pPr>
+      <w:bookmarkStart w:id="33" w:name="coffee-break-15-min"/>
+      <w:bookmarkStart w:id="34" w:name="_Toc242256106"/>
+      <w:bookmarkEnd w:id="29"/>
+      <w:bookmarkEnd w:id="32"/>
+      <w:r>
+        <w:t>☕</w:t>
+      </w:r>
+      <w:r>
+        <w:t xml:space="preserve"> Break (15 min)</w:t>
+      </w:r>
+      <w:bookmarkEnd w:id="34"/>
+    </w:p>
+    <w:p>
+      <w:pPr>
+        <w:pStyle w:val="FirstParagraph"/>
+      </w:pPr>
+      <w:r>
+        <w:t>Stretch and reset. When we're back: an onboarding pack, automations, and the Agent Builder finale.</w:t>
+      </w:r>
+    </w:p>
+    <w:p>
+      <w:r>
+        <w:pict w14:anchorId="15606C2B">
           <v:rect id="_x0000_i1032" style="width:0;height:1.5pt" o:hralign="center" o:hrstd="t" o:hr="t"/>
         </w:pict>
       </w:r>
@@ -9079,45 +9024,13 @@
       <w:pPr>
         <w:pStyle w:val="Heading2"/>
       </w:pPr>
-      <w:bookmarkStart w:id="35" w:name="coffee-break-10-min-1"/>
-      <w:bookmarkStart w:id="36" w:name="_Toc241956551"/>
-      <w:bookmarkEnd w:id="31"/>
-      <w:bookmarkEnd w:id="34"/>
-      <w:r>
-        <w:lastRenderedPageBreak/>
-        <w:t>☕</w:t>
-      </w:r>
-      <w:r>
-        <w:t xml:space="preserve"> Break (10 min)</w:t>
+      <w:bookmarkStart w:id="35" w:name="Xdac1a1f50ed5320ad04ee419fd58b72fefc948c"/>
+      <w:bookmarkStart w:id="36" w:name="_Toc242256107"/>
+      <w:bookmarkEnd w:id="33"/>
+      <w:r>
+        <w:t>Exercise 6 — Onboarding orientation pack (10 min)</w:t>
       </w:r>
       <w:bookmarkEnd w:id="36"/>
-    </w:p>
-    <w:p>
-      <w:pPr>
-        <w:pStyle w:val="FirstParagraph"/>
-      </w:pPr>
-      <w:r>
-        <w:t>Stretch and reset. When we're back: an onboarding pack, automations, and the Agent Builder finale.</w:t>
-      </w:r>
-    </w:p>
-    <w:p>
-      <w:r>
-        <w:pict w14:anchorId="06019136">
-          <v:rect id="_x0000_i1033" style="width:0;height:1.5pt" o:hralign="center" o:hrstd="t" o:hr="t"/>
-        </w:pict>
-      </w:r>
-    </w:p>
-    <w:p>
-      <w:pPr>
-        <w:pStyle w:val="Heading2"/>
-      </w:pPr>
-      <w:bookmarkStart w:id="37" w:name="Xf7f32dcfb537d7c4ae5b893dda38a88c9f0e2b6"/>
-      <w:bookmarkStart w:id="38" w:name="_Toc241956552"/>
-      <w:bookmarkEnd w:id="35"/>
-      <w:r>
-        <w:t>Exercise 6 — Onboarding orientation pack (20 min)</w:t>
-      </w:r>
-      <w:bookmarkEnd w:id="38"/>
     </w:p>
     <w:p>
       <w:pPr>
@@ -9189,13 +9102,11 @@
           <w:b/>
           <w:bCs/>
         </w:rPr>
+        <w:lastRenderedPageBreak/>
         <w:t>Output:</w:t>
       </w:r>
       <w:r>
-        <w:t xml:space="preserve"> </w:t>
-      </w:r>
-      <w:r>
-        <w:t>A 6–8 slide orientation deck, a scheduled kickoff with a Teams link, and a team announcement draft for Sofia Alvarez, Zava's new HR Coordinator.</w:t>
+        <w:t xml:space="preserve"> A 6–8 slide orientation deck, a scheduled kickoff with a Teams link, and a team announcement draft for Sofia Alvarez, Zava's new HR Coordinator.</w:t>
       </w:r>
     </w:p>
     <w:p>
@@ -9219,7 +9130,10 @@
         <w:t>Why Cowork?</w:t>
       </w:r>
       <w:r>
-        <w:t xml:space="preserve"> Onboarding spans documents, calendars, and communications. Cowork chains PowerPoint, Scheduling, and Communications skills in one flow, grounded in your checklist, handbook, and benefits.</w:t>
+        <w:t xml:space="preserve"> Onboarding spans documents, calendars, and communications. Cowork chains PowerPoint, Scheduling, and Communications skills in one flow, grounded in your checklist, </w:t>
+      </w:r>
+      <w:r>
+        <w:t>handbook, and benefits.</w:t>
       </w:r>
     </w:p>
     <w:p>
@@ -9283,10 +9197,7 @@
         <w:t>Communicate</w:t>
       </w:r>
       <w:r>
-        <w:t xml:space="preserve"> → team </w:t>
-      </w:r>
-      <w:r>
-        <w:t>announcement draft</w:t>
+        <w:t xml:space="preserve"> → team announcement draft</w:t>
       </w:r>
     </w:p>
     <w:p>
@@ -9386,7 +9297,7 @@
       <w:pPr>
         <w:pStyle w:val="Heading3"/>
       </w:pPr>
-      <w:bookmarkStart w:id="39" w:name="X8782120f816609c809ff969900d1d28e0d2c8be"/>
+      <w:bookmarkStart w:id="37" w:name="X8782120f816609c809ff969900d1d28e0d2c8be"/>
       <w:r>
         <w:t>Task 6a — Orientation deck (PowerPoint skill)</w:t>
       </w:r>
@@ -9508,7 +9419,13 @@
         <w:rPr>
           <w:rStyle w:val="PromptGoal"/>
         </w:rPr>
-        <w:t>covering first-day logistics, PTO, remote/hybrid work, and benefits basics.</w:t>
+        <w:t xml:space="preserve">covering first-day logistics, PTO, </w:t>
+      </w:r>
+      <w:r>
+        <w:rPr>
+          <w:rStyle w:val="PromptGoal"/>
+        </w:rPr>
+        <w:t>remote/hybrid work, and benefits basics.</w:t>
       </w:r>
       <w:r>
         <w:t xml:space="preserve"> </w:t>
@@ -9555,8 +9472,8 @@
       <w:pPr>
         <w:pStyle w:val="Heading3"/>
       </w:pPr>
-      <w:bookmarkStart w:id="40" w:name="Xe95bb1a0294487a3b9e2fc637e346cc812171cb"/>
-      <w:bookmarkEnd w:id="39"/>
+      <w:bookmarkStart w:id="38" w:name="Xe95bb1a0294487a3b9e2fc637e346cc812171cb"/>
+      <w:bookmarkEnd w:id="37"/>
       <w:r>
         <w:t>Task 6b — Schedule the kickoff (Scheduling / Calendar skill)</w:t>
       </w:r>
@@ -9664,8 +9581,8 @@
       <w:pPr>
         <w:pStyle w:val="Heading3"/>
       </w:pPr>
-      <w:bookmarkStart w:id="41" w:name="Xaef59f703cc39d655b8f514e0ff5388082ed5e8"/>
-      <w:bookmarkEnd w:id="40"/>
+      <w:bookmarkStart w:id="39" w:name="Xaef59f703cc39d655b8f514e0ff5388082ed5e8"/>
+      <w:bookmarkEnd w:id="38"/>
       <w:r>
         <w:t>Task 6c — Team announcement (Communications skill)</w:t>
       </w:r>
@@ -9772,11 +9689,13 @@
           <w:b/>
           <w:bCs/>
         </w:rPr>
-        <w:lastRenderedPageBreak/>
         <w:t>Discuss:</w:t>
       </w:r>
       <w:r>
-        <w:t xml:space="preserve"> What else belongs in a new-hire pack at your organization, and who should review it before it goes out?</w:t>
+        <w:t xml:space="preserve"> What else belongs in a new-hire pack at your organization, and who should review it </w:t>
+      </w:r>
+      <w:r>
+        <w:t>before it goes out?</w:t>
       </w:r>
     </w:p>
     <w:p>
@@ -9806,8 +9725,8 @@
     </w:p>
     <w:p>
       <w:r>
-        <w:pict w14:anchorId="052C7493">
-          <v:rect id="_x0000_i1034" style="width:0;height:1.5pt" o:hralign="center" o:hrstd="t" o:hr="t"/>
+        <w:pict w14:anchorId="2F227A20">
+          <v:rect id="_x0000_i1033" style="width:0;height:1.5pt" o:hralign="center" o:hrstd="t" o:hr="t"/>
         </w:pict>
       </w:r>
     </w:p>
@@ -9815,14 +9734,14 @@
       <w:pPr>
         <w:pStyle w:val="Heading2"/>
       </w:pPr>
-      <w:bookmarkStart w:id="42" w:name="exercise-7--automate--share-15-min"/>
-      <w:bookmarkStart w:id="43" w:name="_Toc241956553"/>
-      <w:bookmarkEnd w:id="37"/>
+      <w:bookmarkStart w:id="40" w:name="exercise-7--automate--share-10-min"/>
+      <w:bookmarkStart w:id="41" w:name="_Toc242256108"/>
+      <w:bookmarkEnd w:id="35"/>
+      <w:bookmarkEnd w:id="39"/>
+      <w:r>
+        <w:t>Exercise 7 — Automate &amp; share (10 min)</w:t>
+      </w:r>
       <w:bookmarkEnd w:id="41"/>
-      <w:r>
-        <w:t>Exercise 7 — Automate &amp; share (15 min)</w:t>
-      </w:r>
-      <w:bookmarkEnd w:id="43"/>
     </w:p>
     <w:p>
       <w:pPr>
@@ -9870,6 +9789,7 @@
           <w:b/>
           <w:bCs/>
         </w:rPr>
+        <w:lastRenderedPageBreak/>
         <w:t>Goal:</w:t>
       </w:r>
       <w:r>
@@ -9921,7 +9841,10 @@
         <w:t>Why Cowork?</w:t>
       </w:r>
       <w:r>
-        <w:t xml:space="preserve"> Recurring work belongs on autopilot. Automations run prompts on a schedule or on events, Daily Briefing pulls your day together, and sharing turns a personal skill into a team asset.</w:t>
+        <w:t xml:space="preserve"> </w:t>
+      </w:r>
+      <w:r>
+        <w:t>Recurring work belongs on autopilot. Automations run prompts on a schedule or on events, Daily Briefing pulls your day together, and sharing turns a personal skill into a team asset.</w:t>
       </w:r>
     </w:p>
     <w:p>
@@ -9965,10 +9888,7 @@
         <w:t>Monitor</w:t>
       </w:r>
       <w:r>
-        <w:t xml:space="preserve"> </w:t>
-      </w:r>
-      <w:r>
-        <w:t xml:space="preserve">→ Runs &amp; Manage schedules · 3. </w:t>
+        <w:t xml:space="preserve"> → Runs &amp; Manage schedules · 3. </w:t>
       </w:r>
       <w:r>
         <w:rPr>
@@ -10063,7 +9983,7 @@
       <w:pPr>
         <w:pStyle w:val="Heading3"/>
       </w:pPr>
-      <w:bookmarkStart w:id="44" w:name="X30fa95b90b56a636bbb5c739ea618a4443823f0"/>
+      <w:bookmarkStart w:id="42" w:name="X30fa95b90b56a636bbb5c739ea618a4443823f0"/>
       <w:r>
         <w:t>Task 7a — Schedule a recurring digest (Automations)</w:t>
       </w:r>
@@ -10169,124 +10089,163 @@
         <w:rPr>
           <w:rStyle w:val="PromptSource"/>
         </w:rPr>
+        <w:t xml:space="preserve"> in my OneDrive folder </w:t>
+      </w:r>
+      <w:r>
+        <w:rPr>
+          <w:rStyle w:val="VerbatimChar"/>
+          <w:b/>
+          <w:bCs/>
+        </w:rPr>
+        <w:t>Documents/ai_hr_cowork_workshop</w:t>
+      </w:r>
+      <w:r>
+        <w:t xml:space="preserve">, </w:t>
+      </w:r>
+      <w:r>
+        <w:rPr>
+          <w:rStyle w:val="PromptGoal"/>
+        </w:rPr>
+        <w:t xml:space="preserve">summarize </w:t>
+      </w:r>
+      <w:r>
+        <w:rPr>
+          <w:rStyle w:val="PromptGoal"/>
+          <w:b/>
+          <w:bCs/>
+        </w:rPr>
+        <w:t>open tickets by category and priority</w:t>
+      </w:r>
+      <w:r>
+        <w:t xml:space="preserve">, </w:t>
+      </w:r>
+      <w:r>
+        <w:rPr>
+          <w:rStyle w:val="PromptExpectations"/>
+        </w:rPr>
+        <w:t xml:space="preserve">list any </w:t>
+      </w:r>
+      <w:r>
+        <w:rPr>
+          <w:rStyle w:val="PromptExpectations"/>
+          <w:b/>
+          <w:bCs/>
+        </w:rPr>
+        <w:t>high-priority open tickets first</w:t>
+      </w:r>
+      <w:r>
+        <w:rPr>
+          <w:rStyle w:val="PromptExpectations"/>
+        </w:rPr>
+        <w:t>, and put the result in a short report.</w:t>
+      </w:r>
+      <w:r>
         <w:t xml:space="preserve"> </w:t>
       </w:r>
       <w:r>
         <w:rPr>
-          <w:rStyle w:val="PromptSource"/>
-        </w:rPr>
-        <w:t xml:space="preserve">in my OneDrive folder </w:t>
-      </w:r>
-      <w:r>
-        <w:rPr>
-          <w:rStyle w:val="VerbatimChar"/>
-          <w:b/>
-          <w:bCs/>
-        </w:rPr>
-        <w:t>Documents/ai_hr_cowork_workshop</w:t>
-      </w:r>
-      <w:r>
-        <w:t xml:space="preserve">, </w:t>
-      </w:r>
-      <w:r>
-        <w:rPr>
-          <w:rStyle w:val="PromptGoal"/>
-        </w:rPr>
-        <w:t xml:space="preserve">summarize </w:t>
-      </w:r>
-      <w:r>
-        <w:rPr>
-          <w:rStyle w:val="PromptGoal"/>
-          <w:b/>
-          <w:bCs/>
-        </w:rPr>
-        <w:t>open tickets by category and priority</w:t>
-      </w:r>
-      <w:r>
-        <w:t xml:space="preserve">, </w:t>
-      </w:r>
-      <w:r>
-        <w:rPr>
-          <w:rStyle w:val="PromptExpectations"/>
-        </w:rPr>
-        <w:t xml:space="preserve">list any </w:t>
-      </w:r>
-      <w:r>
-        <w:rPr>
-          <w:rStyle w:val="PromptExpectations"/>
-          <w:b/>
-          <w:bCs/>
-        </w:rPr>
-        <w:t>high-priority open tickets first</w:t>
-      </w:r>
-      <w:r>
-        <w:rPr>
-          <w:rStyle w:val="PromptExpectations"/>
-        </w:rPr>
-        <w:t>, and put the result in a short report.</w:t>
+          <w:rStyle w:val="PromptConstraints"/>
+        </w:rPr>
+        <w:t>Don't email anyone.</w:t>
+      </w:r>
+    </w:p>
+    <w:p>
+      <w:pPr>
+        <w:pStyle w:val="Compact"/>
+        <w:numPr>
+          <w:ilvl w:val="0"/>
+          <w:numId w:val="34"/>
+        </w:numPr>
+      </w:pPr>
+      <w:r>
+        <w:t xml:space="preserve">When asked, choose </w:t>
+      </w:r>
+      <w:r>
+        <w:rPr>
+          <w:b/>
+          <w:bCs/>
+        </w:rPr>
+        <w:t>Activate and run now</w:t>
+      </w:r>
+      <w:r>
+        <w:t>. The first run starts immediately, so you see the result in class instead of next Monday. (</w:t>
+      </w:r>
+      <w:r>
+        <w:rPr>
+          <w:b/>
+          <w:bCs/>
+        </w:rPr>
+        <w:t>Activate</w:t>
+      </w:r>
+      <w:r>
+        <w:t xml:space="preserve"> alone waits for the next scheduled time.)</w:t>
+      </w:r>
+    </w:p>
+    <w:p>
+      <w:pPr>
+        <w:pStyle w:val="Compact"/>
+        <w:numPr>
+          <w:ilvl w:val="0"/>
+          <w:numId w:val="34"/>
+        </w:numPr>
+      </w:pPr>
+      <w:r>
+        <w:t xml:space="preserve">Check the </w:t>
+      </w:r>
+      <w:r>
+        <w:rPr>
+          <w:b/>
+          <w:bCs/>
+        </w:rPr>
+        <w:t>Runs</w:t>
+      </w:r>
+      <w:r>
+        <w:t xml:space="preserve"> tab (today's run) and </w:t>
+      </w:r>
+      <w:r>
+        <w:rPr>
+          <w:b/>
+          <w:bCs/>
+        </w:rPr>
+        <w:t>Manage schedules</w:t>
+      </w:r>
+      <w:r>
+        <w:t xml:space="preserve"> (edit, pause, resume, delete).</w:t>
+      </w:r>
+    </w:p>
+    <w:p>
+      <w:pPr>
+        <w:pStyle w:val="Compact"/>
+        <w:numPr>
+          <w:ilvl w:val="0"/>
+          <w:numId w:val="35"/>
+        </w:numPr>
+      </w:pPr>
+      <w:r>
+        <w:t>✅</w:t>
       </w:r>
       <w:r>
         <w:t xml:space="preserve"> </w:t>
       </w:r>
       <w:r>
         <w:rPr>
-          <w:rStyle w:val="PromptConstraints"/>
-        </w:rPr>
-        <w:t>Don't email anyone.</w:t>
-      </w:r>
-    </w:p>
-    <w:p>
-      <w:pPr>
-        <w:pStyle w:val="Compact"/>
-        <w:numPr>
-          <w:ilvl w:val="0"/>
-          <w:numId w:val="34"/>
-        </w:numPr>
-      </w:pPr>
-      <w:r>
-        <w:t xml:space="preserve">When asked, choose </w:t>
-      </w:r>
-      <w:r>
-        <w:rPr>
-          <w:b/>
-          <w:bCs/>
-        </w:rPr>
-        <w:t>Activate and run now</w:t>
-      </w:r>
-      <w:r>
-        <w:t>. The first run starts immediately, so you see the result in class instead of next Monday. (</w:t>
-      </w:r>
-      <w:r>
-        <w:rPr>
-          <w:b/>
-          <w:bCs/>
-        </w:rPr>
-        <w:t>Activate</w:t>
-      </w:r>
-      <w:r>
-        <w:t xml:space="preserve"> alone waits for the next scheduled time.)</w:t>
-      </w:r>
-    </w:p>
-    <w:p>
-      <w:pPr>
-        <w:pStyle w:val="Compact"/>
-        <w:numPr>
-          <w:ilvl w:val="0"/>
-          <w:numId w:val="34"/>
-        </w:numPr>
-      </w:pPr>
-      <w:r>
-        <w:t xml:space="preserve">Check the </w:t>
-      </w:r>
-      <w:r>
-        <w:rPr>
-          <w:b/>
-          <w:bCs/>
-        </w:rPr>
-        <w:t>Runs</w:t>
-      </w:r>
-      <w:r>
-        <w:t xml:space="preserve"> tab (today's run) and </w:t>
+          <w:b/>
+          <w:bCs/>
+        </w:rPr>
+        <w:t>Checkpoint:</w:t>
+      </w:r>
+      <w:r>
+        <w:t xml:space="preserve"> an </w:t>
+      </w:r>
+      <w:r>
+        <w:rPr>
+          <w:b/>
+          <w:bCs/>
+        </w:rPr>
+        <w:t>Active</w:t>
+      </w:r>
+      <w:r>
+        <w:t xml:space="preserve"> weekly schedule under </w:t>
       </w:r>
       <w:r>
         <w:rPr>
@@ -10296,54 +10255,6 @@
         <w:t>Manage schedules</w:t>
       </w:r>
       <w:r>
-        <w:t xml:space="preserve"> (edit, pause, resume, delete).</w:t>
-      </w:r>
-    </w:p>
-    <w:p>
-      <w:pPr>
-        <w:pStyle w:val="Compact"/>
-        <w:numPr>
-          <w:ilvl w:val="0"/>
-          <w:numId w:val="35"/>
-        </w:numPr>
-      </w:pPr>
-      <w:r>
-        <w:t>✅</w:t>
-      </w:r>
-      <w:r>
-        <w:t xml:space="preserve"> </w:t>
-      </w:r>
-      <w:r>
-        <w:rPr>
-          <w:b/>
-          <w:bCs/>
-        </w:rPr>
-        <w:t>Checkpoint:</w:t>
-      </w:r>
-      <w:r>
-        <w:t xml:space="preserve"> an </w:t>
-      </w:r>
-      <w:r>
-        <w:rPr>
-          <w:b/>
-          <w:bCs/>
-        </w:rPr>
-        <w:t>Active</w:t>
-      </w:r>
-      <w:r>
-        <w:t xml:space="preserve"> </w:t>
-      </w:r>
-      <w:r>
-        <w:t xml:space="preserve">weekly schedule under </w:t>
-      </w:r>
-      <w:r>
-        <w:rPr>
-          <w:b/>
-          <w:bCs/>
-        </w:rPr>
-        <w:t>Manage schedules</w:t>
-      </w:r>
-      <w:r>
         <w:t xml:space="preserve">, and a completed run whose report names </w:t>
       </w:r>
       <w:r>
@@ -10361,8 +10272,8 @@
       <w:pPr>
         <w:pStyle w:val="Heading3"/>
       </w:pPr>
-      <w:bookmarkStart w:id="45" w:name="X31b1277763b42d5e0772a0f1f2ca5a1c0e042fb"/>
-      <w:bookmarkEnd w:id="44"/>
+      <w:bookmarkStart w:id="43" w:name="X31b1277763b42d5e0772a0f1f2ca5a1c0e042fb"/>
+      <w:bookmarkEnd w:id="42"/>
       <w:r>
         <w:t>Task 7b — Daily Briefing (Daily Briefing skill)</w:t>
       </w:r>
@@ -10436,8 +10347,8 @@
       <w:pPr>
         <w:pStyle w:val="Heading3"/>
       </w:pPr>
-      <w:bookmarkStart w:id="46" w:name="X773607ef091d9a45faa0427273676a682dd8257"/>
-      <w:bookmarkEnd w:id="45"/>
+      <w:bookmarkStart w:id="44" w:name="X773607ef091d9a45faa0427273676a682dd8257"/>
+      <w:bookmarkEnd w:id="43"/>
       <w:r>
         <w:t>Task 7c — Share your custom skill (sharing flow)</w:t>
       </w:r>
@@ -10503,77 +10414,77 @@
         <w:t>"Only you"</w:t>
       </w:r>
       <w:r>
+        <w:t xml:space="preserve"> or share to </w:t>
+      </w:r>
+      <w:r>
+        <w:rPr>
+          <w:b/>
+          <w:bCs/>
+        </w:rPr>
+        <w:t>one specific colleague</w:t>
+      </w:r>
+      <w:r>
+        <w:t xml:space="preserve"> — and add your </w:t>
+      </w:r>
+      <w:r>
+        <w:rPr>
+          <w:b/>
+          <w:bCs/>
+        </w:rPr>
+        <w:t>initials</w:t>
+      </w:r>
+      <w:r>
+        <w:t xml:space="preserve"> to the name first to avoid collisions.</w:t>
+      </w:r>
+    </w:p>
+    <w:p>
+      <w:pPr>
+        <w:pStyle w:val="Compact"/>
+        <w:numPr>
+          <w:ilvl w:val="0"/>
+          <w:numId w:val="37"/>
+        </w:numPr>
+      </w:pPr>
+      <w:r>
+        <w:t xml:space="preserve">Make a small edit to the skill, then use </w:t>
+      </w:r>
+      <w:r>
+        <w:rPr>
+          <w:b/>
+          <w:bCs/>
+        </w:rPr>
+        <w:t>Re-share</w:t>
+      </w:r>
+      <w:r>
+        <w:t xml:space="preserve"> to see how updates propagate.</w:t>
+      </w:r>
+    </w:p>
+    <w:p>
+      <w:pPr>
+        <w:pStyle w:val="Compact"/>
+        <w:numPr>
+          <w:ilvl w:val="0"/>
+          <w:numId w:val="38"/>
+        </w:numPr>
+      </w:pPr>
+      <w:r>
+        <w:t>✅</w:t>
+      </w:r>
+      <w:r>
         <w:t xml:space="preserve"> </w:t>
       </w:r>
       <w:r>
-        <w:t xml:space="preserve">or share to </w:t>
-      </w:r>
-      <w:r>
-        <w:rPr>
-          <w:b/>
-          <w:bCs/>
-        </w:rPr>
-        <w:t>one specific colleague</w:t>
-      </w:r>
-      <w:r>
-        <w:t xml:space="preserve"> — and add your </w:t>
-      </w:r>
-      <w:r>
-        <w:rPr>
-          <w:b/>
-          <w:bCs/>
-        </w:rPr>
-        <w:t>initials</w:t>
-      </w:r>
-      <w:r>
-        <w:t xml:space="preserve"> to the name first to avoid collisions.</w:t>
-      </w:r>
-    </w:p>
-    <w:p>
-      <w:pPr>
-        <w:pStyle w:val="Compact"/>
-        <w:numPr>
-          <w:ilvl w:val="0"/>
-          <w:numId w:val="37"/>
-        </w:numPr>
-      </w:pPr>
-      <w:r>
-        <w:t xml:space="preserve">Make a small edit to the skill, then use </w:t>
-      </w:r>
-      <w:r>
-        <w:rPr>
-          <w:b/>
-          <w:bCs/>
-        </w:rPr>
-        <w:t>Re-share</w:t>
-      </w:r>
-      <w:r>
-        <w:t xml:space="preserve"> to see how updates propagate.</w:t>
-      </w:r>
-    </w:p>
-    <w:p>
-      <w:pPr>
-        <w:pStyle w:val="Compact"/>
-        <w:numPr>
-          <w:ilvl w:val="0"/>
-          <w:numId w:val="38"/>
-        </w:numPr>
-      </w:pPr>
-      <w:r>
-        <w:t>✅</w:t>
+        <w:rPr>
+          <w:b/>
+          <w:bCs/>
+        </w:rPr>
+        <w:t>Checkpoint:</w:t>
       </w:r>
       <w:r>
         <w:t xml:space="preserve"> </w:t>
       </w:r>
       <w:r>
-        <w:rPr>
-          <w:b/>
-          <w:bCs/>
-        </w:rPr>
-        <w:t>Checkpoint:</w:t>
-      </w:r>
-      <w:r>
-        <w:t xml:space="preserve"> you've walked the share / re-share flow (kept private or shared to one person).</w:t>
+        <w:t>you've walked the share / re-share flow (kept private or shared to one person).</w:t>
       </w:r>
     </w:p>
     <w:p>
@@ -10585,7 +10496,6 @@
           <w:b/>
           <w:bCs/>
         </w:rPr>
-        <w:lastRenderedPageBreak/>
         <w:t>Discuss:</w:t>
       </w:r>
       <w:r>
@@ -10629,8 +10539,8 @@
     </w:p>
     <w:p>
       <w:r>
-        <w:pict w14:anchorId="1580E879">
-          <v:rect id="_x0000_i1035" style="width:0;height:1.5pt" o:hralign="center" o:hrstd="t" o:hr="t"/>
+        <w:pict w14:anchorId="58B3E28F">
+          <v:rect id="_x0000_i1034" style="width:0;height:1.5pt" o:hralign="center" o:hrstd="t" o:hr="t"/>
         </w:pict>
       </w:r>
     </w:p>
@@ -10638,463 +10548,14 @@
       <w:pPr>
         <w:pStyle w:val="Heading2"/>
       </w:pPr>
-      <w:bookmarkStart w:id="47" w:name="Xe1b23373e9a2acd1ab99bbefc4c291e916a0b16"/>
-      <w:bookmarkStart w:id="48" w:name="_Toc241956554"/>
-      <w:bookmarkEnd w:id="42"/>
+      <w:bookmarkStart w:id="45" w:name="Xc7de26b53719c482282c018cb445b4c26623d70"/>
+      <w:bookmarkStart w:id="46" w:name="_Toc242256109"/>
+      <w:bookmarkEnd w:id="40"/>
+      <w:bookmarkEnd w:id="44"/>
+      <w:r>
+        <w:t>Exercise 8 — Build a Policy Agent with Copilot Agent Builder (15 min)</w:t>
+      </w:r>
       <w:bookmarkEnd w:id="46"/>
-      <w:r>
-        <w:t>🔌</w:t>
-      </w:r>
-      <w:r>
-        <w:t xml:space="preserve"> Spotlight — Extend Cowork with HR plugins (5 min, no hands-on)</w:t>
-      </w:r>
-      <w:bookmarkEnd w:id="48"/>
-    </w:p>
-    <w:p>
-      <w:pPr>
-        <w:pStyle w:val="FirstParagraph"/>
-      </w:pPr>
-      <w:r>
-        <w:t xml:space="preserve">You've packaged your own work as a </w:t>
-      </w:r>
-      <w:r>
-        <w:rPr>
-          <w:b/>
-          <w:bCs/>
-        </w:rPr>
-        <w:t>skill</w:t>
-      </w:r>
-      <w:r>
-        <w:t xml:space="preserve"> and put it on a </w:t>
-      </w:r>
-      <w:r>
-        <w:rPr>
-          <w:b/>
-          <w:bCs/>
-        </w:rPr>
-        <w:t>schedule</w:t>
-      </w:r>
-      <w:r>
-        <w:t xml:space="preserve">. </w:t>
-      </w:r>
-      <w:r>
-        <w:rPr>
-          <w:b/>
-          <w:bCs/>
-        </w:rPr>
-        <w:t>Plugins</w:t>
-      </w:r>
-      <w:r>
-        <w:t xml:space="preserve"> extend Cowork further, into the </w:t>
-      </w:r>
-      <w:r>
-        <w:rPr>
-          <w:b/>
-          <w:bCs/>
-        </w:rPr>
-        <w:t>HR systems you already use</w:t>
-      </w:r>
-      <w:r>
-        <w:t>: payroll, recruiting, scheduling, or your HR system. This is a short talk by the facilitator; there's nothing to do on your own screen.</w:t>
-      </w:r>
-    </w:p>
-    <w:p>
-      <w:pPr>
-        <w:pStyle w:val="BodyText"/>
-      </w:pPr>
-      <w:r>
-        <w:rPr>
-          <w:noProof/>
-        </w:rPr>
-        <w:drawing>
-          <wp:inline distT="0" distB="0" distL="0" distR="0" wp14:anchorId="0D631EDC" wp14:editId="2EA39A8A">
-            <wp:extent cx="6210300" cy="3261914"/>
-            <wp:effectExtent l="0" t="0" r="0" b="0"/>
-            <wp:docPr id="64" name="Picture" descr="The Cowork Customize page with the Plugins tab selected, showing installed plugins with on/off toggles."/>
-            <wp:cNvGraphicFramePr/>
-            <a:graphic xmlns:a="http://schemas.openxmlformats.org/drawingml/2006/main">
-              <a:graphicData uri="http://schemas.openxmlformats.org/drawingml/2006/picture">
-                <pic:pic xmlns:pic="http://schemas.openxmlformats.org/drawingml/2006/picture">
-                  <pic:nvPicPr>
-                    <pic:cNvPr id="65" name="Picture" descr="../reference/media/customize-plugins.png"/>
-                    <pic:cNvPicPr>
-                      <a:picLocks noChangeAspect="1" noChangeArrowheads="1"/>
-                    </pic:cNvPicPr>
-                  </pic:nvPicPr>
-                  <pic:blipFill>
-                    <a:blip r:embed="rId23"/>
-                    <a:stretch>
-                      <a:fillRect/>
-                    </a:stretch>
-                  </pic:blipFill>
-                  <pic:spPr bwMode="auto">
-                    <a:xfrm>
-                      <a:off x="0" y="0"/>
-                      <a:ext cx="6210300" cy="3261914"/>
-                    </a:xfrm>
-                    <a:prstGeom prst="rect">
-                      <a:avLst/>
-                    </a:prstGeom>
-                    <a:noFill/>
-                    <a:ln w="9525">
-                      <a:noFill/>
-                      <a:headEnd/>
-                      <a:tailEnd/>
-                    </a:ln>
-                  </pic:spPr>
-                </pic:pic>
-              </a:graphicData>
-            </a:graphic>
-          </wp:inline>
-        </w:drawing>
-      </w:r>
-    </w:p>
-    <w:p>
-      <w:pPr>
-        <w:pStyle w:val="BodyText"/>
-      </w:pPr>
-      <w:r>
-        <w:rPr>
-          <w:i/>
-          <w:iCs/>
-        </w:rPr>
-        <w:t xml:space="preserve">Customize → Plugins (screenshot: Microsoft Learn). HR plugins appear in the same </w:t>
-      </w:r>
-      <w:r>
-        <w:rPr>
-          <w:b/>
-          <w:bCs/>
-          <w:i/>
-          <w:iCs/>
-        </w:rPr>
-        <w:t>Installed</w:t>
-      </w:r>
-      <w:r>
-        <w:rPr>
-          <w:i/>
-          <w:iCs/>
-        </w:rPr>
-        <w:t xml:space="preserve"> list once your admin adds them.</w:t>
-      </w:r>
-    </w:p>
-    <w:p>
-      <w:pPr>
-        <w:pStyle w:val="Compact"/>
-        <w:numPr>
-          <w:ilvl w:val="0"/>
-          <w:numId w:val="39"/>
-        </w:numPr>
-      </w:pPr>
-      <w:r>
-        <w:rPr>
-          <w:b/>
-          <w:bCs/>
-        </w:rPr>
-        <w:t>What:</w:t>
-      </w:r>
-      <w:r>
-        <w:t xml:space="preserve"> a plugin adds </w:t>
-      </w:r>
-      <w:r>
-        <w:rPr>
-          <w:b/>
-          <w:bCs/>
-        </w:rPr>
-        <w:t>skills</w:t>
-      </w:r>
-      <w:r>
-        <w:t xml:space="preserve"> (HR know-how) and/or </w:t>
-      </w:r>
-      <w:r>
-        <w:rPr>
-          <w:b/>
-          <w:bCs/>
-        </w:rPr>
-        <w:t>connectors</w:t>
-      </w:r>
-      <w:r>
-        <w:t xml:space="preserve"> to systems outside Microsoft 365. Connectors can be </w:t>
-      </w:r>
-      <w:r>
-        <w:rPr>
-          <w:b/>
-          <w:bCs/>
-        </w:rPr>
-        <w:t>MCP servers</w:t>
-      </w:r>
-      <w:r>
-        <w:t>.</w:t>
-      </w:r>
-    </w:p>
-    <w:p>
-      <w:pPr>
-        <w:pStyle w:val="Compact"/>
-        <w:numPr>
-          <w:ilvl w:val="0"/>
-          <w:numId w:val="39"/>
-        </w:numPr>
-      </w:pPr>
-      <w:r>
-        <w:rPr>
-          <w:b/>
-          <w:bCs/>
-        </w:rPr>
-        <w:t>Where:</w:t>
-      </w:r>
-      <w:r>
-        <w:t xml:space="preserve"> </w:t>
-      </w:r>
-      <w:r>
-        <w:rPr>
-          <w:b/>
-          <w:bCs/>
-        </w:rPr>
-        <w:t>Customize → Plugins</w:t>
-      </w:r>
-      <w:r>
-        <w:t xml:space="preserve">. </w:t>
-      </w:r>
-      <w:r>
-        <w:rPr>
-          <w:b/>
-          <w:bCs/>
-        </w:rPr>
-        <w:t>Installed</w:t>
-      </w:r>
-      <w:r>
-        <w:t xml:space="preserve"> plugins have on/off toggles; the detail page shows what each one connects to; </w:t>
-      </w:r>
-      <w:r>
-        <w:rPr>
-          <w:b/>
-          <w:bCs/>
-        </w:rPr>
-        <w:t>Discover</w:t>
-      </w:r>
-      <w:r>
-        <w:t xml:space="preserve"> lists plugins your admin made available.</w:t>
-      </w:r>
-    </w:p>
-    <w:p>
-      <w:pPr>
-        <w:pStyle w:val="Compact"/>
-        <w:numPr>
-          <w:ilvl w:val="0"/>
-          <w:numId w:val="39"/>
-        </w:numPr>
-      </w:pPr>
-      <w:r>
-        <w:rPr>
-          <w:b/>
-          <w:bCs/>
-        </w:rPr>
-        <w:t>HR examples:</w:t>
-      </w:r>
-      <w:r>
-        <w:t xml:space="preserve"> </w:t>
-      </w:r>
-      <w:r>
-        <w:rPr>
-          <w:b/>
-          <w:bCs/>
-        </w:rPr>
-        <w:t>Gusto</w:t>
-      </w:r>
-      <w:r>
-        <w:t xml:space="preserve"> (payroll, employee records, benefits enrollment), </w:t>
-      </w:r>
-      <w:r>
-        <w:rPr>
-          <w:b/>
-          <w:bCs/>
-        </w:rPr>
-        <w:t>ZipRecruiter</w:t>
-      </w:r>
-      <w:r>
-        <w:t xml:space="preserve"> and </w:t>
-      </w:r>
-      <w:r>
-        <w:rPr>
-          <w:b/>
-          <w:bCs/>
-        </w:rPr>
-        <w:t>Dice.com</w:t>
-      </w:r>
-      <w:r>
-        <w:t xml:space="preserve"> (job listings), </w:t>
-      </w:r>
-      <w:r>
-        <w:rPr>
-          <w:b/>
-          <w:bCs/>
-        </w:rPr>
-        <w:t>Cronofy MCP</w:t>
-      </w:r>
-      <w:r>
-        <w:t xml:space="preserve"> (interview scheduling across real calendar availability), </w:t>
-      </w:r>
-      <w:r>
-        <w:rPr>
-          <w:b/>
-          <w:bCs/>
-        </w:rPr>
-        <w:t>Articulate</w:t>
-      </w:r>
-      <w:r>
-        <w:t xml:space="preserve"> (training course outlines), or your organization's </w:t>
-      </w:r>
-      <w:r>
-        <w:rPr>
-          <w:b/>
-          <w:bCs/>
-        </w:rPr>
-        <w:t>own HR system</w:t>
-      </w:r>
-      <w:r>
-        <w:t xml:space="preserve"> </w:t>
-      </w:r>
-      <w:r>
-        <w:t xml:space="preserve">connected through an MCP server. Full list: </w:t>
-      </w:r>
-      <w:hyperlink r:id="rId24">
-        <w:r>
-          <w:rPr>
-            <w:rStyle w:val="Hyperlink"/>
-          </w:rPr>
-          <w:t>Available plugins for Copilot Cowork</w:t>
-        </w:r>
-      </w:hyperlink>
-      <w:r>
-        <w:t>.</w:t>
-      </w:r>
-    </w:p>
-    <w:p>
-      <w:pPr>
-        <w:pStyle w:val="Compact"/>
-        <w:numPr>
-          <w:ilvl w:val="0"/>
-          <w:numId w:val="39"/>
-        </w:numPr>
-      </w:pPr>
-      <w:r>
-        <w:rPr>
-          <w:b/>
-          <w:bCs/>
-        </w:rPr>
-        <w:t>⭐</w:t>
-      </w:r>
-      <w:r>
-        <w:rPr>
-          <w:b/>
-          <w:bCs/>
-        </w:rPr>
-        <w:t xml:space="preserve"> SAP SuccessFactors?</w:t>
-      </w:r>
-      <w:r>
-        <w:t xml:space="preserve"> No SuccessFactors plugin is in the Cowork catalog yet. Today, use the </w:t>
-      </w:r>
-      <w:r>
-        <w:rPr>
-          <w:b/>
-          <w:bCs/>
-        </w:rPr>
-        <w:t>Employee Self-Service agent</w:t>
-      </w:r>
-      <w:r>
-        <w:t xml:space="preserve"> with its SAP SuccessFactors extension pack, or have IT build a </w:t>
-      </w:r>
-      <w:r>
-        <w:rPr>
-          <w:b/>
-          <w:bCs/>
-        </w:rPr>
-        <w:t>custom plugin</w:t>
-      </w:r>
-      <w:r>
-        <w:t xml:space="preserve"> with an MCP connector. Details in </w:t>
-      </w:r>
-      <w:hyperlink r:id="rId25">
-        <w:r>
-          <w:rPr>
-            <w:rStyle w:val="Hyperlink"/>
-          </w:rPr>
-          <w:t>reference/09-plugins.docx</w:t>
-        </w:r>
-      </w:hyperlink>
-      <w:r>
-        <w:t>.</w:t>
-      </w:r>
-    </w:p>
-    <w:p>
-      <w:pPr>
-        <w:pStyle w:val="Compact"/>
-        <w:numPr>
-          <w:ilvl w:val="0"/>
-          <w:numId w:val="39"/>
-        </w:numPr>
-      </w:pPr>
-      <w:r>
-        <w:rPr>
-          <w:b/>
-          <w:bCs/>
-        </w:rPr>
-        <w:t>Imagine:</w:t>
-      </w:r>
-      <w:r>
-        <w:t xml:space="preserve"> </w:t>
-      </w:r>
-      <w:r>
-        <w:t xml:space="preserve">"Which open tickets in </w:t>
-      </w:r>
-      <w:r>
-        <w:rPr>
-          <w:rStyle w:val="VerbatimChar"/>
-        </w:rPr>
-        <w:t>hr-tickets-sample.xlsx</w:t>
-      </w:r>
-      <w:r>
-        <w:t xml:space="preserve"> are payroll issues? Check each employee's latest pay run and draft a reply." With a payroll plugin, Cowork answers T-2008 from the spreadsheet </w:t>
-      </w:r>
-      <w:r>
-        <w:rPr>
-          <w:b/>
-          <w:bCs/>
-        </w:rPr>
-        <w:t>and</w:t>
-      </w:r>
-      <w:r>
-        <w:t xml:space="preserve"> live payroll data, then waits for your approval.</w:t>
-      </w:r>
-    </w:p>
-    <w:p>
-      <w:pPr>
-        <w:pStyle w:val="Compact"/>
-        <w:numPr>
-          <w:ilvl w:val="0"/>
-          <w:numId w:val="39"/>
-        </w:numPr>
-      </w:pPr>
-      <w:r>
-        <w:rPr>
-          <w:b/>
-          <w:bCs/>
-        </w:rPr>
-        <w:lastRenderedPageBreak/>
-        <w:t>Why it matters:</w:t>
-      </w:r>
-      <w:r>
-        <w:t xml:space="preserve"> fewer copy-and-paste hand-offs between systems; consistent answers across the team; governed by IT (approval, deployment, Purview audit logs); and no extra access, because each connector uses </w:t>
-      </w:r>
-      <w:r>
-        <w:rPr>
-          <w:b/>
-          <w:bCs/>
-        </w:rPr>
-        <w:t>your own sign-in</w:t>
-      </w:r>
-      <w:r>
-        <w:t>.</w:t>
-      </w:r>
     </w:p>
     <w:p>
       <w:pPr>
@@ -11107,38 +10568,302 @@
         <w:ind w:left="288" w:right="144"/>
       </w:pPr>
       <w:r>
-        <w:t xml:space="preserve">Don't add or upload plugins in the shared workshop tenant; most plugins need admin approval. Details, the full example, and how IT can build an HR plugin: </w:t>
-      </w:r>
-      <w:hyperlink r:id="rId26">
+        <w:rPr>
+          <w:b/>
+          <w:bCs/>
+        </w:rPr>
+        <w:t>Scenario card — Ex 08 · HR Policy Agent</w:t>
+      </w:r>
+      <w:r>
+        <w:t xml:space="preserve"> · Function: </w:t>
+      </w:r>
+      <w:r>
+        <w:rPr>
+          <w:b/>
+          <w:bCs/>
+        </w:rPr>
+        <w:t>Non-Cowork · Copilot Agent Builder</w:t>
+      </w:r>
+    </w:p>
+    <w:p>
+      <w:pPr>
+        <w:pStyle w:val="Compact"/>
+        <w:numPr>
+          <w:ilvl w:val="0"/>
+          <w:numId w:val="39"/>
+        </w:numPr>
+        <w:pBdr>
+          <w:left w:val="single" w:sz="18" w:space="8" w:color="3B1041"/>
+        </w:pBdr>
+        <w:shd w:val="clear" w:color="auto" w:fill="FBF6FD"/>
+        <w:spacing w:before="30" w:after="30"/>
+      </w:pPr>
+      <w:r>
+        <w:rPr>
+          <w:b/>
+          <w:bCs/>
+        </w:rPr>
+        <w:t>Goal:</w:t>
+      </w:r>
+      <w:r>
+        <w:t xml:space="preserve"> </w:t>
+      </w:r>
+      <w:r>
+        <w:t>Stand up a reusable Q&amp;A agent employees can chat with to get sourced policy answers.</w:t>
+      </w:r>
+    </w:p>
+    <w:p>
+      <w:pPr>
+        <w:pStyle w:val="Compact"/>
+        <w:numPr>
+          <w:ilvl w:val="0"/>
+          <w:numId w:val="39"/>
+        </w:numPr>
+        <w:pBdr>
+          <w:left w:val="single" w:sz="18" w:space="8" w:color="3B1041"/>
+        </w:pBdr>
+        <w:shd w:val="clear" w:color="auto" w:fill="FBF6FD"/>
+        <w:spacing w:before="30" w:after="30"/>
+      </w:pPr>
+      <w:r>
+        <w:rPr>
+          <w:b/>
+          <w:bCs/>
+        </w:rPr>
+        <w:lastRenderedPageBreak/>
+        <w:t>Output:</w:t>
+      </w:r>
+      <w:r>
+        <w:t xml:space="preserve"> A working </w:t>
+      </w:r>
+      <w:r>
+        <w:rPr>
+          <w:i/>
+          <w:iCs/>
+        </w:rPr>
+        <w:t>HR Policy Agent</w:t>
+      </w:r>
+      <w:r>
+        <w:t xml:space="preserve"> in Microsoft 365 Copilot, grounded in Zava's HR documents, that cites sources and declines out-of-scope questions.</w:t>
+      </w:r>
+    </w:p>
+    <w:p>
+      <w:pPr>
+        <w:pStyle w:val="Compact"/>
+        <w:numPr>
+          <w:ilvl w:val="0"/>
+          <w:numId w:val="39"/>
+        </w:numPr>
+        <w:pBdr>
+          <w:left w:val="single" w:sz="18" w:space="8" w:color="3B1041"/>
+        </w:pBdr>
+        <w:shd w:val="clear" w:color="auto" w:fill="FBF6FD"/>
+        <w:spacing w:before="30" w:after="30"/>
+      </w:pPr>
+      <w:r>
+        <w:rPr>
+          <w:b/>
+          <w:bCs/>
+        </w:rPr>
+        <w:t>Why Agent Builder (not Cowork)?</w:t>
+      </w:r>
+      <w:r>
+        <w:t xml:space="preserve"> A Cowork skill helps </w:t>
+      </w:r>
+      <w:r>
+        <w:rPr>
+          <w:b/>
+          <w:bCs/>
+        </w:rPr>
+        <w:t>you</w:t>
+      </w:r>
+      <w:r>
+        <w:t xml:space="preserve"> in your own tasks. An agent is a standalone helper </w:t>
+      </w:r>
+      <w:r>
+        <w:rPr>
+          <w:b/>
+          <w:bCs/>
+        </w:rPr>
+        <w:t>other people</w:t>
+      </w:r>
+      <w:r>
+        <w:t xml:space="preserve"> use directly in Copilot — built with no code via Describe → Configure → Try it, then shared or published.</w:t>
+      </w:r>
+    </w:p>
+    <w:p>
+      <w:pPr>
+        <w:pStyle w:val="Compact"/>
+        <w:numPr>
+          <w:ilvl w:val="0"/>
+          <w:numId w:val="39"/>
+        </w:numPr>
+        <w:pBdr>
+          <w:left w:val="single" w:sz="18" w:space="8" w:color="3B1041"/>
+        </w:pBdr>
+        <w:shd w:val="clear" w:color="auto" w:fill="FBF6FD"/>
+        <w:spacing w:before="30" w:after="30"/>
+      </w:pPr>
+      <w:r>
+        <w:rPr>
+          <w:b/>
+          <w:bCs/>
+        </w:rPr>
+        <w:t>Workflow:</w:t>
+      </w:r>
+      <w:r>
+        <w:t xml:space="preserve"> 1. </w:t>
+      </w:r>
+      <w:r>
+        <w:rPr>
+          <w:b/>
+          <w:bCs/>
+        </w:rPr>
+        <w:t>Describe</w:t>
+      </w:r>
+      <w:r>
+        <w:t xml:space="preserve"> </w:t>
+      </w:r>
+      <w:r>
+        <w:t xml:space="preserve">→ define the agent in plain language · 2. </w:t>
+      </w:r>
+      <w:r>
+        <w:rPr>
+          <w:b/>
+          <w:bCs/>
+        </w:rPr>
+        <w:t>Configure</w:t>
+      </w:r>
+      <w:r>
+        <w:t xml:space="preserve"> → name, instructions, knowledge, prompts · 3. </w:t>
+      </w:r>
+      <w:r>
+        <w:rPr>
+          <w:b/>
+          <w:bCs/>
+        </w:rPr>
+        <w:t>Try it</w:t>
+      </w:r>
+      <w:r>
+        <w:t xml:space="preserve"> → test in-scope and out-of-scope · 4. </w:t>
+      </w:r>
+      <w:r>
+        <w:rPr>
+          <w:b/>
+          <w:bCs/>
+        </w:rPr>
+        <w:t>Share</w:t>
+      </w:r>
+      <w:r>
+        <w:t xml:space="preserve"> → share or publish (optional)</w:t>
+      </w:r>
+    </w:p>
+    <w:p>
+      <w:pPr>
+        <w:pStyle w:val="Compact"/>
+        <w:numPr>
+          <w:ilvl w:val="0"/>
+          <w:numId w:val="39"/>
+        </w:numPr>
+        <w:pBdr>
+          <w:left w:val="single" w:sz="18" w:space="8" w:color="3B1041"/>
+        </w:pBdr>
+        <w:shd w:val="clear" w:color="auto" w:fill="FBF6FD"/>
+        <w:spacing w:before="30" w:after="30"/>
+      </w:pPr>
+      <w:r>
+        <w:rPr>
+          <w:b/>
+          <w:bCs/>
+        </w:rPr>
+        <w:t>Data sources:</w:t>
+      </w:r>
+      <w:r>
+        <w:t xml:space="preserve"> SharePoint / files (Zava handbook &amp; benefits)</w:t>
+      </w:r>
+    </w:p>
+    <w:p>
+      <w:pPr>
+        <w:pStyle w:val="Compact"/>
+        <w:numPr>
+          <w:ilvl w:val="0"/>
+          <w:numId w:val="39"/>
+        </w:numPr>
+        <w:pBdr>
+          <w:left w:val="single" w:sz="18" w:space="8" w:color="3B1041"/>
+        </w:pBdr>
+        <w:shd w:val="clear" w:color="auto" w:fill="FBF6FD"/>
+        <w:spacing w:before="30" w:after="30"/>
+      </w:pPr>
+      <w:r>
+        <w:rPr>
+          <w:b/>
+          <w:bCs/>
+        </w:rPr>
+        <w:t>You'll learn:</w:t>
+      </w:r>
+      <w:r>
+        <w:t xml:space="preserve"> How </w:t>
+      </w:r>
+      <w:r>
+        <w:rPr>
+          <w:b/>
+          <w:bCs/>
+        </w:rPr>
+        <w:t>Agent Builder</w:t>
+      </w:r>
+      <w:r>
+        <w:t xml:space="preserve"> differs from Cowork, and how to ground an agent in documents and scope it.</w:t>
+      </w:r>
+    </w:p>
+    <w:p>
+      <w:pPr>
+        <w:pStyle w:val="BodyText"/>
+      </w:pPr>
+      <w:r>
+        <w:t xml:space="preserve">Step </w:t>
+      </w:r>
+      <w:r>
+        <w:rPr>
+          <w:b/>
+          <w:bCs/>
+        </w:rPr>
+        <w:t>outside Cowork</w:t>
+      </w:r>
+      <w:r>
+        <w:t xml:space="preserve"> and build a </w:t>
+      </w:r>
+      <w:r>
+        <w:rPr>
+          <w:b/>
+          <w:bCs/>
+        </w:rPr>
+        <w:t>reusable, shareable agent</w:t>
+      </w:r>
+      <w:r>
+        <w:t xml:space="preserve"> with </w:t>
+      </w:r>
+      <w:r>
+        <w:rPr>
+          <w:b/>
+          <w:bCs/>
+        </w:rPr>
+        <w:t>Copilot Agent Builder</w:t>
+      </w:r>
+      <w:r>
+        <w:t xml:space="preserve">. Background &amp; the skill-vs-agent comparison: </w:t>
+      </w:r>
+      <w:hyperlink r:id="rId24">
         <w:r>
           <w:rPr>
             <w:rStyle w:val="Hyperlink"/>
           </w:rPr>
-          <w:t>reference/09-plugins.docx</w:t>
+          <w:t>reference/08-agent-builder-policy-agent.docx</w:t>
         </w:r>
       </w:hyperlink>
       <w:r>
         <w:t>.</w:t>
       </w:r>
-    </w:p>
-    <w:p>
-      <w:r>
-        <w:pict w14:anchorId="556C77F3">
-          <v:rect id="_x0000_i1036" style="width:0;height:1.5pt" o:hralign="center" o:hrstd="t" o:hr="t"/>
-        </w:pict>
-      </w:r>
-    </w:p>
-    <w:p>
-      <w:pPr>
-        <w:pStyle w:val="Heading2"/>
-      </w:pPr>
-      <w:bookmarkStart w:id="49" w:name="Xdd19a083c7c4832db36b8e6e8282dd21006c5ab"/>
-      <w:bookmarkStart w:id="50" w:name="_Toc241956555"/>
-      <w:bookmarkEnd w:id="47"/>
-      <w:r>
-        <w:t>Exercise 8 — Build a Policy Agent with Copilot Agent Builder (20 min)</w:t>
-      </w:r>
-      <w:bookmarkEnd w:id="50"/>
     </w:p>
     <w:p>
       <w:pPr>
@@ -11155,99 +10880,10 @@
           <w:b/>
           <w:bCs/>
         </w:rPr>
-        <w:t>Scenario card — Ex 08 · HR Policy Agent</w:t>
-      </w:r>
-      <w:r>
-        <w:t xml:space="preserve"> · Function: </w:t>
-      </w:r>
-      <w:r>
-        <w:rPr>
-          <w:b/>
-          <w:bCs/>
-        </w:rPr>
-        <w:t>Non-Cowork · Copilot Agent Builder</w:t>
-      </w:r>
-    </w:p>
-    <w:p>
-      <w:pPr>
-        <w:pStyle w:val="Compact"/>
-        <w:numPr>
-          <w:ilvl w:val="0"/>
-          <w:numId w:val="40"/>
-        </w:numPr>
-        <w:pBdr>
-          <w:left w:val="single" w:sz="18" w:space="8" w:color="3B1041"/>
-        </w:pBdr>
-        <w:shd w:val="clear" w:color="auto" w:fill="FBF6FD"/>
-        <w:spacing w:before="30" w:after="30"/>
-      </w:pPr>
-      <w:r>
-        <w:rPr>
-          <w:b/>
-          <w:bCs/>
-        </w:rPr>
-        <w:t>Goal:</w:t>
-      </w:r>
-      <w:r>
-        <w:t xml:space="preserve"> Stand up a reusable Q&amp;A agent employees can chat with to get sourced policy answers.</w:t>
-      </w:r>
-    </w:p>
-    <w:p>
-      <w:pPr>
-        <w:pStyle w:val="Compact"/>
-        <w:numPr>
-          <w:ilvl w:val="0"/>
-          <w:numId w:val="40"/>
-        </w:numPr>
-        <w:pBdr>
-          <w:left w:val="single" w:sz="18" w:space="8" w:color="3B1041"/>
-        </w:pBdr>
-        <w:shd w:val="clear" w:color="auto" w:fill="FBF6FD"/>
-        <w:spacing w:before="30" w:after="30"/>
-      </w:pPr>
-      <w:r>
-        <w:rPr>
-          <w:b/>
-          <w:bCs/>
-        </w:rPr>
-        <w:t>Output:</w:t>
-      </w:r>
-      <w:r>
-        <w:t xml:space="preserve"> A working </w:t>
-      </w:r>
-      <w:r>
-        <w:rPr>
-          <w:i/>
-          <w:iCs/>
-        </w:rPr>
-        <w:t>HR Policy Agent</w:t>
-      </w:r>
-      <w:r>
-        <w:t xml:space="preserve"> in Microsoft 365 Copilot, grounded in Zava's HR documents, that cites sources and declines out-of-scope questions.</w:t>
-      </w:r>
-    </w:p>
-    <w:p>
-      <w:pPr>
-        <w:pStyle w:val="Compact"/>
-        <w:numPr>
-          <w:ilvl w:val="0"/>
-          <w:numId w:val="40"/>
-        </w:numPr>
-        <w:pBdr>
-          <w:left w:val="single" w:sz="18" w:space="8" w:color="3B1041"/>
-        </w:pBdr>
-        <w:shd w:val="clear" w:color="auto" w:fill="FBF6FD"/>
-        <w:spacing w:before="30" w:after="30"/>
-      </w:pPr>
-      <w:r>
-        <w:rPr>
-          <w:b/>
-          <w:bCs/>
-        </w:rPr>
-        <w:t>Why Agent Builder (not Cowork)?</w:t>
-      </w:r>
-      <w:r>
-        <w:t xml:space="preserve"> A Cowork skill helps </w:t>
+        <w:t>Why this, after a custom skill?</w:t>
+      </w:r>
+      <w:r>
+        <w:t xml:space="preserve"> Your Ex 4 skill helps </w:t>
       </w:r>
       <w:r>
         <w:rPr>
@@ -11257,7 +10893,17 @@
         <w:t>you</w:t>
       </w:r>
       <w:r>
-        <w:t xml:space="preserve"> in your own tasks. An agent is a standalone helper </w:t>
+        <w:t xml:space="preserve"> in your own Cowork sessions. An </w:t>
+      </w:r>
+      <w:r>
+        <w:rPr>
+          <w:b/>
+          <w:bCs/>
+        </w:rPr>
+        <w:t>agent</w:t>
+      </w:r>
+      <w:r>
+        <w:t xml:space="preserve"> is a standalone helper </w:t>
       </w:r>
       <w:r>
         <w:rPr>
@@ -11267,31 +10913,72 @@
         <w:t>other people</w:t>
       </w:r>
       <w:r>
-        <w:t xml:space="preserve"> use directly in Copilot — built with no code via Describe → Configure → Try it, then shared or published.</w:t>
-      </w:r>
-    </w:p>
-    <w:p>
-      <w:pPr>
-        <w:pStyle w:val="Compact"/>
-        <w:numPr>
-          <w:ilvl w:val="0"/>
-          <w:numId w:val="40"/>
-        </w:numPr>
-        <w:pBdr>
-          <w:left w:val="single" w:sz="18" w:space="8" w:color="3B1041"/>
-        </w:pBdr>
-        <w:shd w:val="clear" w:color="auto" w:fill="FBF6FD"/>
-        <w:spacing w:before="30" w:after="30"/>
-      </w:pPr>
-      <w:r>
-        <w:rPr>
-          <w:b/>
-          <w:bCs/>
-        </w:rPr>
-        <w:t>Workflow:</w:t>
-      </w:r>
-      <w:r>
-        <w:t xml:space="preserve"> 1. </w:t>
+        <w:t xml:space="preserve"> can use directly. Same no-code spirit, different job.</w:t>
+      </w:r>
+    </w:p>
+    <w:p>
+      <w:pPr>
+        <w:pStyle w:val="Heading3"/>
+      </w:pPr>
+      <w:bookmarkStart w:id="47" w:name="step-1--open-agent-builder"/>
+      <w:r>
+        <w:t>Step 1 — Open Agent Builder</w:t>
+      </w:r>
+    </w:p>
+    <w:p>
+      <w:pPr>
+        <w:pStyle w:val="FirstParagraph"/>
+      </w:pPr>
+      <w:r>
+        <w:t xml:space="preserve">In </w:t>
+      </w:r>
+      <w:r>
+        <w:rPr>
+          <w:b/>
+          <w:bCs/>
+        </w:rPr>
+        <w:t>Microsoft 365 Copilot</w:t>
+      </w:r>
+      <w:r>
+        <w:t xml:space="preserve"> (microsoft365.com/chat, office.com/chat, or the Microsoft 365 Copilot tab in Teams), select </w:t>
+      </w:r>
+      <w:r>
+        <w:rPr>
+          <w:b/>
+          <w:bCs/>
+        </w:rPr>
+        <w:t>Create agent</w:t>
+      </w:r>
+      <w:r>
+        <w:t xml:space="preserve"> / </w:t>
+      </w:r>
+      <w:r>
+        <w:rPr>
+          <w:b/>
+          <w:bCs/>
+        </w:rPr>
+        <w:t>New agent</w:t>
+      </w:r>
+      <w:r>
+        <w:t>. (Desktop/web only — not mobile.)</w:t>
+      </w:r>
+    </w:p>
+    <w:p>
+      <w:pPr>
+        <w:pStyle w:val="Heading3"/>
+      </w:pPr>
+      <w:bookmarkStart w:id="48" w:name="step-2--describe-the-agent"/>
+      <w:bookmarkEnd w:id="47"/>
+      <w:r>
+        <w:t>Step 2 — Describe the agent</w:t>
+      </w:r>
+    </w:p>
+    <w:p>
+      <w:pPr>
+        <w:pStyle w:val="FirstParagraph"/>
+      </w:pPr>
+      <w:r>
+        <w:t xml:space="preserve">On the </w:t>
       </w:r>
       <w:r>
         <w:rPr>
@@ -11301,144 +10988,7 @@
         <w:t>Describe</w:t>
       </w:r>
       <w:r>
-        <w:t xml:space="preserve"> → define the agent in plain language · 2. </w:t>
-      </w:r>
-      <w:r>
-        <w:rPr>
-          <w:b/>
-          <w:bCs/>
-        </w:rPr>
-        <w:t>Configure</w:t>
-      </w:r>
-      <w:r>
-        <w:t xml:space="preserve"> → name, instructions, knowledge, prompts · 3. </w:t>
-      </w:r>
-      <w:r>
-        <w:rPr>
-          <w:b/>
-          <w:bCs/>
-        </w:rPr>
-        <w:t>Try it</w:t>
-      </w:r>
-      <w:r>
-        <w:t xml:space="preserve"> → test in-scope and out-of-scope · 4. </w:t>
-      </w:r>
-      <w:r>
-        <w:rPr>
-          <w:b/>
-          <w:bCs/>
-        </w:rPr>
-        <w:t>Share</w:t>
-      </w:r>
-      <w:r>
-        <w:t xml:space="preserve"> → share or publish (optional)</w:t>
-      </w:r>
-    </w:p>
-    <w:p>
-      <w:pPr>
-        <w:pStyle w:val="Compact"/>
-        <w:numPr>
-          <w:ilvl w:val="0"/>
-          <w:numId w:val="40"/>
-        </w:numPr>
-        <w:pBdr>
-          <w:left w:val="single" w:sz="18" w:space="8" w:color="3B1041"/>
-        </w:pBdr>
-        <w:shd w:val="clear" w:color="auto" w:fill="FBF6FD"/>
-        <w:spacing w:before="30" w:after="30"/>
-      </w:pPr>
-      <w:r>
-        <w:rPr>
-          <w:b/>
-          <w:bCs/>
-        </w:rPr>
-        <w:t>Data sources:</w:t>
-      </w:r>
-      <w:r>
-        <w:t xml:space="preserve"> SharePoint / files (Zava handbook &amp; benefits)</w:t>
-      </w:r>
-    </w:p>
-    <w:p>
-      <w:pPr>
-        <w:pStyle w:val="Compact"/>
-        <w:numPr>
-          <w:ilvl w:val="0"/>
-          <w:numId w:val="40"/>
-        </w:numPr>
-        <w:pBdr>
-          <w:left w:val="single" w:sz="18" w:space="8" w:color="3B1041"/>
-        </w:pBdr>
-        <w:shd w:val="clear" w:color="auto" w:fill="FBF6FD"/>
-        <w:spacing w:before="30" w:after="30"/>
-      </w:pPr>
-      <w:r>
-        <w:rPr>
-          <w:b/>
-          <w:bCs/>
-        </w:rPr>
-        <w:t>You'll learn:</w:t>
-      </w:r>
-      <w:r>
-        <w:t xml:space="preserve"> How </w:t>
-      </w:r>
-      <w:r>
-        <w:rPr>
-          <w:b/>
-          <w:bCs/>
-        </w:rPr>
-        <w:t>Agent Builder</w:t>
-      </w:r>
-      <w:r>
-        <w:t xml:space="preserve"> differs from Cowork, and how to ground an agent in documents and scope it.</w:t>
-      </w:r>
-    </w:p>
-    <w:p>
-      <w:pPr>
-        <w:pStyle w:val="BodyText"/>
-      </w:pPr>
-      <w:r>
-        <w:t xml:space="preserve">Step </w:t>
-      </w:r>
-      <w:r>
-        <w:rPr>
-          <w:b/>
-          <w:bCs/>
-        </w:rPr>
-        <w:t>outside Cowork</w:t>
-      </w:r>
-      <w:r>
-        <w:t xml:space="preserve"> and build a </w:t>
-      </w:r>
-      <w:r>
-        <w:rPr>
-          <w:b/>
-          <w:bCs/>
-        </w:rPr>
-        <w:t>reusable, shareable agent</w:t>
-      </w:r>
-      <w:r>
-        <w:t xml:space="preserve"> with </w:t>
-      </w:r>
-      <w:r>
-        <w:rPr>
-          <w:b/>
-          <w:bCs/>
-        </w:rPr>
-        <w:t>Copilot Agent Builder</w:t>
-      </w:r>
-      <w:r>
-        <w:t xml:space="preserve">. Background &amp; the skill-vs-agent comparison: </w:t>
-      </w:r>
-      <w:hyperlink r:id="rId27">
-        <w:r>
-          <w:rPr>
-            <w:rStyle w:val="Hyperlink"/>
-          </w:rPr>
-          <w:t>reference/08-agent-builder-policy-agent.docx</w:t>
-        </w:r>
-      </w:hyperlink>
-      <w:r>
-        <w:t>.</w:t>
+        <w:t xml:space="preserve"> tab:</w:t>
       </w:r>
     </w:p>
     <w:p>
@@ -11453,55 +11003,51 @@
       </w:pPr>
       <w:r>
         <w:rPr>
-          <w:b/>
-          <w:bCs/>
-        </w:rPr>
-        <w:t>Why this, after a custom skill?</w:t>
-      </w:r>
-      <w:r>
-        <w:t xml:space="preserve"> Your Ex 4 skill helps </w:t>
-      </w:r>
-      <w:r>
-        <w:rPr>
-          <w:b/>
-          <w:bCs/>
-        </w:rPr>
-        <w:t>you</w:t>
+          <w:rStyle w:val="PromptGoal"/>
+        </w:rPr>
+        <w:t xml:space="preserve">Create an </w:t>
+      </w:r>
+      <w:r>
+        <w:rPr>
+          <w:rStyle w:val="PromptGoal"/>
+          <w:b/>
+          <w:bCs/>
+        </w:rPr>
+        <w:t>HR Policy Agent</w:t>
+      </w:r>
+      <w:r>
+        <w:rPr>
+          <w:rStyle w:val="PromptGoal"/>
+        </w:rPr>
+        <w:t xml:space="preserve"> that answers employee questions about company policies and benefits — PTO, remote/hybrid work, benefits enrollment, overtime, and the code of conduct</w:t>
+      </w:r>
+      <w:r>
+        <w:t xml:space="preserve"> — </w:t>
+      </w:r>
+      <w:r>
+        <w:rPr>
+          <w:rStyle w:val="PromptExpectations"/>
+        </w:rPr>
+        <w:t>in a warm, professional tone. Always cite the source document and remind the reader that HR should confirm.</w:t>
       </w:r>
       <w:r>
         <w:t xml:space="preserve"> </w:t>
       </w:r>
       <w:r>
-        <w:t xml:space="preserve">in your own Cowork sessions. An </w:t>
-      </w:r>
-      <w:r>
-        <w:rPr>
-          <w:b/>
-          <w:bCs/>
-        </w:rPr>
-        <w:t>agent</w:t>
-      </w:r>
-      <w:r>
-        <w:t xml:space="preserve"> is a standalone helper </w:t>
-      </w:r>
-      <w:r>
-        <w:rPr>
-          <w:b/>
-          <w:bCs/>
-        </w:rPr>
-        <w:t>other people</w:t>
-      </w:r>
-      <w:r>
-        <w:t xml:space="preserve"> can use directly. Same no-code spirit, different job.</w:t>
+        <w:rPr>
+          <w:rStyle w:val="PromptConstraints"/>
+        </w:rPr>
+        <w:t>Politely decline questions about individual pay, performance, legal, or medical matters and redirect them to HR.</w:t>
       </w:r>
     </w:p>
     <w:p>
       <w:pPr>
         <w:pStyle w:val="Heading3"/>
       </w:pPr>
-      <w:bookmarkStart w:id="51" w:name="step-1--open-agent-builder"/>
-      <w:r>
-        <w:t>Step 1 — Open Agent Builder</w:t>
+      <w:bookmarkStart w:id="49" w:name="X4e20f1bdfe5bbcffb0fc07eef90ff51b7d0218f"/>
+      <w:bookmarkEnd w:id="48"/>
+      <w:r>
+        <w:t>Step 3 — Configure name, instructions &amp; knowledge</w:t>
       </w:r>
     </w:p>
     <w:p>
@@ -11509,54 +11055,6 @@
         <w:pStyle w:val="FirstParagraph"/>
       </w:pPr>
       <w:r>
-        <w:t xml:space="preserve">In </w:t>
-      </w:r>
-      <w:r>
-        <w:rPr>
-          <w:b/>
-          <w:bCs/>
-        </w:rPr>
-        <w:t>Microsoft 365 Copilot</w:t>
-      </w:r>
-      <w:r>
-        <w:t xml:space="preserve"> (microsoft365.com/chat, office.com/chat, or the Microsoft 365 Copilot tab in Teams), select </w:t>
-      </w:r>
-      <w:r>
-        <w:rPr>
-          <w:b/>
-          <w:bCs/>
-        </w:rPr>
-        <w:t>Create agent</w:t>
-      </w:r>
-      <w:r>
-        <w:t xml:space="preserve"> / </w:t>
-      </w:r>
-      <w:r>
-        <w:rPr>
-          <w:b/>
-          <w:bCs/>
-        </w:rPr>
-        <w:t>New agent</w:t>
-      </w:r>
-      <w:r>
-        <w:t>. (Desktop/web only — not mobile.)</w:t>
-      </w:r>
-    </w:p>
-    <w:p>
-      <w:pPr>
-        <w:pStyle w:val="Heading3"/>
-      </w:pPr>
-      <w:bookmarkStart w:id="52" w:name="step-2--describe-the-agent"/>
-      <w:bookmarkEnd w:id="51"/>
-      <w:r>
-        <w:t>Step 2 — Describe the agent</w:t>
-      </w:r>
-    </w:p>
-    <w:p>
-      <w:pPr>
-        <w:pStyle w:val="FirstParagraph"/>
-      </w:pPr>
-      <w:r>
         <w:t xml:space="preserve">On the </w:t>
       </w:r>
       <w:r>
@@ -11564,7 +11062,7 @@
           <w:b/>
           <w:bCs/>
         </w:rPr>
-        <w:t>Describe</w:t>
+        <w:t>Configure</w:t>
       </w:r>
       <w:r>
         <w:t xml:space="preserve"> tab:</w:t>
@@ -11572,85 +11070,163 @@
     </w:p>
     <w:p>
       <w:pPr>
-        <w:pStyle w:val="BodyText"/>
+        <w:pStyle w:val="Compact"/>
+        <w:numPr>
+          <w:ilvl w:val="0"/>
+          <w:numId w:val="40"/>
+        </w:numPr>
+      </w:pPr>
+      <w:r>
+        <w:rPr>
+          <w:b/>
+          <w:bCs/>
+        </w:rPr>
+        <w:t>Name:</w:t>
+      </w:r>
+      <w:r>
+        <w:t xml:space="preserve"> HR Policy Agent · </w:t>
+      </w:r>
+      <w:r>
+        <w:rPr>
+          <w:b/>
+          <w:bCs/>
+        </w:rPr>
+        <w:t>Description:</w:t>
+      </w:r>
+      <w:r>
+        <w:t xml:space="preserve"> "Answers Zava policy &amp; benefits questions, grounded in our HR documents."</w:t>
+      </w:r>
+    </w:p>
+    <w:p>
+      <w:pPr>
+        <w:pStyle w:val="Compact"/>
+        <w:numPr>
+          <w:ilvl w:val="0"/>
+          <w:numId w:val="40"/>
+        </w:numPr>
+      </w:pPr>
+      <w:r>
+        <w:rPr>
+          <w:b/>
+          <w:bCs/>
+        </w:rPr>
+        <w:t>Instructions:</w:t>
+      </w:r>
+      <w:r>
+        <w:t xml:space="preserve"> answer format </w:t>
+      </w:r>
+      <w:r>
+        <w:rPr>
+          <w:i/>
+          <w:iCs/>
+        </w:rPr>
+        <w:t>Answer → Details → Source → "confirm with HR"</w:t>
+      </w:r>
+      <w:r>
+        <w:t>, warm tone, and the out-of-scope guardrails.</w:t>
+      </w:r>
+    </w:p>
+    <w:p>
+      <w:pPr>
+        <w:pStyle w:val="Compact"/>
+        <w:numPr>
+          <w:ilvl w:val="0"/>
+          <w:numId w:val="40"/>
+        </w:numPr>
+      </w:pPr>
+      <w:r>
+        <w:rPr>
+          <w:b/>
+          <w:bCs/>
+        </w:rPr>
+        <w:t>Knowledge:</w:t>
+      </w:r>
+      <w:r>
+        <w:t xml:space="preserve"> add the same Zava Word files you've used all day: </w:t>
+      </w:r>
+      <w:r>
+        <w:rPr>
+          <w:rStyle w:val="VerbatimChar"/>
+        </w:rPr>
+        <w:t>employee-handbook-excerpt.docx</w:t>
+      </w:r>
+      <w:r>
+        <w:t xml:space="preserve"> and </w:t>
+      </w:r>
+      <w:r>
+        <w:rPr>
+          <w:rStyle w:val="VerbatimChar"/>
+        </w:rPr>
+        <w:t>benefits-summary.docx</w:t>
+      </w:r>
+      <w:r>
+        <w:t xml:space="preserve"> (upload them, or point to the OneDrive/SharePoint folder that holds them).</w:t>
+      </w:r>
+    </w:p>
+    <w:p>
+      <w:pPr>
+        <w:numPr>
+          <w:ilvl w:val="0"/>
+          <w:numId w:val="1"/>
+        </w:numPr>
         <w:pBdr>
           <w:left w:val="single" w:sz="18" w:space="8" w:color="3B1041"/>
         </w:pBdr>
         <w:shd w:val="clear" w:color="auto" w:fill="FBF6FD"/>
         <w:spacing w:before="30" w:after="30"/>
-        <w:ind w:left="288" w:right="144"/>
-      </w:pPr>
-      <w:r>
-        <w:rPr>
-          <w:rStyle w:val="PromptGoal"/>
-        </w:rPr>
-        <w:t xml:space="preserve">Create an </w:t>
-      </w:r>
-      <w:r>
-        <w:rPr>
-          <w:rStyle w:val="PromptGoal"/>
-          <w:b/>
-          <w:bCs/>
-        </w:rPr>
-        <w:t>HR Policy Agent</w:t>
-      </w:r>
-      <w:r>
-        <w:rPr>
-          <w:rStyle w:val="PromptGoal"/>
-        </w:rPr>
-        <w:t xml:space="preserve"> that answers employee questions about company policies and benefits </w:t>
-      </w:r>
-      <w:r>
-        <w:rPr>
-          <w:rStyle w:val="PromptGoal"/>
-        </w:rPr>
-        <w:t>— PTO, remote/hybrid work, benefits enrollment, overtime, and the code of conduct</w:t>
-      </w:r>
-      <w:r>
-        <w:t xml:space="preserve"> — </w:t>
-      </w:r>
-      <w:r>
-        <w:rPr>
-          <w:rStyle w:val="PromptExpectations"/>
-        </w:rPr>
-        <w:t>in a warm, professional tone. Always cite the source document and remind the reader that HR should confirm.</w:t>
+      </w:pPr>
+      <w:r>
+        <w:rPr>
+          <w:b/>
+          <w:bCs/>
+        </w:rPr>
+        <w:t>File types matter:</w:t>
       </w:r>
       <w:r>
         <w:t xml:space="preserve"> </w:t>
       </w:r>
       <w:r>
-        <w:rPr>
-          <w:rStyle w:val="PromptConstraints"/>
-        </w:rPr>
-        <w:t>Politely decline questions about individual pay, performance, legal, or medical matters and redirect them to HR.</w:t>
+        <w:t xml:space="preserve">Agent Builder knowledge accepts .doc/.docx, .pdf, .ppt/.pptx, .txt, and .xls/.xlsx, but </w:t>
+      </w:r>
+      <w:r>
+        <w:rPr>
+          <w:b/>
+          <w:bCs/>
+        </w:rPr>
+        <w:t>not</w:t>
+      </w:r>
+      <w:r>
+        <w:t xml:space="preserve"> Markdown (.md) or .csv. Keep that in mind when you build agents on your own documents.</w:t>
+      </w:r>
+    </w:p>
+    <w:p>
+      <w:pPr>
+        <w:pStyle w:val="Compact"/>
+        <w:numPr>
+          <w:ilvl w:val="0"/>
+          <w:numId w:val="40"/>
+        </w:numPr>
+      </w:pPr>
+      <w:r>
+        <w:rPr>
+          <w:b/>
+          <w:bCs/>
+        </w:rPr>
+        <w:t>Suggested prompts:</w:t>
+      </w:r>
+      <w:r>
+        <w:t xml:space="preserve"> e.g., "How much PTO do I get and can I carry it over?", "When is open enrollment?", "What are the anchor office days?"</w:t>
       </w:r>
     </w:p>
     <w:p>
       <w:pPr>
         <w:pStyle w:val="Heading3"/>
       </w:pPr>
-      <w:bookmarkStart w:id="53" w:name="X4e20f1bdfe5bbcffb0fc07eef90ff51b7d0218f"/>
-      <w:bookmarkEnd w:id="52"/>
-      <w:r>
-        <w:t>Step 3 — Configure name, instructions &amp; knowledge</w:t>
-      </w:r>
-    </w:p>
-    <w:p>
-      <w:pPr>
-        <w:pStyle w:val="FirstParagraph"/>
-      </w:pPr>
-      <w:r>
-        <w:t xml:space="preserve">On the </w:t>
-      </w:r>
-      <w:r>
-        <w:rPr>
-          <w:b/>
-          <w:bCs/>
-        </w:rPr>
-        <w:t>Configure</w:t>
-      </w:r>
-      <w:r>
-        <w:t xml:space="preserve"> tab:</w:t>
+      <w:bookmarkStart w:id="50" w:name="step-4--test-on-try-it"/>
+      <w:bookmarkEnd w:id="49"/>
+      <w:r>
+        <w:lastRenderedPageBreak/>
+        <w:t>Step 4 — Test on "Try it"</w:t>
       </w:r>
     </w:p>
     <w:p>
@@ -11662,57 +11238,27 @@
         </w:numPr>
       </w:pPr>
       <w:r>
-        <w:rPr>
-          <w:b/>
-          <w:bCs/>
-        </w:rPr>
-        <w:t>Name:</w:t>
-      </w:r>
-      <w:r>
-        <w:t xml:space="preserve"> HR Policy Agent · </w:t>
-      </w:r>
-      <w:r>
-        <w:rPr>
-          <w:b/>
-          <w:bCs/>
-        </w:rPr>
-        <w:t>Description:</w:t>
-      </w:r>
-      <w:r>
-        <w:t xml:space="preserve"> "Answers Zava policy &amp; benefits questions, grounded in our HR documents."</w:t>
-      </w:r>
-    </w:p>
-    <w:p>
-      <w:pPr>
-        <w:pStyle w:val="Compact"/>
-        <w:numPr>
-          <w:ilvl w:val="0"/>
-          <w:numId w:val="41"/>
-        </w:numPr>
-      </w:pPr>
-      <w:r>
-        <w:rPr>
-          <w:b/>
-          <w:bCs/>
-        </w:rPr>
-        <w:lastRenderedPageBreak/>
-        <w:t>Instructions:</w:t>
-      </w:r>
-      <w:r>
-        <w:t xml:space="preserve"> </w:t>
-      </w:r>
-      <w:r>
-        <w:t xml:space="preserve">answer format </w:t>
+        <w:t xml:space="preserve">Ask: </w:t>
       </w:r>
       <w:r>
         <w:rPr>
           <w:i/>
           <w:iCs/>
         </w:rPr>
-        <w:t>Answer → Details → Source → "confirm with HR"</w:t>
-      </w:r>
-      <w:r>
-        <w:t>, warm tone, and the out-of-scope guardrails.</w:t>
+        <w:t>"When is open enrollment and how do I change my medical plan?"</w:t>
+      </w:r>
+      <w:r>
+        <w:t xml:space="preserve"> → it should answer in your format </w:t>
+      </w:r>
+      <w:r>
+        <w:rPr>
+          <w:b/>
+          <w:bCs/>
+        </w:rPr>
+        <w:t>with a source</w:t>
+      </w:r>
+      <w:r>
+        <w:t>.</w:t>
       </w:r>
     </w:p>
     <w:p>
@@ -11721,105 +11267,6 @@
         <w:numPr>
           <w:ilvl w:val="0"/>
           <w:numId w:val="41"/>
-        </w:numPr>
-      </w:pPr>
-      <w:r>
-        <w:rPr>
-          <w:b/>
-          <w:bCs/>
-        </w:rPr>
-        <w:t>Knowledge:</w:t>
-      </w:r>
-      <w:r>
-        <w:t xml:space="preserve"> add the same Zava Word files you've used all day: </w:t>
-      </w:r>
-      <w:r>
-        <w:rPr>
-          <w:rStyle w:val="VerbatimChar"/>
-        </w:rPr>
-        <w:t>employee-handbook-excerpt.docx</w:t>
-      </w:r>
-      <w:r>
-        <w:t xml:space="preserve"> and </w:t>
-      </w:r>
-      <w:r>
-        <w:rPr>
-          <w:rStyle w:val="VerbatimChar"/>
-        </w:rPr>
-        <w:t>benefits-summary.docx</w:t>
-      </w:r>
-      <w:r>
-        <w:t xml:space="preserve"> (upload them, or point to the OneDrive/SharePoint folder that holds them).</w:t>
-      </w:r>
-    </w:p>
-    <w:p>
-      <w:pPr>
-        <w:numPr>
-          <w:ilvl w:val="0"/>
-          <w:numId w:val="1"/>
-        </w:numPr>
-        <w:pBdr>
-          <w:left w:val="single" w:sz="18" w:space="8" w:color="3B1041"/>
-        </w:pBdr>
-        <w:shd w:val="clear" w:color="auto" w:fill="FBF6FD"/>
-        <w:spacing w:before="30" w:after="30"/>
-      </w:pPr>
-      <w:r>
-        <w:rPr>
-          <w:b/>
-          <w:bCs/>
-        </w:rPr>
-        <w:t>File types matter:</w:t>
-      </w:r>
-      <w:r>
-        <w:t xml:space="preserve"> Agent Builder knowledge accepts .doc/.docx, .pdf, .ppt/.pptx, .txt, and .xls/.xlsx, but </w:t>
-      </w:r>
-      <w:r>
-        <w:rPr>
-          <w:b/>
-          <w:bCs/>
-        </w:rPr>
-        <w:t>not</w:t>
-      </w:r>
-      <w:r>
-        <w:t xml:space="preserve"> Markdown (.md) or .csv. Keep that in mind when you build agents on your own documents.</w:t>
-      </w:r>
-    </w:p>
-    <w:p>
-      <w:pPr>
-        <w:pStyle w:val="Compact"/>
-        <w:numPr>
-          <w:ilvl w:val="0"/>
-          <w:numId w:val="41"/>
-        </w:numPr>
-      </w:pPr>
-      <w:r>
-        <w:rPr>
-          <w:b/>
-          <w:bCs/>
-        </w:rPr>
-        <w:t>Suggested prompts:</w:t>
-      </w:r>
-      <w:r>
-        <w:t xml:space="preserve"> e.g., "How much PTO do I get and can I carry it over?", "When is open enrollment?", "What are the anchor office days?"</w:t>
-      </w:r>
-    </w:p>
-    <w:p>
-      <w:pPr>
-        <w:pStyle w:val="Heading3"/>
-      </w:pPr>
-      <w:bookmarkStart w:id="54" w:name="step-4--test-on-try-it"/>
-      <w:bookmarkEnd w:id="53"/>
-      <w:r>
-        <w:t>Step 4 — Test on "Try it"</w:t>
-      </w:r>
-    </w:p>
-    <w:p>
-      <w:pPr>
-        <w:pStyle w:val="Compact"/>
-        <w:numPr>
-          <w:ilvl w:val="0"/>
-          <w:numId w:val="42"/>
         </w:numPr>
       </w:pPr>
       <w:r>
@@ -11830,17 +11277,17 @@
           <w:i/>
           <w:iCs/>
         </w:rPr>
-        <w:t>"When is open enrollment and how do I change my medical plan?"</w:t>
-      </w:r>
-      <w:r>
-        <w:t xml:space="preserve"> → it should answer in your format </w:t>
-      </w:r>
-      <w:r>
-        <w:rPr>
-          <w:b/>
-          <w:bCs/>
-        </w:rPr>
-        <w:t>with a source</w:t>
+        <w:t>"What's my colleague's salary?"</w:t>
+      </w:r>
+      <w:r>
+        <w:t xml:space="preserve"> → it should </w:t>
+      </w:r>
+      <w:r>
+        <w:rPr>
+          <w:b/>
+          <w:bCs/>
+        </w:rPr>
+        <w:t>decline and redirect</w:t>
       </w:r>
       <w:r>
         <w:t>.</w:t>
@@ -11848,6 +11295,118 @@
     </w:p>
     <w:p>
       <w:pPr>
+        <w:pStyle w:val="Heading3"/>
+      </w:pPr>
+      <w:bookmarkStart w:id="51" w:name="step-5--optional-share--publish"/>
+      <w:bookmarkEnd w:id="50"/>
+      <w:r>
+        <w:t>Step 5 — (Optional) Share / publish</w:t>
+      </w:r>
+    </w:p>
+    <w:p>
+      <w:pPr>
+        <w:pStyle w:val="FirstParagraph"/>
+      </w:pPr>
+      <w:r>
+        <w:t>Share the agent with a colleague, or publish it (e.g., to a SharePoint site) so employees can self-serve policy answers.</w:t>
+      </w:r>
+    </w:p>
+    <w:p>
+      <w:pPr>
+        <w:pStyle w:val="BodyText"/>
+      </w:pPr>
+      <w:r>
+        <w:t>✅</w:t>
+      </w:r>
+      <w:r>
+        <w:t xml:space="preserve"> </w:t>
+      </w:r>
+      <w:r>
+        <w:rPr>
+          <w:b/>
+          <w:bCs/>
+        </w:rPr>
+        <w:t>Checkpoint:</w:t>
+      </w:r>
+      <w:r>
+        <w:t xml:space="preserve"> a working </w:t>
+      </w:r>
+      <w:r>
+        <w:rPr>
+          <w:b/>
+          <w:bCs/>
+        </w:rPr>
+        <w:t>HR Policy Agent</w:t>
+      </w:r>
+      <w:r>
+        <w:t xml:space="preserve"> that gives grounded, sourced answers and declines out-of-scope questions — built no-code, outside Cowork.</w:t>
+      </w:r>
+    </w:p>
+    <w:p>
+      <w:pPr>
+        <w:pStyle w:val="BodyText"/>
+      </w:pPr>
+      <w:r>
+        <w:rPr>
+          <w:b/>
+          <w:bCs/>
+        </w:rPr>
+        <w:t>Discuss:</w:t>
+      </w:r>
+      <w:r>
+        <w:t xml:space="preserve"> Who would use a policy agent in your organization, and which questions should it always hand to a human?</w:t>
+      </w:r>
+    </w:p>
+    <w:p>
+      <w:pPr>
+        <w:pStyle w:val="BodyText"/>
+      </w:pPr>
+      <w:r>
+        <w:rPr>
+          <w:b/>
+          <w:bCs/>
+        </w:rPr>
+        <w:t>Stretch:</w:t>
+      </w:r>
+      <w:r>
+        <w:t xml:space="preserve"> Add a </w:t>
+      </w:r>
+      <w:r>
+        <w:rPr>
+          <w:b/>
+          <w:bCs/>
+        </w:rPr>
+        <w:t>third</w:t>
+      </w:r>
+      <w:r>
+        <w:t xml:space="preserve"> </w:t>
+      </w:r>
+      <w:r>
+        <w:t>knowledge source (e.g., the onboarding checklist) and add a suggested prompt for new hires.</w:t>
+      </w:r>
+    </w:p>
+    <w:p>
+      <w:r>
+        <w:pict w14:anchorId="080765FD">
+          <v:rect id="_x0000_i1035" style="width:0;height:1.5pt" o:hralign="center" o:hrstd="t" o:hr="t"/>
+        </w:pict>
+      </w:r>
+    </w:p>
+    <w:p>
+      <w:pPr>
+        <w:pStyle w:val="Heading2"/>
+      </w:pPr>
+      <w:bookmarkStart w:id="52" w:name="wrap-up-5-min"/>
+      <w:bookmarkStart w:id="53" w:name="_Toc242256110"/>
+      <w:bookmarkEnd w:id="45"/>
+      <w:bookmarkEnd w:id="51"/>
+      <w:r>
+        <w:t>Wrap-up (5 min)</w:t>
+      </w:r>
+      <w:bookmarkEnd w:id="53"/>
+    </w:p>
+    <w:p>
+      <w:pPr>
         <w:pStyle w:val="Compact"/>
         <w:numPr>
           <w:ilvl w:val="0"/>
@@ -11855,260 +11414,122 @@
         </w:numPr>
       </w:pPr>
       <w:r>
-        <w:t xml:space="preserve">Ask: </w:t>
-      </w:r>
-      <w:r>
-        <w:rPr>
-          <w:i/>
-          <w:iCs/>
-        </w:rPr>
-        <w:t>"What's my colleague's salary?"</w:t>
-      </w:r>
-      <w:r>
-        <w:t xml:space="preserve"> → it should </w:t>
-      </w:r>
-      <w:r>
-        <w:rPr>
-          <w:b/>
-          <w:bCs/>
-        </w:rPr>
-        <w:t>decline and redirect</w:t>
-      </w:r>
-      <w:r>
-        <w:t>.</w:t>
-      </w:r>
-    </w:p>
-    <w:p>
-      <w:pPr>
-        <w:pStyle w:val="Heading3"/>
-      </w:pPr>
-      <w:bookmarkStart w:id="55" w:name="step-5--optional-share--publish"/>
-      <w:bookmarkEnd w:id="54"/>
-      <w:r>
-        <w:t>Step 5 — (Optional) Share / publish</w:t>
-      </w:r>
-    </w:p>
-    <w:p>
-      <w:pPr>
-        <w:pStyle w:val="FirstParagraph"/>
-      </w:pPr>
-      <w:r>
-        <w:t>Share the agent with a colleague, or publish it (e.g., to a SharePoint site) so employees can self-serve policy answers.</w:t>
-      </w:r>
-    </w:p>
-    <w:p>
-      <w:pPr>
-        <w:pStyle w:val="BodyText"/>
-      </w:pPr>
-      <w:r>
-        <w:t>✅</w:t>
+        <w:t>Which task will save you the most time next week?</w:t>
+      </w:r>
+    </w:p>
+    <w:p>
+      <w:pPr>
+        <w:pStyle w:val="Compact"/>
+        <w:numPr>
+          <w:ilvl w:val="0"/>
+          <w:numId w:val="42"/>
+        </w:numPr>
+      </w:pPr>
+      <w:r>
+        <w:t xml:space="preserve">Look back at everything you produced today: an </w:t>
+      </w:r>
+      <w:r>
+        <w:rPr>
+          <w:b/>
+          <w:bCs/>
+        </w:rPr>
+        <w:t>executive command center</w:t>
+      </w:r>
+      <w:r>
+        <w:t xml:space="preserve">, a cited briefing, a </w:t>
+      </w:r>
+      <w:r>
+        <w:rPr>
+          <w:b/>
+          <w:bCs/>
+        </w:rPr>
+        <w:t>browser task</w:t>
+      </w:r>
+      <w:r>
+        <w:t xml:space="preserve"> across two websites, a </w:t>
+      </w:r>
+      <w:r>
+        <w:rPr>
+          <w:b/>
+          <w:bCs/>
+        </w:rPr>
+        <w:t>custom skill</w:t>
+      </w:r>
+      <w:r>
+        <w:t xml:space="preserve">, an onboarding pack, a </w:t>
+      </w:r>
+      <w:r>
+        <w:rPr>
+          <w:b/>
+          <w:bCs/>
+        </w:rPr>
+        <w:t>scheduled automation</w:t>
+      </w:r>
+      <w:r>
+        <w:t xml:space="preserve">, and a reusable </w:t>
+      </w:r>
+      <w:r>
+        <w:rPr>
+          <w:b/>
+          <w:bCs/>
+        </w:rPr>
+        <w:t>agent</w:t>
+      </w:r>
+      <w:r>
+        <w:t xml:space="preserve"> — all no-code.</w:t>
+      </w:r>
+    </w:p>
+    <w:p>
+      <w:pPr>
+        <w:pStyle w:val="Compact"/>
+        <w:numPr>
+          <w:ilvl w:val="0"/>
+          <w:numId w:val="42"/>
+        </w:numPr>
+      </w:pPr>
+      <w:r>
+        <w:t xml:space="preserve">Remember the difference: </w:t>
+      </w:r>
+      <w:r>
+        <w:rPr>
+          <w:b/>
+          <w:bCs/>
+        </w:rPr>
+        <w:t>Copilot Chat</w:t>
+      </w:r>
+      <w:r>
+        <w:t xml:space="preserve"> for quick answers, </w:t>
+      </w:r>
+      <w:r>
+        <w:rPr>
+          <w:b/>
+          <w:bCs/>
+        </w:rPr>
+        <w:t>Cowork</w:t>
+      </w:r>
+      <w:r>
+        <w:t xml:space="preserve"> to get multi-step work done, and </w:t>
+      </w:r>
+      <w:r>
+        <w:rPr>
+          <w:b/>
+          <w:bCs/>
+        </w:rPr>
+        <w:t>Agent Builder</w:t>
       </w:r>
       <w:r>
         <w:t xml:space="preserve"> </w:t>
       </w:r>
       <w:r>
-        <w:rPr>
-          <w:b/>
-          <w:bCs/>
-        </w:rPr>
-        <w:t>Checkpoint:</w:t>
-      </w:r>
-      <w:r>
-        <w:t xml:space="preserve"> a working </w:t>
-      </w:r>
-      <w:r>
-        <w:rPr>
-          <w:b/>
-          <w:bCs/>
-        </w:rPr>
-        <w:t>HR Policy Agent</w:t>
-      </w:r>
-      <w:r>
-        <w:t xml:space="preserve"> that gives grounded, sourced answers and declines out-of-scope questions — built no-code, outside Cowork.</w:t>
-      </w:r>
-    </w:p>
-    <w:p>
-      <w:pPr>
-        <w:pStyle w:val="BodyText"/>
-      </w:pPr>
-      <w:r>
-        <w:rPr>
-          <w:b/>
-          <w:bCs/>
-        </w:rPr>
-        <w:t>Discuss:</w:t>
-      </w:r>
-      <w:r>
-        <w:t xml:space="preserve"> Who would use a policy agent in your organization, and which questions should it always hand to a human?</w:t>
-      </w:r>
-    </w:p>
-    <w:p>
-      <w:pPr>
-        <w:pStyle w:val="BodyText"/>
-      </w:pPr>
-      <w:r>
-        <w:rPr>
-          <w:b/>
-          <w:bCs/>
-        </w:rPr>
-        <w:t>Stretch:</w:t>
-      </w:r>
-      <w:r>
-        <w:t xml:space="preserve"> Add a </w:t>
-      </w:r>
-      <w:r>
-        <w:rPr>
-          <w:b/>
-          <w:bCs/>
-        </w:rPr>
-        <w:t>third</w:t>
-      </w:r>
-      <w:r>
-        <w:t xml:space="preserve"> knowledge source (e.g., the onboarding checklist) and add a suggested prompt for new hires.</w:t>
-      </w:r>
-    </w:p>
-    <w:p>
-      <w:r>
-        <w:pict w14:anchorId="3D427A9F">
-          <v:rect id="_x0000_i1037" style="width:0;height:1.5pt" o:hralign="center" o:hrstd="t" o:hr="t"/>
-        </w:pict>
-      </w:r>
-    </w:p>
-    <w:p>
-      <w:pPr>
-        <w:pStyle w:val="Heading2"/>
-      </w:pPr>
-      <w:bookmarkStart w:id="56" w:name="wrap-up-5-min"/>
-      <w:bookmarkStart w:id="57" w:name="_Toc241956556"/>
-      <w:bookmarkEnd w:id="49"/>
-      <w:bookmarkEnd w:id="55"/>
-      <w:r>
-        <w:t>Wrap-up (5 min)</w:t>
-      </w:r>
-      <w:bookmarkEnd w:id="57"/>
-    </w:p>
-    <w:p>
-      <w:pPr>
-        <w:pStyle w:val="Compact"/>
-        <w:numPr>
-          <w:ilvl w:val="0"/>
-          <w:numId w:val="43"/>
-        </w:numPr>
-      </w:pPr>
-      <w:r>
-        <w:t>Which task will save you the most time next week?</w:t>
-      </w:r>
-    </w:p>
-    <w:p>
-      <w:pPr>
-        <w:pStyle w:val="Compact"/>
-        <w:numPr>
-          <w:ilvl w:val="0"/>
-          <w:numId w:val="43"/>
-        </w:numPr>
-      </w:pPr>
-      <w:r>
-        <w:t xml:space="preserve">Look back at everything you produced today: an </w:t>
-      </w:r>
-      <w:r>
-        <w:rPr>
-          <w:b/>
-          <w:bCs/>
-        </w:rPr>
-        <w:t>executive command center</w:t>
-      </w:r>
-      <w:r>
-        <w:t xml:space="preserve">, a cited briefing, a </w:t>
-      </w:r>
-      <w:r>
-        <w:rPr>
-          <w:b/>
-          <w:bCs/>
-        </w:rPr>
-        <w:t>browser task</w:t>
-      </w:r>
-      <w:r>
-        <w:t xml:space="preserve"> across two websites, a </w:t>
-      </w:r>
-      <w:r>
-        <w:rPr>
-          <w:b/>
-          <w:bCs/>
-        </w:rPr>
-        <w:t>custom skill</w:t>
-      </w:r>
-      <w:r>
-        <w:t xml:space="preserve">, an onboarding pack, a </w:t>
-      </w:r>
-      <w:r>
-        <w:rPr>
-          <w:b/>
-          <w:bCs/>
-        </w:rPr>
-        <w:t>scheduled automation</w:t>
-      </w:r>
-      <w:r>
-        <w:t xml:space="preserve">, and a reusable </w:t>
-      </w:r>
-      <w:r>
-        <w:rPr>
-          <w:b/>
-          <w:bCs/>
-        </w:rPr>
-        <w:t>agent</w:t>
-      </w:r>
-      <w:r>
-        <w:t xml:space="preserve"> — all no-code.</w:t>
-      </w:r>
-    </w:p>
-    <w:p>
-      <w:pPr>
-        <w:pStyle w:val="Compact"/>
-        <w:numPr>
-          <w:ilvl w:val="0"/>
-          <w:numId w:val="43"/>
-        </w:numPr>
-      </w:pPr>
-      <w:r>
-        <w:t xml:space="preserve">Remember the difference: </w:t>
-      </w:r>
-      <w:r>
-        <w:rPr>
-          <w:b/>
-          <w:bCs/>
-        </w:rPr>
-        <w:t>Copilot Chat</w:t>
-      </w:r>
-      <w:r>
-        <w:t xml:space="preserve"> for quick answers, </w:t>
-      </w:r>
-      <w:r>
-        <w:rPr>
-          <w:b/>
-          <w:bCs/>
-        </w:rPr>
-        <w:t>Cowork</w:t>
-      </w:r>
-      <w:r>
-        <w:t xml:space="preserve"> to get multi-step work done, and </w:t>
-      </w:r>
-      <w:r>
-        <w:rPr>
-          <w:b/>
-          <w:bCs/>
-        </w:rPr>
-        <w:t>Agent Builder</w:t>
-      </w:r>
-      <w:r>
-        <w:t xml:space="preserve"> to stand up a helper others can use.</w:t>
-      </w:r>
-    </w:p>
-    <w:p>
-      <w:pPr>
-        <w:pStyle w:val="Compact"/>
-        <w:numPr>
-          <w:ilvl w:val="0"/>
-          <w:numId w:val="43"/>
+        <w:t>to stand up a helper others can use.</w:t>
+      </w:r>
+    </w:p>
+    <w:p>
+      <w:pPr>
+        <w:pStyle w:val="Compact"/>
+        <w:numPr>
+          <w:ilvl w:val="0"/>
+          <w:numId w:val="42"/>
         </w:numPr>
       </w:pPr>
       <w:r>
@@ -12124,7 +11545,7 @@
       <w:r>
         <w:t xml:space="preserve"> (</w:t>
       </w:r>
-      <w:hyperlink r:id="rId28">
+      <w:hyperlink r:id="rId25">
         <w:r>
           <w:rPr>
             <w:rStyle w:val="Hyperlink"/>
@@ -12141,13 +11562,13 @@
         <w:pStyle w:val="Compact"/>
         <w:numPr>
           <w:ilvl w:val="0"/>
-          <w:numId w:val="43"/>
+          <w:numId w:val="42"/>
         </w:numPr>
       </w:pPr>
       <w:r>
         <w:t>Remember the golden rules (</w:t>
       </w:r>
-      <w:hyperlink r:id="rId29">
+      <w:hyperlink r:id="rId26">
         <w:r>
           <w:rPr>
             <w:rStyle w:val="Hyperlink"/>
@@ -12171,7 +11592,7 @@
         <w:pStyle w:val="Compact"/>
         <w:numPr>
           <w:ilvl w:val="0"/>
-          <w:numId w:val="43"/>
+          <w:numId w:val="42"/>
         </w:numPr>
       </w:pPr>
       <w:r>
@@ -12200,7 +11621,7 @@
         <w:pStyle w:val="Compact"/>
         <w:numPr>
           <w:ilvl w:val="0"/>
-          <w:numId w:val="43"/>
+          <w:numId w:val="42"/>
         </w:numPr>
       </w:pPr>
       <w:r>
@@ -12213,7 +11634,7 @@
       <w:r>
         <w:t xml:space="preserve"> you'll receive </w:t>
       </w:r>
-      <w:hyperlink r:id="rId30">
+      <w:hyperlink r:id="rId27">
         <w:r>
           <w:rPr>
             <w:rStyle w:val="Hyperlink"/>
@@ -12229,9 +11650,8 @@
       <w:pPr>
         <w:pStyle w:val="Heading3"/>
       </w:pPr>
-      <w:bookmarkStart w:id="58" w:name="if-you-get-stuck"/>
-      <w:r>
-        <w:lastRenderedPageBreak/>
+      <w:bookmarkStart w:id="54" w:name="if-you-get-stuck"/>
+      <w:r>
         <w:t>If you get stuck</w:t>
       </w:r>
     </w:p>
@@ -12240,13 +11660,13 @@
         <w:pStyle w:val="Compact"/>
         <w:numPr>
           <w:ilvl w:val="0"/>
-          <w:numId w:val="44"/>
+          <w:numId w:val="43"/>
         </w:numPr>
       </w:pPr>
       <w:r>
         <w:t xml:space="preserve">Cowork toggle missing or no response → </w:t>
       </w:r>
-      <w:hyperlink r:id="rId31">
+      <w:hyperlink r:id="rId28">
         <w:r>
           <w:rPr>
             <w:rStyle w:val="Hyperlink"/>
@@ -12263,7 +11683,7 @@
         <w:pStyle w:val="Compact"/>
         <w:numPr>
           <w:ilvl w:val="0"/>
-          <w:numId w:val="44"/>
+          <w:numId w:val="43"/>
         </w:numPr>
       </w:pPr>
       <w:r>
@@ -12285,7 +11705,7 @@
         <w:pStyle w:val="Compact"/>
         <w:numPr>
           <w:ilvl w:val="0"/>
-          <w:numId w:val="44"/>
+          <w:numId w:val="43"/>
         </w:numPr>
       </w:pPr>
       <w:r>
@@ -12301,7 +11721,7 @@
       <w:r>
         <w:t xml:space="preserve"> prompt at the end of each exercise: </w:t>
       </w:r>
-      <w:hyperlink w:anchor="X32d5feb5c42a67d990bbf5c51199fb4ed691306">
+      <w:hyperlink w:anchor="X4483dde339e198237c04137da81141af42f1976">
         <w:r>
           <w:rPr>
             <w:rStyle w:val="Hyperlink"/>
@@ -12312,7 +11732,7 @@
       <w:r>
         <w:t xml:space="preserve"> · </w:t>
       </w:r>
-      <w:hyperlink w:anchor="X3bc279fb422ae0c320998ddb1f4965378ddecb6">
+      <w:hyperlink w:anchor="X8e53f6a1b406fab3ed2ac9ca6cb2da94788ec4d">
         <w:r>
           <w:rPr>
             <w:rStyle w:val="Hyperlink"/>
@@ -12323,7 +11743,7 @@
       <w:r>
         <w:t xml:space="preserve"> · </w:t>
       </w:r>
-      <w:hyperlink w:anchor="X01d412a0f2e13c2810eaf63626ad375735c7ae4">
+      <w:hyperlink w:anchor="Xe9785fbc463efafc5914762c9acdd4c71598452">
         <w:r>
           <w:rPr>
             <w:rStyle w:val="Hyperlink"/>
@@ -12334,7 +11754,7 @@
       <w:r>
         <w:t xml:space="preserve"> · </w:t>
       </w:r>
-      <w:hyperlink w:anchor="X9116c4916658806051619465b6a84d1f6bc9a0f">
+      <w:hyperlink w:anchor="Xfd0289156e27dd980a7f551da3eec69c529d8cb">
         <w:r>
           <w:rPr>
             <w:rStyle w:val="Hyperlink"/>
@@ -12345,7 +11765,7 @@
       <w:r>
         <w:t xml:space="preserve"> · </w:t>
       </w:r>
-      <w:hyperlink w:anchor="X760f3e0179454091390b23f90bebafb9e8f1201">
+      <w:hyperlink w:anchor="Xd4663d810cd6ea14c650b6bbafbe523ad080324">
         <w:r>
           <w:rPr>
             <w:rStyle w:val="Hyperlink"/>
@@ -12356,7 +11776,7 @@
       <w:r>
         <w:t xml:space="preserve"> · </w:t>
       </w:r>
-      <w:hyperlink w:anchor="Xf7f32dcfb537d7c4ae5b893dda38a88c9f0e2b6">
+      <w:hyperlink w:anchor="Xdac1a1f50ed5320ad04ee419fd58b72fefc948c">
         <w:r>
           <w:rPr>
             <w:rStyle w:val="Hyperlink"/>
@@ -12367,7 +11787,7 @@
       <w:r>
         <w:t xml:space="preserve"> · </w:t>
       </w:r>
-      <w:hyperlink w:anchor="exercise-7--automate--share-15-min">
+      <w:hyperlink w:anchor="exercise-7--automate--share-10-min">
         <w:r>
           <w:rPr>
             <w:rStyle w:val="Hyperlink"/>
@@ -12378,7 +11798,7 @@
       <w:r>
         <w:t xml:space="preserve"> · </w:t>
       </w:r>
-      <w:hyperlink w:anchor="Xdd19a083c7c4832db36b8e6e8282dd21006c5ab">
+      <w:hyperlink w:anchor="Xc7de26b53719c482282c018cb445b4c26623d70">
         <w:r>
           <w:rPr>
             <w:rStyle w:val="Hyperlink"/>
@@ -12390,11 +11810,11 @@
         <w:t>.</w:t>
       </w:r>
       <w:bookmarkEnd w:id="0"/>
-      <w:bookmarkEnd w:id="56"/>
-      <w:bookmarkEnd w:id="58"/>
+      <w:bookmarkEnd w:id="52"/>
+      <w:bookmarkEnd w:id="54"/>
     </w:p>
     <w:sectPr>
-      <w:footerReference w:type="default" r:id="rId32"/>
+      <w:footerReference w:type="default" r:id="rId29"/>
       <w:footnotePr>
         <w:numRestart w:val="eachSect"/>
       </w:footnotePr>
@@ -12514,7 +11934,7 @@
   <w:abstractNum w:abstractNumId="0" w15:restartNumberingAfterBreak="0">
     <w:nsid w:val="0000A990"/>
     <w:multiLevelType w:val="multilevel"/>
-    <w:tmpl w:val="6C5ECF3C"/>
+    <w:tmpl w:val="7D046D9A"/>
     <w:lvl w:ilvl="0">
       <w:numFmt w:val="bullet"/>
       <w:lvlText w:val=" "/>
@@ -12591,7 +12011,7 @@
   <w:abstractNum w:abstractNumId="1" w15:restartNumberingAfterBreak="0">
     <w:nsid w:val="0000A991"/>
     <w:multiLevelType w:val="multilevel"/>
-    <w:tmpl w:val="6EC860EA"/>
+    <w:tmpl w:val="05DADF5E"/>
     <w:lvl w:ilvl="0">
       <w:numFmt w:val="bullet"/>
       <w:lvlText w:val=""/>
@@ -12695,7 +12115,7 @@
   <w:abstractNum w:abstractNumId="2" w15:restartNumberingAfterBreak="0">
     <w:nsid w:val="00A99411"/>
     <w:multiLevelType w:val="multilevel"/>
-    <w:tmpl w:val="ACD26A50"/>
+    <w:tmpl w:val="0CC6434E"/>
     <w:lvl w:ilvl="0">
       <w:start w:val="1"/>
       <w:numFmt w:val="decimal"/>
@@ -12778,13 +12198,13 @@
       </w:pPr>
     </w:lvl>
   </w:abstractNum>
-  <w:num w:numId="1" w16cid:durableId="1319193444">
+  <w:num w:numId="1" w16cid:durableId="2036036409">
     <w:abstractNumId w:val="0"/>
   </w:num>
-  <w:num w:numId="2" w16cid:durableId="2136555639">
+  <w:num w:numId="2" w16cid:durableId="2034527965">
     <w:abstractNumId w:val="1"/>
   </w:num>
-  <w:num w:numId="3" w16cid:durableId="345013318">
+  <w:num w:numId="3" w16cid:durableId="224920027">
     <w:abstractNumId w:val="2"/>
     <w:lvlOverride w:ilvl="0">
       <w:startOverride w:val="1"/>
@@ -12814,7 +12234,7 @@
       <w:startOverride w:val="1"/>
     </w:lvlOverride>
   </w:num>
-  <w:num w:numId="4" w16cid:durableId="1526091102">
+  <w:num w:numId="4" w16cid:durableId="1998878138">
     <w:abstractNumId w:val="2"/>
     <w:lvlOverride w:ilvl="0">
       <w:startOverride w:val="1"/>
@@ -12844,10 +12264,10 @@
       <w:startOverride w:val="1"/>
     </w:lvlOverride>
   </w:num>
-  <w:num w:numId="5" w16cid:durableId="475335801">
+  <w:num w:numId="5" w16cid:durableId="1616015174">
     <w:abstractNumId w:val="1"/>
   </w:num>
-  <w:num w:numId="6" w16cid:durableId="1705128567">
+  <w:num w:numId="6" w16cid:durableId="237324934">
     <w:abstractNumId w:val="2"/>
     <w:lvlOverride w:ilvl="0">
       <w:startOverride w:val="1"/>
@@ -12877,10 +12297,10 @@
       <w:startOverride w:val="1"/>
     </w:lvlOverride>
   </w:num>
-  <w:num w:numId="7" w16cid:durableId="665206897">
+  <w:num w:numId="7" w16cid:durableId="1631395252">
     <w:abstractNumId w:val="1"/>
   </w:num>
-  <w:num w:numId="8" w16cid:durableId="980573534">
+  <w:num w:numId="8" w16cid:durableId="1831821434">
     <w:abstractNumId w:val="2"/>
     <w:lvlOverride w:ilvl="0">
       <w:startOverride w:val="1"/>
@@ -12910,13 +12330,13 @@
       <w:startOverride w:val="1"/>
     </w:lvlOverride>
   </w:num>
-  <w:num w:numId="9" w16cid:durableId="551691211">
+  <w:num w:numId="9" w16cid:durableId="499321171">
     <w:abstractNumId w:val="1"/>
   </w:num>
-  <w:num w:numId="10" w16cid:durableId="1375303842">
+  <w:num w:numId="10" w16cid:durableId="1864172130">
     <w:abstractNumId w:val="1"/>
   </w:num>
-  <w:num w:numId="11" w16cid:durableId="68620995">
+  <w:num w:numId="11" w16cid:durableId="1353529357">
     <w:abstractNumId w:val="2"/>
     <w:lvlOverride w:ilvl="0">
       <w:startOverride w:val="1"/>
@@ -12946,22 +12366,22 @@
       <w:startOverride w:val="1"/>
     </w:lvlOverride>
   </w:num>
-  <w:num w:numId="12" w16cid:durableId="676926931">
+  <w:num w:numId="12" w16cid:durableId="1318150895">
     <w:abstractNumId w:val="1"/>
   </w:num>
-  <w:num w:numId="13" w16cid:durableId="45613206">
+  <w:num w:numId="13" w16cid:durableId="1594973311">
     <w:abstractNumId w:val="1"/>
   </w:num>
-  <w:num w:numId="14" w16cid:durableId="742487737">
+  <w:num w:numId="14" w16cid:durableId="1424106316">
     <w:abstractNumId w:val="1"/>
   </w:num>
-  <w:num w:numId="15" w16cid:durableId="14044058">
+  <w:num w:numId="15" w16cid:durableId="1320429490">
     <w:abstractNumId w:val="1"/>
   </w:num>
-  <w:num w:numId="16" w16cid:durableId="1016882027">
+  <w:num w:numId="16" w16cid:durableId="2101831995">
     <w:abstractNumId w:val="1"/>
   </w:num>
-  <w:num w:numId="17" w16cid:durableId="2081445759">
+  <w:num w:numId="17" w16cid:durableId="786781208">
     <w:abstractNumId w:val="2"/>
     <w:lvlOverride w:ilvl="0">
       <w:startOverride w:val="1"/>
@@ -12991,7 +12411,7 @@
       <w:startOverride w:val="1"/>
     </w:lvlOverride>
   </w:num>
-  <w:num w:numId="18" w16cid:durableId="1318462727">
+  <w:num w:numId="18" w16cid:durableId="441804934">
     <w:abstractNumId w:val="2"/>
     <w:lvlOverride w:ilvl="0">
       <w:startOverride w:val="1"/>
@@ -13021,16 +12441,16 @@
       <w:startOverride w:val="1"/>
     </w:lvlOverride>
   </w:num>
-  <w:num w:numId="19" w16cid:durableId="1936208442">
+  <w:num w:numId="19" w16cid:durableId="868757219">
     <w:abstractNumId w:val="1"/>
   </w:num>
-  <w:num w:numId="20" w16cid:durableId="1690988999">
+  <w:num w:numId="20" w16cid:durableId="1007905534">
     <w:abstractNumId w:val="1"/>
   </w:num>
-  <w:num w:numId="21" w16cid:durableId="1608007486">
+  <w:num w:numId="21" w16cid:durableId="1516652232">
     <w:abstractNumId w:val="1"/>
   </w:num>
-  <w:num w:numId="22" w16cid:durableId="961303601">
+  <w:num w:numId="22" w16cid:durableId="1703364185">
     <w:abstractNumId w:val="2"/>
     <w:lvlOverride w:ilvl="0">
       <w:startOverride w:val="1"/>
@@ -13060,7 +12480,7 @@
       <w:startOverride w:val="1"/>
     </w:lvlOverride>
   </w:num>
-  <w:num w:numId="23" w16cid:durableId="1667048410">
+  <w:num w:numId="23" w16cid:durableId="2066709502">
     <w:abstractNumId w:val="2"/>
     <w:lvlOverride w:ilvl="0">
       <w:startOverride w:val="1"/>
@@ -13090,10 +12510,10 @@
       <w:startOverride w:val="1"/>
     </w:lvlOverride>
   </w:num>
-  <w:num w:numId="24" w16cid:durableId="406651851">
+  <w:num w:numId="24" w16cid:durableId="153880609">
     <w:abstractNumId w:val="1"/>
   </w:num>
-  <w:num w:numId="25" w16cid:durableId="1171066044">
+  <w:num w:numId="25" w16cid:durableId="1284582206">
     <w:abstractNumId w:val="2"/>
     <w:lvlOverride w:ilvl="0">
       <w:startOverride w:val="1"/>
@@ -13123,13 +12543,13 @@
       <w:startOverride w:val="1"/>
     </w:lvlOverride>
   </w:num>
-  <w:num w:numId="26" w16cid:durableId="147215032">
+  <w:num w:numId="26" w16cid:durableId="665475873">
     <w:abstractNumId w:val="1"/>
   </w:num>
-  <w:num w:numId="27" w16cid:durableId="1506674531">
+  <w:num w:numId="27" w16cid:durableId="1787306287">
     <w:abstractNumId w:val="1"/>
   </w:num>
-  <w:num w:numId="28" w16cid:durableId="600795778">
+  <w:num w:numId="28" w16cid:durableId="2094431916">
     <w:abstractNumId w:val="2"/>
     <w:lvlOverride w:ilvl="0">
       <w:startOverride w:val="1"/>
@@ -13159,22 +12579,22 @@
       <w:startOverride w:val="1"/>
     </w:lvlOverride>
   </w:num>
-  <w:num w:numId="29" w16cid:durableId="1323002482">
+  <w:num w:numId="29" w16cid:durableId="1677339905">
     <w:abstractNumId w:val="1"/>
   </w:num>
-  <w:num w:numId="30" w16cid:durableId="927620471">
+  <w:num w:numId="30" w16cid:durableId="1956521810">
     <w:abstractNumId w:val="1"/>
   </w:num>
-  <w:num w:numId="31" w16cid:durableId="781801178">
+  <w:num w:numId="31" w16cid:durableId="614678250">
     <w:abstractNumId w:val="1"/>
   </w:num>
-  <w:num w:numId="32" w16cid:durableId="602498585">
+  <w:num w:numId="32" w16cid:durableId="928777534">
     <w:abstractNumId w:val="1"/>
   </w:num>
-  <w:num w:numId="33" w16cid:durableId="257372886">
+  <w:num w:numId="33" w16cid:durableId="2138179968">
     <w:abstractNumId w:val="1"/>
   </w:num>
-  <w:num w:numId="34" w16cid:durableId="1858331">
+  <w:num w:numId="34" w16cid:durableId="1130434993">
     <w:abstractNumId w:val="2"/>
     <w:lvlOverride w:ilvl="0">
       <w:startOverride w:val="1"/>
@@ -13204,13 +12624,13 @@
       <w:startOverride w:val="1"/>
     </w:lvlOverride>
   </w:num>
-  <w:num w:numId="35" w16cid:durableId="1697656605">
+  <w:num w:numId="35" w16cid:durableId="548961092">
     <w:abstractNumId w:val="1"/>
   </w:num>
-  <w:num w:numId="36" w16cid:durableId="1522166925">
+  <w:num w:numId="36" w16cid:durableId="2114934103">
     <w:abstractNumId w:val="1"/>
   </w:num>
-  <w:num w:numId="37" w16cid:durableId="80221775">
+  <w:num w:numId="37" w16cid:durableId="281424342">
     <w:abstractNumId w:val="2"/>
     <w:lvlOverride w:ilvl="0">
       <w:startOverride w:val="1"/>
@@ -13240,25 +12660,22 @@
       <w:startOverride w:val="1"/>
     </w:lvlOverride>
   </w:num>
-  <w:num w:numId="38" w16cid:durableId="1546795009">
+  <w:num w:numId="38" w16cid:durableId="1694257556">
     <w:abstractNumId w:val="1"/>
   </w:num>
-  <w:num w:numId="39" w16cid:durableId="1817334445">
+  <w:num w:numId="39" w16cid:durableId="484318033">
     <w:abstractNumId w:val="1"/>
   </w:num>
-  <w:num w:numId="40" w16cid:durableId="1326588810">
+  <w:num w:numId="40" w16cid:durableId="520246110">
     <w:abstractNumId w:val="1"/>
   </w:num>
-  <w:num w:numId="41" w16cid:durableId="635795478">
+  <w:num w:numId="41" w16cid:durableId="470176934">
     <w:abstractNumId w:val="1"/>
   </w:num>
-  <w:num w:numId="42" w16cid:durableId="1560288830">
+  <w:num w:numId="42" w16cid:durableId="1138304852">
     <w:abstractNumId w:val="1"/>
   </w:num>
-  <w:num w:numId="43" w16cid:durableId="1422724915">
-    <w:abstractNumId w:val="1"/>
-  </w:num>
-  <w:num w:numId="44" w16cid:durableId="1396853777">
+  <w:num w:numId="43" w16cid:durableId="507722445">
     <w:abstractNumId w:val="1"/>
   </w:num>
 </w:numbering>
@@ -14537,7 +13954,7 @@
     <w:next w:val="Normal"/>
     <w:autoRedefine/>
     <w:uiPriority w:val="39"/>
-    <w:rsid w:val="0096381E"/>
+    <w:rsid w:val="009156B4"/>
     <w:pPr>
       <w:spacing w:after="100"/>
     </w:pPr>
@@ -14548,7 +13965,7 @@
     <w:next w:val="Normal"/>
     <w:autoRedefine/>
     <w:uiPriority w:val="39"/>
-    <w:rsid w:val="0096381E"/>
+    <w:rsid w:val="009156B4"/>
     <w:pPr>
       <w:spacing w:after="100"/>
       <w:ind w:left="210"/>
@@ -14558,7 +13975,7 @@
     <w:name w:val="header"/>
     <w:basedOn w:val="Normal"/>
     <w:link w:val="HeaderChar"/>
-    <w:rsid w:val="0096381E"/>
+    <w:rsid w:val="009156B4"/>
     <w:pPr>
       <w:tabs>
         <w:tab w:val="center" w:pos="4513"/>
@@ -14571,7 +13988,7 @@
     <w:name w:val="Header Char"/>
     <w:basedOn w:val="DefaultParagraphFont"/>
     <w:link w:val="Header"/>
-    <w:rsid w:val="0096381E"/>
+    <w:rsid w:val="009156B4"/>
     <w:rPr>
       <w:rFonts w:ascii="Segoe UI" w:eastAsia="Segoe UI" w:hAnsi="Segoe UI" w:cs="Segoe UI"/>
       <w:color w:val="242424"/>
@@ -14582,7 +13999,7 @@
     <w:name w:val="footer"/>
     <w:basedOn w:val="Normal"/>
     <w:link w:val="FooterChar"/>
-    <w:rsid w:val="0096381E"/>
+    <w:rsid w:val="009156B4"/>
     <w:pPr>
       <w:tabs>
         <w:tab w:val="center" w:pos="4513"/>
@@ -14595,7 +14012,7 @@
     <w:name w:val="Footer Char"/>
     <w:basedOn w:val="DefaultParagraphFont"/>
     <w:link w:val="Footer"/>
-    <w:rsid w:val="0096381E"/>
+    <w:rsid w:val="009156B4"/>
     <w:rPr>
       <w:rFonts w:ascii="Segoe UI" w:eastAsia="Segoe UI" w:hAnsi="Segoe UI" w:cs="Segoe UI"/>
       <w:color w:val="242424"/>

--- a/participant/participant-workbook.docx
+++ b/participant/participant-workbook.docx
@@ -10,7 +10,7 @@
           <w:sz w:val="21"/>
           <w:szCs w:val="24"/>
         </w:rPr>
-        <w:id w:val="1755697436"/>
+        <w:id w:val="-1055848583"/>
         <w:docPartObj>
           <w:docPartGallery w:val="Table of Contents"/>
           <w:docPartUnique/>
@@ -51,7 +51,7 @@
           <w:r>
             <w:fldChar w:fldCharType="separate"/>
           </w:r>
-          <w:hyperlink w:anchor="_Toc242256098" w:history="1">
+          <w:hyperlink w:anchor="_Toc242259597" w:history="1">
             <w:r>
               <w:rPr>
                 <w:rStyle w:val="Hyperlink"/>
@@ -78,7 +78,7 @@
                 <w:noProof/>
                 <w:webHidden/>
               </w:rPr>
-              <w:instrText xml:space="preserve"> PAGEREF _Toc242256098 \h </w:instrText>
+              <w:instrText xml:space="preserve"> PAGEREF _Toc242259597 \h </w:instrText>
             </w:r>
             <w:r>
               <w:rPr>
@@ -125,7 +125,7 @@
               <w14:ligatures w14:val="standardContextual"/>
             </w:rPr>
           </w:pPr>
-          <w:hyperlink w:anchor="_Toc242256099" w:history="1">
+          <w:hyperlink w:anchor="_Toc242259598" w:history="1">
             <w:r>
               <w:rPr>
                 <w:rStyle w:val="Hyperlink"/>
@@ -152,7 +152,7 @@
                 <w:noProof/>
                 <w:webHidden/>
               </w:rPr>
-              <w:instrText xml:space="preserve"> PAGEREF _Toc242256099 \h </w:instrText>
+              <w:instrText xml:space="preserve"> PAGEREF _Toc242259598 \h </w:instrText>
             </w:r>
             <w:r>
               <w:rPr>
@@ -199,7 +199,7 @@
               <w14:ligatures w14:val="standardContextual"/>
             </w:rPr>
           </w:pPr>
-          <w:hyperlink w:anchor="_Toc242256100" w:history="1">
+          <w:hyperlink w:anchor="_Toc242259599" w:history="1">
             <w:r>
               <w:rPr>
                 <w:rStyle w:val="Hyperlink"/>
@@ -226,7 +226,7 @@
                 <w:noProof/>
                 <w:webHidden/>
               </w:rPr>
-              <w:instrText xml:space="preserve"> PAGEREF _Toc242256100 \h </w:instrText>
+              <w:instrText xml:space="preserve"> PAGEREF _Toc242259599 \h </w:instrText>
             </w:r>
             <w:r>
               <w:rPr>
@@ -273,7 +273,7 @@
               <w14:ligatures w14:val="standardContextual"/>
             </w:rPr>
           </w:pPr>
-          <w:hyperlink w:anchor="_Toc242256101" w:history="1">
+          <w:hyperlink w:anchor="_Toc242259600" w:history="1">
             <w:r>
               <w:rPr>
                 <w:rStyle w:val="Hyperlink"/>
@@ -300,7 +300,7 @@
                 <w:noProof/>
                 <w:webHidden/>
               </w:rPr>
-              <w:instrText xml:space="preserve"> PAGEREF _Toc242256101 \h </w:instrText>
+              <w:instrText xml:space="preserve"> PAGEREF _Toc242259600 \h </w:instrText>
             </w:r>
             <w:r>
               <w:rPr>
@@ -347,7 +347,7 @@
               <w14:ligatures w14:val="standardContextual"/>
             </w:rPr>
           </w:pPr>
-          <w:hyperlink w:anchor="_Toc242256102" w:history="1">
+          <w:hyperlink w:anchor="_Toc242259601" w:history="1">
             <w:r>
               <w:rPr>
                 <w:rStyle w:val="Hyperlink"/>
@@ -374,7 +374,7 @@
                 <w:noProof/>
                 <w:webHidden/>
               </w:rPr>
-              <w:instrText xml:space="preserve"> PAGEREF _Toc242256102 \h </w:instrText>
+              <w:instrText xml:space="preserve"> PAGEREF _Toc242259601 \h </w:instrText>
             </w:r>
             <w:r>
               <w:rPr>
@@ -394,7 +394,7 @@
                 <w:noProof/>
                 <w:webHidden/>
               </w:rPr>
-              <w:t>7</w:t>
+              <w:t>8</w:t>
             </w:r>
             <w:r>
               <w:rPr>
@@ -421,7 +421,7 @@
               <w14:ligatures w14:val="standardContextual"/>
             </w:rPr>
           </w:pPr>
-          <w:hyperlink w:anchor="_Toc242256103" w:history="1">
+          <w:hyperlink w:anchor="_Toc242259602" w:history="1">
             <w:r>
               <w:rPr>
                 <w:rStyle w:val="Hyperlink"/>
@@ -448,7 +448,7 @@
                 <w:noProof/>
                 <w:webHidden/>
               </w:rPr>
-              <w:instrText xml:space="preserve"> PAGEREF _Toc242256103 \h </w:instrText>
+              <w:instrText xml:space="preserve"> PAGEREF _Toc242259602 \h </w:instrText>
             </w:r>
             <w:r>
               <w:rPr>
@@ -468,7 +468,7 @@
                 <w:noProof/>
                 <w:webHidden/>
               </w:rPr>
-              <w:t>8</w:t>
+              <w:t>9</w:t>
             </w:r>
             <w:r>
               <w:rPr>
@@ -495,7 +495,7 @@
               <w14:ligatures w14:val="standardContextual"/>
             </w:rPr>
           </w:pPr>
-          <w:hyperlink w:anchor="_Toc242256104" w:history="1">
+          <w:hyperlink w:anchor="_Toc242259603" w:history="1">
             <w:r>
               <w:rPr>
                 <w:rStyle w:val="Hyperlink"/>
@@ -522,7 +522,7 @@
                 <w:noProof/>
                 <w:webHidden/>
               </w:rPr>
-              <w:instrText xml:space="preserve"> PAGEREF _Toc242256104 \h </w:instrText>
+              <w:instrText xml:space="preserve"> PAGEREF _Toc242259603 \h </w:instrText>
             </w:r>
             <w:r>
               <w:rPr>
@@ -542,7 +542,7 @@
                 <w:noProof/>
                 <w:webHidden/>
               </w:rPr>
-              <w:t>10</w:t>
+              <w:t>11</w:t>
             </w:r>
             <w:r>
               <w:rPr>
@@ -569,7 +569,7 @@
               <w14:ligatures w14:val="standardContextual"/>
             </w:rPr>
           </w:pPr>
-          <w:hyperlink w:anchor="_Toc242256105" w:history="1">
+          <w:hyperlink w:anchor="_Toc242259604" w:history="1">
             <w:r>
               <w:rPr>
                 <w:rStyle w:val="Hyperlink"/>
@@ -596,7 +596,7 @@
                 <w:noProof/>
                 <w:webHidden/>
               </w:rPr>
-              <w:instrText xml:space="preserve"> PAGEREF _Toc242256105 \h </w:instrText>
+              <w:instrText xml:space="preserve"> PAGEREF _Toc242259604 \h </w:instrText>
             </w:r>
             <w:r>
               <w:rPr>
@@ -616,7 +616,7 @@
                 <w:noProof/>
                 <w:webHidden/>
               </w:rPr>
-              <w:t>11</w:t>
+              <w:t>12</w:t>
             </w:r>
             <w:r>
               <w:rPr>
@@ -643,7 +643,7 @@
               <w14:ligatures w14:val="standardContextual"/>
             </w:rPr>
           </w:pPr>
-          <w:hyperlink w:anchor="_Toc242256106" w:history="1">
+          <w:hyperlink w:anchor="_Toc242259605" w:history="1">
             <w:r>
               <w:rPr>
                 <w:rStyle w:val="Hyperlink"/>
@@ -678,7 +678,7 @@
                 <w:noProof/>
                 <w:webHidden/>
               </w:rPr>
-              <w:instrText xml:space="preserve"> PAGEREF _Toc242256106 \h </w:instrText>
+              <w:instrText xml:space="preserve"> PAGEREF _Toc242259605 \h </w:instrText>
             </w:r>
             <w:r>
               <w:rPr>
@@ -698,7 +698,7 @@
                 <w:noProof/>
                 <w:webHidden/>
               </w:rPr>
-              <w:t>12</w:t>
+              <w:t>13</w:t>
             </w:r>
             <w:r>
               <w:rPr>
@@ -725,7 +725,7 @@
               <w14:ligatures w14:val="standardContextual"/>
             </w:rPr>
           </w:pPr>
-          <w:hyperlink w:anchor="_Toc242256107" w:history="1">
+          <w:hyperlink w:anchor="_Toc242259606" w:history="1">
             <w:r>
               <w:rPr>
                 <w:rStyle w:val="Hyperlink"/>
@@ -752,7 +752,7 @@
                 <w:noProof/>
                 <w:webHidden/>
               </w:rPr>
-              <w:instrText xml:space="preserve"> PAGEREF _Toc242256107 \h </w:instrText>
+              <w:instrText xml:space="preserve"> PAGEREF _Toc242259606 \h </w:instrText>
             </w:r>
             <w:r>
               <w:rPr>
@@ -772,7 +772,7 @@
                 <w:noProof/>
                 <w:webHidden/>
               </w:rPr>
-              <w:t>12</w:t>
+              <w:t>13</w:t>
             </w:r>
             <w:r>
               <w:rPr>
@@ -799,7 +799,7 @@
               <w14:ligatures w14:val="standardContextual"/>
             </w:rPr>
           </w:pPr>
-          <w:hyperlink w:anchor="_Toc242256108" w:history="1">
+          <w:hyperlink w:anchor="_Toc242259607" w:history="1">
             <w:r>
               <w:rPr>
                 <w:rStyle w:val="Hyperlink"/>
@@ -826,7 +826,7 @@
                 <w:noProof/>
                 <w:webHidden/>
               </w:rPr>
-              <w:instrText xml:space="preserve"> PAGEREF _Toc242256108 \h </w:instrText>
+              <w:instrText xml:space="preserve"> PAGEREF _Toc242259607 \h </w:instrText>
             </w:r>
             <w:r>
               <w:rPr>
@@ -846,7 +846,7 @@
                 <w:noProof/>
                 <w:webHidden/>
               </w:rPr>
-              <w:t>13</w:t>
+              <w:t>14</w:t>
             </w:r>
             <w:r>
               <w:rPr>
@@ -873,7 +873,7 @@
               <w14:ligatures w14:val="standardContextual"/>
             </w:rPr>
           </w:pPr>
-          <w:hyperlink w:anchor="_Toc242256109" w:history="1">
+          <w:hyperlink w:anchor="_Toc242259608" w:history="1">
             <w:r>
               <w:rPr>
                 <w:rStyle w:val="Hyperlink"/>
@@ -900,7 +900,7 @@
                 <w:noProof/>
                 <w:webHidden/>
               </w:rPr>
-              <w:instrText xml:space="preserve"> PAGEREF _Toc242256109 \h </w:instrText>
+              <w:instrText xml:space="preserve"> PAGEREF _Toc242259608 \h </w:instrText>
             </w:r>
             <w:r>
               <w:rPr>
@@ -920,7 +920,7 @@
                 <w:noProof/>
                 <w:webHidden/>
               </w:rPr>
-              <w:t>14</w:t>
+              <w:t>15</w:t>
             </w:r>
             <w:r>
               <w:rPr>
@@ -947,7 +947,7 @@
               <w14:ligatures w14:val="standardContextual"/>
             </w:rPr>
           </w:pPr>
-          <w:hyperlink w:anchor="_Toc242256110" w:history="1">
+          <w:hyperlink w:anchor="_Toc242259609" w:history="1">
             <w:r>
               <w:rPr>
                 <w:rStyle w:val="Hyperlink"/>
@@ -974,7 +974,7 @@
                 <w:noProof/>
                 <w:webHidden/>
               </w:rPr>
-              <w:instrText xml:space="preserve"> PAGEREF _Toc242256110 \h </w:instrText>
+              <w:instrText xml:space="preserve"> PAGEREF _Toc242259609 \h </w:instrText>
             </w:r>
             <w:r>
               <w:rPr>
@@ -994,7 +994,7 @@
                 <w:noProof/>
                 <w:webHidden/>
               </w:rPr>
-              <w:t>16</w:t>
+              <w:t>17</w:t>
             </w:r>
             <w:r>
               <w:rPr>
@@ -1017,7 +1017,7 @@
         <w:pStyle w:val="Heading1"/>
       </w:pPr>
       <w:bookmarkStart w:id="0" w:name="participant-workbook"/>
-      <w:bookmarkStart w:id="1" w:name="_Toc242256098"/>
+      <w:bookmarkStart w:id="1" w:name="_Toc242259597"/>
       <w:r>
         <w:t>Participant Workbook</w:t>
       </w:r>
@@ -1028,7 +1028,7 @@
         <w:pStyle w:val="Heading2"/>
       </w:pPr>
       <w:bookmarkStart w:id="2" w:name="Xa046f7e33c7391c4827688ee785cfee5a5aaa0a"/>
-      <w:bookmarkStart w:id="3" w:name="_Toc242256099"/>
+      <w:bookmarkStart w:id="3" w:name="_Toc242259598"/>
       <w:r>
         <w:t>Getting Things Done with Copilot Cowork for HR Tasks</w:t>
       </w:r>
@@ -1471,7 +1471,7 @@
     </w:p>
     <w:p>
       <w:r>
-        <w:pict w14:anchorId="37A96926">
+        <w:pict w14:anchorId="778044D0">
           <v:rect id="_x0000_i1025" style="width:0;height:1.5pt" o:hralign="center" o:hrstd="t" o:hr="t"/>
         </w:pict>
       </w:r>
@@ -1481,7 +1481,7 @@
         <w:pStyle w:val="Heading2"/>
       </w:pPr>
       <w:bookmarkStart w:id="5" w:name="Xdd15d2b3343702286659924fb38f48c3285c711"/>
-      <w:bookmarkStart w:id="6" w:name="_Toc242256100"/>
+      <w:bookmarkStart w:id="6" w:name="_Toc242259599"/>
       <w:bookmarkEnd w:id="2"/>
       <w:bookmarkEnd w:id="4"/>
       <w:r>
@@ -1844,7 +1844,7 @@
           <w:noProof/>
         </w:rPr>
         <w:drawing>
-          <wp:inline distT="0" distB="0" distL="0" distR="0" wp14:anchorId="79339B5C" wp14:editId="4BDC2057">
+          <wp:inline distT="0" distB="0" distL="0" distR="0" wp14:anchorId="0EDCCBEA" wp14:editId="4787764C">
             <wp:extent cx="4400120" cy="1306285"/>
             <wp:effectExtent l="0" t="0" r="0" b="0"/>
             <wp:docPr id="15" name="Picture" descr="Tip: on a GitHub file page, select the Download icon (Download raw file) at the top right of the file"/>
@@ -2839,7 +2839,7 @@
           <w:noProof/>
         </w:rPr>
         <w:drawing>
-          <wp:inline distT="0" distB="0" distL="0" distR="0" wp14:anchorId="56D196A0" wp14:editId="418C5CFB">
+          <wp:inline distT="0" distB="0" distL="0" distR="0" wp14:anchorId="32D2147B" wp14:editId="4068887A">
             <wp:extent cx="6210300" cy="886384"/>
             <wp:effectExtent l="0" t="0" r="0" b="0"/>
             <wp:docPr id="23" name="Picture" descr="The &quot;Customize instructions for Cowork&quot; card: Give Cowork guidance that is automatically added to the start of every task."/>
@@ -3563,7 +3563,7 @@
           <w:noProof/>
         </w:rPr>
         <w:drawing>
-          <wp:inline distT="0" distB="0" distL="0" distR="0" wp14:anchorId="40D7CF64" wp14:editId="323C10BC">
+          <wp:inline distT="0" distB="0" distL="0" distR="0" wp14:anchorId="05488957" wp14:editId="4AC979FD">
             <wp:extent cx="5952564" cy="549835"/>
             <wp:effectExtent l="0" t="0" r="0" b="0"/>
             <wp:docPr id="29" name="Picture" descr="Prompt key: Goal (blue) is the outcome, for whom, and why; Source (green) is the files, sites, or data to use; Expectations (orange) describe what good looks like; Constraints (purple) say what Cowork must not do"/>
@@ -4075,7 +4075,7 @@
     </w:p>
     <w:p>
       <w:r>
-        <w:pict w14:anchorId="455ADB3B">
+        <w:pict w14:anchorId="2E59BF45">
           <v:rect id="_x0000_i1026" style="width:0;height:1.5pt" o:hralign="center" o:hrstd="t" o:hr="t"/>
         </w:pict>
       </w:r>
@@ -4085,7 +4085,7 @@
         <w:pStyle w:val="Heading2"/>
       </w:pPr>
       <w:bookmarkStart w:id="13" w:name="X4483dde339e198237c04137da81141af42f1976"/>
-      <w:bookmarkStart w:id="14" w:name="_Toc242256101"/>
+      <w:bookmarkStart w:id="14" w:name="_Toc242259600"/>
       <w:bookmarkEnd w:id="5"/>
       <w:bookmarkEnd w:id="12"/>
       <w:r>
@@ -4422,27 +4422,77 @@
         <w:spacing w:before="30" w:after="30"/>
       </w:pPr>
       <w:r>
-        <w:t xml:space="preserve">Replace </w:t>
-      </w:r>
-      <w:r>
-        <w:rPr>
-          <w:rStyle w:val="VerbatimChar"/>
-          <w:b/>
-          <w:bCs/>
-        </w:rPr>
-        <w:t>[Priority Folder]</w:t>
-      </w:r>
-      <w:r>
-        <w:t xml:space="preserve"> with a OneDrive folder of your own priority documents, or the folder holding your Zava files (</w:t>
-      </w:r>
-      <w:r>
-        <w:rPr>
-          <w:rStyle w:val="VerbatimChar"/>
-        </w:rPr>
-        <w:t>Documents/ai_hr_cowork_workshop</w:t>
-      </w:r>
-      <w:r>
-        <w:t>).</w:t>
+        <w:rPr>
+          <w:b/>
+          <w:bCs/>
+        </w:rPr>
+        <w:t>This one uses your real work, not Zava.</w:t>
+      </w:r>
+      <w:r>
+        <w:t xml:space="preserve"> Exercise 1 is the only exercise built on </w:t>
+      </w:r>
+      <w:r>
+        <w:rPr>
+          <w:b/>
+          <w:bCs/>
+        </w:rPr>
+        <w:t>your own</w:t>
+      </w:r>
+      <w:r>
+        <w:t xml:space="preserve"> mail, calendar, Teams, and meeting transcripts, so the dashboard shows </w:t>
+      </w:r>
+      <w:r>
+        <w:rPr>
+          <w:b/>
+          <w:bCs/>
+        </w:rPr>
+        <w:t>your</w:t>
+      </w:r>
+      <w:r>
+        <w:t xml:space="preserve"> meetings, tasks, and emails. That's expected. Cowork sees nothing beyond what you can already open. The dashboard and the saved skill live in </w:t>
+      </w:r>
+      <w:r>
+        <w:rPr>
+          <w:b/>
+          <w:bCs/>
+        </w:rPr>
+        <w:t>your</w:t>
+      </w:r>
+      <w:r>
+        <w:t xml:space="preserve"> OneDrive; keep the skill </w:t>
+      </w:r>
+      <w:r>
+        <w:rPr>
+          <w:b/>
+          <w:bCs/>
+        </w:rPr>
+        <w:t>"Only you,"</w:t>
+      </w:r>
+      <w:r>
+        <w:t xml:space="preserve"> and don't </w:t>
+      </w:r>
+      <w:r>
+        <w:t xml:space="preserve">project or share your results. The schedule is an Automation on </w:t>
+      </w:r>
+      <w:r>
+        <w:rPr>
+          <w:b/>
+          <w:bCs/>
+        </w:rPr>
+        <w:t>your</w:t>
+      </w:r>
+      <w:r>
+        <w:t xml:space="preserve"> account; </w:t>
+      </w:r>
+      <w:r>
+        <w:rPr>
+          <w:b/>
+          <w:bCs/>
+        </w:rPr>
+        <w:t>pause or delete it after class</w:t>
+      </w:r>
+      <w:r>
+        <w:t xml:space="preserve"> (it's usage-billed).</w:t>
       </w:r>
     </w:p>
     <w:p>
@@ -4467,20 +4517,19 @@
           <w:b/>
           <w:bCs/>
         </w:rPr>
-        <w:t>[time]</w:t>
-      </w:r>
-      <w:r>
-        <w:t xml:space="preserve"> with a weekday time, e.g., </w:t>
-      </w:r>
-      <w:r>
-        <w:rPr>
-          <w:b/>
-          <w:bCs/>
-        </w:rPr>
-        <w:t>8:00 AM</w:t>
-      </w:r>
-      <w:r>
-        <w:t>.</w:t>
+        <w:t>[Priority Folder]</w:t>
+      </w:r>
+      <w:r>
+        <w:t xml:space="preserve"> with a OneDrive folder of your own priority documents, or the folder holding your Zava files (</w:t>
+      </w:r>
+      <w:r>
+        <w:rPr>
+          <w:rStyle w:val="VerbatimChar"/>
+        </w:rPr>
+        <w:t>Documents/ai_hr_cowork_workshop</w:t>
+      </w:r>
+      <w:r>
+        <w:t>).</w:t>
       </w:r>
     </w:p>
     <w:p>
@@ -4497,67 +4546,28 @@
         <w:spacing w:before="30" w:after="30"/>
       </w:pPr>
       <w:r>
-        <w:rPr>
-          <w:b/>
-          <w:bCs/>
-        </w:rPr>
-        <w:t>Your real data, kept private:</w:t>
-      </w:r>
-      <w:r>
-        <w:t xml:space="preserve"> this exercise reads </w:t>
-      </w:r>
-      <w:r>
-        <w:rPr>
-          <w:b/>
-          <w:bCs/>
-        </w:rPr>
-        <w:t>your own</w:t>
-      </w:r>
-      <w:r>
-        <w:t xml:space="preserve"> mail, calendar, Teams, and meeting transcripts, and nothing beyond what you can already open. The dashboard and the saved </w:t>
-      </w:r>
-      <w:r>
-        <w:t xml:space="preserve">skill live in </w:t>
-      </w:r>
-      <w:r>
-        <w:rPr>
-          <w:b/>
-          <w:bCs/>
-        </w:rPr>
-        <w:t>your</w:t>
-      </w:r>
-      <w:r>
-        <w:t xml:space="preserve"> OneDrive; keep the skill </w:t>
-      </w:r>
-      <w:r>
-        <w:rPr>
-          <w:b/>
-          <w:bCs/>
-        </w:rPr>
-        <w:t>"Only you,"</w:t>
-      </w:r>
-      <w:r>
-        <w:t xml:space="preserve"> and don't project or share your results. The schedule is an Automation on </w:t>
-      </w:r>
-      <w:r>
-        <w:rPr>
-          <w:b/>
-          <w:bCs/>
-        </w:rPr>
-        <w:t>your</w:t>
-      </w:r>
-      <w:r>
-        <w:t xml:space="preserve"> account; </w:t>
-      </w:r>
-      <w:r>
-        <w:rPr>
-          <w:b/>
-          <w:bCs/>
-        </w:rPr>
-        <w:t>pause or delete it after class</w:t>
-      </w:r>
-      <w:r>
-        <w:t xml:space="preserve"> (it's usage-billed).</w:t>
+        <w:t xml:space="preserve">Replace </w:t>
+      </w:r>
+      <w:r>
+        <w:rPr>
+          <w:rStyle w:val="VerbatimChar"/>
+          <w:b/>
+          <w:bCs/>
+        </w:rPr>
+        <w:t>[time]</w:t>
+      </w:r>
+      <w:r>
+        <w:t xml:space="preserve"> with a weekday time, e.g., </w:t>
+      </w:r>
+      <w:r>
+        <w:rPr>
+          <w:b/>
+          <w:bCs/>
+        </w:rPr>
+        <w:t>8:00 AM</w:t>
+      </w:r>
+      <w:r>
+        <w:t>.</w:t>
       </w:r>
     </w:p>
     <w:p>
@@ -4596,894 +4606,9 @@
     </w:p>
     <w:p>
       <w:pPr>
-        <w:pStyle w:val="Heading3"/>
-      </w:pPr>
-      <w:bookmarkStart w:id="15" w:name="prompt"/>
-      <w:r>
-        <w:t>Prompt</w:t>
-      </w:r>
-    </w:p>
-    <w:p>
-      <w:pPr>
-        <w:pStyle w:val="Compact"/>
-        <w:numPr>
-          <w:ilvl w:val="0"/>
-          <w:numId w:val="11"/>
-        </w:numPr>
-      </w:pPr>
-      <w:r>
-        <w:t xml:space="preserve">In a </w:t>
-      </w:r>
-      <w:r>
-        <w:rPr>
-          <w:b/>
-          <w:bCs/>
-        </w:rPr>
-        <w:t>new task</w:t>
-      </w:r>
-      <w:r>
-        <w:t>, paste this prompt (with your placeholders filled in):</w:t>
-      </w:r>
-    </w:p>
-    <w:p>
-      <w:pPr>
-        <w:numPr>
-          <w:ilvl w:val="0"/>
-          <w:numId w:val="1"/>
-        </w:numPr>
-        <w:pBdr>
-          <w:left w:val="single" w:sz="18" w:space="8" w:color="3B1041"/>
-        </w:pBdr>
-        <w:shd w:val="clear" w:color="auto" w:fill="FBF6FD"/>
-        <w:spacing w:before="30" w:after="30"/>
-      </w:pPr>
-      <w:r>
-        <w:rPr>
-          <w:rStyle w:val="PromptGoal"/>
-        </w:rPr>
-        <w:t>Build an interactive HTML Executive Command Center that shows what requires my attention today and this week.</w:t>
-      </w:r>
-    </w:p>
-    <w:p>
-      <w:pPr>
-        <w:numPr>
-          <w:ilvl w:val="0"/>
-          <w:numId w:val="1"/>
-        </w:numPr>
-        <w:pBdr>
-          <w:left w:val="single" w:sz="18" w:space="8" w:color="3B1041"/>
-        </w:pBdr>
-        <w:shd w:val="clear" w:color="auto" w:fill="FBF6FD"/>
-        <w:spacing w:before="30" w:after="30"/>
-      </w:pPr>
-      <w:r>
-        <w:rPr>
-          <w:rStyle w:val="PromptSource"/>
-        </w:rPr>
-        <w:t>Use my calendar, recent emails, Teams conversations, meeting transcripts, and priority documents from [Priority Folder].</w:t>
-      </w:r>
-      <w:r>
-        <w:t xml:space="preserve"> </w:t>
-      </w:r>
-      <w:r>
-        <w:rPr>
-          <w:rStyle w:val="PromptGoal"/>
-        </w:rPr>
-        <w:t>Focus on decisions, commitments, risks, and workstreams where my involvement could change the outcome.</w:t>
-      </w:r>
-    </w:p>
-    <w:p>
-      <w:pPr>
-        <w:numPr>
-          <w:ilvl w:val="0"/>
-          <w:numId w:val="1"/>
-        </w:numPr>
-        <w:pBdr>
-          <w:left w:val="single" w:sz="18" w:space="8" w:color="3B1041"/>
-        </w:pBdr>
-        <w:shd w:val="clear" w:color="auto" w:fill="FBF6FD"/>
-        <w:spacing w:before="30" w:after="30"/>
-      </w:pPr>
-      <w:r>
-        <w:rPr>
-          <w:rStyle w:val="PromptExpectations"/>
-        </w:rPr>
-        <w:t>At the top, show:</w:t>
-      </w:r>
-    </w:p>
-    <w:p>
-      <w:pPr>
-        <w:pStyle w:val="Compact"/>
-        <w:numPr>
-          <w:ilvl w:val="1"/>
-          <w:numId w:val="12"/>
-        </w:numPr>
-        <w:pBdr>
-          <w:left w:val="single" w:sz="18" w:space="8" w:color="3B1041"/>
-        </w:pBdr>
-        <w:shd w:val="clear" w:color="auto" w:fill="FBF6FD"/>
-        <w:spacing w:before="30" w:after="30"/>
-      </w:pPr>
-      <w:r>
-        <w:rPr>
-          <w:rStyle w:val="PromptExpectations"/>
-        </w:rPr>
-        <w:t>One or two urgent items requiring action</w:t>
-      </w:r>
-    </w:p>
-    <w:p>
-      <w:pPr>
-        <w:pStyle w:val="Compact"/>
-        <w:numPr>
-          <w:ilvl w:val="1"/>
-          <w:numId w:val="12"/>
-        </w:numPr>
-        <w:pBdr>
-          <w:left w:val="single" w:sz="18" w:space="8" w:color="3B1041"/>
-        </w:pBdr>
-        <w:shd w:val="clear" w:color="auto" w:fill="FBF6FD"/>
-        <w:spacing w:before="30" w:after="30"/>
-      </w:pPr>
-      <w:r>
-        <w:rPr>
-          <w:rStyle w:val="PromptExpectations"/>
-        </w:rPr>
-        <w:t>Today's most important meeting or priority</w:t>
-      </w:r>
-    </w:p>
-    <w:p>
-      <w:pPr>
-        <w:pStyle w:val="Compact"/>
-        <w:numPr>
-          <w:ilvl w:val="1"/>
-          <w:numId w:val="12"/>
-        </w:numPr>
-        <w:pBdr>
-          <w:left w:val="single" w:sz="18" w:space="8" w:color="3B1041"/>
-        </w:pBdr>
-        <w:shd w:val="clear" w:color="auto" w:fill="FBF6FD"/>
-        <w:spacing w:before="30" w:after="30"/>
-      </w:pPr>
-      <w:r>
-        <w:rPr>
-          <w:rStyle w:val="PromptExpectations"/>
-        </w:rPr>
-        <w:t>My busiest day this week</w:t>
-      </w:r>
-    </w:p>
-    <w:p>
-      <w:pPr>
-        <w:pStyle w:val="Compact"/>
-        <w:numPr>
-          <w:ilvl w:val="1"/>
-          <w:numId w:val="12"/>
-        </w:numPr>
-        <w:pBdr>
-          <w:left w:val="single" w:sz="18" w:space="8" w:color="3B1041"/>
-        </w:pBdr>
-        <w:shd w:val="clear" w:color="auto" w:fill="FBF6FD"/>
-        <w:spacing w:before="30" w:after="30"/>
-      </w:pPr>
-      <w:r>
-        <w:rPr>
-          <w:rStyle w:val="PromptExpectations"/>
-        </w:rPr>
-        <w:t>Remaining working days this week</w:t>
-      </w:r>
-    </w:p>
-    <w:p>
-      <w:pPr>
-        <w:numPr>
-          <w:ilvl w:val="0"/>
-          <w:numId w:val="1"/>
-        </w:numPr>
-        <w:pBdr>
-          <w:left w:val="single" w:sz="18" w:space="8" w:color="3B1041"/>
-        </w:pBdr>
-        <w:shd w:val="clear" w:color="auto" w:fill="FBF6FD"/>
-        <w:spacing w:before="30" w:after="30"/>
-      </w:pPr>
-      <w:r>
-        <w:rPr>
-          <w:rStyle w:val="PromptExpectations"/>
-        </w:rPr>
-        <w:t>Organize the command center into three views:</w:t>
-      </w:r>
-    </w:p>
-    <w:p>
-      <w:pPr>
-        <w:pStyle w:val="Compact"/>
-        <w:numPr>
-          <w:ilvl w:val="1"/>
-          <w:numId w:val="13"/>
-        </w:numPr>
-        <w:pBdr>
-          <w:left w:val="single" w:sz="18" w:space="8" w:color="3B1041"/>
-        </w:pBdr>
-        <w:shd w:val="clear" w:color="auto" w:fill="FBF6FD"/>
-        <w:spacing w:before="30" w:after="30"/>
-      </w:pPr>
-      <w:r>
-        <w:rPr>
-          <w:rStyle w:val="PromptExpectations"/>
-        </w:rPr>
-        <w:t>Meetings: Key meetings, preparation needed, conflicts, and follow-ups</w:t>
-      </w:r>
-    </w:p>
-    <w:p>
-      <w:pPr>
-        <w:pStyle w:val="Compact"/>
-        <w:numPr>
-          <w:ilvl w:val="1"/>
-          <w:numId w:val="13"/>
-        </w:numPr>
-        <w:pBdr>
-          <w:left w:val="single" w:sz="18" w:space="8" w:color="3B1041"/>
-        </w:pBdr>
-        <w:shd w:val="clear" w:color="auto" w:fill="FBF6FD"/>
-        <w:spacing w:before="30" w:after="30"/>
-      </w:pPr>
-      <w:r>
-        <w:rPr>
-          <w:rStyle w:val="PromptExpectations"/>
-        </w:rPr>
-        <w:t>Priorities: Active commitments, approaching deadlines, blockers, and decisions waiting on me</w:t>
-      </w:r>
-    </w:p>
-    <w:p>
-      <w:pPr>
-        <w:pStyle w:val="Compact"/>
-        <w:numPr>
-          <w:ilvl w:val="1"/>
-          <w:numId w:val="13"/>
-        </w:numPr>
-        <w:pBdr>
-          <w:left w:val="single" w:sz="18" w:space="8" w:color="3B1041"/>
-        </w:pBdr>
-        <w:shd w:val="clear" w:color="auto" w:fill="FBF6FD"/>
-        <w:spacing w:before="30" w:after="30"/>
-      </w:pPr>
-      <w:r>
-        <w:rPr>
-          <w:rStyle w:val="PromptExpectations"/>
-        </w:rPr>
-        <w:t>Org pulse: Workstreams receiving significant attention, areas with limited recent activity, and important commitments that may have gone quiet</w:t>
-      </w:r>
-    </w:p>
-    <w:p>
-      <w:pPr>
-        <w:numPr>
-          <w:ilvl w:val="0"/>
-          <w:numId w:val="1"/>
-        </w:numPr>
-        <w:pBdr>
-          <w:left w:val="single" w:sz="18" w:space="8" w:color="3B1041"/>
-        </w:pBdr>
-        <w:shd w:val="clear" w:color="auto" w:fill="FBF6FD"/>
-        <w:spacing w:before="30" w:after="30"/>
-      </w:pPr>
-      <w:r>
-        <w:rPr>
-          <w:rStyle w:val="PromptExpectations"/>
-        </w:rPr>
-        <w:t>For each recommended action, label it:</w:t>
-      </w:r>
-    </w:p>
-    <w:p>
-      <w:pPr>
-        <w:pStyle w:val="Compact"/>
-        <w:numPr>
-          <w:ilvl w:val="1"/>
-          <w:numId w:val="14"/>
-        </w:numPr>
-        <w:pBdr>
-          <w:left w:val="single" w:sz="18" w:space="8" w:color="3B1041"/>
-        </w:pBdr>
-        <w:shd w:val="clear" w:color="auto" w:fill="FBF6FD"/>
-        <w:spacing w:before="30" w:after="30"/>
-      </w:pPr>
-      <w:r>
-        <w:rPr>
-          <w:rStyle w:val="PromptExpectations"/>
-        </w:rPr>
-        <w:t>Lean in; OR, Delegate; OR, Re-engage; OR, Protect time</w:t>
-      </w:r>
-    </w:p>
-    <w:p>
-      <w:pPr>
-        <w:numPr>
-          <w:ilvl w:val="0"/>
-          <w:numId w:val="1"/>
-        </w:numPr>
-        <w:pBdr>
-          <w:left w:val="single" w:sz="18" w:space="8" w:color="3B1041"/>
-        </w:pBdr>
-        <w:shd w:val="clear" w:color="auto" w:fill="FBF6FD"/>
-        <w:spacing w:before="30" w:after="30"/>
-      </w:pPr>
-      <w:r>
-        <w:rPr>
-          <w:rStyle w:val="PromptExpectations"/>
-        </w:rPr>
-        <w:t>Explain the signal behind the recommendation and give me one clear next action.</w:t>
-      </w:r>
-      <w:r>
-        <w:t xml:space="preserve"> </w:t>
-      </w:r>
-      <w:r>
-        <w:rPr>
-          <w:rStyle w:val="PromptConstraints"/>
-        </w:rPr>
-        <w:t>Keep recommendations focused on workstreams, decisions, and commitments rather than evaluating individual people.</w:t>
-      </w:r>
-      <w:r>
-        <w:t xml:space="preserve"> </w:t>
-      </w:r>
-      <w:r>
-        <w:rPr>
-          <w:rStyle w:val="PromptExpectations"/>
-        </w:rPr>
-        <w:t>Make the dashboard executive-ready and easy to scan, with expandable sections, traffic-light indicators, and links to the supporting emails, meetings, chats, and files.</w:t>
-      </w:r>
-      <w:r>
-        <w:t xml:space="preserve"> </w:t>
-      </w:r>
-      <w:r>
-        <w:rPr>
-          <w:rStyle w:val="PromptGoal"/>
-        </w:rPr>
-        <w:t xml:space="preserve">The </w:t>
-      </w:r>
-      <w:r>
-        <w:rPr>
-          <w:rStyle w:val="PromptGoal"/>
-        </w:rPr>
-        <w:lastRenderedPageBreak/>
-        <w:t>most important content should answer: What needs my attention, and what should I do differently today?</w:t>
-      </w:r>
-    </w:p>
-    <w:p>
-      <w:pPr>
-        <w:numPr>
-          <w:ilvl w:val="0"/>
-          <w:numId w:val="1"/>
-        </w:numPr>
-        <w:pBdr>
-          <w:left w:val="single" w:sz="18" w:space="8" w:color="3B1041"/>
-        </w:pBdr>
-        <w:shd w:val="clear" w:color="auto" w:fill="FBF6FD"/>
-        <w:spacing w:before="30" w:after="30"/>
-      </w:pPr>
-      <w:r>
-        <w:rPr>
-          <w:rStyle w:val="PromptExpectations"/>
-        </w:rPr>
-        <w:t>Save this as a skill named [Executive Command Center] and schedule it to run every weekday at [time], using the latest available context.</w:t>
-      </w:r>
-    </w:p>
-    <w:p>
-      <w:pPr>
-        <w:pStyle w:val="Compact"/>
-        <w:numPr>
-          <w:ilvl w:val="0"/>
-          <w:numId w:val="11"/>
-        </w:numPr>
-      </w:pPr>
-      <w:r>
-        <w:t xml:space="preserve">Watch the side panel: Cowork gathers signals through </w:t>
-      </w:r>
-      <w:r>
-        <w:rPr>
-          <w:b/>
-          <w:bCs/>
-        </w:rPr>
-        <w:t>Work IQ</w:t>
-      </w:r>
-      <w:r>
-        <w:t xml:space="preserve">, loads its skills, and the </w:t>
-      </w:r>
-      <w:r>
-        <w:rPr>
-          <w:b/>
-          <w:bCs/>
-        </w:rPr>
-        <w:t>HTML command center</w:t>
-      </w:r>
-      <w:r>
-        <w:t xml:space="preserve"> appears in the </w:t>
-      </w:r>
-      <w:r>
-        <w:rPr>
-          <w:b/>
-          <w:bCs/>
-        </w:rPr>
-        <w:t>Output folder</w:t>
-      </w:r>
-      <w:r>
-        <w:t>.</w:t>
-      </w:r>
-    </w:p>
-    <w:p>
-      <w:pPr>
-        <w:pStyle w:val="Compact"/>
-        <w:numPr>
-          <w:ilvl w:val="0"/>
-          <w:numId w:val="11"/>
-        </w:numPr>
-      </w:pPr>
-      <w:r>
-        <w:rPr>
-          <w:b/>
-          <w:bCs/>
-        </w:rPr>
-        <w:t>Find your output (take a minute here, you'll use this all day):</w:t>
-      </w:r>
-    </w:p>
-    <w:p>
-      <w:pPr>
-        <w:pStyle w:val="Compact"/>
-        <w:numPr>
-          <w:ilvl w:val="1"/>
-          <w:numId w:val="15"/>
-        </w:numPr>
-      </w:pPr>
-      <w:r>
-        <w:rPr>
-          <w:b/>
-          <w:bCs/>
-        </w:rPr>
-        <w:t>Open the side panel</w:t>
-      </w:r>
-      <w:r>
-        <w:t xml:space="preserve"> if it's hidden: select the </w:t>
-      </w:r>
-      <w:r>
-        <w:rPr>
-          <w:b/>
-          <w:bCs/>
-        </w:rPr>
-        <w:t>side panel toggle</w:t>
-      </w:r>
-      <w:r>
-        <w:t xml:space="preserve"> at the right of the session.</w:t>
-      </w:r>
-    </w:p>
-    <w:p>
-      <w:pPr>
-        <w:pStyle w:val="Compact"/>
-        <w:numPr>
-          <w:ilvl w:val="1"/>
-          <w:numId w:val="15"/>
-        </w:numPr>
-      </w:pPr>
-      <w:r>
-        <w:t xml:space="preserve">Scroll to </w:t>
-      </w:r>
-      <w:r>
-        <w:rPr>
-          <w:b/>
-          <w:bCs/>
-        </w:rPr>
-        <w:t>Output folder</w:t>
-      </w:r>
-      <w:r>
-        <w:t xml:space="preserve">. It lists every file Cowork created in this task, each with </w:t>
-      </w:r>
-      <w:r>
-        <w:rPr>
-          <w:b/>
-          <w:bCs/>
-        </w:rPr>
-        <w:t>Preview</w:t>
-      </w:r>
-      <w:r>
-        <w:t xml:space="preserve"> and </w:t>
-      </w:r>
-      <w:r>
-        <w:rPr>
-          <w:b/>
-          <w:bCs/>
-        </w:rPr>
-        <w:t>Download</w:t>
-      </w:r>
-      <w:r>
-        <w:t xml:space="preserve"> buttons. (</w:t>
-      </w:r>
-      <w:r>
-        <w:rPr>
-          <w:b/>
-          <w:bCs/>
-        </w:rPr>
-        <w:t>Input folder</w:t>
-      </w:r>
-      <w:r>
-        <w:t xml:space="preserve"> above it lists the files </w:t>
-      </w:r>
-      <w:r>
-        <w:rPr>
-          <w:i/>
-          <w:iCs/>
-        </w:rPr>
-        <w:t>you</w:t>
-      </w:r>
-      <w:r>
-        <w:t xml:space="preserve"> attached.)</w:t>
-      </w:r>
-    </w:p>
-    <w:p>
-      <w:pPr>
-        <w:pStyle w:val="Compact"/>
-        <w:numPr>
-          <w:ilvl w:val="1"/>
-          <w:numId w:val="15"/>
-        </w:numPr>
-      </w:pPr>
-      <w:r>
-        <w:t xml:space="preserve">Select </w:t>
-      </w:r>
-      <w:r>
-        <w:rPr>
-          <w:b/>
-          <w:bCs/>
-        </w:rPr>
-        <w:t>Preview</w:t>
-      </w:r>
-      <w:r>
-        <w:t xml:space="preserve"> on the HTML file. It opens in a </w:t>
-      </w:r>
-      <w:r>
-        <w:rPr>
-          <w:b/>
-          <w:bCs/>
-        </w:rPr>
-        <w:t>split view</w:t>
-      </w:r>
-      <w:r>
-        <w:t xml:space="preserve"> next to the chat; use the </w:t>
-      </w:r>
-      <w:r>
-        <w:rPr>
-          <w:b/>
-          <w:bCs/>
-        </w:rPr>
-        <w:t>full-screen toggle</w:t>
-      </w:r>
-      <w:r>
-        <w:t xml:space="preserve"> for a closer look, or </w:t>
-      </w:r>
-      <w:r>
-        <w:rPr>
-          <w:b/>
-          <w:bCs/>
-        </w:rPr>
-        <w:t>Open in native app</w:t>
-      </w:r>
-      <w:r>
-        <w:t xml:space="preserve"> to open it in your browser.</w:t>
-      </w:r>
-    </w:p>
-    <w:p>
-      <w:pPr>
-        <w:pStyle w:val="Compact"/>
-        <w:numPr>
-          <w:ilvl w:val="1"/>
-          <w:numId w:val="15"/>
-        </w:numPr>
-      </w:pPr>
-      <w:r>
-        <w:t xml:space="preserve">Want a copy? </w:t>
-      </w:r>
-      <w:r>
-        <w:rPr>
-          <w:b/>
-          <w:bCs/>
-        </w:rPr>
-        <w:t>Download</w:t>
-      </w:r>
-      <w:r>
-        <w:t xml:space="preserve"> saves one file; </w:t>
-      </w:r>
-      <w:r>
-        <w:rPr>
-          <w:b/>
-          <w:bCs/>
-        </w:rPr>
-        <w:t>Download All</w:t>
-      </w:r>
-      <w:r>
-        <w:t xml:space="preserve"> (top of the list) saves every output as a zip.</w:t>
-      </w:r>
-    </w:p>
-    <w:p>
-      <w:pPr>
-        <w:pStyle w:val="Compact"/>
-        <w:numPr>
-          <w:ilvl w:val="1"/>
-          <w:numId w:val="15"/>
-        </w:numPr>
-      </w:pPr>
-      <w:r>
-        <w:t xml:space="preserve">The same files are also saved in your </w:t>
-      </w:r>
-      <w:r>
-        <w:rPr>
-          <w:b/>
-          <w:bCs/>
-        </w:rPr>
-        <w:t>OneDrive → Cowork</w:t>
-      </w:r>
-      <w:r>
-        <w:t xml:space="preserve"> folder, so you can find them later </w:t>
-      </w:r>
-      <w:r>
-        <w:t xml:space="preserve">without reopening the task (open OneDrive and look for the </w:t>
-      </w:r>
-      <w:r>
-        <w:rPr>
-          <w:b/>
-          <w:bCs/>
-        </w:rPr>
-        <w:t>Cowork</w:t>
-      </w:r>
-      <w:r>
-        <w:t xml:space="preserve"> folder).</w:t>
-      </w:r>
-    </w:p>
-    <w:p>
-      <w:pPr>
-        <w:pStyle w:val="Compact"/>
-        <w:numPr>
-          <w:ilvl w:val="0"/>
-          <w:numId w:val="11"/>
-        </w:numPr>
-      </w:pPr>
-      <w:r>
-        <w:t xml:space="preserve">In the preview, check the </w:t>
-      </w:r>
-      <w:r>
-        <w:rPr>
-          <w:b/>
-          <w:bCs/>
-        </w:rPr>
-        <w:t>top summary</w:t>
-      </w:r>
-      <w:r>
-        <w:t xml:space="preserve">, the </w:t>
-      </w:r>
-      <w:r>
-        <w:rPr>
-          <w:b/>
-          <w:bCs/>
-        </w:rPr>
-        <w:t>three views</w:t>
-      </w:r>
-      <w:r>
-        <w:t xml:space="preserve">, the </w:t>
-      </w:r>
-      <w:r>
-        <w:rPr>
-          <w:b/>
-          <w:bCs/>
-        </w:rPr>
-        <w:t>action labels</w:t>
-      </w:r>
-      <w:r>
-        <w:t xml:space="preserve"> (Lean in / Delegate / Re-engage / Protect time), traffic-light indicators, and supporting links.</w:t>
-      </w:r>
-    </w:p>
-    <w:p>
-      <w:pPr>
-        <w:pStyle w:val="Compact"/>
-        <w:numPr>
-          <w:ilvl w:val="0"/>
-          <w:numId w:val="11"/>
-        </w:numPr>
-      </w:pPr>
-      <w:r>
-        <w:t xml:space="preserve">At the checkpoint, </w:t>
-      </w:r>
-      <w:r>
-        <w:rPr>
-          <w:b/>
-          <w:bCs/>
-        </w:rPr>
-        <w:t>approve</w:t>
-      </w:r>
-      <w:r>
-        <w:t xml:space="preserve"> saving the skill and creating the schedule (or decline the schedule if you prefer).</w:t>
-      </w:r>
-    </w:p>
-    <w:p>
-      <w:pPr>
-        <w:pStyle w:val="Compact"/>
-        <w:numPr>
-          <w:ilvl w:val="0"/>
-          <w:numId w:val="11"/>
-        </w:numPr>
-      </w:pPr>
-      <w:r>
-        <w:t xml:space="preserve">Confirm the results: </w:t>
-      </w:r>
-      <w:r>
-        <w:rPr>
-          <w:b/>
-          <w:bCs/>
-        </w:rPr>
-        <w:t>Customize → Skills</w:t>
-      </w:r>
-      <w:r>
-        <w:t xml:space="preserve"> shows </w:t>
-      </w:r>
-      <w:r>
-        <w:rPr>
-          <w:i/>
-          <w:iCs/>
-        </w:rPr>
-        <w:t>Executive Command Center</w:t>
-      </w:r>
-      <w:r>
-        <w:t xml:space="preserve">; </w:t>
-      </w:r>
-      <w:r>
-        <w:rPr>
-          <w:b/>
-          <w:bCs/>
-        </w:rPr>
-        <w:t>Automations → Manage schedules</w:t>
-      </w:r>
-      <w:r>
-        <w:t xml:space="preserve"> shows the weekday run.</w:t>
-      </w:r>
-    </w:p>
-    <w:p>
-      <w:pPr>
-        <w:pStyle w:val="FirstParagraph"/>
-      </w:pPr>
-      <w:r>
-        <w:t>✅</w:t>
-      </w:r>
-      <w:r>
-        <w:t xml:space="preserve"> </w:t>
-      </w:r>
-      <w:r>
-        <w:rPr>
-          <w:b/>
-          <w:bCs/>
-        </w:rPr>
-        <w:t>Checkpoint:</w:t>
-      </w:r>
-      <w:r>
-        <w:t xml:space="preserve"> An interactive </w:t>
-      </w:r>
-      <w:r>
-        <w:rPr>
-          <w:b/>
-          <w:bCs/>
-        </w:rPr>
-        <w:t>HTML command center</w:t>
-      </w:r>
-      <w:r>
-        <w:t xml:space="preserve"> with the top summary and three views, opened from the </w:t>
-      </w:r>
-      <w:r>
-        <w:rPr>
-          <w:b/>
-          <w:bCs/>
-        </w:rPr>
-        <w:t>Output folder</w:t>
-      </w:r>
-      <w:r>
-        <w:t xml:space="preserve"> and located in </w:t>
-      </w:r>
-      <w:r>
-        <w:rPr>
-          <w:b/>
-          <w:bCs/>
-        </w:rPr>
-        <w:t>OneDrive → Cowork</w:t>
-      </w:r>
-      <w:r>
-        <w:t xml:space="preserve">; a saved </w:t>
-      </w:r>
-      <w:r>
-        <w:rPr>
-          <w:b/>
-          <w:bCs/>
-        </w:rPr>
-        <w:t>Executive Command Center</w:t>
-      </w:r>
-      <w:r>
-        <w:t xml:space="preserve"> skill; and a weekday schedule in </w:t>
-      </w:r>
-      <w:r>
-        <w:rPr>
-          <w:b/>
-          <w:bCs/>
-        </w:rPr>
-        <w:t>Automations</w:t>
-      </w:r>
-      <w:r>
-        <w:t xml:space="preserve"> (or consciously skipped).</w:t>
-      </w:r>
-    </w:p>
-    <w:p>
-      <w:pPr>
-        <w:pStyle w:val="BodyText"/>
-      </w:pPr>
-      <w:r>
-        <w:rPr>
-          <w:b/>
-          <w:bCs/>
-        </w:rPr>
-        <w:t>Discuss:</w:t>
-      </w:r>
-      <w:r>
-        <w:t xml:space="preserve"> Which recommendations would you trust? What would an </w:t>
-      </w:r>
-      <w:r>
-        <w:rPr>
-          <w:b/>
-          <w:bCs/>
-        </w:rPr>
-        <w:t>HR-leader</w:t>
-      </w:r>
-      <w:r>
-        <w:t xml:space="preserve"> version track — open requisitions, employee-relations cases, policy deadlines?</w:t>
-      </w:r>
-    </w:p>
-    <w:p>
-      <w:pPr>
-        <w:pStyle w:val="BodyText"/>
-      </w:pPr>
-      <w:r>
-        <w:rPr>
-          <w:b/>
-          <w:bCs/>
-        </w:rPr>
-        <w:t>Stretch:</w:t>
-      </w:r>
-      <w:r>
-        <w:t xml:space="preserve"> Create an </w:t>
-      </w:r>
-      <w:r>
-        <w:rPr>
-          <w:b/>
-          <w:bCs/>
-        </w:rPr>
-        <w:t>HR Leader Command Center</w:t>
-      </w:r>
-      <w:r>
-        <w:t xml:space="preserve"> variant: add a view for open requisitions and HR ticket trends from </w:t>
-      </w:r>
-      <w:r>
-        <w:rPr>
-          <w:rStyle w:val="VerbatimChar"/>
-        </w:rPr>
-        <w:t>hr-tickets-sample.xlsx</w:t>
-      </w:r>
-      <w:r>
-        <w:t>.</w:t>
-      </w:r>
-    </w:p>
-    <w:p>
-      <w:r>
-        <w:pict w14:anchorId="49994598">
-          <v:rect id="_x0000_i1027" style="width:0;height:1.5pt" o:hralign="center" o:hrstd="t" o:hr="t"/>
-        </w:pict>
-      </w:r>
-    </w:p>
-    <w:p>
-      <w:pPr>
-        <w:pStyle w:val="Heading2"/>
-      </w:pPr>
-      <w:bookmarkStart w:id="16" w:name="X8e53f6a1b406fab3ed2ac9ca6cb2da94788ec4d"/>
-      <w:bookmarkStart w:id="17" w:name="_Toc242256102"/>
-      <w:bookmarkEnd w:id="13"/>
-      <w:bookmarkEnd w:id="15"/>
-      <w:r>
-        <w:t>Exercise 2 — Research the web with Deep Research (15 min)</w:t>
-      </w:r>
-      <w:bookmarkEnd w:id="17"/>
+        <w:pStyle w:val="CalloutMarker"/>
+        <w:spacing w:line="80" w:lineRule="exact"/>
+      </w:pPr>
     </w:p>
     <w:p>
       <w:pPr>
@@ -5500,25 +4625,15 @@
           <w:b/>
           <w:bCs/>
         </w:rPr>
-        <w:t>Scenario card — Ex 02 · Research the Web with Deep Research</w:t>
-      </w:r>
-      <w:r>
-        <w:t xml:space="preserve"> · Function: </w:t>
-      </w:r>
-      <w:r>
-        <w:rPr>
-          <w:b/>
-          <w:bCs/>
-        </w:rPr>
-        <w:t>HR · Talent acquisition</w:t>
-      </w:r>
-    </w:p>
-    <w:p>
-      <w:pPr>
-        <w:pStyle w:val="Compact"/>
-        <w:numPr>
-          <w:ilvl w:val="0"/>
-          <w:numId w:val="16"/>
+        <w:t>What Cowork will ask you along the way:</w:t>
+      </w:r>
+    </w:p>
+    <w:p>
+      <w:pPr>
+        <w:pStyle w:val="Compact"/>
+        <w:numPr>
+          <w:ilvl w:val="0"/>
+          <w:numId w:val="11"/>
         </w:numPr>
         <w:pBdr>
           <w:left w:val="single" w:sz="18" w:space="8" w:color="3B1041"/>
@@ -5531,18 +4646,18 @@
           <w:b/>
           <w:bCs/>
         </w:rPr>
-        <w:t>Goal:</w:t>
-      </w:r>
-      <w:r>
-        <w:t xml:space="preserve"> Get an evidence-based view of structured behavioral interviewing and turn it into questions for a real open role.</w:t>
-      </w:r>
-    </w:p>
-    <w:p>
-      <w:pPr>
-        <w:pStyle w:val="Compact"/>
-        <w:numPr>
-          <w:ilvl w:val="0"/>
-          <w:numId w:val="16"/>
+        <w:t>Clarifying questions</w:t>
+      </w:r>
+      <w:r>
+        <w:t xml:space="preserve"> (for example, which folder you meant or which time zone): answer them in the chat, the same way you'd answer a colleague.</w:t>
+      </w:r>
+    </w:p>
+    <w:p>
+      <w:pPr>
+        <w:pStyle w:val="Compact"/>
+        <w:numPr>
+          <w:ilvl w:val="0"/>
+          <w:numId w:val="11"/>
         </w:numPr>
         <w:pBdr>
           <w:left w:val="single" w:sz="18" w:space="8" w:color="3B1041"/>
@@ -5555,28 +4670,18 @@
           <w:b/>
           <w:bCs/>
         </w:rPr>
-        <w:t>Output:</w:t>
-      </w:r>
-      <w:r>
-        <w:t xml:space="preserve"> A one-page, cited briefing on interview best practices, five tailored questions for Zava's HR Coordinator role, and an </w:t>
-      </w:r>
-      <w:r>
-        <w:rPr>
-          <w:b/>
-          <w:bCs/>
-        </w:rPr>
-        <w:t>interviewer scorecard in Word and Excel</w:t>
-      </w:r>
-      <w:r>
-        <w:t xml:space="preserve"> with the scoring scales filled in.</w:t>
-      </w:r>
-    </w:p>
-    <w:p>
-      <w:pPr>
-        <w:pStyle w:val="Compact"/>
-        <w:numPr>
-          <w:ilvl w:val="0"/>
-          <w:numId w:val="16"/>
+        <w:t>Progress messages and skill chips</w:t>
+      </w:r>
+      <w:r>
+        <w:t xml:space="preserve"> (Work IQ, the HTML or skill-creation skill): nothing to do; they show what Cowork is working on.</w:t>
+      </w:r>
+    </w:p>
+    <w:p>
+      <w:pPr>
+        <w:pStyle w:val="Compact"/>
+        <w:numPr>
+          <w:ilvl w:val="0"/>
+          <w:numId w:val="11"/>
         </w:numPr>
         <w:pBdr>
           <w:left w:val="single" w:sz="18" w:space="8" w:color="3B1041"/>
@@ -5589,21 +4694,61 @@
           <w:b/>
           <w:bCs/>
         </w:rPr>
-        <w:t>Why Cowork?</w:t>
-      </w:r>
-      <w:r>
-        <w:t xml:space="preserve"> </w:t>
-      </w:r>
-      <w:r>
-        <w:t>Good research means reading many sources, reconciling them, and citing them. Deep Research searches and reads multiple web sources, synthesizes them with citations, applies the findings to your own job description, and then turns them into ready-to-use documents.</w:t>
-      </w:r>
-    </w:p>
-    <w:p>
-      <w:pPr>
-        <w:pStyle w:val="Compact"/>
-        <w:numPr>
-          <w:ilvl w:val="0"/>
-          <w:numId w:val="16"/>
+        <w:t>Two approval cards near the end:</w:t>
+      </w:r>
+      <w:r>
+        <w:t xml:space="preserve"> one to </w:t>
+      </w:r>
+      <w:r>
+        <w:rPr>
+          <w:b/>
+          <w:bCs/>
+        </w:rPr>
+        <w:t>save the skill</w:t>
+      </w:r>
+      <w:r>
+        <w:t xml:space="preserve">, one to </w:t>
+      </w:r>
+      <w:r>
+        <w:rPr>
+          <w:b/>
+          <w:bCs/>
+        </w:rPr>
+        <w:t>create the schedule</w:t>
+      </w:r>
+      <w:r>
+        <w:t xml:space="preserve">. Read each card and approve it on its own; don't use </w:t>
+      </w:r>
+      <w:r>
+        <w:rPr>
+          <w:b/>
+          <w:bCs/>
+        </w:rPr>
+        <w:t>Approve All</w:t>
+      </w:r>
+      <w:r>
+        <w:t xml:space="preserve"> or </w:t>
+      </w:r>
+      <w:r>
+        <w:rPr>
+          <w:b/>
+          <w:bCs/>
+        </w:rPr>
+        <w:t>Always allow</w:t>
+      </w:r>
+      <w:r>
+        <w:t xml:space="preserve">. You can </w:t>
+      </w:r>
+      <w:r>
+        <w:t>decline the schedule if you'd rather not have one.</w:t>
+      </w:r>
+    </w:p>
+    <w:p>
+      <w:pPr>
+        <w:pStyle w:val="Compact"/>
+        <w:numPr>
+          <w:ilvl w:val="0"/>
+          <w:numId w:val="11"/>
         </w:numPr>
         <w:pBdr>
           <w:left w:val="single" w:sz="18" w:space="8" w:color="3B1041"/>
@@ -5616,81 +4761,58 @@
           <w:b/>
           <w:bCs/>
         </w:rPr>
-        <w:lastRenderedPageBreak/>
-        <w:t>Workflow:</w:t>
-      </w:r>
-      <w:r>
-        <w:t xml:space="preserve"> 1. </w:t>
-      </w:r>
-      <w:r>
-        <w:rPr>
-          <w:b/>
-          <w:bCs/>
-        </w:rPr>
-        <w:t>Deep Research</w:t>
-      </w:r>
-      <w:r>
-        <w:t xml:space="preserve"> → search and read multiple web sources · 2. </w:t>
-      </w:r>
-      <w:r>
-        <w:rPr>
-          <w:b/>
-          <w:bCs/>
-        </w:rPr>
-        <w:t>Synthesize</w:t>
-      </w:r>
-      <w:r>
-        <w:t xml:space="preserve"> → key practices with citations · 3. </w:t>
-      </w:r>
-      <w:r>
-        <w:rPr>
-          <w:b/>
-          <w:bCs/>
-        </w:rPr>
-        <w:t>Ground</w:t>
-      </w:r>
-      <w:r>
-        <w:t xml:space="preserve"> → compare to </w:t>
-      </w:r>
-      <w:r>
-        <w:rPr>
-          <w:rStyle w:val="VerbatimChar"/>
-        </w:rPr>
-        <w:t>job-description-sample.docx</w:t>
-      </w:r>
-      <w:r>
-        <w:t xml:space="preserve"> · 4. </w:t>
-      </w:r>
-      <w:r>
-        <w:rPr>
-          <w:b/>
-          <w:bCs/>
-        </w:rPr>
-        <w:t>Draft</w:t>
-      </w:r>
-      <w:r>
-        <w:t xml:space="preserve"> → briefing + 5 tailored questions · 5. </w:t>
-      </w:r>
-      <w:r>
-        <w:rPr>
-          <w:b/>
-          <w:bCs/>
-        </w:rPr>
-        <w:t>Build</w:t>
-      </w:r>
-      <w:r>
-        <w:t xml:space="preserve"> </w:t>
-      </w:r>
-      <w:r>
-        <w:t>→ scorecard in Word + Excel</w:t>
-      </w:r>
-    </w:p>
-    <w:p>
-      <w:pPr>
-        <w:pStyle w:val="Compact"/>
-        <w:numPr>
-          <w:ilvl w:val="0"/>
-          <w:numId w:val="16"/>
+        <w:t>Suggested next steps</w:t>
+      </w:r>
+      <w:r>
+        <w:t xml:space="preserve"> when it finishes (for example, </w:t>
+      </w:r>
+      <w:r>
+        <w:rPr>
+          <w:i/>
+          <w:iCs/>
+        </w:rPr>
+        <w:t>"Want me to add more?"</w:t>
+      </w:r>
+      <w:r>
+        <w:t>): optional. Skip them for now and move on to step 3.</w:t>
+      </w:r>
+    </w:p>
+    <w:p>
+      <w:pPr>
+        <w:pStyle w:val="Heading3"/>
+      </w:pPr>
+      <w:bookmarkStart w:id="15" w:name="prompt"/>
+      <w:r>
+        <w:t>Prompt</w:t>
+      </w:r>
+    </w:p>
+    <w:p>
+      <w:pPr>
+        <w:pStyle w:val="Compact"/>
+        <w:numPr>
+          <w:ilvl w:val="0"/>
+          <w:numId w:val="12"/>
+        </w:numPr>
+      </w:pPr>
+      <w:r>
+        <w:t xml:space="preserve">In a </w:t>
+      </w:r>
+      <w:r>
+        <w:rPr>
+          <w:b/>
+          <w:bCs/>
+        </w:rPr>
+        <w:t>new task</w:t>
+      </w:r>
+      <w:r>
+        <w:t>, paste this prompt (with your placeholders filled in):</w:t>
+      </w:r>
+    </w:p>
+    <w:p>
+      <w:pPr>
+        <w:numPr>
+          <w:ilvl w:val="0"/>
+          <w:numId w:val="1"/>
         </w:numPr>
         <w:pBdr>
           <w:left w:val="single" w:sz="18" w:space="8" w:color="3B1041"/>
@@ -5700,21 +4822,16 @@
       </w:pPr>
       <w:r>
         <w:rPr>
-          <w:b/>
-          <w:bCs/>
-        </w:rPr>
-        <w:t>Data sources:</w:t>
-      </w:r>
-      <w:r>
-        <w:t xml:space="preserve"> Web · OneDrive (Zava files)</w:t>
-      </w:r>
-    </w:p>
-    <w:p>
-      <w:pPr>
-        <w:pStyle w:val="Compact"/>
-        <w:numPr>
-          <w:ilvl w:val="0"/>
-          <w:numId w:val="16"/>
+          <w:rStyle w:val="PromptGoal"/>
+        </w:rPr>
+        <w:t>Build an interactive HTML Executive Command Center that shows what requires my attention today and this week.</w:t>
+      </w:r>
+    </w:p>
+    <w:p>
+      <w:pPr>
+        <w:numPr>
+          <w:ilvl w:val="0"/>
+          <w:numId w:val="1"/>
         </w:numPr>
         <w:pBdr>
           <w:left w:val="single" w:sz="18" w:space="8" w:color="3B1041"/>
@@ -5724,64 +4841,18 @@
       </w:pPr>
       <w:r>
         <w:rPr>
-          <w:b/>
-          <w:bCs/>
-        </w:rPr>
-        <w:t>You'll learn:</w:t>
-      </w:r>
-      <w:r>
-        <w:t xml:space="preserve"> How </w:t>
-      </w:r>
-      <w:r>
-        <w:rPr>
-          <w:b/>
-          <w:bCs/>
-        </w:rPr>
-        <w:t>Deep Research</w:t>
-      </w:r>
-      <w:r>
-        <w:t xml:space="preserve"> gathers and cites web sources, how to ground findings in your own files, and how one follow-up prompt produces deliverables in </w:t>
-      </w:r>
-      <w:r>
-        <w:rPr>
-          <w:b/>
-          <w:bCs/>
-        </w:rPr>
-        <w:t>two formats</w:t>
-      </w:r>
-      <w:r>
-        <w:t>.</w:t>
-      </w:r>
-    </w:p>
-    <w:p>
-      <w:pPr>
-        <w:pStyle w:val="Heading3"/>
-      </w:pPr>
-      <w:bookmarkStart w:id="18" w:name="task-2a--research"/>
-      <w:r>
-        <w:t>Task 2a — Research</w:t>
-      </w:r>
-    </w:p>
-    <w:p>
-      <w:pPr>
-        <w:pStyle w:val="Compact"/>
-        <w:numPr>
-          <w:ilvl w:val="0"/>
-          <w:numId w:val="17"/>
-        </w:numPr>
-      </w:pPr>
-      <w:r>
-        <w:t xml:space="preserve">In a </w:t>
-      </w:r>
-      <w:r>
-        <w:rPr>
-          <w:b/>
-          <w:bCs/>
-        </w:rPr>
-        <w:t>new task</w:t>
-      </w:r>
-      <w:r>
-        <w:t>, prompt:</w:t>
+          <w:rStyle w:val="PromptSource"/>
+        </w:rPr>
+        <w:t>Use my calendar, recent emails, Teams conversations, meeting transcripts, and priority documents from [Priority Folder].</w:t>
+      </w:r>
+      <w:r>
+        <w:t xml:space="preserve"> </w:t>
+      </w:r>
+      <w:r>
+        <w:rPr>
+          <w:rStyle w:val="PromptGoal"/>
+        </w:rPr>
+        <w:t>Focus on decisions, commitments, risks, and workstreams where my involvement could change the outcome.</w:t>
       </w:r>
     </w:p>
     <w:p>
@@ -5798,191 +4869,17 @@
       </w:pPr>
       <w:r>
         <w:rPr>
-          <w:rStyle w:val="PromptGoal"/>
-        </w:rPr>
-        <w:t xml:space="preserve">Use </w:t>
-      </w:r>
-      <w:r>
-        <w:rPr>
-          <w:rStyle w:val="PromptGoal"/>
-          <w:b/>
-          <w:bCs/>
-        </w:rPr>
-        <w:t>Deep Research</w:t>
-      </w:r>
-      <w:r>
-        <w:rPr>
-          <w:rStyle w:val="PromptGoal"/>
-        </w:rPr>
-        <w:t xml:space="preserve"> to summarize </w:t>
-      </w:r>
-      <w:r>
-        <w:rPr>
-          <w:rStyle w:val="PromptGoal"/>
-          <w:b/>
-          <w:bCs/>
-        </w:rPr>
-        <w:t>current best practices for structured behavioral interviews</w:t>
-      </w:r>
-      <w:r>
-        <w:t xml:space="preserve"> </w:t>
-      </w:r>
-      <w:r>
-        <w:rPr>
-          <w:rStyle w:val="PromptSource"/>
-        </w:rPr>
-        <w:t>from multiple reputable sources</w:t>
-      </w:r>
-      <w:r>
-        <w:t xml:space="preserve">. </w:t>
-      </w:r>
-      <w:r>
-        <w:rPr>
           <w:rStyle w:val="PromptExpectations"/>
         </w:rPr>
-        <w:t xml:space="preserve">Produce a </w:t>
-      </w:r>
-      <w:r>
-        <w:rPr>
-          <w:rStyle w:val="PromptExpectations"/>
-          <w:b/>
-          <w:bCs/>
-        </w:rPr>
-        <w:t>1-page briefing</w:t>
-      </w:r>
-      <w:r>
-        <w:rPr>
-          <w:rStyle w:val="PromptExpectations"/>
-        </w:rPr>
-        <w:t xml:space="preserve"> with the key practices and </w:t>
-      </w:r>
-      <w:r>
-        <w:rPr>
-          <w:rStyle w:val="PromptExpectations"/>
-          <w:b/>
-          <w:bCs/>
-        </w:rPr>
-        <w:t>cite your sources</w:t>
-      </w:r>
-      <w:r>
-        <w:rPr>
-          <w:rStyle w:val="PromptExpectations"/>
-        </w:rPr>
-        <w:t>.</w:t>
-      </w:r>
-    </w:p>
-    <w:p>
-      <w:pPr>
-        <w:pStyle w:val="Compact"/>
-        <w:numPr>
-          <w:ilvl w:val="0"/>
-          <w:numId w:val="17"/>
-        </w:numPr>
-      </w:pPr>
-      <w:r>
-        <w:t xml:space="preserve">Watch the </w:t>
-      </w:r>
-      <w:r>
-        <w:rPr>
-          <w:b/>
-          <w:bCs/>
-        </w:rPr>
-        <w:t>Deep Research</w:t>
-      </w:r>
-      <w:r>
-        <w:t xml:space="preserve"> </w:t>
-      </w:r>
-      <w:r>
-        <w:t>skill load and work across sources. It takes a few minutes.</w:t>
-      </w:r>
-    </w:p>
-    <w:p>
-      <w:pPr>
-        <w:pStyle w:val="Compact"/>
-        <w:numPr>
-          <w:ilvl w:val="0"/>
-          <w:numId w:val="17"/>
-        </w:numPr>
-      </w:pPr>
-      <w:r>
-        <w:rPr>
-          <w:b/>
-          <w:bCs/>
-        </w:rPr>
-        <w:t>Open two citations</w:t>
-      </w:r>
-      <w:r>
-        <w:t xml:space="preserve"> and check that each one supports the claim it's attached to.</w:t>
-      </w:r>
-    </w:p>
-    <w:p>
-      <w:pPr>
-        <w:pStyle w:val="Heading3"/>
-      </w:pPr>
-      <w:bookmarkStart w:id="19" w:name="Xf1cb852c11f267db90e22faff2e5f5fccf8229e"/>
-      <w:bookmarkEnd w:id="18"/>
-      <w:r>
-        <w:t>Task 2b — Ground it, then build a scorecard</w:t>
-      </w:r>
-    </w:p>
-    <w:p>
-      <w:pPr>
-        <w:pStyle w:val="Compact"/>
-        <w:numPr>
-          <w:ilvl w:val="0"/>
-          <w:numId w:val="18"/>
-        </w:numPr>
-      </w:pPr>
-      <w:r>
-        <w:rPr>
-          <w:b/>
-          <w:bCs/>
-        </w:rPr>
-        <w:t xml:space="preserve">Attach </w:t>
-      </w:r>
-      <w:r>
-        <w:rPr>
-          <w:rStyle w:val="VerbatimChar"/>
-          <w:b/>
-          <w:bCs/>
-        </w:rPr>
-        <w:t>job-description-sample.docx</w:t>
-      </w:r>
-      <w:r>
-        <w:t xml:space="preserve"> (</w:t>
-      </w:r>
-      <w:r>
-        <w:t>📎</w:t>
-      </w:r>
-      <w:r>
-        <w:t xml:space="preserve"> </w:t>
-      </w:r>
-      <w:r>
-        <w:rPr>
-          <w:b/>
-          <w:bCs/>
-        </w:rPr>
-        <w:t>+ → Attach cloud files</w:t>
-      </w:r>
-      <w:r>
-        <w:t xml:space="preserve">, or type </w:t>
-      </w:r>
-      <w:r>
-        <w:rPr>
-          <w:b/>
-          <w:bCs/>
-        </w:rPr>
-        <w:t>/</w:t>
-      </w:r>
-      <w:r>
-        <w:t>) and prompt:</w:t>
-      </w:r>
-    </w:p>
-    <w:p>
-      <w:pPr>
-        <w:numPr>
-          <w:ilvl w:val="0"/>
-          <w:numId w:val="1"/>
+        <w:t>At the top, show:</w:t>
+      </w:r>
+    </w:p>
+    <w:p>
+      <w:pPr>
+        <w:pStyle w:val="Compact"/>
+        <w:numPr>
+          <w:ilvl w:val="1"/>
+          <w:numId w:val="13"/>
         </w:numPr>
         <w:pBdr>
           <w:left w:val="single" w:sz="18" w:space="8" w:color="3B1041"/>
@@ -5992,73 +4889,17 @@
       </w:pPr>
       <w:r>
         <w:rPr>
-          <w:rStyle w:val="PromptGoal"/>
-        </w:rPr>
-        <w:t xml:space="preserve">Now compare these best practices to our </w:t>
-      </w:r>
-      <w:r>
-        <w:rPr>
-          <w:rStyle w:val="PromptGoal"/>
-          <w:b/>
-          <w:bCs/>
-        </w:rPr>
-        <w:t>HR Coordinator</w:t>
-      </w:r>
-      <w:r>
-        <w:rPr>
-          <w:rStyle w:val="PromptGoal"/>
-        </w:rPr>
-        <w:t xml:space="preserve"> interview needs</w:t>
-      </w:r>
-      <w:r>
-        <w:t xml:space="preserve"> </w:t>
-      </w:r>
-      <w:r>
-        <w:rPr>
-          <w:rStyle w:val="PromptSource"/>
-        </w:rPr>
-        <w:t xml:space="preserve">in </w:t>
-      </w:r>
-      <w:r>
-        <w:rPr>
-          <w:rStyle w:val="VerbatimChar"/>
-        </w:rPr>
-        <w:t>job-description-sample.docx</w:t>
-      </w:r>
-      <w:r>
-        <w:t xml:space="preserve">, </w:t>
-      </w:r>
-      <w:r>
-        <w:rPr>
           <w:rStyle w:val="PromptExpectations"/>
         </w:rPr>
-        <w:t>and suggest 5 interview questions.</w:t>
-      </w:r>
-    </w:p>
-    <w:p>
-      <w:pPr>
-        <w:pStyle w:val="Compact"/>
-        <w:numPr>
-          <w:ilvl w:val="0"/>
-          <w:numId w:val="18"/>
-        </w:numPr>
-      </w:pPr>
-      <w:r>
-        <w:rPr>
-          <w:b/>
-          <w:bCs/>
-        </w:rPr>
-        <w:t>Follow-up:</w:t>
-      </w:r>
-      <w:r>
-        <w:t xml:space="preserve"> in the same task, prompt:</w:t>
-      </w:r>
-    </w:p>
-    <w:p>
-      <w:pPr>
-        <w:numPr>
-          <w:ilvl w:val="0"/>
-          <w:numId w:val="1"/>
+        <w:t>One or two urgent items requiring action</w:t>
+      </w:r>
+    </w:p>
+    <w:p>
+      <w:pPr>
+        <w:pStyle w:val="Compact"/>
+        <w:numPr>
+          <w:ilvl w:val="1"/>
+          <w:numId w:val="13"/>
         </w:numPr>
         <w:pBdr>
           <w:left w:val="single" w:sz="18" w:space="8" w:color="3B1041"/>
@@ -6068,70 +4909,644 @@
       </w:pPr>
       <w:r>
         <w:rPr>
+          <w:rStyle w:val="PromptExpectations"/>
+        </w:rPr>
+        <w:t>Today's most important meeting or priority</w:t>
+      </w:r>
+    </w:p>
+    <w:p>
+      <w:pPr>
+        <w:pStyle w:val="Compact"/>
+        <w:numPr>
+          <w:ilvl w:val="1"/>
+          <w:numId w:val="13"/>
+        </w:numPr>
+        <w:pBdr>
+          <w:left w:val="single" w:sz="18" w:space="8" w:color="3B1041"/>
+        </w:pBdr>
+        <w:shd w:val="clear" w:color="auto" w:fill="FBF6FD"/>
+        <w:spacing w:before="30" w:after="30"/>
+      </w:pPr>
+      <w:r>
+        <w:rPr>
+          <w:rStyle w:val="PromptExpectations"/>
+        </w:rPr>
+        <w:t>My busiest day this week</w:t>
+      </w:r>
+    </w:p>
+    <w:p>
+      <w:pPr>
+        <w:pStyle w:val="Compact"/>
+        <w:numPr>
+          <w:ilvl w:val="1"/>
+          <w:numId w:val="13"/>
+        </w:numPr>
+        <w:pBdr>
+          <w:left w:val="single" w:sz="18" w:space="8" w:color="3B1041"/>
+        </w:pBdr>
+        <w:shd w:val="clear" w:color="auto" w:fill="FBF6FD"/>
+        <w:spacing w:before="30" w:after="30"/>
+      </w:pPr>
+      <w:r>
+        <w:rPr>
+          <w:rStyle w:val="PromptExpectations"/>
+        </w:rPr>
+        <w:lastRenderedPageBreak/>
+        <w:t>Remaining working days this week</w:t>
+      </w:r>
+    </w:p>
+    <w:p>
+      <w:pPr>
+        <w:numPr>
+          <w:ilvl w:val="0"/>
+          <w:numId w:val="1"/>
+        </w:numPr>
+        <w:pBdr>
+          <w:left w:val="single" w:sz="18" w:space="8" w:color="3B1041"/>
+        </w:pBdr>
+        <w:shd w:val="clear" w:color="auto" w:fill="FBF6FD"/>
+        <w:spacing w:before="30" w:after="30"/>
+      </w:pPr>
+      <w:r>
+        <w:rPr>
+          <w:rStyle w:val="PromptExpectations"/>
+        </w:rPr>
+        <w:t>Organize the command center into three views:</w:t>
+      </w:r>
+    </w:p>
+    <w:p>
+      <w:pPr>
+        <w:pStyle w:val="Compact"/>
+        <w:numPr>
+          <w:ilvl w:val="1"/>
+          <w:numId w:val="14"/>
+        </w:numPr>
+        <w:pBdr>
+          <w:left w:val="single" w:sz="18" w:space="8" w:color="3B1041"/>
+        </w:pBdr>
+        <w:shd w:val="clear" w:color="auto" w:fill="FBF6FD"/>
+        <w:spacing w:before="30" w:after="30"/>
+      </w:pPr>
+      <w:r>
+        <w:rPr>
+          <w:rStyle w:val="PromptExpectations"/>
+        </w:rPr>
+        <w:t>Meetings: Key meetings, preparation needed, conflicts, and follow-ups</w:t>
+      </w:r>
+    </w:p>
+    <w:p>
+      <w:pPr>
+        <w:pStyle w:val="Compact"/>
+        <w:numPr>
+          <w:ilvl w:val="1"/>
+          <w:numId w:val="14"/>
+        </w:numPr>
+        <w:pBdr>
+          <w:left w:val="single" w:sz="18" w:space="8" w:color="3B1041"/>
+        </w:pBdr>
+        <w:shd w:val="clear" w:color="auto" w:fill="FBF6FD"/>
+        <w:spacing w:before="30" w:after="30"/>
+      </w:pPr>
+      <w:r>
+        <w:rPr>
+          <w:rStyle w:val="PromptExpectations"/>
+        </w:rPr>
+        <w:t>Priorities: Active commitments, approaching deadlines, blockers, and decisions waiting on me</w:t>
+      </w:r>
+    </w:p>
+    <w:p>
+      <w:pPr>
+        <w:pStyle w:val="Compact"/>
+        <w:numPr>
+          <w:ilvl w:val="1"/>
+          <w:numId w:val="14"/>
+        </w:numPr>
+        <w:pBdr>
+          <w:left w:val="single" w:sz="18" w:space="8" w:color="3B1041"/>
+        </w:pBdr>
+        <w:shd w:val="clear" w:color="auto" w:fill="FBF6FD"/>
+        <w:spacing w:before="30" w:after="30"/>
+      </w:pPr>
+      <w:r>
+        <w:rPr>
+          <w:rStyle w:val="PromptExpectations"/>
+        </w:rPr>
+        <w:t>Org pulse: Workstreams receiving significant attention, areas with limited recent activity, and important commitments that may have gone quiet</w:t>
+      </w:r>
+    </w:p>
+    <w:p>
+      <w:pPr>
+        <w:numPr>
+          <w:ilvl w:val="0"/>
+          <w:numId w:val="1"/>
+        </w:numPr>
+        <w:pBdr>
+          <w:left w:val="single" w:sz="18" w:space="8" w:color="3B1041"/>
+        </w:pBdr>
+        <w:shd w:val="clear" w:color="auto" w:fill="FBF6FD"/>
+        <w:spacing w:before="30" w:after="30"/>
+      </w:pPr>
+      <w:r>
+        <w:rPr>
+          <w:rStyle w:val="PromptExpectations"/>
+        </w:rPr>
+        <w:t>For each recommended action, label it:</w:t>
+      </w:r>
+    </w:p>
+    <w:p>
+      <w:pPr>
+        <w:pStyle w:val="Compact"/>
+        <w:numPr>
+          <w:ilvl w:val="1"/>
+          <w:numId w:val="15"/>
+        </w:numPr>
+        <w:pBdr>
+          <w:left w:val="single" w:sz="18" w:space="8" w:color="3B1041"/>
+        </w:pBdr>
+        <w:shd w:val="clear" w:color="auto" w:fill="FBF6FD"/>
+        <w:spacing w:before="30" w:after="30"/>
+      </w:pPr>
+      <w:r>
+        <w:rPr>
+          <w:rStyle w:val="PromptExpectations"/>
+        </w:rPr>
+        <w:t>Lean in; OR, Delegate; OR, Re-engage; OR, Protect time</w:t>
+      </w:r>
+    </w:p>
+    <w:p>
+      <w:pPr>
+        <w:numPr>
+          <w:ilvl w:val="0"/>
+          <w:numId w:val="1"/>
+        </w:numPr>
+        <w:pBdr>
+          <w:left w:val="single" w:sz="18" w:space="8" w:color="3B1041"/>
+        </w:pBdr>
+        <w:shd w:val="clear" w:color="auto" w:fill="FBF6FD"/>
+        <w:spacing w:before="30" w:after="30"/>
+      </w:pPr>
+      <w:r>
+        <w:rPr>
+          <w:rStyle w:val="PromptExpectations"/>
+        </w:rPr>
+        <w:t>Explain the signal behind the recommendation and give me one clear next action.</w:t>
+      </w:r>
+      <w:r>
+        <w:t xml:space="preserve"> </w:t>
+      </w:r>
+      <w:r>
+        <w:rPr>
+          <w:rStyle w:val="PromptConstraints"/>
+        </w:rPr>
+        <w:t>Keep recommendations focused on workstreams, decisions, and commitments rather than evaluating individual people.</w:t>
+      </w:r>
+      <w:r>
+        <w:t xml:space="preserve"> </w:t>
+      </w:r>
+      <w:r>
+        <w:rPr>
+          <w:rStyle w:val="PromptExpectations"/>
+        </w:rPr>
+        <w:t xml:space="preserve">Make the dashboard executive-ready and easy to scan, with expandable </w:t>
+      </w:r>
+      <w:r>
+        <w:rPr>
+          <w:rStyle w:val="PromptExpectations"/>
+        </w:rPr>
+        <w:t>sections, traffic-light indicators, and links to the supporting emails, meetings, chats, and files.</w:t>
+      </w:r>
+      <w:r>
+        <w:t xml:space="preserve"> </w:t>
+      </w:r>
+      <w:r>
+        <w:rPr>
           <w:rStyle w:val="PromptGoal"/>
         </w:rPr>
-        <w:t>Turn this into an interviewer scorecard</w:t>
+        <w:t>The most important content should answer: What needs my attention, and what should I do differently today?</w:t>
+      </w:r>
+    </w:p>
+    <w:p>
+      <w:pPr>
+        <w:numPr>
+          <w:ilvl w:val="0"/>
+          <w:numId w:val="1"/>
+        </w:numPr>
+        <w:pBdr>
+          <w:left w:val="single" w:sz="18" w:space="8" w:color="3B1041"/>
+        </w:pBdr>
+        <w:shd w:val="clear" w:color="auto" w:fill="FBF6FD"/>
+        <w:spacing w:before="30" w:after="30"/>
+      </w:pPr>
+      <w:r>
+        <w:rPr>
+          <w:rStyle w:val="PromptExpectations"/>
+        </w:rPr>
+        <w:t>Save this as a skill named [Executive Command Center] and schedule it to run every weekday at [time], using the latest available context.</w:t>
+      </w:r>
+    </w:p>
+    <w:p>
+      <w:pPr>
+        <w:pStyle w:val="Compact"/>
+        <w:numPr>
+          <w:ilvl w:val="0"/>
+          <w:numId w:val="12"/>
+        </w:numPr>
+      </w:pPr>
+      <w:r>
+        <w:t xml:space="preserve">Watch the side panel: Cowork gathers signals through </w:t>
+      </w:r>
+      <w:r>
+        <w:rPr>
+          <w:b/>
+          <w:bCs/>
+        </w:rPr>
+        <w:t>Work IQ</w:t>
+      </w:r>
+      <w:r>
+        <w:t xml:space="preserve">, loads its skills, and the </w:t>
+      </w:r>
+      <w:r>
+        <w:rPr>
+          <w:b/>
+          <w:bCs/>
+        </w:rPr>
+        <w:t>HTML command center</w:t>
+      </w:r>
+      <w:r>
+        <w:t xml:space="preserve"> appears in the </w:t>
+      </w:r>
+      <w:r>
+        <w:rPr>
+          <w:b/>
+          <w:bCs/>
+        </w:rPr>
+        <w:t>Output folder</w:t>
+      </w:r>
+      <w:r>
+        <w:t>.</w:t>
+      </w:r>
+    </w:p>
+    <w:p>
+      <w:pPr>
+        <w:pStyle w:val="Compact"/>
+        <w:numPr>
+          <w:ilvl w:val="0"/>
+          <w:numId w:val="12"/>
+        </w:numPr>
+      </w:pPr>
+      <w:r>
+        <w:rPr>
+          <w:b/>
+          <w:bCs/>
+        </w:rPr>
+        <w:t>Find your output (take a minute here, you'll use this all day):</w:t>
+      </w:r>
+    </w:p>
+    <w:p>
+      <w:pPr>
+        <w:pStyle w:val="Compact"/>
+        <w:numPr>
+          <w:ilvl w:val="1"/>
+          <w:numId w:val="16"/>
+        </w:numPr>
+      </w:pPr>
+      <w:r>
+        <w:rPr>
+          <w:b/>
+          <w:bCs/>
+        </w:rPr>
+        <w:t>Open the side panel</w:t>
+      </w:r>
+      <w:r>
+        <w:t xml:space="preserve"> if it's hidden: select the </w:t>
+      </w:r>
+      <w:r>
+        <w:rPr>
+          <w:b/>
+          <w:bCs/>
+        </w:rPr>
+        <w:t>side panel toggle</w:t>
+      </w:r>
+      <w:r>
+        <w:t xml:space="preserve"> at the right of the session.</w:t>
+      </w:r>
+    </w:p>
+    <w:p>
+      <w:pPr>
+        <w:pStyle w:val="Compact"/>
+        <w:numPr>
+          <w:ilvl w:val="1"/>
+          <w:numId w:val="16"/>
+        </w:numPr>
+      </w:pPr>
+      <w:r>
+        <w:t xml:space="preserve">Scroll to </w:t>
+      </w:r>
+      <w:r>
+        <w:rPr>
+          <w:b/>
+          <w:bCs/>
+        </w:rPr>
+        <w:t>Output folder</w:t>
+      </w:r>
+      <w:r>
+        <w:t xml:space="preserve">. It lists every file Cowork created in this task, each with </w:t>
+      </w:r>
+      <w:r>
+        <w:rPr>
+          <w:b/>
+          <w:bCs/>
+        </w:rPr>
+        <w:t>Preview</w:t>
+      </w:r>
+      <w:r>
+        <w:t xml:space="preserve"> and </w:t>
+      </w:r>
+      <w:r>
+        <w:rPr>
+          <w:b/>
+          <w:bCs/>
+        </w:rPr>
+        <w:t>Download</w:t>
+      </w:r>
+      <w:r>
+        <w:t xml:space="preserve"> buttons. (</w:t>
+      </w:r>
+      <w:r>
+        <w:rPr>
+          <w:b/>
+          <w:bCs/>
+        </w:rPr>
+        <w:t>Input folder</w:t>
+      </w:r>
+      <w:r>
+        <w:t xml:space="preserve"> above it lists the files </w:t>
+      </w:r>
+      <w:r>
+        <w:rPr>
+          <w:i/>
+          <w:iCs/>
+        </w:rPr>
+        <w:t>you</w:t>
+      </w:r>
+      <w:r>
+        <w:t xml:space="preserve"> attached.)</w:t>
+      </w:r>
+    </w:p>
+    <w:p>
+      <w:pPr>
+        <w:pStyle w:val="Compact"/>
+        <w:numPr>
+          <w:ilvl w:val="1"/>
+          <w:numId w:val="16"/>
+        </w:numPr>
+      </w:pPr>
+      <w:r>
+        <w:t xml:space="preserve">Select </w:t>
+      </w:r>
+      <w:r>
+        <w:rPr>
+          <w:b/>
+          <w:bCs/>
+        </w:rPr>
+        <w:t>Preview</w:t>
+      </w:r>
+      <w:r>
+        <w:t xml:space="preserve"> on the HTML file. It opens in a </w:t>
+      </w:r>
+      <w:r>
+        <w:rPr>
+          <w:b/>
+          <w:bCs/>
+        </w:rPr>
+        <w:t>split view</w:t>
+      </w:r>
+      <w:r>
+        <w:t xml:space="preserve"> next to the chat; use the </w:t>
+      </w:r>
+      <w:r>
+        <w:rPr>
+          <w:b/>
+          <w:bCs/>
+        </w:rPr>
+        <w:t>full-screen toggle</w:t>
+      </w:r>
+      <w:r>
+        <w:t xml:space="preserve"> for a closer look, or </w:t>
+      </w:r>
+      <w:r>
+        <w:rPr>
+          <w:b/>
+          <w:bCs/>
+        </w:rPr>
+        <w:t>Open in native app</w:t>
+      </w:r>
+      <w:r>
+        <w:t xml:space="preserve"> to open it in your browser.</w:t>
+      </w:r>
+    </w:p>
+    <w:p>
+      <w:pPr>
+        <w:pStyle w:val="Compact"/>
+        <w:numPr>
+          <w:ilvl w:val="1"/>
+          <w:numId w:val="16"/>
+        </w:numPr>
+      </w:pPr>
+      <w:r>
+        <w:t xml:space="preserve">Want a copy? </w:t>
+      </w:r>
+      <w:r>
+        <w:rPr>
+          <w:b/>
+          <w:bCs/>
+        </w:rPr>
+        <w:t>Download</w:t>
+      </w:r>
+      <w:r>
+        <w:t xml:space="preserve"> saves one file; </w:t>
+      </w:r>
+      <w:r>
+        <w:rPr>
+          <w:b/>
+          <w:bCs/>
+        </w:rPr>
+        <w:t>Download All</w:t>
+      </w:r>
+      <w:r>
+        <w:t xml:space="preserve"> (top of the list) saves every output as a zip.</w:t>
+      </w:r>
+    </w:p>
+    <w:p>
+      <w:pPr>
+        <w:pStyle w:val="Compact"/>
+        <w:numPr>
+          <w:ilvl w:val="1"/>
+          <w:numId w:val="16"/>
+        </w:numPr>
+      </w:pPr>
+      <w:r>
+        <w:t xml:space="preserve">The same files are also saved in your </w:t>
+      </w:r>
+      <w:r>
+        <w:rPr>
+          <w:b/>
+          <w:bCs/>
+        </w:rPr>
+        <w:t>OneDrive → Cowork</w:t>
+      </w:r>
+      <w:r>
+        <w:t xml:space="preserve"> folder, so you can find them later without reopening the task (open OneDrive and look for the </w:t>
+      </w:r>
+      <w:r>
+        <w:rPr>
+          <w:b/>
+          <w:bCs/>
+        </w:rPr>
+        <w:t>Cowork</w:t>
+      </w:r>
+      <w:r>
+        <w:t xml:space="preserve"> folder).</w:t>
+      </w:r>
+    </w:p>
+    <w:p>
+      <w:pPr>
+        <w:pStyle w:val="Compact"/>
+        <w:numPr>
+          <w:ilvl w:val="0"/>
+          <w:numId w:val="12"/>
+        </w:numPr>
+      </w:pPr>
+      <w:r>
+        <w:t xml:space="preserve">In the preview, check the </w:t>
+      </w:r>
+      <w:r>
+        <w:rPr>
+          <w:b/>
+          <w:bCs/>
+        </w:rPr>
+        <w:t>top summary</w:t>
+      </w:r>
+      <w:r>
+        <w:t xml:space="preserve">, the </w:t>
+      </w:r>
+      <w:r>
+        <w:rPr>
+          <w:b/>
+          <w:bCs/>
+        </w:rPr>
+        <w:t>three views</w:t>
+      </w:r>
+      <w:r>
+        <w:t xml:space="preserve">, the </w:t>
+      </w:r>
+      <w:r>
+        <w:rPr>
+          <w:b/>
+          <w:bCs/>
+        </w:rPr>
+        <w:t>action labels</w:t>
+      </w:r>
+      <w:r>
+        <w:t xml:space="preserve"> (Lean in / Delegate / Re-engage / Protect time), traffic-light indicators, and supporting links.</w:t>
+      </w:r>
+    </w:p>
+    <w:p>
+      <w:pPr>
+        <w:pStyle w:val="Compact"/>
+        <w:numPr>
+          <w:ilvl w:val="0"/>
+          <w:numId w:val="12"/>
+        </w:numPr>
+      </w:pPr>
+      <w:r>
+        <w:t xml:space="preserve">At the checkpoint, </w:t>
+      </w:r>
+      <w:r>
+        <w:rPr>
+          <w:b/>
+          <w:bCs/>
+        </w:rPr>
+        <w:t>approve</w:t>
+      </w:r>
+      <w:r>
+        <w:t xml:space="preserve"> saving the skill and creating the schedule (or decline the </w:t>
+      </w:r>
+      <w:r>
+        <w:t>schedule if you prefer).</w:t>
+      </w:r>
+    </w:p>
+    <w:p>
+      <w:pPr>
+        <w:pStyle w:val="Compact"/>
+        <w:numPr>
+          <w:ilvl w:val="0"/>
+          <w:numId w:val="12"/>
+        </w:numPr>
+      </w:pPr>
+      <w:r>
+        <w:t xml:space="preserve">Confirm the results: </w:t>
+      </w:r>
+      <w:r>
+        <w:rPr>
+          <w:b/>
+          <w:bCs/>
+        </w:rPr>
+        <w:t>Customize → Skills</w:t>
+      </w:r>
+      <w:r>
+        <w:t xml:space="preserve"> shows </w:t>
+      </w:r>
+      <w:r>
+        <w:rPr>
+          <w:i/>
+          <w:iCs/>
+        </w:rPr>
+        <w:t>Executive Command Center</w:t>
+      </w:r>
+      <w:r>
+        <w:t xml:space="preserve">; </w:t>
+      </w:r>
+      <w:r>
+        <w:rPr>
+          <w:b/>
+          <w:bCs/>
+        </w:rPr>
+        <w:t>Automations → Manage schedules</w:t>
+      </w:r>
+      <w:r>
+        <w:t xml:space="preserve"> shows the weekday run.</w:t>
+      </w:r>
+    </w:p>
+    <w:p>
+      <w:pPr>
+        <w:pStyle w:val="FirstParagraph"/>
+      </w:pPr>
+      <w:r>
+        <w:t>✅</w:t>
       </w:r>
       <w:r>
         <w:t xml:space="preserve"> </w:t>
       </w:r>
       <w:r>
         <w:rPr>
-          <w:rStyle w:val="PromptExpectations"/>
-        </w:rPr>
-        <w:t xml:space="preserve">in </w:t>
-      </w:r>
-      <w:r>
-        <w:rPr>
-          <w:rStyle w:val="PromptExpectations"/>
-          <w:b/>
-          <w:bCs/>
-        </w:rPr>
-        <w:t>Word AND Excel</w:t>
-      </w:r>
-      <w:r>
-        <w:rPr>
-          <w:rStyle w:val="PromptExpectations"/>
-        </w:rPr>
-        <w:t xml:space="preserve"> </w:t>
-      </w:r>
-      <w:r>
-        <w:rPr>
-          <w:rStyle w:val="PromptExpectations"/>
-        </w:rPr>
-        <w:t>with the scoring scales filled in.</w:t>
-      </w:r>
-    </w:p>
-    <w:p>
-      <w:pPr>
-        <w:pStyle w:val="Compact"/>
-        <w:numPr>
-          <w:ilvl w:val="0"/>
-          <w:numId w:val="18"/>
-        </w:numPr>
-      </w:pPr>
-      <w:r>
-        <w:t xml:space="preserve">Watch Cowork load both the </w:t>
-      </w:r>
-      <w:r>
-        <w:rPr>
-          <w:b/>
-          <w:bCs/>
-        </w:rPr>
-        <w:t>Word</w:t>
-      </w:r>
-      <w:r>
-        <w:t xml:space="preserve"> and </w:t>
-      </w:r>
-      <w:r>
-        <w:rPr>
-          <w:b/>
-          <w:bCs/>
-        </w:rPr>
-        <w:t>Excel</w:t>
-      </w:r>
-      <w:r>
-        <w:t xml:space="preserve"> skills. When it finishes, open the </w:t>
+          <w:b/>
+          <w:bCs/>
+        </w:rPr>
+        <w:t>Checkpoint:</w:t>
+      </w:r>
+      <w:r>
+        <w:t xml:space="preserve"> An interactive </w:t>
+      </w:r>
+      <w:r>
+        <w:rPr>
+          <w:b/>
+          <w:bCs/>
+        </w:rPr>
+        <w:t>HTML command center</w:t>
+      </w:r>
+      <w:r>
+        <w:t xml:space="preserve"> with the top summary and three views, opened from the </w:t>
       </w:r>
       <w:r>
         <w:rPr>
@@ -6141,109 +5556,37 @@
         <w:t>Output folder</w:t>
       </w:r>
       <w:r>
-        <w:t xml:space="preserve"> (as in Exercise 1) and </w:t>
-      </w:r>
-      <w:r>
-        <w:rPr>
-          <w:b/>
-          <w:bCs/>
-        </w:rPr>
-        <w:t>Preview</w:t>
-      </w:r>
-      <w:r>
-        <w:t xml:space="preserve"> both files:</w:t>
-      </w:r>
-    </w:p>
-    <w:p>
-      <w:pPr>
-        <w:pStyle w:val="Compact"/>
-        <w:numPr>
-          <w:ilvl w:val="1"/>
-          <w:numId w:val="19"/>
-        </w:numPr>
-      </w:pPr>
-      <w:r>
-        <w:rPr>
-          <w:b/>
-          <w:bCs/>
-        </w:rPr>
-        <w:t>Word:</w:t>
-      </w:r>
-      <w:r>
-        <w:t xml:space="preserve"> a printable scorecard with each competency, the question(s) for it, and a </w:t>
-      </w:r>
-      <w:r>
-        <w:rPr>
-          <w:b/>
-          <w:bCs/>
-        </w:rPr>
-        <w:t>filled-in rating scale</w:t>
-      </w:r>
-      <w:r>
-        <w:t xml:space="preserve"> (e.g., 1–5, with what a 1, 3, and 5 answer looks like), plus space for notes.</w:t>
-      </w:r>
-    </w:p>
-    <w:p>
-      <w:pPr>
-        <w:pStyle w:val="Compact"/>
-        <w:numPr>
-          <w:ilvl w:val="1"/>
-          <w:numId w:val="19"/>
-        </w:numPr>
-      </w:pPr>
-      <w:r>
-        <w:rPr>
-          <w:b/>
-          <w:bCs/>
-        </w:rPr>
-        <w:t>Excel:</w:t>
-      </w:r>
-      <w:r>
-        <w:t xml:space="preserve"> the same competencies as rows, rating columns and notes, ideally with a </w:t>
-      </w:r>
-      <w:r>
-        <w:rPr>
-          <w:b/>
-          <w:bCs/>
-        </w:rPr>
-        <w:t>total or weighted score</w:t>
-      </w:r>
-      <w:r>
-        <w:t xml:space="preserve"> calculated.</w:t>
-      </w:r>
-    </w:p>
-    <w:p>
-      <w:pPr>
-        <w:pStyle w:val="FirstParagraph"/>
-      </w:pPr>
-      <w:r>
-        <w:t>✅</w:t>
-      </w:r>
-      <w:r>
-        <w:t xml:space="preserve"> </w:t>
-      </w:r>
-      <w:r>
-        <w:rPr>
-          <w:b/>
-          <w:bCs/>
-        </w:rPr>
-        <w:t>Checkpoint:</w:t>
-      </w:r>
-      <w:r>
-        <w:t xml:space="preserve"> </w:t>
-      </w:r>
-      <w:r>
-        <w:t xml:space="preserve">A one-page briefing with citations that open, 5 interview questions tied to the HR Coordinator's responsibilities, and an </w:t>
-      </w:r>
-      <w:r>
-        <w:rPr>
-          <w:b/>
-          <w:bCs/>
-        </w:rPr>
-        <w:t>interviewer scorecard in both Word and Excel</w:t>
-      </w:r>
-      <w:r>
-        <w:t xml:space="preserve"> whose rating scales are filled in (no blank "define later" placeholders).</w:t>
+        <w:t xml:space="preserve"> and located in </w:t>
+      </w:r>
+      <w:r>
+        <w:rPr>
+          <w:b/>
+          <w:bCs/>
+        </w:rPr>
+        <w:t>OneDrive → Cowork</w:t>
+      </w:r>
+      <w:r>
+        <w:t xml:space="preserve">; a saved </w:t>
+      </w:r>
+      <w:r>
+        <w:rPr>
+          <w:b/>
+          <w:bCs/>
+        </w:rPr>
+        <w:t>Executive Command Center</w:t>
+      </w:r>
+      <w:r>
+        <w:t xml:space="preserve"> skill; and a weekday schedule in </w:t>
+      </w:r>
+      <w:r>
+        <w:rPr>
+          <w:b/>
+          <w:bCs/>
+        </w:rPr>
+        <w:t>Automations</w:t>
+      </w:r>
+      <w:r>
+        <w:t xml:space="preserve"> (or consciously skipped).</w:t>
       </w:r>
     </w:p>
     <w:p>
@@ -6258,7 +5601,20 @@
         <w:t>Discuss:</w:t>
       </w:r>
       <w:r>
-        <w:t xml:space="preserve"> When is web research better than searching your organization's own content — and when is it riskier?</w:t>
+        <w:t xml:space="preserve"> Which recommendations would you trust? What would an </w:t>
+      </w:r>
+      <w:r>
+        <w:rPr>
+          <w:b/>
+          <w:bCs/>
+        </w:rPr>
+        <w:t>HR-leader</w:t>
+      </w:r>
+      <w:r>
+        <w:t xml:space="preserve"> version track — </w:t>
+      </w:r>
+      <w:r>
+        <w:t>open requisitions, employee-relations cases, policy deadlines?</w:t>
       </w:r>
     </w:p>
     <w:p>
@@ -6273,23 +5629,32 @@
         <w:t>Stretch:</w:t>
       </w:r>
       <w:r>
-        <w:t xml:space="preserve"> Research typical </w:t>
-      </w:r>
-      <w:r>
-        <w:rPr>
-          <w:b/>
-          <w:bCs/>
-        </w:rPr>
-        <w:t>PTO / annual-leave norms for mid-size tech companies</w:t>
-      </w:r>
-      <w:r>
-        <w:t xml:space="preserve"> and give me a short benchmark I can compare to our handbook. Cite sources.</w:t>
-      </w:r>
-    </w:p>
-    <w:p>
-      <w:r>
-        <w:pict w14:anchorId="180FA5EC">
-          <v:rect id="_x0000_i1028" style="width:0;height:1.5pt" o:hralign="center" o:hrstd="t" o:hr="t"/>
+        <w:t xml:space="preserve"> Create an </w:t>
+      </w:r>
+      <w:r>
+        <w:rPr>
+          <w:b/>
+          <w:bCs/>
+        </w:rPr>
+        <w:t>HR Leader Command Center</w:t>
+      </w:r>
+      <w:r>
+        <w:t xml:space="preserve"> variant: add a view for open requisitions and HR ticket trends from </w:t>
+      </w:r>
+      <w:r>
+        <w:rPr>
+          <w:rStyle w:val="VerbatimChar"/>
+        </w:rPr>
+        <w:t>hr-tickets-sample.xlsx</w:t>
+      </w:r>
+      <w:r>
+        <w:t>.</w:t>
+      </w:r>
+    </w:p>
+    <w:p>
+      <w:r>
+        <w:pict w14:anchorId="440B842C">
+          <v:rect id="_x0000_i1027" style="width:0;height:1.5pt" o:hralign="center" o:hrstd="t" o:hr="t"/>
         </w:pict>
       </w:r>
     </w:p>
@@ -6297,14 +5662,15 @@
       <w:pPr>
         <w:pStyle w:val="Heading2"/>
       </w:pPr>
-      <w:bookmarkStart w:id="20" w:name="Xe9785fbc463efafc5914762c9acdd4c71598452"/>
-      <w:bookmarkStart w:id="21" w:name="_Toc242256103"/>
-      <w:bookmarkEnd w:id="16"/>
-      <w:bookmarkEnd w:id="19"/>
-      <w:r>
-        <w:t>Exercise 3 — Navigate websites with Cowork's browser (15 min)</w:t>
-      </w:r>
-      <w:bookmarkEnd w:id="21"/>
+      <w:bookmarkStart w:id="16" w:name="X8e53f6a1b406fab3ed2ac9ca6cb2da94788ec4d"/>
+      <w:bookmarkStart w:id="17" w:name="_Toc242259601"/>
+      <w:bookmarkEnd w:id="13"/>
+      <w:bookmarkEnd w:id="15"/>
+      <w:r>
+        <w:lastRenderedPageBreak/>
+        <w:t>Exercise 2 — Research the web with Deep Research (15 min)</w:t>
+      </w:r>
+      <w:bookmarkEnd w:id="17"/>
     </w:p>
     <w:p>
       <w:pPr>
@@ -6321,7 +5687,7 @@
           <w:b/>
           <w:bCs/>
         </w:rPr>
-        <w:t>Scenario card — Ex 03 · Navigate Websites with Cowork's Browser</w:t>
+        <w:t>Scenario card — Ex 02 · Research the Web with Deep Research</w:t>
       </w:r>
       <w:r>
         <w:t xml:space="preserve"> · Function: </w:t>
@@ -6331,15 +5697,15 @@
           <w:b/>
           <w:bCs/>
         </w:rPr>
-        <w:t>HR · Compliance</w:t>
-      </w:r>
-    </w:p>
-    <w:p>
-      <w:pPr>
-        <w:pStyle w:val="Compact"/>
-        <w:numPr>
-          <w:ilvl w:val="0"/>
-          <w:numId w:val="20"/>
+        <w:t>HR · Talent acquisition</w:t>
+      </w:r>
+    </w:p>
+    <w:p>
+      <w:pPr>
+        <w:pStyle w:val="Compact"/>
+        <w:numPr>
+          <w:ilvl w:val="0"/>
+          <w:numId w:val="17"/>
         </w:numPr>
         <w:pBdr>
           <w:left w:val="single" w:sz="18" w:space="8" w:color="3B1041"/>
@@ -6355,15 +5721,15 @@
         <w:t>Goal:</w:t>
       </w:r>
       <w:r>
-        <w:t xml:space="preserve"> Have Cowork drive a real web browser for you (search a site, click through its pages, move to a second site) and bring back a sourced comparison against your own policy.</w:t>
-      </w:r>
-    </w:p>
-    <w:p>
-      <w:pPr>
-        <w:pStyle w:val="Compact"/>
-        <w:numPr>
-          <w:ilvl w:val="0"/>
-          <w:numId w:val="20"/>
+        <w:t xml:space="preserve"> Get an evidence-based view of structured behavioral interviewing and turn it into questions for a real open role.</w:t>
+      </w:r>
+    </w:p>
+    <w:p>
+      <w:pPr>
+        <w:pStyle w:val="Compact"/>
+        <w:numPr>
+          <w:ilvl w:val="0"/>
+          <w:numId w:val="17"/>
         </w:numPr>
         <w:pBdr>
           <w:left w:val="single" w:sz="18" w:space="8" w:color="3B1041"/>
@@ -6379,25 +5745,38 @@
         <w:t>Output:</w:t>
       </w:r>
       <w:r>
-        <w:t xml:space="preserve"> A comparison table of overtime rules (U.S. Department of Labor vs. Washington State vs. the Zava handbook) with a link to every page Cowork visited, and a one-page </w:t>
-      </w:r>
-      <w:r>
-        <w:rPr>
-          <w:b/>
-          <w:bCs/>
-        </w:rPr>
-        <w:t>Word brief</w:t>
-      </w:r>
-      <w:r>
-        <w:t xml:space="preserve"> for payroll about ticket T-2008.</w:t>
-      </w:r>
-    </w:p>
-    <w:p>
-      <w:pPr>
-        <w:pStyle w:val="Compact"/>
-        <w:numPr>
-          <w:ilvl w:val="0"/>
-          <w:numId w:val="20"/>
+        <w:t xml:space="preserve"> </w:t>
+      </w:r>
+      <w:r>
+        <w:t xml:space="preserve">A one-page, cited briefing on interview best practices and five tailored questions for Zava's HR Coordinator role. </w:t>
+      </w:r>
+      <w:r>
+        <w:rPr>
+          <w:i/>
+          <w:iCs/>
+        </w:rPr>
+        <w:t>If you have time:</w:t>
+      </w:r>
+      <w:r>
+        <w:t xml:space="preserve"> an </w:t>
+      </w:r>
+      <w:r>
+        <w:rPr>
+          <w:b/>
+          <w:bCs/>
+        </w:rPr>
+        <w:t>interviewer scorecard in Word and Excel</w:t>
+      </w:r>
+      <w:r>
+        <w:t xml:space="preserve"> with the scoring scales filled in.</w:t>
+      </w:r>
+    </w:p>
+    <w:p>
+      <w:pPr>
+        <w:pStyle w:val="Compact"/>
+        <w:numPr>
+          <w:ilvl w:val="0"/>
+          <w:numId w:val="17"/>
         </w:numPr>
         <w:pBdr>
           <w:left w:val="single" w:sz="18" w:space="8" w:color="3B1041"/>
@@ -6410,29 +5789,18 @@
           <w:b/>
           <w:bCs/>
         </w:rPr>
-        <w:lastRenderedPageBreak/>
         <w:t>Why Cowork?</w:t>
       </w:r>
       <w:r>
-        <w:t xml:space="preserve"> Checking a policy against official sources means searching websites, clicking through menus, and copying what you find. Cowork does those clicks for you in a </w:t>
-      </w:r>
-      <w:r>
-        <w:rPr>
-          <w:b/>
-          <w:bCs/>
-        </w:rPr>
-        <w:t>hidden tab in your own Microsoft Edge</w:t>
-      </w:r>
-      <w:r>
-        <w:t>, with your sign-ins and your organization's policies, tells you which page it's on, and asks before anything consequential.</w:t>
-      </w:r>
-    </w:p>
-    <w:p>
-      <w:pPr>
-        <w:pStyle w:val="Compact"/>
-        <w:numPr>
-          <w:ilvl w:val="0"/>
-          <w:numId w:val="20"/>
+        <w:t xml:space="preserve"> Good research means reading many sources, reconciling them, and citing them. Deep Research searches and reads multiple web sources, synthesizes them with citations, applies the findings to your own job description, and then turns them into ready-to-use documents.</w:t>
+      </w:r>
+    </w:p>
+    <w:p>
+      <w:pPr>
+        <w:pStyle w:val="Compact"/>
+        <w:numPr>
+          <w:ilvl w:val="0"/>
+          <w:numId w:val="17"/>
         </w:numPr>
         <w:pBdr>
           <w:left w:val="single" w:sz="18" w:space="8" w:color="3B1041"/>
@@ -6455,20 +5823,20 @@
           <w:b/>
           <w:bCs/>
         </w:rPr>
-        <w:t>Navigate</w:t>
-      </w:r>
-      <w:r>
-        <w:t xml:space="preserve"> → dol.gov, site search, open the overtime fact sheet · 2. </w:t>
-      </w:r>
-      <w:r>
-        <w:rPr>
-          <w:b/>
-          <w:bCs/>
-        </w:rPr>
-        <w:t>Navigate</w:t>
-      </w:r>
-      <w:r>
-        <w:t xml:space="preserve"> → lni.wa.gov menu or search, open the overtime page · 3. </w:t>
+        <w:t>Deep Research</w:t>
+      </w:r>
+      <w:r>
+        <w:t xml:space="preserve"> → search and read multiple web sources · 2. </w:t>
+      </w:r>
+      <w:r>
+        <w:rPr>
+          <w:b/>
+          <w:bCs/>
+        </w:rPr>
+        <w:t>Synthesize</w:t>
+      </w:r>
+      <w:r>
+        <w:t xml:space="preserve"> → key practices with citations · 3. </w:t>
       </w:r>
       <w:r>
         <w:rPr>
@@ -6478,7 +5846,26 @@
         <w:t>Ground</w:t>
       </w:r>
       <w:r>
-        <w:t xml:space="preserve"> → compare with the handbook · 4. </w:t>
+        <w:t xml:space="preserve"> → compare to </w:t>
+      </w:r>
+      <w:r>
+        <w:rPr>
+          <w:rStyle w:val="VerbatimChar"/>
+        </w:rPr>
+        <w:t>job-description-sample.docx</w:t>
+      </w:r>
+      <w:r>
+        <w:t xml:space="preserve"> · 4. </w:t>
+      </w:r>
+      <w:r>
+        <w:rPr>
+          <w:b/>
+          <w:bCs/>
+        </w:rPr>
+        <w:t>Draft</w:t>
+      </w:r>
+      <w:r>
+        <w:t xml:space="preserve"> → briefing + 5 tailored questions · 5. </w:t>
       </w:r>
       <w:r>
         <w:rPr>
@@ -6488,15 +5875,15 @@
         <w:t>Build</w:t>
       </w:r>
       <w:r>
-        <w:t xml:space="preserve"> → comparison table + Word brief for payroll</w:t>
-      </w:r>
-    </w:p>
-    <w:p>
-      <w:pPr>
-        <w:pStyle w:val="Compact"/>
-        <w:numPr>
-          <w:ilvl w:val="0"/>
-          <w:numId w:val="20"/>
+        <w:t xml:space="preserve"> (optional) → scorecard in Word + Excel</w:t>
+      </w:r>
+    </w:p>
+    <w:p>
+      <w:pPr>
+        <w:pStyle w:val="Compact"/>
+        <w:numPr>
+          <w:ilvl w:val="0"/>
+          <w:numId w:val="17"/>
         </w:numPr>
         <w:pBdr>
           <w:left w:val="single" w:sz="18" w:space="8" w:color="3B1041"/>
@@ -6512,15 +5899,15 @@
         <w:t>Data sources:</w:t>
       </w:r>
       <w:r>
-        <w:t xml:space="preserve"> Web (Microsoft Edge) · OneDrive (Zava handbook)</w:t>
-      </w:r>
-    </w:p>
-    <w:p>
-      <w:pPr>
-        <w:pStyle w:val="Compact"/>
-        <w:numPr>
-          <w:ilvl w:val="0"/>
-          <w:numId w:val="20"/>
+        <w:t xml:space="preserve"> Web · OneDrive (Zava files)</w:t>
+      </w:r>
+    </w:p>
+    <w:p>
+      <w:pPr>
+        <w:pStyle w:val="Compact"/>
+        <w:numPr>
+          <w:ilvl w:val="0"/>
+          <w:numId w:val="17"/>
         </w:numPr>
         <w:pBdr>
           <w:left w:val="single" w:sz="18" w:space="8" w:color="3B1041"/>
@@ -6536,65 +5923,248 @@
         <w:t>You'll learn:</w:t>
       </w:r>
       <w:r>
-        <w:t xml:space="preserve"> How Cowork's </w:t>
-      </w:r>
-      <w:r>
-        <w:rPr>
-          <w:b/>
-          <w:bCs/>
-        </w:rPr>
-        <w:t>browser use</w:t>
-      </w:r>
-      <w:r>
-        <w:t xml:space="preserve"> works (consent, progress chips, </w:t>
-      </w:r>
-      <w:r>
-        <w:rPr>
-          <w:b/>
-          <w:bCs/>
-        </w:rPr>
-        <w:t>Switch to tab</w:t>
-      </w:r>
-      <w:r>
-        <w:t>, approvals, hand-back for sign-ins), and when to use it instead of Deep Research.</w:t>
-      </w:r>
-    </w:p>
-    <w:p>
-      <w:pPr>
-        <w:pStyle w:val="BodyText"/>
-      </w:pPr>
-      <w:r>
-        <w:rPr>
-          <w:b/>
-          <w:bCs/>
-        </w:rPr>
-        <w:t>How this differs from Exercise 2:</w:t>
-      </w:r>
-      <w:r>
-        <w:t xml:space="preserve"> Deep Research </w:t>
-      </w:r>
-      <w:r>
-        <w:rPr>
-          <w:i/>
-          <w:iCs/>
-        </w:rPr>
-        <w:t>reads and cites</w:t>
-      </w:r>
-      <w:r>
-        <w:t xml:space="preserve"> many sources. Browser use </w:t>
-      </w:r>
-      <w:r>
-        <w:rPr>
-          <w:i/>
-          <w:iCs/>
-        </w:rPr>
-        <w:t>operates</w:t>
-      </w:r>
-      <w:r>
-        <w:t xml:space="preserve"> a website step by step, like a person (or a test tool such as Playwright) would: it types </w:t>
-      </w:r>
-      <w:r>
-        <w:t>in search boxes, clicks links and menus, and reads the pages it lands on. There's no "browser" skill to pick; ask for something that needs a website and Cowork opens the browser itself.</w:t>
+        <w:t xml:space="preserve"> How </w:t>
+      </w:r>
+      <w:r>
+        <w:rPr>
+          <w:b/>
+          <w:bCs/>
+        </w:rPr>
+        <w:t>Deep Research</w:t>
+      </w:r>
+      <w:r>
+        <w:t xml:space="preserve"> gathers and cites web sources, how to ground findings in your own files, and (if you have time) how one follow-up prompt produces deliverables in </w:t>
+      </w:r>
+      <w:r>
+        <w:rPr>
+          <w:b/>
+          <w:bCs/>
+        </w:rPr>
+        <w:t>two formats</w:t>
+      </w:r>
+      <w:r>
+        <w:t>.</w:t>
+      </w:r>
+    </w:p>
+    <w:p>
+      <w:pPr>
+        <w:pStyle w:val="Heading3"/>
+      </w:pPr>
+      <w:bookmarkStart w:id="18" w:name="task-2a--research"/>
+      <w:r>
+        <w:t>Task 2a — Research</w:t>
+      </w:r>
+    </w:p>
+    <w:p>
+      <w:pPr>
+        <w:pStyle w:val="Compact"/>
+        <w:numPr>
+          <w:ilvl w:val="0"/>
+          <w:numId w:val="18"/>
+        </w:numPr>
+      </w:pPr>
+      <w:r>
+        <w:t xml:space="preserve">In a </w:t>
+      </w:r>
+      <w:r>
+        <w:rPr>
+          <w:b/>
+          <w:bCs/>
+        </w:rPr>
+        <w:t>new task</w:t>
+      </w:r>
+      <w:r>
+        <w:t>, prompt:</w:t>
+      </w:r>
+    </w:p>
+    <w:p>
+      <w:pPr>
+        <w:numPr>
+          <w:ilvl w:val="0"/>
+          <w:numId w:val="1"/>
+        </w:numPr>
+        <w:pBdr>
+          <w:left w:val="single" w:sz="18" w:space="8" w:color="3B1041"/>
+        </w:pBdr>
+        <w:shd w:val="clear" w:color="auto" w:fill="FBF6FD"/>
+        <w:spacing w:before="30" w:after="30"/>
+      </w:pPr>
+      <w:r>
+        <w:rPr>
+          <w:rStyle w:val="PromptGoal"/>
+        </w:rPr>
+        <w:t xml:space="preserve">Use </w:t>
+      </w:r>
+      <w:r>
+        <w:rPr>
+          <w:rStyle w:val="PromptGoal"/>
+          <w:b/>
+          <w:bCs/>
+        </w:rPr>
+        <w:t>Deep Research</w:t>
+      </w:r>
+      <w:r>
+        <w:rPr>
+          <w:rStyle w:val="PromptGoal"/>
+        </w:rPr>
+        <w:t xml:space="preserve"> to summarize </w:t>
+      </w:r>
+      <w:r>
+        <w:rPr>
+          <w:rStyle w:val="PromptGoal"/>
+          <w:b/>
+          <w:bCs/>
+        </w:rPr>
+        <w:t>current best practices for structured behavioral interviews</w:t>
+      </w:r>
+      <w:r>
+        <w:t xml:space="preserve"> </w:t>
+      </w:r>
+      <w:r>
+        <w:rPr>
+          <w:rStyle w:val="PromptSource"/>
+        </w:rPr>
+        <w:t>from multiple reputable sources</w:t>
+      </w:r>
+      <w:r>
+        <w:t xml:space="preserve">. </w:t>
+      </w:r>
+      <w:r>
+        <w:rPr>
+          <w:rStyle w:val="PromptExpectations"/>
+        </w:rPr>
+        <w:t xml:space="preserve">Produce a </w:t>
+      </w:r>
+      <w:r>
+        <w:rPr>
+          <w:rStyle w:val="PromptExpectations"/>
+          <w:b/>
+          <w:bCs/>
+        </w:rPr>
+        <w:t>1-page briefing</w:t>
+      </w:r>
+      <w:r>
+        <w:rPr>
+          <w:rStyle w:val="PromptExpectations"/>
+        </w:rPr>
+        <w:t xml:space="preserve"> with the key practices and </w:t>
+      </w:r>
+      <w:r>
+        <w:rPr>
+          <w:rStyle w:val="PromptExpectations"/>
+          <w:b/>
+          <w:bCs/>
+        </w:rPr>
+        <w:t>cite your sources</w:t>
+      </w:r>
+      <w:r>
+        <w:rPr>
+          <w:rStyle w:val="PromptExpectations"/>
+        </w:rPr>
+        <w:t>.</w:t>
+      </w:r>
+    </w:p>
+    <w:p>
+      <w:pPr>
+        <w:pStyle w:val="Compact"/>
+        <w:numPr>
+          <w:ilvl w:val="0"/>
+          <w:numId w:val="18"/>
+        </w:numPr>
+      </w:pPr>
+      <w:r>
+        <w:t xml:space="preserve">Watch the </w:t>
+      </w:r>
+      <w:r>
+        <w:rPr>
+          <w:b/>
+          <w:bCs/>
+        </w:rPr>
+        <w:t>Deep Research</w:t>
+      </w:r>
+      <w:r>
+        <w:t xml:space="preserve"> skill load and work across sources. It takes a few minutes.</w:t>
+      </w:r>
+    </w:p>
+    <w:p>
+      <w:pPr>
+        <w:pStyle w:val="Compact"/>
+        <w:numPr>
+          <w:ilvl w:val="0"/>
+          <w:numId w:val="18"/>
+        </w:numPr>
+      </w:pPr>
+      <w:r>
+        <w:rPr>
+          <w:b/>
+          <w:bCs/>
+        </w:rPr>
+        <w:t>Open two citations</w:t>
+      </w:r>
+      <w:r>
+        <w:t xml:space="preserve"> and check that each one supports the claim it's attached to.</w:t>
+      </w:r>
+    </w:p>
+    <w:p>
+      <w:pPr>
+        <w:pStyle w:val="Heading3"/>
+      </w:pPr>
+      <w:bookmarkStart w:id="19" w:name="Xd2b24614284164877d987729eaab1e2e686b2b7"/>
+      <w:bookmarkEnd w:id="18"/>
+      <w:r>
+        <w:t>Task 2b — Ground it in the job description</w:t>
+      </w:r>
+    </w:p>
+    <w:p>
+      <w:pPr>
+        <w:pStyle w:val="FirstParagraph"/>
+      </w:pPr>
+      <w:r>
+        <w:t xml:space="preserve">In the same task, </w:t>
+      </w:r>
+      <w:r>
+        <w:rPr>
+          <w:b/>
+          <w:bCs/>
+        </w:rPr>
+        <w:t xml:space="preserve">attach </w:t>
+      </w:r>
+      <w:r>
+        <w:rPr>
+          <w:rStyle w:val="VerbatimChar"/>
+          <w:b/>
+          <w:bCs/>
+        </w:rPr>
+        <w:t>job-description-sample.docx</w:t>
+      </w:r>
+      <w:r>
+        <w:t xml:space="preserve"> (</w:t>
+      </w:r>
+      <w:r>
+        <w:t>📎</w:t>
+      </w:r>
+      <w:r>
+        <w:t xml:space="preserve"> </w:t>
+      </w:r>
+      <w:r>
+        <w:rPr>
+          <w:b/>
+          <w:bCs/>
+        </w:rPr>
+        <w:t>+ → Attach cloud files</w:t>
+      </w:r>
+      <w:r>
+        <w:t xml:space="preserve">, or type </w:t>
+      </w:r>
+      <w:r>
+        <w:rPr>
+          <w:b/>
+          <w:bCs/>
+        </w:rPr>
+        <w:t>/</w:t>
+      </w:r>
+      <w:r>
+        <w:t>) and prompt:</w:t>
       </w:r>
     </w:p>
     <w:p>
@@ -6609,6 +6179,642 @@
       </w:pPr>
       <w:r>
         <w:rPr>
+          <w:rStyle w:val="PromptGoal"/>
+        </w:rPr>
+        <w:t xml:space="preserve">Now compare these best practices to our </w:t>
+      </w:r>
+      <w:r>
+        <w:rPr>
+          <w:rStyle w:val="PromptGoal"/>
+          <w:b/>
+          <w:bCs/>
+        </w:rPr>
+        <w:t>HR Coordinator</w:t>
+      </w:r>
+      <w:r>
+        <w:rPr>
+          <w:rStyle w:val="PromptGoal"/>
+        </w:rPr>
+        <w:t xml:space="preserve"> interview needs</w:t>
+      </w:r>
+      <w:r>
+        <w:t xml:space="preserve"> </w:t>
+      </w:r>
+      <w:r>
+        <w:rPr>
+          <w:rStyle w:val="PromptSource"/>
+        </w:rPr>
+        <w:t xml:space="preserve">in </w:t>
+      </w:r>
+      <w:r>
+        <w:rPr>
+          <w:rStyle w:val="VerbatimChar"/>
+        </w:rPr>
+        <w:t>job-description-sample.docx</w:t>
+      </w:r>
+      <w:r>
+        <w:t xml:space="preserve">, </w:t>
+      </w:r>
+      <w:r>
+        <w:rPr>
+          <w:rStyle w:val="PromptExpectations"/>
+        </w:rPr>
+        <w:t>and suggest 5 interview questions.</w:t>
+      </w:r>
+    </w:p>
+    <w:p>
+      <w:pPr>
+        <w:pStyle w:val="Heading3"/>
+      </w:pPr>
+      <w:bookmarkStart w:id="20" w:name="X5799117e31524d7b44666cc1f78f15e9188d2e4"/>
+      <w:bookmarkEnd w:id="19"/>
+      <w:r>
+        <w:t>Task 2c (optional, if you have time) — Build a scorecard</w:t>
+      </w:r>
+    </w:p>
+    <w:p>
+      <w:pPr>
+        <w:pStyle w:val="Compact"/>
+        <w:numPr>
+          <w:ilvl w:val="0"/>
+          <w:numId w:val="19"/>
+        </w:numPr>
+      </w:pPr>
+      <w:r>
+        <w:t>In the same task, prompt:</w:t>
+      </w:r>
+    </w:p>
+    <w:p>
+      <w:pPr>
+        <w:numPr>
+          <w:ilvl w:val="0"/>
+          <w:numId w:val="1"/>
+        </w:numPr>
+        <w:pBdr>
+          <w:left w:val="single" w:sz="18" w:space="8" w:color="3B1041"/>
+        </w:pBdr>
+        <w:shd w:val="clear" w:color="auto" w:fill="FBF6FD"/>
+        <w:spacing w:before="30" w:after="30"/>
+      </w:pPr>
+      <w:r>
+        <w:rPr>
+          <w:rStyle w:val="PromptGoal"/>
+        </w:rPr>
+        <w:t>Turn this into an interviewer scorecard</w:t>
+      </w:r>
+      <w:r>
+        <w:t xml:space="preserve"> </w:t>
+      </w:r>
+      <w:r>
+        <w:rPr>
+          <w:rStyle w:val="PromptExpectations"/>
+        </w:rPr>
+        <w:t xml:space="preserve">in </w:t>
+      </w:r>
+      <w:r>
+        <w:rPr>
+          <w:rStyle w:val="PromptExpectations"/>
+          <w:b/>
+          <w:bCs/>
+        </w:rPr>
+        <w:t>Word AND Excel</w:t>
+      </w:r>
+      <w:r>
+        <w:rPr>
+          <w:rStyle w:val="PromptExpectations"/>
+        </w:rPr>
+        <w:t xml:space="preserve"> with the scoring scales filled in.</w:t>
+      </w:r>
+    </w:p>
+    <w:p>
+      <w:pPr>
+        <w:pStyle w:val="Compact"/>
+        <w:numPr>
+          <w:ilvl w:val="0"/>
+          <w:numId w:val="19"/>
+        </w:numPr>
+      </w:pPr>
+      <w:r>
+        <w:t xml:space="preserve">Watch Cowork load both the </w:t>
+      </w:r>
+      <w:r>
+        <w:rPr>
+          <w:b/>
+          <w:bCs/>
+        </w:rPr>
+        <w:t>Word</w:t>
+      </w:r>
+      <w:r>
+        <w:t xml:space="preserve"> and </w:t>
+      </w:r>
+      <w:r>
+        <w:rPr>
+          <w:b/>
+          <w:bCs/>
+        </w:rPr>
+        <w:t>Excel</w:t>
+      </w:r>
+      <w:r>
+        <w:t xml:space="preserve"> skills. When it finishes, open the </w:t>
+      </w:r>
+      <w:r>
+        <w:rPr>
+          <w:b/>
+          <w:bCs/>
+        </w:rPr>
+        <w:t>Output folder</w:t>
+      </w:r>
+      <w:r>
+        <w:t xml:space="preserve"> (as in Exercise 1) and </w:t>
+      </w:r>
+      <w:r>
+        <w:rPr>
+          <w:b/>
+          <w:bCs/>
+        </w:rPr>
+        <w:t>Preview</w:t>
+      </w:r>
+      <w:r>
+        <w:t xml:space="preserve"> both files:</w:t>
+      </w:r>
+    </w:p>
+    <w:p>
+      <w:pPr>
+        <w:pStyle w:val="Compact"/>
+        <w:numPr>
+          <w:ilvl w:val="1"/>
+          <w:numId w:val="20"/>
+        </w:numPr>
+      </w:pPr>
+      <w:r>
+        <w:rPr>
+          <w:b/>
+          <w:bCs/>
+        </w:rPr>
+        <w:t>Word:</w:t>
+      </w:r>
+      <w:r>
+        <w:t xml:space="preserve"> </w:t>
+      </w:r>
+      <w:r>
+        <w:t xml:space="preserve">a printable scorecard with each competency, the question(s) for it, and a </w:t>
+      </w:r>
+      <w:r>
+        <w:rPr>
+          <w:b/>
+          <w:bCs/>
+        </w:rPr>
+        <w:t>filled-in rating scale</w:t>
+      </w:r>
+      <w:r>
+        <w:t xml:space="preserve"> (e.g., 1–5, with what a 1, 3, and 5 answer looks like), plus space for notes.</w:t>
+      </w:r>
+    </w:p>
+    <w:p>
+      <w:pPr>
+        <w:pStyle w:val="Compact"/>
+        <w:numPr>
+          <w:ilvl w:val="1"/>
+          <w:numId w:val="20"/>
+        </w:numPr>
+      </w:pPr>
+      <w:r>
+        <w:rPr>
+          <w:b/>
+          <w:bCs/>
+        </w:rPr>
+        <w:t>Excel:</w:t>
+      </w:r>
+      <w:r>
+        <w:t xml:space="preserve"> the same competencies as rows, rating columns and notes, ideally with a </w:t>
+      </w:r>
+      <w:r>
+        <w:rPr>
+          <w:b/>
+          <w:bCs/>
+        </w:rPr>
+        <w:t>total or weighted score</w:t>
+      </w:r>
+      <w:r>
+        <w:t xml:space="preserve"> calculated.</w:t>
+      </w:r>
+    </w:p>
+    <w:p>
+      <w:pPr>
+        <w:pStyle w:val="FirstParagraph"/>
+      </w:pPr>
+      <w:r>
+        <w:t>✅</w:t>
+      </w:r>
+      <w:r>
+        <w:t xml:space="preserve"> </w:t>
+      </w:r>
+      <w:r>
+        <w:rPr>
+          <w:b/>
+          <w:bCs/>
+        </w:rPr>
+        <w:t>Checkpoint:</w:t>
+      </w:r>
+      <w:r>
+        <w:t xml:space="preserve"> A one-page briefing with citations that open, and 5 interview questions tied to the HR Coordinator's responsibilities. (Did Task 2c? The scorecard is in </w:t>
+      </w:r>
+      <w:r>
+        <w:rPr>
+          <w:b/>
+          <w:bCs/>
+        </w:rPr>
+        <w:t>both Word and Excel</w:t>
+      </w:r>
+      <w:r>
+        <w:t xml:space="preserve"> </w:t>
+      </w:r>
+      <w:r>
+        <w:t>and its rating scales are filled in, with no blank "define later" placeholders.)</w:t>
+      </w:r>
+    </w:p>
+    <w:p>
+      <w:pPr>
+        <w:pStyle w:val="BodyText"/>
+      </w:pPr>
+      <w:r>
+        <w:rPr>
+          <w:b/>
+          <w:bCs/>
+        </w:rPr>
+        <w:lastRenderedPageBreak/>
+        <w:t>Discuss:</w:t>
+      </w:r>
+      <w:r>
+        <w:t xml:space="preserve"> When is web research better than searching your organization's own content — and when is it riskier?</w:t>
+      </w:r>
+    </w:p>
+    <w:p>
+      <w:pPr>
+        <w:pStyle w:val="BodyText"/>
+      </w:pPr>
+      <w:r>
+        <w:rPr>
+          <w:b/>
+          <w:bCs/>
+        </w:rPr>
+        <w:t>Stretch:</w:t>
+      </w:r>
+      <w:r>
+        <w:t xml:space="preserve"> Research typical </w:t>
+      </w:r>
+      <w:r>
+        <w:rPr>
+          <w:b/>
+          <w:bCs/>
+        </w:rPr>
+        <w:t>PTO / annual-leave norms for mid-size tech companies</w:t>
+      </w:r>
+      <w:r>
+        <w:t xml:space="preserve"> and give me a short benchmark I can compare to our handbook. Cite sources.</w:t>
+      </w:r>
+    </w:p>
+    <w:p>
+      <w:r>
+        <w:pict w14:anchorId="08DA581D">
+          <v:rect id="_x0000_i1028" style="width:0;height:1.5pt" o:hralign="center" o:hrstd="t" o:hr="t"/>
+        </w:pict>
+      </w:r>
+    </w:p>
+    <w:p>
+      <w:pPr>
+        <w:pStyle w:val="Heading2"/>
+      </w:pPr>
+      <w:bookmarkStart w:id="21" w:name="Xe9785fbc463efafc5914762c9acdd4c71598452"/>
+      <w:bookmarkStart w:id="22" w:name="_Toc242259602"/>
+      <w:bookmarkEnd w:id="16"/>
+      <w:bookmarkEnd w:id="20"/>
+      <w:r>
+        <w:t>Exercise 3 — Navigate websites with Cowork's browser (15 min)</w:t>
+      </w:r>
+      <w:bookmarkEnd w:id="22"/>
+    </w:p>
+    <w:p>
+      <w:pPr>
+        <w:pStyle w:val="BodyText"/>
+        <w:pBdr>
+          <w:left w:val="single" w:sz="18" w:space="8" w:color="3B1041"/>
+        </w:pBdr>
+        <w:shd w:val="clear" w:color="auto" w:fill="FBF6FD"/>
+        <w:spacing w:before="30" w:after="30"/>
+        <w:ind w:left="288" w:right="144"/>
+      </w:pPr>
+      <w:r>
+        <w:rPr>
+          <w:b/>
+          <w:bCs/>
+        </w:rPr>
+        <w:t>Scenario card — Ex 03 · Navigate Websites with Cowork's Browser</w:t>
+      </w:r>
+      <w:r>
+        <w:t xml:space="preserve"> · Function: </w:t>
+      </w:r>
+      <w:r>
+        <w:rPr>
+          <w:b/>
+          <w:bCs/>
+        </w:rPr>
+        <w:t>HR · Compliance</w:t>
+      </w:r>
+    </w:p>
+    <w:p>
+      <w:pPr>
+        <w:pStyle w:val="Compact"/>
+        <w:numPr>
+          <w:ilvl w:val="0"/>
+          <w:numId w:val="21"/>
+        </w:numPr>
+        <w:pBdr>
+          <w:left w:val="single" w:sz="18" w:space="8" w:color="3B1041"/>
+        </w:pBdr>
+        <w:shd w:val="clear" w:color="auto" w:fill="FBF6FD"/>
+        <w:spacing w:before="30" w:after="30"/>
+      </w:pPr>
+      <w:r>
+        <w:rPr>
+          <w:b/>
+          <w:bCs/>
+        </w:rPr>
+        <w:t>Goal:</w:t>
+      </w:r>
+      <w:r>
+        <w:t xml:space="preserve"> </w:t>
+      </w:r>
+      <w:r>
+        <w:t>Have Cowork drive a real web browser for you (search a site, click through its pages, move to a second site) and bring back a sourced comparison against your own policy.</w:t>
+      </w:r>
+    </w:p>
+    <w:p>
+      <w:pPr>
+        <w:pStyle w:val="Compact"/>
+        <w:numPr>
+          <w:ilvl w:val="0"/>
+          <w:numId w:val="21"/>
+        </w:numPr>
+        <w:pBdr>
+          <w:left w:val="single" w:sz="18" w:space="8" w:color="3B1041"/>
+        </w:pBdr>
+        <w:shd w:val="clear" w:color="auto" w:fill="FBF6FD"/>
+        <w:spacing w:before="30" w:after="30"/>
+      </w:pPr>
+      <w:r>
+        <w:rPr>
+          <w:b/>
+          <w:bCs/>
+        </w:rPr>
+        <w:t>Output:</w:t>
+      </w:r>
+      <w:r>
+        <w:t xml:space="preserve"> A comparison table of overtime rules (U.S. Department of Labor vs. Washington State vs. the Zava handbook) with a link to every page Cowork visited. </w:t>
+      </w:r>
+      <w:r>
+        <w:rPr>
+          <w:i/>
+          <w:iCs/>
+        </w:rPr>
+        <w:t>If you have time:</w:t>
+      </w:r>
+      <w:r>
+        <w:t xml:space="preserve"> a one-page </w:t>
+      </w:r>
+      <w:r>
+        <w:rPr>
+          <w:b/>
+          <w:bCs/>
+        </w:rPr>
+        <w:t>Word brief</w:t>
+      </w:r>
+      <w:r>
+        <w:t xml:space="preserve"> for payroll about ticket T-2008.</w:t>
+      </w:r>
+    </w:p>
+    <w:p>
+      <w:pPr>
+        <w:pStyle w:val="Compact"/>
+        <w:numPr>
+          <w:ilvl w:val="0"/>
+          <w:numId w:val="21"/>
+        </w:numPr>
+        <w:pBdr>
+          <w:left w:val="single" w:sz="18" w:space="8" w:color="3B1041"/>
+        </w:pBdr>
+        <w:shd w:val="clear" w:color="auto" w:fill="FBF6FD"/>
+        <w:spacing w:before="30" w:after="30"/>
+      </w:pPr>
+      <w:r>
+        <w:rPr>
+          <w:b/>
+          <w:bCs/>
+        </w:rPr>
+        <w:t>Why Cowork?</w:t>
+      </w:r>
+      <w:r>
+        <w:t xml:space="preserve"> Checking a policy against official sources means searching websites, clicking </w:t>
+      </w:r>
+      <w:r>
+        <w:t xml:space="preserve">through menus, and copying what you find. Cowork does those clicks for you in a </w:t>
+      </w:r>
+      <w:r>
+        <w:rPr>
+          <w:b/>
+          <w:bCs/>
+        </w:rPr>
+        <w:t>hidden tab in your own Microsoft Edge</w:t>
+      </w:r>
+      <w:r>
+        <w:t>, with your sign-ins and your organization's policies, tells you which page it's on, and asks before anything consequential.</w:t>
+      </w:r>
+    </w:p>
+    <w:p>
+      <w:pPr>
+        <w:pStyle w:val="Compact"/>
+        <w:numPr>
+          <w:ilvl w:val="0"/>
+          <w:numId w:val="21"/>
+        </w:numPr>
+        <w:pBdr>
+          <w:left w:val="single" w:sz="18" w:space="8" w:color="3B1041"/>
+        </w:pBdr>
+        <w:shd w:val="clear" w:color="auto" w:fill="FBF6FD"/>
+        <w:spacing w:before="30" w:after="30"/>
+      </w:pPr>
+      <w:r>
+        <w:rPr>
+          <w:b/>
+          <w:bCs/>
+        </w:rPr>
+        <w:t>Workflow:</w:t>
+      </w:r>
+      <w:r>
+        <w:t xml:space="preserve"> 1. </w:t>
+      </w:r>
+      <w:r>
+        <w:rPr>
+          <w:b/>
+          <w:bCs/>
+        </w:rPr>
+        <w:t>Navigate</w:t>
+      </w:r>
+      <w:r>
+        <w:t xml:space="preserve"> → dol.gov, site search, open the overtime fact sheet · 2. </w:t>
+      </w:r>
+      <w:r>
+        <w:rPr>
+          <w:b/>
+          <w:bCs/>
+        </w:rPr>
+        <w:t>Navigate</w:t>
+      </w:r>
+      <w:r>
+        <w:t xml:space="preserve"> → lni.wa.gov menu or search, open the overtime page · 3. </w:t>
+      </w:r>
+      <w:r>
+        <w:rPr>
+          <w:b/>
+          <w:bCs/>
+        </w:rPr>
+        <w:t>Ground</w:t>
+      </w:r>
+      <w:r>
+        <w:t xml:space="preserve"> → compare with the handbook · 4. </w:t>
+      </w:r>
+      <w:r>
+        <w:rPr>
+          <w:b/>
+          <w:bCs/>
+        </w:rPr>
+        <w:t>Build</w:t>
+      </w:r>
+      <w:r>
+        <w:t xml:space="preserve"> → comparison table (+ optional Word brief for payroll)</w:t>
+      </w:r>
+    </w:p>
+    <w:p>
+      <w:pPr>
+        <w:pStyle w:val="Compact"/>
+        <w:numPr>
+          <w:ilvl w:val="0"/>
+          <w:numId w:val="21"/>
+        </w:numPr>
+        <w:pBdr>
+          <w:left w:val="single" w:sz="18" w:space="8" w:color="3B1041"/>
+        </w:pBdr>
+        <w:shd w:val="clear" w:color="auto" w:fill="FBF6FD"/>
+        <w:spacing w:before="30" w:after="30"/>
+      </w:pPr>
+      <w:r>
+        <w:rPr>
+          <w:b/>
+          <w:bCs/>
+        </w:rPr>
+        <w:t>Data sources:</w:t>
+      </w:r>
+      <w:r>
+        <w:t xml:space="preserve"> </w:t>
+      </w:r>
+      <w:r>
+        <w:t>Web (Microsoft Edge) · OneDrive (Zava handbook)</w:t>
+      </w:r>
+    </w:p>
+    <w:p>
+      <w:pPr>
+        <w:pStyle w:val="Compact"/>
+        <w:numPr>
+          <w:ilvl w:val="0"/>
+          <w:numId w:val="21"/>
+        </w:numPr>
+        <w:pBdr>
+          <w:left w:val="single" w:sz="18" w:space="8" w:color="3B1041"/>
+        </w:pBdr>
+        <w:shd w:val="clear" w:color="auto" w:fill="FBF6FD"/>
+        <w:spacing w:before="30" w:after="30"/>
+      </w:pPr>
+      <w:r>
+        <w:rPr>
+          <w:b/>
+          <w:bCs/>
+        </w:rPr>
+        <w:t>You'll learn:</w:t>
+      </w:r>
+      <w:r>
+        <w:t xml:space="preserve"> How Cowork's </w:t>
+      </w:r>
+      <w:r>
+        <w:rPr>
+          <w:b/>
+          <w:bCs/>
+        </w:rPr>
+        <w:t>browser use</w:t>
+      </w:r>
+      <w:r>
+        <w:t xml:space="preserve"> works (consent, progress chips, </w:t>
+      </w:r>
+      <w:r>
+        <w:rPr>
+          <w:b/>
+          <w:bCs/>
+        </w:rPr>
+        <w:t>Switch to tab</w:t>
+      </w:r>
+      <w:r>
+        <w:t>, approvals, hand-back for sign-ins), and when to use it instead of Deep Research.</w:t>
+      </w:r>
+    </w:p>
+    <w:p>
+      <w:pPr>
+        <w:pStyle w:val="BodyText"/>
+      </w:pPr>
+      <w:r>
+        <w:rPr>
+          <w:b/>
+          <w:bCs/>
+        </w:rPr>
+        <w:t>How this differs from Exercise 2:</w:t>
+      </w:r>
+      <w:r>
+        <w:t xml:space="preserve"> Deep Research </w:t>
+      </w:r>
+      <w:r>
+        <w:rPr>
+          <w:i/>
+          <w:iCs/>
+        </w:rPr>
+        <w:t>reads and cites</w:t>
+      </w:r>
+      <w:r>
+        <w:t xml:space="preserve"> many sources. Browser use </w:t>
+      </w:r>
+      <w:r>
+        <w:rPr>
+          <w:i/>
+          <w:iCs/>
+        </w:rPr>
+        <w:t>operates</w:t>
+      </w:r>
+      <w:r>
+        <w:t xml:space="preserve"> a website step by step, like a person (or a test tool such as Playwright) would: it types in search boxes, clicks links and menus, and reads the pages it lands on. There's no "browser" skill </w:t>
+      </w:r>
+      <w:r>
+        <w:t>to pick; ask for something that needs a website and Cowork opens the browser itself.</w:t>
+      </w:r>
+    </w:p>
+    <w:p>
+      <w:pPr>
+        <w:pStyle w:val="BodyText"/>
+        <w:pBdr>
+          <w:left w:val="single" w:sz="18" w:space="8" w:color="3B1041"/>
+        </w:pBdr>
+        <w:shd w:val="clear" w:color="auto" w:fill="FBF6FD"/>
+        <w:spacing w:before="30" w:after="30"/>
+        <w:ind w:left="288" w:right="144"/>
+      </w:pPr>
+      <w:r>
+        <w:rPr>
           <w:b/>
           <w:bCs/>
         </w:rPr>
@@ -6620,7 +6826,7 @@
         <w:pStyle w:val="Compact"/>
         <w:numPr>
           <w:ilvl w:val="0"/>
-          <w:numId w:val="21"/>
+          <w:numId w:val="22"/>
         </w:numPr>
         <w:pBdr>
           <w:left w:val="single" w:sz="18" w:space="8" w:color="3B1041"/>
@@ -6658,7 +6864,7 @@
         <w:pStyle w:val="Compact"/>
         <w:numPr>
           <w:ilvl w:val="0"/>
-          <w:numId w:val="21"/>
+          <w:numId w:val="22"/>
         </w:numPr>
         <w:pBdr>
           <w:left w:val="single" w:sz="18" w:space="8" w:color="3B1041"/>
@@ -6695,7 +6901,7 @@
         <w:pStyle w:val="Compact"/>
         <w:numPr>
           <w:ilvl w:val="0"/>
-          <w:numId w:val="21"/>
+          <w:numId w:val="22"/>
         </w:numPr>
         <w:pBdr>
           <w:left w:val="single" w:sz="18" w:space="8" w:color="3B1041"/>
@@ -6734,15 +6940,18 @@
         <w:t>Allow Cowork to take actions on your behalf</w:t>
       </w:r>
       <w:r>
-        <w:t xml:space="preserve"> is on (it may be greyed out if your organization manages it).</w:t>
-      </w:r>
-    </w:p>
-    <w:p>
-      <w:pPr>
-        <w:pStyle w:val="Compact"/>
-        <w:numPr>
-          <w:ilvl w:val="0"/>
-          <w:numId w:val="21"/>
+        <w:t xml:space="preserve"> </w:t>
+      </w:r>
+      <w:r>
+        <w:t>is on (it may be greyed out if your organization manages it).</w:t>
+      </w:r>
+    </w:p>
+    <w:p>
+      <w:pPr>
+        <w:pStyle w:val="Compact"/>
+        <w:numPr>
+          <w:ilvl w:val="0"/>
+          <w:numId w:val="22"/>
         </w:numPr>
         <w:pBdr>
           <w:left w:val="single" w:sz="18" w:space="8" w:color="3B1041"/>
@@ -6769,7 +6978,7 @@
       <w:pPr>
         <w:pStyle w:val="Heading3"/>
       </w:pPr>
-      <w:bookmarkStart w:id="22" w:name="task-3a--navigate-two-websites"/>
+      <w:bookmarkStart w:id="23" w:name="task-3a--navigate-two-websites"/>
       <w:r>
         <w:t>Task 3a — Navigate two websites</w:t>
       </w:r>
@@ -6779,7 +6988,7 @@
         <w:pStyle w:val="Compact"/>
         <w:numPr>
           <w:ilvl w:val="0"/>
-          <w:numId w:val="22"/>
+          <w:numId w:val="23"/>
         </w:numPr>
       </w:pPr>
       <w:r>
@@ -6855,7 +7064,7 @@
         <w:pStyle w:val="Compact"/>
         <w:numPr>
           <w:ilvl w:val="1"/>
-          <w:numId w:val="23"/>
+          <w:numId w:val="24"/>
         </w:numPr>
         <w:pBdr>
           <w:left w:val="single" w:sz="18" w:space="8" w:color="3B1041"/>
@@ -6881,13 +7090,19 @@
         <w:rPr>
           <w:rStyle w:val="PromptSource"/>
         </w:rPr>
-        <w:t xml:space="preserve"> and use the site's search box to find the Wage and Hour Division's overtime pay fact sheet (Fact Sheet #23).</w:t>
-      </w:r>
-      <w:r>
         <w:t xml:space="preserve"> </w:t>
       </w:r>
       <w:r>
         <w:rPr>
+          <w:rStyle w:val="PromptSource"/>
+        </w:rPr>
+        <w:t>and use the site's search box to find the Wage and Hour Division's overtime pay fact sheet (Fact Sheet #23).</w:t>
+      </w:r>
+      <w:r>
+        <w:t xml:space="preserve"> </w:t>
+      </w:r>
+      <w:r>
+        <w:rPr>
           <w:rStyle w:val="PromptGoal"/>
         </w:rPr>
         <w:t>Open it and note the overtime rules and when overtime must be paid.</w:t>
@@ -6898,7 +7113,7 @@
         <w:pStyle w:val="Compact"/>
         <w:numPr>
           <w:ilvl w:val="1"/>
-          <w:numId w:val="23"/>
+          <w:numId w:val="24"/>
         </w:numPr>
         <w:pBdr>
           <w:left w:val="single" w:sz="18" w:space="8" w:color="3B1041"/>
@@ -6910,6 +7125,7 @@
         <w:rPr>
           <w:rStyle w:val="PromptSource"/>
         </w:rPr>
+        <w:lastRenderedPageBreak/>
         <w:t xml:space="preserve">Go to </w:t>
       </w:r>
       <w:hyperlink r:id="rId20">
@@ -6941,7 +7157,7 @@
         <w:pStyle w:val="Compact"/>
         <w:numPr>
           <w:ilvl w:val="1"/>
-          <w:numId w:val="23"/>
+          <w:numId w:val="24"/>
         </w:numPr>
         <w:pBdr>
           <w:left w:val="single" w:sz="18" w:space="8" w:color="3B1041"/>
@@ -6977,7 +7193,13 @@
         <w:rPr>
           <w:rStyle w:val="PromptExpectations"/>
         </w:rPr>
-        <w:t>Give me a table with the columns Rule, Federal (DOL), Washington (L&amp;I), and Zava handbook, plus a link to every page you used.</w:t>
+        <w:t xml:space="preserve">Give me a table with </w:t>
+      </w:r>
+      <w:r>
+        <w:rPr>
+          <w:rStyle w:val="PromptExpectations"/>
+        </w:rPr>
+        <w:t>the columns Rule, Federal (DOL), Washington (L&amp;I), and Zava handbook, plus a link to every page you used.</w:t>
       </w:r>
     </w:p>
     <w:p>
@@ -7004,7 +7226,7 @@
         <w:pStyle w:val="Compact"/>
         <w:numPr>
           <w:ilvl w:val="0"/>
-          <w:numId w:val="22"/>
+          <w:numId w:val="23"/>
         </w:numPr>
       </w:pPr>
       <w:r>
@@ -7036,7 +7258,7 @@
         <w:pStyle w:val="Compact"/>
         <w:numPr>
           <w:ilvl w:val="0"/>
-          <w:numId w:val="22"/>
+          <w:numId w:val="23"/>
         </w:numPr>
       </w:pPr>
       <w:r>
@@ -7088,7 +7310,7 @@
         <w:pStyle w:val="Compact"/>
         <w:numPr>
           <w:ilvl w:val="0"/>
-          <w:numId w:val="22"/>
+          <w:numId w:val="23"/>
         </w:numPr>
       </w:pPr>
       <w:r>
@@ -7100,7 +7322,7 @@
         <w:pStyle w:val="Compact"/>
         <w:numPr>
           <w:ilvl w:val="0"/>
-          <w:numId w:val="22"/>
+          <w:numId w:val="23"/>
         </w:numPr>
       </w:pPr>
       <w:r>
@@ -7121,11 +7343,10 @@
       <w:pPr>
         <w:pStyle w:val="Heading3"/>
       </w:pPr>
-      <w:bookmarkStart w:id="23" w:name="X9f0177ee11fbc41e0988cf3e8b9cf7599db2a56"/>
-      <w:bookmarkEnd w:id="22"/>
-      <w:r>
-        <w:lastRenderedPageBreak/>
-        <w:t>Task 3b — Turn it into a brief for payroll</w:t>
+      <w:bookmarkStart w:id="24" w:name="X2b1461ca7e5e39eb0f525e61caf37fc5a937cd1"/>
+      <w:bookmarkEnd w:id="23"/>
+      <w:r>
+        <w:t>Task 3b (optional, if you have time) — Turn it into a brief for payroll</w:t>
       </w:r>
     </w:p>
     <w:p>
@@ -7187,13 +7408,7 @@
         <w:rPr>
           <w:rStyle w:val="PromptExpectations"/>
         </w:rPr>
-        <w:t xml:space="preserve">what the federal and Washington rules say, what our handbook </w:t>
-      </w:r>
-      <w:r>
-        <w:rPr>
-          <w:rStyle w:val="PromptExpectations"/>
-        </w:rPr>
-        <w:t>says, and the recommended next step. Save it as a Word doc</w:t>
+        <w:t>what the federal and Washington rules say, what our handbook says, and the recommended next step. Save it as a Word doc</w:t>
       </w:r>
       <w:r>
         <w:t xml:space="preserve">; </w:t>
@@ -7251,7 +7466,7 @@
         <w:t>site search or menus</w:t>
       </w:r>
       <w:r>
-        <w:t xml:space="preserve"> on two websites (not just one guessed URL); your table links to the </w:t>
+        <w:t xml:space="preserve"> on two websites (not just one guessed URL), and your table links to the </w:t>
       </w:r>
       <w:r>
         <w:rPr>
@@ -7271,7 +7486,7 @@
         <w:t>Washington L&amp;I overtime page</w:t>
       </w:r>
       <w:r>
-        <w:t xml:space="preserve">; and a </w:t>
+        <w:t xml:space="preserve">. (Did Task 3b? A </w:t>
       </w:r>
       <w:r>
         <w:rPr>
@@ -7281,7 +7496,7 @@
         <w:t>Word brief</w:t>
       </w:r>
       <w:r>
-        <w:t xml:space="preserve"> about T-2008 is in your Output folder.</w:t>
+        <w:t xml:space="preserve"> about T-2008 is in your Output folder.)</w:t>
       </w:r>
     </w:p>
     <w:p>
@@ -7326,7 +7541,10 @@
         <w:t>never</w:t>
       </w:r>
       <w:r>
-        <w:t xml:space="preserve"> let Cowork do in a browser without watching?</w:t>
+        <w:t xml:space="preserve"> </w:t>
+      </w:r>
+      <w:r>
+        <w:t>let Cowork do in a browser without watching?</w:t>
       </w:r>
     </w:p>
     <w:p>
@@ -7338,65 +7556,11 @@
           <w:b/>
           <w:bCs/>
         </w:rPr>
-        <w:t>Stretch:</w:t>
-      </w:r>
-      <w:r>
-        <w:t xml:space="preserve"> </w:t>
-      </w:r>
-      <w:r>
-        <w:t xml:space="preserve">Open the DOL's interactive </w:t>
-      </w:r>
-      <w:r>
-        <w:rPr>
-          <w:b/>
-          <w:bCs/>
-        </w:rPr>
-        <w:t>FLSA Overtime Security Advisor</w:t>
-      </w:r>
-      <w:r>
-        <w:t xml:space="preserve"> (</w:t>
-      </w:r>
-      <w:hyperlink r:id="rId21">
-        <w:r>
-          <w:rPr>
-            <w:rStyle w:val="Hyperlink"/>
-          </w:rPr>
-          <w:t>https://webapps.dol.gov/elaws/whd/flsa/overtime/</w:t>
-        </w:r>
-      </w:hyperlink>
-      <w:r>
-        <w:t xml:space="preserve">) and have Cowork step through the first few questions for a salaried HR Coordinator, </w:t>
-      </w:r>
-      <w:r>
-        <w:rPr>
-          <w:b/>
-          <w:bCs/>
-        </w:rPr>
-        <w:t>telling you each answer before it clicks</w:t>
-      </w:r>
-      <w:r>
-        <w:t>. Don't enter any personal information.</w:t>
-      </w:r>
-    </w:p>
-    <w:p>
-      <w:r>
-        <w:pict w14:anchorId="2B5D1013">
-          <v:rect id="_x0000_i1029" style="width:0;height:1.5pt" o:hralign="center" o:hrstd="t" o:hr="t"/>
-        </w:pict>
-      </w:r>
-    </w:p>
-    <w:p>
-      <w:pPr>
-        <w:pStyle w:val="Heading2"/>
-      </w:pPr>
-      <w:bookmarkStart w:id="24" w:name="Xfd0289156e27dd980a7f551da3eec69c529d8cb"/>
-      <w:bookmarkStart w:id="25" w:name="_Toc242256104"/>
-      <w:bookmarkEnd w:id="20"/>
-      <w:bookmarkEnd w:id="23"/>
-      <w:r>
-        <w:t>Exercise 4 — Build your own custom skill (20 min)</w:t>
-      </w:r>
-      <w:bookmarkEnd w:id="25"/>
+        <w:t>Stretch — is the HR Coordinator exempt from overtime?</w:t>
+      </w:r>
+      <w:r>
+        <w:t xml:space="preserve"> In the same task, prompt:</w:t>
+      </w:r>
     </w:p>
     <w:p>
       <w:pPr>
@@ -7410,28 +7574,17 @@
       </w:pPr>
       <w:r>
         <w:rPr>
-          <w:b/>
-          <w:bCs/>
-        </w:rPr>
-        <w:t>Scenario card — Ex 04 · Build a Custom Skill: HR Policy Answer</w:t>
-      </w:r>
-      <w:r>
-        <w:t xml:space="preserve"> · Function: </w:t>
-      </w:r>
-      <w:r>
-        <w:rPr>
-          <w:b/>
-          <w:bCs/>
-        </w:rPr>
-        <w:t>HR · Policy &amp; benefits</w:t>
-      </w:r>
-    </w:p>
-    <w:p>
-      <w:pPr>
-        <w:pStyle w:val="Compact"/>
-        <w:numPr>
-          <w:ilvl w:val="0"/>
-          <w:numId w:val="24"/>
+          <w:rStyle w:val="PromptExpectations"/>
+        </w:rPr>
+        <w:t>Use my browser again, step by step, and tell me which page you're on.</w:t>
+      </w:r>
+    </w:p>
+    <w:p>
+      <w:pPr>
+        <w:pStyle w:val="Compact"/>
+        <w:numPr>
+          <w:ilvl w:val="0"/>
+          <w:numId w:val="25"/>
         </w:numPr>
         <w:pBdr>
           <w:left w:val="single" w:sz="18" w:space="8" w:color="3B1041"/>
@@ -7441,24 +7594,82 @@
       </w:pPr>
       <w:r>
         <w:rPr>
-          <w:b/>
-          <w:bCs/>
-        </w:rPr>
-        <w:t>Goal:</w:t>
+          <w:rStyle w:val="PromptSource"/>
+        </w:rPr>
+        <w:t xml:space="preserve">On </w:t>
+      </w:r>
+      <w:hyperlink r:id="rId21">
+        <w:r>
+          <w:rPr>
+            <w:rStyle w:val="Hyperlink"/>
+          </w:rPr>
+          <w:t>https://www.dol.gov</w:t>
+        </w:r>
+      </w:hyperlink>
+      <w:r>
+        <w:rPr>
+          <w:rStyle w:val="PromptSource"/>
+        </w:rPr>
+        <w:t xml:space="preserve">, use the site search to find </w:t>
+      </w:r>
+      <w:r>
+        <w:rPr>
+          <w:rStyle w:val="PromptSource"/>
+          <w:b/>
+          <w:bCs/>
+        </w:rPr>
+        <w:t>Fact Sheet #17A</w:t>
+      </w:r>
+      <w:r>
+        <w:rPr>
+          <w:rStyle w:val="PromptSource"/>
+        </w:rPr>
+        <w:t xml:space="preserve"> (exemptions for executive, administrative, and professional employees).</w:t>
       </w:r>
       <w:r>
         <w:t xml:space="preserve"> </w:t>
       </w:r>
       <w:r>
-        <w:t>Teach Cowork to answer policy and benefits questions the same clear, sourced way — every time.</w:t>
-      </w:r>
-    </w:p>
-    <w:p>
-      <w:pPr>
-        <w:pStyle w:val="Compact"/>
-        <w:numPr>
-          <w:ilvl w:val="0"/>
-          <w:numId w:val="24"/>
+        <w:rPr>
+          <w:rStyle w:val="PromptGoal"/>
+        </w:rPr>
+        <w:t xml:space="preserve">Open it and tell me whether a salaried </w:t>
+      </w:r>
+      <w:r>
+        <w:rPr>
+          <w:rStyle w:val="PromptGoal"/>
+          <w:b/>
+          <w:bCs/>
+        </w:rPr>
+        <w:t>HR Coordinator</w:t>
+      </w:r>
+      <w:r>
+        <w:rPr>
+          <w:rStyle w:val="PromptGoal"/>
+        </w:rPr>
+        <w:t xml:space="preserve"> is likely to meet the </w:t>
+      </w:r>
+      <w:r>
+        <w:rPr>
+          <w:rStyle w:val="PromptGoal"/>
+          <w:b/>
+          <w:bCs/>
+        </w:rPr>
+        <w:t>administrative exemption's duties test</w:t>
+      </w:r>
+      <w:r>
+        <w:rPr>
+          <w:rStyle w:val="PromptGoal"/>
+        </w:rPr>
+        <w:t>, and why.</w:t>
+      </w:r>
+    </w:p>
+    <w:p>
+      <w:pPr>
+        <w:pStyle w:val="Compact"/>
+        <w:numPr>
+          <w:ilvl w:val="0"/>
+          <w:numId w:val="25"/>
         </w:numPr>
         <w:pBdr>
           <w:left w:val="single" w:sz="18" w:space="8" w:color="3B1041"/>
@@ -7468,122 +7679,131 @@
       </w:pPr>
       <w:r>
         <w:rPr>
-          <w:b/>
-          <w:bCs/>
-        </w:rPr>
-        <w:t>Output:</w:t>
-      </w:r>
-      <w:r>
-        <w:t xml:space="preserve"> A saved custom skill, </w:t>
-      </w:r>
-      <w:r>
-        <w:rPr>
-          <w:i/>
-          <w:iCs/>
-        </w:rPr>
-        <w:t>HR Policy Answer</w:t>
-      </w:r>
-      <w:r>
-        <w:t>, with a quality score, that triggers on policy questions and answers Answer → Details → Source → "confirm with HR."</w:t>
-      </w:r>
-    </w:p>
-    <w:p>
-      <w:pPr>
-        <w:pStyle w:val="Compact"/>
-        <w:numPr>
-          <w:ilvl w:val="0"/>
-          <w:numId w:val="24"/>
-        </w:numPr>
+          <w:rStyle w:val="PromptSource"/>
+        </w:rPr>
+        <w:t xml:space="preserve">On </w:t>
+      </w:r>
+      <w:hyperlink r:id="rId22">
+        <w:r>
+          <w:rPr>
+            <w:rStyle w:val="Hyperlink"/>
+          </w:rPr>
+          <w:t>https://lni.wa.gov</w:t>
+        </w:r>
+      </w:hyperlink>
+      <w:r>
+        <w:rPr>
+          <w:rStyle w:val="PromptSource"/>
+        </w:rPr>
+        <w:t xml:space="preserve">, use the menu or search to find Washington's current </w:t>
+      </w:r>
+      <w:r>
+        <w:rPr>
+          <w:rStyle w:val="PromptSource"/>
+          <w:b/>
+          <w:bCs/>
+        </w:rPr>
+        <w:t>minimum salary for exempt employees</w:t>
+      </w:r>
+      <w:r>
+        <w:rPr>
+          <w:rStyle w:val="PromptSource"/>
+        </w:rPr>
+        <w:t>.</w:t>
+      </w:r>
+    </w:p>
+    <w:p>
+      <w:pPr>
+        <w:pStyle w:val="FirstParagraph"/>
         <w:pBdr>
           <w:left w:val="single" w:sz="18" w:space="8" w:color="3B1041"/>
         </w:pBdr>
         <w:shd w:val="clear" w:color="auto" w:fill="FBF6FD"/>
         <w:spacing w:before="30" w:after="30"/>
-      </w:pPr>
-      <w:r>
-        <w:rPr>
-          <w:b/>
-          <w:bCs/>
-        </w:rPr>
-        <w:t>Why Cowork?</w:t>
-      </w:r>
-      <w:r>
-        <w:t xml:space="preserve"> Repeating the same instructions in every prompt is error-prone. A custom skill packages tone, format, sources, and guardrails once; Cowork auto-evaluates it (0–100) and applies it whenever a policy question comes up.</w:t>
-      </w:r>
-    </w:p>
-    <w:p>
-      <w:pPr>
-        <w:pStyle w:val="Compact"/>
-        <w:numPr>
-          <w:ilvl w:val="0"/>
-          <w:numId w:val="24"/>
-        </w:numPr>
+        <w:ind w:left="288" w:right="144"/>
+      </w:pPr>
+      <w:r>
+        <w:rPr>
+          <w:rStyle w:val="PromptExpectations"/>
+        </w:rPr>
+        <w:t>Give me both answers with a link to each page.</w:t>
+      </w:r>
+      <w:r>
+        <w:t xml:space="preserve"> </w:t>
+      </w:r>
+      <w:r>
+        <w:rPr>
+          <w:rStyle w:val="PromptConstraints"/>
+        </w:rPr>
+        <w:t>Only read: don't sign in or fill in any form except a site search box. If a site won't open or you can't use it, skip it and tell me.</w:t>
+      </w:r>
+    </w:p>
+    <w:p>
+      <w:pPr>
+        <w:pStyle w:val="BodyText"/>
+      </w:pPr>
+      <w:r>
+        <w:t xml:space="preserve">This stretch stays on regular web pages on purpose: Cowork may decline to operate some interactive </w:t>
+      </w:r>
+      <w:r>
+        <w:t>government tools (such as the DOL's eLaws advisors). Treat the answer as background reading, not a classification decision; that belongs to HR and legal.</w:t>
+      </w:r>
+    </w:p>
+    <w:p>
+      <w:r>
+        <w:pict w14:anchorId="3B7318FE">
+          <v:rect id="_x0000_i1029" style="width:0;height:1.5pt" o:hralign="center" o:hrstd="t" o:hr="t"/>
+        </w:pict>
+      </w:r>
+    </w:p>
+    <w:p>
+      <w:pPr>
+        <w:pStyle w:val="Heading2"/>
+      </w:pPr>
+      <w:bookmarkStart w:id="25" w:name="Xfd0289156e27dd980a7f551da3eec69c529d8cb"/>
+      <w:bookmarkStart w:id="26" w:name="_Toc242259603"/>
+      <w:bookmarkEnd w:id="21"/>
+      <w:bookmarkEnd w:id="24"/>
+      <w:r>
+        <w:lastRenderedPageBreak/>
+        <w:t>Exercise 4 — Build your own custom skill (20 min)</w:t>
+      </w:r>
+      <w:bookmarkEnd w:id="26"/>
+    </w:p>
+    <w:p>
+      <w:pPr>
+        <w:pStyle w:val="BodyText"/>
         <w:pBdr>
           <w:left w:val="single" w:sz="18" w:space="8" w:color="3B1041"/>
         </w:pBdr>
         <w:shd w:val="clear" w:color="auto" w:fill="FBF6FD"/>
         <w:spacing w:before="30" w:after="30"/>
-      </w:pPr>
-      <w:r>
-        <w:rPr>
-          <w:b/>
-          <w:bCs/>
-        </w:rPr>
-        <w:t>Workflow:</w:t>
-      </w:r>
-      <w:r>
-        <w:t xml:space="preserve"> 1. </w:t>
-      </w:r>
-      <w:r>
-        <w:rPr>
-          <w:b/>
-          <w:bCs/>
-        </w:rPr>
-        <w:t>Customize</w:t>
-      </w:r>
-      <w:r>
-        <w:t xml:space="preserve"> </w:t>
-      </w:r>
-      <w:r>
-        <w:t xml:space="preserve">→ Skills → Add → Create new · 2. </w:t>
-      </w:r>
-      <w:r>
-        <w:rPr>
-          <w:b/>
-          <w:bCs/>
-        </w:rPr>
-        <w:t>Define</w:t>
-      </w:r>
-      <w:r>
-        <w:t xml:space="preserve"> → name, description, category, instructions · 3. </w:t>
-      </w:r>
-      <w:r>
-        <w:rPr>
-          <w:b/>
-          <w:bCs/>
-        </w:rPr>
-        <w:t>Evaluate</w:t>
-      </w:r>
-      <w:r>
-        <w:t xml:space="preserve"> → auto-score on four dimensions · 4. </w:t>
-      </w:r>
-      <w:r>
-        <w:rPr>
-          <w:b/>
-          <w:bCs/>
-        </w:rPr>
-        <w:t>Test</w:t>
-      </w:r>
-      <w:r>
-        <w:t xml:space="preserve"> → in-scope triggers; out-of-scope declines</w:t>
-      </w:r>
-    </w:p>
-    <w:p>
-      <w:pPr>
-        <w:pStyle w:val="Compact"/>
-        <w:numPr>
-          <w:ilvl w:val="0"/>
-          <w:numId w:val="24"/>
+        <w:ind w:left="288" w:right="144"/>
+      </w:pPr>
+      <w:r>
+        <w:rPr>
+          <w:b/>
+          <w:bCs/>
+        </w:rPr>
+        <w:t>Scenario card — Ex 04 · Build a Custom Skill: HR Policy Answer</w:t>
+      </w:r>
+      <w:r>
+        <w:t xml:space="preserve"> · Function: </w:t>
+      </w:r>
+      <w:r>
+        <w:rPr>
+          <w:b/>
+          <w:bCs/>
+        </w:rPr>
+        <w:t>HR · Policy &amp; benefits</w:t>
+      </w:r>
+    </w:p>
+    <w:p>
+      <w:pPr>
+        <w:pStyle w:val="Compact"/>
+        <w:numPr>
+          <w:ilvl w:val="0"/>
+          <w:numId w:val="26"/>
         </w:numPr>
         <w:pBdr>
           <w:left w:val="single" w:sz="18" w:space="8" w:color="3B1041"/>
@@ -7596,18 +7816,18 @@
           <w:b/>
           <w:bCs/>
         </w:rPr>
-        <w:t>Data sources:</w:t>
-      </w:r>
-      <w:r>
-        <w:t xml:space="preserve"> OneDrive (Zava handbook &amp; benefits)</w:t>
-      </w:r>
-    </w:p>
-    <w:p>
-      <w:pPr>
-        <w:pStyle w:val="Compact"/>
-        <w:numPr>
-          <w:ilvl w:val="0"/>
-          <w:numId w:val="24"/>
+        <w:t>Goal:</w:t>
+      </w:r>
+      <w:r>
+        <w:t xml:space="preserve"> Teach Cowork to answer policy and benefits questions the same clear, sourced way — every time.</w:t>
+      </w:r>
+    </w:p>
+    <w:p>
+      <w:pPr>
+        <w:pStyle w:val="Compact"/>
+        <w:numPr>
+          <w:ilvl w:val="0"/>
+          <w:numId w:val="26"/>
         </w:numPr>
         <w:pBdr>
           <w:left w:val="single" w:sz="18" w:space="8" w:color="3B1041"/>
@@ -7620,6 +7840,155 @@
           <w:b/>
           <w:bCs/>
         </w:rPr>
+        <w:t>Output:</w:t>
+      </w:r>
+      <w:r>
+        <w:t xml:space="preserve"> A saved custom skill, </w:t>
+      </w:r>
+      <w:r>
+        <w:rPr>
+          <w:i/>
+          <w:iCs/>
+        </w:rPr>
+        <w:t>HR Policy Answer</w:t>
+      </w:r>
+      <w:r>
+        <w:t xml:space="preserve">, with a quality score, that triggers on </w:t>
+      </w:r>
+      <w:r>
+        <w:t>policy questions and answers Answer → Details → Source → "confirm with HR."</w:t>
+      </w:r>
+    </w:p>
+    <w:p>
+      <w:pPr>
+        <w:pStyle w:val="Compact"/>
+        <w:numPr>
+          <w:ilvl w:val="0"/>
+          <w:numId w:val="26"/>
+        </w:numPr>
+        <w:pBdr>
+          <w:left w:val="single" w:sz="18" w:space="8" w:color="3B1041"/>
+        </w:pBdr>
+        <w:shd w:val="clear" w:color="auto" w:fill="FBF6FD"/>
+        <w:spacing w:before="30" w:after="30"/>
+      </w:pPr>
+      <w:r>
+        <w:rPr>
+          <w:b/>
+          <w:bCs/>
+        </w:rPr>
+        <w:t>Why Cowork?</w:t>
+      </w:r>
+      <w:r>
+        <w:t xml:space="preserve"> Repeating the same instructions in every prompt is error-prone. A custom skill packages tone, format, sources, and guardrails once; Cowork auto-evaluates it (0–100) and applies it whenever a policy question comes up.</w:t>
+      </w:r>
+    </w:p>
+    <w:p>
+      <w:pPr>
+        <w:pStyle w:val="Compact"/>
+        <w:numPr>
+          <w:ilvl w:val="0"/>
+          <w:numId w:val="26"/>
+        </w:numPr>
+        <w:pBdr>
+          <w:left w:val="single" w:sz="18" w:space="8" w:color="3B1041"/>
+        </w:pBdr>
+        <w:shd w:val="clear" w:color="auto" w:fill="FBF6FD"/>
+        <w:spacing w:before="30" w:after="30"/>
+      </w:pPr>
+      <w:r>
+        <w:rPr>
+          <w:b/>
+          <w:bCs/>
+        </w:rPr>
+        <w:t>Workflow:</w:t>
+      </w:r>
+      <w:r>
+        <w:t xml:space="preserve"> 1. </w:t>
+      </w:r>
+      <w:r>
+        <w:rPr>
+          <w:b/>
+          <w:bCs/>
+        </w:rPr>
+        <w:t>Customize</w:t>
+      </w:r>
+      <w:r>
+        <w:t xml:space="preserve"> → Skills → Add → Create new · 2. </w:t>
+      </w:r>
+      <w:r>
+        <w:rPr>
+          <w:b/>
+          <w:bCs/>
+        </w:rPr>
+        <w:t>Define</w:t>
+      </w:r>
+      <w:r>
+        <w:t xml:space="preserve"> → name, description, category, instructions · 3. </w:t>
+      </w:r>
+      <w:r>
+        <w:rPr>
+          <w:b/>
+          <w:bCs/>
+        </w:rPr>
+        <w:t>Evaluate</w:t>
+      </w:r>
+      <w:r>
+        <w:t xml:space="preserve"> → auto-score on four dimensions · 4. </w:t>
+      </w:r>
+      <w:r>
+        <w:rPr>
+          <w:b/>
+          <w:bCs/>
+        </w:rPr>
+        <w:t>Test</w:t>
+      </w:r>
+      <w:r>
+        <w:t xml:space="preserve"> → in-scope triggers; out-of-scope declines</w:t>
+      </w:r>
+    </w:p>
+    <w:p>
+      <w:pPr>
+        <w:pStyle w:val="Compact"/>
+        <w:numPr>
+          <w:ilvl w:val="0"/>
+          <w:numId w:val="26"/>
+        </w:numPr>
+        <w:pBdr>
+          <w:left w:val="single" w:sz="18" w:space="8" w:color="3B1041"/>
+        </w:pBdr>
+        <w:shd w:val="clear" w:color="auto" w:fill="FBF6FD"/>
+        <w:spacing w:before="30" w:after="30"/>
+      </w:pPr>
+      <w:r>
+        <w:rPr>
+          <w:b/>
+          <w:bCs/>
+        </w:rPr>
+        <w:t>Data sources:</w:t>
+      </w:r>
+      <w:r>
+        <w:t xml:space="preserve"> OneDrive (Zava handbook &amp; benefits)</w:t>
+      </w:r>
+    </w:p>
+    <w:p>
+      <w:pPr>
+        <w:pStyle w:val="Compact"/>
+        <w:numPr>
+          <w:ilvl w:val="0"/>
+          <w:numId w:val="26"/>
+        </w:numPr>
+        <w:pBdr>
+          <w:left w:val="single" w:sz="18" w:space="8" w:color="3B1041"/>
+        </w:pBdr>
+        <w:shd w:val="clear" w:color="auto" w:fill="FBF6FD"/>
+        <w:spacing w:before="30" w:after="30"/>
+      </w:pPr>
+      <w:r>
+        <w:rPr>
+          <w:b/>
+          <w:bCs/>
+        </w:rPr>
         <w:t>You'll learn:</w:t>
       </w:r>
       <w:r>
@@ -7643,7 +8012,7 @@
       <w:r>
         <w:t xml:space="preserve">Full background: </w:t>
       </w:r>
-      <w:hyperlink r:id="rId22">
+      <w:hyperlink r:id="rId23">
         <w:r>
           <w:rPr>
             <w:rStyle w:val="Hyperlink"/>
@@ -7662,10 +8031,7 @@
         <w:t>from a prompt</w:t>
       </w:r>
       <w:r>
-        <w:t xml:space="preserve"> </w:t>
-      </w:r>
-      <w:r>
-        <w:t xml:space="preserve">in Exercise 1 — here you use the </w:t>
+        <w:t xml:space="preserve"> in Exercise 1 — here you use the </w:t>
       </w:r>
       <w:r>
         <w:rPr>
@@ -7682,7 +8048,7 @@
       <w:pPr>
         <w:pStyle w:val="Heading3"/>
       </w:pPr>
-      <w:bookmarkStart w:id="26" w:name="build-it-guided-customize-page"/>
+      <w:bookmarkStart w:id="27" w:name="build-it-guided-customize-page"/>
       <w:r>
         <w:t>Build it (guided Customize page)</w:t>
       </w:r>
@@ -7692,7 +8058,7 @@
         <w:pStyle w:val="Compact"/>
         <w:numPr>
           <w:ilvl w:val="0"/>
-          <w:numId w:val="25"/>
+          <w:numId w:val="27"/>
         </w:numPr>
       </w:pPr>
       <w:r>
@@ -7744,7 +8110,7 @@
         <w:pStyle w:val="Compact"/>
         <w:numPr>
           <w:ilvl w:val="0"/>
-          <w:numId w:val="25"/>
+          <w:numId w:val="27"/>
         </w:numPr>
       </w:pPr>
       <w:r>
@@ -7756,7 +8122,7 @@
         <w:pStyle w:val="Compact"/>
         <w:numPr>
           <w:ilvl w:val="1"/>
-          <w:numId w:val="26"/>
+          <w:numId w:val="28"/>
         </w:numPr>
       </w:pPr>
       <w:r>
@@ -7775,7 +8141,7 @@
         <w:pStyle w:val="Compact"/>
         <w:numPr>
           <w:ilvl w:val="1"/>
-          <w:numId w:val="26"/>
+          <w:numId w:val="28"/>
         </w:numPr>
       </w:pPr>
       <w:r>
@@ -7794,19 +8160,18 @@
         <w:pStyle w:val="Compact"/>
         <w:numPr>
           <w:ilvl w:val="1"/>
-          <w:numId w:val="26"/>
-        </w:numPr>
-      </w:pPr>
-      <w:r>
-        <w:rPr>
-          <w:b/>
-          <w:bCs/>
-        </w:rPr>
-        <w:lastRenderedPageBreak/>
+          <w:numId w:val="28"/>
+        </w:numPr>
+      </w:pPr>
+      <w:r>
+        <w:rPr>
+          <w:b/>
+          <w:bCs/>
+        </w:rPr>
         <w:t>Description:</w:t>
       </w:r>
       <w:r>
-        <w:t xml:space="preserve"> "Answers employee policy and benefits questions in a consistent, sourced format, grounded in our handbook and benefits documents."</w:t>
+        <w:t xml:space="preserve"> "Answers Zava employee policy and benefits questions in a consistent, sourced format, grounded only in Zava's handbook and benefits documents."</w:t>
       </w:r>
     </w:p>
     <w:p>
@@ -7814,7 +8179,7 @@
         <w:pStyle w:val="Compact"/>
         <w:numPr>
           <w:ilvl w:val="1"/>
-          <w:numId w:val="26"/>
+          <w:numId w:val="28"/>
         </w:numPr>
       </w:pPr>
       <w:r>
@@ -7841,7 +8206,7 @@
         <w:rPr>
           <w:rStyle w:val="PromptGoal"/>
         </w:rPr>
-        <w:t xml:space="preserve">Use this skill when someone asks about company </w:t>
+        <w:t xml:space="preserve">Use this skill when someone asks about </w:t>
       </w:r>
       <w:r>
         <w:rPr>
@@ -7849,67 +8214,87 @@
           <w:b/>
           <w:bCs/>
         </w:rPr>
-        <w:t>HR policy or benefits</w:t>
+        <w:t>Zava's HR policy or benefits</w:t>
       </w:r>
       <w:r>
         <w:rPr>
           <w:rStyle w:val="PromptGoal"/>
         </w:rPr>
+        <w:t xml:space="preserve"> (PTO, remote/hybrid work, benefits enrollment, overtime, code of conduct, learning budget).</w:t>
+      </w:r>
+      <w:r>
         <w:t xml:space="preserve"> </w:t>
       </w:r>
       <w:r>
         <w:rPr>
-          <w:rStyle w:val="PromptGoal"/>
-        </w:rPr>
-        <w:t>(PTO, remote/hybrid work, benefits enrollment, overtime, code of conduct, learning budget).</w:t>
-      </w:r>
-      <w:r>
+          <w:rStyle w:val="PromptSource"/>
+        </w:rPr>
+        <w:t xml:space="preserve">Ground answers </w:t>
+      </w:r>
+      <w:r>
+        <w:rPr>
+          <w:rStyle w:val="PromptSource"/>
+          <w:b/>
+          <w:bCs/>
+        </w:rPr>
+        <w:t>only</w:t>
+      </w:r>
+      <w:r>
+        <w:rPr>
+          <w:rStyle w:val="PromptSource"/>
+        </w:rPr>
+        <w:t xml:space="preserve"> in </w:t>
+      </w:r>
+      <w:r>
+        <w:rPr>
+          <w:rStyle w:val="VerbatimChar"/>
+        </w:rPr>
+        <w:t>employee-handbook-excerpt.docx</w:t>
+      </w:r>
+      <w:r>
+        <w:rPr>
+          <w:rStyle w:val="PromptSource"/>
+        </w:rPr>
+        <w:t xml:space="preserve"> and </w:t>
+      </w:r>
+      <w:r>
+        <w:rPr>
+          <w:rStyle w:val="VerbatimChar"/>
+        </w:rPr>
+        <w:t>benefits-summary.docx</w:t>
+      </w:r>
+      <w:r>
+        <w:rPr>
+          <w:rStyle w:val="PromptSource"/>
+        </w:rPr>
         <w:t xml:space="preserve"> </w:t>
       </w:r>
       <w:r>
         <w:rPr>
           <w:rStyle w:val="PromptSource"/>
         </w:rPr>
-        <w:t xml:space="preserve">Ground answers in </w:t>
+        <w:t xml:space="preserve">in my OneDrive folder </w:t>
       </w:r>
       <w:r>
         <w:rPr>
           <w:rStyle w:val="VerbatimChar"/>
         </w:rPr>
-        <w:t>employee-handbook-excerpt.docx</w:t>
+        <w:t>Documents/ai_hr_cowork_workshop</w:t>
       </w:r>
       <w:r>
         <w:rPr>
           <w:rStyle w:val="PromptSource"/>
         </w:rPr>
-        <w:t xml:space="preserve"> and </w:t>
-      </w:r>
-      <w:r>
-        <w:rPr>
-          <w:rStyle w:val="VerbatimChar"/>
-        </w:rPr>
-        <w:t>benefits-summary.docx</w:t>
-      </w:r>
-      <w:r>
-        <w:rPr>
-          <w:rStyle w:val="PromptSource"/>
-        </w:rPr>
-        <w:t xml:space="preserve"> in my OneDrive folder </w:t>
-      </w:r>
-      <w:r>
-        <w:rPr>
-          <w:rStyle w:val="VerbatimChar"/>
-        </w:rPr>
-        <w:t>Documents/ai_hr_cowork_workshop</w:t>
-      </w:r>
-      <w:r>
-        <w:t xml:space="preserve">; </w:t>
+        <w:t>.</w:t>
+      </w:r>
+      <w:r>
+        <w:t xml:space="preserve"> </w:t>
       </w:r>
       <w:r>
         <w:rPr>
           <w:rStyle w:val="PromptConstraints"/>
         </w:rPr>
-        <w:t>if the answer isn't in them, say so instead of guessing.</w:t>
+        <w:t>Don't use web results or any other documents in my Microsoft 365, and if the answer isn't in these two files, say so instead of guessing.</w:t>
       </w:r>
       <w:r>
         <w:t xml:space="preserve"> </w:t>
@@ -7991,7 +8376,7 @@
         <w:pStyle w:val="Compact"/>
         <w:numPr>
           <w:ilvl w:val="0"/>
-          <w:numId w:val="25"/>
+          <w:numId w:val="27"/>
         </w:numPr>
       </w:pPr>
       <w:r>
@@ -8011,8 +8396,8 @@
       <w:pPr>
         <w:pStyle w:val="Heading3"/>
       </w:pPr>
-      <w:bookmarkStart w:id="27" w:name="read-the-evaluation"/>
-      <w:bookmarkEnd w:id="26"/>
+      <w:bookmarkStart w:id="28" w:name="read-the-evaluation"/>
+      <w:bookmarkEnd w:id="27"/>
       <w:r>
         <w:t>Read the evaluation</w:t>
       </w:r>
@@ -8022,7 +8407,7 @@
         <w:pStyle w:val="Compact"/>
         <w:numPr>
           <w:ilvl w:val="0"/>
-          <w:numId w:val="27"/>
+          <w:numId w:val="29"/>
         </w:numPr>
       </w:pPr>
       <w:r>
@@ -8044,7 +8429,7 @@
         <w:pStyle w:val="Compact"/>
         <w:numPr>
           <w:ilvl w:val="0"/>
-          <w:numId w:val="27"/>
+          <w:numId w:val="29"/>
         </w:numPr>
       </w:pPr>
       <w:r>
@@ -8081,9 +8466,10 @@
       <w:pPr>
         <w:pStyle w:val="Heading3"/>
       </w:pPr>
-      <w:bookmarkStart w:id="28" w:name="test-it"/>
-      <w:bookmarkEnd w:id="27"/>
-      <w:r>
+      <w:bookmarkStart w:id="29" w:name="test-it"/>
+      <w:bookmarkEnd w:id="28"/>
+      <w:r>
+        <w:lastRenderedPageBreak/>
         <w:t>Test it</w:t>
       </w:r>
     </w:p>
@@ -8092,11 +8478,21 @@
         <w:pStyle w:val="Compact"/>
         <w:numPr>
           <w:ilvl w:val="0"/>
-          <w:numId w:val="28"/>
-        </w:numPr>
-      </w:pPr>
-      <w:r>
-        <w:t xml:space="preserve">In a session, ask a policy question </w:t>
+          <w:numId w:val="30"/>
+        </w:numPr>
+      </w:pPr>
+      <w:r>
+        <w:t xml:space="preserve">Start a </w:t>
+      </w:r>
+      <w:r>
+        <w:rPr>
+          <w:b/>
+          <w:bCs/>
+        </w:rPr>
+        <w:t>new task</w:t>
+      </w:r>
+      <w:r>
+        <w:t xml:space="preserve"> and ask a policy question </w:t>
       </w:r>
       <w:r>
         <w:rPr>
@@ -8106,7 +8502,17 @@
         <w:t>without</w:t>
       </w:r>
       <w:r>
-        <w:t xml:space="preserve"> naming the skill:</w:t>
+        <w:t xml:space="preserve"> naming the skill. Name </w:t>
+      </w:r>
+      <w:r>
+        <w:rPr>
+          <w:b/>
+          <w:bCs/>
+        </w:rPr>
+        <w:t>Zava</w:t>
+      </w:r>
+      <w:r>
+        <w:t xml:space="preserve"> in the question: Cowork can also see your own organization's real HR content, and a generic question may pull that instead.</w:t>
       </w:r>
     </w:p>
     <w:p>
@@ -8122,15 +8528,15 @@
         <w:spacing w:before="30" w:after="30"/>
       </w:pPr>
       <w:r>
-        <w:t>When is open enrollment and how do I change my medical plan?</w:t>
-      </w:r>
-    </w:p>
-    <w:p>
-      <w:pPr>
-        <w:pStyle w:val="Compact"/>
-        <w:numPr>
-          <w:ilvl w:val="0"/>
-          <w:numId w:val="28"/>
+        <w:t>At Zava, when is open enrollment and how do I change my medical plan?</w:t>
+      </w:r>
+    </w:p>
+    <w:p>
+      <w:pPr>
+        <w:pStyle w:val="Compact"/>
+        <w:numPr>
+          <w:ilvl w:val="0"/>
+          <w:numId w:val="30"/>
         </w:numPr>
       </w:pPr>
       <w:r>
@@ -8147,15 +8553,75 @@
         <w:t>Checkpoint:</w:t>
       </w:r>
       <w:r>
-        <w:t xml:space="preserve"> The skill triggers on its own, and the answer follows your format (Answer → Details → Source → confirm-with-HR note).</w:t>
-      </w:r>
-    </w:p>
-    <w:p>
-      <w:pPr>
-        <w:pStyle w:val="Compact"/>
-        <w:numPr>
-          <w:ilvl w:val="0"/>
-          <w:numId w:val="28"/>
+        <w:t xml:space="preserve"> The skill triggers on its own, and the answer follows your format (Answer → Details → Source → confirm-with-HR note) and cites </w:t>
+      </w:r>
+      <w:r>
+        <w:rPr>
+          <w:rStyle w:val="VerbatimChar"/>
+          <w:b/>
+          <w:bCs/>
+        </w:rPr>
+        <w:t>benefits-summary.docx</w:t>
+      </w:r>
+      <w:r>
+        <w:t xml:space="preserve"> (open enrollment in </w:t>
+      </w:r>
+      <w:r>
+        <w:rPr>
+          <w:b/>
+          <w:bCs/>
+        </w:rPr>
+        <w:t>November</w:t>
+      </w:r>
+      <w:r>
+        <w:t xml:space="preserve">, changes effective </w:t>
+      </w:r>
+      <w:r>
+        <w:rPr>
+          <w:b/>
+          <w:bCs/>
+        </w:rPr>
+        <w:t>January 1</w:t>
+      </w:r>
+      <w:r>
+        <w:t>).</w:t>
+      </w:r>
+    </w:p>
+    <w:p>
+      <w:pPr>
+        <w:pStyle w:val="Compact"/>
+        <w:numPr>
+          <w:ilvl w:val="1"/>
+          <w:numId w:val="31"/>
+        </w:numPr>
+      </w:pPr>
+      <w:r>
+        <w:rPr>
+          <w:b/>
+          <w:bCs/>
+        </w:rPr>
+        <w:t>Got your own company's benefits instead?</w:t>
+      </w:r>
+      <w:r>
+        <w:t xml:space="preserve"> Check that the instructions say to use </w:t>
+      </w:r>
+      <w:r>
+        <w:rPr>
+          <w:b/>
+          <w:bCs/>
+        </w:rPr>
+        <w:t>only</w:t>
+      </w:r>
+      <w:r>
+        <w:t xml:space="preserve"> the two Zava files, re-confirm the skill, then ask again in a new task.</w:t>
+      </w:r>
+    </w:p>
+    <w:p>
+      <w:pPr>
+        <w:pStyle w:val="Compact"/>
+        <w:numPr>
+          <w:ilvl w:val="0"/>
+          <w:numId w:val="30"/>
         </w:numPr>
       </w:pPr>
       <w:r>
@@ -8204,10 +8670,7 @@
         <w:t>Discuss:</w:t>
       </w:r>
       <w:r>
-        <w:t xml:space="preserve"> </w:t>
-      </w:r>
-      <w:r>
-        <w:t xml:space="preserve">Which recurring HR question would you turn into a skill next — and what must it </w:t>
+        <w:t xml:space="preserve"> Which recurring HR question would you turn into a skill next — and what must it </w:t>
       </w:r>
       <w:r>
         <w:rPr>
@@ -8288,7 +8751,7 @@
       <w:r>
         <w:t xml:space="preserve">Compare your result with the reference skill in </w:t>
       </w:r>
-      <w:hyperlink r:id="rId23">
+      <w:hyperlink r:id="rId24">
         <w:r>
           <w:rPr>
             <w:rStyle w:val="Hyperlink"/>
@@ -8302,7 +8765,7 @@
     </w:p>
     <w:p>
       <w:r>
-        <w:pict w14:anchorId="2C3E6B5E">
+        <w:pict w14:anchorId="4992948D">
           <v:rect id="_x0000_i1030" style="width:0;height:1.5pt" o:hralign="center" o:hrstd="t" o:hr="t"/>
         </w:pict>
       </w:r>
@@ -8311,14 +8774,14 @@
       <w:pPr>
         <w:pStyle w:val="Heading2"/>
       </w:pPr>
-      <w:bookmarkStart w:id="29" w:name="Xd4663d810cd6ea14c650b6bbafbe523ad080324"/>
-      <w:bookmarkStart w:id="30" w:name="_Toc242256105"/>
-      <w:bookmarkEnd w:id="24"/>
-      <w:bookmarkEnd w:id="28"/>
+      <w:bookmarkStart w:id="30" w:name="Xd4663d810cd6ea14c650b6bbafbe523ad080324"/>
+      <w:bookmarkStart w:id="31" w:name="_Toc242259604"/>
+      <w:bookmarkEnd w:id="25"/>
+      <w:bookmarkEnd w:id="29"/>
       <w:r>
         <w:t>Exercise 5 — Recruiting + reporting mini-lab (10 min)</w:t>
       </w:r>
-      <w:bookmarkEnd w:id="30"/>
+      <w:bookmarkEnd w:id="31"/>
     </w:p>
     <w:p>
       <w:pPr>
@@ -8353,7 +8816,7 @@
         <w:pStyle w:val="Compact"/>
         <w:numPr>
           <w:ilvl w:val="0"/>
-          <w:numId w:val="29"/>
+          <w:numId w:val="32"/>
         </w:numPr>
         <w:pBdr>
           <w:left w:val="single" w:sz="18" w:space="8" w:color="3B1041"/>
@@ -8369,15 +8832,18 @@
         <w:t>Goal:</w:t>
       </w:r>
       <w:r>
-        <w:t xml:space="preserve"> Attract the right candidates for an open role and get on top of the HR service queue in minutes.</w:t>
-      </w:r>
-    </w:p>
-    <w:p>
-      <w:pPr>
-        <w:pStyle w:val="Compact"/>
-        <w:numPr>
-          <w:ilvl w:val="0"/>
-          <w:numId w:val="29"/>
+        <w:t xml:space="preserve"> </w:t>
+      </w:r>
+      <w:r>
+        <w:t>Attract the right candidates for an open role and get on top of the HR service queue in minutes.</w:t>
+      </w:r>
+    </w:p>
+    <w:p>
+      <w:pPr>
+        <w:pStyle w:val="Compact"/>
+        <w:numPr>
+          <w:ilvl w:val="0"/>
+          <w:numId w:val="32"/>
         </w:numPr>
         <w:pBdr>
           <w:left w:val="single" w:sz="18" w:space="8" w:color="3B1041"/>
@@ -8401,7 +8867,7 @@
         <w:pStyle w:val="Compact"/>
         <w:numPr>
           <w:ilvl w:val="0"/>
-          <w:numId w:val="29"/>
+          <w:numId w:val="32"/>
         </w:numPr>
         <w:pBdr>
           <w:left w:val="single" w:sz="18" w:space="8" w:color="3B1041"/>
@@ -8417,18 +8883,15 @@
         <w:t>Why Cowork?</w:t>
       </w:r>
       <w:r>
-        <w:t xml:space="preserve"> </w:t>
-      </w:r>
-      <w:r>
-        <w:t>One task reads a job description and writes a polished, reviewed document; the other analyzes a spreadsheet and reports on it. Cowork picks the right skills (Word, Excel) for each and grounds both in your files.</w:t>
-      </w:r>
-    </w:p>
-    <w:p>
-      <w:pPr>
-        <w:pStyle w:val="Compact"/>
-        <w:numPr>
-          <w:ilvl w:val="0"/>
-          <w:numId w:val="29"/>
+        <w:t xml:space="preserve"> One task reads a job description and writes a polished, reviewed document; the other analyzes a spreadsheet and reports on it. Cowork picks the right skills (Word, Excel) for each and grounds both in your files.</w:t>
+      </w:r>
+    </w:p>
+    <w:p>
+      <w:pPr>
+        <w:pStyle w:val="Compact"/>
+        <w:numPr>
+          <w:ilvl w:val="0"/>
+          <w:numId w:val="32"/>
         </w:numPr>
         <w:pBdr>
           <w:left w:val="single" w:sz="18" w:space="8" w:color="3B1041"/>
@@ -8441,7 +8904,6 @@
           <w:b/>
           <w:bCs/>
         </w:rPr>
-        <w:lastRenderedPageBreak/>
         <w:t>Workflow:</w:t>
       </w:r>
       <w:r>
@@ -8493,7 +8955,7 @@
         <w:pStyle w:val="Compact"/>
         <w:numPr>
           <w:ilvl w:val="0"/>
-          <w:numId w:val="29"/>
+          <w:numId w:val="32"/>
         </w:numPr>
         <w:pBdr>
           <w:left w:val="single" w:sz="18" w:space="8" w:color="3B1041"/>
@@ -8517,7 +8979,7 @@
         <w:pStyle w:val="Compact"/>
         <w:numPr>
           <w:ilvl w:val="0"/>
-          <w:numId w:val="29"/>
+          <w:numId w:val="32"/>
         </w:numPr>
         <w:pBdr>
           <w:left w:val="single" w:sz="18" w:space="8" w:color="3B1041"/>
@@ -8543,47 +9005,47 @@
         <w:t>different skills</w:t>
       </w:r>
       <w:r>
+        <w:t xml:space="preserve"> (Word, Excel) for writing vs. data analysis, and how to verify the numbers.</w:t>
+      </w:r>
+    </w:p>
+    <w:p>
+      <w:pPr>
+        <w:pStyle w:val="Heading3"/>
+      </w:pPr>
+      <w:bookmarkStart w:id="32" w:name="task-5a--inclusive-job-posting"/>
+      <w:r>
+        <w:t>Task 5a — Inclusive job posting</w:t>
+      </w:r>
+    </w:p>
+    <w:p>
+      <w:pPr>
+        <w:pStyle w:val="FirstParagraph"/>
+      </w:pPr>
+      <w:r>
+        <w:t xml:space="preserve">In Exercise 2 you prepared to </w:t>
+      </w:r>
+      <w:r>
+        <w:rPr>
+          <w:b/>
+          <w:bCs/>
+        </w:rPr>
+        <w:t>interview</w:t>
+      </w:r>
+      <w:r>
+        <w:t xml:space="preserve"> for the HR Coordinator role. Now write the posting that </w:t>
+      </w:r>
+      <w:r>
+        <w:rPr>
+          <w:b/>
+          <w:bCs/>
+        </w:rPr>
+        <w:t>attracts</w:t>
+      </w:r>
+      <w:r>
         <w:t xml:space="preserve"> </w:t>
       </w:r>
       <w:r>
-        <w:t>(Word, Excel) for writing vs. data analysis, and how to verify the numbers.</w:t>
-      </w:r>
-    </w:p>
-    <w:p>
-      <w:pPr>
-        <w:pStyle w:val="Heading3"/>
-      </w:pPr>
-      <w:bookmarkStart w:id="31" w:name="task-5a--inclusive-job-posting"/>
-      <w:r>
-        <w:t>Task 5a — Inclusive job posting</w:t>
-      </w:r>
-    </w:p>
-    <w:p>
-      <w:pPr>
-        <w:pStyle w:val="FirstParagraph"/>
-      </w:pPr>
-      <w:r>
-        <w:t xml:space="preserve">In Exercise 2 you prepared to </w:t>
-      </w:r>
-      <w:r>
-        <w:rPr>
-          <w:b/>
-          <w:bCs/>
-        </w:rPr>
-        <w:t>interview</w:t>
-      </w:r>
-      <w:r>
-        <w:t xml:space="preserve"> for the HR Coordinator role. Now write the posting that </w:t>
-      </w:r>
-      <w:r>
-        <w:rPr>
-          <w:b/>
-          <w:bCs/>
-        </w:rPr>
-        <w:t>attracts</w:t>
-      </w:r>
-      <w:r>
-        <w:t xml:space="preserve"> the candidates.</w:t>
+        <w:t>the candidates.</w:t>
       </w:r>
     </w:p>
     <w:p>
@@ -8700,33 +9162,34 @@
         <w:rPr>
           <w:rStyle w:val="PromptExpectations"/>
         </w:rPr>
+        <w:t xml:space="preserve"> sections, and mention the hybrid schedule. Then add a separate </w:t>
+      </w:r>
+      <w:r>
+        <w:rPr>
+          <w:rStyle w:val="PromptExpectations"/>
+        </w:rPr>
+        <w:lastRenderedPageBreak/>
+        <w:t xml:space="preserve">table that </w:t>
+      </w:r>
+      <w:r>
+        <w:rPr>
+          <w:rStyle w:val="PromptExpectations"/>
+          <w:b/>
+          <w:bCs/>
+        </w:rPr>
+        <w:t>flags any wording in the original description that could discourage qualified applicants</w:t>
+      </w:r>
+      <w:r>
+        <w:rPr>
+          <w:rStyle w:val="PromptExpectations"/>
+        </w:rPr>
+        <w:t>, with a suggested alternative for each. Save it as a Word doc.</w:t>
+      </w:r>
+      <w:r>
         <w:t xml:space="preserve"> </w:t>
       </w:r>
       <w:r>
         <w:rPr>
-          <w:rStyle w:val="PromptExpectations"/>
-        </w:rPr>
-        <w:t xml:space="preserve">sections, and mention the hybrid schedule. Then add a separate table that </w:t>
-      </w:r>
-      <w:r>
-        <w:rPr>
-          <w:rStyle w:val="PromptExpectations"/>
-          <w:b/>
-          <w:bCs/>
-        </w:rPr>
-        <w:t>flags any wording in the original description that could discourage qualified applicants</w:t>
-      </w:r>
-      <w:r>
-        <w:rPr>
-          <w:rStyle w:val="PromptExpectations"/>
-        </w:rPr>
-        <w:t>, with a suggested alternative for each. Save it as a Word doc.</w:t>
-      </w:r>
-      <w:r>
-        <w:t xml:space="preserve"> </w:t>
-      </w:r>
-      <w:r>
-        <w:rPr>
           <w:rStyle w:val="PromptConstraints"/>
         </w:rPr>
         <w:t>Don't add pay figures, perks, or requirements that aren't in the description.</w:t>
@@ -8736,8 +9199,8 @@
       <w:pPr>
         <w:pStyle w:val="Heading3"/>
       </w:pPr>
-      <w:bookmarkStart w:id="32" w:name="task-5b--ticket-summary-report"/>
-      <w:bookmarkEnd w:id="31"/>
+      <w:bookmarkStart w:id="33" w:name="task-5b--ticket-summary-report"/>
+      <w:bookmarkEnd w:id="32"/>
       <w:r>
         <w:t>Task 5b — Ticket summary report</w:t>
       </w:r>
@@ -8819,22 +9282,67 @@
         <w:rPr>
           <w:rStyle w:val="PromptGoal"/>
         </w:rPr>
+        <w:t xml:space="preserve"> I should follow up on today.</w:t>
+      </w:r>
+      <w:r>
         <w:t xml:space="preserve"> </w:t>
       </w:r>
       <w:r>
         <w:rPr>
-          <w:rStyle w:val="PromptGoal"/>
-        </w:rPr>
-        <w:t>I should follow up on today.</w:t>
+          <w:rStyle w:val="PromptExpectations"/>
+        </w:rPr>
+        <w:t>Put it in a short report.</w:t>
+      </w:r>
+    </w:p>
+    <w:p>
+      <w:pPr>
+        <w:pStyle w:val="BodyText"/>
+      </w:pPr>
+      <w:r>
+        <w:t>✅</w:t>
       </w:r>
       <w:r>
         <w:t xml:space="preserve"> </w:t>
       </w:r>
       <w:r>
         <w:rPr>
-          <w:rStyle w:val="PromptExpectations"/>
-        </w:rPr>
-        <w:t>Put it in a short report.</w:t>
+          <w:b/>
+          <w:bCs/>
+        </w:rPr>
+        <w:t>Checkpoint:</w:t>
+      </w:r>
+      <w:r>
+        <w:t xml:space="preserve"> You have a job posting in Word with a wording-review table, and a ticket summary. The sample data has </w:t>
+      </w:r>
+      <w:r>
+        <w:rPr>
+          <w:b/>
+          <w:bCs/>
+        </w:rPr>
+        <w:t>6 open and 14 closed</w:t>
+      </w:r>
+      <w:r>
+        <w:t xml:space="preserve"> tickets, and exactly </w:t>
+      </w:r>
+      <w:r>
+        <w:rPr>
+          <w:b/>
+          <w:bCs/>
+        </w:rPr>
+        <w:t>one high-priority open</w:t>
+      </w:r>
+      <w:r>
+        <w:t xml:space="preserve"> item — </w:t>
+      </w:r>
+      <w:r>
+        <w:rPr>
+          <w:b/>
+          <w:bCs/>
+        </w:rPr>
+        <w:t>T-2008</w:t>
+      </w:r>
+      <w:r>
+        <w:t xml:space="preserve"> (overtime missing from a paycheck). Did your report surface it?</w:t>
       </w:r>
     </w:p>
     <w:p>
@@ -8842,50 +9350,14 @@
         <w:pStyle w:val="BodyText"/>
       </w:pPr>
       <w:r>
-        <w:t>✅</w:t>
-      </w:r>
-      <w:r>
-        <w:t xml:space="preserve"> </w:t>
-      </w:r>
-      <w:r>
-        <w:rPr>
-          <w:b/>
-          <w:bCs/>
-        </w:rPr>
-        <w:t>Checkpoint:</w:t>
-      </w:r>
-      <w:r>
-        <w:t xml:space="preserve"> You have a job posting in Word with a wording-review table, and a ticket summary. The sample data has </w:t>
-      </w:r>
-      <w:r>
-        <w:rPr>
-          <w:b/>
-          <w:bCs/>
-        </w:rPr>
-        <w:t>6 open and 14 closed</w:t>
-      </w:r>
-      <w:r>
-        <w:t xml:space="preserve"> tickets, and exactly </w:t>
-      </w:r>
-      <w:r>
-        <w:rPr>
-          <w:b/>
-          <w:bCs/>
-        </w:rPr>
-        <w:t>one high-priority open</w:t>
-      </w:r>
-      <w:r>
-        <w:t xml:space="preserve"> item — </w:t>
-      </w:r>
-      <w:r>
-        <w:rPr>
-          <w:b/>
-          <w:bCs/>
-        </w:rPr>
-        <w:t>T-2008</w:t>
-      </w:r>
-      <w:r>
-        <w:t xml:space="preserve"> (overtime missing from a paycheck). Did your report surface it?</w:t>
+        <w:rPr>
+          <w:b/>
+          <w:bCs/>
+        </w:rPr>
+        <w:t>Discuss:</w:t>
+      </w:r>
+      <w:r>
+        <w:t xml:space="preserve"> Do you agree with every wording flag Cowork raised? Which recruiting or reporting task takes up most of your week today? Did the report's numbers match the data? How would you check?</w:t>
       </w:r>
     </w:p>
     <w:p>
@@ -8897,10 +9369,20 @@
           <w:b/>
           <w:bCs/>
         </w:rPr>
-        <w:t>Discuss:</w:t>
-      </w:r>
-      <w:r>
-        <w:t xml:space="preserve"> Do you agree with every wording flag Cowork raised? Which recruiting or reporting task takes up most of your week today? Did the report's numbers match the data? How would you check?</w:t>
+        <w:t>Optional — go further in Exercise 7:</w:t>
+      </w:r>
+      <w:r>
+        <w:t xml:space="preserve"> you'll turn this ticket summary into a recurring </w:t>
+      </w:r>
+      <w:r>
+        <w:rPr>
+          <w:b/>
+          <w:bCs/>
+        </w:rPr>
+        <w:t>Automation</w:t>
+      </w:r>
+      <w:r>
+        <w:t xml:space="preserve"> later. For now, keep the one-off report.</w:t>
       </w:r>
     </w:p>
     <w:p>
@@ -8912,31 +9394,6 @@
           <w:b/>
           <w:bCs/>
         </w:rPr>
-        <w:t>Optional — go further in Exercise 7:</w:t>
-      </w:r>
-      <w:r>
-        <w:t xml:space="preserve"> you'll turn this ticket summary into a recurring </w:t>
-      </w:r>
-      <w:r>
-        <w:rPr>
-          <w:b/>
-          <w:bCs/>
-        </w:rPr>
-        <w:t>Automation</w:t>
-      </w:r>
-      <w:r>
-        <w:t xml:space="preserve"> later. For now, keep the one-off report.</w:t>
-      </w:r>
-    </w:p>
-    <w:p>
-      <w:pPr>
-        <w:pStyle w:val="BodyText"/>
-      </w:pPr>
-      <w:r>
-        <w:rPr>
-          <w:b/>
-          <w:bCs/>
-        </w:rPr>
         <w:t>Stretch:</w:t>
       </w:r>
       <w:r>
@@ -8984,7 +9441,7 @@
     </w:p>
     <w:p>
       <w:r>
-        <w:pict w14:anchorId="71A9AD0B">
+        <w:pict w14:anchorId="1759BB9E">
           <v:rect id="_x0000_i1031" style="width:0;height:1.5pt" o:hralign="center" o:hrstd="t" o:hr="t"/>
         </w:pict>
       </w:r>
@@ -8993,17 +9450,17 @@
       <w:pPr>
         <w:pStyle w:val="Heading2"/>
       </w:pPr>
-      <w:bookmarkStart w:id="33" w:name="coffee-break-15-min"/>
-      <w:bookmarkStart w:id="34" w:name="_Toc242256106"/>
-      <w:bookmarkEnd w:id="29"/>
-      <w:bookmarkEnd w:id="32"/>
+      <w:bookmarkStart w:id="34" w:name="coffee-break-15-min"/>
+      <w:bookmarkStart w:id="35" w:name="_Toc242259605"/>
+      <w:bookmarkEnd w:id="30"/>
+      <w:bookmarkEnd w:id="33"/>
       <w:r>
         <w:t>☕</w:t>
       </w:r>
       <w:r>
         <w:t xml:space="preserve"> Break (15 min)</w:t>
       </w:r>
-      <w:bookmarkEnd w:id="34"/>
+      <w:bookmarkEnd w:id="35"/>
     </w:p>
     <w:p>
       <w:pPr>
@@ -9015,7 +9472,7 @@
     </w:p>
     <w:p>
       <w:r>
-        <w:pict w14:anchorId="15606C2B">
+        <w:pict w14:anchorId="687F606E">
           <v:rect id="_x0000_i1032" style="width:0;height:1.5pt" o:hralign="center" o:hrstd="t" o:hr="t"/>
         </w:pict>
       </w:r>
@@ -9024,13 +9481,13 @@
       <w:pPr>
         <w:pStyle w:val="Heading2"/>
       </w:pPr>
-      <w:bookmarkStart w:id="35" w:name="Xdac1a1f50ed5320ad04ee419fd58b72fefc948c"/>
-      <w:bookmarkStart w:id="36" w:name="_Toc242256107"/>
-      <w:bookmarkEnd w:id="33"/>
+      <w:bookmarkStart w:id="36" w:name="Xdac1a1f50ed5320ad04ee419fd58b72fefc948c"/>
+      <w:bookmarkStart w:id="37" w:name="_Toc242259606"/>
+      <w:bookmarkEnd w:id="34"/>
       <w:r>
         <w:t>Exercise 6 — Onboarding orientation pack (10 min)</w:t>
       </w:r>
-      <w:bookmarkEnd w:id="36"/>
+      <w:bookmarkEnd w:id="37"/>
     </w:p>
     <w:p>
       <w:pPr>
@@ -9065,7 +9522,7 @@
         <w:pStyle w:val="Compact"/>
         <w:numPr>
           <w:ilvl w:val="0"/>
-          <w:numId w:val="30"/>
+          <w:numId w:val="33"/>
         </w:numPr>
         <w:pBdr>
           <w:left w:val="single" w:sz="18" w:space="8" w:color="3B1041"/>
@@ -9089,7 +9546,7 @@
         <w:pStyle w:val="Compact"/>
         <w:numPr>
           <w:ilvl w:val="0"/>
-          <w:numId w:val="30"/>
+          <w:numId w:val="33"/>
         </w:numPr>
         <w:pBdr>
           <w:left w:val="single" w:sz="18" w:space="8" w:color="3B1041"/>
@@ -9102,19 +9559,31 @@
           <w:b/>
           <w:bCs/>
         </w:rPr>
-        <w:lastRenderedPageBreak/>
         <w:t>Output:</w:t>
       </w:r>
       <w:r>
-        <w:t xml:space="preserve"> A 6–8 slide orientation deck, a scheduled kickoff with a Teams link, and a team announcement draft for Sofia Alvarez, Zava's new HR Coordinator.</w:t>
-      </w:r>
-    </w:p>
-    <w:p>
-      <w:pPr>
-        <w:pStyle w:val="Compact"/>
-        <w:numPr>
-          <w:ilvl w:val="0"/>
-          <w:numId w:val="30"/>
+        <w:t xml:space="preserve"> </w:t>
+      </w:r>
+      <w:r>
+        <w:t xml:space="preserve">A 6–8 slide orientation deck for Sofia Alvarez, Zava's new HR Coordinator. </w:t>
+      </w:r>
+      <w:r>
+        <w:rPr>
+          <w:i/>
+          <w:iCs/>
+        </w:rPr>
+        <w:t>If you have time:</w:t>
+      </w:r>
+      <w:r>
+        <w:t xml:space="preserve"> a scheduled kickoff with a Teams link and a team announcement draft.</w:t>
+      </w:r>
+    </w:p>
+    <w:p>
+      <w:pPr>
+        <w:pStyle w:val="Compact"/>
+        <w:numPr>
+          <w:ilvl w:val="0"/>
+          <w:numId w:val="33"/>
         </w:numPr>
         <w:pBdr>
           <w:left w:val="single" w:sz="18" w:space="8" w:color="3B1041"/>
@@ -9130,18 +9599,15 @@
         <w:t>Why Cowork?</w:t>
       </w:r>
       <w:r>
-        <w:t xml:space="preserve"> Onboarding spans documents, calendars, and communications. Cowork chains PowerPoint, Scheduling, and Communications skills in one flow, grounded in your checklist, </w:t>
-      </w:r>
-      <w:r>
-        <w:t>handbook, and benefits.</w:t>
-      </w:r>
-    </w:p>
-    <w:p>
-      <w:pPr>
-        <w:pStyle w:val="Compact"/>
-        <w:numPr>
-          <w:ilvl w:val="0"/>
-          <w:numId w:val="30"/>
+        <w:t xml:space="preserve"> Onboarding spans documents, calendars, and communications. Cowork chains PowerPoint, Scheduling, and Communications skills in one flow, grounded in your checklist, handbook, and benefits.</w:t>
+      </w:r>
+    </w:p>
+    <w:p>
+      <w:pPr>
+        <w:pStyle w:val="Compact"/>
+        <w:numPr>
+          <w:ilvl w:val="0"/>
+          <w:numId w:val="33"/>
         </w:numPr>
         <w:pBdr>
           <w:left w:val="single" w:sz="18" w:space="8" w:color="3B1041"/>
@@ -9187,7 +9653,10 @@
         <w:t>Schedule</w:t>
       </w:r>
       <w:r>
-        <w:t xml:space="preserve"> → 30-min kickoff with Teams link · 4. </w:t>
+        <w:t xml:space="preserve"> </w:t>
+      </w:r>
+      <w:r>
+        <w:t xml:space="preserve">(optional) → 30-min kickoff with Teams link · 4. </w:t>
       </w:r>
       <w:r>
         <w:rPr>
@@ -9197,15 +9666,15 @@
         <w:t>Communicate</w:t>
       </w:r>
       <w:r>
-        <w:t xml:space="preserve"> → team announcement draft</w:t>
-      </w:r>
-    </w:p>
-    <w:p>
-      <w:pPr>
-        <w:pStyle w:val="Compact"/>
-        <w:numPr>
-          <w:ilvl w:val="0"/>
-          <w:numId w:val="30"/>
+        <w:t xml:space="preserve"> (optional) → team announcement draft</w:t>
+      </w:r>
+    </w:p>
+    <w:p>
+      <w:pPr>
+        <w:pStyle w:val="Compact"/>
+        <w:numPr>
+          <w:ilvl w:val="0"/>
+          <w:numId w:val="33"/>
         </w:numPr>
         <w:pBdr>
           <w:left w:val="single" w:sz="18" w:space="8" w:color="3B1041"/>
@@ -9229,7 +9698,7 @@
         <w:pStyle w:val="Compact"/>
         <w:numPr>
           <w:ilvl w:val="0"/>
-          <w:numId w:val="30"/>
+          <w:numId w:val="33"/>
         </w:numPr>
         <w:pBdr>
           <w:left w:val="single" w:sz="18" w:space="8" w:color="3B1041"/>
@@ -9290,15 +9759,19 @@
         <w:t>next Monday</w:t>
       </w:r>
       <w:r>
-        <w:t>, and you're getting her first day ready. (Sofia is fictional, so invite and address only yourself, and nothing reaches anyone.)</w:t>
+        <w:t xml:space="preserve">, and you're getting her first day </w:t>
+      </w:r>
+      <w:r>
+        <w:t>ready. (Sofia is fictional, so invite and address only yourself, and nothing reaches anyone.)</w:t>
       </w:r>
     </w:p>
     <w:p>
       <w:pPr>
         <w:pStyle w:val="Heading3"/>
       </w:pPr>
-      <w:bookmarkStart w:id="37" w:name="X8782120f816609c809ff969900d1d28e0d2c8be"/>
-      <w:r>
+      <w:bookmarkStart w:id="38" w:name="X8782120f816609c809ff969900d1d28e0d2c8be"/>
+      <w:r>
+        <w:lastRenderedPageBreak/>
         <w:t>Task 6a — Orientation deck (PowerPoint skill)</w:t>
       </w:r>
     </w:p>
@@ -9419,13 +9892,7 @@
         <w:rPr>
           <w:rStyle w:val="PromptGoal"/>
         </w:rPr>
-        <w:t xml:space="preserve">covering first-day logistics, PTO, </w:t>
-      </w:r>
-      <w:r>
-        <w:rPr>
-          <w:rStyle w:val="PromptGoal"/>
-        </w:rPr>
-        <w:t>remote/hybrid work, and benefits basics.</w:t>
+        <w:t>covering first-day logistics, PTO, remote/hybrid work, and benefits basics.</w:t>
       </w:r>
       <w:r>
         <w:t xml:space="preserve"> </w:t>
@@ -9451,7 +9918,7 @@
         <w:pStyle w:val="Compact"/>
         <w:numPr>
           <w:ilvl w:val="0"/>
-          <w:numId w:val="31"/>
+          <w:numId w:val="34"/>
         </w:numPr>
       </w:pPr>
       <w:r>
@@ -9472,10 +9939,10 @@
       <w:pPr>
         <w:pStyle w:val="Heading3"/>
       </w:pPr>
-      <w:bookmarkStart w:id="38" w:name="Xe95bb1a0294487a3b9e2fc637e346cc812171cb"/>
-      <w:bookmarkEnd w:id="37"/>
-      <w:r>
-        <w:t>Task 6b — Schedule the kickoff (Scheduling / Calendar skill)</w:t>
+      <w:bookmarkStart w:id="39" w:name="X7070d618e748793e5d3e4c335e4cf2d5b3933ca"/>
+      <w:bookmarkEnd w:id="38"/>
+      <w:r>
+        <w:t>Task 6b (optional, if you have time) — Schedule the kickoff (Scheduling / Calendar skill)</w:t>
       </w:r>
     </w:p>
     <w:p>
@@ -9540,7 +10007,7 @@
         <w:pStyle w:val="Compact"/>
         <w:numPr>
           <w:ilvl w:val="0"/>
-          <w:numId w:val="32"/>
+          <w:numId w:val="35"/>
         </w:numPr>
       </w:pPr>
       <w:r>
@@ -9581,10 +10048,10 @@
       <w:pPr>
         <w:pStyle w:val="Heading3"/>
       </w:pPr>
-      <w:bookmarkStart w:id="39" w:name="Xaef59f703cc39d655b8f514e0ff5388082ed5e8"/>
-      <w:bookmarkEnd w:id="38"/>
-      <w:r>
-        <w:t>Task 6c — Team announcement (Communications skill)</w:t>
+      <w:bookmarkStart w:id="40" w:name="X50387ac50db940447b806ed0e2833ff75ba3f52"/>
+      <w:bookmarkEnd w:id="39"/>
+      <w:r>
+        <w:t>Task 6c (optional, if you have time) — Team announcement (Communications skill)</w:t>
       </w:r>
     </w:p>
     <w:p>
@@ -9677,7 +10144,7 @@
         <w:t>Checkpoint:</w:t>
       </w:r>
       <w:r>
-        <w:t xml:space="preserve"> an orientation deck, a scheduled kickoff (reviewed, not blasted out), and a team announcement draft.</w:t>
+        <w:t xml:space="preserve"> a 6–8 slide orientation deck that uses only facts from the Zava files. (Did 6b and 6c? A kickoff you reviewed before it was sent, and an announcement saved as a draft.)</w:t>
       </w:r>
     </w:p>
     <w:p>
@@ -9692,10 +10159,10 @@
         <w:t>Discuss:</w:t>
       </w:r>
       <w:r>
-        <w:t xml:space="preserve"> What else belongs in a new-hire pack at your organization, and who should review it </w:t>
-      </w:r>
-      <w:r>
-        <w:t>before it goes out?</w:t>
+        <w:t xml:space="preserve"> </w:t>
+      </w:r>
+      <w:r>
+        <w:t>What else belongs in a new-hire pack at your organization, and who should review it before it goes out?</w:t>
       </w:r>
     </w:p>
     <w:p>
@@ -9725,7 +10192,7 @@
     </w:p>
     <w:p>
       <w:r>
-        <w:pict w14:anchorId="2F227A20">
+        <w:pict w14:anchorId="79A35976">
           <v:rect id="_x0000_i1033" style="width:0;height:1.5pt" o:hralign="center" o:hrstd="t" o:hr="t"/>
         </w:pict>
       </w:r>
@@ -9734,14 +10201,14 @@
       <w:pPr>
         <w:pStyle w:val="Heading2"/>
       </w:pPr>
-      <w:bookmarkStart w:id="40" w:name="exercise-7--automate--share-10-min"/>
-      <w:bookmarkStart w:id="41" w:name="_Toc242256108"/>
-      <w:bookmarkEnd w:id="35"/>
-      <w:bookmarkEnd w:id="39"/>
+      <w:bookmarkStart w:id="41" w:name="exercise-7--automate--share-10-min"/>
+      <w:bookmarkStart w:id="42" w:name="_Toc242259607"/>
+      <w:bookmarkEnd w:id="36"/>
+      <w:bookmarkEnd w:id="40"/>
       <w:r>
         <w:t>Exercise 7 — Automate &amp; share (10 min)</w:t>
       </w:r>
-      <w:bookmarkEnd w:id="41"/>
+      <w:bookmarkEnd w:id="42"/>
     </w:p>
     <w:p>
       <w:pPr>
@@ -9776,7 +10243,7 @@
         <w:pStyle w:val="Compact"/>
         <w:numPr>
           <w:ilvl w:val="0"/>
-          <w:numId w:val="33"/>
+          <w:numId w:val="36"/>
         </w:numPr>
         <w:pBdr>
           <w:left w:val="single" w:sz="18" w:space="8" w:color="3B1041"/>
@@ -9789,7 +10256,6 @@
           <w:b/>
           <w:bCs/>
         </w:rPr>
-        <w:lastRenderedPageBreak/>
         <w:t>Goal:</w:t>
       </w:r>
       <w:r>
@@ -9801,7 +10267,7 @@
         <w:pStyle w:val="Compact"/>
         <w:numPr>
           <w:ilvl w:val="0"/>
-          <w:numId w:val="33"/>
+          <w:numId w:val="36"/>
         </w:numPr>
         <w:pBdr>
           <w:left w:val="single" w:sz="18" w:space="8" w:color="3B1041"/>
@@ -9817,15 +10283,28 @@
         <w:t>Output:</w:t>
       </w:r>
       <w:r>
-        <w:t xml:space="preserve"> An active weekly automation (Monday HR-ticket digest), a Daily Briefing, and your custom skill shared (or kept private) and re-shared after an edit.</w:t>
-      </w:r>
-    </w:p>
-    <w:p>
-      <w:pPr>
-        <w:pStyle w:val="Compact"/>
-        <w:numPr>
-          <w:ilvl w:val="0"/>
-          <w:numId w:val="33"/>
+        <w:t xml:space="preserve"> An active weekly automation (Monday HR-ticket digest) and a Daily Briefing. </w:t>
+      </w:r>
+      <w:r>
+        <w:rPr>
+          <w:i/>
+          <w:iCs/>
+        </w:rPr>
+        <w:t>If you have time:</w:t>
+      </w:r>
+      <w:r>
+        <w:t xml:space="preserve"> </w:t>
+      </w:r>
+      <w:r>
+        <w:t>your custom skill shared (or kept private) and re-shared after an edit.</w:t>
+      </w:r>
+    </w:p>
+    <w:p>
+      <w:pPr>
+        <w:pStyle w:val="Compact"/>
+        <w:numPr>
+          <w:ilvl w:val="0"/>
+          <w:numId w:val="36"/>
         </w:numPr>
         <w:pBdr>
           <w:left w:val="single" w:sz="18" w:space="8" w:color="3B1041"/>
@@ -9841,18 +10320,15 @@
         <w:t>Why Cowork?</w:t>
       </w:r>
       <w:r>
-        <w:t xml:space="preserve"> </w:t>
-      </w:r>
-      <w:r>
-        <w:t>Recurring work belongs on autopilot. Automations run prompts on a schedule or on events, Daily Briefing pulls your day together, and sharing turns a personal skill into a team asset.</w:t>
-      </w:r>
-    </w:p>
-    <w:p>
-      <w:pPr>
-        <w:pStyle w:val="Compact"/>
-        <w:numPr>
-          <w:ilvl w:val="0"/>
-          <w:numId w:val="33"/>
+        <w:t xml:space="preserve"> Recurring work belongs on autopilot. Automations run prompts on a schedule or on events, Daily Briefing pulls your day together, and sharing turns a personal skill into a team asset.</w:t>
+      </w:r>
+    </w:p>
+    <w:p>
+      <w:pPr>
+        <w:pStyle w:val="Compact"/>
+        <w:numPr>
+          <w:ilvl w:val="0"/>
+          <w:numId w:val="36"/>
         </w:numPr>
         <w:pBdr>
           <w:left w:val="single" w:sz="18" w:space="8" w:color="3B1041"/>
@@ -9908,15 +10384,15 @@
         <w:t>Share</w:t>
       </w:r>
       <w:r>
-        <w:t xml:space="preserve"> → share / re-share your skill</w:t>
-      </w:r>
-    </w:p>
-    <w:p>
-      <w:pPr>
-        <w:pStyle w:val="Compact"/>
-        <w:numPr>
-          <w:ilvl w:val="0"/>
-          <w:numId w:val="33"/>
+        <w:t xml:space="preserve"> (optional) → share / re-share your skill</w:t>
+      </w:r>
+    </w:p>
+    <w:p>
+      <w:pPr>
+        <w:pStyle w:val="Compact"/>
+        <w:numPr>
+          <w:ilvl w:val="0"/>
+          <w:numId w:val="36"/>
         </w:numPr>
         <w:pBdr>
           <w:left w:val="single" w:sz="18" w:space="8" w:color="3B1041"/>
@@ -9940,7 +10416,7 @@
         <w:pStyle w:val="Compact"/>
         <w:numPr>
           <w:ilvl w:val="0"/>
-          <w:numId w:val="33"/>
+          <w:numId w:val="36"/>
         </w:numPr>
         <w:pBdr>
           <w:left w:val="single" w:sz="18" w:space="8" w:color="3B1041"/>
@@ -9983,7 +10459,7 @@
       <w:pPr>
         <w:pStyle w:val="Heading3"/>
       </w:pPr>
-      <w:bookmarkStart w:id="42" w:name="X30fa95b90b56a636bbb5c739ea618a4443823f0"/>
+      <w:bookmarkStart w:id="43" w:name="X30fa95b90b56a636bbb5c739ea618a4443823f0"/>
       <w:r>
         <w:t>Task 7a — Schedule a recurring digest (Automations)</w:t>
       </w:r>
@@ -9993,7 +10469,7 @@
         <w:pStyle w:val="Compact"/>
         <w:numPr>
           <w:ilvl w:val="0"/>
-          <w:numId w:val="34"/>
+          <w:numId w:val="37"/>
         </w:numPr>
       </w:pPr>
       <w:r>
@@ -10025,10 +10501,11 @@
         <w:pStyle w:val="Compact"/>
         <w:numPr>
           <w:ilvl w:val="0"/>
-          <w:numId w:val="34"/>
-        </w:numPr>
-      </w:pPr>
-      <w:r>
+          <w:numId w:val="37"/>
+        </w:numPr>
+      </w:pPr>
+      <w:r>
+        <w:lastRenderedPageBreak/>
         <w:t xml:space="preserve">Enter this prompt. Name the </w:t>
       </w:r>
       <w:r>
@@ -10154,7 +10631,7 @@
         <w:pStyle w:val="Compact"/>
         <w:numPr>
           <w:ilvl w:val="0"/>
-          <w:numId w:val="34"/>
+          <w:numId w:val="37"/>
         </w:numPr>
       </w:pPr>
       <w:r>
@@ -10186,7 +10663,7 @@
         <w:pStyle w:val="Compact"/>
         <w:numPr>
           <w:ilvl w:val="0"/>
-          <w:numId w:val="34"/>
+          <w:numId w:val="37"/>
         </w:numPr>
       </w:pPr>
       <w:r>
@@ -10218,7 +10695,7 @@
         <w:pStyle w:val="Compact"/>
         <w:numPr>
           <w:ilvl w:val="0"/>
-          <w:numId w:val="35"/>
+          <w:numId w:val="38"/>
         </w:numPr>
       </w:pPr>
       <w:r>
@@ -10272,8 +10749,8 @@
       <w:pPr>
         <w:pStyle w:val="Heading3"/>
       </w:pPr>
-      <w:bookmarkStart w:id="43" w:name="X31b1277763b42d5e0772a0f1f2ca5a1c0e042fb"/>
-      <w:bookmarkEnd w:id="42"/>
+      <w:bookmarkStart w:id="44" w:name="X31b1277763b42d5e0772a0f1f2ca5a1c0e042fb"/>
+      <w:bookmarkEnd w:id="43"/>
       <w:r>
         <w:t>Task 7b — Daily Briefing (Daily Briefing skill)</w:t>
       </w:r>
@@ -10326,7 +10803,7 @@
         <w:pStyle w:val="Compact"/>
         <w:numPr>
           <w:ilvl w:val="0"/>
-          <w:numId w:val="36"/>
+          <w:numId w:val="39"/>
         </w:numPr>
       </w:pPr>
       <w:r>
@@ -10347,18 +10824,18 @@
       <w:pPr>
         <w:pStyle w:val="Heading3"/>
       </w:pPr>
-      <w:bookmarkStart w:id="44" w:name="X773607ef091d9a45faa0427273676a682dd8257"/>
-      <w:bookmarkEnd w:id="43"/>
-      <w:r>
-        <w:t>Task 7c — Share your custom skill (sharing flow)</w:t>
-      </w:r>
-    </w:p>
-    <w:p>
-      <w:pPr>
-        <w:pStyle w:val="Compact"/>
-        <w:numPr>
-          <w:ilvl w:val="0"/>
-          <w:numId w:val="37"/>
+      <w:bookmarkStart w:id="45" w:name="X8c69458ec9d301963618b71e16c578859cc7e2b"/>
+      <w:bookmarkEnd w:id="44"/>
+      <w:r>
+        <w:t>Task 7c (optional, if you have time) — Share your custom skill (sharing flow)</w:t>
+      </w:r>
+    </w:p>
+    <w:p>
+      <w:pPr>
+        <w:pStyle w:val="Compact"/>
+        <w:numPr>
+          <w:ilvl w:val="0"/>
+          <w:numId w:val="40"/>
         </w:numPr>
       </w:pPr>
       <w:r>
@@ -10390,7 +10867,7 @@
         <w:pStyle w:val="Compact"/>
         <w:numPr>
           <w:ilvl w:val="0"/>
-          <w:numId w:val="37"/>
+          <w:numId w:val="40"/>
         </w:numPr>
       </w:pPr>
       <w:r>
@@ -10434,15 +10911,18 @@
         <w:t>initials</w:t>
       </w:r>
       <w:r>
-        <w:t xml:space="preserve"> to the name first to avoid collisions.</w:t>
-      </w:r>
-    </w:p>
-    <w:p>
-      <w:pPr>
-        <w:pStyle w:val="Compact"/>
-        <w:numPr>
-          <w:ilvl w:val="0"/>
-          <w:numId w:val="37"/>
+        <w:t xml:space="preserve"> </w:t>
+      </w:r>
+      <w:r>
+        <w:t>to the name first to avoid collisions.</w:t>
+      </w:r>
+    </w:p>
+    <w:p>
+      <w:pPr>
+        <w:pStyle w:val="Compact"/>
+        <w:numPr>
+          <w:ilvl w:val="0"/>
+          <w:numId w:val="40"/>
         </w:numPr>
       </w:pPr>
       <w:r>
@@ -10464,27 +10944,18 @@
         <w:pStyle w:val="Compact"/>
         <w:numPr>
           <w:ilvl w:val="0"/>
-          <w:numId w:val="38"/>
-        </w:numPr>
-      </w:pPr>
-      <w:r>
-        <w:t>✅</w:t>
-      </w:r>
-      <w:r>
-        <w:t xml:space="preserve"> </w:t>
-      </w:r>
-      <w:r>
-        <w:rPr>
-          <w:b/>
-          <w:bCs/>
-        </w:rPr>
-        <w:t>Checkpoint:</w:t>
-      </w:r>
-      <w:r>
-        <w:t xml:space="preserve"> </w:t>
-      </w:r>
-      <w:r>
-        <w:t>you've walked the share / re-share flow (kept private or shared to one person).</w:t>
+          <w:numId w:val="41"/>
+        </w:numPr>
+      </w:pPr>
+      <w:r>
+        <w:rPr>
+          <w:b/>
+          <w:bCs/>
+        </w:rPr>
+        <w:t>Done when:</w:t>
+      </w:r>
+      <w:r>
+        <w:t xml:space="preserve"> you've walked the share / re-share flow (kept private or shared to one person).</w:t>
       </w:r>
     </w:p>
     <w:p>
@@ -10539,7 +11010,7 @@
     </w:p>
     <w:p>
       <w:r>
-        <w:pict w14:anchorId="58B3E28F">
+        <w:pict w14:anchorId="0AAC0D97">
           <v:rect id="_x0000_i1034" style="width:0;height:1.5pt" o:hralign="center" o:hrstd="t" o:hr="t"/>
         </w:pict>
       </w:r>
@@ -10548,14 +11019,14 @@
       <w:pPr>
         <w:pStyle w:val="Heading2"/>
       </w:pPr>
-      <w:bookmarkStart w:id="45" w:name="Xc7de26b53719c482282c018cb445b4c26623d70"/>
-      <w:bookmarkStart w:id="46" w:name="_Toc242256109"/>
-      <w:bookmarkEnd w:id="40"/>
-      <w:bookmarkEnd w:id="44"/>
+      <w:bookmarkStart w:id="46" w:name="Xc7de26b53719c482282c018cb445b4c26623d70"/>
+      <w:bookmarkStart w:id="47" w:name="_Toc242259608"/>
+      <w:bookmarkEnd w:id="41"/>
+      <w:bookmarkEnd w:id="45"/>
       <w:r>
         <w:t>Exercise 8 — Build a Policy Agent with Copilot Agent Builder (15 min)</w:t>
       </w:r>
-      <w:bookmarkEnd w:id="46"/>
+      <w:bookmarkEnd w:id="47"/>
     </w:p>
     <w:p>
       <w:pPr>
@@ -10590,7 +11061,7 @@
         <w:pStyle w:val="Compact"/>
         <w:numPr>
           <w:ilvl w:val="0"/>
-          <w:numId w:val="39"/>
+          <w:numId w:val="42"/>
         </w:numPr>
         <w:pBdr>
           <w:left w:val="single" w:sz="18" w:space="8" w:color="3B1041"/>
@@ -10606,18 +11077,15 @@
         <w:t>Goal:</w:t>
       </w:r>
       <w:r>
-        <w:t xml:space="preserve"> </w:t>
-      </w:r>
-      <w:r>
-        <w:t>Stand up a reusable Q&amp;A agent employees can chat with to get sourced policy answers.</w:t>
-      </w:r>
-    </w:p>
-    <w:p>
-      <w:pPr>
-        <w:pStyle w:val="Compact"/>
-        <w:numPr>
-          <w:ilvl w:val="0"/>
-          <w:numId w:val="39"/>
+        <w:t xml:space="preserve"> Stand up a reusable Q&amp;A agent employees can chat with to get sourced policy answers.</w:t>
+      </w:r>
+    </w:p>
+    <w:p>
+      <w:pPr>
+        <w:pStyle w:val="Compact"/>
+        <w:numPr>
+          <w:ilvl w:val="0"/>
+          <w:numId w:val="42"/>
         </w:numPr>
         <w:pBdr>
           <w:left w:val="single" w:sz="18" w:space="8" w:color="3B1041"/>
@@ -10630,7 +11098,6 @@
           <w:b/>
           <w:bCs/>
         </w:rPr>
-        <w:lastRenderedPageBreak/>
         <w:t>Output:</w:t>
       </w:r>
       <w:r>
@@ -10652,7 +11119,7 @@
         <w:pStyle w:val="Compact"/>
         <w:numPr>
           <w:ilvl w:val="0"/>
-          <w:numId w:val="39"/>
+          <w:numId w:val="42"/>
         </w:numPr>
         <w:pBdr>
           <w:left w:val="single" w:sz="18" w:space="8" w:color="3B1041"/>
@@ -10688,15 +11155,18 @@
         <w:t>other people</w:t>
       </w:r>
       <w:r>
-        <w:t xml:space="preserve"> use directly in Copilot — built with no code via Describe → Configure → Try it, then shared or published.</w:t>
-      </w:r>
-    </w:p>
-    <w:p>
-      <w:pPr>
-        <w:pStyle w:val="Compact"/>
-        <w:numPr>
-          <w:ilvl w:val="0"/>
-          <w:numId w:val="39"/>
+        <w:t xml:space="preserve"> use directly in Copilot — built with no code via Describe → </w:t>
+      </w:r>
+      <w:r>
+        <w:t>Configure → Try it, then shared or published.</w:t>
+      </w:r>
+    </w:p>
+    <w:p>
+      <w:pPr>
+        <w:pStyle w:val="Compact"/>
+        <w:numPr>
+          <w:ilvl w:val="0"/>
+          <w:numId w:val="42"/>
         </w:numPr>
         <w:pBdr>
           <w:left w:val="single" w:sz="18" w:space="8" w:color="3B1041"/>
@@ -10722,10 +11192,7 @@
         <w:t>Describe</w:t>
       </w:r>
       <w:r>
-        <w:t xml:space="preserve"> </w:t>
-      </w:r>
-      <w:r>
-        <w:t xml:space="preserve">→ define the agent in plain language · 2. </w:t>
+        <w:t xml:space="preserve"> → define the agent in plain language · 2. </w:t>
       </w:r>
       <w:r>
         <w:rPr>
@@ -10763,7 +11230,7 @@
         <w:pStyle w:val="Compact"/>
         <w:numPr>
           <w:ilvl w:val="0"/>
-          <w:numId w:val="39"/>
+          <w:numId w:val="42"/>
         </w:numPr>
         <w:pBdr>
           <w:left w:val="single" w:sz="18" w:space="8" w:color="3B1041"/>
@@ -10787,7 +11254,7 @@
         <w:pStyle w:val="Compact"/>
         <w:numPr>
           <w:ilvl w:val="0"/>
-          <w:numId w:val="39"/>
+          <w:numId w:val="42"/>
         </w:numPr>
         <w:pBdr>
           <w:left w:val="single" w:sz="18" w:space="8" w:color="3B1041"/>
@@ -10851,9 +11318,12 @@
         <w:t>Copilot Agent Builder</w:t>
       </w:r>
       <w:r>
-        <w:t xml:space="preserve">. Background &amp; the skill-vs-agent comparison: </w:t>
-      </w:r>
-      <w:hyperlink r:id="rId24">
+        <w:t xml:space="preserve">. </w:t>
+      </w:r>
+      <w:r>
+        <w:t xml:space="preserve">Background &amp; the skill-vs-agent comparison: </w:t>
+      </w:r>
+      <w:hyperlink r:id="rId25">
         <w:r>
           <w:rPr>
             <w:rStyle w:val="Hyperlink"/>
@@ -10880,6 +11350,7 @@
           <w:b/>
           <w:bCs/>
         </w:rPr>
+        <w:lastRenderedPageBreak/>
         <w:t>Why this, after a custom skill?</w:t>
       </w:r>
       <w:r>
@@ -10920,7 +11391,7 @@
       <w:pPr>
         <w:pStyle w:val="Heading3"/>
       </w:pPr>
-      <w:bookmarkStart w:id="47" w:name="step-1--open-agent-builder"/>
+      <w:bookmarkStart w:id="48" w:name="step-1--open-agent-builder"/>
       <w:r>
         <w:t>Step 1 — Open Agent Builder</w:t>
       </w:r>
@@ -10967,8 +11438,8 @@
       <w:pPr>
         <w:pStyle w:val="Heading3"/>
       </w:pPr>
-      <w:bookmarkStart w:id="48" w:name="step-2--describe-the-agent"/>
-      <w:bookmarkEnd w:id="47"/>
+      <w:bookmarkStart w:id="49" w:name="step-2--describe-the-agent"/>
+      <w:bookmarkEnd w:id="48"/>
       <w:r>
         <w:t>Step 2 — Describe the agent</w:t>
       </w:r>
@@ -11019,13 +11490,36 @@
         <w:rPr>
           <w:rStyle w:val="PromptGoal"/>
         </w:rPr>
-        <w:t xml:space="preserve"> that answers employee questions about company policies and benefits — PTO, remote/hybrid work, benefits enrollment, overtime, and the code of conduct</w:t>
+        <w:t xml:space="preserve"> that answers Zava employees' questions about </w:t>
+      </w:r>
+      <w:r>
+        <w:rPr>
+          <w:rStyle w:val="PromptGoal"/>
+          <w:b/>
+          <w:bCs/>
+        </w:rPr>
+        <w:t>Zava's</w:t>
+      </w:r>
+      <w:r>
+        <w:rPr>
+          <w:rStyle w:val="PromptGoal"/>
+        </w:rPr>
+        <w:t xml:space="preserve"> policies and benefits — PTO, remote/hybrid work, benefits enrollment, overtime, and the code of conduct</w:t>
       </w:r>
       <w:r>
         <w:t xml:space="preserve"> — </w:t>
       </w:r>
       <w:r>
         <w:rPr>
+          <w:rStyle w:val="PromptSource"/>
+        </w:rPr>
+        <w:t>using only Zava's HR documents</w:t>
+      </w:r>
+      <w:r>
+        <w:t xml:space="preserve">, </w:t>
+      </w:r>
+      <w:r>
+        <w:rPr>
           <w:rStyle w:val="PromptExpectations"/>
         </w:rPr>
         <w:t>in a warm, professional tone. Always cite the source document and remind the reader that HR should confirm.</w:t>
@@ -11037,15 +11531,21 @@
         <w:rPr>
           <w:rStyle w:val="PromptConstraints"/>
         </w:rPr>
-        <w:t>Politely decline questions about individual pay, performance, legal, or medical matters and redirect them to HR.</w:t>
+        <w:t xml:space="preserve">Politely decline questions about individual pay, performance, legal, or medical matters and </w:t>
+      </w:r>
+      <w:r>
+        <w:rPr>
+          <w:rStyle w:val="PromptConstraints"/>
+        </w:rPr>
+        <w:t>redirect them to HR.</w:t>
       </w:r>
     </w:p>
     <w:p>
       <w:pPr>
         <w:pStyle w:val="Heading3"/>
       </w:pPr>
-      <w:bookmarkStart w:id="49" w:name="X4e20f1bdfe5bbcffb0fc07eef90ff51b7d0218f"/>
-      <w:bookmarkEnd w:id="48"/>
+      <w:bookmarkStart w:id="50" w:name="X4e20f1bdfe5bbcffb0fc07eef90ff51b7d0218f"/>
+      <w:bookmarkEnd w:id="49"/>
       <w:r>
         <w:t>Step 3 — Configure name, instructions &amp; knowledge</w:t>
       </w:r>
@@ -11073,7 +11573,7 @@
         <w:pStyle w:val="Compact"/>
         <w:numPr>
           <w:ilvl w:val="0"/>
-          <w:numId w:val="40"/>
+          <w:numId w:val="43"/>
         </w:numPr>
       </w:pPr>
       <w:r>
@@ -11102,7 +11602,7 @@
         <w:pStyle w:val="Compact"/>
         <w:numPr>
           <w:ilvl w:val="0"/>
-          <w:numId w:val="40"/>
+          <w:numId w:val="43"/>
         </w:numPr>
       </w:pPr>
       <w:r>
@@ -11113,7 +11613,17 @@
         <w:t>Instructions:</w:t>
       </w:r>
       <w:r>
-        <w:t xml:space="preserve"> answer format </w:t>
+        <w:t xml:space="preserve"> answer </w:t>
+      </w:r>
+      <w:r>
+        <w:rPr>
+          <w:b/>
+          <w:bCs/>
+        </w:rPr>
+        <w:t>only</w:t>
+      </w:r>
+      <w:r>
+        <w:t xml:space="preserve"> from the two Zava documents (if the answer isn't there, say so), answer format </w:t>
       </w:r>
       <w:r>
         <w:rPr>
@@ -11131,7 +11641,7 @@
         <w:pStyle w:val="Compact"/>
         <w:numPr>
           <w:ilvl w:val="0"/>
-          <w:numId w:val="40"/>
+          <w:numId w:val="43"/>
         </w:numPr>
       </w:pPr>
       <w:r>
@@ -11183,28 +11693,107 @@
         <w:t>File types matter:</w:t>
       </w:r>
       <w:r>
+        <w:t xml:space="preserve"> Agent Builder knowledge accepts .doc/.docx, .pdf, .ppt/.pptx, .txt, and .xls/.xlsx, but </w:t>
+      </w:r>
+      <w:r>
+        <w:rPr>
+          <w:b/>
+          <w:bCs/>
+        </w:rPr>
+        <w:t>not</w:t>
+      </w:r>
+      <w:r>
+        <w:t xml:space="preserve"> Markdown (.md) or .csv. Keep that in mind when you build agents on your own documents.</w:t>
+      </w:r>
+    </w:p>
+    <w:p>
+      <w:pPr>
+        <w:pStyle w:val="Compact"/>
+        <w:numPr>
+          <w:ilvl w:val="0"/>
+          <w:numId w:val="43"/>
+        </w:numPr>
+      </w:pPr>
+      <w:r>
+        <w:rPr>
+          <w:b/>
+          <w:bCs/>
+        </w:rPr>
+        <w:t>Keep it on Zava's files:</w:t>
+      </w:r>
+      <w:r>
+        <w:t xml:space="preserve"> in the </w:t>
+      </w:r>
+      <w:r>
+        <w:rPr>
+          <w:b/>
+          <w:bCs/>
+        </w:rPr>
+        <w:t>Knowledge</w:t>
+      </w:r>
+      <w:r>
+        <w:t xml:space="preserve"> section, turn </w:t>
+      </w:r>
+      <w:r>
+        <w:rPr>
+          <w:b/>
+          <w:bCs/>
+        </w:rPr>
+        <w:t>Only use specified sources</w:t>
+      </w:r>
+      <w:r>
         <w:t xml:space="preserve"> </w:t>
       </w:r>
       <w:r>
-        <w:t xml:space="preserve">Agent Builder knowledge accepts .doc/.docx, .pdf, .ppt/.pptx, .txt, and .xls/.xlsx, but </w:t>
-      </w:r>
-      <w:r>
-        <w:rPr>
-          <w:b/>
-          <w:bCs/>
-        </w:rPr>
-        <w:t>not</w:t>
-      </w:r>
-      <w:r>
-        <w:t xml:space="preserve"> Markdown (.md) or .csv. Keep that in mind when you build agents on your own documents.</w:t>
-      </w:r>
-    </w:p>
-    <w:p>
-      <w:pPr>
-        <w:pStyle w:val="Compact"/>
-        <w:numPr>
-          <w:ilvl w:val="0"/>
-          <w:numId w:val="40"/>
+        <w:rPr>
+          <w:b/>
+          <w:bCs/>
+        </w:rPr>
+        <w:t>on</w:t>
+      </w:r>
+      <w:r>
+        <w:t xml:space="preserve">, and turn </w:t>
+      </w:r>
+      <w:r>
+        <w:rPr>
+          <w:b/>
+          <w:bCs/>
+        </w:rPr>
+        <w:t>Search all websites</w:t>
+      </w:r>
+      <w:r>
+        <w:t xml:space="preserve"> </w:t>
+      </w:r>
+      <w:r>
+        <w:rPr>
+          <w:b/>
+          <w:bCs/>
+        </w:rPr>
+        <w:t>off</w:t>
+      </w:r>
+      <w:r>
+        <w:t xml:space="preserve">. Without these, the agent can mix in your own </w:t>
+      </w:r>
+      <w:r>
+        <w:t xml:space="preserve">organization's real HR content or web results. Newly uploaded files show </w:t>
+      </w:r>
+      <w:r>
+        <w:rPr>
+          <w:b/>
+          <w:bCs/>
+        </w:rPr>
+        <w:t>Preparing</w:t>
+      </w:r>
+      <w:r>
+        <w:t xml:space="preserve"> for a few minutes; wait until they're ready before you test.</w:t>
+      </w:r>
+    </w:p>
+    <w:p>
+      <w:pPr>
+        <w:pStyle w:val="Compact"/>
+        <w:numPr>
+          <w:ilvl w:val="0"/>
+          <w:numId w:val="43"/>
         </w:numPr>
       </w:pPr>
       <w:r>
@@ -11215,17 +11804,16 @@
         <w:t>Suggested prompts:</w:t>
       </w:r>
       <w:r>
-        <w:t xml:space="preserve"> e.g., "How much PTO do I get and can I carry it over?", "When is open enrollment?", "What are the anchor office days?"</w:t>
+        <w:t xml:space="preserve"> e.g., "How much PTO do I get at Zava, and can I carry it over?", "When is Zava's open enrollment?", "What are Zava's anchor office days?"</w:t>
       </w:r>
     </w:p>
     <w:p>
       <w:pPr>
         <w:pStyle w:val="Heading3"/>
       </w:pPr>
-      <w:bookmarkStart w:id="50" w:name="step-4--test-on-try-it"/>
-      <w:bookmarkEnd w:id="49"/>
-      <w:r>
-        <w:lastRenderedPageBreak/>
+      <w:bookmarkStart w:id="51" w:name="step-4--test-on-try-it"/>
+      <w:bookmarkEnd w:id="50"/>
+      <w:r>
         <w:t>Step 4 — Test on "Try it"</w:t>
       </w:r>
     </w:p>
@@ -11234,7 +11822,7 @@
         <w:pStyle w:val="Compact"/>
         <w:numPr>
           <w:ilvl w:val="0"/>
-          <w:numId w:val="41"/>
+          <w:numId w:val="44"/>
         </w:numPr>
       </w:pPr>
       <w:r>
@@ -11245,7 +11833,7 @@
           <w:i/>
           <w:iCs/>
         </w:rPr>
-        <w:t>"When is open enrollment and how do I change my medical plan?"</w:t>
+        <w:t>"At Zava, when is open enrollment and how do I change my medical plan?"</w:t>
       </w:r>
       <w:r>
         <w:t xml:space="preserve"> → it should answer in your format </w:t>
@@ -11258,25 +11846,76 @@
         <w:t>with a source</w:t>
       </w:r>
       <w:r>
-        <w:t>.</w:t>
-      </w:r>
-    </w:p>
-    <w:p>
-      <w:pPr>
-        <w:pStyle w:val="Compact"/>
-        <w:numPr>
-          <w:ilvl w:val="0"/>
-          <w:numId w:val="41"/>
-        </w:numPr>
-      </w:pPr>
-      <w:r>
-        <w:t xml:space="preserve">Ask: </w:t>
+        <w:t xml:space="preserve"> (</w:t>
+      </w:r>
+      <w:r>
+        <w:rPr>
+          <w:rStyle w:val="VerbatimChar"/>
+        </w:rPr>
+        <w:t>benefits-summary.docx</w:t>
+      </w:r>
+      <w:r>
+        <w:t>: open enrollment in November, changes</w:t>
+      </w:r>
+      <w:r>
+        <w:t xml:space="preserve"> effective January 1).</w:t>
+      </w:r>
+    </w:p>
+    <w:p>
+      <w:pPr>
+        <w:pStyle w:val="Compact"/>
+        <w:numPr>
+          <w:ilvl w:val="0"/>
+          <w:numId w:val="44"/>
+        </w:numPr>
+      </w:pPr>
+      <w:r>
+        <w:rPr>
+          <w:b/>
+          <w:bCs/>
+        </w:rPr>
+        <w:t>Answer about your own company's benefits?</w:t>
+      </w:r>
+      <w:r>
+        <w:t xml:space="preserve"> Check the two Knowledge settings in Step 3, make sure the files have finished </w:t>
+      </w:r>
+      <w:r>
+        <w:rPr>
+          <w:b/>
+          <w:bCs/>
+        </w:rPr>
+        <w:t>Preparing</w:t>
+      </w:r>
+      <w:r>
+        <w:t xml:space="preserve">, then ask again. Agent Builder </w:t>
       </w:r>
       <w:r>
         <w:rPr>
           <w:i/>
           <w:iCs/>
         </w:rPr>
+        <w:t>prioritizes</w:t>
+      </w:r>
+      <w:r>
+        <w:t xml:space="preserve"> your sources but can't fully block its general knowledge; for stricter control, organizations build the agent in Copilot Studio.</w:t>
+      </w:r>
+    </w:p>
+    <w:p>
+      <w:pPr>
+        <w:pStyle w:val="Compact"/>
+        <w:numPr>
+          <w:ilvl w:val="0"/>
+          <w:numId w:val="44"/>
+        </w:numPr>
+      </w:pPr>
+      <w:r>
+        <w:t xml:space="preserve">Ask: </w:t>
+      </w:r>
+      <w:r>
+        <w:rPr>
+          <w:i/>
+          <w:iCs/>
+        </w:rPr>
         <w:t>"What's my colleague's salary?"</w:t>
       </w:r>
       <w:r>
@@ -11297,9 +11936,10 @@
       <w:pPr>
         <w:pStyle w:val="Heading3"/>
       </w:pPr>
-      <w:bookmarkStart w:id="51" w:name="step-5--optional-share--publish"/>
-      <w:bookmarkEnd w:id="50"/>
-      <w:r>
+      <w:bookmarkStart w:id="52" w:name="step-5--optional-share--publish"/>
+      <w:bookmarkEnd w:id="51"/>
+      <w:r>
+        <w:lastRenderedPageBreak/>
         <w:t>Step 5 — (Optional) Share / publish</w:t>
       </w:r>
     </w:p>
@@ -11379,15 +12019,12 @@
         <w:t>third</w:t>
       </w:r>
       <w:r>
-        <w:t xml:space="preserve"> </w:t>
-      </w:r>
-      <w:r>
-        <w:t>knowledge source (e.g., the onboarding checklist) and add a suggested prompt for new hires.</w:t>
-      </w:r>
-    </w:p>
-    <w:p>
-      <w:r>
-        <w:pict w14:anchorId="080765FD">
+        <w:t xml:space="preserve"> knowledge source (e.g., the onboarding checklist) and add a suggested prompt for new hires.</w:t>
+      </w:r>
+    </w:p>
+    <w:p>
+      <w:r>
+        <w:pict w14:anchorId="059207F1">
           <v:rect id="_x0000_i1035" style="width:0;height:1.5pt" o:hralign="center" o:hrstd="t" o:hr="t"/>
         </w:pict>
       </w:r>
@@ -11396,21 +12033,21 @@
       <w:pPr>
         <w:pStyle w:val="Heading2"/>
       </w:pPr>
-      <w:bookmarkStart w:id="52" w:name="wrap-up-5-min"/>
-      <w:bookmarkStart w:id="53" w:name="_Toc242256110"/>
-      <w:bookmarkEnd w:id="45"/>
-      <w:bookmarkEnd w:id="51"/>
+      <w:bookmarkStart w:id="53" w:name="wrap-up-5-min"/>
+      <w:bookmarkStart w:id="54" w:name="_Toc242259609"/>
+      <w:bookmarkEnd w:id="46"/>
+      <w:bookmarkEnd w:id="52"/>
       <w:r>
         <w:t>Wrap-up (5 min)</w:t>
       </w:r>
-      <w:bookmarkEnd w:id="53"/>
-    </w:p>
-    <w:p>
-      <w:pPr>
-        <w:pStyle w:val="Compact"/>
-        <w:numPr>
-          <w:ilvl w:val="0"/>
-          <w:numId w:val="42"/>
+      <w:bookmarkEnd w:id="54"/>
+    </w:p>
+    <w:p>
+      <w:pPr>
+        <w:pStyle w:val="Compact"/>
+        <w:numPr>
+          <w:ilvl w:val="0"/>
+          <w:numId w:val="45"/>
         </w:numPr>
       </w:pPr>
       <w:r>
@@ -11422,7 +12059,7 @@
         <w:pStyle w:val="Compact"/>
         <w:numPr>
           <w:ilvl w:val="0"/>
-          <w:numId w:val="42"/>
+          <w:numId w:val="45"/>
         </w:numPr>
       </w:pPr>
       <w:r>
@@ -11484,7 +12121,7 @@
         <w:pStyle w:val="Compact"/>
         <w:numPr>
           <w:ilvl w:val="0"/>
-          <w:numId w:val="42"/>
+          <w:numId w:val="45"/>
         </w:numPr>
       </w:pPr>
       <w:r>
@@ -11518,18 +12155,15 @@
         <w:t>Agent Builder</w:t>
       </w:r>
       <w:r>
-        <w:t xml:space="preserve"> </w:t>
-      </w:r>
-      <w:r>
-        <w:t>to stand up a helper others can use.</w:t>
-      </w:r>
-    </w:p>
-    <w:p>
-      <w:pPr>
-        <w:pStyle w:val="Compact"/>
-        <w:numPr>
-          <w:ilvl w:val="0"/>
-          <w:numId w:val="42"/>
+        <w:t xml:space="preserve"> to stand up a helper others can use.</w:t>
+      </w:r>
+    </w:p>
+    <w:p>
+      <w:pPr>
+        <w:pStyle w:val="Compact"/>
+        <w:numPr>
+          <w:ilvl w:val="0"/>
+          <w:numId w:val="45"/>
         </w:numPr>
       </w:pPr>
       <w:r>
@@ -11545,7 +12179,7 @@
       <w:r>
         <w:t xml:space="preserve"> (</w:t>
       </w:r>
-      <w:hyperlink r:id="rId25">
+      <w:hyperlink r:id="rId26">
         <w:r>
           <w:rPr>
             <w:rStyle w:val="Hyperlink"/>
@@ -11562,13 +12196,13 @@
         <w:pStyle w:val="Compact"/>
         <w:numPr>
           <w:ilvl w:val="0"/>
-          <w:numId w:val="42"/>
+          <w:numId w:val="45"/>
         </w:numPr>
       </w:pPr>
       <w:r>
         <w:t>Remember the golden rules (</w:t>
       </w:r>
-      <w:hyperlink r:id="rId26">
+      <w:hyperlink r:id="rId27">
         <w:r>
           <w:rPr>
             <w:rStyle w:val="Hyperlink"/>
@@ -11592,7 +12226,7 @@
         <w:pStyle w:val="Compact"/>
         <w:numPr>
           <w:ilvl w:val="0"/>
-          <w:numId w:val="42"/>
+          <w:numId w:val="45"/>
         </w:numPr>
       </w:pPr>
       <w:r>
@@ -11621,7 +12255,7 @@
         <w:pStyle w:val="Compact"/>
         <w:numPr>
           <w:ilvl w:val="0"/>
-          <w:numId w:val="42"/>
+          <w:numId w:val="45"/>
         </w:numPr>
       </w:pPr>
       <w:r>
@@ -11634,7 +12268,7 @@
       <w:r>
         <w:t xml:space="preserve"> you'll receive </w:t>
       </w:r>
-      <w:hyperlink r:id="rId27">
+      <w:hyperlink r:id="rId28">
         <w:r>
           <w:rPr>
             <w:rStyle w:val="Hyperlink"/>
@@ -11643,14 +12277,17 @@
         </w:r>
       </w:hyperlink>
       <w:r>
-        <w:t>, with a knowledge check, a short survey, and a 30-day plan to make this a habit.</w:t>
+        <w:t xml:space="preserve">, with a knowledge </w:t>
+      </w:r>
+      <w:r>
+        <w:t>check, a short survey, and a 30-day plan to make this a habit.</w:t>
       </w:r>
     </w:p>
     <w:p>
       <w:pPr>
         <w:pStyle w:val="Heading3"/>
       </w:pPr>
-      <w:bookmarkStart w:id="54" w:name="if-you-get-stuck"/>
+      <w:bookmarkStart w:id="55" w:name="if-you-get-stuck"/>
       <w:r>
         <w:t>If you get stuck</w:t>
       </w:r>
@@ -11660,13 +12297,13 @@
         <w:pStyle w:val="Compact"/>
         <w:numPr>
           <w:ilvl w:val="0"/>
-          <w:numId w:val="43"/>
+          <w:numId w:val="46"/>
         </w:numPr>
       </w:pPr>
       <w:r>
         <w:t xml:space="preserve">Cowork toggle missing or no response → </w:t>
       </w:r>
-      <w:hyperlink r:id="rId28">
+      <w:hyperlink r:id="rId29">
         <w:r>
           <w:rPr>
             <w:rStyle w:val="Hyperlink"/>
@@ -11683,7 +12320,7 @@
         <w:pStyle w:val="Compact"/>
         <w:numPr>
           <w:ilvl w:val="0"/>
-          <w:numId w:val="43"/>
+          <w:numId w:val="46"/>
         </w:numPr>
       </w:pPr>
       <w:r>
@@ -11705,7 +12342,7 @@
         <w:pStyle w:val="Compact"/>
         <w:numPr>
           <w:ilvl w:val="0"/>
-          <w:numId w:val="43"/>
+          <w:numId w:val="46"/>
         </w:numPr>
       </w:pPr>
       <w:r>
@@ -11810,11 +12447,11 @@
         <w:t>.</w:t>
       </w:r>
       <w:bookmarkEnd w:id="0"/>
-      <w:bookmarkEnd w:id="52"/>
-      <w:bookmarkEnd w:id="54"/>
+      <w:bookmarkEnd w:id="53"/>
+      <w:bookmarkEnd w:id="55"/>
     </w:p>
     <w:sectPr>
-      <w:footerReference w:type="default" r:id="rId29"/>
+      <w:footerReference w:type="default" r:id="rId30"/>
       <w:footnotePr>
         <w:numRestart w:val="eachSect"/>
       </w:footnotePr>
@@ -11934,7 +12571,7 @@
   <w:abstractNum w:abstractNumId="0" w15:restartNumberingAfterBreak="0">
     <w:nsid w:val="0000A990"/>
     <w:multiLevelType w:val="multilevel"/>
-    <w:tmpl w:val="7D046D9A"/>
+    <w:tmpl w:val="D09A535A"/>
     <w:lvl w:ilvl="0">
       <w:numFmt w:val="bullet"/>
       <w:lvlText w:val=" "/>
@@ -12011,7 +12648,7 @@
   <w:abstractNum w:abstractNumId="1" w15:restartNumberingAfterBreak="0">
     <w:nsid w:val="0000A991"/>
     <w:multiLevelType w:val="multilevel"/>
-    <w:tmpl w:val="05DADF5E"/>
+    <w:tmpl w:val="267A88AA"/>
     <w:lvl w:ilvl="0">
       <w:numFmt w:val="bullet"/>
       <w:lvlText w:val=""/>
@@ -12115,7 +12752,7 @@
   <w:abstractNum w:abstractNumId="2" w15:restartNumberingAfterBreak="0">
     <w:nsid w:val="00A99411"/>
     <w:multiLevelType w:val="multilevel"/>
-    <w:tmpl w:val="0CC6434E"/>
+    <w:tmpl w:val="291CA21C"/>
     <w:lvl w:ilvl="0">
       <w:start w:val="1"/>
       <w:numFmt w:val="decimal"/>
@@ -12198,13 +12835,13 @@
       </w:pPr>
     </w:lvl>
   </w:abstractNum>
-  <w:num w:numId="1" w16cid:durableId="2036036409">
+  <w:num w:numId="1" w16cid:durableId="267081646">
     <w:abstractNumId w:val="0"/>
   </w:num>
-  <w:num w:numId="2" w16cid:durableId="2034527965">
+  <w:num w:numId="2" w16cid:durableId="1553807385">
     <w:abstractNumId w:val="1"/>
   </w:num>
-  <w:num w:numId="3" w16cid:durableId="224920027">
+  <w:num w:numId="3" w16cid:durableId="1456682805">
     <w:abstractNumId w:val="2"/>
     <w:lvlOverride w:ilvl="0">
       <w:startOverride w:val="1"/>
@@ -12234,7 +12871,7 @@
       <w:startOverride w:val="1"/>
     </w:lvlOverride>
   </w:num>
-  <w:num w:numId="4" w16cid:durableId="1998878138">
+  <w:num w:numId="4" w16cid:durableId="1336956055">
     <w:abstractNumId w:val="2"/>
     <w:lvlOverride w:ilvl="0">
       <w:startOverride w:val="1"/>
@@ -12264,10 +12901,10 @@
       <w:startOverride w:val="1"/>
     </w:lvlOverride>
   </w:num>
-  <w:num w:numId="5" w16cid:durableId="1616015174">
+  <w:num w:numId="5" w16cid:durableId="1009716875">
     <w:abstractNumId w:val="1"/>
   </w:num>
-  <w:num w:numId="6" w16cid:durableId="237324934">
+  <w:num w:numId="6" w16cid:durableId="2019572415">
     <w:abstractNumId w:val="2"/>
     <w:lvlOverride w:ilvl="0">
       <w:startOverride w:val="1"/>
@@ -12297,10 +12934,10 @@
       <w:startOverride w:val="1"/>
     </w:lvlOverride>
   </w:num>
-  <w:num w:numId="7" w16cid:durableId="1631395252">
+  <w:num w:numId="7" w16cid:durableId="1806268387">
     <w:abstractNumId w:val="1"/>
   </w:num>
-  <w:num w:numId="8" w16cid:durableId="1831821434">
+  <w:num w:numId="8" w16cid:durableId="1138230581">
     <w:abstractNumId w:val="2"/>
     <w:lvlOverride w:ilvl="0">
       <w:startOverride w:val="1"/>
@@ -12330,13 +12967,16 @@
       <w:startOverride w:val="1"/>
     </w:lvlOverride>
   </w:num>
-  <w:num w:numId="9" w16cid:durableId="499321171">
+  <w:num w:numId="9" w16cid:durableId="132334342">
     <w:abstractNumId w:val="1"/>
   </w:num>
-  <w:num w:numId="10" w16cid:durableId="1864172130">
+  <w:num w:numId="10" w16cid:durableId="1490705957">
     <w:abstractNumId w:val="1"/>
   </w:num>
-  <w:num w:numId="11" w16cid:durableId="1353529357">
+  <w:num w:numId="11" w16cid:durableId="1767191508">
+    <w:abstractNumId w:val="1"/>
+  </w:num>
+  <w:num w:numId="12" w16cid:durableId="2097506798">
     <w:abstractNumId w:val="2"/>
     <w:lvlOverride w:ilvl="0">
       <w:startOverride w:val="1"/>
@@ -12366,22 +13006,22 @@
       <w:startOverride w:val="1"/>
     </w:lvlOverride>
   </w:num>
-  <w:num w:numId="12" w16cid:durableId="1318150895">
+  <w:num w:numId="13" w16cid:durableId="187642286">
     <w:abstractNumId w:val="1"/>
   </w:num>
-  <w:num w:numId="13" w16cid:durableId="1594973311">
+  <w:num w:numId="14" w16cid:durableId="1024406117">
     <w:abstractNumId w:val="1"/>
   </w:num>
-  <w:num w:numId="14" w16cid:durableId="1424106316">
+  <w:num w:numId="15" w16cid:durableId="938223766">
     <w:abstractNumId w:val="1"/>
   </w:num>
-  <w:num w:numId="15" w16cid:durableId="1320429490">
+  <w:num w:numId="16" w16cid:durableId="1857377939">
     <w:abstractNumId w:val="1"/>
   </w:num>
-  <w:num w:numId="16" w16cid:durableId="2101831995">
+  <w:num w:numId="17" w16cid:durableId="632061492">
     <w:abstractNumId w:val="1"/>
   </w:num>
-  <w:num w:numId="17" w16cid:durableId="786781208">
+  <w:num w:numId="18" w16cid:durableId="2046786701">
     <w:abstractNumId w:val="2"/>
     <w:lvlOverride w:ilvl="0">
       <w:startOverride w:val="1"/>
@@ -12411,7 +13051,7 @@
       <w:startOverride w:val="1"/>
     </w:lvlOverride>
   </w:num>
-  <w:num w:numId="18" w16cid:durableId="441804934">
+  <w:num w:numId="19" w16cid:durableId="1735348824">
     <w:abstractNumId w:val="2"/>
     <w:lvlOverride w:ilvl="0">
       <w:startOverride w:val="1"/>
@@ -12441,16 +13081,16 @@
       <w:startOverride w:val="1"/>
     </w:lvlOverride>
   </w:num>
-  <w:num w:numId="19" w16cid:durableId="868757219">
+  <w:num w:numId="20" w16cid:durableId="1702172778">
     <w:abstractNumId w:val="1"/>
   </w:num>
-  <w:num w:numId="20" w16cid:durableId="1007905534">
+  <w:num w:numId="21" w16cid:durableId="2139177024">
     <w:abstractNumId w:val="1"/>
   </w:num>
-  <w:num w:numId="21" w16cid:durableId="1516652232">
+  <w:num w:numId="22" w16cid:durableId="498809954">
     <w:abstractNumId w:val="1"/>
   </w:num>
-  <w:num w:numId="22" w16cid:durableId="1703364185">
+  <w:num w:numId="23" w16cid:durableId="725838772">
     <w:abstractNumId w:val="2"/>
     <w:lvlOverride w:ilvl="0">
       <w:startOverride w:val="1"/>
@@ -12480,7 +13120,7 @@
       <w:startOverride w:val="1"/>
     </w:lvlOverride>
   </w:num>
-  <w:num w:numId="23" w16cid:durableId="2066709502">
+  <w:num w:numId="24" w16cid:durableId="1841192287">
     <w:abstractNumId w:val="2"/>
     <w:lvlOverride w:ilvl="0">
       <w:startOverride w:val="1"/>
@@ -12510,10 +13150,7 @@
       <w:startOverride w:val="1"/>
     </w:lvlOverride>
   </w:num>
-  <w:num w:numId="24" w16cid:durableId="153880609">
-    <w:abstractNumId w:val="1"/>
-  </w:num>
-  <w:num w:numId="25" w16cid:durableId="1284582206">
+  <w:num w:numId="25" w16cid:durableId="224488408">
     <w:abstractNumId w:val="2"/>
     <w:lvlOverride w:ilvl="0">
       <w:startOverride w:val="1"/>
@@ -12543,13 +13180,10 @@
       <w:startOverride w:val="1"/>
     </w:lvlOverride>
   </w:num>
-  <w:num w:numId="26" w16cid:durableId="665475873">
+  <w:num w:numId="26" w16cid:durableId="51774054">
     <w:abstractNumId w:val="1"/>
   </w:num>
-  <w:num w:numId="27" w16cid:durableId="1787306287">
-    <w:abstractNumId w:val="1"/>
-  </w:num>
-  <w:num w:numId="28" w16cid:durableId="2094431916">
+  <w:num w:numId="27" w16cid:durableId="1919054633">
     <w:abstractNumId w:val="2"/>
     <w:lvlOverride w:ilvl="0">
       <w:startOverride w:val="1"/>
@@ -12579,22 +13213,13 @@
       <w:startOverride w:val="1"/>
     </w:lvlOverride>
   </w:num>
-  <w:num w:numId="29" w16cid:durableId="1677339905">
+  <w:num w:numId="28" w16cid:durableId="374239056">
     <w:abstractNumId w:val="1"/>
   </w:num>
-  <w:num w:numId="30" w16cid:durableId="1956521810">
+  <w:num w:numId="29" w16cid:durableId="1419904390">
     <w:abstractNumId w:val="1"/>
   </w:num>
-  <w:num w:numId="31" w16cid:durableId="614678250">
-    <w:abstractNumId w:val="1"/>
-  </w:num>
-  <w:num w:numId="32" w16cid:durableId="928777534">
-    <w:abstractNumId w:val="1"/>
-  </w:num>
-  <w:num w:numId="33" w16cid:durableId="2138179968">
-    <w:abstractNumId w:val="1"/>
-  </w:num>
-  <w:num w:numId="34" w16cid:durableId="1130434993">
+  <w:num w:numId="30" w16cid:durableId="1539658832">
     <w:abstractNumId w:val="2"/>
     <w:lvlOverride w:ilvl="0">
       <w:startOverride w:val="1"/>
@@ -12624,13 +13249,25 @@
       <w:startOverride w:val="1"/>
     </w:lvlOverride>
   </w:num>
-  <w:num w:numId="35" w16cid:durableId="548961092">
+  <w:num w:numId="31" w16cid:durableId="534124951">
     <w:abstractNumId w:val="1"/>
   </w:num>
-  <w:num w:numId="36" w16cid:durableId="2114934103">
+  <w:num w:numId="32" w16cid:durableId="564996360">
     <w:abstractNumId w:val="1"/>
   </w:num>
-  <w:num w:numId="37" w16cid:durableId="281424342">
+  <w:num w:numId="33" w16cid:durableId="59793915">
+    <w:abstractNumId w:val="1"/>
+  </w:num>
+  <w:num w:numId="34" w16cid:durableId="1636250712">
+    <w:abstractNumId w:val="1"/>
+  </w:num>
+  <w:num w:numId="35" w16cid:durableId="261841950">
+    <w:abstractNumId w:val="1"/>
+  </w:num>
+  <w:num w:numId="36" w16cid:durableId="1527332541">
+    <w:abstractNumId w:val="1"/>
+  </w:num>
+  <w:num w:numId="37" w16cid:durableId="1534884247">
     <w:abstractNumId w:val="2"/>
     <w:lvlOverride w:ilvl="0">
       <w:startOverride w:val="1"/>
@@ -12660,22 +13297,58 @@
       <w:startOverride w:val="1"/>
     </w:lvlOverride>
   </w:num>
-  <w:num w:numId="38" w16cid:durableId="1694257556">
+  <w:num w:numId="38" w16cid:durableId="993333367">
     <w:abstractNumId w:val="1"/>
   </w:num>
-  <w:num w:numId="39" w16cid:durableId="484318033">
+  <w:num w:numId="39" w16cid:durableId="73748643">
     <w:abstractNumId w:val="1"/>
   </w:num>
-  <w:num w:numId="40" w16cid:durableId="520246110">
+  <w:num w:numId="40" w16cid:durableId="878276700">
+    <w:abstractNumId w:val="2"/>
+    <w:lvlOverride w:ilvl="0">
+      <w:startOverride w:val="1"/>
+    </w:lvlOverride>
+    <w:lvlOverride w:ilvl="1">
+      <w:startOverride w:val="1"/>
+    </w:lvlOverride>
+    <w:lvlOverride w:ilvl="2">
+      <w:startOverride w:val="1"/>
+    </w:lvlOverride>
+    <w:lvlOverride w:ilvl="3">
+      <w:startOverride w:val="1"/>
+    </w:lvlOverride>
+    <w:lvlOverride w:ilvl="4">
+      <w:startOverride w:val="1"/>
+    </w:lvlOverride>
+    <w:lvlOverride w:ilvl="5">
+      <w:startOverride w:val="1"/>
+    </w:lvlOverride>
+    <w:lvlOverride w:ilvl="6">
+      <w:startOverride w:val="1"/>
+    </w:lvlOverride>
+    <w:lvlOverride w:ilvl="7">
+      <w:startOverride w:val="1"/>
+    </w:lvlOverride>
+    <w:lvlOverride w:ilvl="8">
+      <w:startOverride w:val="1"/>
+    </w:lvlOverride>
+  </w:num>
+  <w:num w:numId="41" w16cid:durableId="367069729">
     <w:abstractNumId w:val="1"/>
   </w:num>
-  <w:num w:numId="41" w16cid:durableId="470176934">
+  <w:num w:numId="42" w16cid:durableId="136267653">
     <w:abstractNumId w:val="1"/>
   </w:num>
-  <w:num w:numId="42" w16cid:durableId="1138304852">
+  <w:num w:numId="43" w16cid:durableId="1720202580">
     <w:abstractNumId w:val="1"/>
   </w:num>
-  <w:num w:numId="43" w16cid:durableId="507722445">
+  <w:num w:numId="44" w16cid:durableId="186330798">
+    <w:abstractNumId w:val="1"/>
+  </w:num>
+  <w:num w:numId="45" w16cid:durableId="1318535844">
+    <w:abstractNumId w:val="1"/>
+  </w:num>
+  <w:num w:numId="46" w16cid:durableId="829325095">
     <w:abstractNumId w:val="1"/>
   </w:num>
 </w:numbering>
@@ -13954,7 +14627,7 @@
     <w:next w:val="Normal"/>
     <w:autoRedefine/>
     <w:uiPriority w:val="39"/>
-    <w:rsid w:val="009156B4"/>
+    <w:rsid w:val="00CB02BF"/>
     <w:pPr>
       <w:spacing w:after="100"/>
     </w:pPr>
@@ -13965,7 +14638,7 @@
     <w:next w:val="Normal"/>
     <w:autoRedefine/>
     <w:uiPriority w:val="39"/>
-    <w:rsid w:val="009156B4"/>
+    <w:rsid w:val="00CB02BF"/>
     <w:pPr>
       <w:spacing w:after="100"/>
       <w:ind w:left="210"/>
@@ -13975,7 +14648,7 @@
     <w:name w:val="header"/>
     <w:basedOn w:val="Normal"/>
     <w:link w:val="HeaderChar"/>
-    <w:rsid w:val="009156B4"/>
+    <w:rsid w:val="00CB02BF"/>
     <w:pPr>
       <w:tabs>
         <w:tab w:val="center" w:pos="4513"/>
@@ -13988,7 +14661,7 @@
     <w:name w:val="Header Char"/>
     <w:basedOn w:val="DefaultParagraphFont"/>
     <w:link w:val="Header"/>
-    <w:rsid w:val="009156B4"/>
+    <w:rsid w:val="00CB02BF"/>
     <w:rPr>
       <w:rFonts w:ascii="Segoe UI" w:eastAsia="Segoe UI" w:hAnsi="Segoe UI" w:cs="Segoe UI"/>
       <w:color w:val="242424"/>
@@ -13999,7 +14672,7 @@
     <w:name w:val="footer"/>
     <w:basedOn w:val="Normal"/>
     <w:link w:val="FooterChar"/>
-    <w:rsid w:val="009156B4"/>
+    <w:rsid w:val="00CB02BF"/>
     <w:pPr>
       <w:tabs>
         <w:tab w:val="center" w:pos="4513"/>
@@ -14012,7 +14685,7 @@
     <w:name w:val="Footer Char"/>
     <w:basedOn w:val="DefaultParagraphFont"/>
     <w:link w:val="Footer"/>
-    <w:rsid w:val="009156B4"/>
+    <w:rsid w:val="00CB02BF"/>
     <w:rPr>
       <w:rFonts w:ascii="Segoe UI" w:eastAsia="Segoe UI" w:hAnsi="Segoe UI" w:cs="Segoe UI"/>
       <w:color w:val="242424"/>

--- a/participant/participant-workbook.docx
+++ b/participant/participant-workbook.docx
@@ -10,7 +10,7 @@
           <w:sz w:val="21"/>
           <w:szCs w:val="24"/>
         </w:rPr>
-        <w:id w:val="-1055848583"/>
+        <w:id w:val="-1443992942"/>
         <w:docPartObj>
           <w:docPartGallery w:val="Table of Contents"/>
           <w:docPartUnique/>
@@ -51,7 +51,7 @@
           <w:r>
             <w:fldChar w:fldCharType="separate"/>
           </w:r>
-          <w:hyperlink w:anchor="_Toc242259597" w:history="1">
+          <w:hyperlink w:anchor="_Toc242263566" w:history="1">
             <w:r>
               <w:rPr>
                 <w:rStyle w:val="Hyperlink"/>
@@ -78,7 +78,7 @@
                 <w:noProof/>
                 <w:webHidden/>
               </w:rPr>
-              <w:instrText xml:space="preserve"> PAGEREF _Toc242259597 \h </w:instrText>
+              <w:instrText xml:space="preserve"> PAGEREF _Toc242263566 \h </w:instrText>
             </w:r>
             <w:r>
               <w:rPr>
@@ -125,7 +125,7 @@
               <w14:ligatures w14:val="standardContextual"/>
             </w:rPr>
           </w:pPr>
-          <w:hyperlink w:anchor="_Toc242259598" w:history="1">
+          <w:hyperlink w:anchor="_Toc242263567" w:history="1">
             <w:r>
               <w:rPr>
                 <w:rStyle w:val="Hyperlink"/>
@@ -152,7 +152,7 @@
                 <w:noProof/>
                 <w:webHidden/>
               </w:rPr>
-              <w:instrText xml:space="preserve"> PAGEREF _Toc242259598 \h </w:instrText>
+              <w:instrText xml:space="preserve"> PAGEREF _Toc242263567 \h </w:instrText>
             </w:r>
             <w:r>
               <w:rPr>
@@ -199,7 +199,7 @@
               <w14:ligatures w14:val="standardContextual"/>
             </w:rPr>
           </w:pPr>
-          <w:hyperlink w:anchor="_Toc242259599" w:history="1">
+          <w:hyperlink w:anchor="_Toc242263568" w:history="1">
             <w:r>
               <w:rPr>
                 <w:rStyle w:val="Hyperlink"/>
@@ -226,7 +226,7 @@
                 <w:noProof/>
                 <w:webHidden/>
               </w:rPr>
-              <w:instrText xml:space="preserve"> PAGEREF _Toc242259599 \h </w:instrText>
+              <w:instrText xml:space="preserve"> PAGEREF _Toc242263568 \h </w:instrText>
             </w:r>
             <w:r>
               <w:rPr>
@@ -273,7 +273,7 @@
               <w14:ligatures w14:val="standardContextual"/>
             </w:rPr>
           </w:pPr>
-          <w:hyperlink w:anchor="_Toc242259600" w:history="1">
+          <w:hyperlink w:anchor="_Toc242263569" w:history="1">
             <w:r>
               <w:rPr>
                 <w:rStyle w:val="Hyperlink"/>
@@ -300,7 +300,7 @@
                 <w:noProof/>
                 <w:webHidden/>
               </w:rPr>
-              <w:instrText xml:space="preserve"> PAGEREF _Toc242259600 \h </w:instrText>
+              <w:instrText xml:space="preserve"> PAGEREF _Toc242263569 \h </w:instrText>
             </w:r>
             <w:r>
               <w:rPr>
@@ -347,7 +347,7 @@
               <w14:ligatures w14:val="standardContextual"/>
             </w:rPr>
           </w:pPr>
-          <w:hyperlink w:anchor="_Toc242259601" w:history="1">
+          <w:hyperlink w:anchor="_Toc242263570" w:history="1">
             <w:r>
               <w:rPr>
                 <w:rStyle w:val="Hyperlink"/>
@@ -374,7 +374,7 @@
                 <w:noProof/>
                 <w:webHidden/>
               </w:rPr>
-              <w:instrText xml:space="preserve"> PAGEREF _Toc242259601 \h </w:instrText>
+              <w:instrText xml:space="preserve"> PAGEREF _Toc242263570 \h </w:instrText>
             </w:r>
             <w:r>
               <w:rPr>
@@ -421,7 +421,7 @@
               <w14:ligatures w14:val="standardContextual"/>
             </w:rPr>
           </w:pPr>
-          <w:hyperlink w:anchor="_Toc242259602" w:history="1">
+          <w:hyperlink w:anchor="_Toc242263571" w:history="1">
             <w:r>
               <w:rPr>
                 <w:rStyle w:val="Hyperlink"/>
@@ -448,7 +448,7 @@
                 <w:noProof/>
                 <w:webHidden/>
               </w:rPr>
-              <w:instrText xml:space="preserve"> PAGEREF _Toc242259602 \h </w:instrText>
+              <w:instrText xml:space="preserve"> PAGEREF _Toc242263571 \h </w:instrText>
             </w:r>
             <w:r>
               <w:rPr>
@@ -495,13 +495,13 @@
               <w14:ligatures w14:val="standardContextual"/>
             </w:rPr>
           </w:pPr>
-          <w:hyperlink w:anchor="_Toc242259603" w:history="1">
+          <w:hyperlink w:anchor="_Toc242263572" w:history="1">
             <w:r>
               <w:rPr>
                 <w:rStyle w:val="Hyperlink"/>
                 <w:noProof/>
               </w:rPr>
-              <w:t>Exercise 4 — Build your own custom skill (20 min)</w:t>
+              <w:t>Exercise 4 — Build your own custom skill (15 min)</w:t>
             </w:r>
             <w:r>
               <w:rPr>
@@ -522,7 +522,7 @@
                 <w:noProof/>
                 <w:webHidden/>
               </w:rPr>
-              <w:instrText xml:space="preserve"> PAGEREF _Toc242259603 \h </w:instrText>
+              <w:instrText xml:space="preserve"> PAGEREF _Toc242263572 \h </w:instrText>
             </w:r>
             <w:r>
               <w:rPr>
@@ -569,7 +569,7 @@
               <w14:ligatures w14:val="standardContextual"/>
             </w:rPr>
           </w:pPr>
-          <w:hyperlink w:anchor="_Toc242259604" w:history="1">
+          <w:hyperlink w:anchor="_Toc242263573" w:history="1">
             <w:r>
               <w:rPr>
                 <w:rStyle w:val="Hyperlink"/>
@@ -596,7 +596,7 @@
                 <w:noProof/>
                 <w:webHidden/>
               </w:rPr>
-              <w:instrText xml:space="preserve"> PAGEREF _Toc242259604 \h </w:instrText>
+              <w:instrText xml:space="preserve"> PAGEREF _Toc242263573 \h </w:instrText>
             </w:r>
             <w:r>
               <w:rPr>
@@ -643,7 +643,7 @@
               <w14:ligatures w14:val="standardContextual"/>
             </w:rPr>
           </w:pPr>
-          <w:hyperlink w:anchor="_Toc242259605" w:history="1">
+          <w:hyperlink w:anchor="_Toc242263574" w:history="1">
             <w:r>
               <w:rPr>
                 <w:rStyle w:val="Hyperlink"/>
@@ -678,7 +678,7 @@
                 <w:noProof/>
                 <w:webHidden/>
               </w:rPr>
-              <w:instrText xml:space="preserve"> PAGEREF _Toc242259605 \h </w:instrText>
+              <w:instrText xml:space="preserve"> PAGEREF _Toc242263574 \h </w:instrText>
             </w:r>
             <w:r>
               <w:rPr>
@@ -725,7 +725,7 @@
               <w14:ligatures w14:val="standardContextual"/>
             </w:rPr>
           </w:pPr>
-          <w:hyperlink w:anchor="_Toc242259606" w:history="1">
+          <w:hyperlink w:anchor="_Toc242263575" w:history="1">
             <w:r>
               <w:rPr>
                 <w:rStyle w:val="Hyperlink"/>
@@ -752,7 +752,7 @@
                 <w:noProof/>
                 <w:webHidden/>
               </w:rPr>
-              <w:instrText xml:space="preserve"> PAGEREF _Toc242259606 \h </w:instrText>
+              <w:instrText xml:space="preserve"> PAGEREF _Toc242263575 \h </w:instrText>
             </w:r>
             <w:r>
               <w:rPr>
@@ -799,13 +799,13 @@
               <w14:ligatures w14:val="standardContextual"/>
             </w:rPr>
           </w:pPr>
-          <w:hyperlink w:anchor="_Toc242259607" w:history="1">
+          <w:hyperlink w:anchor="_Toc242263576" w:history="1">
             <w:r>
               <w:rPr>
                 <w:rStyle w:val="Hyperlink"/>
                 <w:noProof/>
               </w:rPr>
-              <w:t>Exercise 7 — Automate &amp; share (10 min)</w:t>
+              <w:t>Exercise 7 — Automate &amp; share (15 min)</w:t>
             </w:r>
             <w:r>
               <w:rPr>
@@ -826,7 +826,7 @@
                 <w:noProof/>
                 <w:webHidden/>
               </w:rPr>
-              <w:instrText xml:space="preserve"> PAGEREF _Toc242259607 \h </w:instrText>
+              <w:instrText xml:space="preserve"> PAGEREF _Toc242263576 \h </w:instrText>
             </w:r>
             <w:r>
               <w:rPr>
@@ -873,7 +873,7 @@
               <w14:ligatures w14:val="standardContextual"/>
             </w:rPr>
           </w:pPr>
-          <w:hyperlink w:anchor="_Toc242259608" w:history="1">
+          <w:hyperlink w:anchor="_Toc242263577" w:history="1">
             <w:r>
               <w:rPr>
                 <w:rStyle w:val="Hyperlink"/>
@@ -900,7 +900,7 @@
                 <w:noProof/>
                 <w:webHidden/>
               </w:rPr>
-              <w:instrText xml:space="preserve"> PAGEREF _Toc242259608 \h </w:instrText>
+              <w:instrText xml:space="preserve"> PAGEREF _Toc242263577 \h </w:instrText>
             </w:r>
             <w:r>
               <w:rPr>
@@ -947,7 +947,7 @@
               <w14:ligatures w14:val="standardContextual"/>
             </w:rPr>
           </w:pPr>
-          <w:hyperlink w:anchor="_Toc242259609" w:history="1">
+          <w:hyperlink w:anchor="_Toc242263578" w:history="1">
             <w:r>
               <w:rPr>
                 <w:rStyle w:val="Hyperlink"/>
@@ -974,7 +974,7 @@
                 <w:noProof/>
                 <w:webHidden/>
               </w:rPr>
-              <w:instrText xml:space="preserve"> PAGEREF _Toc242259609 \h </w:instrText>
+              <w:instrText xml:space="preserve"> PAGEREF _Toc242263578 \h </w:instrText>
             </w:r>
             <w:r>
               <w:rPr>
@@ -1017,7 +1017,7 @@
         <w:pStyle w:val="Heading1"/>
       </w:pPr>
       <w:bookmarkStart w:id="0" w:name="participant-workbook"/>
-      <w:bookmarkStart w:id="1" w:name="_Toc242259597"/>
+      <w:bookmarkStart w:id="1" w:name="_Toc242263566"/>
       <w:r>
         <w:t>Participant Workbook</w:t>
       </w:r>
@@ -1028,7 +1028,7 @@
         <w:pStyle w:val="Heading2"/>
       </w:pPr>
       <w:bookmarkStart w:id="2" w:name="Xa046f7e33c7391c4827688ee785cfee5a5aaa0a"/>
-      <w:bookmarkStart w:id="3" w:name="_Toc242259598"/>
+      <w:bookmarkStart w:id="3" w:name="_Toc242263567"/>
       <w:r>
         <w:t>Getting Things Done with Copilot Cowork for HR Tasks</w:t>
       </w:r>
@@ -1471,7 +1471,7 @@
     </w:p>
     <w:p>
       <w:r>
-        <w:pict w14:anchorId="778044D0">
+        <w:pict w14:anchorId="1DE4947A">
           <v:rect id="_x0000_i1025" style="width:0;height:1.5pt" o:hralign="center" o:hrstd="t" o:hr="t"/>
         </w:pict>
       </w:r>
@@ -1481,7 +1481,7 @@
         <w:pStyle w:val="Heading2"/>
       </w:pPr>
       <w:bookmarkStart w:id="5" w:name="Xdd15d2b3343702286659924fb38f48c3285c711"/>
-      <w:bookmarkStart w:id="6" w:name="_Toc242259599"/>
+      <w:bookmarkStart w:id="6" w:name="_Toc242263568"/>
       <w:bookmarkEnd w:id="2"/>
       <w:bookmarkEnd w:id="4"/>
       <w:r>
@@ -1844,7 +1844,7 @@
           <w:noProof/>
         </w:rPr>
         <w:drawing>
-          <wp:inline distT="0" distB="0" distL="0" distR="0" wp14:anchorId="0EDCCBEA" wp14:editId="4787764C">
+          <wp:inline distT="0" distB="0" distL="0" distR="0" wp14:anchorId="6520CD35" wp14:editId="366D4FA2">
             <wp:extent cx="4400120" cy="1306285"/>
             <wp:effectExtent l="0" t="0" r="0" b="0"/>
             <wp:docPr id="15" name="Picture" descr="Tip: on a GitHub file page, select the Download icon (Download raw file) at the top right of the file"/>
@@ -2839,7 +2839,7 @@
           <w:noProof/>
         </w:rPr>
         <w:drawing>
-          <wp:inline distT="0" distB="0" distL="0" distR="0" wp14:anchorId="32D2147B" wp14:editId="4068887A">
+          <wp:inline distT="0" distB="0" distL="0" distR="0" wp14:anchorId="1A94CA7A" wp14:editId="59286EE1">
             <wp:extent cx="6210300" cy="886384"/>
             <wp:effectExtent l="0" t="0" r="0" b="0"/>
             <wp:docPr id="23" name="Picture" descr="The &quot;Customize instructions for Cowork&quot; card: Give Cowork guidance that is automatically added to the start of every task."/>
@@ -3563,7 +3563,7 @@
           <w:noProof/>
         </w:rPr>
         <w:drawing>
-          <wp:inline distT="0" distB="0" distL="0" distR="0" wp14:anchorId="05488957" wp14:editId="4AC979FD">
+          <wp:inline distT="0" distB="0" distL="0" distR="0" wp14:anchorId="7F328F4B" wp14:editId="51B01D1E">
             <wp:extent cx="5952564" cy="549835"/>
             <wp:effectExtent l="0" t="0" r="0" b="0"/>
             <wp:docPr id="29" name="Picture" descr="Prompt key: Goal (blue) is the outcome, for whom, and why; Source (green) is the files, sites, or data to use; Expectations (orange) describe what good looks like; Constraints (purple) say what Cowork must not do"/>
@@ -4075,7 +4075,7 @@
     </w:p>
     <w:p>
       <w:r>
-        <w:pict w14:anchorId="2E59BF45">
+        <w:pict w14:anchorId="6C59DEE3">
           <v:rect id="_x0000_i1026" style="width:0;height:1.5pt" o:hralign="center" o:hrstd="t" o:hr="t"/>
         </w:pict>
       </w:r>
@@ -4085,7 +4085,7 @@
         <w:pStyle w:val="Heading2"/>
       </w:pPr>
       <w:bookmarkStart w:id="13" w:name="X4483dde339e198237c04137da81141af42f1976"/>
-      <w:bookmarkStart w:id="14" w:name="_Toc242259600"/>
+      <w:bookmarkStart w:id="14" w:name="_Toc242263569"/>
       <w:bookmarkEnd w:id="5"/>
       <w:bookmarkEnd w:id="12"/>
       <w:r>
@@ -5653,7 +5653,7 @@
     </w:p>
     <w:p>
       <w:r>
-        <w:pict w14:anchorId="440B842C">
+        <w:pict w14:anchorId="4EC8A63F">
           <v:rect id="_x0000_i1027" style="width:0;height:1.5pt" o:hralign="center" o:hrstd="t" o:hr="t"/>
         </w:pict>
       </w:r>
@@ -5663,7 +5663,7 @@
         <w:pStyle w:val="Heading2"/>
       </w:pPr>
       <w:bookmarkStart w:id="16" w:name="X8e53f6a1b406fab3ed2ac9ca6cb2da94788ec4d"/>
-      <w:bookmarkStart w:id="17" w:name="_Toc242259601"/>
+      <w:bookmarkStart w:id="17" w:name="_Toc242263570"/>
       <w:bookmarkEnd w:id="13"/>
       <w:bookmarkEnd w:id="15"/>
       <w:r>
@@ -6476,7 +6476,7 @@
     </w:p>
     <w:p>
       <w:r>
-        <w:pict w14:anchorId="08DA581D">
+        <w:pict w14:anchorId="029E9B6D">
           <v:rect id="_x0000_i1028" style="width:0;height:1.5pt" o:hralign="center" o:hrstd="t" o:hr="t"/>
         </w:pict>
       </w:r>
@@ -6486,7 +6486,7 @@
         <w:pStyle w:val="Heading2"/>
       </w:pPr>
       <w:bookmarkStart w:id="21" w:name="Xe9785fbc463efafc5914762c9acdd4c71598452"/>
-      <w:bookmarkStart w:id="22" w:name="_Toc242259602"/>
+      <w:bookmarkStart w:id="22" w:name="_Toc242263571"/>
       <w:bookmarkEnd w:id="16"/>
       <w:bookmarkEnd w:id="20"/>
       <w:r>
@@ -7751,7 +7751,7 @@
     </w:p>
     <w:p>
       <w:r>
-        <w:pict w14:anchorId="3B7318FE">
+        <w:pict w14:anchorId="19BD6497">
           <v:rect id="_x0000_i1029" style="width:0;height:1.5pt" o:hralign="center" o:hrstd="t" o:hr="t"/>
         </w:pict>
       </w:r>
@@ -7760,13 +7760,13 @@
       <w:pPr>
         <w:pStyle w:val="Heading2"/>
       </w:pPr>
-      <w:bookmarkStart w:id="25" w:name="Xfd0289156e27dd980a7f551da3eec69c529d8cb"/>
-      <w:bookmarkStart w:id="26" w:name="_Toc242259603"/>
+      <w:bookmarkStart w:id="25" w:name="Xd94708bbd161e19d85068e026d138309d5832e3"/>
+      <w:bookmarkStart w:id="26" w:name="_Toc242263572"/>
       <w:bookmarkEnd w:id="21"/>
       <w:bookmarkEnd w:id="24"/>
       <w:r>
         <w:lastRenderedPageBreak/>
-        <w:t>Exercise 4 — Build your own custom skill (20 min)</w:t>
+        <w:t>Exercise 4 — Build your own custom skill (15 min)</w:t>
       </w:r>
       <w:bookmarkEnd w:id="26"/>
     </w:p>
@@ -8765,7 +8765,7 @@
     </w:p>
     <w:p>
       <w:r>
-        <w:pict w14:anchorId="4992948D">
+        <w:pict w14:anchorId="11C8ACFB">
           <v:rect id="_x0000_i1030" style="width:0;height:1.5pt" o:hralign="center" o:hrstd="t" o:hr="t"/>
         </w:pict>
       </w:r>
@@ -8775,7 +8775,7 @@
         <w:pStyle w:val="Heading2"/>
       </w:pPr>
       <w:bookmarkStart w:id="30" w:name="Xd4663d810cd6ea14c650b6bbafbe523ad080324"/>
-      <w:bookmarkStart w:id="31" w:name="_Toc242259604"/>
+      <w:bookmarkStart w:id="31" w:name="_Toc242263573"/>
       <w:bookmarkEnd w:id="25"/>
       <w:bookmarkEnd w:id="29"/>
       <w:r>
@@ -9441,7 +9441,7 @@
     </w:p>
     <w:p>
       <w:r>
-        <w:pict w14:anchorId="1759BB9E">
+        <w:pict w14:anchorId="5AA0E589">
           <v:rect id="_x0000_i1031" style="width:0;height:1.5pt" o:hralign="center" o:hrstd="t" o:hr="t"/>
         </w:pict>
       </w:r>
@@ -9451,7 +9451,7 @@
         <w:pStyle w:val="Heading2"/>
       </w:pPr>
       <w:bookmarkStart w:id="34" w:name="coffee-break-15-min"/>
-      <w:bookmarkStart w:id="35" w:name="_Toc242259605"/>
+      <w:bookmarkStart w:id="35" w:name="_Toc242263574"/>
       <w:bookmarkEnd w:id="30"/>
       <w:bookmarkEnd w:id="33"/>
       <w:r>
@@ -9472,7 +9472,7 @@
     </w:p>
     <w:p>
       <w:r>
-        <w:pict w14:anchorId="687F606E">
+        <w:pict w14:anchorId="69929621">
           <v:rect id="_x0000_i1032" style="width:0;height:1.5pt" o:hralign="center" o:hrstd="t" o:hr="t"/>
         </w:pict>
       </w:r>
@@ -9482,7 +9482,7 @@
         <w:pStyle w:val="Heading2"/>
       </w:pPr>
       <w:bookmarkStart w:id="36" w:name="Xdac1a1f50ed5320ad04ee419fd58b72fefc948c"/>
-      <w:bookmarkStart w:id="37" w:name="_Toc242259606"/>
+      <w:bookmarkStart w:id="37" w:name="_Toc242263575"/>
       <w:bookmarkEnd w:id="34"/>
       <w:r>
         <w:t>Exercise 6 — Onboarding orientation pack (10 min)</w:t>
@@ -10192,7 +10192,7 @@
     </w:p>
     <w:p>
       <w:r>
-        <w:pict w14:anchorId="79A35976">
+        <w:pict w14:anchorId="37965644">
           <v:rect id="_x0000_i1033" style="width:0;height:1.5pt" o:hralign="center" o:hrstd="t" o:hr="t"/>
         </w:pict>
       </w:r>
@@ -10201,12 +10201,12 @@
       <w:pPr>
         <w:pStyle w:val="Heading2"/>
       </w:pPr>
-      <w:bookmarkStart w:id="41" w:name="exercise-7--automate--share-10-min"/>
-      <w:bookmarkStart w:id="42" w:name="_Toc242259607"/>
+      <w:bookmarkStart w:id="41" w:name="exercise-7--automate--share-15-min"/>
+      <w:bookmarkStart w:id="42" w:name="_Toc242263576"/>
       <w:bookmarkEnd w:id="36"/>
       <w:bookmarkEnd w:id="40"/>
       <w:r>
-        <w:t>Exercise 7 — Automate &amp; share (10 min)</w:t>
+        <w:t>Exercise 7 — Automate &amp; share (15 min)</w:t>
       </w:r>
       <w:bookmarkEnd w:id="42"/>
     </w:p>
@@ -11010,7 +11010,7 @@
     </w:p>
     <w:p>
       <w:r>
-        <w:pict w14:anchorId="0AAC0D97">
+        <w:pict w14:anchorId="1D784639">
           <v:rect id="_x0000_i1034" style="width:0;height:1.5pt" o:hralign="center" o:hrstd="t" o:hr="t"/>
         </w:pict>
       </w:r>
@@ -11020,7 +11020,7 @@
         <w:pStyle w:val="Heading2"/>
       </w:pPr>
       <w:bookmarkStart w:id="46" w:name="Xc7de26b53719c482282c018cb445b4c26623d70"/>
-      <w:bookmarkStart w:id="47" w:name="_Toc242259608"/>
+      <w:bookmarkStart w:id="47" w:name="_Toc242263577"/>
       <w:bookmarkEnd w:id="41"/>
       <w:bookmarkEnd w:id="45"/>
       <w:r>
@@ -12024,7 +12024,7 @@
     </w:p>
     <w:p>
       <w:r>
-        <w:pict w14:anchorId="059207F1">
+        <w:pict w14:anchorId="2A2AB22E">
           <v:rect id="_x0000_i1035" style="width:0;height:1.5pt" o:hralign="center" o:hrstd="t" o:hr="t"/>
         </w:pict>
       </w:r>
@@ -12034,7 +12034,7 @@
         <w:pStyle w:val="Heading2"/>
       </w:pPr>
       <w:bookmarkStart w:id="53" w:name="wrap-up-5-min"/>
-      <w:bookmarkStart w:id="54" w:name="_Toc242259609"/>
+      <w:bookmarkStart w:id="54" w:name="_Toc242263578"/>
       <w:bookmarkEnd w:id="46"/>
       <w:bookmarkEnd w:id="52"/>
       <w:r>
@@ -12391,7 +12391,7 @@
       <w:r>
         <w:t xml:space="preserve"> · </w:t>
       </w:r>
-      <w:hyperlink w:anchor="Xfd0289156e27dd980a7f551da3eec69c529d8cb">
+      <w:hyperlink w:anchor="Xd94708bbd161e19d85068e026d138309d5832e3">
         <w:r>
           <w:rPr>
             <w:rStyle w:val="Hyperlink"/>
@@ -12424,7 +12424,7 @@
       <w:r>
         <w:t xml:space="preserve"> · </w:t>
       </w:r>
-      <w:hyperlink w:anchor="exercise-7--automate--share-10-min">
+      <w:hyperlink w:anchor="exercise-7--automate--share-15-min">
         <w:r>
           <w:rPr>
             <w:rStyle w:val="Hyperlink"/>
@@ -12571,7 +12571,7 @@
   <w:abstractNum w:abstractNumId="0" w15:restartNumberingAfterBreak="0">
     <w:nsid w:val="0000A990"/>
     <w:multiLevelType w:val="multilevel"/>
-    <w:tmpl w:val="D09A535A"/>
+    <w:tmpl w:val="663477FE"/>
     <w:lvl w:ilvl="0">
       <w:numFmt w:val="bullet"/>
       <w:lvlText w:val=" "/>
@@ -12648,7 +12648,7 @@
   <w:abstractNum w:abstractNumId="1" w15:restartNumberingAfterBreak="0">
     <w:nsid w:val="0000A991"/>
     <w:multiLevelType w:val="multilevel"/>
-    <w:tmpl w:val="267A88AA"/>
+    <w:tmpl w:val="F582FEC4"/>
     <w:lvl w:ilvl="0">
       <w:numFmt w:val="bullet"/>
       <w:lvlText w:val=""/>
@@ -12752,7 +12752,7 @@
   <w:abstractNum w:abstractNumId="2" w15:restartNumberingAfterBreak="0">
     <w:nsid w:val="00A99411"/>
     <w:multiLevelType w:val="multilevel"/>
-    <w:tmpl w:val="291CA21C"/>
+    <w:tmpl w:val="699E38FE"/>
     <w:lvl w:ilvl="0">
       <w:start w:val="1"/>
       <w:numFmt w:val="decimal"/>
@@ -12835,13 +12835,13 @@
       </w:pPr>
     </w:lvl>
   </w:abstractNum>
-  <w:num w:numId="1" w16cid:durableId="267081646">
+  <w:num w:numId="1" w16cid:durableId="758478669">
     <w:abstractNumId w:val="0"/>
   </w:num>
-  <w:num w:numId="2" w16cid:durableId="1553807385">
+  <w:num w:numId="2" w16cid:durableId="193930067">
     <w:abstractNumId w:val="1"/>
   </w:num>
-  <w:num w:numId="3" w16cid:durableId="1456682805">
+  <w:num w:numId="3" w16cid:durableId="791021159">
     <w:abstractNumId w:val="2"/>
     <w:lvlOverride w:ilvl="0">
       <w:startOverride w:val="1"/>
@@ -12871,7 +12871,7 @@
       <w:startOverride w:val="1"/>
     </w:lvlOverride>
   </w:num>
-  <w:num w:numId="4" w16cid:durableId="1336956055">
+  <w:num w:numId="4" w16cid:durableId="946274345">
     <w:abstractNumId w:val="2"/>
     <w:lvlOverride w:ilvl="0">
       <w:startOverride w:val="1"/>
@@ -12901,10 +12901,10 @@
       <w:startOverride w:val="1"/>
     </w:lvlOverride>
   </w:num>
-  <w:num w:numId="5" w16cid:durableId="1009716875">
+  <w:num w:numId="5" w16cid:durableId="1090661059">
     <w:abstractNumId w:val="1"/>
   </w:num>
-  <w:num w:numId="6" w16cid:durableId="2019572415">
+  <w:num w:numId="6" w16cid:durableId="677580911">
     <w:abstractNumId w:val="2"/>
     <w:lvlOverride w:ilvl="0">
       <w:startOverride w:val="1"/>
@@ -12934,10 +12934,10 @@
       <w:startOverride w:val="1"/>
     </w:lvlOverride>
   </w:num>
-  <w:num w:numId="7" w16cid:durableId="1806268387">
+  <w:num w:numId="7" w16cid:durableId="130442869">
     <w:abstractNumId w:val="1"/>
   </w:num>
-  <w:num w:numId="8" w16cid:durableId="1138230581">
+  <w:num w:numId="8" w16cid:durableId="1657102569">
     <w:abstractNumId w:val="2"/>
     <w:lvlOverride w:ilvl="0">
       <w:startOverride w:val="1"/>
@@ -12967,16 +12967,16 @@
       <w:startOverride w:val="1"/>
     </w:lvlOverride>
   </w:num>
-  <w:num w:numId="9" w16cid:durableId="132334342">
+  <w:num w:numId="9" w16cid:durableId="1276117">
     <w:abstractNumId w:val="1"/>
   </w:num>
-  <w:num w:numId="10" w16cid:durableId="1490705957">
+  <w:num w:numId="10" w16cid:durableId="1196195128">
     <w:abstractNumId w:val="1"/>
   </w:num>
-  <w:num w:numId="11" w16cid:durableId="1767191508">
+  <w:num w:numId="11" w16cid:durableId="1267807160">
     <w:abstractNumId w:val="1"/>
   </w:num>
-  <w:num w:numId="12" w16cid:durableId="2097506798">
+  <w:num w:numId="12" w16cid:durableId="1970160848">
     <w:abstractNumId w:val="2"/>
     <w:lvlOverride w:ilvl="0">
       <w:startOverride w:val="1"/>
@@ -13006,22 +13006,22 @@
       <w:startOverride w:val="1"/>
     </w:lvlOverride>
   </w:num>
-  <w:num w:numId="13" w16cid:durableId="187642286">
+  <w:num w:numId="13" w16cid:durableId="583146726">
     <w:abstractNumId w:val="1"/>
   </w:num>
-  <w:num w:numId="14" w16cid:durableId="1024406117">
+  <w:num w:numId="14" w16cid:durableId="737481106">
     <w:abstractNumId w:val="1"/>
   </w:num>
-  <w:num w:numId="15" w16cid:durableId="938223766">
+  <w:num w:numId="15" w16cid:durableId="2129658642">
     <w:abstractNumId w:val="1"/>
   </w:num>
-  <w:num w:numId="16" w16cid:durableId="1857377939">
+  <w:num w:numId="16" w16cid:durableId="727654566">
     <w:abstractNumId w:val="1"/>
   </w:num>
-  <w:num w:numId="17" w16cid:durableId="632061492">
+  <w:num w:numId="17" w16cid:durableId="1116680155">
     <w:abstractNumId w:val="1"/>
   </w:num>
-  <w:num w:numId="18" w16cid:durableId="2046786701">
+  <w:num w:numId="18" w16cid:durableId="2117289765">
     <w:abstractNumId w:val="2"/>
     <w:lvlOverride w:ilvl="0">
       <w:startOverride w:val="1"/>
@@ -13051,7 +13051,7 @@
       <w:startOverride w:val="1"/>
     </w:lvlOverride>
   </w:num>
-  <w:num w:numId="19" w16cid:durableId="1735348824">
+  <w:num w:numId="19" w16cid:durableId="1725835860">
     <w:abstractNumId w:val="2"/>
     <w:lvlOverride w:ilvl="0">
       <w:startOverride w:val="1"/>
@@ -13081,16 +13081,16 @@
       <w:startOverride w:val="1"/>
     </w:lvlOverride>
   </w:num>
-  <w:num w:numId="20" w16cid:durableId="1702172778">
+  <w:num w:numId="20" w16cid:durableId="887957608">
     <w:abstractNumId w:val="1"/>
   </w:num>
-  <w:num w:numId="21" w16cid:durableId="2139177024">
+  <w:num w:numId="21" w16cid:durableId="1348825243">
     <w:abstractNumId w:val="1"/>
   </w:num>
-  <w:num w:numId="22" w16cid:durableId="498809954">
+  <w:num w:numId="22" w16cid:durableId="570314058">
     <w:abstractNumId w:val="1"/>
   </w:num>
-  <w:num w:numId="23" w16cid:durableId="725838772">
+  <w:num w:numId="23" w16cid:durableId="1955938044">
     <w:abstractNumId w:val="2"/>
     <w:lvlOverride w:ilvl="0">
       <w:startOverride w:val="1"/>
@@ -13120,7 +13120,7 @@
       <w:startOverride w:val="1"/>
     </w:lvlOverride>
   </w:num>
-  <w:num w:numId="24" w16cid:durableId="1841192287">
+  <w:num w:numId="24" w16cid:durableId="2086678574">
     <w:abstractNumId w:val="2"/>
     <w:lvlOverride w:ilvl="0">
       <w:startOverride w:val="1"/>
@@ -13150,7 +13150,7 @@
       <w:startOverride w:val="1"/>
     </w:lvlOverride>
   </w:num>
-  <w:num w:numId="25" w16cid:durableId="224488408">
+  <w:num w:numId="25" w16cid:durableId="326444715">
     <w:abstractNumId w:val="2"/>
     <w:lvlOverride w:ilvl="0">
       <w:startOverride w:val="1"/>
@@ -13180,10 +13180,10 @@
       <w:startOverride w:val="1"/>
     </w:lvlOverride>
   </w:num>
-  <w:num w:numId="26" w16cid:durableId="51774054">
+  <w:num w:numId="26" w16cid:durableId="592783355">
     <w:abstractNumId w:val="1"/>
   </w:num>
-  <w:num w:numId="27" w16cid:durableId="1919054633">
+  <w:num w:numId="27" w16cid:durableId="1279608004">
     <w:abstractNumId w:val="2"/>
     <w:lvlOverride w:ilvl="0">
       <w:startOverride w:val="1"/>
@@ -13213,13 +13213,13 @@
       <w:startOverride w:val="1"/>
     </w:lvlOverride>
   </w:num>
-  <w:num w:numId="28" w16cid:durableId="374239056">
+  <w:num w:numId="28" w16cid:durableId="1018965897">
     <w:abstractNumId w:val="1"/>
   </w:num>
-  <w:num w:numId="29" w16cid:durableId="1419904390">
+  <w:num w:numId="29" w16cid:durableId="1091121528">
     <w:abstractNumId w:val="1"/>
   </w:num>
-  <w:num w:numId="30" w16cid:durableId="1539658832">
+  <w:num w:numId="30" w16cid:durableId="2029287237">
     <w:abstractNumId w:val="2"/>
     <w:lvlOverride w:ilvl="0">
       <w:startOverride w:val="1"/>
@@ -13249,25 +13249,25 @@
       <w:startOverride w:val="1"/>
     </w:lvlOverride>
   </w:num>
-  <w:num w:numId="31" w16cid:durableId="534124951">
+  <w:num w:numId="31" w16cid:durableId="982735662">
     <w:abstractNumId w:val="1"/>
   </w:num>
-  <w:num w:numId="32" w16cid:durableId="564996360">
+  <w:num w:numId="32" w16cid:durableId="380907944">
     <w:abstractNumId w:val="1"/>
   </w:num>
-  <w:num w:numId="33" w16cid:durableId="59793915">
+  <w:num w:numId="33" w16cid:durableId="324742031">
     <w:abstractNumId w:val="1"/>
   </w:num>
-  <w:num w:numId="34" w16cid:durableId="1636250712">
+  <w:num w:numId="34" w16cid:durableId="150566256">
     <w:abstractNumId w:val="1"/>
   </w:num>
-  <w:num w:numId="35" w16cid:durableId="261841950">
+  <w:num w:numId="35" w16cid:durableId="1915629952">
     <w:abstractNumId w:val="1"/>
   </w:num>
-  <w:num w:numId="36" w16cid:durableId="1527332541">
+  <w:num w:numId="36" w16cid:durableId="2072849541">
     <w:abstractNumId w:val="1"/>
   </w:num>
-  <w:num w:numId="37" w16cid:durableId="1534884247">
+  <w:num w:numId="37" w16cid:durableId="2036035847">
     <w:abstractNumId w:val="2"/>
     <w:lvlOverride w:ilvl="0">
       <w:startOverride w:val="1"/>
@@ -13297,13 +13297,13 @@
       <w:startOverride w:val="1"/>
     </w:lvlOverride>
   </w:num>
-  <w:num w:numId="38" w16cid:durableId="993333367">
+  <w:num w:numId="38" w16cid:durableId="1449009333">
     <w:abstractNumId w:val="1"/>
   </w:num>
-  <w:num w:numId="39" w16cid:durableId="73748643">
+  <w:num w:numId="39" w16cid:durableId="139344775">
     <w:abstractNumId w:val="1"/>
   </w:num>
-  <w:num w:numId="40" w16cid:durableId="878276700">
+  <w:num w:numId="40" w16cid:durableId="547769111">
     <w:abstractNumId w:val="2"/>
     <w:lvlOverride w:ilvl="0">
       <w:startOverride w:val="1"/>
@@ -13333,22 +13333,22 @@
       <w:startOverride w:val="1"/>
     </w:lvlOverride>
   </w:num>
-  <w:num w:numId="41" w16cid:durableId="367069729">
+  <w:num w:numId="41" w16cid:durableId="1605763710">
     <w:abstractNumId w:val="1"/>
   </w:num>
-  <w:num w:numId="42" w16cid:durableId="136267653">
+  <w:num w:numId="42" w16cid:durableId="2141914638">
     <w:abstractNumId w:val="1"/>
   </w:num>
-  <w:num w:numId="43" w16cid:durableId="1720202580">
+  <w:num w:numId="43" w16cid:durableId="664552880">
     <w:abstractNumId w:val="1"/>
   </w:num>
-  <w:num w:numId="44" w16cid:durableId="186330798">
+  <w:num w:numId="44" w16cid:durableId="1735734970">
     <w:abstractNumId w:val="1"/>
   </w:num>
-  <w:num w:numId="45" w16cid:durableId="1318535844">
+  <w:num w:numId="45" w16cid:durableId="811866711">
     <w:abstractNumId w:val="1"/>
   </w:num>
-  <w:num w:numId="46" w16cid:durableId="829325095">
+  <w:num w:numId="46" w16cid:durableId="1018001116">
     <w:abstractNumId w:val="1"/>
   </w:num>
 </w:numbering>
@@ -14627,7 +14627,7 @@
     <w:next w:val="Normal"/>
     <w:autoRedefine/>
     <w:uiPriority w:val="39"/>
-    <w:rsid w:val="00CB02BF"/>
+    <w:rsid w:val="00E7629A"/>
     <w:pPr>
       <w:spacing w:after="100"/>
     </w:pPr>
@@ -14638,7 +14638,7 @@
     <w:next w:val="Normal"/>
     <w:autoRedefine/>
     <w:uiPriority w:val="39"/>
-    <w:rsid w:val="00CB02BF"/>
+    <w:rsid w:val="00E7629A"/>
     <w:pPr>
       <w:spacing w:after="100"/>
       <w:ind w:left="210"/>
@@ -14648,7 +14648,7 @@
     <w:name w:val="header"/>
     <w:basedOn w:val="Normal"/>
     <w:link w:val="HeaderChar"/>
-    <w:rsid w:val="00CB02BF"/>
+    <w:rsid w:val="00E7629A"/>
     <w:pPr>
       <w:tabs>
         <w:tab w:val="center" w:pos="4513"/>
@@ -14661,7 +14661,7 @@
     <w:name w:val="Header Char"/>
     <w:basedOn w:val="DefaultParagraphFont"/>
     <w:link w:val="Header"/>
-    <w:rsid w:val="00CB02BF"/>
+    <w:rsid w:val="00E7629A"/>
     <w:rPr>
       <w:rFonts w:ascii="Segoe UI" w:eastAsia="Segoe UI" w:hAnsi="Segoe UI" w:cs="Segoe UI"/>
       <w:color w:val="242424"/>
@@ -14672,7 +14672,7 @@
     <w:name w:val="footer"/>
     <w:basedOn w:val="Normal"/>
     <w:link w:val="FooterChar"/>
-    <w:rsid w:val="00CB02BF"/>
+    <w:rsid w:val="00E7629A"/>
     <w:pPr>
       <w:tabs>
         <w:tab w:val="center" w:pos="4513"/>
@@ -14685,7 +14685,7 @@
     <w:name w:val="Footer Char"/>
     <w:basedOn w:val="DefaultParagraphFont"/>
     <w:link w:val="Footer"/>
-    <w:rsid w:val="00CB02BF"/>
+    <w:rsid w:val="00E7629A"/>
     <w:rPr>
       <w:rFonts w:ascii="Segoe UI" w:eastAsia="Segoe UI" w:hAnsi="Segoe UI" w:cs="Segoe UI"/>
       <w:color w:val="242424"/>

--- a/participant/participant-workbook.docx
+++ b/participant/participant-workbook.docx
@@ -10,7 +10,7 @@
           <w:sz w:val="21"/>
           <w:szCs w:val="24"/>
         </w:rPr>
-        <w:id w:val="-1525554113"/>
+        <w:id w:val="1615485384"/>
         <w:docPartObj>
           <w:docPartGallery w:val="Table of Contents"/>
           <w:docPartUnique/>
@@ -51,7 +51,7 @@
           <w:r>
             <w:fldChar w:fldCharType="separate"/>
           </w:r>
-          <w:hyperlink w:anchor="_Toc242272339" w:history="1">
+          <w:hyperlink w:anchor="_Toc242289147" w:history="1">
             <w:r>
               <w:rPr>
                 <w:rStyle w:val="Hyperlink"/>
@@ -78,7 +78,7 @@
                 <w:noProof/>
                 <w:webHidden/>
               </w:rPr>
-              <w:instrText xml:space="preserve"> PAGEREF _Toc242272339 \h </w:instrText>
+              <w:instrText xml:space="preserve"> PAGEREF _Toc242289147 \h </w:instrText>
             </w:r>
             <w:r>
               <w:rPr>
@@ -125,7 +125,7 @@
               <w14:ligatures w14:val="standardContextual"/>
             </w:rPr>
           </w:pPr>
-          <w:hyperlink w:anchor="_Toc242272340" w:history="1">
+          <w:hyperlink w:anchor="_Toc242289148" w:history="1">
             <w:r>
               <w:rPr>
                 <w:rStyle w:val="Hyperlink"/>
@@ -152,7 +152,7 @@
                 <w:noProof/>
                 <w:webHidden/>
               </w:rPr>
-              <w:instrText xml:space="preserve"> PAGEREF _Toc242272340 \h </w:instrText>
+              <w:instrText xml:space="preserve"> PAGEREF _Toc242289148 \h </w:instrText>
             </w:r>
             <w:r>
               <w:rPr>
@@ -199,7 +199,7 @@
               <w14:ligatures w14:val="standardContextual"/>
             </w:rPr>
           </w:pPr>
-          <w:hyperlink w:anchor="_Toc242272341" w:history="1">
+          <w:hyperlink w:anchor="_Toc242289149" w:history="1">
             <w:r>
               <w:rPr>
                 <w:rStyle w:val="Hyperlink"/>
@@ -226,7 +226,7 @@
                 <w:noProof/>
                 <w:webHidden/>
               </w:rPr>
-              <w:instrText xml:space="preserve"> PAGEREF _Toc242272341 \h </w:instrText>
+              <w:instrText xml:space="preserve"> PAGEREF _Toc242289149 \h </w:instrText>
             </w:r>
             <w:r>
               <w:rPr>
@@ -273,7 +273,7 @@
               <w14:ligatures w14:val="standardContextual"/>
             </w:rPr>
           </w:pPr>
-          <w:hyperlink w:anchor="_Toc242272342" w:history="1">
+          <w:hyperlink w:anchor="_Toc242289150" w:history="1">
             <w:r>
               <w:rPr>
                 <w:rStyle w:val="Hyperlink"/>
@@ -300,7 +300,7 @@
                 <w:noProof/>
                 <w:webHidden/>
               </w:rPr>
-              <w:instrText xml:space="preserve"> PAGEREF _Toc242272342 \h </w:instrText>
+              <w:instrText xml:space="preserve"> PAGEREF _Toc242289150 \h </w:instrText>
             </w:r>
             <w:r>
               <w:rPr>
@@ -347,7 +347,7 @@
               <w14:ligatures w14:val="standardContextual"/>
             </w:rPr>
           </w:pPr>
-          <w:hyperlink w:anchor="_Toc242272343" w:history="1">
+          <w:hyperlink w:anchor="_Toc242289151" w:history="1">
             <w:r>
               <w:rPr>
                 <w:rStyle w:val="Hyperlink"/>
@@ -374,7 +374,7 @@
                 <w:noProof/>
                 <w:webHidden/>
               </w:rPr>
-              <w:instrText xml:space="preserve"> PAGEREF _Toc242272343 \h </w:instrText>
+              <w:instrText xml:space="preserve"> PAGEREF _Toc242289151 \h </w:instrText>
             </w:r>
             <w:r>
               <w:rPr>
@@ -421,7 +421,7 @@
               <w14:ligatures w14:val="standardContextual"/>
             </w:rPr>
           </w:pPr>
-          <w:hyperlink w:anchor="_Toc242272344" w:history="1">
+          <w:hyperlink w:anchor="_Toc242289152" w:history="1">
             <w:r>
               <w:rPr>
                 <w:rStyle w:val="Hyperlink"/>
@@ -448,7 +448,7 @@
                 <w:noProof/>
                 <w:webHidden/>
               </w:rPr>
-              <w:instrText xml:space="preserve"> PAGEREF _Toc242272344 \h </w:instrText>
+              <w:instrText xml:space="preserve"> PAGEREF _Toc242289152 \h </w:instrText>
             </w:r>
             <w:r>
               <w:rPr>
@@ -495,7 +495,7 @@
               <w14:ligatures w14:val="standardContextual"/>
             </w:rPr>
           </w:pPr>
-          <w:hyperlink w:anchor="_Toc242272345" w:history="1">
+          <w:hyperlink w:anchor="_Toc242289153" w:history="1">
             <w:r>
               <w:rPr>
                 <w:rStyle w:val="Hyperlink"/>
@@ -522,7 +522,7 @@
                 <w:noProof/>
                 <w:webHidden/>
               </w:rPr>
-              <w:instrText xml:space="preserve"> PAGEREF _Toc242272345 \h </w:instrText>
+              <w:instrText xml:space="preserve"> PAGEREF _Toc242289153 \h </w:instrText>
             </w:r>
             <w:r>
               <w:rPr>
@@ -569,7 +569,7 @@
               <w14:ligatures w14:val="standardContextual"/>
             </w:rPr>
           </w:pPr>
-          <w:hyperlink w:anchor="_Toc242272346" w:history="1">
+          <w:hyperlink w:anchor="_Toc242289154" w:history="1">
             <w:r>
               <w:rPr>
                 <w:rStyle w:val="Hyperlink"/>
@@ -596,89 +596,7 @@
                 <w:noProof/>
                 <w:webHidden/>
               </w:rPr>
-              <w:instrText xml:space="preserve"> PAGEREF _Toc242272346 \h </w:instrText>
-            </w:r>
-            <w:r>
-              <w:rPr>
-                <w:noProof/>
-                <w:webHidden/>
-              </w:rPr>
-            </w:r>
-            <w:r>
-              <w:rPr>
-                <w:noProof/>
-                <w:webHidden/>
-              </w:rPr>
-              <w:fldChar w:fldCharType="separate"/>
-            </w:r>
-            <w:r>
-              <w:rPr>
-                <w:noProof/>
-                <w:webHidden/>
-              </w:rPr>
-              <w:t>12</w:t>
-            </w:r>
-            <w:r>
-              <w:rPr>
-                <w:noProof/>
-                <w:webHidden/>
-              </w:rPr>
-              <w:fldChar w:fldCharType="end"/>
-            </w:r>
-          </w:hyperlink>
-        </w:p>
-        <w:p>
-          <w:pPr>
-            <w:pStyle w:val="TOC2"/>
-            <w:tabs>
-              <w:tab w:val="right" w:leader="dot" w:pos="9782"/>
-            </w:tabs>
-            <w:rPr>
-              <w:rFonts w:asciiTheme="minorHAnsi" w:eastAsiaTheme="minorEastAsia" w:hAnsiTheme="minorHAnsi" w:cstheme="minorBidi"/>
-              <w:noProof/>
-              <w:color w:val="auto"/>
-              <w:kern w:val="2"/>
-              <w:sz w:val="24"/>
-              <w:lang w:val="fr-FR" w:eastAsia="ja-JP"/>
-              <w14:ligatures w14:val="standardContextual"/>
-            </w:rPr>
-          </w:pPr>
-          <w:hyperlink w:anchor="_Toc242272347" w:history="1">
-            <w:r>
-              <w:rPr>
-                <w:rStyle w:val="Hyperlink"/>
-                <w:rFonts w:ascii="Segoe UI Emoji" w:hAnsi="Segoe UI Emoji" w:cs="Segoe UI Emoji"/>
-                <w:noProof/>
-              </w:rPr>
-              <w:t>☕</w:t>
-            </w:r>
-            <w:r>
-              <w:rPr>
-                <w:rStyle w:val="Hyperlink"/>
-                <w:noProof/>
-              </w:rPr>
-              <w:t xml:space="preserve"> Break (15 min)</w:t>
-            </w:r>
-            <w:r>
-              <w:rPr>
-                <w:noProof/>
-                <w:webHidden/>
-              </w:rPr>
-              <w:tab/>
-            </w:r>
-            <w:r>
-              <w:rPr>
-                <w:noProof/>
-                <w:webHidden/>
-              </w:rPr>
-              <w:fldChar w:fldCharType="begin"/>
-            </w:r>
-            <w:r>
-              <w:rPr>
-                <w:noProof/>
-                <w:webHidden/>
-              </w:rPr>
-              <w:instrText xml:space="preserve"> PAGEREF _Toc242272347 \h </w:instrText>
+              <w:instrText xml:space="preserve"> PAGEREF _Toc242289154 \h </w:instrText>
             </w:r>
             <w:r>
               <w:rPr>
@@ -725,13 +643,21 @@
               <w14:ligatures w14:val="standardContextual"/>
             </w:rPr>
           </w:pPr>
-          <w:hyperlink w:anchor="_Toc242272348" w:history="1">
+          <w:hyperlink w:anchor="_Toc242289155" w:history="1">
+            <w:r>
+              <w:rPr>
+                <w:rStyle w:val="Hyperlink"/>
+                <w:rFonts w:ascii="Segoe UI Emoji" w:hAnsi="Segoe UI Emoji" w:cs="Segoe UI Emoji"/>
+                <w:noProof/>
+              </w:rPr>
+              <w:t>☕</w:t>
+            </w:r>
             <w:r>
               <w:rPr>
                 <w:rStyle w:val="Hyperlink"/>
                 <w:noProof/>
               </w:rPr>
-              <w:t>Exercise 6 — Onboarding orientation pack (10 min)</w:t>
+              <w:t xml:space="preserve"> Break (15 min)</w:t>
             </w:r>
             <w:r>
               <w:rPr>
@@ -752,7 +678,7 @@
                 <w:noProof/>
                 <w:webHidden/>
               </w:rPr>
-              <w:instrText xml:space="preserve"> PAGEREF _Toc242272348 \h </w:instrText>
+              <w:instrText xml:space="preserve"> PAGEREF _Toc242289155 \h </w:instrText>
             </w:r>
             <w:r>
               <w:rPr>
@@ -799,7 +725,81 @@
               <w14:ligatures w14:val="standardContextual"/>
             </w:rPr>
           </w:pPr>
-          <w:hyperlink w:anchor="_Toc242272349" w:history="1">
+          <w:hyperlink w:anchor="_Toc242289156" w:history="1">
+            <w:r>
+              <w:rPr>
+                <w:rStyle w:val="Hyperlink"/>
+                <w:noProof/>
+              </w:rPr>
+              <w:t>Exercise 6 — Onboarding orientation pack (10 min)</w:t>
+            </w:r>
+            <w:r>
+              <w:rPr>
+                <w:noProof/>
+                <w:webHidden/>
+              </w:rPr>
+              <w:tab/>
+            </w:r>
+            <w:r>
+              <w:rPr>
+                <w:noProof/>
+                <w:webHidden/>
+              </w:rPr>
+              <w:fldChar w:fldCharType="begin"/>
+            </w:r>
+            <w:r>
+              <w:rPr>
+                <w:noProof/>
+                <w:webHidden/>
+              </w:rPr>
+              <w:instrText xml:space="preserve"> PAGEREF _Toc242289156 \h </w:instrText>
+            </w:r>
+            <w:r>
+              <w:rPr>
+                <w:noProof/>
+                <w:webHidden/>
+              </w:rPr>
+            </w:r>
+            <w:r>
+              <w:rPr>
+                <w:noProof/>
+                <w:webHidden/>
+              </w:rPr>
+              <w:fldChar w:fldCharType="separate"/>
+            </w:r>
+            <w:r>
+              <w:rPr>
+                <w:noProof/>
+                <w:webHidden/>
+              </w:rPr>
+              <w:t>14</w:t>
+            </w:r>
+            <w:r>
+              <w:rPr>
+                <w:noProof/>
+                <w:webHidden/>
+              </w:rPr>
+              <w:fldChar w:fldCharType="end"/>
+            </w:r>
+          </w:hyperlink>
+        </w:p>
+        <w:p>
+          <w:pPr>
+            <w:pStyle w:val="TOC2"/>
+            <w:tabs>
+              <w:tab w:val="right" w:leader="dot" w:pos="9782"/>
+            </w:tabs>
+            <w:rPr>
+              <w:rFonts w:asciiTheme="minorHAnsi" w:eastAsiaTheme="minorEastAsia" w:hAnsiTheme="minorHAnsi" w:cstheme="minorBidi"/>
+              <w:noProof/>
+              <w:color w:val="auto"/>
+              <w:kern w:val="2"/>
+              <w:sz w:val="24"/>
+              <w:lang w:val="fr-FR" w:eastAsia="ja-JP"/>
+              <w14:ligatures w14:val="standardContextual"/>
+            </w:rPr>
+          </w:pPr>
+          <w:hyperlink w:anchor="_Toc242289157" w:history="1">
             <w:r>
               <w:rPr>
                 <w:rStyle w:val="Hyperlink"/>
@@ -826,7 +826,7 @@
                 <w:noProof/>
                 <w:webHidden/>
               </w:rPr>
-              <w:instrText xml:space="preserve"> PAGEREF _Toc242272349 \h </w:instrText>
+              <w:instrText xml:space="preserve"> PAGEREF _Toc242289157 \h </w:instrText>
             </w:r>
             <w:r>
               <w:rPr>
@@ -873,7 +873,7 @@
               <w14:ligatures w14:val="standardContextual"/>
             </w:rPr>
           </w:pPr>
-          <w:hyperlink w:anchor="_Toc242272350" w:history="1">
+          <w:hyperlink w:anchor="_Toc242289158" w:history="1">
             <w:r>
               <w:rPr>
                 <w:rStyle w:val="Hyperlink"/>
@@ -900,7 +900,7 @@
                 <w:noProof/>
                 <w:webHidden/>
               </w:rPr>
-              <w:instrText xml:space="preserve"> PAGEREF _Toc242272350 \h </w:instrText>
+              <w:instrText xml:space="preserve"> PAGEREF _Toc242289158 \h </w:instrText>
             </w:r>
             <w:r>
               <w:rPr>
@@ -947,7 +947,7 @@
               <w14:ligatures w14:val="standardContextual"/>
             </w:rPr>
           </w:pPr>
-          <w:hyperlink w:anchor="_Toc242272351" w:history="1">
+          <w:hyperlink w:anchor="_Toc242289159" w:history="1">
             <w:r>
               <w:rPr>
                 <w:rStyle w:val="Hyperlink"/>
@@ -974,7 +974,7 @@
                 <w:noProof/>
                 <w:webHidden/>
               </w:rPr>
-              <w:instrText xml:space="preserve"> PAGEREF _Toc242272351 \h </w:instrText>
+              <w:instrText xml:space="preserve"> PAGEREF _Toc242289159 \h </w:instrText>
             </w:r>
             <w:r>
               <w:rPr>
@@ -994,7 +994,81 @@
                 <w:noProof/>
                 <w:webHidden/>
               </w:rPr>
-              <w:t>17</w:t>
+              <w:t>18</w:t>
+            </w:r>
+            <w:r>
+              <w:rPr>
+                <w:noProof/>
+                <w:webHidden/>
+              </w:rPr>
+              <w:fldChar w:fldCharType="end"/>
+            </w:r>
+          </w:hyperlink>
+        </w:p>
+        <w:p>
+          <w:pPr>
+            <w:pStyle w:val="TOC2"/>
+            <w:tabs>
+              <w:tab w:val="right" w:leader="dot" w:pos="9782"/>
+            </w:tabs>
+            <w:rPr>
+              <w:rFonts w:asciiTheme="minorHAnsi" w:eastAsiaTheme="minorEastAsia" w:hAnsiTheme="minorHAnsi" w:cstheme="minorBidi"/>
+              <w:noProof/>
+              <w:color w:val="auto"/>
+              <w:kern w:val="2"/>
+              <w:sz w:val="24"/>
+              <w:lang w:val="fr-FR" w:eastAsia="ja-JP"/>
+              <w14:ligatures w14:val="standardContextual"/>
+            </w:rPr>
+          </w:pPr>
+          <w:hyperlink w:anchor="_Toc242289160" w:history="1">
+            <w:r>
+              <w:rPr>
+                <w:rStyle w:val="Hyperlink"/>
+                <w:noProof/>
+              </w:rPr>
+              <w:t>Clean up the training data</w:t>
+            </w:r>
+            <w:r>
+              <w:rPr>
+                <w:noProof/>
+                <w:webHidden/>
+              </w:rPr>
+              <w:tab/>
+            </w:r>
+            <w:r>
+              <w:rPr>
+                <w:noProof/>
+                <w:webHidden/>
+              </w:rPr>
+              <w:fldChar w:fldCharType="begin"/>
+            </w:r>
+            <w:r>
+              <w:rPr>
+                <w:noProof/>
+                <w:webHidden/>
+              </w:rPr>
+              <w:instrText xml:space="preserve"> PAGEREF _Toc242289160 \h </w:instrText>
+            </w:r>
+            <w:r>
+              <w:rPr>
+                <w:noProof/>
+                <w:webHidden/>
+              </w:rPr>
+            </w:r>
+            <w:r>
+              <w:rPr>
+                <w:noProof/>
+                <w:webHidden/>
+              </w:rPr>
+              <w:fldChar w:fldCharType="separate"/>
+            </w:r>
+            <w:r>
+              <w:rPr>
+                <w:noProof/>
+                <w:webHidden/>
+              </w:rPr>
+              <w:t>18</w:t>
             </w:r>
             <w:r>
               <w:rPr>
@@ -1017,7 +1091,7 @@
         <w:pStyle w:val="Heading1"/>
       </w:pPr>
       <w:bookmarkStart w:id="0" w:name="participant-workbook"/>
-      <w:bookmarkStart w:id="1" w:name="_Toc242272339"/>
+      <w:bookmarkStart w:id="1" w:name="_Toc242289147"/>
       <w:r>
         <w:t>Participant Workbook</w:t>
       </w:r>
@@ -1028,7 +1102,7 @@
         <w:pStyle w:val="Heading2"/>
       </w:pPr>
       <w:bookmarkStart w:id="2" w:name="Xa046f7e33c7391c4827688ee785cfee5a5aaa0a"/>
-      <w:bookmarkStart w:id="3" w:name="_Toc242272340"/>
+      <w:bookmarkStart w:id="3" w:name="_Toc242289148"/>
       <w:r>
         <w:t>Getting Things Done with Copilot Cowork for HR Tasks</w:t>
       </w:r>
@@ -1345,6 +1419,7 @@
       </w:pPr>
       <w:bookmarkStart w:id="4" w:name="what-youll-be-able-to-do-by-the-end"/>
       <w:r>
+        <w:lastRenderedPageBreak/>
         <w:t>What you'll be able to do by the end</w:t>
       </w:r>
     </w:p>
@@ -1383,7 +1458,6 @@
           <w:b/>
           <w:bCs/>
         </w:rPr>
-        <w:lastRenderedPageBreak/>
         <w:t>Delegate safely:</w:t>
       </w:r>
       <w:r>
@@ -1471,7 +1545,7 @@
     </w:p>
     <w:p>
       <w:r>
-        <w:pict w14:anchorId="6DEB1D46">
+        <w:pict w14:anchorId="50FAB31A">
           <v:rect id="_x0000_i1025" style="width:0;height:1.5pt" o:hralign="center" o:hrstd="t" o:hr="t"/>
         </w:pict>
       </w:r>
@@ -1481,7 +1555,7 @@
         <w:pStyle w:val="Heading2"/>
       </w:pPr>
       <w:bookmarkStart w:id="5" w:name="Xdd15d2b3343702286659924fb38f48c3285c711"/>
-      <w:bookmarkStart w:id="6" w:name="_Toc242272341"/>
+      <w:bookmarkStart w:id="6" w:name="_Toc242289149"/>
       <w:bookmarkEnd w:id="2"/>
       <w:bookmarkEnd w:id="4"/>
       <w:r>
@@ -1844,7 +1918,7 @@
           <w:noProof/>
         </w:rPr>
         <w:drawing>
-          <wp:inline distT="0" distB="0" distL="0" distR="0" wp14:anchorId="6FCF07C1" wp14:editId="746964BB">
+          <wp:inline distT="0" distB="0" distL="0" distR="0" wp14:anchorId="3CB5D75E" wp14:editId="271412B5">
             <wp:extent cx="4400120" cy="1306285"/>
             <wp:effectExtent l="0" t="0" r="0" b="0"/>
             <wp:docPr id="15" name="Picture" descr="Tip: on a GitHub file page, select the Download icon (Download raw file) at the top right of the file"/>
@@ -1997,6 +2071,7 @@
         </w:numPr>
       </w:pPr>
       <w:r>
+        <w:lastRenderedPageBreak/>
         <w:t xml:space="preserve">Select </w:t>
       </w:r>
       <w:r>
@@ -2025,15 +2100,7 @@
           <w:i/>
           <w:iCs/>
         </w:rPr>
-        <w:t xml:space="preserve">No </w:t>
-      </w:r>
-      <w:r>
-        <w:rPr>
-          <w:i/>
-          <w:iCs/>
-        </w:rPr>
-        <w:lastRenderedPageBreak/>
-        <w:t>Folder upload option?</w:t>
+        <w:t>No Folder upload option?</w:t>
       </w:r>
       <w:r>
         <w:t xml:space="preserve"> Select </w:t>
@@ -2838,8 +2905,9 @@
         <w:rPr>
           <w:noProof/>
         </w:rPr>
+        <w:lastRenderedPageBreak/>
         <w:drawing>
-          <wp:inline distT="0" distB="0" distL="0" distR="0" wp14:anchorId="0A4A5040" wp14:editId="5FF55388">
+          <wp:inline distT="0" distB="0" distL="0" distR="0" wp14:anchorId="481E7043" wp14:editId="52C59141">
             <wp:extent cx="6210300" cy="886384"/>
             <wp:effectExtent l="0" t="0" r="0" b="0"/>
             <wp:docPr id="23" name="Picture" descr="The &quot;Customize instructions for Cowork&quot; card: Give Cowork guidance that is automatically added to the start of every task."/>
@@ -2922,7 +2990,6 @@
         </w:numPr>
       </w:pPr>
       <w:r>
-        <w:lastRenderedPageBreak/>
         <w:t xml:space="preserve">Select </w:t>
       </w:r>
       <w:r>
@@ -3362,7 +3429,11 @@
         <w:t>shorter is better</w:t>
       </w:r>
       <w:r>
-        <w:t>: Cowork includes them in every task, so long or conflicting instructions leave less room for the task itself. Change or clear them any time on the same page.</w:t>
+        <w:t xml:space="preserve">: Cowork </w:t>
+      </w:r>
+      <w:r>
+        <w:lastRenderedPageBreak/>
+        <w:t>includes them in every task, so long or conflicting instructions leave less room for the task itself. Change or clear them any time on the same page.</w:t>
       </w:r>
     </w:p>
     <w:p>
@@ -3411,7 +3482,6 @@
           <w:b/>
           <w:bCs/>
         </w:rPr>
-        <w:lastRenderedPageBreak/>
         <w:t>⚠</w:t>
       </w:r>
       <w:r>
@@ -3563,7 +3633,7 @@
           <w:noProof/>
         </w:rPr>
         <w:drawing>
-          <wp:inline distT="0" distB="0" distL="0" distR="0" wp14:anchorId="61926FA8" wp14:editId="49D26569">
+          <wp:inline distT="0" distB="0" distL="0" distR="0" wp14:anchorId="00625F6E" wp14:editId="58F3B941">
             <wp:extent cx="5952564" cy="549835"/>
             <wp:effectExtent l="0" t="0" r="0" b="0"/>
             <wp:docPr id="29" name="Picture" descr="Prompt key: Goal (blue) is the outcome, for whom, and why; Source (green) is the files, sites, or data to use; Expectations (orange) describe what good looks like; Constraints (purple) say what Cowork must not do"/>
@@ -4075,7 +4145,7 @@
     </w:p>
     <w:p>
       <w:r>
-        <w:pict w14:anchorId="27893DC5">
+        <w:pict w14:anchorId="1916D898">
           <v:rect id="_x0000_i1026" style="width:0;height:1.5pt" o:hralign="center" o:hrstd="t" o:hr="t"/>
         </w:pict>
       </w:r>
@@ -4085,7 +4155,7 @@
         <w:pStyle w:val="Heading2"/>
       </w:pPr>
       <w:bookmarkStart w:id="13" w:name="X4483dde339e198237c04137da81141af42f1976"/>
-      <w:bookmarkStart w:id="14" w:name="_Toc242272342"/>
+      <w:bookmarkStart w:id="14" w:name="_Toc242289150"/>
       <w:bookmarkEnd w:id="5"/>
       <w:bookmarkEnd w:id="12"/>
       <w:r>
@@ -4139,6 +4209,7 @@
           <w:b/>
           <w:bCs/>
         </w:rPr>
+        <w:lastRenderedPageBreak/>
         <w:t>Goal:</w:t>
       </w:r>
       <w:r>
@@ -4214,7 +4285,6 @@
           <w:b/>
           <w:bCs/>
         </w:rPr>
-        <w:lastRenderedPageBreak/>
         <w:t>Workflow:</w:t>
       </w:r>
       <w:r>
@@ -4823,6 +4893,7 @@
         <w:rPr>
           <w:rStyle w:val="PromptGoal"/>
         </w:rPr>
+        <w:lastRenderedPageBreak/>
         <w:t>Build an interactive HTML Executive Command Center that shows what requires my attention today and this week.</w:t>
       </w:r>
     </w:p>
@@ -4950,7 +5021,6 @@
         <w:rPr>
           <w:rStyle w:val="PromptExpectations"/>
         </w:rPr>
-        <w:lastRenderedPageBreak/>
         <w:t>Remaining working days this week</w:t>
       </w:r>
     </w:p>
@@ -5479,6 +5549,7 @@
         </w:numPr>
       </w:pPr>
       <w:r>
+        <w:lastRenderedPageBreak/>
         <w:t xml:space="preserve">Confirm the results: </w:t>
       </w:r>
       <w:r>
@@ -5612,7 +5683,6 @@
         </w:numPr>
       </w:pPr>
       <w:r>
-        <w:lastRenderedPageBreak/>
         <w:t xml:space="preserve">Running </w:t>
       </w:r>
       <w:r>
@@ -5853,7 +5923,7 @@
     </w:p>
     <w:p>
       <w:r>
-        <w:pict w14:anchorId="57137320">
+        <w:pict w14:anchorId="1C800940">
           <v:rect id="_x0000_i1027" style="width:0;height:1.5pt" o:hralign="center" o:hrstd="t" o:hr="t"/>
         </w:pict>
       </w:r>
@@ -5863,7 +5933,7 @@
         <w:pStyle w:val="Heading2"/>
       </w:pPr>
       <w:bookmarkStart w:id="16" w:name="X8e53f6a1b406fab3ed2ac9ca6cb2da94788ec4d"/>
-      <w:bookmarkStart w:id="17" w:name="_Toc242272343"/>
+      <w:bookmarkStart w:id="17" w:name="_Toc242289151"/>
       <w:bookmarkEnd w:id="13"/>
       <w:bookmarkEnd w:id="15"/>
       <w:r>
@@ -6151,6 +6221,7 @@
       </w:pPr>
       <w:bookmarkStart w:id="18" w:name="task-2a--research"/>
       <w:r>
+        <w:lastRenderedPageBreak/>
         <w:t>Task 2a — Research</w:t>
       </w:r>
     </w:p>
@@ -6311,7 +6382,6 @@
       <w:bookmarkStart w:id="19" w:name="Xd2b24614284164877d987729eaab1e2e686b2b7"/>
       <w:bookmarkEnd w:id="18"/>
       <w:r>
-        <w:lastRenderedPageBreak/>
         <w:t>Task 2b — Ground it in the job description</w:t>
       </w:r>
     </w:p>
@@ -6675,7 +6745,7 @@
     </w:p>
     <w:p>
       <w:r>
-        <w:pict w14:anchorId="2034742F">
+        <w:pict w14:anchorId="76EFA168">
           <v:rect id="_x0000_i1028" style="width:0;height:1.5pt" o:hralign="center" o:hrstd="t" o:hr="t"/>
         </w:pict>
       </w:r>
@@ -6685,7 +6755,7 @@
         <w:pStyle w:val="Heading2"/>
       </w:pPr>
       <w:bookmarkStart w:id="21" w:name="Xe9785fbc463efafc5914762c9acdd4c71598452"/>
-      <w:bookmarkStart w:id="22" w:name="_Toc242272344"/>
+      <w:bookmarkStart w:id="22" w:name="_Toc242289152"/>
       <w:bookmarkEnd w:id="16"/>
       <w:bookmarkEnd w:id="20"/>
       <w:r>
@@ -6823,7 +6893,15 @@
           <w:b/>
           <w:bCs/>
         </w:rPr>
-        <w:t>hidden tab in your own Microsoft Edge</w:t>
+        <w:t xml:space="preserve">hidden tab in </w:t>
+      </w:r>
+      <w:r>
+        <w:rPr>
+          <w:b/>
+          <w:bCs/>
+        </w:rPr>
+        <w:lastRenderedPageBreak/>
+        <w:t>your own Microsoft Edge</w:t>
       </w:r>
       <w:r>
         <w:t>, with your sign-ins and your organization's policies, tells you which page it's on, and asks before anything consequential.</w:t>
@@ -6973,7 +7051,6 @@
           <w:b/>
           <w:bCs/>
         </w:rPr>
-        <w:lastRenderedPageBreak/>
         <w:t>How this differs from Exercise 2:</w:t>
       </w:r>
       <w:r>
@@ -7570,6 +7647,7 @@
         <w:rPr>
           <w:rStyle w:val="PromptGoal"/>
         </w:rPr>
+        <w:lastRenderedPageBreak/>
         <w:t xml:space="preserve">Turn this into a one-page </w:t>
       </w:r>
       <w:r>
@@ -7707,7 +7785,6 @@
           <w:b/>
           <w:bCs/>
         </w:rPr>
-        <w:lastRenderedPageBreak/>
         <w:t>Discuss:</w:t>
       </w:r>
       <w:r>
@@ -7951,7 +8028,7 @@
     </w:p>
     <w:p>
       <w:r>
-        <w:pict w14:anchorId="1759F596">
+        <w:pict w14:anchorId="621005B8">
           <v:rect id="_x0000_i1029" style="width:0;height:1.5pt" o:hralign="center" o:hrstd="t" o:hr="t"/>
         </w:pict>
       </w:r>
@@ -7961,7 +8038,7 @@
         <w:pStyle w:val="Heading2"/>
       </w:pPr>
       <w:bookmarkStart w:id="25" w:name="Xd94708bbd161e19d85068e026d138309d5832e3"/>
-      <w:bookmarkStart w:id="26" w:name="_Toc242272345"/>
+      <w:bookmarkStart w:id="26" w:name="_Toc242289153"/>
       <w:bookmarkEnd w:id="21"/>
       <w:bookmarkEnd w:id="24"/>
       <w:r>
@@ -8249,6 +8326,7 @@
       </w:pPr>
       <w:bookmarkStart w:id="27" w:name="build-it-guided-customize-page"/>
       <w:r>
+        <w:lastRenderedPageBreak/>
         <w:t>Build it (guided Customize page)</w:t>
       </w:r>
     </w:p>
@@ -8405,7 +8483,6 @@
         <w:rPr>
           <w:rStyle w:val="PromptGoal"/>
         </w:rPr>
-        <w:lastRenderedPageBreak/>
         <w:t xml:space="preserve">Use this skill when someone asks about </w:t>
       </w:r>
       <w:r>
@@ -8964,7 +9041,8 @@
     </w:p>
     <w:p>
       <w:r>
-        <w:pict w14:anchorId="712F2C0B">
+        <w:lastRenderedPageBreak/>
+        <w:pict w14:anchorId="1BB85643">
           <v:rect id="_x0000_i1030" style="width:0;height:1.5pt" o:hralign="center" o:hrstd="t" o:hr="t"/>
         </w:pict>
       </w:r>
@@ -8974,7 +9052,7 @@
         <w:pStyle w:val="Heading2"/>
       </w:pPr>
       <w:bookmarkStart w:id="30" w:name="Xd4663d810cd6ea14c650b6bbafbe523ad080324"/>
-      <w:bookmarkStart w:id="31" w:name="_Toc242272346"/>
+      <w:bookmarkStart w:id="31" w:name="_Toc242289154"/>
       <w:bookmarkEnd w:id="25"/>
       <w:bookmarkEnd w:id="29"/>
       <w:r>
@@ -9079,7 +9157,6 @@
           <w:b/>
           <w:bCs/>
         </w:rPr>
-        <w:lastRenderedPageBreak/>
         <w:t>Why Cowork?</w:t>
       </w:r>
       <w:r>
@@ -9587,6 +9664,7 @@
           <w:b/>
           <w:bCs/>
         </w:rPr>
+        <w:lastRenderedPageBreak/>
         <w:t>Stretch:</w:t>
       </w:r>
       <w:r>
@@ -9634,7 +9712,7 @@
     </w:p>
     <w:p>
       <w:r>
-        <w:pict w14:anchorId="39B996CF">
+        <w:pict w14:anchorId="09D209D5">
           <v:rect id="_x0000_i1031" style="width:0;height:1.5pt" o:hralign="center" o:hrstd="t" o:hr="t"/>
         </w:pict>
       </w:r>
@@ -9644,7 +9722,7 @@
         <w:pStyle w:val="Heading2"/>
       </w:pPr>
       <w:bookmarkStart w:id="34" w:name="coffee-break-15-min"/>
-      <w:bookmarkStart w:id="35" w:name="_Toc242272347"/>
+      <w:bookmarkStart w:id="35" w:name="_Toc242289155"/>
       <w:bookmarkEnd w:id="30"/>
       <w:bookmarkEnd w:id="33"/>
       <w:r>
@@ -9665,7 +9743,7 @@
     </w:p>
     <w:p>
       <w:r>
-        <w:pict w14:anchorId="1FDB63EF">
+        <w:pict w14:anchorId="59CFDA6A">
           <v:rect id="_x0000_i1032" style="width:0;height:1.5pt" o:hralign="center" o:hrstd="t" o:hr="t"/>
         </w:pict>
       </w:r>
@@ -9675,10 +9753,9 @@
         <w:pStyle w:val="Heading2"/>
       </w:pPr>
       <w:bookmarkStart w:id="36" w:name="Xdac1a1f50ed5320ad04ee419fd58b72fefc948c"/>
-      <w:bookmarkStart w:id="37" w:name="_Toc242272348"/>
+      <w:bookmarkStart w:id="37" w:name="_Toc242289156"/>
       <w:bookmarkEnd w:id="34"/>
       <w:r>
-        <w:lastRenderedPageBreak/>
         <w:t>Exercise 6 — Onboarding orientation pack (10 min)</w:t>
       </w:r>
       <w:bookmarkEnd w:id="37"/>
@@ -10244,6 +10321,7 @@
       <w:bookmarkStart w:id="40" w:name="X50387ac50db940447b806ed0e2833ff75ba3f52"/>
       <w:bookmarkEnd w:id="39"/>
       <w:r>
+        <w:lastRenderedPageBreak/>
         <w:t>Task 6c (optional, if you have time) — Team announcement (Communications skill)</w:t>
       </w:r>
     </w:p>
@@ -10385,8 +10463,7 @@
     </w:p>
     <w:p>
       <w:r>
-        <w:lastRenderedPageBreak/>
-        <w:pict w14:anchorId="3E958E68">
+        <w:pict w14:anchorId="15FAEA87">
           <v:rect id="_x0000_i1033" style="width:0;height:1.5pt" o:hralign="center" o:hrstd="t" o:hr="t"/>
         </w:pict>
       </w:r>
@@ -10396,7 +10473,7 @@
         <w:pStyle w:val="Heading2"/>
       </w:pPr>
       <w:bookmarkStart w:id="41" w:name="exercise-7--automate--share-15-min"/>
-      <w:bookmarkStart w:id="42" w:name="_Toc242272349"/>
+      <w:bookmarkStart w:id="42" w:name="_Toc242289157"/>
       <w:bookmarkEnd w:id="36"/>
       <w:bookmarkEnd w:id="40"/>
       <w:r>
@@ -11020,6 +11097,7 @@
       <w:bookmarkStart w:id="45" w:name="X8c69458ec9d301963618b71e16c578859cc7e2b"/>
       <w:bookmarkEnd w:id="44"/>
       <w:r>
+        <w:lastRenderedPageBreak/>
         <w:t>Task 7c (optional, if you have time) — Share your custom skill (sharing flow)</w:t>
       </w:r>
     </w:p>
@@ -11203,7 +11281,7 @@
     </w:p>
     <w:p>
       <w:r>
-        <w:pict w14:anchorId="0A8509AC">
+        <w:pict w14:anchorId="56040499">
           <v:rect id="_x0000_i1034" style="width:0;height:1.5pt" o:hralign="center" o:hrstd="t" o:hr="t"/>
         </w:pict>
       </w:r>
@@ -11213,11 +11291,10 @@
         <w:pStyle w:val="Heading2"/>
       </w:pPr>
       <w:bookmarkStart w:id="46" w:name="Xc7de26b53719c482282c018cb445b4c26623d70"/>
-      <w:bookmarkStart w:id="47" w:name="_Toc242272350"/>
+      <w:bookmarkStart w:id="47" w:name="_Toc242289158"/>
       <w:bookmarkEnd w:id="41"/>
       <w:bookmarkEnd w:id="45"/>
       <w:r>
-        <w:lastRenderedPageBreak/>
         <w:t>Exercise 8 — Build a Policy Agent with Copilot Agent Builder (15 min)</w:t>
       </w:r>
       <w:bookmarkEnd w:id="47"/>
@@ -11778,6 +11855,7 @@
         <w:rPr>
           <w:rStyle w:val="PromptSource"/>
         </w:rPr>
+        <w:lastRenderedPageBreak/>
         <w:t>using only Zava's HR documents</w:t>
       </w:r>
       <w:r>
@@ -11911,7 +11989,6 @@
           <w:b/>
           <w:bCs/>
         </w:rPr>
-        <w:lastRenderedPageBreak/>
         <w:t>Knowledge:</w:t>
       </w:r>
       <w:r>
@@ -12292,7 +12369,8 @@
     </w:p>
     <w:p>
       <w:r>
-        <w:pict w14:anchorId="2CD0AF74">
+        <w:lastRenderedPageBreak/>
+        <w:pict w14:anchorId="73314D53">
           <v:rect id="_x0000_i1035" style="width:0;height:1.5pt" o:hralign="center" o:hrstd="t" o:hr="t"/>
         </w:pict>
       </w:r>
@@ -12302,7 +12380,7 @@
         <w:pStyle w:val="Heading2"/>
       </w:pPr>
       <w:bookmarkStart w:id="53" w:name="wrap-up-5-min"/>
-      <w:bookmarkStart w:id="54" w:name="_Toc242272351"/>
+      <w:bookmarkStart w:id="54" w:name="_Toc242289159"/>
       <w:bookmarkEnd w:id="46"/>
       <w:bookmarkEnd w:id="52"/>
       <w:r>
@@ -12468,7 +12546,6 @@
         </w:numPr>
       </w:pPr>
       <w:r>
-        <w:lastRenderedPageBreak/>
         <w:t>Remember the golden rules (</w:t>
       </w:r>
       <w:hyperlink r:id="rId28">
@@ -12506,20 +12583,18 @@
         <w:t>Before you leave:</w:t>
       </w:r>
       <w:r>
-        <w:t xml:space="preserve"> </w:t>
-      </w:r>
-      <w:r>
-        <w:t>pause or delete the schedules you created in Exercises 1 and 7 (</w:t>
-      </w:r>
-      <w:r>
-        <w:rPr>
-          <w:b/>
-          <w:bCs/>
-        </w:rPr>
-        <w:t>Automations → Manage schedules</w:t>
-      </w:r>
-      <w:r>
-        <w:t>).</w:t>
+        <w:t xml:space="preserve"> follow </w:t>
+      </w:r>
+      <w:hyperlink w:anchor="clean-up-the-training-data">
+        <w:r>
+          <w:rPr>
+            <w:rStyle w:val="Hyperlink"/>
+          </w:rPr>
+          <w:t>Clean up the training data</w:t>
+        </w:r>
+      </w:hyperlink>
+      <w:r>
+        <w:t xml:space="preserve"> below. At minimum, delete or pause the schedules you created in Exercises 1 and 7.</w:t>
       </w:r>
     </w:p>
     <w:p>
@@ -12603,10 +12678,7 @@
         <w:t>"Only you"</w:t>
       </w:r>
       <w:r>
-        <w:t xml:space="preserve"> or add your initials to the name</w:t>
-      </w:r>
-      <w:r>
-        <w:t xml:space="preserve"> (everyone's in the same tenant).</w:t>
+        <w:t xml:space="preserve"> or add your initials to the name (everyone's in the same tenant).</w:t>
       </w:r>
     </w:p>
     <w:p>
@@ -12718,12 +12790,554 @@
       <w:r>
         <w:t>.</w:t>
       </w:r>
-      <w:bookmarkEnd w:id="0"/>
+    </w:p>
+    <w:p>
+      <w:r>
+        <w:pict w14:anchorId="457070FF">
+          <v:rect id="_x0000_i1036" style="width:0;height:1.5pt" o:hralign="center" o:hrstd="t" o:hr="t"/>
+        </w:pict>
+      </w:r>
+    </w:p>
+    <w:p>
+      <w:pPr>
+        <w:pStyle w:val="Heading2"/>
+      </w:pPr>
+      <w:bookmarkStart w:id="56" w:name="clean-up-the-training-data"/>
+      <w:bookmarkStart w:id="57" w:name="_Toc242289160"/>
       <w:bookmarkEnd w:id="53"/>
       <w:bookmarkEnd w:id="55"/>
+      <w:r>
+        <w:t>Clean up the training data</w:t>
+      </w:r>
+      <w:bookmarkEnd w:id="57"/>
+    </w:p>
+    <w:p>
+      <w:pPr>
+        <w:pStyle w:val="FirstParagraph"/>
+      </w:pPr>
+      <w:r>
+        <w:t xml:space="preserve">Do this </w:t>
+      </w:r>
+      <w:r>
+        <w:rPr>
+          <w:b/>
+          <w:bCs/>
+        </w:rPr>
+        <w:t>before you leave</w:t>
+      </w:r>
+      <w:r>
+        <w:t xml:space="preserve"> (about 5 minutes), or later today. You used </w:t>
+      </w:r>
+      <w:r>
+        <w:rPr>
+          <w:b/>
+          <w:bCs/>
+        </w:rPr>
+        <w:t>your own work account</w:t>
+      </w:r>
+      <w:r>
+        <w:t xml:space="preserve">, so delete only what you made in the workshop, and keep anything you want to use again. Don't delete the </w:t>
+      </w:r>
+      <w:r>
+        <w:t>shared download folder or anything the host shared with everyone.</w:t>
+      </w:r>
+    </w:p>
+    <w:p>
+      <w:pPr>
+        <w:pStyle w:val="BodyText"/>
+      </w:pPr>
+      <w:r>
+        <w:t>Work in this order, so a schedule doesn't create new files after you've cleaned up:</w:t>
+      </w:r>
+    </w:p>
+    <w:p>
+      <w:pPr>
+        <w:pStyle w:val="Compact"/>
+        <w:numPr>
+          <w:ilvl w:val="0"/>
+          <w:numId w:val="48"/>
+        </w:numPr>
+      </w:pPr>
+      <w:r>
+        <w:rPr>
+          <w:b/>
+          <w:bCs/>
+        </w:rPr>
+        <w:t>Delete or pause your schedules (they're usage-billed).</w:t>
+      </w:r>
+      <w:r>
+        <w:t xml:space="preserve"> In Cowork, open </w:t>
+      </w:r>
+      <w:r>
+        <w:rPr>
+          <w:b/>
+          <w:bCs/>
+        </w:rPr>
+        <w:t>Automations → Manage schedules</w:t>
+      </w:r>
+      <w:r>
+        <w:t xml:space="preserve">. Delete or pause the weekday </w:t>
+      </w:r>
+      <w:r>
+        <w:rPr>
+          <w:b/>
+          <w:bCs/>
+        </w:rPr>
+        <w:t>Executive Command Center</w:t>
+      </w:r>
+      <w:r>
+        <w:t xml:space="preserve"> schedule (Exercise 1) and the Monday </w:t>
+      </w:r>
+      <w:r>
+        <w:rPr>
+          <w:b/>
+          <w:bCs/>
+        </w:rPr>
+        <w:t>HR-ticket digest</w:t>
+      </w:r>
+      <w:r>
+        <w:t xml:space="preserve"> (Exercise 7), plus any other schedule you made today.</w:t>
+      </w:r>
+    </w:p>
+    <w:p>
+      <w:pPr>
+        <w:pStyle w:val="Compact"/>
+        <w:numPr>
+          <w:ilvl w:val="1"/>
+          <w:numId w:val="49"/>
+        </w:numPr>
+      </w:pPr>
+      <w:r>
+        <w:t>✅</w:t>
+      </w:r>
+      <w:r>
+        <w:t xml:space="preserve"> </w:t>
+      </w:r>
+      <w:r>
+        <w:rPr>
+          <w:b/>
+          <w:bCs/>
+        </w:rPr>
+        <w:t>Check:</w:t>
+      </w:r>
+      <w:r>
+        <w:t xml:space="preserve"> </w:t>
+      </w:r>
+      <w:r>
+        <w:rPr>
+          <w:b/>
+          <w:bCs/>
+        </w:rPr>
+        <w:t>Manage schedules</w:t>
+      </w:r>
+      <w:r>
+        <w:t xml:space="preserve"> has no active workshop schedules.</w:t>
+      </w:r>
+    </w:p>
+    <w:p>
+      <w:pPr>
+        <w:pStyle w:val="Compact"/>
+        <w:numPr>
+          <w:ilvl w:val="0"/>
+          <w:numId w:val="48"/>
+        </w:numPr>
+      </w:pPr>
+      <w:r>
+        <w:rPr>
+          <w:b/>
+          <w:bCs/>
+        </w:rPr>
+        <w:t>Review your custom skills.</w:t>
+      </w:r>
+      <w:r>
+        <w:t xml:space="preserve"> Open </w:t>
+      </w:r>
+      <w:r>
+        <w:rPr>
+          <w:b/>
+          <w:bCs/>
+        </w:rPr>
+        <w:t>Customize → Skills → Your skills</w:t>
+      </w:r>
+      <w:r>
+        <w:t xml:space="preserve">. Delete </w:t>
+      </w:r>
+      <w:r>
+        <w:rPr>
+          <w:b/>
+          <w:bCs/>
+        </w:rPr>
+        <w:t>Executive Command Center</w:t>
+      </w:r>
+      <w:r>
+        <w:t xml:space="preserve"> and </w:t>
+      </w:r>
+      <w:r>
+        <w:rPr>
+          <w:b/>
+          <w:bCs/>
+        </w:rPr>
+        <w:t>HR Policy Answer</w:t>
+      </w:r>
+      <w:r>
+        <w:t xml:space="preserve"> (including any copy with your initials) unless you'll use them. Keep any you keep set to </w:t>
+      </w:r>
+      <w:r>
+        <w:rPr>
+          <w:b/>
+          <w:bCs/>
+        </w:rPr>
+        <w:t>"Only you"</w:t>
+      </w:r>
+      <w:r>
+        <w:t>. Delete skills here, not by deleting their files in OneDrive.</w:t>
+      </w:r>
+    </w:p>
+    <w:p>
+      <w:pPr>
+        <w:pStyle w:val="Compact"/>
+        <w:numPr>
+          <w:ilvl w:val="0"/>
+          <w:numId w:val="48"/>
+        </w:numPr>
+      </w:pPr>
+      <w:r>
+        <w:rPr>
+          <w:b/>
+          <w:bCs/>
+        </w:rPr>
+        <w:t>Update your custom instructions.</w:t>
+      </w:r>
+      <w:r>
+        <w:t xml:space="preserve"> Open </w:t>
+      </w:r>
+      <w:r>
+        <w:rPr>
+          <w:b/>
+          <w:bCs/>
+        </w:rPr>
+        <w:t>Customize → Preferences</w:t>
+      </w:r>
+      <w:r>
+        <w:t xml:space="preserve">. The workshop instructions mention Zava and apply to </w:t>
+      </w:r>
+      <w:r>
+        <w:rPr>
+          <w:b/>
+          <w:bCs/>
+        </w:rPr>
+        <w:t>every</w:t>
+      </w:r>
+      <w:r>
+        <w:t xml:space="preserve"> Cowork task, so delete them or rewrite them for your real work.</w:t>
+      </w:r>
+    </w:p>
+    <w:p>
+      <w:pPr>
+        <w:pStyle w:val="Compact"/>
+        <w:numPr>
+          <w:ilvl w:val="0"/>
+          <w:numId w:val="48"/>
+        </w:numPr>
+      </w:pPr>
+      <w:r>
+        <w:rPr>
+          <w:b/>
+          <w:bCs/>
+        </w:rPr>
+        <w:lastRenderedPageBreak/>
+        <w:t>Delete the HR Policy Agent</w:t>
+      </w:r>
+      <w:r>
+        <w:t xml:space="preserve"> </w:t>
+      </w:r>
+      <w:r>
+        <w:t xml:space="preserve">if you don't need it. In Microsoft 365 Copilot, select the </w:t>
+      </w:r>
+      <w:r>
+        <w:rPr>
+          <w:b/>
+          <w:bCs/>
+        </w:rPr>
+        <w:t>More</w:t>
+      </w:r>
+      <w:r>
+        <w:t xml:space="preserve"> (</w:t>
+      </w:r>
+      <w:r>
+        <w:rPr>
+          <w:b/>
+          <w:bCs/>
+        </w:rPr>
+        <w:t>...</w:t>
+      </w:r>
+      <w:r>
+        <w:t xml:space="preserve">) menu next to </w:t>
+      </w:r>
+      <w:r>
+        <w:rPr>
+          <w:b/>
+          <w:bCs/>
+        </w:rPr>
+        <w:t>HR Policy Agent</w:t>
+      </w:r>
+      <w:r>
+        <w:t xml:space="preserve"> in the left pane (or find it under </w:t>
+      </w:r>
+      <w:r>
+        <w:rPr>
+          <w:b/>
+          <w:bCs/>
+        </w:rPr>
+        <w:t>All agents</w:t>
+      </w:r>
+      <w:r>
+        <w:t xml:space="preserve">), then select </w:t>
+      </w:r>
+      <w:r>
+        <w:rPr>
+          <w:b/>
+          <w:bCs/>
+        </w:rPr>
+        <w:t>Delete</w:t>
+      </w:r>
+      <w:r>
+        <w:t xml:space="preserve">. Deleting an agent is </w:t>
+      </w:r>
+      <w:r>
+        <w:rPr>
+          <w:b/>
+          <w:bCs/>
+        </w:rPr>
+        <w:t>permanent</w:t>
+      </w:r>
+      <w:r>
+        <w:t xml:space="preserve"> and also removes it for anyone you shared it with.</w:t>
+      </w:r>
+    </w:p>
+    <w:p>
+      <w:pPr>
+        <w:pStyle w:val="Compact"/>
+        <w:numPr>
+          <w:ilvl w:val="0"/>
+          <w:numId w:val="48"/>
+        </w:numPr>
+      </w:pPr>
+      <w:r>
+        <w:rPr>
+          <w:b/>
+          <w:bCs/>
+        </w:rPr>
+        <w:t>Delete the Zava files in OneDrive.</w:t>
+      </w:r>
+    </w:p>
+    <w:p>
+      <w:pPr>
+        <w:pStyle w:val="Compact"/>
+        <w:numPr>
+          <w:ilvl w:val="1"/>
+          <w:numId w:val="50"/>
+        </w:numPr>
+      </w:pPr>
+      <w:r>
+        <w:t xml:space="preserve">Delete the </w:t>
+      </w:r>
+      <w:r>
+        <w:rPr>
+          <w:b/>
+          <w:bCs/>
+        </w:rPr>
+        <w:t>Documents › ai_hr_cowork_workshop</w:t>
+      </w:r>
+      <w:r>
+        <w:t xml:space="preserve"> folder.</w:t>
+      </w:r>
+    </w:p>
+    <w:p>
+      <w:pPr>
+        <w:pStyle w:val="Compact"/>
+        <w:numPr>
+          <w:ilvl w:val="1"/>
+          <w:numId w:val="50"/>
+        </w:numPr>
+      </w:pPr>
+      <w:r>
+        <w:t xml:space="preserve">Open the </w:t>
+      </w:r>
+      <w:r>
+        <w:rPr>
+          <w:b/>
+          <w:bCs/>
+        </w:rPr>
+        <w:t>Cowork</w:t>
+      </w:r>
+      <w:r>
+        <w:t xml:space="preserve"> folder and delete the Zava files Cowork created today (the briefing, </w:t>
+      </w:r>
+      <w:r>
+        <w:t>scorecard, brief, recruiting doc, onboarding deck, and reports). Keep your Executive Command Center if you want it; it holds your own data, so don't share it.</w:t>
+      </w:r>
+    </w:p>
+    <w:p>
+      <w:pPr>
+        <w:pStyle w:val="Compact"/>
+        <w:numPr>
+          <w:ilvl w:val="0"/>
+          <w:numId w:val="48"/>
+        </w:numPr>
+      </w:pPr>
+      <w:r>
+        <w:rPr>
+          <w:b/>
+          <w:bCs/>
+        </w:rPr>
+        <w:t>Clean up Outlook</w:t>
+      </w:r>
+      <w:r>
+        <w:t xml:space="preserve"> (if you did the optional Exercise 6 tasks). In </w:t>
+      </w:r>
+      <w:r>
+        <w:rPr>
+          <w:b/>
+          <w:bCs/>
+        </w:rPr>
+        <w:t>Drafts</w:t>
+      </w:r>
+      <w:r>
+        <w:t xml:space="preserve">, delete the Sofia Alvarez team announcement and any other workshop drafts. In </w:t>
+      </w:r>
+      <w:r>
+        <w:rPr>
+          <w:b/>
+          <w:bCs/>
+        </w:rPr>
+        <w:t>Calendar</w:t>
+      </w:r>
+      <w:r>
+        <w:t xml:space="preserve">, delete the </w:t>
+      </w:r>
+      <w:r>
+        <w:rPr>
+          <w:b/>
+          <w:bCs/>
+        </w:rPr>
+        <w:t>onboarding kickoff</w:t>
+      </w:r>
+      <w:r>
+        <w:t xml:space="preserve"> you scheduled for next Monday.</w:t>
+      </w:r>
+    </w:p>
+    <w:p>
+      <w:pPr>
+        <w:pStyle w:val="Compact"/>
+        <w:numPr>
+          <w:ilvl w:val="0"/>
+          <w:numId w:val="48"/>
+        </w:numPr>
+      </w:pPr>
+      <w:r>
+        <w:rPr>
+          <w:b/>
+          <w:bCs/>
+        </w:rPr>
+        <w:t>Clean up your laptop.</w:t>
+      </w:r>
+      <w:r>
+        <w:t xml:space="preserve"> Delete </w:t>
+      </w:r>
+      <w:r>
+        <w:rPr>
+          <w:rStyle w:val="VerbatimChar"/>
+        </w:rPr>
+        <w:t>zava-sample-knowledge.zip</w:t>
+      </w:r>
+      <w:r>
+        <w:t xml:space="preserve">, the extracted folder, and any files or </w:t>
+      </w:r>
+      <w:r>
+        <w:rPr>
+          <w:b/>
+          <w:bCs/>
+        </w:rPr>
+        <w:t>Download All</w:t>
+      </w:r>
+      <w:r>
+        <w:t xml:space="preserve"> </w:t>
+      </w:r>
+      <w:r>
+        <w:t xml:space="preserve">zips you saved from Cowork's Output folder. Empty the Recycle Bin. On a </w:t>
+      </w:r>
+      <w:r>
+        <w:rPr>
+          <w:b/>
+          <w:bCs/>
+        </w:rPr>
+        <w:t>shared or loaner laptop</w:t>
+      </w:r>
+      <w:r>
+        <w:t>, also sign out of Microsoft 365.</w:t>
+      </w:r>
+    </w:p>
+    <w:p>
+      <w:pPr>
+        <w:pStyle w:val="FirstParagraph"/>
+      </w:pPr>
+      <w:r>
+        <w:t>✅</w:t>
+      </w:r>
+      <w:r>
+        <w:t xml:space="preserve"> </w:t>
+      </w:r>
+      <w:r>
+        <w:rPr>
+          <w:b/>
+          <w:bCs/>
+        </w:rPr>
+        <w:t>Checkpoint:</w:t>
+      </w:r>
+      <w:r>
+        <w:t xml:space="preserve"> no active workshop schedules; only the skills and agent you chose to keep, set to "Only you"; custom instructions that fit your real work; and no Zava files left in OneDrive, Outlook, or on your laptop.</w:t>
+      </w:r>
+    </w:p>
+    <w:p>
+      <w:pPr>
+        <w:pStyle w:val="BodyText"/>
+        <w:pBdr>
+          <w:left w:val="single" w:sz="18" w:space="8" w:color="3B1041"/>
+        </w:pBdr>
+        <w:shd w:val="clear" w:color="auto" w:fill="FBF6FD"/>
+        <w:spacing w:before="30" w:after="30"/>
+        <w:ind w:left="288" w:right="144"/>
+      </w:pPr>
+      <w:r>
+        <w:rPr>
+          <w:b/>
+          <w:bCs/>
+        </w:rPr>
+        <w:t>For the host (the day after):</w:t>
+      </w:r>
+      <w:r>
+        <w:t xml:space="preserve"> remind attendees to delete or pause their schedules, remove the </w:t>
+      </w:r>
+      <w:r>
+        <w:t xml:space="preserve">workshop group from the Cowork spending policy (or delete the policy) if attendees shouldn't keep Cowork access, and clean up the facilitator's demo tenant. See the </w:t>
+      </w:r>
+      <w:hyperlink r:id="rId31">
+        <w:r>
+          <w:rPr>
+            <w:rStyle w:val="Hyperlink"/>
+          </w:rPr>
+          <w:t>readiness checklist</w:t>
+        </w:r>
+      </w:hyperlink>
+      <w:r>
+        <w:t>.</w:t>
+      </w:r>
+      <w:bookmarkEnd w:id="0"/>
+      <w:bookmarkEnd w:id="56"/>
     </w:p>
     <w:sectPr>
-      <w:footerReference w:type="default" r:id="rId31"/>
+      <w:footerReference w:type="default" r:id="rId32"/>
       <w:footnotePr>
         <w:numRestart w:val="eachSect"/>
       </w:footnotePr>
@@ -12843,7 +13457,7 @@
   <w:abstractNum w:abstractNumId="0" w15:restartNumberingAfterBreak="0">
     <w:nsid w:val="0000A990"/>
     <w:multiLevelType w:val="multilevel"/>
-    <w:tmpl w:val="B7CA3E28"/>
+    <w:tmpl w:val="BC520A70"/>
     <w:lvl w:ilvl="0">
       <w:numFmt w:val="bullet"/>
       <w:lvlText w:val=" "/>
@@ -12920,7 +13534,7 @@
   <w:abstractNum w:abstractNumId="1" w15:restartNumberingAfterBreak="0">
     <w:nsid w:val="0000A991"/>
     <w:multiLevelType w:val="multilevel"/>
-    <w:tmpl w:val="35E6311A"/>
+    <w:tmpl w:val="C9A08EB2"/>
     <w:lvl w:ilvl="0">
       <w:numFmt w:val="bullet"/>
       <w:lvlText w:val=""/>
@@ -13024,7 +13638,7 @@
   <w:abstractNum w:abstractNumId="2" w15:restartNumberingAfterBreak="0">
     <w:nsid w:val="00A99411"/>
     <w:multiLevelType w:val="multilevel"/>
-    <w:tmpl w:val="DE1675A4"/>
+    <w:tmpl w:val="CB26277A"/>
     <w:lvl w:ilvl="0">
       <w:start w:val="1"/>
       <w:numFmt w:val="decimal"/>
@@ -13107,13 +13721,13 @@
       </w:pPr>
     </w:lvl>
   </w:abstractNum>
-  <w:num w:numId="1" w16cid:durableId="530924953">
+  <w:num w:numId="1" w16cid:durableId="724446323">
     <w:abstractNumId w:val="0"/>
   </w:num>
-  <w:num w:numId="2" w16cid:durableId="1101949390">
+  <w:num w:numId="2" w16cid:durableId="1288392664">
     <w:abstractNumId w:val="1"/>
   </w:num>
-  <w:num w:numId="3" w16cid:durableId="1007948707">
+  <w:num w:numId="3" w16cid:durableId="24143665">
     <w:abstractNumId w:val="2"/>
     <w:lvlOverride w:ilvl="0">
       <w:startOverride w:val="1"/>
@@ -13143,7 +13757,7 @@
       <w:startOverride w:val="1"/>
     </w:lvlOverride>
   </w:num>
-  <w:num w:numId="4" w16cid:durableId="1990015035">
+  <w:num w:numId="4" w16cid:durableId="1130244181">
     <w:abstractNumId w:val="2"/>
     <w:lvlOverride w:ilvl="0">
       <w:startOverride w:val="1"/>
@@ -13173,10 +13787,10 @@
       <w:startOverride w:val="1"/>
     </w:lvlOverride>
   </w:num>
-  <w:num w:numId="5" w16cid:durableId="1525899322">
+  <w:num w:numId="5" w16cid:durableId="1269703988">
     <w:abstractNumId w:val="1"/>
   </w:num>
-  <w:num w:numId="6" w16cid:durableId="1819177895">
+  <w:num w:numId="6" w16cid:durableId="665281981">
     <w:abstractNumId w:val="2"/>
     <w:lvlOverride w:ilvl="0">
       <w:startOverride w:val="1"/>
@@ -13206,10 +13820,10 @@
       <w:startOverride w:val="1"/>
     </w:lvlOverride>
   </w:num>
-  <w:num w:numId="7" w16cid:durableId="1224369378">
+  <w:num w:numId="7" w16cid:durableId="716733720">
     <w:abstractNumId w:val="1"/>
   </w:num>
-  <w:num w:numId="8" w16cid:durableId="957906520">
+  <w:num w:numId="8" w16cid:durableId="1749495998">
     <w:abstractNumId w:val="2"/>
     <w:lvlOverride w:ilvl="0">
       <w:startOverride w:val="1"/>
@@ -13239,16 +13853,16 @@
       <w:startOverride w:val="1"/>
     </w:lvlOverride>
   </w:num>
-  <w:num w:numId="9" w16cid:durableId="1240600463">
+  <w:num w:numId="9" w16cid:durableId="1858231183">
     <w:abstractNumId w:val="1"/>
   </w:num>
-  <w:num w:numId="10" w16cid:durableId="1346706786">
+  <w:num w:numId="10" w16cid:durableId="1425879082">
     <w:abstractNumId w:val="1"/>
   </w:num>
-  <w:num w:numId="11" w16cid:durableId="782576847">
+  <w:num w:numId="11" w16cid:durableId="1776362034">
     <w:abstractNumId w:val="1"/>
   </w:num>
-  <w:num w:numId="12" w16cid:durableId="1258755813">
+  <w:num w:numId="12" w16cid:durableId="1782215993">
     <w:abstractNumId w:val="2"/>
     <w:lvlOverride w:ilvl="0">
       <w:startOverride w:val="1"/>
@@ -13278,25 +13892,25 @@
       <w:startOverride w:val="1"/>
     </w:lvlOverride>
   </w:num>
-  <w:num w:numId="13" w16cid:durableId="383453891">
+  <w:num w:numId="13" w16cid:durableId="1268079115">
     <w:abstractNumId w:val="1"/>
   </w:num>
-  <w:num w:numId="14" w16cid:durableId="1171333860">
+  <w:num w:numId="14" w16cid:durableId="1785534963">
     <w:abstractNumId w:val="1"/>
   </w:num>
-  <w:num w:numId="15" w16cid:durableId="1268656306">
+  <w:num w:numId="15" w16cid:durableId="648360922">
     <w:abstractNumId w:val="1"/>
   </w:num>
-  <w:num w:numId="16" w16cid:durableId="1954315009">
+  <w:num w:numId="16" w16cid:durableId="622808400">
     <w:abstractNumId w:val="1"/>
   </w:num>
-  <w:num w:numId="17" w16cid:durableId="1687905766">
+  <w:num w:numId="17" w16cid:durableId="1165587718">
     <w:abstractNumId w:val="1"/>
   </w:num>
-  <w:num w:numId="18" w16cid:durableId="2087342712">
+  <w:num w:numId="18" w16cid:durableId="1515807446">
     <w:abstractNumId w:val="1"/>
   </w:num>
-  <w:num w:numId="19" w16cid:durableId="383024801">
+  <w:num w:numId="19" w16cid:durableId="997810526">
     <w:abstractNumId w:val="2"/>
     <w:lvlOverride w:ilvl="0">
       <w:startOverride w:val="1"/>
@@ -13326,7 +13940,7 @@
       <w:startOverride w:val="1"/>
     </w:lvlOverride>
   </w:num>
-  <w:num w:numId="20" w16cid:durableId="1229919588">
+  <w:num w:numId="20" w16cid:durableId="1347706758">
     <w:abstractNumId w:val="2"/>
     <w:lvlOverride w:ilvl="0">
       <w:startOverride w:val="1"/>
@@ -13356,16 +13970,16 @@
       <w:startOverride w:val="1"/>
     </w:lvlOverride>
   </w:num>
-  <w:num w:numId="21" w16cid:durableId="1546794432">
+  <w:num w:numId="21" w16cid:durableId="335767132">
     <w:abstractNumId w:val="1"/>
   </w:num>
-  <w:num w:numId="22" w16cid:durableId="1364479773">
+  <w:num w:numId="22" w16cid:durableId="1795519356">
     <w:abstractNumId w:val="1"/>
   </w:num>
-  <w:num w:numId="23" w16cid:durableId="1413700168">
+  <w:num w:numId="23" w16cid:durableId="103155350">
     <w:abstractNumId w:val="1"/>
   </w:num>
-  <w:num w:numId="24" w16cid:durableId="1920630443">
+  <w:num w:numId="24" w16cid:durableId="140273699">
     <w:abstractNumId w:val="2"/>
     <w:lvlOverride w:ilvl="0">
       <w:startOverride w:val="1"/>
@@ -13395,7 +14009,7 @@
       <w:startOverride w:val="1"/>
     </w:lvlOverride>
   </w:num>
-  <w:num w:numId="25" w16cid:durableId="657617760">
+  <w:num w:numId="25" w16cid:durableId="332100873">
     <w:abstractNumId w:val="2"/>
     <w:lvlOverride w:ilvl="0">
       <w:startOverride w:val="1"/>
@@ -13425,7 +14039,7 @@
       <w:startOverride w:val="1"/>
     </w:lvlOverride>
   </w:num>
-  <w:num w:numId="26" w16cid:durableId="423721334">
+  <w:num w:numId="26" w16cid:durableId="452946651">
     <w:abstractNumId w:val="2"/>
     <w:lvlOverride w:ilvl="0">
       <w:startOverride w:val="1"/>
@@ -13455,10 +14069,10 @@
       <w:startOverride w:val="1"/>
     </w:lvlOverride>
   </w:num>
-  <w:num w:numId="27" w16cid:durableId="730619220">
+  <w:num w:numId="27" w16cid:durableId="507062086">
     <w:abstractNumId w:val="1"/>
   </w:num>
-  <w:num w:numId="28" w16cid:durableId="1955012793">
+  <w:num w:numId="28" w16cid:durableId="1691644820">
     <w:abstractNumId w:val="2"/>
     <w:lvlOverride w:ilvl="0">
       <w:startOverride w:val="1"/>
@@ -13488,13 +14102,13 @@
       <w:startOverride w:val="1"/>
     </w:lvlOverride>
   </w:num>
-  <w:num w:numId="29" w16cid:durableId="1893803797">
+  <w:num w:numId="29" w16cid:durableId="1198467585">
     <w:abstractNumId w:val="1"/>
   </w:num>
-  <w:num w:numId="30" w16cid:durableId="696582700">
+  <w:num w:numId="30" w16cid:durableId="180553589">
     <w:abstractNumId w:val="1"/>
   </w:num>
-  <w:num w:numId="31" w16cid:durableId="1723410165">
+  <w:num w:numId="31" w16cid:durableId="572088953">
     <w:abstractNumId w:val="2"/>
     <w:lvlOverride w:ilvl="0">
       <w:startOverride w:val="1"/>
@@ -13524,25 +14138,25 @@
       <w:startOverride w:val="1"/>
     </w:lvlOverride>
   </w:num>
-  <w:num w:numId="32" w16cid:durableId="190151509">
+  <w:num w:numId="32" w16cid:durableId="2108453086">
     <w:abstractNumId w:val="1"/>
   </w:num>
-  <w:num w:numId="33" w16cid:durableId="743645868">
+  <w:num w:numId="33" w16cid:durableId="1330407576">
     <w:abstractNumId w:val="1"/>
   </w:num>
-  <w:num w:numId="34" w16cid:durableId="766510692">
+  <w:num w:numId="34" w16cid:durableId="827138935">
     <w:abstractNumId w:val="1"/>
   </w:num>
-  <w:num w:numId="35" w16cid:durableId="47389090">
+  <w:num w:numId="35" w16cid:durableId="598872584">
     <w:abstractNumId w:val="1"/>
   </w:num>
-  <w:num w:numId="36" w16cid:durableId="1430347019">
+  <w:num w:numId="36" w16cid:durableId="848906144">
     <w:abstractNumId w:val="1"/>
   </w:num>
-  <w:num w:numId="37" w16cid:durableId="15429943">
+  <w:num w:numId="37" w16cid:durableId="1380476395">
     <w:abstractNumId w:val="1"/>
   </w:num>
-  <w:num w:numId="38" w16cid:durableId="337080956">
+  <w:num w:numId="38" w16cid:durableId="1803039371">
     <w:abstractNumId w:val="2"/>
     <w:lvlOverride w:ilvl="0">
       <w:startOverride w:val="1"/>
@@ -13572,13 +14186,13 @@
       <w:startOverride w:val="1"/>
     </w:lvlOverride>
   </w:num>
-  <w:num w:numId="39" w16cid:durableId="1252935658">
+  <w:num w:numId="39" w16cid:durableId="1887376934">
     <w:abstractNumId w:val="1"/>
   </w:num>
-  <w:num w:numId="40" w16cid:durableId="1515611388">
+  <w:num w:numId="40" w16cid:durableId="1294991836">
     <w:abstractNumId w:val="1"/>
   </w:num>
-  <w:num w:numId="41" w16cid:durableId="2040736045">
+  <w:num w:numId="41" w16cid:durableId="1478449261">
     <w:abstractNumId w:val="2"/>
     <w:lvlOverride w:ilvl="0">
       <w:startOverride w:val="1"/>
@@ -13608,22 +14222,58 @@
       <w:startOverride w:val="1"/>
     </w:lvlOverride>
   </w:num>
-  <w:num w:numId="42" w16cid:durableId="224990655">
+  <w:num w:numId="42" w16cid:durableId="1266310212">
     <w:abstractNumId w:val="1"/>
   </w:num>
-  <w:num w:numId="43" w16cid:durableId="1613169587">
+  <w:num w:numId="43" w16cid:durableId="1284851577">
     <w:abstractNumId w:val="1"/>
   </w:num>
-  <w:num w:numId="44" w16cid:durableId="1506702462">
+  <w:num w:numId="44" w16cid:durableId="520357242">
     <w:abstractNumId w:val="1"/>
   </w:num>
-  <w:num w:numId="45" w16cid:durableId="1875187465">
+  <w:num w:numId="45" w16cid:durableId="770053651">
     <w:abstractNumId w:val="1"/>
   </w:num>
-  <w:num w:numId="46" w16cid:durableId="1601178010">
+  <w:num w:numId="46" w16cid:durableId="846676647">
     <w:abstractNumId w:val="1"/>
   </w:num>
-  <w:num w:numId="47" w16cid:durableId="1607496995">
+  <w:num w:numId="47" w16cid:durableId="1035080533">
+    <w:abstractNumId w:val="1"/>
+  </w:num>
+  <w:num w:numId="48" w16cid:durableId="916749193">
+    <w:abstractNumId w:val="2"/>
+    <w:lvlOverride w:ilvl="0">
+      <w:startOverride w:val="1"/>
+    </w:lvlOverride>
+    <w:lvlOverride w:ilvl="1">
+      <w:startOverride w:val="1"/>
+    </w:lvlOverride>
+    <w:lvlOverride w:ilvl="2">
+      <w:startOverride w:val="1"/>
+    </w:lvlOverride>
+    <w:lvlOverride w:ilvl="3">
+      <w:startOverride w:val="1"/>
+    </w:lvlOverride>
+    <w:lvlOverride w:ilvl="4">
+      <w:startOverride w:val="1"/>
+    </w:lvlOverride>
+    <w:lvlOverride w:ilvl="5">
+      <w:startOverride w:val="1"/>
+    </w:lvlOverride>
+    <w:lvlOverride w:ilvl="6">
+      <w:startOverride w:val="1"/>
+    </w:lvlOverride>
+    <w:lvlOverride w:ilvl="7">
+      <w:startOverride w:val="1"/>
+    </w:lvlOverride>
+    <w:lvlOverride w:ilvl="8">
+      <w:startOverride w:val="1"/>
+    </w:lvlOverride>
+  </w:num>
+  <w:num w:numId="49" w16cid:durableId="808791554">
+    <w:abstractNumId w:val="1"/>
+  </w:num>
+  <w:num w:numId="50" w16cid:durableId="1864005047">
     <w:abstractNumId w:val="1"/>
   </w:num>
 </w:numbering>
@@ -14902,7 +15552,7 @@
     <w:next w:val="Normal"/>
     <w:autoRedefine/>
     <w:uiPriority w:val="39"/>
-    <w:rsid w:val="005C19BA"/>
+    <w:rsid w:val="0049281C"/>
     <w:pPr>
       <w:spacing w:after="100"/>
     </w:pPr>
@@ -14913,7 +15563,7 @@
     <w:next w:val="Normal"/>
     <w:autoRedefine/>
     <w:uiPriority w:val="39"/>
-    <w:rsid w:val="005C19BA"/>
+    <w:rsid w:val="0049281C"/>
     <w:pPr>
       <w:spacing w:after="100"/>
       <w:ind w:left="210"/>
@@ -14923,7 +15573,7 @@
     <w:name w:val="header"/>
     <w:basedOn w:val="Normal"/>
     <w:link w:val="HeaderChar"/>
-    <w:rsid w:val="005C19BA"/>
+    <w:rsid w:val="0049281C"/>
     <w:pPr>
       <w:tabs>
         <w:tab w:val="center" w:pos="4513"/>
@@ -14936,7 +15586,7 @@
     <w:name w:val="Header Char"/>
     <w:basedOn w:val="DefaultParagraphFont"/>
     <w:link w:val="Header"/>
-    <w:rsid w:val="005C19BA"/>
+    <w:rsid w:val="0049281C"/>
     <w:rPr>
       <w:rFonts w:ascii="Segoe UI" w:eastAsia="Segoe UI" w:hAnsi="Segoe UI" w:cs="Segoe UI"/>
       <w:color w:val="242424"/>
@@ -14947,7 +15597,7 @@
     <w:name w:val="footer"/>
     <w:basedOn w:val="Normal"/>
     <w:link w:val="FooterChar"/>
-    <w:rsid w:val="005C19BA"/>
+    <w:rsid w:val="0049281C"/>
     <w:pPr>
       <w:tabs>
         <w:tab w:val="center" w:pos="4513"/>
@@ -14960,7 +15610,7 @@
     <w:name w:val="Footer Char"/>
     <w:basedOn w:val="DefaultParagraphFont"/>
     <w:link w:val="Footer"/>
-    <w:rsid w:val="005C19BA"/>
+    <w:rsid w:val="0049281C"/>
     <w:rPr>
       <w:rFonts w:ascii="Segoe UI" w:eastAsia="Segoe UI" w:hAnsi="Segoe UI" w:cs="Segoe UI"/>
       <w:color w:val="242424"/>

--- a/participant/participant-workbook.docx
+++ b/participant/participant-workbook.docx
@@ -51,7 +51,7 @@
         <w:pStyle w:val="FirstParagraph"/>
       </w:pPr>
       <w:r>
-        <w:t xml:space="preserve">Welcome! Over the next two and a half hours you'll use</w:t>
+        <w:t xml:space="preserve">Welcome! Over the next two hours and 35 minutes you'll use</w:t>
       </w:r>
       <w:r>
         <w:t xml:space="preserve"> </w:t>
@@ -669,7 +669,7 @@
     </w:p>
     <w:bookmarkEnd w:id="9"/>
     <w:bookmarkEnd w:id="10"/>
-    <w:bookmarkStart w:id="27" w:name="Xdd15d2b3343702286659924fb38f48c3285c711"/>
+    <w:bookmarkStart w:id="26" w:name="Xdd15d2b3343702286659924fb38f48c3285c711"/>
     <w:p>
       <w:pPr>
         <w:pStyle w:val="Heading2"/>
@@ -750,7 +750,7 @@
           <w:b/>
           <w:bCs/>
         </w:rPr>
-        <w:t xml:space="preserve">C–E</w:t>
+        <w:t xml:space="preserve">C–D</w:t>
       </w:r>
       <w:r>
         <w:t xml:space="preserve">.</w:t>
@@ -759,7 +759,7 @@
         <w:t xml:space="preserve"> </w:t>
       </w:r>
       <w:r>
-        <w:t xml:space="preserve">Custom instructions are optional, after Exercise 8 in</w:t>
+        <w:t xml:space="preserve">The detailed approval walkthrough and custom instructions are after Exercise 8 in</w:t>
       </w:r>
       <w:r>
         <w:t xml:space="preserve"> </w:t>
@@ -2289,46 +2289,6 @@
         <w:t xml:space="preserve">for the full tour.</w:t>
       </w:r>
     </w:p>
-    <w:bookmarkEnd w:id="21"/>
-    <w:bookmarkStart w:id="22" w:name="X7b67108ef9084fc4f65d93538599c79bb62df7a"/>
-    <w:p>
-      <w:pPr>
-        <w:pStyle w:val="Heading3"/>
-      </w:pPr>
-      <w:r>
-        <w:t xml:space="preserve">D. Approvals — one at a time (read before Exercise 1)</w:t>
-      </w:r>
-    </w:p>
-    <w:p>
-      <w:pPr>
-        <w:pStyle w:val="FirstParagraph"/>
-      </w:pPr>
-      <w:r>
-        <w:t xml:space="preserve">Cowork</w:t>
-      </w:r>
-      <w:r>
-        <w:t xml:space="preserve"> </w:t>
-      </w:r>
-      <w:r>
-        <w:rPr>
-          <w:b/>
-          <w:bCs/>
-        </w:rPr>
-        <w:t xml:space="preserve">pauses before it acts</w:t>
-      </w:r>
-      <w:r>
-        <w:t xml:space="preserve"> </w:t>
-      </w:r>
-      <w:r>
-        <w:t xml:space="preserve">— before it sends, schedules, saves a skill, or does something</w:t>
-      </w:r>
-      <w:r>
-        <w:t xml:space="preserve"> </w:t>
-      </w:r>
-      <w:r>
-        <w:t xml:space="preserve">consequential in a website — and shows an approval dialog. You'll meet these all day.</w:t>
-      </w:r>
-    </w:p>
     <w:p>
       <w:pPr>
         <w:pStyle w:val="BodyText"/>
@@ -2344,65 +2304,13 @@
           <w:b/>
           <w:bCs/>
         </w:rPr>
-        <w:t xml:space="preserve">⚠️ Approve one at a time.</w:t>
-      </w:r>
-      <w:r>
-        <w:t xml:space="preserve"> </w:t>
-      </w:r>
-      <w:r>
-        <w:t xml:space="preserve">Each approval dialog offers the action button (e.g.,</w:t>
-      </w:r>
-      <w:r>
-        <w:t xml:space="preserve"> </w:t>
-      </w:r>
-      <w:r>
-        <w:rPr>
-          <w:b/>
-          <w:bCs/>
-        </w:rPr>
-        <w:t xml:space="preserve">Send</w:t>
-      </w:r>
-      <w:r>
-        <w:t xml:space="preserve">,</w:t>
-      </w:r>
-      <w:r>
-        <w:t xml:space="preserve"> </w:t>
-      </w:r>
-      <w:r>
-        <w:rPr>
-          <w:b/>
-          <w:bCs/>
-        </w:rPr>
-        <w:t xml:space="preserve">Create</w:t>
-      </w:r>
-      <w:r>
-        <w:t xml:space="preserve">),</w:t>
-      </w:r>
-      <w:r>
-        <w:t xml:space="preserve"> </w:t>
-      </w:r>
-      <w:r>
-        <w:rPr>
-          <w:b/>
-          <w:bCs/>
-        </w:rPr>
-        <w:t xml:space="preserve">Cancel</w:t>
-      </w:r>
-      <w:r>
-        <w:t xml:space="preserve">, and</w:t>
-      </w:r>
-      <w:r>
-        <w:t xml:space="preserve"> </w:t>
-      </w:r>
-      <w:r>
-        <w:rPr>
-          <w:b/>
-          <w:bCs/>
-        </w:rPr>
-        <w:t xml:space="preserve">Show parameters</w:t>
-      </w:r>
-      <w:r>
-        <w:t xml:space="preserve">. It may also offer</w:t>
+        <w:t xml:space="preserve">Safety reminder:</w:t>
+      </w:r>
+      <w:r>
+        <w:t xml:space="preserve"> </w:t>
+      </w:r>
+      <w:r>
+        <w:t xml:space="preserve">review and approve one action at a time; don't use</w:t>
       </w:r>
       <w:r>
         <w:t xml:space="preserve"> </w:t>
@@ -2428,89 +2336,23 @@
           <w:b/>
           <w:bCs/>
         </w:rPr>
-        <w:t xml:space="preserve">More</w:t>
-      </w:r>
-      <w:r>
-        <w:rPr>
-          <w:b/>
-          <w:bCs/>
-        </w:rPr>
-        <w:t xml:space="preserve"> </w:t>
-      </w:r>
-      <w:r>
-        <w:rPr>
-          <w:b/>
-          <w:bCs/>
-        </w:rPr>
-        <w:t xml:space="preserve">options → Always allow</w:t>
-      </w:r>
-      <w:r>
-        <w:t xml:space="preserve">.</w:t>
-      </w:r>
-      <w:r>
-        <w:t xml:space="preserve"> </w:t>
-      </w:r>
-      <w:r>
-        <w:rPr>
-          <w:b/>
-          <w:bCs/>
-        </w:rPr>
-        <w:t xml:space="preserve">Don't use Approve All or Always allow today</w:t>
-      </w:r>
-      <w:r>
-        <w:t xml:space="preserve">: one click would skip every</w:t>
-      </w:r>
-      <w:r>
-        <w:t xml:space="preserve"> </w:t>
-      </w:r>
-      <w:r>
-        <w:t xml:space="preserve">remaining checkpoint and could bulk-send or bulk-change things. Clicked one by mistake? Revoke it in the</w:t>
-      </w:r>
-      <w:r>
-        <w:t xml:space="preserve"> </w:t>
-      </w:r>
-      <w:r>
-        <w:t xml:space="preserve">side panel's</w:t>
-      </w:r>
-      <w:r>
-        <w:t xml:space="preserve"> </w:t>
-      </w:r>
-      <w:r>
-        <w:rPr>
-          <w:b/>
-          <w:bCs/>
-        </w:rPr>
-        <w:t xml:space="preserve">Permissions</w:t>
-      </w:r>
-      <w:r>
-        <w:t xml:space="preserve"> </w:t>
-      </w:r>
-      <w:r>
-        <w:t xml:space="preserve">section. Details:</w:t>
-      </w:r>
-      <w:r>
-        <w:t xml:space="preserve"> </w:t>
-      </w:r>
-      <w:hyperlink r:id="rId20">
-        <w:r>
-          <w:rPr>
-            <w:rStyle w:val="Hyperlink"/>
-          </w:rPr>
-          <w:t xml:space="preserve">How approvals work</w:t>
-        </w:r>
-      </w:hyperlink>
-      <w:r>
-        <w:t xml:space="preserve">.</w:t>
-      </w:r>
-    </w:p>
-    <w:bookmarkEnd w:id="22"/>
-    <w:bookmarkStart w:id="26" w:name="e-prompting-best-practices"/>
+        <w:t xml:space="preserve">Always allow</w:t>
+      </w:r>
+      <w:r>
+        <w:t xml:space="preserve"> </w:t>
+      </w:r>
+      <w:r>
+        <w:t xml:space="preserve">during the exercises.</w:t>
+      </w:r>
+    </w:p>
+    <w:bookmarkEnd w:id="21"/>
+    <w:bookmarkStart w:id="25" w:name="d-prompting-best-practices"/>
     <w:p>
       <w:pPr>
         <w:pStyle w:val="Heading3"/>
       </w:pPr>
       <w:r>
-        <w:t xml:space="preserve">E. Prompting best practices</w:t>
+        <w:t xml:space="preserve">D. Prompting best practices</w:t>
       </w:r>
     </w:p>
     <w:p>
@@ -2558,18 +2400,18 @@
           <wp:inline>
             <wp:extent cx="5952564" cy="549835"/>
             <wp:effectExtent b="0" l="0" r="0" t="0"/>
-            <wp:docPr descr="Prompt key: Goal (blue) is the outcome, for whom, and why; Source (green) is the files, sites, or data to use; Expectations (orange) describe what good looks like; Constraints (purple) say what Cowork must not do" title="" id="24" name="Picture"/>
+            <wp:docPr descr="Prompt key: Goal (blue) is the outcome, for whom, and why; Source (green) is the files, sites, or data to use; Expectations (orange) describe what good looks like; Constraints (purple) say what Cowork must not do" title="" id="23" name="Picture"/>
             <a:graphic>
               <a:graphicData uri="http://schemas.openxmlformats.org/drawingml/2006/picture">
                 <pic:pic>
                   <pic:nvPicPr>
-                    <pic:cNvPr descr="../reference/media/prompt-key.png" id="25" name="Picture"/>
+                    <pic:cNvPr descr="../reference/media/prompt-key.png" id="24" name="Picture"/>
                     <pic:cNvPicPr>
                       <a:picLocks noChangeArrowheads="1" noChangeAspect="1"/>
                     </pic:cNvPicPr>
                   </pic:nvPicPr>
                   <pic:blipFill>
-                    <a:blip r:embed="rId23"/>
+                    <a:blip r:embed="rId22"/>
                     <a:stretch>
                       <a:fillRect/>
                     </a:stretch>
@@ -3115,9 +2957,9 @@
         </w:pict>
       </w:r>
     </w:p>
+    <w:bookmarkEnd w:id="25"/>
     <w:bookmarkEnd w:id="26"/>
-    <w:bookmarkEnd w:id="27"/>
-    <w:bookmarkStart w:id="33" w:name="X993a517b6818e52a12224ed36c4a9a693efa9d6"/>
+    <w:bookmarkStart w:id="32" w:name="X993a517b6818e52a12224ed36c4a9a693efa9d6"/>
     <w:p>
       <w:pPr>
         <w:pStyle w:val="Heading2"/>
@@ -3568,7 +3410,7 @@
         <w:t xml:space="preserve">.</w:t>
       </w:r>
     </w:p>
-    <w:bookmarkStart w:id="28" w:name="task-1a--research"/>
+    <w:bookmarkStart w:id="27" w:name="task-1a--research"/>
     <w:p>
       <w:pPr>
         <w:pStyle w:val="Heading3"/>
@@ -3806,8 +3648,8 @@
         <w:t xml:space="preserve">and check that each one supports the claim it's attached to.</w:t>
       </w:r>
     </w:p>
-    <w:bookmarkEnd w:id="28"/>
-    <w:bookmarkStart w:id="29" w:name="X0d766ca5e829ee71993ed2e6c6be57659e4cfb0"/>
+    <w:bookmarkEnd w:id="27"/>
+    <w:bookmarkStart w:id="28" w:name="X0d766ca5e829ee71993ed2e6c6be57659e4cfb0"/>
     <w:p>
       <w:pPr>
         <w:pStyle w:val="Heading3"/>
@@ -3957,8 +3799,8 @@
         <w:t xml:space="preserve">and suggest 5 interview questions.</w:t>
       </w:r>
     </w:p>
-    <w:bookmarkEnd w:id="29"/>
-    <w:bookmarkStart w:id="30" w:name="X67275c09ddb07509abe67d1d92ac1d793be3858"/>
+    <w:bookmarkEnd w:id="28"/>
+    <w:bookmarkStart w:id="29" w:name="X67275c09ddb07509abe67d1d92ac1d793be3858"/>
     <w:p>
       <w:pPr>
         <w:pStyle w:val="Heading3"/>
@@ -4256,8 +4098,8 @@
         <w:t xml:space="preserve">calculated.</w:t>
       </w:r>
     </w:p>
-    <w:bookmarkEnd w:id="30"/>
-    <w:bookmarkStart w:id="32" w:name="optional--check-what-the-task-cost"/>
+    <w:bookmarkEnd w:id="29"/>
+    <w:bookmarkStart w:id="31" w:name="optional--check-what-the-task-cost"/>
     <w:p>
       <w:pPr>
         <w:pStyle w:val="Heading3"/>
@@ -4546,7 +4388,7 @@
       <w:r>
         <w:t xml:space="preserve"> </w:t>
       </w:r>
-      <w:hyperlink r:id="rId31">
+      <w:hyperlink r:id="rId30">
         <w:r>
           <w:rPr>
             <w:rStyle w:val="Hyperlink"/>
@@ -4727,9 +4569,9 @@
         </w:pict>
       </w:r>
     </w:p>
+    <w:bookmarkEnd w:id="31"/>
     <w:bookmarkEnd w:id="32"/>
-    <w:bookmarkEnd w:id="33"/>
-    <w:bookmarkStart w:id="39" w:name="X72598e29ff4a420c42d16f4c57c57e3cbea00d3"/>
+    <w:bookmarkStart w:id="38" w:name="X72598e29ff4a420c42d16f4c57c57e3cbea00d3"/>
     <w:p>
       <w:pPr>
         <w:pStyle w:val="Heading2"/>
@@ -5422,7 +5264,7 @@
       <w:r>
         <w:t xml:space="preserve"> </w:t>
       </w:r>
-      <w:hyperlink r:id="rId34">
+      <w:hyperlink r:id="rId33">
         <w:r>
           <w:rPr>
             <w:rStyle w:val="Hyperlink"/>
@@ -5440,7 +5282,7 @@
         <w:t xml:space="preserve">and follow the facilitator's demo.</w:t>
       </w:r>
     </w:p>
-    <w:bookmarkStart w:id="37" w:name="task-2a--navigate-two-websites"/>
+    <w:bookmarkStart w:id="36" w:name="task-2a--navigate-two-websites"/>
     <w:p>
       <w:pPr>
         <w:pStyle w:val="Heading3"/>
@@ -5559,7 +5401,7 @@
         </w:rPr>
         <w:t xml:space="preserve"> </w:t>
       </w:r>
-      <w:hyperlink r:id="rId35">
+      <w:hyperlink r:id="rId34">
         <w:r>
           <w:rPr>
             <w:rStyle w:val="Hyperlink"/>
@@ -5638,7 +5480,7 @@
         </w:rPr>
         <w:t xml:space="preserve"> </w:t>
       </w:r>
-      <w:hyperlink r:id="rId36">
+      <w:hyperlink r:id="rId35">
         <w:r>
           <w:rPr>
             <w:rStyle w:val="Hyperlink"/>
@@ -5936,8 +5778,8 @@
         <w:t xml:space="preserve">and check one claim on each page yourself.</w:t>
       </w:r>
     </w:p>
-    <w:bookmarkEnd w:id="37"/>
-    <w:bookmarkStart w:id="38" w:name="Xae8171c65936065ddf18aa5abb555eceece12ac"/>
+    <w:bookmarkEnd w:id="36"/>
+    <w:bookmarkStart w:id="37" w:name="Xae8171c65936065ddf18aa5abb555eceece12ac"/>
     <w:p>
       <w:pPr>
         <w:pStyle w:val="Heading3"/>
@@ -6320,7 +6162,7 @@
         </w:rPr>
         <w:t xml:space="preserve"> </w:t>
       </w:r>
-      <w:hyperlink r:id="rId35">
+      <w:hyperlink r:id="rId34">
         <w:r>
           <w:rPr>
             <w:rStyle w:val="Hyperlink"/>
@@ -6469,7 +6311,7 @@
         </w:rPr>
         <w:t xml:space="preserve"> </w:t>
       </w:r>
-      <w:hyperlink r:id="rId36">
+      <w:hyperlink r:id="rId35">
         <w:r>
           <w:rPr>
             <w:rStyle w:val="Hyperlink"/>
@@ -6585,9 +6427,9 @@
         </w:pict>
       </w:r>
     </w:p>
+    <w:bookmarkEnd w:id="37"/>
     <w:bookmarkEnd w:id="38"/>
-    <w:bookmarkEnd w:id="39"/>
-    <w:bookmarkStart w:id="45" w:name="Xe72f814e02e2ac8e94efeada1fbd4c3815e374a"/>
+    <w:bookmarkStart w:id="44" w:name="Xe72f814e02e2ac8e94efeada1fbd4c3815e374a"/>
     <w:p>
       <w:pPr>
         <w:pStyle w:val="Heading2"/>
@@ -6948,7 +6790,7 @@
       <w:r>
         <w:t xml:space="preserve"> </w:t>
       </w:r>
-      <w:hyperlink r:id="rId40">
+      <w:hyperlink r:id="rId39">
         <w:r>
           <w:rPr>
             <w:rStyle w:val="Hyperlink"/>
@@ -6998,7 +6840,7 @@
         <w:t xml:space="preserve">flow and read the evaluation.</w:t>
       </w:r>
     </w:p>
-    <w:bookmarkStart w:id="41" w:name="build-it-guided-customize-page"/>
+    <w:bookmarkStart w:id="40" w:name="build-it-guided-customize-page"/>
     <w:p>
       <w:pPr>
         <w:pStyle w:val="Heading3"/>
@@ -7557,8 +7399,8 @@
         <w:t xml:space="preserve">.</w:t>
       </w:r>
     </w:p>
-    <w:bookmarkEnd w:id="41"/>
-    <w:bookmarkStart w:id="42" w:name="read-the-evaluation"/>
+    <w:bookmarkEnd w:id="40"/>
+    <w:bookmarkStart w:id="41" w:name="read-the-evaluation"/>
     <w:p>
       <w:pPr>
         <w:pStyle w:val="Heading3"/>
@@ -7651,8 +7493,8 @@
         <w:t xml:space="preserve">improve (usually clearer trigger wording or tighter scope) — tweak and re-confirm.</w:t>
       </w:r>
     </w:p>
-    <w:bookmarkEnd w:id="42"/>
-    <w:bookmarkStart w:id="44" w:name="test-it"/>
+    <w:bookmarkEnd w:id="41"/>
+    <w:bookmarkStart w:id="43" w:name="test-it"/>
     <w:p>
       <w:pPr>
         <w:pStyle w:val="Heading3"/>
@@ -8068,7 +7910,7 @@
       <w:r>
         <w:t xml:space="preserve"> </w:t>
       </w:r>
-      <w:hyperlink r:id="rId43">
+      <w:hyperlink r:id="rId42">
         <w:r>
           <w:rPr>
             <w:rStyle w:val="Hyperlink"/>
@@ -8087,15 +7929,15 @@
         </w:pict>
       </w:r>
     </w:p>
+    <w:bookmarkEnd w:id="43"/>
     <w:bookmarkEnd w:id="44"/>
-    <w:bookmarkEnd w:id="45"/>
-    <w:bookmarkStart w:id="48" w:name="X977279973dbc549cabc695b4259783212a7ef53"/>
+    <w:bookmarkStart w:id="47" w:name="X01212f0678274ab0aab4c515111595a1999f1c3"/>
     <w:p>
       <w:pPr>
         <w:pStyle w:val="Heading2"/>
       </w:pPr>
       <w:r>
-        <w:t xml:space="preserve">Exercise 4 — Recruiting + reporting mini-lab (10 min)</w:t>
+        <w:t xml:space="preserve">Exercise 4 — Recruiting + reporting mini-lab (15 min)</w:t>
       </w:r>
     </w:p>
     <w:p>
@@ -8416,7 +8258,7 @@
         <w:t xml:space="preserve">analysis, and how to verify the numbers.</w:t>
       </w:r>
     </w:p>
-    <w:bookmarkStart w:id="46" w:name="task-4a--inclusive-job-posting"/>
+    <w:bookmarkStart w:id="45" w:name="task-4a--inclusive-job-posting"/>
     <w:p>
       <w:pPr>
         <w:pStyle w:val="Heading3"/>
@@ -8696,8 +8538,8 @@
         <w:t xml:space="preserve">Don't add pay figures, perks, or requirements that aren't in the description.</w:t>
       </w:r>
     </w:p>
-    <w:bookmarkEnd w:id="46"/>
-    <w:bookmarkStart w:id="47" w:name="task-4b--ticket-summary-report"/>
+    <w:bookmarkEnd w:id="45"/>
+    <w:bookmarkStart w:id="46" w:name="task-4b--ticket-summary-report"/>
     <w:p>
       <w:pPr>
         <w:pStyle w:val="Heading3"/>
@@ -9063,9 +8905,9 @@
         </w:pict>
       </w:r>
     </w:p>
+    <w:bookmarkEnd w:id="46"/>
     <w:bookmarkEnd w:id="47"/>
-    <w:bookmarkEnd w:id="48"/>
-    <w:bookmarkStart w:id="49" w:name="coffee-break-15-min"/>
+    <w:bookmarkStart w:id="48" w:name="coffee-break-15-min"/>
     <w:p>
       <w:pPr>
         <w:pStyle w:val="Heading2"/>
@@ -9089,8 +8931,8 @@
         </w:pict>
       </w:r>
     </w:p>
-    <w:bookmarkEnd w:id="49"/>
-    <w:bookmarkStart w:id="53" w:name="X9daa226014c1047717688b4d3edefb1f8f37296"/>
+    <w:bookmarkEnd w:id="48"/>
+    <w:bookmarkStart w:id="52" w:name="X9daa226014c1047717688b4d3edefb1f8f37296"/>
     <w:p>
       <w:pPr>
         <w:pStyle w:val="Heading2"/>
@@ -9482,7 +9324,7 @@
         <w:t xml:space="preserve">ready. (Sofia is fictional, so invite and address only yourself, and nothing reaches anyone.)</w:t>
       </w:r>
     </w:p>
-    <w:bookmarkStart w:id="50" w:name="Xecd8a67bde6e81740d288f24c39834706d62a2c"/>
+    <w:bookmarkStart w:id="49" w:name="Xecd8a67bde6e81740d288f24c39834706d62a2c"/>
     <w:p>
       <w:pPr>
         <w:pStyle w:val="Heading3"/>
@@ -9720,8 +9562,8 @@
         <w:t xml:space="preserve">skill chip load.</w:t>
       </w:r>
     </w:p>
-    <w:bookmarkEnd w:id="50"/>
-    <w:bookmarkStart w:id="51" w:name="Xc689ffb6f3932915c000759173557de06c24f78"/>
+    <w:bookmarkEnd w:id="49"/>
+    <w:bookmarkStart w:id="50" w:name="Xc689ffb6f3932915c000759173557de06c24f78"/>
     <w:p>
       <w:pPr>
         <w:pStyle w:val="Heading3"/>
@@ -9881,8 +9723,8 @@
         <w:t xml:space="preserve">only; don't add real people.</w:t>
       </w:r>
     </w:p>
-    <w:bookmarkEnd w:id="51"/>
-    <w:bookmarkStart w:id="52" w:name="X35d84197043698a2bea9c5108e84a7738263764"/>
+    <w:bookmarkEnd w:id="50"/>
+    <w:bookmarkStart w:id="51" w:name="X35d84197043698a2bea9c5108e84a7738263764"/>
     <w:p>
       <w:pPr>
         <w:pStyle w:val="Heading3"/>
@@ -10103,9 +9945,9 @@
         </w:pict>
       </w:r>
     </w:p>
+    <w:bookmarkEnd w:id="51"/>
     <w:bookmarkEnd w:id="52"/>
-    <w:bookmarkEnd w:id="53"/>
-    <w:bookmarkStart w:id="57" w:name="exercise-6--automate--share-15-min"/>
+    <w:bookmarkStart w:id="56" w:name="exercise-6--automate--share-15-min"/>
     <w:p>
       <w:pPr>
         <w:pStyle w:val="Heading2"/>
@@ -10460,7 +10302,7 @@
         <w:t xml:space="preserve">skill.</w:t>
       </w:r>
     </w:p>
-    <w:bookmarkStart w:id="54" w:name="X405ad96260c5f0e842f232a0e886e77beb32316"/>
+    <w:bookmarkStart w:id="53" w:name="X405ad96260c5f0e842f232a0e886e77beb32316"/>
     <w:p>
       <w:pPr>
         <w:pStyle w:val="Heading3"/>
@@ -10860,8 +10702,8 @@
         <w:t xml:space="preserve">as the high-priority open ticket.</w:t>
       </w:r>
     </w:p>
-    <w:bookmarkEnd w:id="54"/>
-    <w:bookmarkStart w:id="55" w:name="Xff1edf813017aa10b2b8bcc3b3c42b038044656"/>
+    <w:bookmarkEnd w:id="53"/>
+    <w:bookmarkStart w:id="54" w:name="Xff1edf813017aa10b2b8bcc3b3c42b038044656"/>
     <w:p>
       <w:pPr>
         <w:pStyle w:val="Heading3"/>
@@ -10950,8 +10792,8 @@
         <w:t xml:space="preserve">skill chip load.</w:t>
       </w:r>
     </w:p>
-    <w:bookmarkEnd w:id="55"/>
-    <w:bookmarkStart w:id="56" w:name="Xef6a82a03ba78a2df230de4d138a89f4d436c0c"/>
+    <w:bookmarkEnd w:id="54"/>
+    <w:bookmarkStart w:id="55" w:name="Xef6a82a03ba78a2df230de4d138a89f4d436c0c"/>
     <w:p>
       <w:pPr>
         <w:pStyle w:val="Heading3"/>
@@ -11208,9 +11050,9 @@
         </w:pict>
       </w:r>
     </w:p>
+    <w:bookmarkEnd w:id="55"/>
     <w:bookmarkEnd w:id="56"/>
-    <w:bookmarkEnd w:id="57"/>
-    <w:bookmarkStart w:id="64" w:name="X400c953b5e47e7d57b8cfd13d00d8438b9415af"/>
+    <w:bookmarkStart w:id="63" w:name="X400c953b5e47e7d57b8cfd13d00d8438b9415af"/>
     <w:p>
       <w:pPr>
         <w:pStyle w:val="Heading2"/>
@@ -11732,7 +11574,7 @@
       <w:r>
         <w:t xml:space="preserve"> </w:t>
       </w:r>
-      <w:hyperlink r:id="rId58">
+      <w:hyperlink r:id="rId57">
         <w:r>
           <w:rPr>
             <w:rStyle w:val="Hyperlink"/>
@@ -11822,7 +11664,7 @@
         <w:t xml:space="preserve">job.</w:t>
       </w:r>
     </w:p>
-    <w:bookmarkStart w:id="59" w:name="step-1--open-agent-builder"/>
+    <w:bookmarkStart w:id="58" w:name="step-1--open-agent-builder"/>
     <w:p>
       <w:pPr>
         <w:pStyle w:val="Heading3"/>
@@ -11890,8 +11732,8 @@
         <w:t xml:space="preserve">. (Desktop/web only — not mobile.)</w:t>
       </w:r>
     </w:p>
-    <w:bookmarkEnd w:id="59"/>
-    <w:bookmarkStart w:id="60" w:name="step-2--describe-the-agent"/>
+    <w:bookmarkEnd w:id="58"/>
+    <w:bookmarkStart w:id="59" w:name="step-2--describe-the-agent"/>
     <w:p>
       <w:pPr>
         <w:pStyle w:val="Heading3"/>
@@ -12077,8 +11919,8 @@
         <w:t xml:space="preserve">redirect them to HR.</w:t>
       </w:r>
     </w:p>
-    <w:bookmarkEnd w:id="60"/>
-    <w:bookmarkStart w:id="61" w:name="X4e20f1bdfe5bbcffb0fc07eef90ff51b7d0218f"/>
+    <w:bookmarkEnd w:id="59"/>
+    <w:bookmarkStart w:id="60" w:name="X4e20f1bdfe5bbcffb0fc07eef90ff51b7d0218f"/>
     <w:p>
       <w:pPr>
         <w:pStyle w:val="Heading3"/>
@@ -12470,8 +12312,8 @@
         <w:t xml:space="preserve">Zava's open enrollment?", "What are Zava's anchor office days?"</w:t>
       </w:r>
     </w:p>
-    <w:bookmarkEnd w:id="61"/>
-    <w:bookmarkStart w:id="62" w:name="step-4--test-on-try-it"/>
+    <w:bookmarkEnd w:id="60"/>
+    <w:bookmarkStart w:id="61" w:name="step-4--test-on-try-it"/>
     <w:p>
       <w:pPr>
         <w:pStyle w:val="Heading3"/>
@@ -12655,8 +12497,8 @@
         <w:t xml:space="preserve">.</w:t>
       </w:r>
     </w:p>
-    <w:bookmarkEnd w:id="62"/>
-    <w:bookmarkStart w:id="63" w:name="step-5--optional-share--publish"/>
+    <w:bookmarkEnd w:id="61"/>
+    <w:bookmarkStart w:id="62" w:name="step-5--optional-share--publish"/>
     <w:p>
       <w:pPr>
         <w:pStyle w:val="Heading3"/>
@@ -12796,9 +12638,9 @@
         </w:pict>
       </w:r>
     </w:p>
+    <w:bookmarkEnd w:id="62"/>
     <w:bookmarkEnd w:id="63"/>
-    <w:bookmarkEnd w:id="64"/>
-    <w:bookmarkStart w:id="66" w:name="X60bb94dc48e8100622bc28d8c02d27e4c39c340"/>
+    <w:bookmarkStart w:id="65" w:name="X60bb94dc48e8100622bc28d8c02d27e4c39c340"/>
     <w:p>
       <w:pPr>
         <w:pStyle w:val="Heading2"/>
@@ -13834,7 +13676,7 @@
         <w:t xml:space="preserve">Skip them for now and move on to step 3.</w:t>
       </w:r>
     </w:p>
-    <w:bookmarkStart w:id="65" w:name="prompt"/>
+    <w:bookmarkStart w:id="64" w:name="prompt"/>
     <w:p>
       <w:pPr>
         <w:pStyle w:val="Heading3"/>
@@ -15070,31 +14912,245 @@
         </w:pict>
       </w:r>
     </w:p>
+    <w:bookmarkEnd w:id="64"/>
     <w:bookmarkEnd w:id="65"/>
+    <w:bookmarkStart w:id="72" w:name="optional-sections"/>
+    <w:p>
+      <w:pPr>
+        <w:pStyle w:val="Heading2"/>
+      </w:pPr>
+      <w:r>
+        <w:t xml:space="preserve">Optional Sections</w:t>
+      </w:r>
+    </w:p>
+    <w:p>
+      <w:pPr>
+        <w:pStyle w:val="FirstParagraph"/>
+      </w:pPr>
+      <w:r>
+        <w:t xml:space="preserve">These are not required for any exercise. Try them after Exercise 8 if time allows, or after the</w:t>
+      </w:r>
+      <w:r>
+        <w:t xml:space="preserve"> </w:t>
+      </w:r>
+      <w:r>
+        <w:t xml:space="preserve">workshop; keep the five-minute wrap-up and schedule cleanup.</w:t>
+      </w:r>
+    </w:p>
+    <w:bookmarkStart w:id="66" w:name="how-approvals-work--one-at-a-time"/>
+    <w:p>
+      <w:pPr>
+        <w:pStyle w:val="Heading3"/>
+      </w:pPr>
+      <w:r>
+        <w:t xml:space="preserve">How approvals work — one at a time</w:t>
+      </w:r>
+    </w:p>
+    <w:p>
+      <w:pPr>
+        <w:pStyle w:val="FirstParagraph"/>
+      </w:pPr>
+      <w:r>
+        <w:t xml:space="preserve">Cowork</w:t>
+      </w:r>
+      <w:r>
+        <w:t xml:space="preserve"> </w:t>
+      </w:r>
+      <w:r>
+        <w:rPr>
+          <w:b/>
+          <w:bCs/>
+        </w:rPr>
+        <w:t xml:space="preserve">pauses before it acts</w:t>
+      </w:r>
+      <w:r>
+        <w:t xml:space="preserve"> </w:t>
+      </w:r>
+      <w:r>
+        <w:t xml:space="preserve">— before it sends, schedules, saves a skill, or does something</w:t>
+      </w:r>
+      <w:r>
+        <w:t xml:space="preserve"> </w:t>
+      </w:r>
+      <w:r>
+        <w:t xml:space="preserve">consequential in a website — and shows an approval dialog.</w:t>
+      </w:r>
+    </w:p>
+    <w:p>
+      <w:pPr>
+        <w:pStyle w:val="BodyText"/>
+        <w:pBdr>
+          <w:left w:val="single" w:sz="18" w:space="8" w:color="3B1041"/>
+        </w:pBdr>
+        <w:shd w:val="clear" w:color="auto" w:fill="FBF6FD"/>
+        <w:spacing w:before="30" w:after="30"/>
+        <w:ind w:left="288" w:right="144"/>
+      </w:pPr>
+      <w:r>
+        <w:rPr>
+          <w:b/>
+          <w:bCs/>
+        </w:rPr>
+        <w:t xml:space="preserve">⚠️ Approve one at a time.</w:t>
+      </w:r>
+      <w:r>
+        <w:t xml:space="preserve"> </w:t>
+      </w:r>
+      <w:r>
+        <w:t xml:space="preserve">Each approval dialog offers the action button (e.g.,</w:t>
+      </w:r>
+      <w:r>
+        <w:t xml:space="preserve"> </w:t>
+      </w:r>
+      <w:r>
+        <w:rPr>
+          <w:b/>
+          <w:bCs/>
+        </w:rPr>
+        <w:t xml:space="preserve">Send</w:t>
+      </w:r>
+      <w:r>
+        <w:t xml:space="preserve">,</w:t>
+      </w:r>
+      <w:r>
+        <w:t xml:space="preserve"> </w:t>
+      </w:r>
+      <w:r>
+        <w:rPr>
+          <w:b/>
+          <w:bCs/>
+        </w:rPr>
+        <w:t xml:space="preserve">Create</w:t>
+      </w:r>
+      <w:r>
+        <w:t xml:space="preserve">),</w:t>
+      </w:r>
+      <w:r>
+        <w:t xml:space="preserve"> </w:t>
+      </w:r>
+      <w:r>
+        <w:rPr>
+          <w:b/>
+          <w:bCs/>
+        </w:rPr>
+        <w:t xml:space="preserve">Cancel</w:t>
+      </w:r>
+      <w:r>
+        <w:t xml:space="preserve">, and</w:t>
+      </w:r>
+      <w:r>
+        <w:t xml:space="preserve"> </w:t>
+      </w:r>
+      <w:r>
+        <w:rPr>
+          <w:b/>
+          <w:bCs/>
+        </w:rPr>
+        <w:t xml:space="preserve">Show parameters</w:t>
+      </w:r>
+      <w:r>
+        <w:t xml:space="preserve">. It may also offer</w:t>
+      </w:r>
+      <w:r>
+        <w:t xml:space="preserve"> </w:t>
+      </w:r>
+      <w:r>
+        <w:rPr>
+          <w:b/>
+          <w:bCs/>
+        </w:rPr>
+        <w:t xml:space="preserve">Approve All</w:t>
+      </w:r>
+      <w:r>
+        <w:t xml:space="preserve"> </w:t>
+      </w:r>
+      <w:r>
+        <w:t xml:space="preserve">or</w:t>
+      </w:r>
+      <w:r>
+        <w:t xml:space="preserve"> </w:t>
+      </w:r>
+      <w:r>
+        <w:rPr>
+          <w:b/>
+          <w:bCs/>
+        </w:rPr>
+        <w:t xml:space="preserve">More</w:t>
+      </w:r>
+      <w:r>
+        <w:rPr>
+          <w:b/>
+          <w:bCs/>
+        </w:rPr>
+        <w:t xml:space="preserve"> </w:t>
+      </w:r>
+      <w:r>
+        <w:rPr>
+          <w:b/>
+          <w:bCs/>
+        </w:rPr>
+        <w:t xml:space="preserve">options → Always allow</w:t>
+      </w:r>
+      <w:r>
+        <w:t xml:space="preserve">.</w:t>
+      </w:r>
+      <w:r>
+        <w:t xml:space="preserve"> </w:t>
+      </w:r>
+      <w:r>
+        <w:rPr>
+          <w:b/>
+          <w:bCs/>
+        </w:rPr>
+        <w:t xml:space="preserve">Don't use Approve All or Always allow today</w:t>
+      </w:r>
+      <w:r>
+        <w:t xml:space="preserve">: one click would skip every</w:t>
+      </w:r>
+      <w:r>
+        <w:t xml:space="preserve"> </w:t>
+      </w:r>
+      <w:r>
+        <w:t xml:space="preserve">remaining checkpoint and could bulk-send or bulk-change things. Clicked one by mistake? Revoke it in the</w:t>
+      </w:r>
+      <w:r>
+        <w:t xml:space="preserve"> </w:t>
+      </w:r>
+      <w:r>
+        <w:t xml:space="preserve">side panel's</w:t>
+      </w:r>
+      <w:r>
+        <w:t xml:space="preserve"> </w:t>
+      </w:r>
+      <w:r>
+        <w:rPr>
+          <w:b/>
+          <w:bCs/>
+        </w:rPr>
+        <w:t xml:space="preserve">Permissions</w:t>
+      </w:r>
+      <w:r>
+        <w:t xml:space="preserve"> </w:t>
+      </w:r>
+      <w:r>
+        <w:t xml:space="preserve">section. Details:</w:t>
+      </w:r>
+      <w:r>
+        <w:t xml:space="preserve"> </w:t>
+      </w:r>
+      <w:hyperlink r:id="rId20">
+        <w:r>
+          <w:rPr>
+            <w:rStyle w:val="Hyperlink"/>
+          </w:rPr>
+          <w:t xml:space="preserve">How approvals work</w:t>
+        </w:r>
+      </w:hyperlink>
+      <w:r>
+        <w:t xml:space="preserve">.</w:t>
+      </w:r>
+    </w:p>
     <w:bookmarkEnd w:id="66"/>
-    <w:bookmarkStart w:id="72" w:name="optional-sections"/>
-    <w:p>
-      <w:pPr>
-        <w:pStyle w:val="Heading2"/>
-      </w:pPr>
-      <w:r>
-        <w:t xml:space="preserve">Optional Sections</w:t>
-      </w:r>
-    </w:p>
-    <w:p>
-      <w:pPr>
-        <w:pStyle w:val="FirstParagraph"/>
-      </w:pPr>
-      <w:r>
-        <w:t xml:space="preserve">These are not required for any exercise. Try them after Exercise 8 if time allows, or after the</w:t>
-      </w:r>
-      <w:r>
-        <w:t xml:space="preserve"> </w:t>
-      </w:r>
-      <w:r>
-        <w:t xml:space="preserve">workshop; keep the five-minute wrap-up and schedule cleanup.</w:t>
-      </w:r>
-    </w:p>
     <w:bookmarkStart w:id="71" w:name="customize-instructions-for-cowork-1-min"/>
     <w:p>
       <w:pPr>
@@ -16276,7 +16332,7 @@
       <w:r>
         <w:t xml:space="preserve"> </w:t>
       </w:r>
-      <w:hyperlink w:anchor="X977279973dbc549cabc695b4259783212a7ef53">
+      <w:hyperlink w:anchor="X01212f0678274ab0aab4c515111595a1999f1c3">
         <w:r>
           <w:rPr>
             <w:rStyle w:val="Hyperlink"/>

--- a/participant/participant-workbook.docx
+++ b/participant/participant-workbook.docx
@@ -764,12 +764,12 @@
       <w:r>
         <w:t xml:space="preserve"> </w:t>
       </w:r>
-      <w:hyperlink w:anchor="optional-sections">
+      <w:hyperlink w:anchor="appendix">
         <w:r>
           <w:rPr>
             <w:rStyle w:val="Hyperlink"/>
           </w:rPr>
-          <w:t xml:space="preserve">Optional Sections</w:t>
+          <w:t xml:space="preserve">Appendix</w:t>
         </w:r>
       </w:hyperlink>
       <w:r>
@@ -14914,13 +14914,13 @@
     </w:p>
     <w:bookmarkEnd w:id="64"/>
     <w:bookmarkEnd w:id="65"/>
-    <w:bookmarkStart w:id="72" w:name="optional-sections"/>
+    <w:bookmarkStart w:id="72" w:name="appendix"/>
     <w:p>
       <w:pPr>
         <w:pStyle w:val="Heading2"/>
       </w:pPr>
       <w:r>
-        <w:t xml:space="preserve">Optional Sections</w:t>
+        <w:t xml:space="preserve">Appendix</w:t>
       </w:r>
     </w:p>
     <w:p>
